--- a/internal_doc/03.开发设计/Sequence&AutoIncrement/Story-AutoIncrement.docx
+++ b/internal_doc/03.开发设计/Sequence&AutoIncrement/Story-AutoIncrement.docx
@@ -476,11 +476,6 @@
       </w:r>
     </w:p>
     <w:p>
-      <w:pPr>
-        <w:rPr>
-          <w:rFonts w:hint="eastAsia"/>
-        </w:rPr>
-      </w:pPr>
       <w:r>
         <w:rPr>
           <w:rFonts w:hint="eastAsia"/>
@@ -545,11 +540,6 @@
       </w:r>
     </w:p>
     <w:p>
-      <w:pPr>
-        <w:rPr>
-          <w:rFonts w:hint="eastAsia"/>
-        </w:rPr>
-      </w:pPr>
       <w:r>
         <w:rPr>
           <w:rFonts w:hint="eastAsia"/>
@@ -558,11 +548,6 @@
       </w:r>
     </w:p>
     <w:p>
-      <w:pPr>
-        <w:rPr>
-          <w:rFonts w:hint="eastAsia"/>
-        </w:rPr>
-      </w:pPr>
       <w:r>
         <w:rPr>
           <w:rFonts w:hint="eastAsia"/>
@@ -571,11 +556,6 @@
       </w:r>
     </w:p>
     <w:p>
-      <w:pPr>
-        <w:rPr>
-          <w:rFonts w:hint="eastAsia"/>
-        </w:rPr>
-      </w:pPr>
       <w:r>
         <w:rPr>
           <w:rFonts w:hint="eastAsia"/>
@@ -584,11 +564,6 @@
       </w:r>
     </w:p>
     <w:p>
-      <w:pPr>
-        <w:rPr>
-          <w:rFonts w:hint="eastAsia"/>
-        </w:rPr>
-      </w:pPr>
       <w:r>
         <w:rPr>
           <w:rFonts w:hint="eastAsia"/>
@@ -597,11 +572,6 @@
       </w:r>
     </w:p>
     <w:p>
-      <w:pPr>
-        <w:rPr>
-          <w:rFonts w:hint="eastAsia"/>
-        </w:rPr>
-      </w:pPr>
       <w:r>
         <w:rPr>
           <w:rFonts w:hint="eastAsia"/>
@@ -610,11 +580,6 @@
       </w:r>
     </w:p>
     <w:p>
-      <w:pPr>
-        <w:rPr>
-          <w:rFonts w:hint="eastAsia"/>
-        </w:rPr>
-      </w:pPr>
       <w:r>
         <w:rPr>
           <w:rFonts w:hint="eastAsia"/>
@@ -641,11 +606,6 @@
       </w:r>
     </w:p>
     <w:p>
-      <w:pPr>
-        <w:rPr>
-          <w:rFonts w:hint="eastAsia"/>
-        </w:rPr>
-      </w:pPr>
       <w:r>
         <w:rPr>
           <w:rFonts w:hint="eastAsia"/>
@@ -654,11 +614,6 @@
       </w:r>
     </w:p>
     <w:p>
-      <w:pPr>
-        <w:rPr>
-          <w:rFonts w:hint="eastAsia"/>
-        </w:rPr>
-      </w:pPr>
       <w:r>
         <w:rPr>
           <w:rFonts w:hint="eastAsia"/>
@@ -668,11 +623,6 @@
       </w:r>
     </w:p>
     <w:p>
-      <w:pPr>
-        <w:rPr>
-          <w:rFonts w:hint="eastAsia"/>
-        </w:rPr>
-      </w:pPr>
       <w:r>
         <w:rPr>
           <w:rFonts w:hint="eastAsia"/>
@@ -681,11 +631,6 @@
       </w:r>
     </w:p>
     <w:p>
-      <w:pPr>
-        <w:rPr>
-          <w:rFonts w:hint="eastAsia"/>
-        </w:rPr>
-      </w:pPr>
       <w:r>
         <w:rPr>
           <w:rFonts w:hint="eastAsia"/>
@@ -717,11 +662,11 @@
         <w:tblLook w:val="04A0"/>
       </w:tblPr>
       <w:tblGrid>
-        <w:gridCol w:w="1826"/>
-        <w:gridCol w:w="1567"/>
-        <w:gridCol w:w="1622"/>
-        <w:gridCol w:w="1622"/>
-        <w:gridCol w:w="1622"/>
+        <w:gridCol w:w="1767"/>
+        <w:gridCol w:w="1498"/>
+        <w:gridCol w:w="1897"/>
+        <w:gridCol w:w="1571"/>
+        <w:gridCol w:w="1526"/>
       </w:tblGrid>
       <w:tr>
         <w:tc>
@@ -937,7 +882,14 @@
               <w:rPr>
                 <w:rFonts w:eastAsiaTheme="minorEastAsia" w:hint="eastAsia"/>
               </w:rPr>
-              <w:t>起始，不包含“</w:t>
+              <w:t>起始，</w:t>
+            </w:r>
+            <w:commentRangeStart w:id="0"/>
+            <w:r>
+              <w:rPr>
+                <w:rFonts w:eastAsiaTheme="minorEastAsia" w:hint="eastAsia"/>
+              </w:rPr>
+              <w:t>不包含“</w:t>
             </w:r>
             <w:r>
               <w:rPr>
@@ -950,6 +902,14 @@
                 <w:rFonts w:eastAsiaTheme="minorEastAsia" w:hint="eastAsia"/>
               </w:rPr>
               <w:t>”</w:t>
+            </w:r>
+            <w:commentRangeEnd w:id="0"/>
+            <w:r>
+              <w:rPr>
+                <w:rStyle w:val="CommentReference"/>
+                <w:rFonts w:eastAsiaTheme="minorEastAsia"/>
+              </w:rPr>
+              <w:commentReference w:id="0"/>
             </w:r>
           </w:p>
         </w:tc>
@@ -1555,7 +1515,7 @@
             <w:pPr>
               <w:ind w:left="0"/>
               <w:rPr>
-                <w:rFonts w:eastAsiaTheme="minorEastAsia" w:hint="eastAsia"/>
+                <w:rFonts w:eastAsiaTheme="minorEastAsia"/>
               </w:rPr>
             </w:pPr>
             <w:r>
@@ -1574,7 +1534,7 @@
             <w:pPr>
               <w:ind w:left="0"/>
               <w:rPr>
-                <w:rFonts w:eastAsiaTheme="minorEastAsia" w:hint="eastAsia"/>
+                <w:rFonts w:eastAsiaTheme="minorEastAsia"/>
               </w:rPr>
             </w:pPr>
             <w:r>
@@ -1592,9 +1552,6 @@
           <w:p>
             <w:pPr>
               <w:ind w:left="0"/>
-              <w:rPr>
-                <w:rFonts w:hint="eastAsia"/>
-              </w:rPr>
             </w:pPr>
             <w:r>
               <w:rPr>
@@ -1636,7 +1593,7 @@
             <w:pPr>
               <w:ind w:left="0"/>
               <w:rPr>
-                <w:rFonts w:eastAsiaTheme="minorEastAsia" w:hint="eastAsia"/>
+                <w:rFonts w:eastAsiaTheme="minorEastAsia"/>
               </w:rPr>
             </w:pPr>
             <w:r>
@@ -1655,7 +1612,7 @@
             <w:pPr>
               <w:ind w:left="0"/>
               <w:rPr>
-                <w:rFonts w:eastAsiaTheme="minorEastAsia" w:hint="eastAsia"/>
+                <w:rFonts w:eastAsiaTheme="minorEastAsia"/>
               </w:rPr>
             </w:pPr>
             <w:r>
@@ -1842,44 +1799,58 @@
               <w:rPr>
                 <w:rFonts w:eastAsiaTheme="minorEastAsia" w:hint="eastAsia"/>
               </w:rPr>
+              <w:t>"</w:t>
+            </w:r>
+            <w:commentRangeStart w:id="1"/>
+            <w:r>
+              <w:rPr>
+                <w:rFonts w:eastAsiaTheme="minorEastAsia" w:hint="eastAsia"/>
+              </w:rPr>
+              <w:t>default</w:t>
+            </w:r>
+            <w:commentRangeEnd w:id="1"/>
+            <w:r>
+              <w:rPr>
+                <w:rStyle w:val="CommentReference"/>
+                <w:rFonts w:eastAsiaTheme="minorEastAsia"/>
+              </w:rPr>
+              <w:commentReference w:id="1"/>
+            </w:r>
+            <w:r>
+              <w:rPr>
+                <w:rFonts w:eastAsiaTheme="minorEastAsia" w:hint="eastAsia"/>
+              </w:rPr>
+              <w:t>"</w:t>
+            </w:r>
+            <w:r>
+              <w:rPr>
+                <w:rFonts w:eastAsiaTheme="minorEastAsia" w:hint="eastAsia"/>
+              </w:rPr>
+              <w:t>。</w:t>
+            </w:r>
+            <w:r>
+              <w:rPr>
+                <w:rFonts w:eastAsiaTheme="minorEastAsia" w:hint="eastAsia"/>
+              </w:rPr>
+              <w:t>"always"</w:t>
+            </w:r>
+            <w:r>
+              <w:rPr>
+                <w:rFonts w:eastAsiaTheme="minorEastAsia" w:hint="eastAsia"/>
+              </w:rPr>
+              <w:t>表示自增自动总是由服务端生成，忽略客户端的设置。</w:t>
+            </w:r>
+            <w:r>
+              <w:rPr>
+                <w:rFonts w:eastAsiaTheme="minorEastAsia" w:hint="eastAsia"/>
+              </w:rPr>
               <w:t>"default"</w:t>
             </w:r>
             <w:r>
               <w:rPr>
                 <w:rFonts w:eastAsiaTheme="minorEastAsia" w:hint="eastAsia"/>
               </w:rPr>
-              <w:t>。</w:t>
-            </w:r>
-            <w:r>
-              <w:rPr>
-                <w:rFonts w:eastAsiaTheme="minorEastAsia" w:hint="eastAsia"/>
-              </w:rPr>
-              <w:t>"always"</w:t>
-            </w:r>
-            <w:r>
-              <w:rPr>
-                <w:rFonts w:eastAsiaTheme="minorEastAsia" w:hint="eastAsia"/>
-              </w:rPr>
-              <w:t>表示自增自动总是由服务端生成，忽略客户端的设置。</w:t>
-            </w:r>
-            <w:r>
-              <w:rPr>
-                <w:rFonts w:eastAsiaTheme="minorEastAsia" w:hint="eastAsia"/>
-              </w:rPr>
-              <w:t>"default"</w:t>
-            </w:r>
-            <w:r>
-              <w:rPr>
-                <w:rFonts w:eastAsiaTheme="minorEastAsia" w:hint="eastAsia"/>
-              </w:rPr>
-              <w:t>允</w:t>
-            </w:r>
-            <w:r>
-              <w:rPr>
-                <w:rFonts w:eastAsiaTheme="minorEastAsia" w:hint="eastAsia"/>
-              </w:rPr>
-              <w:lastRenderedPageBreak/>
-              <w:t>许客户端设置。</w:t>
+              <w:t>允许客户端设置。</w:t>
             </w:r>
           </w:p>
         </w:tc>
@@ -1898,7 +1869,6 @@
               <w:rPr>
                 <w:rFonts w:eastAsiaTheme="minorEastAsia" w:hint="eastAsia"/>
               </w:rPr>
-              <w:lastRenderedPageBreak/>
               <w:t>"default"</w:t>
             </w:r>
           </w:p>
@@ -1934,11 +1904,25 @@
         </w:numPr>
         <w:ind w:firstLineChars="0"/>
       </w:pPr>
-      <w:r>
-        <w:rPr>
-          <w:rFonts w:hint="eastAsia"/>
-        </w:rPr>
-        <w:t>自增字段不能是嵌套字段。</w:t>
+      <w:commentRangeStart w:id="2"/>
+      <w:r>
+        <w:rPr>
+          <w:rFonts w:hint="eastAsia"/>
+        </w:rPr>
+        <w:t>自增字段不能是嵌套字段</w:t>
+      </w:r>
+      <w:commentRangeEnd w:id="2"/>
+      <w:r>
+        <w:rPr>
+          <w:rStyle w:val="CommentReference"/>
+        </w:rPr>
+        <w:commentReference w:id="2"/>
+      </w:r>
+      <w:r>
+        <w:rPr>
+          <w:rFonts w:hint="eastAsia"/>
+        </w:rPr>
+        <w:t>。</w:t>
       </w:r>
     </w:p>
     <w:p>
@@ -2256,7 +2240,14 @@
         <w:rPr>
           <w:rFonts w:hint="eastAsia"/>
         </w:rPr>
-        <w:t>的值必须小于</w:t>
+        <w:t>的值必</w:t>
+      </w:r>
+      <w:r>
+        <w:rPr>
+          <w:rFonts w:hint="eastAsia"/>
+        </w:rPr>
+        <w:lastRenderedPageBreak/>
+        <w:t>须小于</w:t>
       </w:r>
       <w:r>
         <w:rPr>
@@ -2407,9 +2398,6 @@
           <w:numId w:val="9"/>
         </w:numPr>
         <w:ind w:firstLineChars="0"/>
-        <w:rPr>
-          <w:rFonts w:hint="eastAsia"/>
-        </w:rPr>
       </w:pPr>
       <w:r>
         <w:rPr>
@@ -2445,9 +2433,6 @@
     <w:p>
       <w:pPr>
         <w:pStyle w:val="Heading3"/>
-        <w:rPr>
-          <w:rFonts w:hint="eastAsia"/>
-        </w:rPr>
       </w:pPr>
       <w:r>
         <w:rPr>
@@ -2457,11 +2442,6 @@
       </w:r>
     </w:p>
     <w:p>
-      <w:pPr>
-        <w:rPr>
-          <w:rFonts w:hint="eastAsia"/>
-        </w:rPr>
-      </w:pPr>
       <w:r>
         <w:rPr>
           <w:rFonts w:hint="eastAsia"/>
@@ -2620,6 +2600,7 @@
         </w:rPr>
         <w:t>Name : "</w:t>
       </w:r>
+      <w:commentRangeStart w:id="3"/>
       <w:r>
         <w:rPr>
           <w:rFonts w:hint="eastAsia"/>
@@ -2630,6 +2611,357 @@
         <w:rPr>
           <w:rFonts w:hint="eastAsia"/>
         </w:rPr>
+        <w:t xml:space="preserve"> </w:t>
+      </w:r>
+      <w:commentRangeEnd w:id="3"/>
+      <w:r>
+        <w:rPr>
+          <w:rStyle w:val="CommentReference"/>
+        </w:rPr>
+        <w:commentReference w:id="3"/>
+      </w:r>
+      <w:r>
+        <w:rPr>
+          <w:rFonts w:hint="eastAsia"/>
+        </w:rPr>
+        <w:t>autoincrement</w:t>
+      </w:r>
+      <w:r>
+        <w:rPr>
+          <w:rFonts w:hint="eastAsia"/>
+        </w:rPr>
+        <w:t>",</w:t>
+      </w:r>
+    </w:p>
+    <w:p>
+      <w:r>
+        <w:rPr>
+          <w:rFonts w:hint="eastAsia"/>
+        </w:rPr>
+        <w:t xml:space="preserve">    </w:t>
+      </w:r>
+      <w:r>
+        <w:rPr>
+          <w:rFonts w:hint="eastAsia"/>
+        </w:rPr>
+        <w:t xml:space="preserve">    </w:t>
+      </w:r>
+      <w:r>
+        <w:rPr>
+          <w:rFonts w:hint="eastAsia"/>
+        </w:rPr>
+        <w:t>Args : {</w:t>
+      </w:r>
+    </w:p>
+    <w:p>
+      <w:r>
+        <w:rPr>
+          <w:rFonts w:hint="eastAsia"/>
+        </w:rPr>
+        <w:t xml:space="preserve">            field: "</w:t>
+      </w:r>
+      <w:r>
+        <w:rPr>
+          <w:rFonts w:hint="eastAsia"/>
+        </w:rPr>
+        <w:t>&lt;field_name&gt;</w:t>
+      </w:r>
+      <w:r>
+        <w:rPr>
+          <w:rFonts w:hint="eastAsia"/>
+        </w:rPr>
+        <w:t>",</w:t>
+      </w:r>
+    </w:p>
+    <w:p>
+      <w:r>
+        <w:rPr>
+          <w:rFonts w:hint="eastAsia"/>
+        </w:rPr>
+        <w:t xml:space="preserve">            ...</w:t>
+      </w:r>
+    </w:p>
+    <w:p>
+      <w:r>
+        <w:rPr>
+          <w:rFonts w:hint="eastAsia"/>
+        </w:rPr>
+        <w:t xml:space="preserve">        </w:t>
+      </w:r>
+      <w:r>
+        <w:rPr>
+          <w:rFonts w:hint="eastAsia"/>
+        </w:rPr>
+        <w:t>}</w:t>
+      </w:r>
+    </w:p>
+    <w:p>
+      <w:r>
+        <w:rPr>
+          <w:rFonts w:hint="eastAsia"/>
+        </w:rPr>
+        <w:t xml:space="preserve">  </w:t>
+      </w:r>
+      <w:r>
+        <w:rPr>
+          <w:rFonts w:hint="eastAsia"/>
+        </w:rPr>
+        <w:t xml:space="preserve">  </w:t>
+      </w:r>
+      <w:r>
+        <w:rPr>
+          <w:rFonts w:hint="eastAsia"/>
+        </w:rPr>
+        <w:t>}</w:t>
+      </w:r>
+    </w:p>
+    <w:p>
+      <w:r>
+        <w:rPr>
+          <w:rFonts w:hint="eastAsia"/>
+        </w:rPr>
+        <w:t>}</w:t>
+      </w:r>
+    </w:p>
+    <w:p>
+      <w:pPr>
+        <w:pStyle w:val="Heading3"/>
+      </w:pPr>
+      <w:commentRangeStart w:id="4"/>
+      <w:r>
+        <w:rPr>
+          <w:rFonts w:hint="eastAsia"/>
+        </w:rPr>
+        <w:t>修改自增字段</w:t>
+      </w:r>
+      <w:commentRangeEnd w:id="4"/>
+      <w:r>
+        <w:rPr>
+          <w:rStyle w:val="CommentReference"/>
+          <w:rFonts w:eastAsiaTheme="minorEastAsia" w:cstheme="minorBidi"/>
+          <w:b w:val="0"/>
+          <w:bCs w:val="0"/>
+        </w:rPr>
+        <w:commentReference w:id="4"/>
+      </w:r>
+    </w:p>
+    <w:p>
+      <w:r>
+        <w:rPr>
+          <w:rFonts w:hint="eastAsia"/>
+        </w:rPr>
+        <w:t>可以</w:t>
+      </w:r>
+      <w:r>
+        <w:rPr>
+          <w:rFonts w:hint="eastAsia"/>
+        </w:rPr>
+        <w:t>通过集合的</w:t>
+      </w:r>
+      <w:r>
+        <w:rPr>
+          <w:rFonts w:hint="eastAsia"/>
+        </w:rPr>
+        <w:t>alter</w:t>
+      </w:r>
+      <w:r>
+        <w:rPr>
+          <w:rFonts w:hint="eastAsia"/>
+        </w:rPr>
+        <w:t>命令</w:t>
+      </w:r>
+      <w:r>
+        <w:rPr>
+          <w:rFonts w:hint="eastAsia"/>
+        </w:rPr>
+        <w:t>修改</w:t>
+      </w:r>
+      <w:r>
+        <w:rPr>
+          <w:rFonts w:hint="eastAsia"/>
+        </w:rPr>
+        <w:t>自增字段的属性</w:t>
+      </w:r>
+      <w:r>
+        <w:rPr>
+          <w:rFonts w:hint="eastAsia"/>
+        </w:rPr>
+        <w:t>，</w:t>
+      </w:r>
+      <w:r>
+        <w:rPr>
+          <w:rFonts w:hint="eastAsia"/>
+        </w:rPr>
+        <w:t>目前</w:t>
+      </w:r>
+      <w:r>
+        <w:rPr>
+          <w:rFonts w:hint="eastAsia"/>
+        </w:rPr>
+        <w:t>自增字段的属性</w:t>
+      </w:r>
+      <w:r>
+        <w:rPr>
+          <w:rFonts w:hint="eastAsia"/>
+        </w:rPr>
+        <w:t>除了</w:t>
+      </w:r>
+      <w:r>
+        <w:rPr>
+          <w:rFonts w:hint="eastAsia"/>
+        </w:rPr>
+        <w:t>字段名</w:t>
+      </w:r>
+      <w:r>
+        <w:rPr>
+          <w:rFonts w:hint="eastAsia"/>
+        </w:rPr>
+        <w:t>都可以修改</w:t>
+      </w:r>
+      <w:r>
+        <w:rPr>
+          <w:rFonts w:hint="eastAsia"/>
+        </w:rPr>
+        <w:t>：</w:t>
+      </w:r>
+    </w:p>
+    <w:p>
+      <w:r>
+        <w:rPr>
+          <w:rFonts w:hint="eastAsia"/>
+        </w:rPr>
+        <w:t>{</w:t>
+      </w:r>
+    </w:p>
+    <w:p>
+      <w:r>
+        <w:rPr>
+          <w:rFonts w:hint="eastAsia"/>
+        </w:rPr>
+        <w:t xml:space="preserve">    AlterType : "collection</w:t>
+      </w:r>
+      <w:r>
+        <w:rPr>
+          <w:rFonts w:hint="eastAsia"/>
+        </w:rPr>
+        <w:t>",</w:t>
+      </w:r>
+    </w:p>
+    <w:p>
+      <w:r>
+        <w:rPr>
+          <w:rFonts w:hint="eastAsia"/>
+        </w:rPr>
+        <w:t xml:space="preserve">  </w:t>
+      </w:r>
+      <w:r>
+        <w:rPr>
+          <w:rFonts w:hint="eastAsia"/>
+        </w:rPr>
+        <w:t xml:space="preserve">  Version : 1,</w:t>
+      </w:r>
+    </w:p>
+    <w:p>
+      <w:r>
+        <w:rPr>
+          <w:rFonts w:hint="eastAsia"/>
+        </w:rPr>
+        <w:t xml:space="preserve">  </w:t>
+      </w:r>
+      <w:r>
+        <w:rPr>
+          <w:rFonts w:hint="eastAsia"/>
+        </w:rPr>
+        <w:t xml:space="preserve">  </w:t>
+      </w:r>
+      <w:r>
+        <w:rPr>
+          <w:rFonts w:hint="eastAsia"/>
+        </w:rPr>
+        <w:t>Name : "&lt;</w:t>
+      </w:r>
+      <w:r>
+        <w:rPr>
+          <w:rFonts w:hint="eastAsia"/>
+        </w:rPr>
+        <w:t>collection</w:t>
+      </w:r>
+      <w:r>
+        <w:rPr>
+          <w:rFonts w:hint="eastAsia"/>
+        </w:rPr>
+        <w:t>_name&gt;", // foo.bar</w:t>
+      </w:r>
+    </w:p>
+    <w:p>
+      <w:r>
+        <w:rPr>
+          <w:rFonts w:hint="eastAsia"/>
+        </w:rPr>
+        <w:t xml:space="preserve">  </w:t>
+      </w:r>
+      <w:r>
+        <w:rPr>
+          <w:rFonts w:hint="eastAsia"/>
+        </w:rPr>
+        <w:t xml:space="preserve">  </w:t>
+      </w:r>
+      <w:r>
+        <w:rPr>
+          <w:rFonts w:hint="eastAsia"/>
+        </w:rPr>
+        <w:t>Alter :</w:t>
+      </w:r>
+    </w:p>
+    <w:p>
+      <w:r>
+        <w:rPr>
+          <w:rFonts w:hint="eastAsia"/>
+        </w:rPr>
+        <w:t xml:space="preserve">  </w:t>
+      </w:r>
+      <w:r>
+        <w:rPr>
+          <w:rFonts w:hint="eastAsia"/>
+        </w:rPr>
+        <w:t xml:space="preserve">  </w:t>
+      </w:r>
+      <w:r>
+        <w:rPr>
+          <w:rFonts w:hint="eastAsia"/>
+        </w:rPr>
+        <w:t>{</w:t>
+      </w:r>
+    </w:p>
+    <w:p>
+      <w:r>
+        <w:rPr>
+          <w:rFonts w:hint="eastAsia"/>
+        </w:rPr>
+        <w:t xml:space="preserve">    </w:t>
+      </w:r>
+      <w:r>
+        <w:rPr>
+          <w:rFonts w:hint="eastAsia"/>
+        </w:rPr>
+        <w:t xml:space="preserve">    </w:t>
+      </w:r>
+      <w:r>
+        <w:rPr>
+          <w:rFonts w:hint="eastAsia"/>
+        </w:rPr>
+        <w:t>Name : "</w:t>
+      </w:r>
+      <w:r>
+        <w:rPr>
+          <w:rFonts w:hint="eastAsia"/>
+        </w:rPr>
+        <w:t>set</w:t>
+      </w:r>
+      <w:r>
+        <w:rPr>
+          <w:rFonts w:hint="eastAsia"/>
+        </w:rPr>
         <w:t xml:space="preserve"> autoincrement</w:t>
       </w:r>
       <w:r>
@@ -2640,11 +2972,6 @@
       </w:r>
     </w:p>
     <w:p>
-      <w:pPr>
-        <w:rPr>
-          <w:rFonts w:hint="eastAsia"/>
-        </w:rPr>
-      </w:pPr>
       <w:r>
         <w:rPr>
           <w:rFonts w:hint="eastAsia"/>
@@ -2655,32 +2982,225 @@
         <w:rPr>
           <w:rFonts w:hint="eastAsia"/>
         </w:rPr>
+        <w:t xml:space="preserve">    Args : {</w:t>
+      </w:r>
+    </w:p>
+    <w:p>
+      <w:r>
+        <w:rPr>
+          <w:rFonts w:hint="eastAsia"/>
+        </w:rPr>
+        <w:t xml:space="preserve">            field: "&lt;field_name&gt;",</w:t>
+      </w:r>
+    </w:p>
+    <w:p>
+      <w:r>
+        <w:rPr>
+          <w:rFonts w:hint="eastAsia"/>
+        </w:rPr>
+        <w:t xml:space="preserve">            ...</w:t>
+      </w:r>
+    </w:p>
+    <w:p>
+      <w:r>
+        <w:rPr>
+          <w:rFonts w:hint="eastAsia"/>
+        </w:rPr>
+        <w:t xml:space="preserve">        </w:t>
+      </w:r>
+      <w:r>
+        <w:rPr>
+          <w:rFonts w:hint="eastAsia"/>
+        </w:rPr>
+        <w:t>}</w:t>
+      </w:r>
+    </w:p>
+    <w:p>
+      <w:r>
+        <w:rPr>
+          <w:rFonts w:hint="eastAsia"/>
+        </w:rPr>
+        <w:t xml:space="preserve">  </w:t>
+      </w:r>
+      <w:r>
+        <w:rPr>
+          <w:rFonts w:hint="eastAsia"/>
+        </w:rPr>
+        <w:t xml:space="preserve">  </w:t>
+      </w:r>
+      <w:r>
+        <w:rPr>
+          <w:rFonts w:hint="eastAsia"/>
+        </w:rPr>
+        <w:t>}</w:t>
+      </w:r>
+    </w:p>
+    <w:p>
+      <w:r>
+        <w:rPr>
+          <w:rFonts w:hint="eastAsia"/>
+        </w:rPr>
+        <w:t>}</w:t>
+      </w:r>
+    </w:p>
+    <w:p>
+      <w:pPr>
+        <w:pStyle w:val="Heading3"/>
+      </w:pPr>
+      <w:r>
+        <w:rPr>
+          <w:rFonts w:hint="eastAsia"/>
+        </w:rPr>
+        <w:lastRenderedPageBreak/>
+        <w:t>删除自增字段</w:t>
+      </w:r>
+    </w:p>
+    <w:p>
+      <w:r>
+        <w:rPr>
+          <w:rFonts w:hint="eastAsia"/>
+        </w:rPr>
+        <w:t>{</w:t>
+      </w:r>
+    </w:p>
+    <w:p>
+      <w:r>
+        <w:rPr>
+          <w:rFonts w:hint="eastAsia"/>
+        </w:rPr>
+        <w:t xml:space="preserve">    AlterType : "collection</w:t>
+      </w:r>
+      <w:r>
+        <w:rPr>
+          <w:rFonts w:hint="eastAsia"/>
+        </w:rPr>
+        <w:t>",</w:t>
+      </w:r>
+    </w:p>
+    <w:p>
+      <w:r>
+        <w:rPr>
+          <w:rFonts w:hint="eastAsia"/>
+        </w:rPr>
+        <w:t xml:space="preserve">  </w:t>
+      </w:r>
+      <w:r>
+        <w:rPr>
+          <w:rFonts w:hint="eastAsia"/>
+        </w:rPr>
+        <w:t xml:space="preserve">  Version : 1,</w:t>
+      </w:r>
+    </w:p>
+    <w:p>
+      <w:r>
+        <w:rPr>
+          <w:rFonts w:hint="eastAsia"/>
+        </w:rPr>
+        <w:t xml:space="preserve">  </w:t>
+      </w:r>
+      <w:r>
+        <w:rPr>
+          <w:rFonts w:hint="eastAsia"/>
+        </w:rPr>
+        <w:t xml:space="preserve">  </w:t>
+      </w:r>
+      <w:r>
+        <w:rPr>
+          <w:rFonts w:hint="eastAsia"/>
+        </w:rPr>
+        <w:t>Name : "&lt;</w:t>
+      </w:r>
+      <w:r>
+        <w:rPr>
+          <w:rFonts w:hint="eastAsia"/>
+        </w:rPr>
+        <w:t>collection</w:t>
+      </w:r>
+      <w:r>
+        <w:rPr>
+          <w:rFonts w:hint="eastAsia"/>
+        </w:rPr>
+        <w:t>_name&gt;", // foo.bar</w:t>
+      </w:r>
+    </w:p>
+    <w:p>
+      <w:r>
+        <w:rPr>
+          <w:rFonts w:hint="eastAsia"/>
+        </w:rPr>
+        <w:t xml:space="preserve">  </w:t>
+      </w:r>
+      <w:r>
+        <w:rPr>
+          <w:rFonts w:hint="eastAsia"/>
+        </w:rPr>
+        <w:t xml:space="preserve">  </w:t>
+      </w:r>
+      <w:r>
+        <w:rPr>
+          <w:rFonts w:hint="eastAsia"/>
+        </w:rPr>
+        <w:t>Alter :</w:t>
+      </w:r>
+    </w:p>
+    <w:p>
+      <w:r>
+        <w:rPr>
+          <w:rFonts w:hint="eastAsia"/>
+        </w:rPr>
+        <w:t xml:space="preserve">  </w:t>
+      </w:r>
+      <w:r>
+        <w:rPr>
+          <w:rFonts w:hint="eastAsia"/>
+        </w:rPr>
+        <w:t xml:space="preserve">  </w:t>
+      </w:r>
+      <w:r>
+        <w:rPr>
+          <w:rFonts w:hint="eastAsia"/>
+        </w:rPr>
+        <w:t>{</w:t>
+      </w:r>
+    </w:p>
+    <w:p>
+      <w:r>
+        <w:rPr>
+          <w:rFonts w:hint="eastAsia"/>
+        </w:rPr>
         <w:t xml:space="preserve">    </w:t>
       </w:r>
       <w:r>
         <w:rPr>
           <w:rFonts w:hint="eastAsia"/>
         </w:rPr>
-        <w:t>Args : {</w:t>
-      </w:r>
-    </w:p>
-    <w:p>
-      <w:pPr>
-        <w:rPr>
-          <w:rFonts w:hint="eastAsia"/>
-        </w:rPr>
-      </w:pPr>
-      <w:r>
-        <w:rPr>
-          <w:rFonts w:hint="eastAsia"/>
-        </w:rPr>
-        <w:t xml:space="preserve">            field: "</w:t>
-      </w:r>
-      <w:r>
-        <w:rPr>
-          <w:rFonts w:hint="eastAsia"/>
-        </w:rPr>
-        <w:t>&lt;field_name&gt;</w:t>
+        <w:t xml:space="preserve">    </w:t>
+      </w:r>
+      <w:r>
+        <w:rPr>
+          <w:rFonts w:hint="eastAsia"/>
+        </w:rPr>
+        <w:t>Name : "</w:t>
+      </w:r>
+      <w:commentRangeStart w:id="5"/>
+      <w:r>
+        <w:rPr>
+          <w:rFonts w:hint="eastAsia"/>
+        </w:rPr>
+        <w:t>remove</w:t>
+      </w:r>
+      <w:commentRangeEnd w:id="5"/>
+      <w:r>
+        <w:rPr>
+          <w:rStyle w:val="CommentReference"/>
+        </w:rPr>
+        <w:commentReference w:id="5"/>
+      </w:r>
+      <w:r>
+        <w:rPr>
+          <w:rFonts w:hint="eastAsia"/>
+        </w:rPr>
+        <w:t xml:space="preserve"> autoincrement</w:t>
       </w:r>
       <w:r>
         <w:rPr>
@@ -2690,265 +3210,6 @@
       </w:r>
     </w:p>
     <w:p>
-      <w:pPr>
-        <w:rPr>
-          <w:rFonts w:hint="eastAsia"/>
-        </w:rPr>
-      </w:pPr>
-      <w:r>
-        <w:rPr>
-          <w:rFonts w:hint="eastAsia"/>
-        </w:rPr>
-        <w:t xml:space="preserve">            ...</w:t>
-      </w:r>
-    </w:p>
-    <w:p>
-      <w:pPr>
-        <w:rPr>
-          <w:rFonts w:hint="eastAsia"/>
-        </w:rPr>
-      </w:pPr>
-      <w:r>
-        <w:rPr>
-          <w:rFonts w:hint="eastAsia"/>
-        </w:rPr>
-        <w:t xml:space="preserve">        </w:t>
-      </w:r>
-      <w:r>
-        <w:rPr>
-          <w:rFonts w:hint="eastAsia"/>
-        </w:rPr>
-        <w:t>}</w:t>
-      </w:r>
-    </w:p>
-    <w:p>
-      <w:r>
-        <w:rPr>
-          <w:rFonts w:hint="eastAsia"/>
-        </w:rPr>
-        <w:t xml:space="preserve">  </w:t>
-      </w:r>
-      <w:r>
-        <w:rPr>
-          <w:rFonts w:hint="eastAsia"/>
-        </w:rPr>
-        <w:t xml:space="preserve">  </w:t>
-      </w:r>
-      <w:r>
-        <w:rPr>
-          <w:rFonts w:hint="eastAsia"/>
-        </w:rPr>
-        <w:t>}</w:t>
-      </w:r>
-    </w:p>
-    <w:p>
-      <w:r>
-        <w:rPr>
-          <w:rFonts w:hint="eastAsia"/>
-        </w:rPr>
-        <w:t>}</w:t>
-      </w:r>
-    </w:p>
-    <w:p>
-      <w:pPr>
-        <w:pStyle w:val="Heading3"/>
-      </w:pPr>
-      <w:r>
-        <w:rPr>
-          <w:rFonts w:hint="eastAsia"/>
-        </w:rPr>
-        <w:t>修改自增字段</w:t>
-      </w:r>
-    </w:p>
-    <w:p>
-      <w:r>
-        <w:rPr>
-          <w:rFonts w:hint="eastAsia"/>
-        </w:rPr>
-        <w:t>可以</w:t>
-      </w:r>
-      <w:r>
-        <w:rPr>
-          <w:rFonts w:hint="eastAsia"/>
-        </w:rPr>
-        <w:t>通过集合的</w:t>
-      </w:r>
-      <w:r>
-        <w:rPr>
-          <w:rFonts w:hint="eastAsia"/>
-        </w:rPr>
-        <w:t>alter</w:t>
-      </w:r>
-      <w:r>
-        <w:rPr>
-          <w:rFonts w:hint="eastAsia"/>
-        </w:rPr>
-        <w:t>命令</w:t>
-      </w:r>
-      <w:r>
-        <w:rPr>
-          <w:rFonts w:hint="eastAsia"/>
-        </w:rPr>
-        <w:t>修改</w:t>
-      </w:r>
-      <w:r>
-        <w:rPr>
-          <w:rFonts w:hint="eastAsia"/>
-        </w:rPr>
-        <w:t>自增字段的属性</w:t>
-      </w:r>
-      <w:r>
-        <w:rPr>
-          <w:rFonts w:hint="eastAsia"/>
-        </w:rPr>
-        <w:t>，</w:t>
-      </w:r>
-      <w:r>
-        <w:rPr>
-          <w:rFonts w:hint="eastAsia"/>
-        </w:rPr>
-        <w:t>目前</w:t>
-      </w:r>
-      <w:r>
-        <w:rPr>
-          <w:rFonts w:hint="eastAsia"/>
-        </w:rPr>
-        <w:t>自增字段的属性</w:t>
-      </w:r>
-      <w:r>
-        <w:rPr>
-          <w:rFonts w:hint="eastAsia"/>
-        </w:rPr>
-        <w:t>除了</w:t>
-      </w:r>
-      <w:r>
-        <w:rPr>
-          <w:rFonts w:hint="eastAsia"/>
-        </w:rPr>
-        <w:t>字段名</w:t>
-      </w:r>
-      <w:r>
-        <w:rPr>
-          <w:rFonts w:hint="eastAsia"/>
-        </w:rPr>
-        <w:t>都可以修改</w:t>
-      </w:r>
-      <w:r>
-        <w:rPr>
-          <w:rFonts w:hint="eastAsia"/>
-        </w:rPr>
-        <w:t>：</w:t>
-      </w:r>
-    </w:p>
-    <w:p>
-      <w:r>
-        <w:rPr>
-          <w:rFonts w:hint="eastAsia"/>
-        </w:rPr>
-        <w:t>{</w:t>
-      </w:r>
-    </w:p>
-    <w:p>
-      <w:r>
-        <w:rPr>
-          <w:rFonts w:hint="eastAsia"/>
-        </w:rPr>
-        <w:t xml:space="preserve">    AlterType : "collection</w:t>
-      </w:r>
-      <w:r>
-        <w:rPr>
-          <w:rFonts w:hint="eastAsia"/>
-        </w:rPr>
-        <w:t>",</w:t>
-      </w:r>
-    </w:p>
-    <w:p>
-      <w:r>
-        <w:rPr>
-          <w:rFonts w:hint="eastAsia"/>
-        </w:rPr>
-        <w:t xml:space="preserve">  </w:t>
-      </w:r>
-      <w:r>
-        <w:rPr>
-          <w:rFonts w:hint="eastAsia"/>
-        </w:rPr>
-        <w:t xml:space="preserve">  Version : 1,</w:t>
-      </w:r>
-    </w:p>
-    <w:p>
-      <w:r>
-        <w:rPr>
-          <w:rFonts w:hint="eastAsia"/>
-        </w:rPr>
-        <w:t xml:space="preserve">  </w:t>
-      </w:r>
-      <w:r>
-        <w:rPr>
-          <w:rFonts w:hint="eastAsia"/>
-        </w:rPr>
-        <w:t xml:space="preserve">  </w:t>
-      </w:r>
-      <w:r>
-        <w:rPr>
-          <w:rFonts w:hint="eastAsia"/>
-        </w:rPr>
-        <w:t>Name : "&lt;</w:t>
-      </w:r>
-      <w:r>
-        <w:rPr>
-          <w:rFonts w:hint="eastAsia"/>
-        </w:rPr>
-        <w:t>collection</w:t>
-      </w:r>
-      <w:r>
-        <w:rPr>
-          <w:rFonts w:hint="eastAsia"/>
-        </w:rPr>
-        <w:t>_name&gt;", // foo.bar</w:t>
-      </w:r>
-    </w:p>
-    <w:p>
-      <w:r>
-        <w:rPr>
-          <w:rFonts w:hint="eastAsia"/>
-        </w:rPr>
-        <w:t xml:space="preserve">  </w:t>
-      </w:r>
-      <w:r>
-        <w:rPr>
-          <w:rFonts w:hint="eastAsia"/>
-        </w:rPr>
-        <w:t xml:space="preserve">  </w:t>
-      </w:r>
-      <w:r>
-        <w:rPr>
-          <w:rFonts w:hint="eastAsia"/>
-        </w:rPr>
-        <w:t>Alter :</w:t>
-      </w:r>
-    </w:p>
-    <w:p>
-      <w:r>
-        <w:rPr>
-          <w:rFonts w:hint="eastAsia"/>
-        </w:rPr>
-        <w:t xml:space="preserve">  </w:t>
-      </w:r>
-      <w:r>
-        <w:rPr>
-          <w:rFonts w:hint="eastAsia"/>
-        </w:rPr>
-        <w:t xml:space="preserve">  </w:t>
-      </w:r>
-      <w:r>
-        <w:rPr>
-          <w:rFonts w:hint="eastAsia"/>
-        </w:rPr>
-        <w:t>{</w:t>
-      </w:r>
-    </w:p>
-    <w:p>
       <w:r>
         <w:rPr>
           <w:rFonts w:hint="eastAsia"/>
@@ -2959,337 +3220,18 @@
         <w:rPr>
           <w:rFonts w:hint="eastAsia"/>
         </w:rPr>
-        <w:t xml:space="preserve">    </w:t>
-      </w:r>
-      <w:r>
-        <w:rPr>
-          <w:rFonts w:hint="eastAsia"/>
-        </w:rPr>
-        <w:t>Name : "</w:t>
-      </w:r>
-      <w:r>
-        <w:rPr>
-          <w:rFonts w:hint="eastAsia"/>
-        </w:rPr>
-        <w:t>set</w:t>
-      </w:r>
-      <w:r>
-        <w:rPr>
-          <w:rFonts w:hint="eastAsia"/>
-        </w:rPr>
-        <w:t xml:space="preserve"> autoincrement</w:t>
-      </w:r>
-      <w:r>
-        <w:rPr>
-          <w:rFonts w:hint="eastAsia"/>
-        </w:rPr>
-        <w:t>",</w:t>
-      </w:r>
-    </w:p>
-    <w:p>
-      <w:pPr>
-        <w:rPr>
-          <w:rFonts w:hint="eastAsia"/>
-        </w:rPr>
-      </w:pPr>
-      <w:r>
-        <w:rPr>
-          <w:rFonts w:hint="eastAsia"/>
-        </w:rPr>
-        <w:t xml:space="preserve">    </w:t>
-      </w:r>
-      <w:r>
-        <w:rPr>
-          <w:rFonts w:hint="eastAsia"/>
-        </w:rPr>
         <w:t xml:space="preserve">    Args : {</w:t>
       </w:r>
     </w:p>
     <w:p>
-      <w:pPr>
-        <w:rPr>
-          <w:rFonts w:hint="eastAsia"/>
-        </w:rPr>
-      </w:pPr>
-      <w:r>
-        <w:rPr>
-          <w:rFonts w:hint="eastAsia"/>
-        </w:rPr>
-        <w:t xml:space="preserve">            field: "&lt;field_name&gt;",</w:t>
-      </w:r>
-    </w:p>
-    <w:p>
-      <w:pPr>
-        <w:rPr>
-          <w:rFonts w:hint="eastAsia"/>
-        </w:rPr>
-      </w:pPr>
-      <w:r>
-        <w:rPr>
-          <w:rFonts w:hint="eastAsia"/>
-        </w:rPr>
-        <w:lastRenderedPageBreak/>
-        <w:t xml:space="preserve">            ...</w:t>
-      </w:r>
-    </w:p>
-    <w:p>
-      <w:pPr>
-        <w:rPr>
-          <w:rFonts w:hint="eastAsia"/>
-        </w:rPr>
-      </w:pPr>
-      <w:r>
-        <w:rPr>
-          <w:rFonts w:hint="eastAsia"/>
-        </w:rPr>
-        <w:t xml:space="preserve">        </w:t>
-      </w:r>
-      <w:r>
-        <w:rPr>
-          <w:rFonts w:hint="eastAsia"/>
-        </w:rPr>
-        <w:t>}</w:t>
-      </w:r>
-    </w:p>
-    <w:p>
-      <w:r>
-        <w:rPr>
-          <w:rFonts w:hint="eastAsia"/>
-        </w:rPr>
-        <w:t xml:space="preserve">  </w:t>
-      </w:r>
-      <w:r>
-        <w:rPr>
-          <w:rFonts w:hint="eastAsia"/>
-        </w:rPr>
-        <w:t xml:space="preserve">  </w:t>
-      </w:r>
-      <w:r>
-        <w:rPr>
-          <w:rFonts w:hint="eastAsia"/>
-        </w:rPr>
-        <w:t>}</w:t>
-      </w:r>
-    </w:p>
-    <w:p>
-      <w:r>
-        <w:rPr>
-          <w:rFonts w:hint="eastAsia"/>
-        </w:rPr>
-        <w:t>}</w:t>
-      </w:r>
-    </w:p>
-    <w:p>
-      <w:pPr>
-        <w:pStyle w:val="Heading3"/>
-        <w:rPr>
-          <w:rFonts w:hint="eastAsia"/>
-        </w:rPr>
-      </w:pPr>
-      <w:r>
-        <w:rPr>
-          <w:rFonts w:hint="eastAsia"/>
-        </w:rPr>
-        <w:t>删除自增字段</w:t>
-      </w:r>
-    </w:p>
-    <w:p>
-      <w:r>
-        <w:rPr>
-          <w:rFonts w:hint="eastAsia"/>
-        </w:rPr>
-        <w:t>{</w:t>
-      </w:r>
-    </w:p>
-    <w:p>
-      <w:r>
-        <w:rPr>
-          <w:rFonts w:hint="eastAsia"/>
-        </w:rPr>
-        <w:t xml:space="preserve">    AlterType : "collection</w:t>
-      </w:r>
-      <w:r>
-        <w:rPr>
-          <w:rFonts w:hint="eastAsia"/>
-        </w:rPr>
-        <w:t>",</w:t>
-      </w:r>
-    </w:p>
-    <w:p>
-      <w:r>
-        <w:rPr>
-          <w:rFonts w:hint="eastAsia"/>
-        </w:rPr>
-        <w:t xml:space="preserve">  </w:t>
-      </w:r>
-      <w:r>
-        <w:rPr>
-          <w:rFonts w:hint="eastAsia"/>
-        </w:rPr>
-        <w:t xml:space="preserve">  Version : 1,</w:t>
-      </w:r>
-    </w:p>
-    <w:p>
-      <w:r>
-        <w:rPr>
-          <w:rFonts w:hint="eastAsia"/>
-        </w:rPr>
-        <w:t xml:space="preserve">  </w:t>
-      </w:r>
-      <w:r>
-        <w:rPr>
-          <w:rFonts w:hint="eastAsia"/>
-        </w:rPr>
-        <w:t xml:space="preserve">  </w:t>
-      </w:r>
-      <w:r>
-        <w:rPr>
-          <w:rFonts w:hint="eastAsia"/>
-        </w:rPr>
-        <w:t>Name : "&lt;</w:t>
-      </w:r>
-      <w:r>
-        <w:rPr>
-          <w:rFonts w:hint="eastAsia"/>
-        </w:rPr>
-        <w:t>collection</w:t>
-      </w:r>
-      <w:r>
-        <w:rPr>
-          <w:rFonts w:hint="eastAsia"/>
-        </w:rPr>
-        <w:t>_name&gt;", // foo.bar</w:t>
-      </w:r>
-    </w:p>
-    <w:p>
-      <w:r>
-        <w:rPr>
-          <w:rFonts w:hint="eastAsia"/>
-        </w:rPr>
-        <w:t xml:space="preserve">  </w:t>
-      </w:r>
-      <w:r>
-        <w:rPr>
-          <w:rFonts w:hint="eastAsia"/>
-        </w:rPr>
-        <w:t xml:space="preserve">  </w:t>
-      </w:r>
-      <w:r>
-        <w:rPr>
-          <w:rFonts w:hint="eastAsia"/>
-        </w:rPr>
-        <w:t>Alter :</w:t>
-      </w:r>
-    </w:p>
-    <w:p>
-      <w:r>
-        <w:rPr>
-          <w:rFonts w:hint="eastAsia"/>
-        </w:rPr>
-        <w:t xml:space="preserve">  </w:t>
-      </w:r>
-      <w:r>
-        <w:rPr>
-          <w:rFonts w:hint="eastAsia"/>
-        </w:rPr>
-        <w:t xml:space="preserve">  </w:t>
-      </w:r>
-      <w:r>
-        <w:rPr>
-          <w:rFonts w:hint="eastAsia"/>
-        </w:rPr>
-        <w:t>{</w:t>
-      </w:r>
-    </w:p>
-    <w:p>
-      <w:r>
-        <w:rPr>
-          <w:rFonts w:hint="eastAsia"/>
-        </w:rPr>
-        <w:t xml:space="preserve">    </w:t>
-      </w:r>
-      <w:r>
-        <w:rPr>
-          <w:rFonts w:hint="eastAsia"/>
-        </w:rPr>
-        <w:t xml:space="preserve">    </w:t>
-      </w:r>
-      <w:r>
-        <w:rPr>
-          <w:rFonts w:hint="eastAsia"/>
-        </w:rPr>
-        <w:t>Name : "</w:t>
-      </w:r>
-      <w:r>
-        <w:rPr>
-          <w:rFonts w:hint="eastAsia"/>
-        </w:rPr>
-        <w:t>remove</w:t>
-      </w:r>
-      <w:r>
-        <w:rPr>
-          <w:rFonts w:hint="eastAsia"/>
-        </w:rPr>
-        <w:t xml:space="preserve"> autoincrement</w:t>
-      </w:r>
-      <w:r>
-        <w:rPr>
-          <w:rFonts w:hint="eastAsia"/>
-        </w:rPr>
-        <w:t>",</w:t>
-      </w:r>
-    </w:p>
-    <w:p>
-      <w:pPr>
-        <w:rPr>
-          <w:rFonts w:hint="eastAsia"/>
-        </w:rPr>
-      </w:pPr>
-      <w:r>
-        <w:rPr>
-          <w:rFonts w:hint="eastAsia"/>
-        </w:rPr>
-        <w:t xml:space="preserve">    </w:t>
-      </w:r>
-      <w:r>
-        <w:rPr>
-          <w:rFonts w:hint="eastAsia"/>
-        </w:rPr>
-        <w:t xml:space="preserve">    Args : {</w:t>
-      </w:r>
-    </w:p>
-    <w:p>
-      <w:pPr>
-        <w:rPr>
-          <w:rFonts w:hint="eastAsia"/>
-        </w:rPr>
-      </w:pPr>
-      <w:r>
-        <w:rPr>
-          <w:rFonts w:hint="eastAsia"/>
-        </w:rPr>
-        <w:t xml:space="preserve">            field: "&lt;field_name&gt;",</w:t>
-      </w:r>
-    </w:p>
-    <w:p>
-      <w:pPr>
-        <w:rPr>
-          <w:rFonts w:hint="eastAsia"/>
-        </w:rPr>
-      </w:pPr>
-      <w:r>
-        <w:rPr>
-          <w:rFonts w:hint="eastAsia"/>
-        </w:rPr>
-        <w:t xml:space="preserve">            ...</w:t>
-      </w:r>
-    </w:p>
-    <w:p>
-      <w:pPr>
-        <w:rPr>
-          <w:rFonts w:hint="eastAsia"/>
-        </w:rPr>
-      </w:pPr>
+      <w:r>
+        <w:rPr>
+          <w:rFonts w:hint="eastAsia"/>
+        </w:rPr>
+        <w:t xml:space="preserve">            field: "&lt;field_name&gt;"</w:t>
+      </w:r>
+    </w:p>
+    <w:p>
       <w:r>
         <w:rPr>
           <w:rFonts w:hint="eastAsia"/>
@@ -3436,11 +3378,6 @@
       </w:r>
     </w:p>
     <w:p>
-      <w:pPr>
-        <w:rPr>
-          <w:rFonts w:hint="eastAsia"/>
-        </w:rPr>
-      </w:pPr>
       <w:r>
         <w:rPr>
           <w:rFonts w:hint="eastAsia"/>
@@ -3521,11 +3458,6 @@
       </w:r>
     </w:p>
     <w:p>
-      <w:pPr>
-        <w:rPr>
-          <w:rFonts w:hint="eastAsia"/>
-        </w:rPr>
-      </w:pPr>
       <w:r>
         <w:rPr>
           <w:rFonts w:hint="eastAsia"/>
@@ -3552,11 +3484,6 @@
       </w:r>
     </w:p>
     <w:p>
-      <w:pPr>
-        <w:rPr>
-          <w:rFonts w:hint="eastAsia"/>
-        </w:rPr>
-      </w:pPr>
       <w:r>
         <w:rPr>
           <w:rFonts w:hint="eastAsia"/>
@@ -3660,7 +3587,6 @@
         <w:pStyle w:val="Heading2"/>
       </w:pPr>
       <w:r>
-        <w:lastRenderedPageBreak/>
         <w:t xml:space="preserve">Story </w:t>
       </w:r>
       <w:r>
@@ -3800,6 +3726,7 @@
         <w:rPr>
           <w:rFonts w:hint="eastAsia"/>
         </w:rPr>
+        <w:lastRenderedPageBreak/>
         <w:t>SYS_&lt;</w:t>
       </w:r>
       <w:r>
@@ -3973,9 +3900,6 @@
     <w:p>
       <w:pPr>
         <w:ind w:left="0"/>
-        <w:rPr>
-          <w:rFonts w:hint="eastAsia"/>
-        </w:rPr>
       </w:pPr>
       <w:r>
         <w:rPr>
@@ -4096,6 +4020,7 @@
         </w:rPr>
         <w:t>,</w:t>
       </w:r>
+      <w:commentRangeStart w:id="6"/>
       <w:r>
         <w:rPr>
           <w:rFonts w:hint="eastAsia"/>
@@ -4107,6 +4032,13 @@
           <w:rFonts w:hint="eastAsia"/>
         </w:rPr>
         <w:t>增加集合的版本号</w:t>
+      </w:r>
+      <w:commentRangeEnd w:id="6"/>
+      <w:r>
+        <w:rPr>
+          <w:rStyle w:val="CommentReference"/>
+        </w:rPr>
+        <w:commentReference w:id="6"/>
       </w:r>
       <w:r>
         <w:rPr>
@@ -4159,9 +4091,9 @@
             <o:lock v:ext="edit" aspectratio="t"/>
           </v:shapetype>
           <v:shape id="_x0000_i1025" type="#_x0000_t75" style="width:269.75pt;height:256.2pt" o:ole="">
-            <v:imagedata r:id="rId5" o:title=""/>
+            <v:imagedata r:id="rId6" o:title=""/>
           </v:shape>
-          <o:OLEObject Type="Embed" ProgID="Visio.Drawing.11" ShapeID="_x0000_i1025" DrawAspect="Content" ObjectID="_1592724586" r:id="rId6"/>
+          <o:OLEObject Type="Embed" ProgID="Visio.Drawing.11" ShapeID="_x0000_i1025" DrawAspect="Content" ObjectID="_1592748832" r:id="rId7"/>
         </w:object>
       </w:r>
     </w:p>
@@ -4577,7 +4509,6 @@
         <w:rPr>
           <w:rFonts w:hint="eastAsia"/>
         </w:rPr>
-        <w:lastRenderedPageBreak/>
         <w:t>遗留问题</w:t>
       </w:r>
     </w:p>
@@ -4762,6 +4693,7 @@
         <w:rPr>
           <w:rFonts w:hint="eastAsia"/>
         </w:rPr>
+        <w:lastRenderedPageBreak/>
         <w:t>验收测试用例</w:t>
       </w:r>
     </w:p>
@@ -5631,6 +5563,271 @@
     </w:sectPr>
   </w:body>
 </w:document>
+</file>
+
+<file path=word/comments.xml><?xml version="1.0" encoding="utf-8"?>
+<w:comments xmlns:ve="http://schemas.openxmlformats.org/markup-compatibility/2006" xmlns:o="urn:schemas-microsoft-com:office:office" xmlns:r="http://schemas.openxmlformats.org/officeDocument/2006/relationships" xmlns:m="http://schemas.openxmlformats.org/officeDocument/2006/math" xmlns:v="urn:schemas-microsoft-com:vml" xmlns:wp="http://schemas.openxmlformats.org/drawingml/2006/wordprocessingDrawing" xmlns:w10="urn:schemas-microsoft-com:office:word" xmlns:w="http://schemas.openxmlformats.org/wordprocessingml/2006/main" xmlns:wne="http://schemas.microsoft.com/office/word/2006/wordml">
+  <w:comment w:id="0" w:author="david" w:date="2018-07-10T16:36:00Z" w:initials="david">
+    <w:p>
+      <w:pPr>
+        <w:pStyle w:val="CommentText"/>
+      </w:pPr>
+      <w:r>
+        <w:rPr>
+          <w:rStyle w:val="CommentReference"/>
+        </w:rPr>
+        <w:annotationRef/>
+      </w:r>
+      <w:r>
+        <w:rPr>
+          <w:rFonts w:hint="eastAsia"/>
+        </w:rPr>
+        <w:t>不限制</w:t>
+      </w:r>
+    </w:p>
+  </w:comment>
+  <w:comment w:id="1" w:author="david" w:date="2018-07-10T16:54:00Z" w:initials="david">
+    <w:p>
+      <w:pPr>
+        <w:pStyle w:val="CommentText"/>
+      </w:pPr>
+      <w:r>
+        <w:rPr>
+          <w:rStyle w:val="CommentReference"/>
+        </w:rPr>
+        <w:annotationRef/>
+      </w:r>
+      <w:r>
+        <w:rPr>
+          <w:rFonts w:hint="eastAsia"/>
+        </w:rPr>
+        <w:t>$replace</w:t>
+      </w:r>
+      <w:r>
+        <w:rPr>
+          <w:rFonts w:hint="eastAsia"/>
+        </w:rPr>
+        <w:t>时用户没写自增字段时</w:t>
+      </w:r>
+      <w:r>
+        <w:rPr>
+          <w:rFonts w:hint="eastAsia"/>
+        </w:rPr>
+        <w:t>将自增字段</w:t>
+      </w:r>
+      <w:r>
+        <w:rPr>
+          <w:rFonts w:hint="eastAsia"/>
+        </w:rPr>
+        <w:t>加入</w:t>
+      </w:r>
+      <w:r>
+        <w:rPr>
+          <w:rFonts w:hint="eastAsia"/>
+        </w:rPr>
+        <w:t>keep</w:t>
+      </w:r>
+      <w:r>
+        <w:rPr>
+          <w:rFonts w:hint="eastAsia"/>
+        </w:rPr>
+        <w:t>中</w:t>
+      </w:r>
+    </w:p>
+  </w:comment>
+  <w:comment w:id="2" w:author="david" w:date="2018-07-10T16:37:00Z" w:initials="david">
+    <w:p>
+      <w:pPr>
+        <w:pStyle w:val="CommentText"/>
+      </w:pPr>
+      <w:r>
+        <w:rPr>
+          <w:rStyle w:val="CommentReference"/>
+        </w:rPr>
+        <w:annotationRef/>
+      </w:r>
+      <w:r>
+        <w:rPr>
+          <w:rFonts w:hint="eastAsia"/>
+        </w:rPr>
+        <w:t>允许嵌套</w:t>
+      </w:r>
+    </w:p>
+  </w:comment>
+  <w:comment w:id="3" w:author="david" w:date="2018-07-10T17:12:00Z" w:initials="david">
+    <w:p>
+      <w:pPr>
+        <w:pStyle w:val="CommentText"/>
+        <w:rPr>
+          <w:rFonts w:hint="eastAsia"/>
+        </w:rPr>
+      </w:pPr>
+      <w:r>
+        <w:rPr>
+          <w:rStyle w:val="CommentReference"/>
+        </w:rPr>
+        <w:annotationRef/>
+      </w:r>
+      <w:r>
+        <w:rPr>
+          <w:rFonts w:hint="eastAsia"/>
+        </w:rPr>
+        <w:t>create</w:t>
+      </w:r>
+      <w:r>
+        <w:rPr>
+          <w:rFonts w:hint="eastAsia"/>
+        </w:rPr>
+        <w:t xml:space="preserve"> autoincrement</w:t>
+      </w:r>
+    </w:p>
+    <w:p>
+      <w:pPr>
+        <w:pStyle w:val="CommentText"/>
+        <w:rPr>
+          <w:rFonts w:hint="eastAsia"/>
+        </w:rPr>
+      </w:pPr>
+      <w:r>
+        <w:rPr>
+          <w:rFonts w:hint="eastAsia"/>
+        </w:rPr>
+        <w:t>驱动增加</w:t>
+      </w:r>
+      <w:r>
+        <w:rPr>
+          <w:rFonts w:hint="eastAsia"/>
+        </w:rPr>
+        <w:t>createAutoIncrement</w:t>
+      </w:r>
+      <w:r>
+        <w:rPr>
+          <w:rFonts w:hint="eastAsia"/>
+        </w:rPr>
+        <w:t>接口</w:t>
+      </w:r>
+    </w:p>
+  </w:comment>
+  <w:comment w:id="4" w:author="david" w:date="2018-07-10T17:13:00Z" w:initials="david">
+    <w:p>
+      <w:pPr>
+        <w:pStyle w:val="CommentText"/>
+      </w:pPr>
+      <w:r>
+        <w:rPr>
+          <w:rStyle w:val="CommentReference"/>
+        </w:rPr>
+        <w:annotationRef/>
+      </w:r>
+      <w:r>
+        <w:rPr>
+          <w:rFonts w:hint="eastAsia"/>
+        </w:rPr>
+        <w:t>驱动</w:t>
+      </w:r>
+      <w:r>
+        <w:rPr>
+          <w:rFonts w:hint="eastAsia"/>
+        </w:rPr>
+        <w:t>setAttributes</w:t>
+      </w:r>
+      <w:r>
+        <w:rPr>
+          <w:rFonts w:hint="eastAsia"/>
+        </w:rPr>
+        <w:t>增加</w:t>
+      </w:r>
+      <w:r>
+        <w:rPr>
+          <w:rFonts w:hint="eastAsia"/>
+        </w:rPr>
+        <w:t>AutoIncrement</w:t>
+      </w:r>
+      <w:r>
+        <w:rPr>
+          <w:rFonts w:hint="eastAsia"/>
+        </w:rPr>
+        <w:t>选项</w:t>
+      </w:r>
+    </w:p>
+  </w:comment>
+  <w:comment w:id="5" w:author="david" w:date="2018-07-10T17:14:00Z" w:initials="david">
+    <w:p>
+      <w:pPr>
+        <w:pStyle w:val="CommentText"/>
+        <w:rPr>
+          <w:rFonts w:hint="eastAsia"/>
+        </w:rPr>
+      </w:pPr>
+      <w:r>
+        <w:rPr>
+          <w:rStyle w:val="CommentReference"/>
+        </w:rPr>
+        <w:annotationRef/>
+      </w:r>
+      <w:r>
+        <w:rPr>
+          <w:rFonts w:hint="eastAsia"/>
+        </w:rPr>
+        <w:t>drop autoincrement</w:t>
+      </w:r>
+    </w:p>
+    <w:p>
+      <w:pPr>
+        <w:pStyle w:val="CommentText"/>
+      </w:pPr>
+      <w:r>
+        <w:rPr>
+          <w:rFonts w:hint="eastAsia"/>
+        </w:rPr>
+        <w:t>驱动增加</w:t>
+      </w:r>
+      <w:r>
+        <w:rPr>
+          <w:rFonts w:hint="eastAsia"/>
+        </w:rPr>
+        <w:t>dropAutoIncrement</w:t>
+      </w:r>
+      <w:r>
+        <w:rPr>
+          <w:rFonts w:hint="eastAsia"/>
+        </w:rPr>
+        <w:t>接口</w:t>
+      </w:r>
+    </w:p>
+  </w:comment>
+  <w:comment w:id="6" w:author="david" w:date="2018-07-10T17:27:00Z" w:initials="david">
+    <w:p>
+      <w:pPr>
+        <w:pStyle w:val="CommentText"/>
+      </w:pPr>
+      <w:r>
+        <w:rPr>
+          <w:rStyle w:val="CommentReference"/>
+        </w:rPr>
+        <w:annotationRef/>
+      </w:r>
+      <w:r>
+        <w:rPr>
+          <w:rFonts w:hint="eastAsia"/>
+        </w:rPr>
+        <w:t>同时清除</w:t>
+      </w:r>
+      <w:r>
+        <w:rPr>
+          <w:rFonts w:hint="eastAsia"/>
+        </w:rPr>
+        <w:t>所有协调节点的</w:t>
+      </w:r>
+      <w:r>
+        <w:rPr>
+          <w:rFonts w:hint="eastAsia"/>
+        </w:rPr>
+        <w:t>cache</w:t>
+      </w:r>
+    </w:p>
+  </w:comment>
+</w:comments>
 </file>
 
 <file path=word/numbering.xml><?xml version="1.0" encoding="utf-8"?>

--- a/internal_doc/03.开发设计/Sequence&AutoIncrement/Story-AutoIncrement.docx
+++ b/internal_doc/03.开发设计/Sequence&AutoIncrement/Story-AutoIncrement.docx
@@ -413,7 +413,19 @@
         <w:rPr>
           <w:rFonts w:hint="eastAsia"/>
         </w:rPr>
-        <w:t xml:space="preserve">        field: "</w:t>
+        <w:t xml:space="preserve">        </w:t>
+      </w:r>
+      <w:r>
+        <w:rPr>
+          <w:rFonts w:hint="eastAsia"/>
+        </w:rPr>
+        <w:t>F</w:t>
+      </w:r>
+      <w:r>
+        <w:rPr>
+          <w:rFonts w:hint="eastAsia"/>
+        </w:rPr>
+        <w:t>ield: "</w:t>
       </w:r>
       <w:r>
         <w:rPr>
@@ -439,31 +451,73 @@
         <w:rPr>
           <w:rFonts w:hint="eastAsia"/>
         </w:rPr>
-        <w:t>increment: 1,</w:t>
-      </w:r>
-    </w:p>
-    <w:p>
-      <w:r>
-        <w:rPr>
-          <w:rFonts w:hint="eastAsia"/>
-        </w:rPr>
-        <w:t xml:space="preserve">        start: 1,</w:t>
-      </w:r>
-    </w:p>
-    <w:p>
-      <w:r>
-        <w:rPr>
-          <w:rFonts w:hint="eastAsia"/>
-        </w:rPr>
-        <w:t xml:space="preserve">        min: 1,</w:t>
-      </w:r>
-    </w:p>
-    <w:p>
-      <w:r>
-        <w:rPr>
-          <w:rFonts w:hint="eastAsia"/>
-        </w:rPr>
-        <w:t xml:space="preserve">        max: </w:t>
+        <w:t>I</w:t>
+      </w:r>
+      <w:r>
+        <w:rPr>
+          <w:rFonts w:hint="eastAsia"/>
+        </w:rPr>
+        <w:t>ncrement: 1,</w:t>
+      </w:r>
+    </w:p>
+    <w:p>
+      <w:r>
+        <w:rPr>
+          <w:rFonts w:hint="eastAsia"/>
+        </w:rPr>
+        <w:t xml:space="preserve">        S</w:t>
+      </w:r>
+      <w:r>
+        <w:rPr>
+          <w:rFonts w:hint="eastAsia"/>
+        </w:rPr>
+        <w:t>tart</w:t>
+      </w:r>
+      <w:r>
+        <w:rPr>
+          <w:rFonts w:hint="eastAsia"/>
+        </w:rPr>
+        <w:t>Value</w:t>
+      </w:r>
+      <w:r>
+        <w:rPr>
+          <w:rFonts w:hint="eastAsia"/>
+        </w:rPr>
+        <w:t>: 1,</w:t>
+      </w:r>
+    </w:p>
+    <w:p>
+      <w:r>
+        <w:rPr>
+          <w:rFonts w:hint="eastAsia"/>
+        </w:rPr>
+        <w:t xml:space="preserve">        MinValue</w:t>
+      </w:r>
+      <w:r>
+        <w:rPr>
+          <w:rFonts w:hint="eastAsia"/>
+        </w:rPr>
+        <w:t>: 1,</w:t>
+      </w:r>
+    </w:p>
+    <w:p>
+      <w:r>
+        <w:rPr>
+          <w:rFonts w:hint="eastAsia"/>
+        </w:rPr>
+        <w:t xml:space="preserve">        </w:t>
+      </w:r>
+      <w:r>
+        <w:rPr>
+          <w:rFonts w:hint="eastAsia"/>
+        </w:rPr>
+        <w:t>MaxValue</w:t>
+      </w:r>
+      <w:r>
+        <w:rPr>
+          <w:rFonts w:hint="eastAsia"/>
+        </w:rPr>
+        <w:t xml:space="preserve">: </w:t>
       </w:r>
       <w:r>
         <w:t>9223372036854775807</w:t>
@@ -486,15 +540,19 @@
         <w:rPr>
           <w:rFonts w:hint="eastAsia"/>
         </w:rPr>
-        <w:t>cache: 100,</w:t>
-      </w:r>
-    </w:p>
-    <w:p>
-      <w:r>
-        <w:rPr>
-          <w:rFonts w:hint="eastAsia"/>
-        </w:rPr>
-        <w:t xml:space="preserve">        fetch: 10</w:t>
+        <w:t>CacheSize</w:t>
+      </w:r>
+      <w:r>
+        <w:rPr>
+          <w:rFonts w:hint="eastAsia"/>
+        </w:rPr>
+        <w:t>: 100</w:t>
+      </w:r>
+      <w:r>
+        <w:rPr>
+          <w:rFonts w:hint="eastAsia"/>
+        </w:rPr>
+        <w:t>0</w:t>
       </w:r>
       <w:r>
         <w:rPr>
@@ -514,7 +572,13 @@
         <w:rPr>
           <w:rFonts w:hint="eastAsia"/>
         </w:rPr>
-        <w:t>cycled: false</w:t>
+        <w:t>AcquireSize</w:t>
+      </w:r>
+      <w:r>
+        <w:rPr>
+          <w:rFonts w:hint="eastAsia"/>
+        </w:rPr>
+        <w:t>: 10</w:t>
       </w:r>
       <w:r>
         <w:rPr>
@@ -528,7 +592,39 @@
         <w:rPr>
           <w:rFonts w:hint="eastAsia"/>
         </w:rPr>
-        <w:t xml:space="preserve">        generated: "default"</w:t>
+        <w:t xml:space="preserve">        </w:t>
+      </w:r>
+      <w:r>
+        <w:rPr>
+          <w:rFonts w:hint="eastAsia"/>
+        </w:rPr>
+        <w:t>C</w:t>
+      </w:r>
+      <w:r>
+        <w:rPr>
+          <w:rFonts w:hint="eastAsia"/>
+        </w:rPr>
+        <w:t>ycled: false</w:t>
+      </w:r>
+      <w:r>
+        <w:rPr>
+          <w:rFonts w:hint="eastAsia"/>
+        </w:rPr>
+        <w:t>,</w:t>
+      </w:r>
+    </w:p>
+    <w:p>
+      <w:r>
+        <w:rPr>
+          <w:rFonts w:hint="eastAsia"/>
+        </w:rPr>
+        <w:t xml:space="preserve">        G</w:t>
+      </w:r>
+      <w:r>
+        <w:rPr>
+          <w:rFonts w:hint="eastAsia"/>
+        </w:rPr>
+        <w:t>enerated: "default"</w:t>
       </w:r>
     </w:p>
     <w:p>
@@ -590,7 +686,13 @@
         <w:rPr>
           <w:rFonts w:hint="eastAsia"/>
         </w:rPr>
-        <w:t>field: "</w:t>
+        <w:t>F</w:t>
+      </w:r>
+      <w:r>
+        <w:rPr>
+          <w:rFonts w:hint="eastAsia"/>
+        </w:rPr>
+        <w:t>ield: "</w:t>
       </w:r>
       <w:r>
         <w:rPr>
@@ -662,11 +764,11 @@
         <w:tblLook w:val="04A0"/>
       </w:tblPr>
       <w:tblGrid>
-        <w:gridCol w:w="1767"/>
-        <w:gridCol w:w="1498"/>
-        <w:gridCol w:w="1897"/>
-        <w:gridCol w:w="1571"/>
-        <w:gridCol w:w="1526"/>
+        <w:gridCol w:w="1826"/>
+        <w:gridCol w:w="1567"/>
+        <w:gridCol w:w="1622"/>
+        <w:gridCol w:w="1622"/>
+        <w:gridCol w:w="1622"/>
       </w:tblGrid>
       <w:tr>
         <w:tc>
@@ -796,7 +898,13 @@
               <w:rPr>
                 <w:rFonts w:eastAsiaTheme="minorEastAsia" w:hint="eastAsia"/>
               </w:rPr>
-              <w:t>field</w:t>
+              <w:t>F</w:t>
+            </w:r>
+            <w:r>
+              <w:rPr>
+                <w:rFonts w:eastAsiaTheme="minorEastAsia" w:hint="eastAsia"/>
+              </w:rPr>
+              <w:t>ield</w:t>
             </w:r>
           </w:p>
         </w:tc>
@@ -882,34 +990,7 @@
               <w:rPr>
                 <w:rFonts w:eastAsiaTheme="minorEastAsia" w:hint="eastAsia"/>
               </w:rPr>
-              <w:t>起始，</w:t>
-            </w:r>
-            <w:commentRangeStart w:id="0"/>
-            <w:r>
-              <w:rPr>
-                <w:rFonts w:eastAsiaTheme="minorEastAsia" w:hint="eastAsia"/>
-              </w:rPr>
-              <w:t>不包含“</w:t>
-            </w:r>
-            <w:r>
-              <w:rPr>
-                <w:rFonts w:eastAsiaTheme="minorEastAsia" w:hint="eastAsia"/>
-              </w:rPr>
-              <w:t>.</w:t>
-            </w:r>
-            <w:r>
-              <w:rPr>
-                <w:rFonts w:eastAsiaTheme="minorEastAsia" w:hint="eastAsia"/>
-              </w:rPr>
-              <w:t>”</w:t>
-            </w:r>
-            <w:commentRangeEnd w:id="0"/>
-            <w:r>
-              <w:rPr>
-                <w:rStyle w:val="CommentReference"/>
-                <w:rFonts w:eastAsiaTheme="minorEastAsia"/>
-              </w:rPr>
-              <w:commentReference w:id="0"/>
+              <w:t>起始</w:t>
             </w:r>
           </w:p>
         </w:tc>
@@ -968,7 +1049,13 @@
               <w:rPr>
                 <w:rFonts w:eastAsiaTheme="minorEastAsia" w:hint="eastAsia"/>
               </w:rPr>
-              <w:t>increment</w:t>
+              <w:t>I</w:t>
+            </w:r>
+            <w:r>
+              <w:rPr>
+                <w:rFonts w:eastAsiaTheme="minorEastAsia" w:hint="eastAsia"/>
+              </w:rPr>
+              <w:t>ncrement</w:t>
             </w:r>
           </w:p>
         </w:tc>
@@ -993,7 +1080,13 @@
               <w:rPr>
                 <w:rFonts w:eastAsiaTheme="minorEastAsia" w:hint="eastAsia"/>
               </w:rPr>
-              <w:t>nt64</w:t>
+              <w:t>nt</w:t>
+            </w:r>
+            <w:r>
+              <w:rPr>
+                <w:rFonts w:eastAsiaTheme="minorEastAsia" w:hint="eastAsia"/>
+              </w:rPr>
+              <w:t>32</w:t>
             </w:r>
           </w:p>
         </w:tc>
@@ -1089,7 +1182,19 @@
               <w:rPr>
                 <w:rFonts w:eastAsiaTheme="minorEastAsia" w:hint="eastAsia"/>
               </w:rPr>
-              <w:t>start</w:t>
+              <w:t>S</w:t>
+            </w:r>
+            <w:r>
+              <w:rPr>
+                <w:rFonts w:eastAsiaTheme="minorEastAsia" w:hint="eastAsia"/>
+              </w:rPr>
+              <w:t>tart</w:t>
+            </w:r>
+            <w:r>
+              <w:rPr>
+                <w:rFonts w:eastAsiaTheme="minorEastAsia" w:hint="eastAsia"/>
+              </w:rPr>
+              <w:t>Value</w:t>
             </w:r>
           </w:p>
         </w:tc>
@@ -1192,7 +1297,7 @@
               <w:rPr>
                 <w:rFonts w:eastAsiaTheme="minorEastAsia" w:hint="eastAsia"/>
               </w:rPr>
-              <w:t>min</w:t>
+              <w:t>MinValue</w:t>
             </w:r>
           </w:p>
         </w:tc>
@@ -1292,7 +1397,7 @@
               <w:rPr>
                 <w:rFonts w:eastAsiaTheme="minorEastAsia" w:hint="eastAsia"/>
               </w:rPr>
-              <w:t>max</w:t>
+              <w:t>MaxValue</w:t>
             </w:r>
           </w:p>
         </w:tc>
@@ -1392,7 +1497,7 @@
               <w:rPr>
                 <w:rFonts w:eastAsiaTheme="minorEastAsia" w:hint="eastAsia"/>
               </w:rPr>
-              <w:t>cache</w:t>
+              <w:t>CacheSize</w:t>
             </w:r>
           </w:p>
         </w:tc>
@@ -1414,7 +1519,13 @@
               <w:rPr>
                 <w:rFonts w:eastAsiaTheme="minorEastAsia" w:hint="eastAsia"/>
               </w:rPr>
-              <w:t>nt64</w:t>
+              <w:t>nt</w:t>
+            </w:r>
+            <w:r>
+              <w:rPr>
+                <w:rFonts w:eastAsiaTheme="minorEastAsia" w:hint="eastAsia"/>
+              </w:rPr>
+              <w:t>32</w:t>
             </w:r>
           </w:p>
         </w:tc>
@@ -1483,6 +1594,12 @@
                 <w:rFonts w:eastAsiaTheme="minorEastAsia" w:hint="eastAsia"/>
               </w:rPr>
               <w:t>100</w:t>
+            </w:r>
+            <w:r>
+              <w:rPr>
+                <w:rFonts w:eastAsiaTheme="minorEastAsia" w:hint="eastAsia"/>
+              </w:rPr>
+              <w:t>0</w:t>
             </w:r>
           </w:p>
         </w:tc>
@@ -1522,7 +1639,7 @@
               <w:rPr>
                 <w:rFonts w:eastAsiaTheme="minorEastAsia" w:hint="eastAsia"/>
               </w:rPr>
-              <w:t>fetch</w:t>
+              <w:t>AcquireSize</w:t>
             </w:r>
           </w:p>
         </w:tc>
@@ -1601,6 +1718,12 @@
                 <w:rFonts w:eastAsiaTheme="minorEastAsia" w:hint="eastAsia"/>
               </w:rPr>
               <w:t>10</w:t>
+            </w:r>
+            <w:r>
+              <w:rPr>
+                <w:rFonts w:eastAsiaTheme="minorEastAsia" w:hint="eastAsia"/>
+              </w:rPr>
+              <w:t>0</w:t>
             </w:r>
           </w:p>
         </w:tc>
@@ -1640,7 +1763,13 @@
               <w:rPr>
                 <w:rFonts w:eastAsiaTheme="minorEastAsia" w:hint="eastAsia"/>
               </w:rPr>
-              <w:t>cycled</w:t>
+              <w:t>C</w:t>
+            </w:r>
+            <w:r>
+              <w:rPr>
+                <w:rFonts w:eastAsiaTheme="minorEastAsia" w:hint="eastAsia"/>
+              </w:rPr>
+              <w:t>ycled</w:t>
             </w:r>
           </w:p>
         </w:tc>
@@ -1743,7 +1872,13 @@
               <w:rPr>
                 <w:rFonts w:eastAsiaTheme="minorEastAsia" w:hint="eastAsia"/>
               </w:rPr>
-              <w:t>generated</w:t>
+              <w:t>G</w:t>
+            </w:r>
+            <w:r>
+              <w:rPr>
+                <w:rFonts w:eastAsiaTheme="minorEastAsia" w:hint="eastAsia"/>
+              </w:rPr>
+              <w:t>enerated</w:t>
             </w:r>
           </w:p>
         </w:tc>
@@ -1774,7 +1909,7 @@
             <w:pPr>
               <w:ind w:left="0"/>
               <w:rPr>
-                <w:rFonts w:eastAsiaTheme="minorEastAsia"/>
+                <w:rFonts w:eastAsiaTheme="minorEastAsia" w:hint="eastAsia"/>
               </w:rPr>
             </w:pPr>
             <w:r>
@@ -1799,28 +1934,7 @@
               <w:rPr>
                 <w:rFonts w:eastAsiaTheme="minorEastAsia" w:hint="eastAsia"/>
               </w:rPr>
-              <w:t>"</w:t>
-            </w:r>
-            <w:commentRangeStart w:id="1"/>
-            <w:r>
-              <w:rPr>
-                <w:rFonts w:eastAsiaTheme="minorEastAsia" w:hint="eastAsia"/>
-              </w:rPr>
-              <w:t>default</w:t>
-            </w:r>
-            <w:commentRangeEnd w:id="1"/>
-            <w:r>
-              <w:rPr>
-                <w:rStyle w:val="CommentReference"/>
-                <w:rFonts w:eastAsiaTheme="minorEastAsia"/>
-              </w:rPr>
-              <w:commentReference w:id="1"/>
-            </w:r>
-            <w:r>
-              <w:rPr>
-                <w:rFonts w:eastAsiaTheme="minorEastAsia" w:hint="eastAsia"/>
-              </w:rPr>
-              <w:t>"</w:t>
+              <w:t>"default"</w:t>
             </w:r>
             <w:r>
               <w:rPr>
@@ -1850,7 +1964,44 @@
               <w:rPr>
                 <w:rFonts w:eastAsiaTheme="minorEastAsia" w:hint="eastAsia"/>
               </w:rPr>
-              <w:t>允许客户端设置。</w:t>
+              <w:t>允</w:t>
+            </w:r>
+            <w:r>
+              <w:rPr>
+                <w:rFonts w:eastAsiaTheme="minorEastAsia" w:hint="eastAsia"/>
+              </w:rPr>
+              <w:lastRenderedPageBreak/>
+              <w:t>许客户端设置。</w:t>
+            </w:r>
+          </w:p>
+          <w:p>
+            <w:pPr>
+              <w:ind w:left="0"/>
+              <w:rPr>
+                <w:rFonts w:eastAsiaTheme="minorEastAsia"/>
+                <w:color w:val="FF0000"/>
+              </w:rPr>
+            </w:pPr>
+            <w:r>
+              <w:rPr>
+                <w:rFonts w:hint="eastAsia"/>
+                <w:color w:val="FF0000"/>
+              </w:rPr>
+              <w:t>$replace</w:t>
+            </w:r>
+            <w:r>
+              <w:rPr>
+                <w:rFonts w:ascii="宋体" w:eastAsia="宋体" w:hAnsi="宋体" w:cs="宋体" w:hint="eastAsia"/>
+                <w:color w:val="FF0000"/>
+              </w:rPr>
+              <w:t>时用户没写自增字段时将自增字段加入</w:t>
+            </w:r>
+            <w:r>
+              <w:rPr>
+                <w:rFonts w:hint="eastAsia"/>
+                <w:color w:val="FF0000"/>
+              </w:rPr>
+              <w:t>keep中</w:t>
             </w:r>
           </w:p>
         </w:tc>
@@ -1869,6 +2020,7 @@
               <w:rPr>
                 <w:rFonts w:eastAsiaTheme="minorEastAsia" w:hint="eastAsia"/>
               </w:rPr>
+              <w:lastRenderedPageBreak/>
               <w:t>"default"</w:t>
             </w:r>
           </w:p>
@@ -1904,25 +2056,23 @@
         </w:numPr>
         <w:ind w:firstLineChars="0"/>
       </w:pPr>
-      <w:commentRangeStart w:id="2"/>
-      <w:r>
-        <w:rPr>
-          <w:rFonts w:hint="eastAsia"/>
-        </w:rPr>
-        <w:t>自增字段不能是嵌套字段</w:t>
-      </w:r>
-      <w:commentRangeEnd w:id="2"/>
-      <w:r>
-        <w:rPr>
-          <w:rStyle w:val="CommentReference"/>
-        </w:rPr>
-        <w:commentReference w:id="2"/>
-      </w:r>
-      <w:r>
-        <w:rPr>
-          <w:rFonts w:hint="eastAsia"/>
-        </w:rPr>
-        <w:t>。</w:t>
+      <w:r>
+        <w:rPr>
+          <w:rFonts w:hint="eastAsia"/>
+        </w:rPr>
+        <w:t>自</w:t>
+      </w:r>
+      <w:r>
+        <w:rPr>
+          <w:rFonts w:hint="eastAsia"/>
+        </w:rPr>
+        <w:t>增字段可以</w:t>
+      </w:r>
+      <w:r>
+        <w:rPr>
+          <w:rFonts w:hint="eastAsia"/>
+        </w:rPr>
+        <w:t>是嵌套字段。</w:t>
       </w:r>
     </w:p>
     <w:p>
@@ -1938,7 +2088,13 @@
         <w:rPr>
           <w:rFonts w:hint="eastAsia"/>
         </w:rPr>
-        <w:t>increment</w:t>
+        <w:t>I</w:t>
+      </w:r>
+      <w:r>
+        <w:rPr>
+          <w:rFonts w:hint="eastAsia"/>
+        </w:rPr>
+        <w:t>ncrement</w:t>
       </w:r>
       <w:r>
         <w:rPr>
@@ -1962,7 +2118,7 @@
         <w:rPr>
           <w:rFonts w:hint="eastAsia"/>
         </w:rPr>
-        <w:t>start</w:t>
+        <w:t>StartValue</w:t>
       </w:r>
       <w:r>
         <w:rPr>
@@ -1986,7 +2142,7 @@
         <w:rPr>
           <w:rFonts w:hint="eastAsia"/>
         </w:rPr>
-        <w:t>min</w:t>
+        <w:t>MinValue</w:t>
       </w:r>
       <w:r>
         <w:rPr>
@@ -2010,7 +2166,7 @@
         <w:rPr>
           <w:rFonts w:hint="eastAsia"/>
         </w:rPr>
-        <w:t>max</w:t>
+        <w:t>MaxValue</w:t>
       </w:r>
       <w:r>
         <w:rPr>
@@ -2034,7 +2190,7 @@
         <w:rPr>
           <w:rFonts w:hint="eastAsia"/>
         </w:rPr>
-        <w:t>increment</w:t>
+        <w:t>Increment</w:t>
       </w:r>
       <w:r>
         <w:rPr>
@@ -2046,7 +2202,7 @@
         <w:rPr>
           <w:rFonts w:hint="eastAsia"/>
         </w:rPr>
-        <w:t>start</w:t>
+        <w:t>StartValue</w:t>
       </w:r>
       <w:r>
         <w:rPr>
@@ -2070,7 +2226,7 @@
         <w:rPr>
           <w:rFonts w:hint="eastAsia"/>
         </w:rPr>
-        <w:t>min</w:t>
+        <w:t>MinValue</w:t>
       </w:r>
       <w:r>
         <w:rPr>
@@ -2094,7 +2250,7 @@
         <w:rPr>
           <w:rFonts w:hint="eastAsia"/>
         </w:rPr>
-        <w:t>max</w:t>
+        <w:t>MaxValue</w:t>
       </w:r>
       <w:r>
         <w:rPr>
@@ -2128,7 +2284,7 @@
         <w:rPr>
           <w:rFonts w:hint="eastAsia"/>
         </w:rPr>
-        <w:t>start</w:t>
+        <w:t>StartValue</w:t>
       </w:r>
       <w:r>
         <w:rPr>
@@ -2140,7 +2296,37 @@
         <w:rPr>
           <w:rFonts w:hint="eastAsia"/>
         </w:rPr>
-        <w:t>[min,max)</w:t>
+        <w:t>[</w:t>
+      </w:r>
+      <w:r>
+        <w:rPr>
+          <w:rFonts w:hint="eastAsia"/>
+        </w:rPr>
+        <w:t>MinValue</w:t>
+      </w:r>
+      <w:r>
+        <w:rPr>
+          <w:rFonts w:hint="eastAsia"/>
+        </w:rPr>
+        <w:t>,</w:t>
+      </w:r>
+      <w:r>
+        <w:rPr>
+          <w:rFonts w:hint="eastAsia"/>
+        </w:rPr>
+        <w:t xml:space="preserve"> </w:t>
+      </w:r>
+      <w:r>
+        <w:rPr>
+          <w:rFonts w:hint="eastAsia"/>
+        </w:rPr>
+        <w:t>MaxValue</w:t>
+      </w:r>
+      <w:r>
+        <w:rPr>
+          <w:rFonts w:hint="eastAsia"/>
+        </w:rPr>
+        <w:t>]</w:t>
       </w:r>
       <w:r>
         <w:rPr>
@@ -2152,7 +2338,7 @@
         <w:rPr>
           <w:rFonts w:hint="eastAsia"/>
         </w:rPr>
-        <w:t>min</w:t>
+        <w:t>MinValue</w:t>
       </w:r>
       <w:r>
         <w:rPr>
@@ -2164,7 +2350,7 @@
         <w:rPr>
           <w:rFonts w:hint="eastAsia"/>
         </w:rPr>
-        <w:t>max</w:t>
+        <w:t>MaxValue</w:t>
       </w:r>
       <w:r>
         <w:rPr>
@@ -2186,7 +2372,7 @@
         <w:rPr>
           <w:rFonts w:hint="eastAsia"/>
         </w:rPr>
-        <w:t>cache</w:t>
+        <w:t>CacheSize</w:t>
       </w:r>
       <w:r>
         <w:rPr>
@@ -2234,32 +2420,31 @@
         <w:rPr>
           <w:rFonts w:hint="eastAsia"/>
         </w:rPr>
-        <w:t>cache</w:t>
-      </w:r>
-      <w:r>
-        <w:rPr>
-          <w:rFonts w:hint="eastAsia"/>
-        </w:rPr>
-        <w:t>的值必</w:t>
-      </w:r>
-      <w:r>
-        <w:rPr>
-          <w:rFonts w:hint="eastAsia"/>
-        </w:rPr>
-        <w:lastRenderedPageBreak/>
-        <w:t>须小于</w:t>
-      </w:r>
-      <w:r>
-        <w:rPr>
-          <w:rFonts w:hint="eastAsia"/>
-        </w:rPr>
-        <w:t>(CEIL(</w:t>
-      </w:r>
-      <w:r>
-        <w:rPr>
-          <w:rFonts w:hint="eastAsia"/>
-        </w:rPr>
-        <w:t>max</w:t>
+        <w:t>CacheSize</w:t>
+      </w:r>
+      <w:r>
+        <w:rPr>
+          <w:rFonts w:hint="eastAsia"/>
+        </w:rPr>
+        <w:t>的值必须小于</w:t>
+      </w:r>
+      <w:r>
+        <w:rPr>
+          <w:rFonts w:hint="eastAsia"/>
+        </w:rPr>
+        <w:t>(</w:t>
+      </w:r>
+      <w:r>
+        <w:rPr>
+          <w:rFonts w:hint="eastAsia"/>
+        </w:rPr>
+        <w:t>(</w:t>
+      </w:r>
+      <w:r>
+        <w:rPr>
+          <w:rFonts w:hint="eastAsia"/>
+        </w:rPr>
+        <w:t xml:space="preserve">MaxValue </w:t>
       </w:r>
       <w:r>
         <w:rPr>
@@ -2271,7 +2456,7 @@
         <w:rPr>
           <w:rFonts w:hint="eastAsia"/>
         </w:rPr>
-        <w:t>min</w:t>
+        <w:t>MinValue</w:t>
       </w:r>
       <w:r>
         <w:rPr>
@@ -2283,13 +2468,25 @@
         <w:rPr>
           <w:rFonts w:hint="eastAsia"/>
         </w:rPr>
-        <w:t>increment</w:t>
-      </w:r>
-      <w:r>
-        <w:rPr>
-          <w:rFonts w:hint="eastAsia"/>
-        </w:rPr>
-        <w:t>))</w:t>
+        <w:t>Increment</w:t>
+      </w:r>
+      <w:r>
+        <w:rPr>
+          <w:rFonts w:hint="eastAsia"/>
+        </w:rPr>
+        <w:t>)</w:t>
+      </w:r>
+      <w:r>
+        <w:rPr>
+          <w:rFonts w:hint="eastAsia"/>
+        </w:rPr>
+        <w:t xml:space="preserve"> + 1</w:t>
+      </w:r>
+      <w:r>
+        <w:rPr>
+          <w:rFonts w:hint="eastAsia"/>
+        </w:rPr>
+        <w:t>)</w:t>
       </w:r>
       <w:r>
         <w:rPr>
@@ -2311,7 +2508,13 @@
         <w:rPr>
           <w:rFonts w:hint="eastAsia"/>
         </w:rPr>
-        <w:t>cycled</w:t>
+        <w:t>C</w:t>
+      </w:r>
+      <w:r>
+        <w:rPr>
+          <w:rFonts w:hint="eastAsia"/>
+        </w:rPr>
+        <w:t>ycled</w:t>
       </w:r>
       <w:r>
         <w:rPr>
@@ -2335,7 +2538,7 @@
         <w:rPr>
           <w:rFonts w:hint="eastAsia"/>
         </w:rPr>
-        <w:t>increment</w:t>
+        <w:t>Increment</w:t>
       </w:r>
       <w:r>
         <w:rPr>
@@ -2347,7 +2550,7 @@
         <w:rPr>
           <w:rFonts w:hint="eastAsia"/>
         </w:rPr>
-        <w:t>increment</w:t>
+        <w:t>Increment</w:t>
       </w:r>
       <w:r>
         <w:rPr>
@@ -2421,7 +2624,7 @@
         <w:rPr>
           <w:rFonts w:hint="eastAsia"/>
         </w:rPr>
-        <w:t>start</w:t>
+        <w:t>StartValue</w:t>
       </w:r>
       <w:r>
         <w:rPr>
@@ -2600,25 +2803,656 @@
         </w:rPr>
         <w:t>Name : "</w:t>
       </w:r>
-      <w:commentRangeStart w:id="3"/>
-      <w:r>
-        <w:rPr>
-          <w:rFonts w:hint="eastAsia"/>
-        </w:rPr>
-        <w:t>add</w:t>
-      </w:r>
-      <w:r>
-        <w:rPr>
-          <w:rFonts w:hint="eastAsia"/>
-        </w:rPr>
-        <w:t xml:space="preserve"> </w:t>
-      </w:r>
-      <w:commentRangeEnd w:id="3"/>
-      <w:r>
-        <w:rPr>
-          <w:rStyle w:val="CommentReference"/>
-        </w:rPr>
-        <w:commentReference w:id="3"/>
+      <w:r>
+        <w:rPr>
+          <w:rFonts w:hint="eastAsia"/>
+        </w:rPr>
+        <w:t>create</w:t>
+      </w:r>
+      <w:r>
+        <w:rPr>
+          <w:rFonts w:hint="eastAsia"/>
+        </w:rPr>
+        <w:t xml:space="preserve"> autoincrement</w:t>
+      </w:r>
+      <w:r>
+        <w:rPr>
+          <w:rFonts w:hint="eastAsia"/>
+        </w:rPr>
+        <w:t>",</w:t>
+      </w:r>
+    </w:p>
+    <w:p>
+      <w:r>
+        <w:rPr>
+          <w:rFonts w:hint="eastAsia"/>
+        </w:rPr>
+        <w:t xml:space="preserve">    </w:t>
+      </w:r>
+      <w:r>
+        <w:rPr>
+          <w:rFonts w:hint="eastAsia"/>
+        </w:rPr>
+        <w:t xml:space="preserve">    </w:t>
+      </w:r>
+      <w:r>
+        <w:rPr>
+          <w:rFonts w:hint="eastAsia"/>
+        </w:rPr>
+        <w:t>Args : {</w:t>
+      </w:r>
+    </w:p>
+    <w:p>
+      <w:r>
+        <w:rPr>
+          <w:rFonts w:hint="eastAsia"/>
+        </w:rPr>
+        <w:t xml:space="preserve">            F</w:t>
+      </w:r>
+      <w:r>
+        <w:rPr>
+          <w:rFonts w:hint="eastAsia"/>
+        </w:rPr>
+        <w:t>ield: "</w:t>
+      </w:r>
+      <w:r>
+        <w:rPr>
+          <w:rFonts w:hint="eastAsia"/>
+        </w:rPr>
+        <w:t>&lt;field_name&gt;</w:t>
+      </w:r>
+      <w:r>
+        <w:rPr>
+          <w:rFonts w:hint="eastAsia"/>
+        </w:rPr>
+        <w:t>",</w:t>
+      </w:r>
+    </w:p>
+    <w:p>
+      <w:r>
+        <w:rPr>
+          <w:rFonts w:hint="eastAsia"/>
+        </w:rPr>
+        <w:t xml:space="preserve">            ...</w:t>
+      </w:r>
+    </w:p>
+    <w:p>
+      <w:r>
+        <w:rPr>
+          <w:rFonts w:hint="eastAsia"/>
+        </w:rPr>
+        <w:t xml:space="preserve">        </w:t>
+      </w:r>
+      <w:r>
+        <w:rPr>
+          <w:rFonts w:hint="eastAsia"/>
+        </w:rPr>
+        <w:t>}</w:t>
+      </w:r>
+    </w:p>
+    <w:p>
+      <w:r>
+        <w:rPr>
+          <w:rFonts w:hint="eastAsia"/>
+        </w:rPr>
+        <w:t xml:space="preserve">  </w:t>
+      </w:r>
+      <w:r>
+        <w:rPr>
+          <w:rFonts w:hint="eastAsia"/>
+        </w:rPr>
+        <w:t xml:space="preserve">  </w:t>
+      </w:r>
+      <w:r>
+        <w:rPr>
+          <w:rFonts w:hint="eastAsia"/>
+        </w:rPr>
+        <w:t>}</w:t>
+      </w:r>
+    </w:p>
+    <w:p>
+      <w:pPr>
+        <w:rPr>
+          <w:rFonts w:hint="eastAsia"/>
+        </w:rPr>
+      </w:pPr>
+      <w:r>
+        <w:rPr>
+          <w:rFonts w:hint="eastAsia"/>
+        </w:rPr>
+        <w:t>}</w:t>
+      </w:r>
+    </w:p>
+    <w:p>
+      <w:pPr>
+        <w:rPr>
+          <w:rFonts w:hint="eastAsia"/>
+        </w:rPr>
+      </w:pPr>
+    </w:p>
+    <w:p>
+      <w:r>
+        <w:rPr>
+          <w:rFonts w:hint="eastAsia"/>
+        </w:rPr>
+        <w:t>驱动增加</w:t>
+      </w:r>
+      <w:r>
+        <w:rPr>
+          <w:rFonts w:hint="eastAsia"/>
+        </w:rPr>
+        <w:t>createAutoIncrement</w:t>
+      </w:r>
+      <w:r>
+        <w:rPr>
+          <w:rFonts w:hint="eastAsia"/>
+        </w:rPr>
+        <w:t>接口</w:t>
+      </w:r>
+    </w:p>
+    <w:p>
+      <w:pPr>
+        <w:pStyle w:val="Heading3"/>
+      </w:pPr>
+      <w:r>
+        <w:rPr>
+          <w:rFonts w:hint="eastAsia"/>
+        </w:rPr>
+        <w:t>修改自增字段</w:t>
+      </w:r>
+    </w:p>
+    <w:p>
+      <w:r>
+        <w:rPr>
+          <w:rFonts w:hint="eastAsia"/>
+        </w:rPr>
+        <w:t>可以</w:t>
+      </w:r>
+      <w:r>
+        <w:rPr>
+          <w:rFonts w:hint="eastAsia"/>
+        </w:rPr>
+        <w:t>通过集合的</w:t>
+      </w:r>
+      <w:r>
+        <w:rPr>
+          <w:rFonts w:hint="eastAsia"/>
+        </w:rPr>
+        <w:t>alter</w:t>
+      </w:r>
+      <w:r>
+        <w:rPr>
+          <w:rFonts w:hint="eastAsia"/>
+        </w:rPr>
+        <w:t>命令</w:t>
+      </w:r>
+      <w:r>
+        <w:rPr>
+          <w:rFonts w:hint="eastAsia"/>
+        </w:rPr>
+        <w:t>修改</w:t>
+      </w:r>
+      <w:r>
+        <w:rPr>
+          <w:rFonts w:hint="eastAsia"/>
+        </w:rPr>
+        <w:t>自增字段的属性</w:t>
+      </w:r>
+      <w:r>
+        <w:rPr>
+          <w:rFonts w:hint="eastAsia"/>
+        </w:rPr>
+        <w:t>，</w:t>
+      </w:r>
+      <w:r>
+        <w:rPr>
+          <w:rFonts w:hint="eastAsia"/>
+        </w:rPr>
+        <w:t>目前</w:t>
+      </w:r>
+      <w:r>
+        <w:rPr>
+          <w:rFonts w:hint="eastAsia"/>
+        </w:rPr>
+        <w:t>自增字段的属性</w:t>
+      </w:r>
+      <w:r>
+        <w:rPr>
+          <w:rFonts w:hint="eastAsia"/>
+        </w:rPr>
+        <w:t>除了</w:t>
+      </w:r>
+      <w:r>
+        <w:rPr>
+          <w:rFonts w:hint="eastAsia"/>
+        </w:rPr>
+        <w:t>字段名</w:t>
+      </w:r>
+      <w:r>
+        <w:rPr>
+          <w:rFonts w:hint="eastAsia"/>
+        </w:rPr>
+        <w:t>都可以修改</w:t>
+      </w:r>
+      <w:r>
+        <w:rPr>
+          <w:rFonts w:hint="eastAsia"/>
+        </w:rPr>
+        <w:t>：</w:t>
+      </w:r>
+    </w:p>
+    <w:p>
+      <w:r>
+        <w:rPr>
+          <w:rFonts w:hint="eastAsia"/>
+        </w:rPr>
+        <w:t>{</w:t>
+      </w:r>
+    </w:p>
+    <w:p>
+      <w:r>
+        <w:rPr>
+          <w:rFonts w:hint="eastAsia"/>
+        </w:rPr>
+        <w:t xml:space="preserve">    AlterType : "collection</w:t>
+      </w:r>
+      <w:r>
+        <w:rPr>
+          <w:rFonts w:hint="eastAsia"/>
+        </w:rPr>
+        <w:t>",</w:t>
+      </w:r>
+    </w:p>
+    <w:p>
+      <w:r>
+        <w:rPr>
+          <w:rFonts w:hint="eastAsia"/>
+        </w:rPr>
+        <w:lastRenderedPageBreak/>
+        <w:t xml:space="preserve">  </w:t>
+      </w:r>
+      <w:r>
+        <w:rPr>
+          <w:rFonts w:hint="eastAsia"/>
+        </w:rPr>
+        <w:t xml:space="preserve">  Version : 1,</w:t>
+      </w:r>
+    </w:p>
+    <w:p>
+      <w:r>
+        <w:rPr>
+          <w:rFonts w:hint="eastAsia"/>
+        </w:rPr>
+        <w:t xml:space="preserve">  </w:t>
+      </w:r>
+      <w:r>
+        <w:rPr>
+          <w:rFonts w:hint="eastAsia"/>
+        </w:rPr>
+        <w:t xml:space="preserve">  </w:t>
+      </w:r>
+      <w:r>
+        <w:rPr>
+          <w:rFonts w:hint="eastAsia"/>
+        </w:rPr>
+        <w:t>Name : "&lt;</w:t>
+      </w:r>
+      <w:r>
+        <w:rPr>
+          <w:rFonts w:hint="eastAsia"/>
+        </w:rPr>
+        <w:t>collection</w:t>
+      </w:r>
+      <w:r>
+        <w:rPr>
+          <w:rFonts w:hint="eastAsia"/>
+        </w:rPr>
+        <w:t>_name&gt;", // foo.bar</w:t>
+      </w:r>
+    </w:p>
+    <w:p>
+      <w:r>
+        <w:rPr>
+          <w:rFonts w:hint="eastAsia"/>
+        </w:rPr>
+        <w:t xml:space="preserve">  </w:t>
+      </w:r>
+      <w:r>
+        <w:rPr>
+          <w:rFonts w:hint="eastAsia"/>
+        </w:rPr>
+        <w:t xml:space="preserve">  </w:t>
+      </w:r>
+      <w:r>
+        <w:rPr>
+          <w:rFonts w:hint="eastAsia"/>
+        </w:rPr>
+        <w:t>Alter :</w:t>
+      </w:r>
+    </w:p>
+    <w:p>
+      <w:r>
+        <w:rPr>
+          <w:rFonts w:hint="eastAsia"/>
+        </w:rPr>
+        <w:t xml:space="preserve">  </w:t>
+      </w:r>
+      <w:r>
+        <w:rPr>
+          <w:rFonts w:hint="eastAsia"/>
+        </w:rPr>
+        <w:t xml:space="preserve">  </w:t>
+      </w:r>
+      <w:r>
+        <w:rPr>
+          <w:rFonts w:hint="eastAsia"/>
+        </w:rPr>
+        <w:t>{</w:t>
+      </w:r>
+    </w:p>
+    <w:p>
+      <w:r>
+        <w:rPr>
+          <w:rFonts w:hint="eastAsia"/>
+        </w:rPr>
+        <w:t xml:space="preserve">    </w:t>
+      </w:r>
+      <w:r>
+        <w:rPr>
+          <w:rFonts w:hint="eastAsia"/>
+        </w:rPr>
+        <w:t xml:space="preserve">    </w:t>
+      </w:r>
+      <w:r>
+        <w:rPr>
+          <w:rFonts w:hint="eastAsia"/>
+        </w:rPr>
+        <w:t>Name : "</w:t>
+      </w:r>
+      <w:r>
+        <w:rPr>
+          <w:rFonts w:hint="eastAsia"/>
+        </w:rPr>
+        <w:t>set</w:t>
+      </w:r>
+      <w:r>
+        <w:rPr>
+          <w:rFonts w:hint="eastAsia"/>
+        </w:rPr>
+        <w:t xml:space="preserve"> autoincrement</w:t>
+      </w:r>
+      <w:r>
+        <w:rPr>
+          <w:rFonts w:hint="eastAsia"/>
+        </w:rPr>
+        <w:t>",</w:t>
+      </w:r>
+    </w:p>
+    <w:p>
+      <w:r>
+        <w:rPr>
+          <w:rFonts w:hint="eastAsia"/>
+        </w:rPr>
+        <w:t xml:space="preserve">    </w:t>
+      </w:r>
+      <w:r>
+        <w:rPr>
+          <w:rFonts w:hint="eastAsia"/>
+        </w:rPr>
+        <w:t xml:space="preserve">    Args : {</w:t>
+      </w:r>
+    </w:p>
+    <w:p>
+      <w:r>
+        <w:rPr>
+          <w:rFonts w:hint="eastAsia"/>
+        </w:rPr>
+        <w:t xml:space="preserve">            F</w:t>
+      </w:r>
+      <w:r>
+        <w:rPr>
+          <w:rFonts w:hint="eastAsia"/>
+        </w:rPr>
+        <w:t>ield: "&lt;field_name&gt;",</w:t>
+      </w:r>
+    </w:p>
+    <w:p>
+      <w:r>
+        <w:rPr>
+          <w:rFonts w:hint="eastAsia"/>
+        </w:rPr>
+        <w:t xml:space="preserve">            ...</w:t>
+      </w:r>
+    </w:p>
+    <w:p>
+      <w:r>
+        <w:rPr>
+          <w:rFonts w:hint="eastAsia"/>
+        </w:rPr>
+        <w:t xml:space="preserve">        </w:t>
+      </w:r>
+      <w:r>
+        <w:rPr>
+          <w:rFonts w:hint="eastAsia"/>
+        </w:rPr>
+        <w:t>}</w:t>
+      </w:r>
+    </w:p>
+    <w:p>
+      <w:r>
+        <w:rPr>
+          <w:rFonts w:hint="eastAsia"/>
+        </w:rPr>
+        <w:t xml:space="preserve">  </w:t>
+      </w:r>
+      <w:r>
+        <w:rPr>
+          <w:rFonts w:hint="eastAsia"/>
+        </w:rPr>
+        <w:t xml:space="preserve">  </w:t>
+      </w:r>
+      <w:r>
+        <w:rPr>
+          <w:rFonts w:hint="eastAsia"/>
+        </w:rPr>
+        <w:t>}</w:t>
+      </w:r>
+    </w:p>
+    <w:p>
+      <w:pPr>
+        <w:rPr>
+          <w:rFonts w:hint="eastAsia"/>
+        </w:rPr>
+      </w:pPr>
+      <w:r>
+        <w:rPr>
+          <w:rFonts w:hint="eastAsia"/>
+        </w:rPr>
+        <w:t>}</w:t>
+      </w:r>
+    </w:p>
+    <w:p>
+      <w:pPr>
+        <w:rPr>
+          <w:rFonts w:hint="eastAsia"/>
+        </w:rPr>
+      </w:pPr>
+    </w:p>
+    <w:p>
+      <w:r>
+        <w:rPr>
+          <w:rFonts w:hint="eastAsia"/>
+        </w:rPr>
+        <w:t>驱动</w:t>
+      </w:r>
+      <w:r>
+        <w:rPr>
+          <w:rFonts w:hint="eastAsia"/>
+        </w:rPr>
+        <w:t>setAttributes</w:t>
+      </w:r>
+      <w:r>
+        <w:rPr>
+          <w:rFonts w:hint="eastAsia"/>
+        </w:rPr>
+        <w:t>增加</w:t>
+      </w:r>
+      <w:r>
+        <w:rPr>
+          <w:rFonts w:hint="eastAsia"/>
+        </w:rPr>
+        <w:t>AutoIncrement</w:t>
+      </w:r>
+      <w:r>
+        <w:rPr>
+          <w:rFonts w:hint="eastAsia"/>
+        </w:rPr>
+        <w:t>选项</w:t>
+      </w:r>
+    </w:p>
+    <w:p>
+      <w:pPr>
+        <w:pStyle w:val="Heading3"/>
+      </w:pPr>
+      <w:r>
+        <w:rPr>
+          <w:rFonts w:hint="eastAsia"/>
+        </w:rPr>
+        <w:t>删除自增字段</w:t>
+      </w:r>
+    </w:p>
+    <w:p>
+      <w:r>
+        <w:rPr>
+          <w:rFonts w:hint="eastAsia"/>
+        </w:rPr>
+        <w:t>{</w:t>
+      </w:r>
+    </w:p>
+    <w:p>
+      <w:r>
+        <w:rPr>
+          <w:rFonts w:hint="eastAsia"/>
+        </w:rPr>
+        <w:t xml:space="preserve">    AlterType : "collection</w:t>
+      </w:r>
+      <w:r>
+        <w:rPr>
+          <w:rFonts w:hint="eastAsia"/>
+        </w:rPr>
+        <w:t>",</w:t>
+      </w:r>
+    </w:p>
+    <w:p>
+      <w:r>
+        <w:rPr>
+          <w:rFonts w:hint="eastAsia"/>
+        </w:rPr>
+        <w:t xml:space="preserve">  </w:t>
+      </w:r>
+      <w:r>
+        <w:rPr>
+          <w:rFonts w:hint="eastAsia"/>
+        </w:rPr>
+        <w:t xml:space="preserve">  Version : 1,</w:t>
+      </w:r>
+    </w:p>
+    <w:p>
+      <w:r>
+        <w:rPr>
+          <w:rFonts w:hint="eastAsia"/>
+        </w:rPr>
+        <w:t xml:space="preserve">  </w:t>
+      </w:r>
+      <w:r>
+        <w:rPr>
+          <w:rFonts w:hint="eastAsia"/>
+        </w:rPr>
+        <w:t xml:space="preserve">  </w:t>
+      </w:r>
+      <w:r>
+        <w:rPr>
+          <w:rFonts w:hint="eastAsia"/>
+        </w:rPr>
+        <w:t>Name : "&lt;</w:t>
+      </w:r>
+      <w:r>
+        <w:rPr>
+          <w:rFonts w:hint="eastAsia"/>
+        </w:rPr>
+        <w:t>collection</w:t>
+      </w:r>
+      <w:r>
+        <w:rPr>
+          <w:rFonts w:hint="eastAsia"/>
+        </w:rPr>
+        <w:t>_name&gt;", // foo.bar</w:t>
+      </w:r>
+    </w:p>
+    <w:p>
+      <w:r>
+        <w:rPr>
+          <w:rFonts w:hint="eastAsia"/>
+        </w:rPr>
+        <w:t xml:space="preserve">  </w:t>
+      </w:r>
+      <w:r>
+        <w:rPr>
+          <w:rFonts w:hint="eastAsia"/>
+        </w:rPr>
+        <w:t xml:space="preserve">  </w:t>
+      </w:r>
+      <w:r>
+        <w:rPr>
+          <w:rFonts w:hint="eastAsia"/>
+        </w:rPr>
+        <w:t>Alter :</w:t>
+      </w:r>
+    </w:p>
+    <w:p>
+      <w:r>
+        <w:rPr>
+          <w:rFonts w:hint="eastAsia"/>
+        </w:rPr>
+        <w:t xml:space="preserve">  </w:t>
+      </w:r>
+      <w:r>
+        <w:rPr>
+          <w:rFonts w:hint="eastAsia"/>
+        </w:rPr>
+        <w:t xml:space="preserve">  </w:t>
+      </w:r>
+      <w:r>
+        <w:rPr>
+          <w:rFonts w:hint="eastAsia"/>
+        </w:rPr>
+        <w:t>{</w:t>
+      </w:r>
+    </w:p>
+    <w:p>
+      <w:r>
+        <w:rPr>
+          <w:rFonts w:hint="eastAsia"/>
+        </w:rPr>
+        <w:t xml:space="preserve">    </w:t>
+      </w:r>
+      <w:r>
+        <w:rPr>
+          <w:rFonts w:hint="eastAsia"/>
+        </w:rPr>
+        <w:t xml:space="preserve">    </w:t>
+      </w:r>
+      <w:r>
+        <w:rPr>
+          <w:rFonts w:hint="eastAsia"/>
+        </w:rPr>
+        <w:t>Name : "</w:t>
+      </w:r>
+      <w:r>
+        <w:rPr>
+          <w:rFonts w:hint="eastAsia"/>
+        </w:rPr>
+        <w:t xml:space="preserve">drop </w:t>
       </w:r>
       <w:r>
         <w:rPr>
@@ -2644,344 +3478,6 @@
         <w:rPr>
           <w:rFonts w:hint="eastAsia"/>
         </w:rPr>
-        <w:t xml:space="preserve">    </w:t>
-      </w:r>
-      <w:r>
-        <w:rPr>
-          <w:rFonts w:hint="eastAsia"/>
-        </w:rPr>
-        <w:t>Args : {</w:t>
-      </w:r>
-    </w:p>
-    <w:p>
-      <w:r>
-        <w:rPr>
-          <w:rFonts w:hint="eastAsia"/>
-        </w:rPr>
-        <w:t xml:space="preserve">            field: "</w:t>
-      </w:r>
-      <w:r>
-        <w:rPr>
-          <w:rFonts w:hint="eastAsia"/>
-        </w:rPr>
-        <w:t>&lt;field_name&gt;</w:t>
-      </w:r>
-      <w:r>
-        <w:rPr>
-          <w:rFonts w:hint="eastAsia"/>
-        </w:rPr>
-        <w:t>",</w:t>
-      </w:r>
-    </w:p>
-    <w:p>
-      <w:r>
-        <w:rPr>
-          <w:rFonts w:hint="eastAsia"/>
-        </w:rPr>
-        <w:t xml:space="preserve">            ...</w:t>
-      </w:r>
-    </w:p>
-    <w:p>
-      <w:r>
-        <w:rPr>
-          <w:rFonts w:hint="eastAsia"/>
-        </w:rPr>
-        <w:t xml:space="preserve">        </w:t>
-      </w:r>
-      <w:r>
-        <w:rPr>
-          <w:rFonts w:hint="eastAsia"/>
-        </w:rPr>
-        <w:t>}</w:t>
-      </w:r>
-    </w:p>
-    <w:p>
-      <w:r>
-        <w:rPr>
-          <w:rFonts w:hint="eastAsia"/>
-        </w:rPr>
-        <w:t xml:space="preserve">  </w:t>
-      </w:r>
-      <w:r>
-        <w:rPr>
-          <w:rFonts w:hint="eastAsia"/>
-        </w:rPr>
-        <w:t xml:space="preserve">  </w:t>
-      </w:r>
-      <w:r>
-        <w:rPr>
-          <w:rFonts w:hint="eastAsia"/>
-        </w:rPr>
-        <w:t>}</w:t>
-      </w:r>
-    </w:p>
-    <w:p>
-      <w:r>
-        <w:rPr>
-          <w:rFonts w:hint="eastAsia"/>
-        </w:rPr>
-        <w:t>}</w:t>
-      </w:r>
-    </w:p>
-    <w:p>
-      <w:pPr>
-        <w:pStyle w:val="Heading3"/>
-      </w:pPr>
-      <w:commentRangeStart w:id="4"/>
-      <w:r>
-        <w:rPr>
-          <w:rFonts w:hint="eastAsia"/>
-        </w:rPr>
-        <w:t>修改自增字段</w:t>
-      </w:r>
-      <w:commentRangeEnd w:id="4"/>
-      <w:r>
-        <w:rPr>
-          <w:rStyle w:val="CommentReference"/>
-          <w:rFonts w:eastAsiaTheme="minorEastAsia" w:cstheme="minorBidi"/>
-          <w:b w:val="0"/>
-          <w:bCs w:val="0"/>
-        </w:rPr>
-        <w:commentReference w:id="4"/>
-      </w:r>
-    </w:p>
-    <w:p>
-      <w:r>
-        <w:rPr>
-          <w:rFonts w:hint="eastAsia"/>
-        </w:rPr>
-        <w:t>可以</w:t>
-      </w:r>
-      <w:r>
-        <w:rPr>
-          <w:rFonts w:hint="eastAsia"/>
-        </w:rPr>
-        <w:t>通过集合的</w:t>
-      </w:r>
-      <w:r>
-        <w:rPr>
-          <w:rFonts w:hint="eastAsia"/>
-        </w:rPr>
-        <w:t>alter</w:t>
-      </w:r>
-      <w:r>
-        <w:rPr>
-          <w:rFonts w:hint="eastAsia"/>
-        </w:rPr>
-        <w:t>命令</w:t>
-      </w:r>
-      <w:r>
-        <w:rPr>
-          <w:rFonts w:hint="eastAsia"/>
-        </w:rPr>
-        <w:t>修改</w:t>
-      </w:r>
-      <w:r>
-        <w:rPr>
-          <w:rFonts w:hint="eastAsia"/>
-        </w:rPr>
-        <w:t>自增字段的属性</w:t>
-      </w:r>
-      <w:r>
-        <w:rPr>
-          <w:rFonts w:hint="eastAsia"/>
-        </w:rPr>
-        <w:t>，</w:t>
-      </w:r>
-      <w:r>
-        <w:rPr>
-          <w:rFonts w:hint="eastAsia"/>
-        </w:rPr>
-        <w:t>目前</w:t>
-      </w:r>
-      <w:r>
-        <w:rPr>
-          <w:rFonts w:hint="eastAsia"/>
-        </w:rPr>
-        <w:t>自增字段的属性</w:t>
-      </w:r>
-      <w:r>
-        <w:rPr>
-          <w:rFonts w:hint="eastAsia"/>
-        </w:rPr>
-        <w:t>除了</w:t>
-      </w:r>
-      <w:r>
-        <w:rPr>
-          <w:rFonts w:hint="eastAsia"/>
-        </w:rPr>
-        <w:t>字段名</w:t>
-      </w:r>
-      <w:r>
-        <w:rPr>
-          <w:rFonts w:hint="eastAsia"/>
-        </w:rPr>
-        <w:t>都可以修改</w:t>
-      </w:r>
-      <w:r>
-        <w:rPr>
-          <w:rFonts w:hint="eastAsia"/>
-        </w:rPr>
-        <w:t>：</w:t>
-      </w:r>
-    </w:p>
-    <w:p>
-      <w:r>
-        <w:rPr>
-          <w:rFonts w:hint="eastAsia"/>
-        </w:rPr>
-        <w:t>{</w:t>
-      </w:r>
-    </w:p>
-    <w:p>
-      <w:r>
-        <w:rPr>
-          <w:rFonts w:hint="eastAsia"/>
-        </w:rPr>
-        <w:t xml:space="preserve">    AlterType : "collection</w:t>
-      </w:r>
-      <w:r>
-        <w:rPr>
-          <w:rFonts w:hint="eastAsia"/>
-        </w:rPr>
-        <w:t>",</w:t>
-      </w:r>
-    </w:p>
-    <w:p>
-      <w:r>
-        <w:rPr>
-          <w:rFonts w:hint="eastAsia"/>
-        </w:rPr>
-        <w:t xml:space="preserve">  </w:t>
-      </w:r>
-      <w:r>
-        <w:rPr>
-          <w:rFonts w:hint="eastAsia"/>
-        </w:rPr>
-        <w:t xml:space="preserve">  Version : 1,</w:t>
-      </w:r>
-    </w:p>
-    <w:p>
-      <w:r>
-        <w:rPr>
-          <w:rFonts w:hint="eastAsia"/>
-        </w:rPr>
-        <w:t xml:space="preserve">  </w:t>
-      </w:r>
-      <w:r>
-        <w:rPr>
-          <w:rFonts w:hint="eastAsia"/>
-        </w:rPr>
-        <w:t xml:space="preserve">  </w:t>
-      </w:r>
-      <w:r>
-        <w:rPr>
-          <w:rFonts w:hint="eastAsia"/>
-        </w:rPr>
-        <w:t>Name : "&lt;</w:t>
-      </w:r>
-      <w:r>
-        <w:rPr>
-          <w:rFonts w:hint="eastAsia"/>
-        </w:rPr>
-        <w:t>collection</w:t>
-      </w:r>
-      <w:r>
-        <w:rPr>
-          <w:rFonts w:hint="eastAsia"/>
-        </w:rPr>
-        <w:t>_name&gt;", // foo.bar</w:t>
-      </w:r>
-    </w:p>
-    <w:p>
-      <w:r>
-        <w:rPr>
-          <w:rFonts w:hint="eastAsia"/>
-        </w:rPr>
-        <w:t xml:space="preserve">  </w:t>
-      </w:r>
-      <w:r>
-        <w:rPr>
-          <w:rFonts w:hint="eastAsia"/>
-        </w:rPr>
-        <w:t xml:space="preserve">  </w:t>
-      </w:r>
-      <w:r>
-        <w:rPr>
-          <w:rFonts w:hint="eastAsia"/>
-        </w:rPr>
-        <w:t>Alter :</w:t>
-      </w:r>
-    </w:p>
-    <w:p>
-      <w:r>
-        <w:rPr>
-          <w:rFonts w:hint="eastAsia"/>
-        </w:rPr>
-        <w:t xml:space="preserve">  </w:t>
-      </w:r>
-      <w:r>
-        <w:rPr>
-          <w:rFonts w:hint="eastAsia"/>
-        </w:rPr>
-        <w:t xml:space="preserve">  </w:t>
-      </w:r>
-      <w:r>
-        <w:rPr>
-          <w:rFonts w:hint="eastAsia"/>
-        </w:rPr>
-        <w:t>{</w:t>
-      </w:r>
-    </w:p>
-    <w:p>
-      <w:r>
-        <w:rPr>
-          <w:rFonts w:hint="eastAsia"/>
-        </w:rPr>
-        <w:t xml:space="preserve">    </w:t>
-      </w:r>
-      <w:r>
-        <w:rPr>
-          <w:rFonts w:hint="eastAsia"/>
-        </w:rPr>
-        <w:t xml:space="preserve">    </w:t>
-      </w:r>
-      <w:r>
-        <w:rPr>
-          <w:rFonts w:hint="eastAsia"/>
-        </w:rPr>
-        <w:t>Name : "</w:t>
-      </w:r>
-      <w:r>
-        <w:rPr>
-          <w:rFonts w:hint="eastAsia"/>
-        </w:rPr>
-        <w:t>set</w:t>
-      </w:r>
-      <w:r>
-        <w:rPr>
-          <w:rFonts w:hint="eastAsia"/>
-        </w:rPr>
-        <w:t xml:space="preserve"> autoincrement</w:t>
-      </w:r>
-      <w:r>
-        <w:rPr>
-          <w:rFonts w:hint="eastAsia"/>
-        </w:rPr>
-        <w:t>",</w:t>
-      </w:r>
-    </w:p>
-    <w:p>
-      <w:r>
-        <w:rPr>
-          <w:rFonts w:hint="eastAsia"/>
-        </w:rPr>
-        <w:t xml:space="preserve">    </w:t>
-      </w:r>
-      <w:r>
-        <w:rPr>
-          <w:rFonts w:hint="eastAsia"/>
-        </w:rPr>
         <w:t xml:space="preserve">    Args : {</w:t>
       </w:r>
     </w:p>
@@ -2990,245 +3486,19 @@
         <w:rPr>
           <w:rFonts w:hint="eastAsia"/>
         </w:rPr>
-        <w:t xml:space="preserve">            field: "&lt;field_name&gt;",</w:t>
-      </w:r>
-    </w:p>
-    <w:p>
-      <w:r>
-        <w:rPr>
-          <w:rFonts w:hint="eastAsia"/>
-        </w:rPr>
-        <w:t xml:space="preserve">            ...</w:t>
-      </w:r>
-    </w:p>
-    <w:p>
-      <w:r>
-        <w:rPr>
-          <w:rFonts w:hint="eastAsia"/>
-        </w:rPr>
-        <w:t xml:space="preserve">        </w:t>
-      </w:r>
-      <w:r>
-        <w:rPr>
-          <w:rFonts w:hint="eastAsia"/>
-        </w:rPr>
-        <w:t>}</w:t>
-      </w:r>
-    </w:p>
-    <w:p>
-      <w:r>
-        <w:rPr>
-          <w:rFonts w:hint="eastAsia"/>
-        </w:rPr>
-        <w:t xml:space="preserve">  </w:t>
-      </w:r>
-      <w:r>
-        <w:rPr>
-          <w:rFonts w:hint="eastAsia"/>
-        </w:rPr>
-        <w:t xml:space="preserve">  </w:t>
-      </w:r>
-      <w:r>
-        <w:rPr>
-          <w:rFonts w:hint="eastAsia"/>
-        </w:rPr>
-        <w:t>}</w:t>
-      </w:r>
-    </w:p>
-    <w:p>
-      <w:r>
-        <w:rPr>
-          <w:rFonts w:hint="eastAsia"/>
-        </w:rPr>
-        <w:t>}</w:t>
-      </w:r>
-    </w:p>
-    <w:p>
-      <w:pPr>
-        <w:pStyle w:val="Heading3"/>
-      </w:pPr>
-      <w:r>
-        <w:rPr>
-          <w:rFonts w:hint="eastAsia"/>
-        </w:rPr>
-        <w:lastRenderedPageBreak/>
-        <w:t>删除自增字段</w:t>
-      </w:r>
-    </w:p>
-    <w:p>
-      <w:r>
-        <w:rPr>
-          <w:rFonts w:hint="eastAsia"/>
-        </w:rPr>
-        <w:t>{</w:t>
-      </w:r>
-    </w:p>
-    <w:p>
-      <w:r>
-        <w:rPr>
-          <w:rFonts w:hint="eastAsia"/>
-        </w:rPr>
-        <w:t xml:space="preserve">    AlterType : "collection</w:t>
-      </w:r>
-      <w:r>
-        <w:rPr>
-          <w:rFonts w:hint="eastAsia"/>
-        </w:rPr>
-        <w:t>",</w:t>
-      </w:r>
-    </w:p>
-    <w:p>
-      <w:r>
-        <w:rPr>
-          <w:rFonts w:hint="eastAsia"/>
-        </w:rPr>
-        <w:t xml:space="preserve">  </w:t>
-      </w:r>
-      <w:r>
-        <w:rPr>
-          <w:rFonts w:hint="eastAsia"/>
-        </w:rPr>
-        <w:t xml:space="preserve">  Version : 1,</w:t>
-      </w:r>
-    </w:p>
-    <w:p>
-      <w:r>
-        <w:rPr>
-          <w:rFonts w:hint="eastAsia"/>
-        </w:rPr>
-        <w:t xml:space="preserve">  </w:t>
-      </w:r>
-      <w:r>
-        <w:rPr>
-          <w:rFonts w:hint="eastAsia"/>
-        </w:rPr>
-        <w:t xml:space="preserve">  </w:t>
-      </w:r>
-      <w:r>
-        <w:rPr>
-          <w:rFonts w:hint="eastAsia"/>
-        </w:rPr>
-        <w:t>Name : "&lt;</w:t>
-      </w:r>
-      <w:r>
-        <w:rPr>
-          <w:rFonts w:hint="eastAsia"/>
-        </w:rPr>
-        <w:t>collection</w:t>
-      </w:r>
-      <w:r>
-        <w:rPr>
-          <w:rFonts w:hint="eastAsia"/>
-        </w:rPr>
-        <w:t>_name&gt;", // foo.bar</w:t>
-      </w:r>
-    </w:p>
-    <w:p>
-      <w:r>
-        <w:rPr>
-          <w:rFonts w:hint="eastAsia"/>
-        </w:rPr>
-        <w:t xml:space="preserve">  </w:t>
-      </w:r>
-      <w:r>
-        <w:rPr>
-          <w:rFonts w:hint="eastAsia"/>
-        </w:rPr>
-        <w:t xml:space="preserve">  </w:t>
-      </w:r>
-      <w:r>
-        <w:rPr>
-          <w:rFonts w:hint="eastAsia"/>
-        </w:rPr>
-        <w:t>Alter :</w:t>
-      </w:r>
-    </w:p>
-    <w:p>
-      <w:r>
-        <w:rPr>
-          <w:rFonts w:hint="eastAsia"/>
-        </w:rPr>
-        <w:t xml:space="preserve">  </w:t>
-      </w:r>
-      <w:r>
-        <w:rPr>
-          <w:rFonts w:hint="eastAsia"/>
-        </w:rPr>
-        <w:t xml:space="preserve">  </w:t>
-      </w:r>
-      <w:r>
-        <w:rPr>
-          <w:rFonts w:hint="eastAsia"/>
-        </w:rPr>
-        <w:t>{</w:t>
-      </w:r>
-    </w:p>
-    <w:p>
-      <w:r>
-        <w:rPr>
-          <w:rFonts w:hint="eastAsia"/>
-        </w:rPr>
-        <w:t xml:space="preserve">    </w:t>
-      </w:r>
-      <w:r>
-        <w:rPr>
-          <w:rFonts w:hint="eastAsia"/>
-        </w:rPr>
-        <w:t xml:space="preserve">    </w:t>
-      </w:r>
-      <w:r>
-        <w:rPr>
-          <w:rFonts w:hint="eastAsia"/>
-        </w:rPr>
-        <w:t>Name : "</w:t>
-      </w:r>
-      <w:commentRangeStart w:id="5"/>
-      <w:r>
-        <w:rPr>
-          <w:rFonts w:hint="eastAsia"/>
-        </w:rPr>
-        <w:t>remove</w:t>
-      </w:r>
-      <w:commentRangeEnd w:id="5"/>
-      <w:r>
-        <w:rPr>
-          <w:rStyle w:val="CommentReference"/>
-        </w:rPr>
-        <w:commentReference w:id="5"/>
-      </w:r>
-      <w:r>
-        <w:rPr>
-          <w:rFonts w:hint="eastAsia"/>
-        </w:rPr>
-        <w:t xml:space="preserve"> autoincrement</w:t>
-      </w:r>
-      <w:r>
-        <w:rPr>
-          <w:rFonts w:hint="eastAsia"/>
-        </w:rPr>
-        <w:t>",</w:t>
-      </w:r>
-    </w:p>
-    <w:p>
-      <w:r>
-        <w:rPr>
-          <w:rFonts w:hint="eastAsia"/>
-        </w:rPr>
-        <w:t xml:space="preserve">    </w:t>
-      </w:r>
-      <w:r>
-        <w:rPr>
-          <w:rFonts w:hint="eastAsia"/>
-        </w:rPr>
-        <w:t xml:space="preserve">    Args : {</w:t>
-      </w:r>
-    </w:p>
-    <w:p>
-      <w:r>
-        <w:rPr>
-          <w:rFonts w:hint="eastAsia"/>
-        </w:rPr>
-        <w:t xml:space="preserve">            field: "&lt;field_name&gt;"</w:t>
+        <w:t xml:space="preserve">            </w:t>
+      </w:r>
+      <w:r>
+        <w:rPr>
+          <w:rFonts w:hint="eastAsia"/>
+        </w:rPr>
+        <w:t>F</w:t>
+      </w:r>
+      <w:r>
+        <w:rPr>
+          <w:rFonts w:hint="eastAsia"/>
+        </w:rPr>
+        <w:t>ield: "&lt;field_name&gt;"</w:t>
       </w:r>
     </w:p>
     <w:p>
@@ -3270,6 +3540,9 @@
         <w:tabs>
           <w:tab w:val="left" w:pos="1094"/>
         </w:tabs>
+        <w:rPr>
+          <w:rFonts w:hint="eastAsia"/>
+        </w:rPr>
       </w:pPr>
       <w:r>
         <w:rPr>
@@ -3280,6 +3553,41 @@
     </w:p>
     <w:p>
       <w:pPr>
+        <w:tabs>
+          <w:tab w:val="left" w:pos="1094"/>
+        </w:tabs>
+        <w:rPr>
+          <w:rFonts w:hint="eastAsia"/>
+        </w:rPr>
+      </w:pPr>
+    </w:p>
+    <w:p>
+      <w:pPr>
+        <w:tabs>
+          <w:tab w:val="left" w:pos="1094"/>
+        </w:tabs>
+      </w:pPr>
+      <w:r>
+        <w:rPr>
+          <w:rFonts w:hint="eastAsia"/>
+        </w:rPr>
+        <w:t>驱动增加</w:t>
+      </w:r>
+      <w:r>
+        <w:rPr>
+          <w:rFonts w:hint="eastAsia"/>
+        </w:rPr>
+        <w:t>dropAutoIncrement</w:t>
+      </w:r>
+      <w:r>
+        <w:rPr>
+          <w:rFonts w:hint="eastAsia"/>
+        </w:rPr>
+        <w:t>接口</w:t>
+      </w:r>
+    </w:p>
+    <w:p>
+      <w:pPr>
         <w:pStyle w:val="Heading3"/>
       </w:pPr>
       <w:r>
@@ -3434,7 +3742,13 @@
         <w:rPr>
           <w:rFonts w:hint="eastAsia"/>
         </w:rPr>
-        <w:t>field: "id",</w:t>
+        <w:t>F</w:t>
+      </w:r>
+      <w:r>
+        <w:rPr>
+          <w:rFonts w:hint="eastAsia"/>
+        </w:rPr>
+        <w:t>ield: "id",</w:t>
       </w:r>
     </w:p>
     <w:p>
@@ -3504,6 +3818,7 @@
         <w:rPr>
           <w:rFonts w:hint="eastAsia"/>
         </w:rPr>
+        <w:lastRenderedPageBreak/>
         <w:t>}</w:t>
       </w:r>
     </w:p>
@@ -3726,20 +4041,37 @@
         <w:rPr>
           <w:rFonts w:hint="eastAsia"/>
         </w:rPr>
-        <w:lastRenderedPageBreak/>
-        <w:t>SYS_&lt;</w:t>
-      </w:r>
-      <w:r>
-        <w:rPr>
-          <w:rFonts w:hint="eastAsia"/>
-        </w:rPr>
-        <w:t>集合空间</w:t>
-      </w:r>
-      <w:r>
-        <w:rPr>
-          <w:rFonts w:hint="eastAsia"/>
-        </w:rPr>
-        <w:t>ID</w:t>
+        <w:t>SYS</w:t>
+      </w:r>
+      <w:r>
+        <w:rPr>
+          <w:rFonts w:hint="eastAsia"/>
+        </w:rPr>
+        <w:t>_&lt;</w:t>
+      </w:r>
+      <w:r>
+        <w:rPr>
+          <w:rFonts w:hint="eastAsia"/>
+        </w:rPr>
+        <w:t>集合</w:t>
+      </w:r>
+      <w:r>
+        <w:rPr>
+          <w:rFonts w:hint="eastAsia"/>
+        </w:rPr>
+        <w:t>ID&gt;</w:t>
+      </w:r>
+      <w:r>
+        <w:rPr>
+          <w:rFonts w:hint="eastAsia"/>
+        </w:rPr>
+        <w:t>_&lt;</w:t>
+      </w:r>
+      <w:r>
+        <w:rPr>
+          <w:rFonts w:hint="eastAsia"/>
+        </w:rPr>
+        <w:t>字段名</w:t>
       </w:r>
       <w:r>
         <w:rPr>
@@ -3751,42 +4083,6 @@
         <w:rPr>
           <w:rFonts w:hint="eastAsia"/>
         </w:rPr>
-        <w:t>_&lt;</w:t>
-      </w:r>
-      <w:r>
-        <w:rPr>
-          <w:rFonts w:hint="eastAsia"/>
-        </w:rPr>
-        <w:t>集合</w:t>
-      </w:r>
-      <w:r>
-        <w:rPr>
-          <w:rFonts w:hint="eastAsia"/>
-        </w:rPr>
-        <w:t>ID&gt;</w:t>
-      </w:r>
-      <w:r>
-        <w:rPr>
-          <w:rFonts w:hint="eastAsia"/>
-        </w:rPr>
-        <w:t>_&lt;</w:t>
-      </w:r>
-      <w:r>
-        <w:rPr>
-          <w:rFonts w:hint="eastAsia"/>
-        </w:rPr>
-        <w:t>字段名</w:t>
-      </w:r>
-      <w:r>
-        <w:rPr>
-          <w:rFonts w:hint="eastAsia"/>
-        </w:rPr>
-        <w:t>&gt;</w:t>
-      </w:r>
-      <w:r>
-        <w:rPr>
-          <w:rFonts w:hint="eastAsia"/>
-        </w:rPr>
         <w:t>_SEQ</w:t>
       </w:r>
       <w:r>
@@ -4018,9 +4314,8 @@
         <w:rPr>
           <w:rFonts w:hint="eastAsia"/>
         </w:rPr>
-        <w:t>,</w:t>
-      </w:r>
-      <w:commentRangeStart w:id="6"/>
+        <w:t>，</w:t>
+      </w:r>
       <w:r>
         <w:rPr>
           <w:rFonts w:hint="eastAsia"/>
@@ -4033,16 +4328,37 @@
         </w:rPr>
         <w:t>增加集合的版本号</w:t>
       </w:r>
-      <w:commentRangeEnd w:id="6"/>
-      <w:r>
-        <w:rPr>
-          <w:rStyle w:val="CommentReference"/>
-        </w:rPr>
-        <w:commentReference w:id="6"/>
-      </w:r>
-      <w:r>
-        <w:rPr>
-          <w:rFonts w:hint="eastAsia"/>
+      <w:r>
+        <w:rPr>
+          <w:rFonts w:hint="eastAsia"/>
+        </w:rPr>
+        <w:t>，</w:t>
+      </w:r>
+      <w:r>
+        <w:rPr>
+          <w:rFonts w:hint="eastAsia"/>
+          <w:color w:val="FF0000"/>
+        </w:rPr>
+        <w:t>并</w:t>
+      </w:r>
+      <w:r>
+        <w:rPr>
+          <w:rFonts w:hint="eastAsia"/>
+          <w:color w:val="FF0000"/>
+        </w:rPr>
+        <w:t>清除所有协调节点的</w:t>
+      </w:r>
+      <w:r>
+        <w:rPr>
+          <w:rFonts w:hint="eastAsia"/>
+          <w:color w:val="FF0000"/>
+        </w:rPr>
+        <w:t>cache</w:t>
+      </w:r>
+      <w:r>
+        <w:rPr>
+          <w:rFonts w:hint="eastAsia"/>
+          <w:color w:val="FF0000"/>
         </w:rPr>
         <w:t>。</w:t>
       </w:r>
@@ -4091,9 +4407,9 @@
             <o:lock v:ext="edit" aspectratio="t"/>
           </v:shapetype>
           <v:shape id="_x0000_i1025" type="#_x0000_t75" style="width:269.75pt;height:256.2pt" o:ole="">
-            <v:imagedata r:id="rId6" o:title=""/>
+            <v:imagedata r:id="rId5" o:title=""/>
           </v:shape>
-          <o:OLEObject Type="Embed" ProgID="Visio.Drawing.11" ShapeID="_x0000_i1025" DrawAspect="Content" ObjectID="_1592748832" r:id="rId7"/>
+          <o:OLEObject Type="Embed" ProgID="Visio.Drawing.11" ShapeID="_x0000_i1025" DrawAspect="Content" ObjectID="_1594741383" r:id="rId6"/>
         </w:object>
       </w:r>
     </w:p>
@@ -4111,6 +4427,7 @@
         <w:rPr>
           <w:rFonts w:hint="eastAsia"/>
         </w:rPr>
+        <w:lastRenderedPageBreak/>
         <w:t>进度评估跟踪</w:t>
       </w:r>
     </w:p>
@@ -4200,7 +4517,15 @@
                 <w:sz w:val="18"/>
                 <w:szCs w:val="18"/>
               </w:rPr>
-              <w:t>0.2</w:t>
+              <w:t>0.</w:t>
+            </w:r>
+            <w:r>
+              <w:rPr>
+                <w:rFonts w:eastAsiaTheme="minorEastAsia" w:hint="eastAsia"/>
+                <w:sz w:val="18"/>
+                <w:szCs w:val="18"/>
+              </w:rPr>
+              <w:t>5</w:t>
             </w:r>
           </w:p>
         </w:tc>
@@ -4693,7 +5018,6 @@
         <w:rPr>
           <w:rFonts w:hint="eastAsia"/>
         </w:rPr>
-        <w:lastRenderedPageBreak/>
         <w:t>验收测试用例</w:t>
       </w:r>
     </w:p>
@@ -5563,271 +5887,6 @@
     </w:sectPr>
   </w:body>
 </w:document>
-</file>
-
-<file path=word/comments.xml><?xml version="1.0" encoding="utf-8"?>
-<w:comments xmlns:ve="http://schemas.openxmlformats.org/markup-compatibility/2006" xmlns:o="urn:schemas-microsoft-com:office:office" xmlns:r="http://schemas.openxmlformats.org/officeDocument/2006/relationships" xmlns:m="http://schemas.openxmlformats.org/officeDocument/2006/math" xmlns:v="urn:schemas-microsoft-com:vml" xmlns:wp="http://schemas.openxmlformats.org/drawingml/2006/wordprocessingDrawing" xmlns:w10="urn:schemas-microsoft-com:office:word" xmlns:w="http://schemas.openxmlformats.org/wordprocessingml/2006/main" xmlns:wne="http://schemas.microsoft.com/office/word/2006/wordml">
-  <w:comment w:id="0" w:author="david" w:date="2018-07-10T16:36:00Z" w:initials="david">
-    <w:p>
-      <w:pPr>
-        <w:pStyle w:val="CommentText"/>
-      </w:pPr>
-      <w:r>
-        <w:rPr>
-          <w:rStyle w:val="CommentReference"/>
-        </w:rPr>
-        <w:annotationRef/>
-      </w:r>
-      <w:r>
-        <w:rPr>
-          <w:rFonts w:hint="eastAsia"/>
-        </w:rPr>
-        <w:t>不限制</w:t>
-      </w:r>
-    </w:p>
-  </w:comment>
-  <w:comment w:id="1" w:author="david" w:date="2018-07-10T16:54:00Z" w:initials="david">
-    <w:p>
-      <w:pPr>
-        <w:pStyle w:val="CommentText"/>
-      </w:pPr>
-      <w:r>
-        <w:rPr>
-          <w:rStyle w:val="CommentReference"/>
-        </w:rPr>
-        <w:annotationRef/>
-      </w:r>
-      <w:r>
-        <w:rPr>
-          <w:rFonts w:hint="eastAsia"/>
-        </w:rPr>
-        <w:t>$replace</w:t>
-      </w:r>
-      <w:r>
-        <w:rPr>
-          <w:rFonts w:hint="eastAsia"/>
-        </w:rPr>
-        <w:t>时用户没写自增字段时</w:t>
-      </w:r>
-      <w:r>
-        <w:rPr>
-          <w:rFonts w:hint="eastAsia"/>
-        </w:rPr>
-        <w:t>将自增字段</w:t>
-      </w:r>
-      <w:r>
-        <w:rPr>
-          <w:rFonts w:hint="eastAsia"/>
-        </w:rPr>
-        <w:t>加入</w:t>
-      </w:r>
-      <w:r>
-        <w:rPr>
-          <w:rFonts w:hint="eastAsia"/>
-        </w:rPr>
-        <w:t>keep</w:t>
-      </w:r>
-      <w:r>
-        <w:rPr>
-          <w:rFonts w:hint="eastAsia"/>
-        </w:rPr>
-        <w:t>中</w:t>
-      </w:r>
-    </w:p>
-  </w:comment>
-  <w:comment w:id="2" w:author="david" w:date="2018-07-10T16:37:00Z" w:initials="david">
-    <w:p>
-      <w:pPr>
-        <w:pStyle w:val="CommentText"/>
-      </w:pPr>
-      <w:r>
-        <w:rPr>
-          <w:rStyle w:val="CommentReference"/>
-        </w:rPr>
-        <w:annotationRef/>
-      </w:r>
-      <w:r>
-        <w:rPr>
-          <w:rFonts w:hint="eastAsia"/>
-        </w:rPr>
-        <w:t>允许嵌套</w:t>
-      </w:r>
-    </w:p>
-  </w:comment>
-  <w:comment w:id="3" w:author="david" w:date="2018-07-10T17:12:00Z" w:initials="david">
-    <w:p>
-      <w:pPr>
-        <w:pStyle w:val="CommentText"/>
-        <w:rPr>
-          <w:rFonts w:hint="eastAsia"/>
-        </w:rPr>
-      </w:pPr>
-      <w:r>
-        <w:rPr>
-          <w:rStyle w:val="CommentReference"/>
-        </w:rPr>
-        <w:annotationRef/>
-      </w:r>
-      <w:r>
-        <w:rPr>
-          <w:rFonts w:hint="eastAsia"/>
-        </w:rPr>
-        <w:t>create</w:t>
-      </w:r>
-      <w:r>
-        <w:rPr>
-          <w:rFonts w:hint="eastAsia"/>
-        </w:rPr>
-        <w:t xml:space="preserve"> autoincrement</w:t>
-      </w:r>
-    </w:p>
-    <w:p>
-      <w:pPr>
-        <w:pStyle w:val="CommentText"/>
-        <w:rPr>
-          <w:rFonts w:hint="eastAsia"/>
-        </w:rPr>
-      </w:pPr>
-      <w:r>
-        <w:rPr>
-          <w:rFonts w:hint="eastAsia"/>
-        </w:rPr>
-        <w:t>驱动增加</w:t>
-      </w:r>
-      <w:r>
-        <w:rPr>
-          <w:rFonts w:hint="eastAsia"/>
-        </w:rPr>
-        <w:t>createAutoIncrement</w:t>
-      </w:r>
-      <w:r>
-        <w:rPr>
-          <w:rFonts w:hint="eastAsia"/>
-        </w:rPr>
-        <w:t>接口</w:t>
-      </w:r>
-    </w:p>
-  </w:comment>
-  <w:comment w:id="4" w:author="david" w:date="2018-07-10T17:13:00Z" w:initials="david">
-    <w:p>
-      <w:pPr>
-        <w:pStyle w:val="CommentText"/>
-      </w:pPr>
-      <w:r>
-        <w:rPr>
-          <w:rStyle w:val="CommentReference"/>
-        </w:rPr>
-        <w:annotationRef/>
-      </w:r>
-      <w:r>
-        <w:rPr>
-          <w:rFonts w:hint="eastAsia"/>
-        </w:rPr>
-        <w:t>驱动</w:t>
-      </w:r>
-      <w:r>
-        <w:rPr>
-          <w:rFonts w:hint="eastAsia"/>
-        </w:rPr>
-        <w:t>setAttributes</w:t>
-      </w:r>
-      <w:r>
-        <w:rPr>
-          <w:rFonts w:hint="eastAsia"/>
-        </w:rPr>
-        <w:t>增加</w:t>
-      </w:r>
-      <w:r>
-        <w:rPr>
-          <w:rFonts w:hint="eastAsia"/>
-        </w:rPr>
-        <w:t>AutoIncrement</w:t>
-      </w:r>
-      <w:r>
-        <w:rPr>
-          <w:rFonts w:hint="eastAsia"/>
-        </w:rPr>
-        <w:t>选项</w:t>
-      </w:r>
-    </w:p>
-  </w:comment>
-  <w:comment w:id="5" w:author="david" w:date="2018-07-10T17:14:00Z" w:initials="david">
-    <w:p>
-      <w:pPr>
-        <w:pStyle w:val="CommentText"/>
-        <w:rPr>
-          <w:rFonts w:hint="eastAsia"/>
-        </w:rPr>
-      </w:pPr>
-      <w:r>
-        <w:rPr>
-          <w:rStyle w:val="CommentReference"/>
-        </w:rPr>
-        <w:annotationRef/>
-      </w:r>
-      <w:r>
-        <w:rPr>
-          <w:rFonts w:hint="eastAsia"/>
-        </w:rPr>
-        <w:t>drop autoincrement</w:t>
-      </w:r>
-    </w:p>
-    <w:p>
-      <w:pPr>
-        <w:pStyle w:val="CommentText"/>
-      </w:pPr>
-      <w:r>
-        <w:rPr>
-          <w:rFonts w:hint="eastAsia"/>
-        </w:rPr>
-        <w:t>驱动增加</w:t>
-      </w:r>
-      <w:r>
-        <w:rPr>
-          <w:rFonts w:hint="eastAsia"/>
-        </w:rPr>
-        <w:t>dropAutoIncrement</w:t>
-      </w:r>
-      <w:r>
-        <w:rPr>
-          <w:rFonts w:hint="eastAsia"/>
-        </w:rPr>
-        <w:t>接口</w:t>
-      </w:r>
-    </w:p>
-  </w:comment>
-  <w:comment w:id="6" w:author="david" w:date="2018-07-10T17:27:00Z" w:initials="david">
-    <w:p>
-      <w:pPr>
-        <w:pStyle w:val="CommentText"/>
-      </w:pPr>
-      <w:r>
-        <w:rPr>
-          <w:rStyle w:val="CommentReference"/>
-        </w:rPr>
-        <w:annotationRef/>
-      </w:r>
-      <w:r>
-        <w:rPr>
-          <w:rFonts w:hint="eastAsia"/>
-        </w:rPr>
-        <w:t>同时清除</w:t>
-      </w:r>
-      <w:r>
-        <w:rPr>
-          <w:rFonts w:hint="eastAsia"/>
-        </w:rPr>
-        <w:t>所有协调节点的</w:t>
-      </w:r>
-      <w:r>
-        <w:rPr>
-          <w:rFonts w:hint="eastAsia"/>
-        </w:rPr>
-        <w:t>cache</w:t>
-      </w:r>
-    </w:p>
-  </w:comment>
-</w:comments>
 </file>
 
 <file path=word/numbering.xml><?xml version="1.0" encoding="utf-8"?>

--- a/internal_doc/03.开发设计/Sequence&AutoIncrement/Story-AutoIncrement.docx
+++ b/internal_doc/03.开发设计/Sequence&AutoIncrement/Story-AutoIncrement.docx
@@ -130,9 +130,11 @@
               </w:rPr>
               <w:t xml:space="preserve"> </w:t>
             </w:r>
+            <w:proofErr w:type="spellStart"/>
             <w:r>
               <w:t>Weichao</w:t>
             </w:r>
+            <w:proofErr w:type="spellEnd"/>
           </w:p>
         </w:tc>
         <w:tc>
@@ -208,6 +210,7 @@
           <w:color w:val="000000" w:themeColor="text1"/>
         </w:rPr>
       </w:pPr>
+      <w:proofErr w:type="spellStart"/>
       <w:r>
         <w:rPr>
           <w:rFonts w:hint="eastAsia"/>
@@ -215,6 +218,7 @@
         </w:rPr>
         <w:t>AutoIncremant</w:t>
       </w:r>
+      <w:proofErr w:type="spellEnd"/>
       <w:r>
         <w:rPr>
           <w:rFonts w:hint="eastAsia"/>
@@ -379,12 +383,14 @@
         </w:rPr>
         <w:t>通过</w:t>
       </w:r>
+      <w:proofErr w:type="spellStart"/>
       <w:r>
         <w:rPr>
           <w:rFonts w:hint="eastAsia"/>
         </w:rPr>
         <w:t>AutoIncrement</w:t>
       </w:r>
+      <w:proofErr w:type="spellEnd"/>
       <w:r>
         <w:rPr>
           <w:rFonts w:hint="eastAsia"/>
@@ -405,7 +411,21 @@
         <w:rPr>
           <w:rFonts w:hint="eastAsia"/>
         </w:rPr>
-        <w:t xml:space="preserve">    AutoIncrement: {</w:t>
+        <w:t xml:space="preserve">    </w:t>
+      </w:r>
+      <w:proofErr w:type="spellStart"/>
+      <w:r>
+        <w:rPr>
+          <w:rFonts w:hint="eastAsia"/>
+        </w:rPr>
+        <w:t>AutoIncrement</w:t>
+      </w:r>
+      <w:proofErr w:type="spellEnd"/>
+      <w:r>
+        <w:rPr>
+          <w:rFonts w:hint="eastAsia"/>
+        </w:rPr>
+        <w:t>: {</w:t>
       </w:r>
     </w:p>
     <w:p>
@@ -431,7 +451,21 @@
         <w:rPr>
           <w:rFonts w:hint="eastAsia"/>
         </w:rPr>
-        <w:t>&lt;field_name&gt;</w:t>
+        <w:t>&lt;</w:t>
+      </w:r>
+      <w:proofErr w:type="spellStart"/>
+      <w:r>
+        <w:rPr>
+          <w:rFonts w:hint="eastAsia"/>
+        </w:rPr>
+        <w:t>field_name</w:t>
+      </w:r>
+      <w:proofErr w:type="spellEnd"/>
+      <w:r>
+        <w:rPr>
+          <w:rFonts w:hint="eastAsia"/>
+        </w:rPr>
+        <w:t>&gt;</w:t>
       </w:r>
       <w:r>
         <w:rPr>
@@ -465,7 +499,14 @@
         <w:rPr>
           <w:rFonts w:hint="eastAsia"/>
         </w:rPr>
-        <w:t xml:space="preserve">        S</w:t>
+        <w:t xml:space="preserve">        </w:t>
+      </w:r>
+      <w:proofErr w:type="spellStart"/>
+      <w:r>
+        <w:rPr>
+          <w:rFonts w:hint="eastAsia"/>
+        </w:rPr>
+        <w:t>S</w:t>
       </w:r>
       <w:r>
         <w:rPr>
@@ -479,6 +520,7 @@
         </w:rPr>
         <w:t>Value</w:t>
       </w:r>
+      <w:proofErr w:type="spellEnd"/>
       <w:r>
         <w:rPr>
           <w:rFonts w:hint="eastAsia"/>
@@ -491,8 +533,16 @@
         <w:rPr>
           <w:rFonts w:hint="eastAsia"/>
         </w:rPr>
-        <w:t xml:space="preserve">        MinValue</w:t>
-      </w:r>
+        <w:t xml:space="preserve">        </w:t>
+      </w:r>
+      <w:proofErr w:type="spellStart"/>
+      <w:r>
+        <w:rPr>
+          <w:rFonts w:hint="eastAsia"/>
+        </w:rPr>
+        <w:t>MinValue</w:t>
+      </w:r>
+      <w:proofErr w:type="spellEnd"/>
       <w:r>
         <w:rPr>
           <w:rFonts w:hint="eastAsia"/>
@@ -507,12 +557,14 @@
         </w:rPr>
         <w:t xml:space="preserve">        </w:t>
       </w:r>
+      <w:proofErr w:type="spellStart"/>
       <w:r>
         <w:rPr>
           <w:rFonts w:hint="eastAsia"/>
         </w:rPr>
         <w:t>MaxValue</w:t>
       </w:r>
+      <w:proofErr w:type="spellEnd"/>
       <w:r>
         <w:rPr>
           <w:rFonts w:hint="eastAsia"/>
@@ -536,12 +588,14 @@
         </w:rPr>
         <w:t xml:space="preserve">        </w:t>
       </w:r>
+      <w:proofErr w:type="spellStart"/>
       <w:r>
         <w:rPr>
           <w:rFonts w:hint="eastAsia"/>
         </w:rPr>
         <w:t>CacheSize</w:t>
       </w:r>
+      <w:proofErr w:type="spellEnd"/>
       <w:r>
         <w:rPr>
           <w:rFonts w:hint="eastAsia"/>
@@ -568,12 +622,14 @@
         </w:rPr>
         <w:t xml:space="preserve">        </w:t>
       </w:r>
+      <w:proofErr w:type="spellStart"/>
       <w:r>
         <w:rPr>
           <w:rFonts w:hint="eastAsia"/>
         </w:rPr>
         <w:t>AcquireSize</w:t>
       </w:r>
+      <w:proofErr w:type="spellEnd"/>
       <w:r>
         <w:rPr>
           <w:rFonts w:hint="eastAsia"/>
@@ -664,7 +720,21 @@
         <w:rPr>
           <w:rFonts w:hint="eastAsia"/>
         </w:rPr>
-        <w:t xml:space="preserve">    AutoIncrement: [</w:t>
+        <w:t xml:space="preserve">    </w:t>
+      </w:r>
+      <w:proofErr w:type="spellStart"/>
+      <w:r>
+        <w:rPr>
+          <w:rFonts w:hint="eastAsia"/>
+        </w:rPr>
+        <w:t>AutoIncrement</w:t>
+      </w:r>
+      <w:proofErr w:type="spellEnd"/>
+      <w:r>
+        <w:rPr>
+          <w:rFonts w:hint="eastAsia"/>
+        </w:rPr>
+        <w:t>: [</w:t>
       </w:r>
     </w:p>
     <w:p>
@@ -698,7 +768,21 @@
         <w:rPr>
           <w:rFonts w:hint="eastAsia"/>
         </w:rPr>
-        <w:t>&lt;field_name&gt;</w:t>
+        <w:t>&lt;</w:t>
+      </w:r>
+      <w:proofErr w:type="spellStart"/>
+      <w:r>
+        <w:rPr>
+          <w:rFonts w:hint="eastAsia"/>
+        </w:rPr>
+        <w:t>field_name</w:t>
+      </w:r>
+      <w:proofErr w:type="spellEnd"/>
+      <w:r>
+        <w:rPr>
+          <w:rFonts w:hint="eastAsia"/>
+        </w:rPr>
+        <w:t>&gt;</w:t>
       </w:r>
       <w:r>
         <w:rPr>
@@ -1178,6 +1262,7 @@
                 <w:rFonts w:eastAsiaTheme="minorEastAsia"/>
               </w:rPr>
             </w:pPr>
+            <w:proofErr w:type="spellStart"/>
             <w:r>
               <w:rPr>
                 <w:rFonts w:eastAsiaTheme="minorEastAsia" w:hint="eastAsia"/>
@@ -1196,6 +1281,7 @@
               </w:rPr>
               <w:t>Value</w:t>
             </w:r>
+            <w:proofErr w:type="spellEnd"/>
           </w:p>
         </w:tc>
         <w:tc>
@@ -1293,12 +1379,14 @@
                 <w:rFonts w:eastAsiaTheme="minorEastAsia"/>
               </w:rPr>
             </w:pPr>
+            <w:proofErr w:type="spellStart"/>
             <w:r>
               <w:rPr>
                 <w:rFonts w:eastAsiaTheme="minorEastAsia" w:hint="eastAsia"/>
               </w:rPr>
               <w:t>MinValue</w:t>
             </w:r>
+            <w:proofErr w:type="spellEnd"/>
           </w:p>
         </w:tc>
         <w:tc>
@@ -1393,12 +1481,14 @@
                 <w:rFonts w:eastAsiaTheme="minorEastAsia"/>
               </w:rPr>
             </w:pPr>
+            <w:proofErr w:type="spellStart"/>
             <w:r>
               <w:rPr>
                 <w:rFonts w:eastAsiaTheme="minorEastAsia" w:hint="eastAsia"/>
               </w:rPr>
               <w:t>MaxValue</w:t>
             </w:r>
+            <w:proofErr w:type="spellEnd"/>
           </w:p>
         </w:tc>
         <w:tc>
@@ -1493,12 +1583,14 @@
                 <w:rFonts w:eastAsiaTheme="minorEastAsia"/>
               </w:rPr>
             </w:pPr>
+            <w:proofErr w:type="spellStart"/>
             <w:r>
               <w:rPr>
                 <w:rFonts w:eastAsiaTheme="minorEastAsia" w:hint="eastAsia"/>
               </w:rPr>
               <w:t>CacheSize</w:t>
             </w:r>
+            <w:proofErr w:type="spellEnd"/>
           </w:p>
         </w:tc>
         <w:tc>
@@ -1594,6 +1686,12 @@
                 <w:rFonts w:eastAsiaTheme="minorEastAsia" w:hint="eastAsia"/>
               </w:rPr>
               <w:t>100</w:t>
+            </w:r>
+            <w:r>
+              <w:rPr>
+                <w:rFonts w:eastAsiaTheme="minorEastAsia" w:hint="eastAsia"/>
+              </w:rPr>
+              <w:t>0</w:t>
             </w:r>
             <w:r>
               <w:rPr>
@@ -1635,12 +1733,14 @@
                 <w:rFonts w:eastAsiaTheme="minorEastAsia"/>
               </w:rPr>
             </w:pPr>
+            <w:proofErr w:type="spellStart"/>
             <w:r>
               <w:rPr>
                 <w:rFonts w:eastAsiaTheme="minorEastAsia" w:hint="eastAsia"/>
               </w:rPr>
               <w:t>AcquireSize</w:t>
             </w:r>
+            <w:proofErr w:type="spellEnd"/>
           </w:p>
         </w:tc>
         <w:tc>
@@ -1718,6 +1818,12 @@
                 <w:rFonts w:eastAsiaTheme="minorEastAsia" w:hint="eastAsia"/>
               </w:rPr>
               <w:t>10</w:t>
+            </w:r>
+            <w:r>
+              <w:rPr>
+                <w:rFonts w:eastAsiaTheme="minorEastAsia" w:hint="eastAsia"/>
+              </w:rPr>
+              <w:t>0</w:t>
             </w:r>
             <w:r>
               <w:rPr>
@@ -1784,6 +1890,7 @@
                 <w:rFonts w:eastAsiaTheme="minorEastAsia"/>
               </w:rPr>
             </w:pPr>
+            <w:proofErr w:type="spellStart"/>
             <w:r>
               <w:rPr>
                 <w:rFonts w:eastAsiaTheme="minorEastAsia"/>
@@ -1796,6 +1903,7 @@
               </w:rPr>
               <w:t>ool</w:t>
             </w:r>
+            <w:proofErr w:type="spellEnd"/>
           </w:p>
         </w:tc>
         <w:tc>
@@ -1909,7 +2017,7 @@
             <w:pPr>
               <w:ind w:left="0"/>
               <w:rPr>
-                <w:rFonts w:eastAsiaTheme="minorEastAsia" w:hint="eastAsia"/>
+                <w:rFonts w:eastAsiaTheme="minorEastAsia"/>
               </w:rPr>
             </w:pPr>
             <w:r>
@@ -1996,6 +2104,7 @@
               </w:rPr>
               <w:t>时用户没写自增字段时将自增字段加入</w:t>
             </w:r>
+            <w:proofErr w:type="spellStart"/>
             <w:r>
               <w:rPr>
                 <w:rFonts w:hint="eastAsia"/>
@@ -2003,6 +2112,7 @@
               </w:rPr>
               <w:t>keep中</w:t>
             </w:r>
+            <w:proofErr w:type="spellEnd"/>
           </w:p>
         </w:tc>
         <w:tc>
@@ -2114,12 +2224,14 @@
         </w:rPr>
         <w:t>整数时，</w:t>
       </w:r>
+      <w:proofErr w:type="spellStart"/>
       <w:r>
         <w:rPr>
           <w:rFonts w:hint="eastAsia"/>
         </w:rPr>
         <w:t>StartValue</w:t>
       </w:r>
+      <w:proofErr w:type="spellEnd"/>
       <w:r>
         <w:rPr>
           <w:rFonts w:hint="eastAsia"/>
@@ -2138,12 +2250,14 @@
         </w:rPr>
         <w:t>，</w:t>
       </w:r>
+      <w:proofErr w:type="spellStart"/>
       <w:r>
         <w:rPr>
           <w:rFonts w:hint="eastAsia"/>
         </w:rPr>
         <w:t>MinValue</w:t>
       </w:r>
+      <w:proofErr w:type="spellEnd"/>
       <w:r>
         <w:rPr>
           <w:rFonts w:hint="eastAsia"/>
@@ -2162,12 +2276,14 @@
         </w:rPr>
         <w:t>，</w:t>
       </w:r>
+      <w:proofErr w:type="spellStart"/>
       <w:r>
         <w:rPr>
           <w:rFonts w:hint="eastAsia"/>
         </w:rPr>
         <w:t>MaxValue</w:t>
       </w:r>
+      <w:proofErr w:type="spellEnd"/>
       <w:r>
         <w:rPr>
           <w:rFonts w:hint="eastAsia"/>
@@ -2198,12 +2314,14 @@
         </w:rPr>
         <w:t>为负整数时，</w:t>
       </w:r>
+      <w:proofErr w:type="spellStart"/>
       <w:r>
         <w:rPr>
           <w:rFonts w:hint="eastAsia"/>
         </w:rPr>
         <w:t>StartValue</w:t>
       </w:r>
+      <w:proofErr w:type="spellEnd"/>
       <w:r>
         <w:rPr>
           <w:rFonts w:hint="eastAsia"/>
@@ -2222,12 +2340,14 @@
         </w:rPr>
         <w:t>，</w:t>
       </w:r>
+      <w:proofErr w:type="spellStart"/>
       <w:r>
         <w:rPr>
           <w:rFonts w:hint="eastAsia"/>
         </w:rPr>
         <w:t>MinValue</w:t>
       </w:r>
+      <w:proofErr w:type="spellEnd"/>
       <w:r>
         <w:rPr>
           <w:rFonts w:hint="eastAsia"/>
@@ -2246,12 +2366,14 @@
         </w:rPr>
         <w:t>，</w:t>
       </w:r>
+      <w:proofErr w:type="spellStart"/>
       <w:r>
         <w:rPr>
           <w:rFonts w:hint="eastAsia"/>
         </w:rPr>
         <w:t>MaxValue</w:t>
       </w:r>
+      <w:proofErr w:type="spellEnd"/>
       <w:r>
         <w:rPr>
           <w:rFonts w:hint="eastAsia"/>
@@ -2280,12 +2402,14 @@
         </w:numPr>
         <w:ind w:firstLineChars="0"/>
       </w:pPr>
+      <w:proofErr w:type="spellStart"/>
       <w:r>
         <w:rPr>
           <w:rFonts w:hint="eastAsia"/>
         </w:rPr>
         <w:t>StartValue</w:t>
       </w:r>
+      <w:proofErr w:type="spellEnd"/>
       <w:r>
         <w:rPr>
           <w:rFonts w:hint="eastAsia"/>
@@ -2298,12 +2422,14 @@
         </w:rPr>
         <w:t>[</w:t>
       </w:r>
+      <w:proofErr w:type="spellStart"/>
       <w:r>
         <w:rPr>
           <w:rFonts w:hint="eastAsia"/>
         </w:rPr>
         <w:t>MinValue</w:t>
       </w:r>
+      <w:proofErr w:type="spellEnd"/>
       <w:r>
         <w:rPr>
           <w:rFonts w:hint="eastAsia"/>
@@ -2316,12 +2442,14 @@
         </w:rPr>
         <w:t xml:space="preserve"> </w:t>
       </w:r>
+      <w:proofErr w:type="spellStart"/>
       <w:r>
         <w:rPr>
           <w:rFonts w:hint="eastAsia"/>
         </w:rPr>
         <w:t>MaxValue</w:t>
       </w:r>
+      <w:proofErr w:type="spellEnd"/>
       <w:r>
         <w:rPr>
           <w:rFonts w:hint="eastAsia"/>
@@ -2334,24 +2462,28 @@
         </w:rPr>
         <w:t>区间，</w:t>
       </w:r>
+      <w:proofErr w:type="spellStart"/>
       <w:r>
         <w:rPr>
           <w:rFonts w:hint="eastAsia"/>
         </w:rPr>
         <w:t>MinValue</w:t>
       </w:r>
+      <w:proofErr w:type="spellEnd"/>
       <w:r>
         <w:rPr>
           <w:rFonts w:hint="eastAsia"/>
         </w:rPr>
         <w:t>必须小于</w:t>
       </w:r>
+      <w:proofErr w:type="spellStart"/>
       <w:r>
         <w:rPr>
           <w:rFonts w:hint="eastAsia"/>
         </w:rPr>
         <w:t>MaxValue</w:t>
       </w:r>
+      <w:proofErr w:type="spellEnd"/>
       <w:r>
         <w:rPr>
           <w:rFonts w:hint="eastAsia"/>
@@ -2368,12 +2500,14 @@
         </w:numPr>
         <w:ind w:firstLineChars="0"/>
       </w:pPr>
+      <w:proofErr w:type="spellStart"/>
       <w:r>
         <w:rPr>
           <w:rFonts w:hint="eastAsia"/>
         </w:rPr>
         <w:t>CacheSize</w:t>
       </w:r>
+      <w:proofErr w:type="spellEnd"/>
       <w:r>
         <w:rPr>
           <w:rFonts w:hint="eastAsia"/>
@@ -2416,12 +2550,14 @@
         </w:rPr>
         <w:t xml:space="preserve"> </w:t>
       </w:r>
+      <w:proofErr w:type="spellStart"/>
       <w:r>
         <w:rPr>
           <w:rFonts w:hint="eastAsia"/>
         </w:rPr>
         <w:t>CacheSize</w:t>
       </w:r>
+      <w:proofErr w:type="spellEnd"/>
       <w:r>
         <w:rPr>
           <w:rFonts w:hint="eastAsia"/>
@@ -2440,11 +2576,19 @@
         </w:rPr>
         <w:t>(</w:t>
       </w:r>
-      <w:r>
-        <w:rPr>
-          <w:rFonts w:hint="eastAsia"/>
-        </w:rPr>
-        <w:t xml:space="preserve">MaxValue </w:t>
+      <w:proofErr w:type="spellStart"/>
+      <w:r>
+        <w:rPr>
+          <w:rFonts w:hint="eastAsia"/>
+        </w:rPr>
+        <w:t>MaxValue</w:t>
+      </w:r>
+      <w:proofErr w:type="spellEnd"/>
+      <w:r>
+        <w:rPr>
+          <w:rFonts w:hint="eastAsia"/>
+        </w:rPr>
+        <w:t xml:space="preserve"> </w:t>
       </w:r>
       <w:r>
         <w:rPr>
@@ -2452,12 +2596,14 @@
         </w:rPr>
         <w:t>-</w:t>
       </w:r>
+      <w:proofErr w:type="spellStart"/>
       <w:r>
         <w:rPr>
           <w:rFonts w:hint="eastAsia"/>
         </w:rPr>
         <w:t>MinValue</w:t>
       </w:r>
+      <w:proofErr w:type="spellEnd"/>
       <w:r>
         <w:rPr>
           <w:rFonts w:hint="eastAsia"/>
@@ -2620,12 +2766,14 @@
         </w:rPr>
         <w:t>复位</w:t>
       </w:r>
+      <w:proofErr w:type="spellStart"/>
       <w:r>
         <w:rPr>
           <w:rFonts w:hint="eastAsia"/>
         </w:rPr>
         <w:t>StartValue</w:t>
       </w:r>
+      <w:proofErr w:type="spellEnd"/>
       <w:r>
         <w:rPr>
           <w:rFonts w:hint="eastAsia"/>
@@ -2679,11 +2827,19 @@
         </w:rPr>
         <w:t xml:space="preserve">    </w:t>
       </w:r>
-      <w:r>
-        <w:rPr>
-          <w:rFonts w:hint="eastAsia"/>
-        </w:rPr>
-        <w:t>AlterType : "collection</w:t>
+      <w:proofErr w:type="spellStart"/>
+      <w:r>
+        <w:rPr>
+          <w:rFonts w:hint="eastAsia"/>
+        </w:rPr>
+        <w:t>AlterType</w:t>
+      </w:r>
+      <w:proofErr w:type="spellEnd"/>
+      <w:r>
+        <w:rPr>
+          <w:rFonts w:hint="eastAsia"/>
+        </w:rPr>
+        <w:t xml:space="preserve"> : "collection</w:t>
       </w:r>
       <w:r>
         <w:rPr>
@@ -2731,6 +2887,7 @@
         </w:rPr>
         <w:t>Name : "&lt;</w:t>
       </w:r>
+      <w:proofErr w:type="spellStart"/>
       <w:r>
         <w:rPr>
           <w:rFonts w:hint="eastAsia"/>
@@ -2741,7 +2898,14 @@
         <w:rPr>
           <w:rFonts w:hint="eastAsia"/>
         </w:rPr>
-        <w:t>_name&gt;", // foo.bar</w:t>
+        <w:t>_name</w:t>
+      </w:r>
+      <w:proofErr w:type="spellEnd"/>
+      <w:r>
+        <w:rPr>
+          <w:rFonts w:hint="eastAsia"/>
+        </w:rPr>
+        <w:t>&gt;", // foo.bar</w:t>
       </w:r>
     </w:p>
     <w:p>
@@ -2813,8 +2977,16 @@
         <w:rPr>
           <w:rFonts w:hint="eastAsia"/>
         </w:rPr>
-        <w:t xml:space="preserve"> autoincrement</w:t>
-      </w:r>
+        <w:t xml:space="preserve"> </w:t>
+      </w:r>
+      <w:proofErr w:type="spellStart"/>
+      <w:r>
+        <w:rPr>
+          <w:rFonts w:hint="eastAsia"/>
+        </w:rPr>
+        <w:t>autoincrement</w:t>
+      </w:r>
+      <w:proofErr w:type="spellEnd"/>
       <w:r>
         <w:rPr>
           <w:rFonts w:hint="eastAsia"/>
@@ -2835,11 +3007,19 @@
         </w:rPr>
         <w:t xml:space="preserve">    </w:t>
       </w:r>
-      <w:r>
-        <w:rPr>
-          <w:rFonts w:hint="eastAsia"/>
-        </w:rPr>
-        <w:t>Args : {</w:t>
+      <w:proofErr w:type="spellStart"/>
+      <w:r>
+        <w:rPr>
+          <w:rFonts w:hint="eastAsia"/>
+        </w:rPr>
+        <w:t>Args</w:t>
+      </w:r>
+      <w:proofErr w:type="spellEnd"/>
+      <w:r>
+        <w:rPr>
+          <w:rFonts w:hint="eastAsia"/>
+        </w:rPr>
+        <w:t xml:space="preserve"> : {</w:t>
       </w:r>
     </w:p>
     <w:p>
@@ -2859,7 +3039,21 @@
         <w:rPr>
           <w:rFonts w:hint="eastAsia"/>
         </w:rPr>
-        <w:t>&lt;field_name&gt;</w:t>
+        <w:t>&lt;</w:t>
+      </w:r>
+      <w:proofErr w:type="spellStart"/>
+      <w:r>
+        <w:rPr>
+          <w:rFonts w:hint="eastAsia"/>
+        </w:rPr>
+        <w:t>field_name</w:t>
+      </w:r>
+      <w:proofErr w:type="spellEnd"/>
+      <w:r>
+        <w:rPr>
+          <w:rFonts w:hint="eastAsia"/>
+        </w:rPr>
+        <w:t>&gt;</w:t>
       </w:r>
       <w:r>
         <w:rPr>
@@ -2911,11 +3105,6 @@
       </w:r>
     </w:p>
     <w:p>
-      <w:pPr>
-        <w:rPr>
-          <w:rFonts w:hint="eastAsia"/>
-        </w:rPr>
-      </w:pPr>
       <w:r>
         <w:rPr>
           <w:rFonts w:hint="eastAsia"/>
@@ -2923,13 +3112,7 @@
         <w:t>}</w:t>
       </w:r>
     </w:p>
-    <w:p>
-      <w:pPr>
-        <w:rPr>
-          <w:rFonts w:hint="eastAsia"/>
-        </w:rPr>
-      </w:pPr>
-    </w:p>
+    <w:p/>
     <w:p>
       <w:r>
         <w:rPr>
@@ -2937,12 +3120,14 @@
         </w:rPr>
         <w:t>驱动增加</w:t>
       </w:r>
+      <w:proofErr w:type="spellStart"/>
       <w:r>
         <w:rPr>
           <w:rFonts w:hint="eastAsia"/>
         </w:rPr>
         <w:t>createAutoIncrement</w:t>
       </w:r>
+      <w:proofErr w:type="spellEnd"/>
       <w:r>
         <w:rPr>
           <w:rFonts w:hint="eastAsia"/>
@@ -3054,7 +3239,21 @@
         <w:rPr>
           <w:rFonts w:hint="eastAsia"/>
         </w:rPr>
-        <w:t xml:space="preserve">    AlterType : "collection</w:t>
+        <w:t xml:space="preserve">    </w:t>
+      </w:r>
+      <w:proofErr w:type="spellStart"/>
+      <w:r>
+        <w:rPr>
+          <w:rFonts w:hint="eastAsia"/>
+        </w:rPr>
+        <w:t>AlterType</w:t>
+      </w:r>
+      <w:proofErr w:type="spellEnd"/>
+      <w:r>
+        <w:rPr>
+          <w:rFonts w:hint="eastAsia"/>
+        </w:rPr>
+        <w:t xml:space="preserve"> : "collection</w:t>
       </w:r>
       <w:r>
         <w:rPr>
@@ -3097,6 +3296,7 @@
         </w:rPr>
         <w:t>Name : "&lt;</w:t>
       </w:r>
+      <w:proofErr w:type="spellStart"/>
       <w:r>
         <w:rPr>
           <w:rFonts w:hint="eastAsia"/>
@@ -3107,7 +3307,14 @@
         <w:rPr>
           <w:rFonts w:hint="eastAsia"/>
         </w:rPr>
-        <w:t>_name&gt;", // foo.bar</w:t>
+        <w:t>_name</w:t>
+      </w:r>
+      <w:proofErr w:type="spellEnd"/>
+      <w:r>
+        <w:rPr>
+          <w:rFonts w:hint="eastAsia"/>
+        </w:rPr>
+        <w:t>&gt;", // foo.bar</w:t>
       </w:r>
     </w:p>
     <w:p>
@@ -3179,8 +3386,16 @@
         <w:rPr>
           <w:rFonts w:hint="eastAsia"/>
         </w:rPr>
-        <w:t xml:space="preserve"> autoincrement</w:t>
-      </w:r>
+        <w:t xml:space="preserve"> </w:t>
+      </w:r>
+      <w:proofErr w:type="spellStart"/>
+      <w:r>
+        <w:rPr>
+          <w:rFonts w:hint="eastAsia"/>
+        </w:rPr>
+        <w:t>autoincrement</w:t>
+      </w:r>
+      <w:proofErr w:type="spellEnd"/>
       <w:r>
         <w:rPr>
           <w:rFonts w:hint="eastAsia"/>
@@ -3199,7 +3414,21 @@
         <w:rPr>
           <w:rFonts w:hint="eastAsia"/>
         </w:rPr>
-        <w:t xml:space="preserve">    Args : {</w:t>
+        <w:t xml:space="preserve">    </w:t>
+      </w:r>
+      <w:proofErr w:type="spellStart"/>
+      <w:r>
+        <w:rPr>
+          <w:rFonts w:hint="eastAsia"/>
+        </w:rPr>
+        <w:t>Args</w:t>
+      </w:r>
+      <w:proofErr w:type="spellEnd"/>
+      <w:r>
+        <w:rPr>
+          <w:rFonts w:hint="eastAsia"/>
+        </w:rPr>
+        <w:t xml:space="preserve"> : {</w:t>
       </w:r>
     </w:p>
     <w:p>
@@ -3213,7 +3442,21 @@
         <w:rPr>
           <w:rFonts w:hint="eastAsia"/>
         </w:rPr>
-        <w:t>ield: "&lt;field_name&gt;",</w:t>
+        <w:t>ield: "&lt;</w:t>
+      </w:r>
+      <w:proofErr w:type="spellStart"/>
+      <w:r>
+        <w:rPr>
+          <w:rFonts w:hint="eastAsia"/>
+        </w:rPr>
+        <w:t>field_name</w:t>
+      </w:r>
+      <w:proofErr w:type="spellEnd"/>
+      <w:r>
+        <w:rPr>
+          <w:rFonts w:hint="eastAsia"/>
+        </w:rPr>
+        <w:t>&gt;",</w:t>
       </w:r>
     </w:p>
     <w:p>
@@ -3259,11 +3502,6 @@
       </w:r>
     </w:p>
     <w:p>
-      <w:pPr>
-        <w:rPr>
-          <w:rFonts w:hint="eastAsia"/>
-        </w:rPr>
-      </w:pPr>
       <w:r>
         <w:rPr>
           <w:rFonts w:hint="eastAsia"/>
@@ -3271,13 +3509,7 @@
         <w:t>}</w:t>
       </w:r>
     </w:p>
-    <w:p>
-      <w:pPr>
-        <w:rPr>
-          <w:rFonts w:hint="eastAsia"/>
-        </w:rPr>
-      </w:pPr>
-    </w:p>
+    <w:p/>
     <w:p>
       <w:r>
         <w:rPr>
@@ -3285,24 +3517,28 @@
         </w:rPr>
         <w:t>驱动</w:t>
       </w:r>
+      <w:proofErr w:type="spellStart"/>
       <w:r>
         <w:rPr>
           <w:rFonts w:hint="eastAsia"/>
         </w:rPr>
         <w:t>setAttributes</w:t>
       </w:r>
+      <w:proofErr w:type="spellEnd"/>
       <w:r>
         <w:rPr>
           <w:rFonts w:hint="eastAsia"/>
         </w:rPr>
         <w:t>增加</w:t>
       </w:r>
+      <w:proofErr w:type="spellStart"/>
       <w:r>
         <w:rPr>
           <w:rFonts w:hint="eastAsia"/>
         </w:rPr>
         <w:t>AutoIncrement</w:t>
       </w:r>
+      <w:proofErr w:type="spellEnd"/>
       <w:r>
         <w:rPr>
           <w:rFonts w:hint="eastAsia"/>
@@ -3334,7 +3570,21 @@
         <w:rPr>
           <w:rFonts w:hint="eastAsia"/>
         </w:rPr>
-        <w:t xml:space="preserve">    AlterType : "collection</w:t>
+        <w:t xml:space="preserve">    </w:t>
+      </w:r>
+      <w:proofErr w:type="spellStart"/>
+      <w:r>
+        <w:rPr>
+          <w:rFonts w:hint="eastAsia"/>
+        </w:rPr>
+        <w:t>AlterType</w:t>
+      </w:r>
+      <w:proofErr w:type="spellEnd"/>
+      <w:r>
+        <w:rPr>
+          <w:rFonts w:hint="eastAsia"/>
+        </w:rPr>
+        <w:t xml:space="preserve"> : "collection</w:t>
       </w:r>
       <w:r>
         <w:rPr>
@@ -3376,6 +3626,7 @@
         </w:rPr>
         <w:t>Name : "&lt;</w:t>
       </w:r>
+      <w:proofErr w:type="spellStart"/>
       <w:r>
         <w:rPr>
           <w:rFonts w:hint="eastAsia"/>
@@ -3386,7 +3637,14 @@
         <w:rPr>
           <w:rFonts w:hint="eastAsia"/>
         </w:rPr>
-        <w:t>_name&gt;", // foo.bar</w:t>
+        <w:t>_name</w:t>
+      </w:r>
+      <w:proofErr w:type="spellEnd"/>
+      <w:r>
+        <w:rPr>
+          <w:rFonts w:hint="eastAsia"/>
+        </w:rPr>
+        <w:t>&gt;", // foo.bar</w:t>
       </w:r>
     </w:p>
     <w:p>
@@ -3454,12 +3712,14 @@
         </w:rPr>
         <w:t xml:space="preserve">drop </w:t>
       </w:r>
+      <w:proofErr w:type="spellStart"/>
       <w:r>
         <w:rPr>
           <w:rFonts w:hint="eastAsia"/>
         </w:rPr>
         <w:t>autoincrement</w:t>
       </w:r>
+      <w:proofErr w:type="spellEnd"/>
       <w:r>
         <w:rPr>
           <w:rFonts w:hint="eastAsia"/>
@@ -3478,7 +3738,21 @@
         <w:rPr>
           <w:rFonts w:hint="eastAsia"/>
         </w:rPr>
-        <w:t xml:space="preserve">    Args : {</w:t>
+        <w:t xml:space="preserve">    </w:t>
+      </w:r>
+      <w:proofErr w:type="spellStart"/>
+      <w:r>
+        <w:rPr>
+          <w:rFonts w:hint="eastAsia"/>
+        </w:rPr>
+        <w:t>Args</w:t>
+      </w:r>
+      <w:proofErr w:type="spellEnd"/>
+      <w:r>
+        <w:rPr>
+          <w:rFonts w:hint="eastAsia"/>
+        </w:rPr>
+        <w:t xml:space="preserve"> : {</w:t>
       </w:r>
     </w:p>
     <w:p>
@@ -3498,7 +3772,21 @@
         <w:rPr>
           <w:rFonts w:hint="eastAsia"/>
         </w:rPr>
-        <w:t>ield: "&lt;field_name&gt;"</w:t>
+        <w:t>ield: "&lt;</w:t>
+      </w:r>
+      <w:proofErr w:type="spellStart"/>
+      <w:r>
+        <w:rPr>
+          <w:rFonts w:hint="eastAsia"/>
+        </w:rPr>
+        <w:t>field_name</w:t>
+      </w:r>
+      <w:proofErr w:type="spellEnd"/>
+      <w:r>
+        <w:rPr>
+          <w:rFonts w:hint="eastAsia"/>
+        </w:rPr>
+        <w:t>&gt;"</w:t>
       </w:r>
     </w:p>
     <w:p>
@@ -3540,9 +3828,6 @@
         <w:tabs>
           <w:tab w:val="left" w:pos="1094"/>
         </w:tabs>
-        <w:rPr>
-          <w:rFonts w:hint="eastAsia"/>
-        </w:rPr>
       </w:pPr>
       <w:r>
         <w:rPr>
@@ -3556,9 +3841,6 @@
         <w:tabs>
           <w:tab w:val="left" w:pos="1094"/>
         </w:tabs>
-        <w:rPr>
-          <w:rFonts w:hint="eastAsia"/>
-        </w:rPr>
       </w:pPr>
     </w:p>
     <w:p>
@@ -3573,12 +3855,14 @@
         </w:rPr>
         <w:t>驱动增加</w:t>
       </w:r>
+      <w:proofErr w:type="spellStart"/>
       <w:r>
         <w:rPr>
           <w:rFonts w:hint="eastAsia"/>
         </w:rPr>
         <w:t>dropAutoIncrement</w:t>
       </w:r>
+      <w:proofErr w:type="spellEnd"/>
       <w:r>
         <w:rPr>
           <w:rFonts w:hint="eastAsia"/>
@@ -3658,12 +3942,14 @@
         </w:rPr>
         <w:t>显示</w:t>
       </w:r>
+      <w:proofErr w:type="spellStart"/>
       <w:r>
         <w:rPr>
           <w:rFonts w:hint="eastAsia"/>
         </w:rPr>
         <w:t>AutoIncrement</w:t>
       </w:r>
+      <w:proofErr w:type="spellEnd"/>
       <w:r>
         <w:rPr>
           <w:rFonts w:hint="eastAsia"/>
@@ -3692,12 +3978,14 @@
         </w:rPr>
         <w:t xml:space="preserve">    </w:t>
       </w:r>
+      <w:proofErr w:type="spellStart"/>
       <w:r>
         <w:rPr>
           <w:rFonts w:hint="eastAsia"/>
         </w:rPr>
         <w:t>AutoIncrement</w:t>
       </w:r>
+      <w:proofErr w:type="spellEnd"/>
       <w:r>
         <w:rPr>
           <w:rFonts w:hint="eastAsia"/>
@@ -4409,7 +4697,7 @@
           <v:shape id="_x0000_i1025" type="#_x0000_t75" style="width:269.75pt;height:256.2pt" o:ole="">
             <v:imagedata r:id="rId5" o:title=""/>
           </v:shape>
-          <o:OLEObject Type="Embed" ProgID="Visio.Drawing.11" ShapeID="_x0000_i1025" DrawAspect="Content" ObjectID="_1594741383" r:id="rId6"/>
+          <o:OLEObject Type="Embed" ProgID="Visio.Drawing.11" ShapeID="_x0000_i1025" DrawAspect="Content" ObjectID="_1594799782" r:id="rId6"/>
         </w:object>
       </w:r>
     </w:p>
@@ -4462,6 +4750,7 @@
                 <w:szCs w:val="18"/>
               </w:rPr>
             </w:pPr>
+            <w:proofErr w:type="spellStart"/>
             <w:r>
               <w:rPr>
                 <w:rFonts w:hint="eastAsia"/>
@@ -4470,6 +4759,7 @@
               </w:rPr>
               <w:t>汇总信息</w:t>
             </w:r>
+            <w:proofErr w:type="spellEnd"/>
           </w:p>
         </w:tc>
       </w:tr>
@@ -4488,13 +4778,23 @@
                 <w:szCs w:val="18"/>
               </w:rPr>
             </w:pPr>
+            <w:proofErr w:type="spellStart"/>
             <w:r>
               <w:rPr>
                 <w:rFonts w:hint="eastAsia"/>
                 <w:sz w:val="18"/>
                 <w:szCs w:val="18"/>
               </w:rPr>
-              <w:t>总工作量（KLOC）</w:t>
+              <w:t>总工作量（KLOC</w:t>
+            </w:r>
+            <w:proofErr w:type="spellEnd"/>
+            <w:r>
+              <w:rPr>
+                <w:rFonts w:hint="eastAsia"/>
+                <w:sz w:val="18"/>
+                <w:szCs w:val="18"/>
+              </w:rPr>
+              <w:t>）</w:t>
             </w:r>
           </w:p>
         </w:tc>
@@ -4543,13 +4843,23 @@
                 <w:szCs w:val="18"/>
               </w:rPr>
             </w:pPr>
+            <w:proofErr w:type="spellStart"/>
             <w:r>
               <w:rPr>
                 <w:rFonts w:hint="eastAsia"/>
                 <w:sz w:val="18"/>
                 <w:szCs w:val="18"/>
               </w:rPr>
-              <w:t>开发周期（人天）</w:t>
+              <w:t>开发周期（人天</w:t>
+            </w:r>
+            <w:proofErr w:type="spellEnd"/>
+            <w:r>
+              <w:rPr>
+                <w:rFonts w:hint="eastAsia"/>
+                <w:sz w:val="18"/>
+                <w:szCs w:val="18"/>
+              </w:rPr>
+              <w:t>）</w:t>
             </w:r>
           </w:p>
         </w:tc>
@@ -4592,6 +4902,7 @@
                 <w:szCs w:val="18"/>
               </w:rPr>
             </w:pPr>
+            <w:proofErr w:type="spellStart"/>
             <w:r>
               <w:rPr>
                 <w:rFonts w:hint="eastAsia"/>
@@ -4600,6 +4911,7 @@
               </w:rPr>
               <w:t>开始时间</w:t>
             </w:r>
+            <w:proofErr w:type="spellEnd"/>
           </w:p>
         </w:tc>
         <w:tc>
@@ -4631,6 +4943,7 @@
                 <w:szCs w:val="18"/>
               </w:rPr>
             </w:pPr>
+            <w:proofErr w:type="spellStart"/>
             <w:r>
               <w:rPr>
                 <w:rFonts w:hint="eastAsia"/>
@@ -4639,6 +4952,7 @@
               </w:rPr>
               <w:t>结束时间</w:t>
             </w:r>
+            <w:proofErr w:type="spellEnd"/>
           </w:p>
         </w:tc>
         <w:tc>
@@ -4673,6 +4987,7 @@
                 <w:szCs w:val="18"/>
               </w:rPr>
             </w:pPr>
+            <w:proofErr w:type="spellStart"/>
             <w:r>
               <w:rPr>
                 <w:rFonts w:hint="eastAsia"/>
@@ -4681,6 +4996,7 @@
               </w:rPr>
               <w:t>周计划</w:t>
             </w:r>
+            <w:proofErr w:type="spellEnd"/>
           </w:p>
         </w:tc>
       </w:tr>
@@ -4699,13 +5015,23 @@
                 <w:szCs w:val="18"/>
               </w:rPr>
             </w:pPr>
+            <w:proofErr w:type="spellStart"/>
             <w:r>
               <w:rPr>
                 <w:rFonts w:hint="eastAsia"/>
                 <w:sz w:val="18"/>
                 <w:szCs w:val="18"/>
               </w:rPr>
-              <w:t>时间（第X周）</w:t>
+              <w:t>时间（第X周</w:t>
+            </w:r>
+            <w:proofErr w:type="spellEnd"/>
+            <w:r>
+              <w:rPr>
+                <w:rFonts w:hint="eastAsia"/>
+                <w:sz w:val="18"/>
+                <w:szCs w:val="18"/>
+              </w:rPr>
+              <w:t>）</w:t>
             </w:r>
           </w:p>
         </w:tc>
@@ -4724,6 +5050,7 @@
                 <w:szCs w:val="18"/>
               </w:rPr>
             </w:pPr>
+            <w:proofErr w:type="spellStart"/>
             <w:r>
               <w:rPr>
                 <w:rFonts w:hint="eastAsia"/>
@@ -4732,6 +5059,7 @@
               </w:rPr>
               <w:t>计划</w:t>
             </w:r>
+            <w:proofErr w:type="spellEnd"/>
           </w:p>
         </w:tc>
         <w:tc>
@@ -4749,6 +5077,7 @@
                 <w:szCs w:val="18"/>
               </w:rPr>
             </w:pPr>
+            <w:proofErr w:type="spellStart"/>
             <w:r>
               <w:rPr>
                 <w:rFonts w:hint="eastAsia"/>
@@ -4757,6 +5086,7 @@
               </w:rPr>
               <w:t>完成情况</w:t>
             </w:r>
+            <w:proofErr w:type="spellEnd"/>
           </w:p>
         </w:tc>
       </w:tr>
@@ -4773,6 +5103,7 @@
                 <w:szCs w:val="18"/>
               </w:rPr>
             </w:pPr>
+            <w:proofErr w:type="spellStart"/>
             <w:r>
               <w:rPr>
                 <w:rFonts w:hint="eastAsia"/>
@@ -4781,6 +5112,7 @@
               </w:rPr>
               <w:t>第一周</w:t>
             </w:r>
+            <w:proofErr w:type="spellEnd"/>
           </w:p>
         </w:tc>
         <w:tc>

--- a/internal_doc/03.开发设计/Sequence&AutoIncrement/Story-AutoIncrement.docx
+++ b/internal_doc/03.开发设计/Sequence&AutoIncrement/Story-AutoIncrement.docx
@@ -130,11 +130,9 @@
               </w:rPr>
               <w:t xml:space="preserve"> </w:t>
             </w:r>
-            <w:proofErr w:type="spellStart"/>
             <w:r>
               <w:t>Weichao</w:t>
             </w:r>
-            <w:proofErr w:type="spellEnd"/>
           </w:p>
         </w:tc>
         <w:tc>
@@ -210,7 +208,6 @@
           <w:color w:val="000000" w:themeColor="text1"/>
         </w:rPr>
       </w:pPr>
-      <w:proofErr w:type="spellStart"/>
       <w:r>
         <w:rPr>
           <w:rFonts w:hint="eastAsia"/>
@@ -218,7 +215,6 @@
         </w:rPr>
         <w:t>AutoIncremant</w:t>
       </w:r>
-      <w:proofErr w:type="spellEnd"/>
       <w:r>
         <w:rPr>
           <w:rFonts w:hint="eastAsia"/>
@@ -383,14 +379,12 @@
         </w:rPr>
         <w:t>通过</w:t>
       </w:r>
-      <w:proofErr w:type="spellStart"/>
       <w:r>
         <w:rPr>
           <w:rFonts w:hint="eastAsia"/>
         </w:rPr>
         <w:t>AutoIncrement</w:t>
       </w:r>
-      <w:proofErr w:type="spellEnd"/>
       <w:r>
         <w:rPr>
           <w:rFonts w:hint="eastAsia"/>
@@ -411,21 +405,7 @@
         <w:rPr>
           <w:rFonts w:hint="eastAsia"/>
         </w:rPr>
-        <w:t xml:space="preserve">    </w:t>
-      </w:r>
-      <w:proofErr w:type="spellStart"/>
-      <w:r>
-        <w:rPr>
-          <w:rFonts w:hint="eastAsia"/>
-        </w:rPr>
-        <w:t>AutoIncrement</w:t>
-      </w:r>
-      <w:proofErr w:type="spellEnd"/>
-      <w:r>
-        <w:rPr>
-          <w:rFonts w:hint="eastAsia"/>
-        </w:rPr>
-        <w:t>: {</w:t>
+        <w:t xml:space="preserve">    AutoIncrement: {</w:t>
       </w:r>
     </w:p>
     <w:p>
@@ -451,21 +431,7 @@
         <w:rPr>
           <w:rFonts w:hint="eastAsia"/>
         </w:rPr>
-        <w:t>&lt;</w:t>
-      </w:r>
-      <w:proofErr w:type="spellStart"/>
-      <w:r>
-        <w:rPr>
-          <w:rFonts w:hint="eastAsia"/>
-        </w:rPr>
-        <w:t>field_name</w:t>
-      </w:r>
-      <w:proofErr w:type="spellEnd"/>
-      <w:r>
-        <w:rPr>
-          <w:rFonts w:hint="eastAsia"/>
-        </w:rPr>
-        <w:t>&gt;</w:t>
+        <w:t>&lt;field_name&gt;</w:t>
       </w:r>
       <w:r>
         <w:rPr>
@@ -499,33 +465,68 @@
         <w:rPr>
           <w:rFonts w:hint="eastAsia"/>
         </w:rPr>
+        <w:t xml:space="preserve">        S</w:t>
+      </w:r>
+      <w:r>
+        <w:rPr>
+          <w:rFonts w:hint="eastAsia"/>
+        </w:rPr>
+        <w:t>tart</w:t>
+      </w:r>
+      <w:r>
+        <w:rPr>
+          <w:rFonts w:hint="eastAsia"/>
+        </w:rPr>
+        <w:t>Value</w:t>
+      </w:r>
+      <w:r>
+        <w:rPr>
+          <w:rFonts w:hint="eastAsia"/>
+        </w:rPr>
+        <w:t>: 1,</w:t>
+      </w:r>
+    </w:p>
+    <w:p>
+      <w:r>
+        <w:rPr>
+          <w:rFonts w:hint="eastAsia"/>
+        </w:rPr>
+        <w:t xml:space="preserve">        MinValue</w:t>
+      </w:r>
+      <w:r>
+        <w:rPr>
+          <w:rFonts w:hint="eastAsia"/>
+        </w:rPr>
+        <w:t>: 1,</w:t>
+      </w:r>
+    </w:p>
+    <w:p>
+      <w:r>
+        <w:rPr>
+          <w:rFonts w:hint="eastAsia"/>
+        </w:rPr>
         <w:t xml:space="preserve">        </w:t>
       </w:r>
-      <w:proofErr w:type="spellStart"/>
-      <w:r>
-        <w:rPr>
-          <w:rFonts w:hint="eastAsia"/>
-        </w:rPr>
-        <w:t>S</w:t>
-      </w:r>
-      <w:r>
-        <w:rPr>
-          <w:rFonts w:hint="eastAsia"/>
-        </w:rPr>
-        <w:t>tart</w:t>
-      </w:r>
-      <w:r>
-        <w:rPr>
-          <w:rFonts w:hint="eastAsia"/>
-        </w:rPr>
-        <w:t>Value</w:t>
-      </w:r>
-      <w:proofErr w:type="spellEnd"/>
-      <w:r>
-        <w:rPr>
-          <w:rFonts w:hint="eastAsia"/>
-        </w:rPr>
-        <w:t>: 1,</w:t>
+      <w:r>
+        <w:rPr>
+          <w:rFonts w:hint="eastAsia"/>
+        </w:rPr>
+        <w:t>MaxValue</w:t>
+      </w:r>
+      <w:r>
+        <w:rPr>
+          <w:rFonts w:hint="eastAsia"/>
+        </w:rPr>
+        <w:t xml:space="preserve">: </w:t>
+      </w:r>
+      <w:r>
+        <w:t>9223372036854775807</w:t>
+      </w:r>
+      <w:r>
+        <w:rPr>
+          <w:rFonts w:hint="eastAsia"/>
+        </w:rPr>
+        <w:t>,</w:t>
       </w:r>
     </w:p>
     <w:p>
@@ -535,19 +536,29 @@
         </w:rPr>
         <w:t xml:space="preserve">        </w:t>
       </w:r>
-      <w:proofErr w:type="spellStart"/>
-      <w:r>
-        <w:rPr>
-          <w:rFonts w:hint="eastAsia"/>
-        </w:rPr>
-        <w:t>MinValue</w:t>
-      </w:r>
-      <w:proofErr w:type="spellEnd"/>
-      <w:r>
-        <w:rPr>
-          <w:rFonts w:hint="eastAsia"/>
-        </w:rPr>
-        <w:t>: 1,</w:t>
+      <w:r>
+        <w:rPr>
+          <w:rFonts w:hint="eastAsia"/>
+        </w:rPr>
+        <w:t>CacheSize</w:t>
+      </w:r>
+      <w:r>
+        <w:rPr>
+          <w:rFonts w:hint="eastAsia"/>
+        </w:rPr>
+        <w:t>: 100</w:t>
+      </w:r>
+      <w:r>
+        <w:rPr>
+          <w:rFonts w:hint="eastAsia"/>
+        </w:rPr>
+        <w:t>0</w:t>
+      </w:r>
+      <w:r>
+        <w:rPr>
+          <w:rFonts w:hint="eastAsia"/>
+        </w:rPr>
+        <w:t>,</w:t>
       </w:r>
     </w:p>
     <w:p>
@@ -557,22 +568,23 @@
         </w:rPr>
         <w:t xml:space="preserve">        </w:t>
       </w:r>
-      <w:proofErr w:type="spellStart"/>
-      <w:r>
-        <w:rPr>
-          <w:rFonts w:hint="eastAsia"/>
-        </w:rPr>
-        <w:t>MaxValue</w:t>
-      </w:r>
-      <w:proofErr w:type="spellEnd"/>
-      <w:r>
-        <w:rPr>
-          <w:rFonts w:hint="eastAsia"/>
-        </w:rPr>
-        <w:t xml:space="preserve">: </w:t>
-      </w:r>
-      <w:r>
-        <w:t>9223372036854775807</w:t>
+      <w:r>
+        <w:rPr>
+          <w:rFonts w:hint="eastAsia"/>
+        </w:rPr>
+        <w:t>AcquireSize</w:t>
+      </w:r>
+      <w:r>
+        <w:rPr>
+          <w:rFonts w:hint="eastAsia"/>
+        </w:rPr>
+        <w:t>: 10</w:t>
+      </w:r>
+      <w:r>
+        <w:rPr>
+          <w:rFonts w:hint="eastAsia"/>
+        </w:rPr>
+        <w:t>0</w:t>
       </w:r>
       <w:r>
         <w:rPr>
@@ -588,25 +600,17 @@
         </w:rPr>
         <w:t xml:space="preserve">        </w:t>
       </w:r>
-      <w:proofErr w:type="spellStart"/>
-      <w:r>
-        <w:rPr>
-          <w:rFonts w:hint="eastAsia"/>
-        </w:rPr>
-        <w:t>CacheSize</w:t>
-      </w:r>
-      <w:proofErr w:type="spellEnd"/>
-      <w:r>
-        <w:rPr>
-          <w:rFonts w:hint="eastAsia"/>
-        </w:rPr>
-        <w:t>: 100</w:t>
-      </w:r>
-      <w:r>
-        <w:rPr>
-          <w:rFonts w:hint="eastAsia"/>
-        </w:rPr>
-        <w:t>0</w:t>
+      <w:r>
+        <w:rPr>
+          <w:rFonts w:hint="eastAsia"/>
+        </w:rPr>
+        <w:t>C</w:t>
+      </w:r>
+      <w:r>
+        <w:rPr>
+          <w:rFonts w:hint="eastAsia"/>
+        </w:rPr>
+        <w:t>ycled: false</w:t>
       </w:r>
       <w:r>
         <w:rPr>
@@ -620,60 +624,6 @@
         <w:rPr>
           <w:rFonts w:hint="eastAsia"/>
         </w:rPr>
-        <w:t xml:space="preserve">        </w:t>
-      </w:r>
-      <w:proofErr w:type="spellStart"/>
-      <w:r>
-        <w:rPr>
-          <w:rFonts w:hint="eastAsia"/>
-        </w:rPr>
-        <w:t>AcquireSize</w:t>
-      </w:r>
-      <w:proofErr w:type="spellEnd"/>
-      <w:r>
-        <w:rPr>
-          <w:rFonts w:hint="eastAsia"/>
-        </w:rPr>
-        <w:t>: 10</w:t>
-      </w:r>
-      <w:r>
-        <w:rPr>
-          <w:rFonts w:hint="eastAsia"/>
-        </w:rPr>
-        <w:t>,</w:t>
-      </w:r>
-    </w:p>
-    <w:p>
-      <w:r>
-        <w:rPr>
-          <w:rFonts w:hint="eastAsia"/>
-        </w:rPr>
-        <w:t xml:space="preserve">        </w:t>
-      </w:r>
-      <w:r>
-        <w:rPr>
-          <w:rFonts w:hint="eastAsia"/>
-        </w:rPr>
-        <w:t>C</w:t>
-      </w:r>
-      <w:r>
-        <w:rPr>
-          <w:rFonts w:hint="eastAsia"/>
-        </w:rPr>
-        <w:t>ycled: false</w:t>
-      </w:r>
-      <w:r>
-        <w:rPr>
-          <w:rFonts w:hint="eastAsia"/>
-        </w:rPr>
-        <w:t>,</w:t>
-      </w:r>
-    </w:p>
-    <w:p>
-      <w:r>
-        <w:rPr>
-          <w:rFonts w:hint="eastAsia"/>
-        </w:rPr>
         <w:t xml:space="preserve">        G</w:t>
       </w:r>
       <w:r>
@@ -720,21 +670,7 @@
         <w:rPr>
           <w:rFonts w:hint="eastAsia"/>
         </w:rPr>
-        <w:t xml:space="preserve">    </w:t>
-      </w:r>
-      <w:proofErr w:type="spellStart"/>
-      <w:r>
-        <w:rPr>
-          <w:rFonts w:hint="eastAsia"/>
-        </w:rPr>
-        <w:t>AutoIncrement</w:t>
-      </w:r>
-      <w:proofErr w:type="spellEnd"/>
-      <w:r>
-        <w:rPr>
-          <w:rFonts w:hint="eastAsia"/>
-        </w:rPr>
-        <w:t>: [</w:t>
+        <w:t xml:space="preserve">    AutoIncrement: [</w:t>
       </w:r>
     </w:p>
     <w:p>
@@ -768,21 +704,7 @@
         <w:rPr>
           <w:rFonts w:hint="eastAsia"/>
         </w:rPr>
-        <w:t>&lt;</w:t>
-      </w:r>
-      <w:proofErr w:type="spellStart"/>
-      <w:r>
-        <w:rPr>
-          <w:rFonts w:hint="eastAsia"/>
-        </w:rPr>
-        <w:t>field_name</w:t>
-      </w:r>
-      <w:proofErr w:type="spellEnd"/>
-      <w:r>
-        <w:rPr>
-          <w:rFonts w:hint="eastAsia"/>
-        </w:rPr>
-        <w:t>&gt;</w:t>
+        <w:t>&lt;field_name&gt;</w:t>
       </w:r>
       <w:r>
         <w:rPr>
@@ -1262,7 +1184,6 @@
                 <w:rFonts w:eastAsiaTheme="minorEastAsia"/>
               </w:rPr>
             </w:pPr>
-            <w:proofErr w:type="spellStart"/>
             <w:r>
               <w:rPr>
                 <w:rFonts w:eastAsiaTheme="minorEastAsia" w:hint="eastAsia"/>
@@ -1281,7 +1202,6 @@
               </w:rPr>
               <w:t>Value</w:t>
             </w:r>
-            <w:proofErr w:type="spellEnd"/>
           </w:p>
         </w:tc>
         <w:tc>
@@ -1379,14 +1299,12 @@
                 <w:rFonts w:eastAsiaTheme="minorEastAsia"/>
               </w:rPr>
             </w:pPr>
-            <w:proofErr w:type="spellStart"/>
             <w:r>
               <w:rPr>
                 <w:rFonts w:eastAsiaTheme="minorEastAsia" w:hint="eastAsia"/>
               </w:rPr>
               <w:t>MinValue</w:t>
             </w:r>
-            <w:proofErr w:type="spellEnd"/>
           </w:p>
         </w:tc>
         <w:tc>
@@ -1481,14 +1399,12 @@
                 <w:rFonts w:eastAsiaTheme="minorEastAsia"/>
               </w:rPr>
             </w:pPr>
-            <w:proofErr w:type="spellStart"/>
             <w:r>
               <w:rPr>
                 <w:rFonts w:eastAsiaTheme="minorEastAsia" w:hint="eastAsia"/>
               </w:rPr>
               <w:t>MaxValue</w:t>
             </w:r>
-            <w:proofErr w:type="spellEnd"/>
           </w:p>
         </w:tc>
         <w:tc>
@@ -1583,14 +1499,12 @@
                 <w:rFonts w:eastAsiaTheme="minorEastAsia"/>
               </w:rPr>
             </w:pPr>
-            <w:proofErr w:type="spellStart"/>
             <w:r>
               <w:rPr>
                 <w:rFonts w:eastAsiaTheme="minorEastAsia" w:hint="eastAsia"/>
               </w:rPr>
               <w:t>CacheSize</w:t>
             </w:r>
-            <w:proofErr w:type="spellEnd"/>
           </w:p>
         </w:tc>
         <w:tc>
@@ -1686,12 +1600,6 @@
                 <w:rFonts w:eastAsiaTheme="minorEastAsia" w:hint="eastAsia"/>
               </w:rPr>
               <w:t>100</w:t>
-            </w:r>
-            <w:r>
-              <w:rPr>
-                <w:rFonts w:eastAsiaTheme="minorEastAsia" w:hint="eastAsia"/>
-              </w:rPr>
-              <w:t>0</w:t>
             </w:r>
             <w:r>
               <w:rPr>
@@ -1733,14 +1641,12 @@
                 <w:rFonts w:eastAsiaTheme="minorEastAsia"/>
               </w:rPr>
             </w:pPr>
-            <w:proofErr w:type="spellStart"/>
             <w:r>
               <w:rPr>
                 <w:rFonts w:eastAsiaTheme="minorEastAsia" w:hint="eastAsia"/>
               </w:rPr>
               <w:t>AcquireSize</w:t>
             </w:r>
-            <w:proofErr w:type="spellEnd"/>
           </w:p>
         </w:tc>
         <w:tc>
@@ -1818,12 +1724,6 @@
                 <w:rFonts w:eastAsiaTheme="minorEastAsia" w:hint="eastAsia"/>
               </w:rPr>
               <w:t>10</w:t>
-            </w:r>
-            <w:r>
-              <w:rPr>
-                <w:rFonts w:eastAsiaTheme="minorEastAsia" w:hint="eastAsia"/>
-              </w:rPr>
-              <w:t>0</w:t>
             </w:r>
             <w:r>
               <w:rPr>
@@ -1890,7 +1790,6 @@
                 <w:rFonts w:eastAsiaTheme="minorEastAsia"/>
               </w:rPr>
             </w:pPr>
-            <w:proofErr w:type="spellStart"/>
             <w:r>
               <w:rPr>
                 <w:rFonts w:eastAsiaTheme="minorEastAsia"/>
@@ -1903,7 +1802,6 @@
               </w:rPr>
               <w:t>ool</w:t>
             </w:r>
-            <w:proofErr w:type="spellEnd"/>
           </w:p>
         </w:tc>
         <w:tc>
@@ -2104,7 +2002,6 @@
               </w:rPr>
               <w:t>时用户没写自增字段时将自增字段加入</w:t>
             </w:r>
-            <w:proofErr w:type="spellStart"/>
             <w:r>
               <w:rPr>
                 <w:rFonts w:hint="eastAsia"/>
@@ -2112,7 +2009,6 @@
               </w:rPr>
               <w:t>keep中</w:t>
             </w:r>
-            <w:proofErr w:type="spellEnd"/>
           </w:p>
         </w:tc>
         <w:tc>
@@ -2224,14 +2120,12 @@
         </w:rPr>
         <w:t>整数时，</w:t>
       </w:r>
-      <w:proofErr w:type="spellStart"/>
       <w:r>
         <w:rPr>
           <w:rFonts w:hint="eastAsia"/>
         </w:rPr>
         <w:t>StartValue</w:t>
       </w:r>
-      <w:proofErr w:type="spellEnd"/>
       <w:r>
         <w:rPr>
           <w:rFonts w:hint="eastAsia"/>
@@ -2250,14 +2144,12 @@
         </w:rPr>
         <w:t>，</w:t>
       </w:r>
-      <w:proofErr w:type="spellStart"/>
       <w:r>
         <w:rPr>
           <w:rFonts w:hint="eastAsia"/>
         </w:rPr>
         <w:t>MinValue</w:t>
       </w:r>
-      <w:proofErr w:type="spellEnd"/>
       <w:r>
         <w:rPr>
           <w:rFonts w:hint="eastAsia"/>
@@ -2276,14 +2168,12 @@
         </w:rPr>
         <w:t>，</w:t>
       </w:r>
-      <w:proofErr w:type="spellStart"/>
       <w:r>
         <w:rPr>
           <w:rFonts w:hint="eastAsia"/>
         </w:rPr>
         <w:t>MaxValue</w:t>
       </w:r>
-      <w:proofErr w:type="spellEnd"/>
       <w:r>
         <w:rPr>
           <w:rFonts w:hint="eastAsia"/>
@@ -2314,14 +2204,12 @@
         </w:rPr>
         <w:t>为负整数时，</w:t>
       </w:r>
-      <w:proofErr w:type="spellStart"/>
       <w:r>
         <w:rPr>
           <w:rFonts w:hint="eastAsia"/>
         </w:rPr>
         <w:t>StartValue</w:t>
       </w:r>
-      <w:proofErr w:type="spellEnd"/>
       <w:r>
         <w:rPr>
           <w:rFonts w:hint="eastAsia"/>
@@ -2340,14 +2228,12 @@
         </w:rPr>
         <w:t>，</w:t>
       </w:r>
-      <w:proofErr w:type="spellStart"/>
       <w:r>
         <w:rPr>
           <w:rFonts w:hint="eastAsia"/>
         </w:rPr>
         <w:t>MinValue</w:t>
       </w:r>
-      <w:proofErr w:type="spellEnd"/>
       <w:r>
         <w:rPr>
           <w:rFonts w:hint="eastAsia"/>
@@ -2366,14 +2252,12 @@
         </w:rPr>
         <w:t>，</w:t>
       </w:r>
-      <w:proofErr w:type="spellStart"/>
       <w:r>
         <w:rPr>
           <w:rFonts w:hint="eastAsia"/>
         </w:rPr>
         <w:t>MaxValue</w:t>
       </w:r>
-      <w:proofErr w:type="spellEnd"/>
       <w:r>
         <w:rPr>
           <w:rFonts w:hint="eastAsia"/>
@@ -2402,14 +2286,12 @@
         </w:numPr>
         <w:ind w:firstLineChars="0"/>
       </w:pPr>
-      <w:proofErr w:type="spellStart"/>
       <w:r>
         <w:rPr>
           <w:rFonts w:hint="eastAsia"/>
         </w:rPr>
         <w:t>StartValue</w:t>
       </w:r>
-      <w:proofErr w:type="spellEnd"/>
       <w:r>
         <w:rPr>
           <w:rFonts w:hint="eastAsia"/>
@@ -2422,14 +2304,12 @@
         </w:rPr>
         <w:t>[</w:t>
       </w:r>
-      <w:proofErr w:type="spellStart"/>
       <w:r>
         <w:rPr>
           <w:rFonts w:hint="eastAsia"/>
         </w:rPr>
         <w:t>MinValue</w:t>
       </w:r>
-      <w:proofErr w:type="spellEnd"/>
       <w:r>
         <w:rPr>
           <w:rFonts w:hint="eastAsia"/>
@@ -2442,14 +2322,12 @@
         </w:rPr>
         <w:t xml:space="preserve"> </w:t>
       </w:r>
-      <w:proofErr w:type="spellStart"/>
       <w:r>
         <w:rPr>
           <w:rFonts w:hint="eastAsia"/>
         </w:rPr>
         <w:t>MaxValue</w:t>
       </w:r>
-      <w:proofErr w:type="spellEnd"/>
       <w:r>
         <w:rPr>
           <w:rFonts w:hint="eastAsia"/>
@@ -2462,28 +2340,24 @@
         </w:rPr>
         <w:t>区间，</w:t>
       </w:r>
-      <w:proofErr w:type="spellStart"/>
       <w:r>
         <w:rPr>
           <w:rFonts w:hint="eastAsia"/>
         </w:rPr>
         <w:t>MinValue</w:t>
       </w:r>
-      <w:proofErr w:type="spellEnd"/>
       <w:r>
         <w:rPr>
           <w:rFonts w:hint="eastAsia"/>
         </w:rPr>
         <w:t>必须小于</w:t>
       </w:r>
-      <w:proofErr w:type="spellStart"/>
       <w:r>
         <w:rPr>
           <w:rFonts w:hint="eastAsia"/>
         </w:rPr>
         <w:t>MaxValue</w:t>
       </w:r>
-      <w:proofErr w:type="spellEnd"/>
       <w:r>
         <w:rPr>
           <w:rFonts w:hint="eastAsia"/>
@@ -2500,14 +2374,12 @@
         </w:numPr>
         <w:ind w:firstLineChars="0"/>
       </w:pPr>
-      <w:proofErr w:type="spellStart"/>
       <w:r>
         <w:rPr>
           <w:rFonts w:hint="eastAsia"/>
         </w:rPr>
         <w:t>CacheSize</w:t>
       </w:r>
-      <w:proofErr w:type="spellEnd"/>
       <w:r>
         <w:rPr>
           <w:rFonts w:hint="eastAsia"/>
@@ -2550,14 +2422,12 @@
         </w:rPr>
         <w:t xml:space="preserve"> </w:t>
       </w:r>
-      <w:proofErr w:type="spellStart"/>
       <w:r>
         <w:rPr>
           <w:rFonts w:hint="eastAsia"/>
         </w:rPr>
         <w:t>CacheSize</w:t>
       </w:r>
-      <w:proofErr w:type="spellEnd"/>
       <w:r>
         <w:rPr>
           <w:rFonts w:hint="eastAsia"/>
@@ -2576,19 +2446,11 @@
         </w:rPr>
         <w:t>(</w:t>
       </w:r>
-      <w:proofErr w:type="spellStart"/>
-      <w:r>
-        <w:rPr>
-          <w:rFonts w:hint="eastAsia"/>
-        </w:rPr>
-        <w:t>MaxValue</w:t>
-      </w:r>
-      <w:proofErr w:type="spellEnd"/>
-      <w:r>
-        <w:rPr>
-          <w:rFonts w:hint="eastAsia"/>
-        </w:rPr>
-        <w:t xml:space="preserve"> </w:t>
+      <w:r>
+        <w:rPr>
+          <w:rFonts w:hint="eastAsia"/>
+        </w:rPr>
+        <w:t xml:space="preserve">MaxValue </w:t>
       </w:r>
       <w:r>
         <w:rPr>
@@ -2596,14 +2458,12 @@
         </w:rPr>
         <w:t>-</w:t>
       </w:r>
-      <w:proofErr w:type="spellStart"/>
       <w:r>
         <w:rPr>
           <w:rFonts w:hint="eastAsia"/>
         </w:rPr>
         <w:t>MinValue</w:t>
       </w:r>
-      <w:proofErr w:type="spellEnd"/>
       <w:r>
         <w:rPr>
           <w:rFonts w:hint="eastAsia"/>
@@ -2766,14 +2626,12 @@
         </w:rPr>
         <w:t>复位</w:t>
       </w:r>
-      <w:proofErr w:type="spellStart"/>
       <w:r>
         <w:rPr>
           <w:rFonts w:hint="eastAsia"/>
         </w:rPr>
         <w:t>StartValue</w:t>
       </w:r>
-      <w:proofErr w:type="spellEnd"/>
       <w:r>
         <w:rPr>
           <w:rFonts w:hint="eastAsia"/>
@@ -2827,19 +2685,11 @@
         </w:rPr>
         <w:t xml:space="preserve">    </w:t>
       </w:r>
-      <w:proofErr w:type="spellStart"/>
-      <w:r>
-        <w:rPr>
-          <w:rFonts w:hint="eastAsia"/>
-        </w:rPr>
-        <w:t>AlterType</w:t>
-      </w:r>
-      <w:proofErr w:type="spellEnd"/>
-      <w:r>
-        <w:rPr>
-          <w:rFonts w:hint="eastAsia"/>
-        </w:rPr>
-        <w:t xml:space="preserve"> : "collection</w:t>
+      <w:r>
+        <w:rPr>
+          <w:rFonts w:hint="eastAsia"/>
+        </w:rPr>
+        <w:t>AlterType : "collection</w:t>
       </w:r>
       <w:r>
         <w:rPr>
@@ -2887,7 +2737,6 @@
         </w:rPr>
         <w:t>Name : "&lt;</w:t>
       </w:r>
-      <w:proofErr w:type="spellStart"/>
       <w:r>
         <w:rPr>
           <w:rFonts w:hint="eastAsia"/>
@@ -2898,14 +2747,7 @@
         <w:rPr>
           <w:rFonts w:hint="eastAsia"/>
         </w:rPr>
-        <w:t>_name</w:t>
-      </w:r>
-      <w:proofErr w:type="spellEnd"/>
-      <w:r>
-        <w:rPr>
-          <w:rFonts w:hint="eastAsia"/>
-        </w:rPr>
-        <w:t>&gt;", // foo.bar</w:t>
+        <w:t>_name&gt;", // foo.bar</w:t>
       </w:r>
     </w:p>
     <w:p>
@@ -2977,16 +2819,8 @@
         <w:rPr>
           <w:rFonts w:hint="eastAsia"/>
         </w:rPr>
-        <w:t xml:space="preserve"> </w:t>
-      </w:r>
-      <w:proofErr w:type="spellStart"/>
-      <w:r>
-        <w:rPr>
-          <w:rFonts w:hint="eastAsia"/>
-        </w:rPr>
-        <w:t>autoincrement</w:t>
-      </w:r>
-      <w:proofErr w:type="spellEnd"/>
+        <w:t xml:space="preserve"> autoincrement</w:t>
+      </w:r>
       <w:r>
         <w:rPr>
           <w:rFonts w:hint="eastAsia"/>
@@ -3007,19 +2841,11 @@
         </w:rPr>
         <w:t xml:space="preserve">    </w:t>
       </w:r>
-      <w:proofErr w:type="spellStart"/>
-      <w:r>
-        <w:rPr>
-          <w:rFonts w:hint="eastAsia"/>
-        </w:rPr>
-        <w:t>Args</w:t>
-      </w:r>
-      <w:proofErr w:type="spellEnd"/>
-      <w:r>
-        <w:rPr>
-          <w:rFonts w:hint="eastAsia"/>
-        </w:rPr>
-        <w:t xml:space="preserve"> : {</w:t>
+      <w:r>
+        <w:rPr>
+          <w:rFonts w:hint="eastAsia"/>
+        </w:rPr>
+        <w:t>Args : {</w:t>
       </w:r>
     </w:p>
     <w:p>
@@ -3039,21 +2865,7 @@
         <w:rPr>
           <w:rFonts w:hint="eastAsia"/>
         </w:rPr>
-        <w:t>&lt;</w:t>
-      </w:r>
-      <w:proofErr w:type="spellStart"/>
-      <w:r>
-        <w:rPr>
-          <w:rFonts w:hint="eastAsia"/>
-        </w:rPr>
-        <w:t>field_name</w:t>
-      </w:r>
-      <w:proofErr w:type="spellEnd"/>
-      <w:r>
-        <w:rPr>
-          <w:rFonts w:hint="eastAsia"/>
-        </w:rPr>
-        <w:t>&gt;</w:t>
+        <w:t>&lt;field_name&gt;</w:t>
       </w:r>
       <w:r>
         <w:rPr>
@@ -3120,14 +2932,12 @@
         </w:rPr>
         <w:t>驱动增加</w:t>
       </w:r>
-      <w:proofErr w:type="spellStart"/>
       <w:r>
         <w:rPr>
           <w:rFonts w:hint="eastAsia"/>
         </w:rPr>
         <w:t>createAutoIncrement</w:t>
       </w:r>
-      <w:proofErr w:type="spellEnd"/>
       <w:r>
         <w:rPr>
           <w:rFonts w:hint="eastAsia"/>
@@ -3239,21 +3049,7 @@
         <w:rPr>
           <w:rFonts w:hint="eastAsia"/>
         </w:rPr>
-        <w:t xml:space="preserve">    </w:t>
-      </w:r>
-      <w:proofErr w:type="spellStart"/>
-      <w:r>
-        <w:rPr>
-          <w:rFonts w:hint="eastAsia"/>
-        </w:rPr>
-        <w:t>AlterType</w:t>
-      </w:r>
-      <w:proofErr w:type="spellEnd"/>
-      <w:r>
-        <w:rPr>
-          <w:rFonts w:hint="eastAsia"/>
-        </w:rPr>
-        <w:t xml:space="preserve"> : "collection</w:t>
+        <w:t xml:space="preserve">    AlterType : "collection</w:t>
       </w:r>
       <w:r>
         <w:rPr>
@@ -3296,7 +3092,6 @@
         </w:rPr>
         <w:t>Name : "&lt;</w:t>
       </w:r>
-      <w:proofErr w:type="spellStart"/>
       <w:r>
         <w:rPr>
           <w:rFonts w:hint="eastAsia"/>
@@ -3307,14 +3102,7 @@
         <w:rPr>
           <w:rFonts w:hint="eastAsia"/>
         </w:rPr>
-        <w:t>_name</w:t>
-      </w:r>
-      <w:proofErr w:type="spellEnd"/>
-      <w:r>
-        <w:rPr>
-          <w:rFonts w:hint="eastAsia"/>
-        </w:rPr>
-        <w:t>&gt;", // foo.bar</w:t>
+        <w:t>_name&gt;", // foo.bar</w:t>
       </w:r>
     </w:p>
     <w:p>
@@ -3386,16 +3174,276 @@
         <w:rPr>
           <w:rFonts w:hint="eastAsia"/>
         </w:rPr>
-        <w:t xml:space="preserve"> </w:t>
-      </w:r>
-      <w:proofErr w:type="spellStart"/>
+        <w:t xml:space="preserve"> autoincrement</w:t>
+      </w:r>
+      <w:r>
+        <w:rPr>
+          <w:rFonts w:hint="eastAsia"/>
+        </w:rPr>
+        <w:t>",</w:t>
+      </w:r>
+    </w:p>
+    <w:p>
+      <w:r>
+        <w:rPr>
+          <w:rFonts w:hint="eastAsia"/>
+        </w:rPr>
+        <w:t xml:space="preserve">    </w:t>
+      </w:r>
+      <w:r>
+        <w:rPr>
+          <w:rFonts w:hint="eastAsia"/>
+        </w:rPr>
+        <w:t xml:space="preserve">    Args : {</w:t>
+      </w:r>
+    </w:p>
+    <w:p>
+      <w:r>
+        <w:rPr>
+          <w:rFonts w:hint="eastAsia"/>
+        </w:rPr>
+        <w:t xml:space="preserve">            F</w:t>
+      </w:r>
+      <w:r>
+        <w:rPr>
+          <w:rFonts w:hint="eastAsia"/>
+        </w:rPr>
+        <w:t>ield: "&lt;field_name&gt;",</w:t>
+      </w:r>
+    </w:p>
+    <w:p>
+      <w:r>
+        <w:rPr>
+          <w:rFonts w:hint="eastAsia"/>
+        </w:rPr>
+        <w:t xml:space="preserve">            ...</w:t>
+      </w:r>
+    </w:p>
+    <w:p>
+      <w:r>
+        <w:rPr>
+          <w:rFonts w:hint="eastAsia"/>
+        </w:rPr>
+        <w:t xml:space="preserve">        </w:t>
+      </w:r>
+      <w:r>
+        <w:rPr>
+          <w:rFonts w:hint="eastAsia"/>
+        </w:rPr>
+        <w:t>}</w:t>
+      </w:r>
+    </w:p>
+    <w:p>
+      <w:r>
+        <w:rPr>
+          <w:rFonts w:hint="eastAsia"/>
+        </w:rPr>
+        <w:t xml:space="preserve">  </w:t>
+      </w:r>
+      <w:r>
+        <w:rPr>
+          <w:rFonts w:hint="eastAsia"/>
+        </w:rPr>
+        <w:t xml:space="preserve">  </w:t>
+      </w:r>
+      <w:r>
+        <w:rPr>
+          <w:rFonts w:hint="eastAsia"/>
+        </w:rPr>
+        <w:t>}</w:t>
+      </w:r>
+    </w:p>
+    <w:p>
+      <w:r>
+        <w:rPr>
+          <w:rFonts w:hint="eastAsia"/>
+        </w:rPr>
+        <w:t>}</w:t>
+      </w:r>
+    </w:p>
+    <w:p/>
+    <w:p>
+      <w:r>
+        <w:rPr>
+          <w:rFonts w:hint="eastAsia"/>
+        </w:rPr>
+        <w:t>驱动</w:t>
+      </w:r>
+      <w:r>
+        <w:rPr>
+          <w:rFonts w:hint="eastAsia"/>
+        </w:rPr>
+        <w:t>setAttributes</w:t>
+      </w:r>
+      <w:r>
+        <w:rPr>
+          <w:rFonts w:hint="eastAsia"/>
+        </w:rPr>
+        <w:t>增加</w:t>
+      </w:r>
+      <w:r>
+        <w:rPr>
+          <w:rFonts w:hint="eastAsia"/>
+        </w:rPr>
+        <w:t>AutoIncrement</w:t>
+      </w:r>
+      <w:r>
+        <w:rPr>
+          <w:rFonts w:hint="eastAsia"/>
+        </w:rPr>
+        <w:t>选项</w:t>
+      </w:r>
+    </w:p>
+    <w:p>
+      <w:pPr>
+        <w:pStyle w:val="Heading3"/>
+      </w:pPr>
+      <w:r>
+        <w:rPr>
+          <w:rFonts w:hint="eastAsia"/>
+        </w:rPr>
+        <w:t>删除自增字段</w:t>
+      </w:r>
+    </w:p>
+    <w:p>
+      <w:r>
+        <w:rPr>
+          <w:rFonts w:hint="eastAsia"/>
+        </w:rPr>
+        <w:t>{</w:t>
+      </w:r>
+    </w:p>
+    <w:p>
+      <w:r>
+        <w:rPr>
+          <w:rFonts w:hint="eastAsia"/>
+        </w:rPr>
+        <w:t xml:space="preserve">    AlterType : "collection</w:t>
+      </w:r>
+      <w:r>
+        <w:rPr>
+          <w:rFonts w:hint="eastAsia"/>
+        </w:rPr>
+        <w:t>",</w:t>
+      </w:r>
+    </w:p>
+    <w:p>
+      <w:r>
+        <w:rPr>
+          <w:rFonts w:hint="eastAsia"/>
+        </w:rPr>
+        <w:t xml:space="preserve">  </w:t>
+      </w:r>
+      <w:r>
+        <w:rPr>
+          <w:rFonts w:hint="eastAsia"/>
+        </w:rPr>
+        <w:t xml:space="preserve">  Version : 1,</w:t>
+      </w:r>
+    </w:p>
+    <w:p>
+      <w:r>
+        <w:rPr>
+          <w:rFonts w:hint="eastAsia"/>
+        </w:rPr>
+        <w:t xml:space="preserve">  </w:t>
+      </w:r>
+      <w:r>
+        <w:rPr>
+          <w:rFonts w:hint="eastAsia"/>
+        </w:rPr>
+        <w:t xml:space="preserve">  </w:t>
+      </w:r>
+      <w:r>
+        <w:rPr>
+          <w:rFonts w:hint="eastAsia"/>
+        </w:rPr>
+        <w:t>Name : "&lt;</w:t>
+      </w:r>
+      <w:r>
+        <w:rPr>
+          <w:rFonts w:hint="eastAsia"/>
+        </w:rPr>
+        <w:t>collection</w:t>
+      </w:r>
+      <w:r>
+        <w:rPr>
+          <w:rFonts w:hint="eastAsia"/>
+        </w:rPr>
+        <w:t>_name&gt;", // foo.bar</w:t>
+      </w:r>
+    </w:p>
+    <w:p>
+      <w:r>
+        <w:rPr>
+          <w:rFonts w:hint="eastAsia"/>
+        </w:rPr>
+        <w:t xml:space="preserve">  </w:t>
+      </w:r>
+      <w:r>
+        <w:rPr>
+          <w:rFonts w:hint="eastAsia"/>
+        </w:rPr>
+        <w:t xml:space="preserve">  </w:t>
+      </w:r>
+      <w:r>
+        <w:rPr>
+          <w:rFonts w:hint="eastAsia"/>
+        </w:rPr>
+        <w:t>Alter :</w:t>
+      </w:r>
+    </w:p>
+    <w:p>
+      <w:r>
+        <w:rPr>
+          <w:rFonts w:hint="eastAsia"/>
+        </w:rPr>
+        <w:t xml:space="preserve">  </w:t>
+      </w:r>
+      <w:r>
+        <w:rPr>
+          <w:rFonts w:hint="eastAsia"/>
+        </w:rPr>
+        <w:t xml:space="preserve">  </w:t>
+      </w:r>
+      <w:r>
+        <w:rPr>
+          <w:rFonts w:hint="eastAsia"/>
+        </w:rPr>
+        <w:t>{</w:t>
+      </w:r>
+    </w:p>
+    <w:p>
+      <w:r>
+        <w:rPr>
+          <w:rFonts w:hint="eastAsia"/>
+        </w:rPr>
+        <w:t xml:space="preserve">    </w:t>
+      </w:r>
+      <w:r>
+        <w:rPr>
+          <w:rFonts w:hint="eastAsia"/>
+        </w:rPr>
+        <w:t xml:space="preserve">    </w:t>
+      </w:r>
+      <w:r>
+        <w:rPr>
+          <w:rFonts w:hint="eastAsia"/>
+        </w:rPr>
+        <w:t>Name : "</w:t>
+      </w:r>
+      <w:r>
+        <w:rPr>
+          <w:rFonts w:hint="eastAsia"/>
+        </w:rPr>
+        <w:t xml:space="preserve">drop </w:t>
+      </w:r>
       <w:r>
         <w:rPr>
           <w:rFonts w:hint="eastAsia"/>
         </w:rPr>
         <w:t>autoincrement</w:t>
       </w:r>
-      <w:proofErr w:type="spellEnd"/>
       <w:r>
         <w:rPr>
           <w:rFonts w:hint="eastAsia"/>
@@ -3414,345 +3462,7 @@
         <w:rPr>
           <w:rFonts w:hint="eastAsia"/>
         </w:rPr>
-        <w:t xml:space="preserve">    </w:t>
-      </w:r>
-      <w:proofErr w:type="spellStart"/>
-      <w:r>
-        <w:rPr>
-          <w:rFonts w:hint="eastAsia"/>
-        </w:rPr>
-        <w:t>Args</w:t>
-      </w:r>
-      <w:proofErr w:type="spellEnd"/>
-      <w:r>
-        <w:rPr>
-          <w:rFonts w:hint="eastAsia"/>
-        </w:rPr>
-        <w:t xml:space="preserve"> : {</w:t>
-      </w:r>
-    </w:p>
-    <w:p>
-      <w:r>
-        <w:rPr>
-          <w:rFonts w:hint="eastAsia"/>
-        </w:rPr>
-        <w:t xml:space="preserve">            F</w:t>
-      </w:r>
-      <w:r>
-        <w:rPr>
-          <w:rFonts w:hint="eastAsia"/>
-        </w:rPr>
-        <w:t>ield: "&lt;</w:t>
-      </w:r>
-      <w:proofErr w:type="spellStart"/>
-      <w:r>
-        <w:rPr>
-          <w:rFonts w:hint="eastAsia"/>
-        </w:rPr>
-        <w:t>field_name</w:t>
-      </w:r>
-      <w:proofErr w:type="spellEnd"/>
-      <w:r>
-        <w:rPr>
-          <w:rFonts w:hint="eastAsia"/>
-        </w:rPr>
-        <w:t>&gt;",</w:t>
-      </w:r>
-    </w:p>
-    <w:p>
-      <w:r>
-        <w:rPr>
-          <w:rFonts w:hint="eastAsia"/>
-        </w:rPr>
-        <w:t xml:space="preserve">            ...</w:t>
-      </w:r>
-    </w:p>
-    <w:p>
-      <w:r>
-        <w:rPr>
-          <w:rFonts w:hint="eastAsia"/>
-        </w:rPr>
-        <w:t xml:space="preserve">        </w:t>
-      </w:r>
-      <w:r>
-        <w:rPr>
-          <w:rFonts w:hint="eastAsia"/>
-        </w:rPr>
-        <w:t>}</w:t>
-      </w:r>
-    </w:p>
-    <w:p>
-      <w:r>
-        <w:rPr>
-          <w:rFonts w:hint="eastAsia"/>
-        </w:rPr>
-        <w:t xml:space="preserve">  </w:t>
-      </w:r>
-      <w:r>
-        <w:rPr>
-          <w:rFonts w:hint="eastAsia"/>
-        </w:rPr>
-        <w:t xml:space="preserve">  </w:t>
-      </w:r>
-      <w:r>
-        <w:rPr>
-          <w:rFonts w:hint="eastAsia"/>
-        </w:rPr>
-        <w:t>}</w:t>
-      </w:r>
-    </w:p>
-    <w:p>
-      <w:r>
-        <w:rPr>
-          <w:rFonts w:hint="eastAsia"/>
-        </w:rPr>
-        <w:t>}</w:t>
-      </w:r>
-    </w:p>
-    <w:p/>
-    <w:p>
-      <w:r>
-        <w:rPr>
-          <w:rFonts w:hint="eastAsia"/>
-        </w:rPr>
-        <w:t>驱动</w:t>
-      </w:r>
-      <w:proofErr w:type="spellStart"/>
-      <w:r>
-        <w:rPr>
-          <w:rFonts w:hint="eastAsia"/>
-        </w:rPr>
-        <w:t>setAttributes</w:t>
-      </w:r>
-      <w:proofErr w:type="spellEnd"/>
-      <w:r>
-        <w:rPr>
-          <w:rFonts w:hint="eastAsia"/>
-        </w:rPr>
-        <w:t>增加</w:t>
-      </w:r>
-      <w:proofErr w:type="spellStart"/>
-      <w:r>
-        <w:rPr>
-          <w:rFonts w:hint="eastAsia"/>
-        </w:rPr>
-        <w:t>AutoIncrement</w:t>
-      </w:r>
-      <w:proofErr w:type="spellEnd"/>
-      <w:r>
-        <w:rPr>
-          <w:rFonts w:hint="eastAsia"/>
-        </w:rPr>
-        <w:t>选项</w:t>
-      </w:r>
-    </w:p>
-    <w:p>
-      <w:pPr>
-        <w:pStyle w:val="Heading3"/>
-      </w:pPr>
-      <w:r>
-        <w:rPr>
-          <w:rFonts w:hint="eastAsia"/>
-        </w:rPr>
-        <w:t>删除自增字段</w:t>
-      </w:r>
-    </w:p>
-    <w:p>
-      <w:r>
-        <w:rPr>
-          <w:rFonts w:hint="eastAsia"/>
-        </w:rPr>
-        <w:t>{</w:t>
-      </w:r>
-    </w:p>
-    <w:p>
-      <w:r>
-        <w:rPr>
-          <w:rFonts w:hint="eastAsia"/>
-        </w:rPr>
-        <w:t xml:space="preserve">    </w:t>
-      </w:r>
-      <w:proofErr w:type="spellStart"/>
-      <w:r>
-        <w:rPr>
-          <w:rFonts w:hint="eastAsia"/>
-        </w:rPr>
-        <w:t>AlterType</w:t>
-      </w:r>
-      <w:proofErr w:type="spellEnd"/>
-      <w:r>
-        <w:rPr>
-          <w:rFonts w:hint="eastAsia"/>
-        </w:rPr>
-        <w:t xml:space="preserve"> : "collection</w:t>
-      </w:r>
-      <w:r>
-        <w:rPr>
-          <w:rFonts w:hint="eastAsia"/>
-        </w:rPr>
-        <w:t>",</w:t>
-      </w:r>
-    </w:p>
-    <w:p>
-      <w:r>
-        <w:rPr>
-          <w:rFonts w:hint="eastAsia"/>
-        </w:rPr>
-        <w:t xml:space="preserve">  </w:t>
-      </w:r>
-      <w:r>
-        <w:rPr>
-          <w:rFonts w:hint="eastAsia"/>
-        </w:rPr>
-        <w:t xml:space="preserve">  Version : 1,</w:t>
-      </w:r>
-    </w:p>
-    <w:p>
-      <w:r>
-        <w:rPr>
-          <w:rFonts w:hint="eastAsia"/>
-        </w:rPr>
-        <w:t xml:space="preserve">  </w:t>
-      </w:r>
-      <w:r>
-        <w:rPr>
-          <w:rFonts w:hint="eastAsia"/>
-        </w:rPr>
-        <w:t xml:space="preserve">  </w:t>
-      </w:r>
-      <w:r>
-        <w:rPr>
-          <w:rFonts w:hint="eastAsia"/>
-        </w:rPr>
-        <w:t>Name : "&lt;</w:t>
-      </w:r>
-      <w:proofErr w:type="spellStart"/>
-      <w:r>
-        <w:rPr>
-          <w:rFonts w:hint="eastAsia"/>
-        </w:rPr>
-        <w:t>collection</w:t>
-      </w:r>
-      <w:r>
-        <w:rPr>
-          <w:rFonts w:hint="eastAsia"/>
-        </w:rPr>
-        <w:t>_name</w:t>
-      </w:r>
-      <w:proofErr w:type="spellEnd"/>
-      <w:r>
-        <w:rPr>
-          <w:rFonts w:hint="eastAsia"/>
-        </w:rPr>
-        <w:t>&gt;", // foo.bar</w:t>
-      </w:r>
-    </w:p>
-    <w:p>
-      <w:r>
-        <w:rPr>
-          <w:rFonts w:hint="eastAsia"/>
-        </w:rPr>
-        <w:t xml:space="preserve">  </w:t>
-      </w:r>
-      <w:r>
-        <w:rPr>
-          <w:rFonts w:hint="eastAsia"/>
-        </w:rPr>
-        <w:t xml:space="preserve">  </w:t>
-      </w:r>
-      <w:r>
-        <w:rPr>
-          <w:rFonts w:hint="eastAsia"/>
-        </w:rPr>
-        <w:t>Alter :</w:t>
-      </w:r>
-    </w:p>
-    <w:p>
-      <w:r>
-        <w:rPr>
-          <w:rFonts w:hint="eastAsia"/>
-        </w:rPr>
-        <w:t xml:space="preserve">  </w:t>
-      </w:r>
-      <w:r>
-        <w:rPr>
-          <w:rFonts w:hint="eastAsia"/>
-        </w:rPr>
-        <w:t xml:space="preserve">  </w:t>
-      </w:r>
-      <w:r>
-        <w:rPr>
-          <w:rFonts w:hint="eastAsia"/>
-        </w:rPr>
-        <w:t>{</w:t>
-      </w:r>
-    </w:p>
-    <w:p>
-      <w:r>
-        <w:rPr>
-          <w:rFonts w:hint="eastAsia"/>
-        </w:rPr>
-        <w:t xml:space="preserve">    </w:t>
-      </w:r>
-      <w:r>
-        <w:rPr>
-          <w:rFonts w:hint="eastAsia"/>
-        </w:rPr>
-        <w:t xml:space="preserve">    </w:t>
-      </w:r>
-      <w:r>
-        <w:rPr>
-          <w:rFonts w:hint="eastAsia"/>
-        </w:rPr>
-        <w:t>Name : "</w:t>
-      </w:r>
-      <w:r>
-        <w:rPr>
-          <w:rFonts w:hint="eastAsia"/>
-        </w:rPr>
-        <w:t xml:space="preserve">drop </w:t>
-      </w:r>
-      <w:proofErr w:type="spellStart"/>
-      <w:r>
-        <w:rPr>
-          <w:rFonts w:hint="eastAsia"/>
-        </w:rPr>
-        <w:t>autoincrement</w:t>
-      </w:r>
-      <w:proofErr w:type="spellEnd"/>
-      <w:r>
-        <w:rPr>
-          <w:rFonts w:hint="eastAsia"/>
-        </w:rPr>
-        <w:t>",</w:t>
-      </w:r>
-    </w:p>
-    <w:p>
-      <w:r>
-        <w:rPr>
-          <w:rFonts w:hint="eastAsia"/>
-        </w:rPr>
-        <w:t xml:space="preserve">    </w:t>
-      </w:r>
-      <w:r>
-        <w:rPr>
-          <w:rFonts w:hint="eastAsia"/>
-        </w:rPr>
-        <w:t xml:space="preserve">    </w:t>
-      </w:r>
-      <w:proofErr w:type="spellStart"/>
-      <w:r>
-        <w:rPr>
-          <w:rFonts w:hint="eastAsia"/>
-        </w:rPr>
-        <w:t>Args</w:t>
-      </w:r>
-      <w:proofErr w:type="spellEnd"/>
-      <w:r>
-        <w:rPr>
-          <w:rFonts w:hint="eastAsia"/>
-        </w:rPr>
-        <w:t xml:space="preserve"> : {</w:t>
+        <w:t xml:space="preserve">    Args : {</w:t>
       </w:r>
     </w:p>
     <w:p>
@@ -3772,21 +3482,7 @@
         <w:rPr>
           <w:rFonts w:hint="eastAsia"/>
         </w:rPr>
-        <w:t>ield: "&lt;</w:t>
-      </w:r>
-      <w:proofErr w:type="spellStart"/>
-      <w:r>
-        <w:rPr>
-          <w:rFonts w:hint="eastAsia"/>
-        </w:rPr>
-        <w:t>field_name</w:t>
-      </w:r>
-      <w:proofErr w:type="spellEnd"/>
-      <w:r>
-        <w:rPr>
-          <w:rFonts w:hint="eastAsia"/>
-        </w:rPr>
-        <w:t>&gt;"</w:t>
+        <w:t>ield: "&lt;field_name&gt;"</w:t>
       </w:r>
     </w:p>
     <w:p>
@@ -3855,14 +3551,12 @@
         </w:rPr>
         <w:t>驱动增加</w:t>
       </w:r>
-      <w:proofErr w:type="spellStart"/>
       <w:r>
         <w:rPr>
           <w:rFonts w:hint="eastAsia"/>
         </w:rPr>
         <w:t>dropAutoIncrement</w:t>
       </w:r>
-      <w:proofErr w:type="spellEnd"/>
       <w:r>
         <w:rPr>
           <w:rFonts w:hint="eastAsia"/>
@@ -3942,14 +3636,12 @@
         </w:rPr>
         <w:t>显示</w:t>
       </w:r>
-      <w:proofErr w:type="spellStart"/>
       <w:r>
         <w:rPr>
           <w:rFonts w:hint="eastAsia"/>
         </w:rPr>
         <w:t>AutoIncrement</w:t>
       </w:r>
-      <w:proofErr w:type="spellEnd"/>
       <w:r>
         <w:rPr>
           <w:rFonts w:hint="eastAsia"/>
@@ -3978,14 +3670,12 @@
         </w:rPr>
         <w:t xml:space="preserve">    </w:t>
       </w:r>
-      <w:proofErr w:type="spellStart"/>
       <w:r>
         <w:rPr>
           <w:rFonts w:hint="eastAsia"/>
         </w:rPr>
         <w:t>AutoIncrement</w:t>
       </w:r>
-      <w:proofErr w:type="spellEnd"/>
       <w:r>
         <w:rPr>
           <w:rFonts w:hint="eastAsia"/>
@@ -4635,6 +4325,20 @@
           <w:color w:val="FF0000"/>
         </w:rPr>
         <w:t>清除所有协调节点的</w:t>
+      </w:r>
+      <w:r>
+        <w:rPr>
+          <w:rFonts w:hint="eastAsia"/>
+          <w:color w:val="FF0000"/>
+        </w:rPr>
+        <w:t>相关的</w:t>
+      </w:r>
+      <w:r>
+        <w:rPr>
+          <w:rFonts w:hint="eastAsia"/>
+          <w:color w:val="FF0000"/>
+        </w:rPr>
+        <w:t xml:space="preserve">sequence </w:t>
       </w:r>
       <w:r>
         <w:rPr>
@@ -4697,7 +4401,7 @@
           <v:shape id="_x0000_i1025" type="#_x0000_t75" style="width:269.75pt;height:256.2pt" o:ole="">
             <v:imagedata r:id="rId5" o:title=""/>
           </v:shape>
-          <o:OLEObject Type="Embed" ProgID="Visio.Drawing.11" ShapeID="_x0000_i1025" DrawAspect="Content" ObjectID="_1594799782" r:id="rId6"/>
+          <o:OLEObject Type="Embed" ProgID="Visio.Drawing.11" ShapeID="_x0000_i1025" DrawAspect="Content" ObjectID="_1595660196" r:id="rId6"/>
         </w:object>
       </w:r>
     </w:p>
@@ -4750,7 +4454,6 @@
                 <w:szCs w:val="18"/>
               </w:rPr>
             </w:pPr>
-            <w:proofErr w:type="spellStart"/>
             <w:r>
               <w:rPr>
                 <w:rFonts w:hint="eastAsia"/>
@@ -4759,7 +4462,6 @@
               </w:rPr>
               <w:t>汇总信息</w:t>
             </w:r>
-            <w:proofErr w:type="spellEnd"/>
           </w:p>
         </w:tc>
       </w:tr>
@@ -4778,29 +4480,74 @@
                 <w:szCs w:val="18"/>
               </w:rPr>
             </w:pPr>
-            <w:proofErr w:type="spellStart"/>
             <w:r>
               <w:rPr>
                 <w:rFonts w:hint="eastAsia"/>
                 <w:sz w:val="18"/>
                 <w:szCs w:val="18"/>
               </w:rPr>
-              <w:t>总工作量（KLOC</w:t>
-            </w:r>
-            <w:proofErr w:type="spellEnd"/>
+              <w:t>总工作量（KLOC）</w:t>
+            </w:r>
+          </w:p>
+        </w:tc>
+        <w:tc>
+          <w:tcPr>
+            <w:tcW w:w="2041" w:type="dxa"/>
+          </w:tcPr>
+          <w:p>
+            <w:pPr>
+              <w:ind w:left="0"/>
+              <w:rPr>
+                <w:rFonts w:eastAsiaTheme="minorEastAsia"/>
+                <w:sz w:val="18"/>
+                <w:szCs w:val="18"/>
+              </w:rPr>
+            </w:pPr>
+            <w:r>
+              <w:rPr>
+                <w:rFonts w:eastAsiaTheme="minorEastAsia" w:hint="eastAsia"/>
+                <w:sz w:val="18"/>
+                <w:szCs w:val="18"/>
+              </w:rPr>
+              <w:t>0.</w:t>
+            </w:r>
+            <w:r>
+              <w:rPr>
+                <w:rFonts w:eastAsiaTheme="minorEastAsia" w:hint="eastAsia"/>
+                <w:sz w:val="18"/>
+                <w:szCs w:val="18"/>
+              </w:rPr>
+              <w:t>5</w:t>
+            </w:r>
+          </w:p>
+        </w:tc>
+        <w:tc>
+          <w:tcPr>
+            <w:tcW w:w="2042" w:type="dxa"/>
+            <w:gridSpan w:val="2"/>
+            <w:shd w:val="clear" w:color="auto" w:fill="FDE9D9" w:themeFill="accent6" w:themeFillTint="33"/>
+          </w:tcPr>
+          <w:p>
+            <w:pPr>
+              <w:ind w:left="0"/>
+              <w:rPr>
+                <w:sz w:val="18"/>
+                <w:szCs w:val="18"/>
+              </w:rPr>
+            </w:pPr>
             <w:r>
               <w:rPr>
                 <w:rFonts w:hint="eastAsia"/>
                 <w:sz w:val="18"/>
                 <w:szCs w:val="18"/>
               </w:rPr>
-              <w:t>）</w:t>
-            </w:r>
-          </w:p>
-        </w:tc>
-        <w:tc>
-          <w:tcPr>
-            <w:tcW w:w="2041" w:type="dxa"/>
+              <w:t>开发周期（人天）</w:t>
+            </w:r>
+          </w:p>
+        </w:tc>
+        <w:tc>
+          <w:tcPr>
+            <w:tcW w:w="2042" w:type="dxa"/>
           </w:tcPr>
           <w:p>
             <w:pPr>
@@ -4817,16 +4564,49 @@
                 <w:sz w:val="18"/>
                 <w:szCs w:val="18"/>
               </w:rPr>
-              <w:t>0.</w:t>
-            </w:r>
-            <w:r>
-              <w:rPr>
-                <w:rFonts w:eastAsiaTheme="minorEastAsia" w:hint="eastAsia"/>
+              <w:t>5</w:t>
+            </w:r>
+          </w:p>
+        </w:tc>
+      </w:tr>
+      <w:tr>
+        <w:tc>
+          <w:tcPr>
+            <w:tcW w:w="2040" w:type="dxa"/>
+            <w:gridSpan w:val="2"/>
+            <w:shd w:val="clear" w:color="auto" w:fill="FDE9D9" w:themeFill="accent6" w:themeFillTint="33"/>
+          </w:tcPr>
+          <w:p>
+            <w:pPr>
+              <w:ind w:left="0"/>
+              <w:rPr>
                 <w:sz w:val="18"/>
                 <w:szCs w:val="18"/>
               </w:rPr>
-              <w:t>5</w:t>
-            </w:r>
+            </w:pPr>
+            <w:r>
+              <w:rPr>
+                <w:rFonts w:hint="eastAsia"/>
+                <w:sz w:val="18"/>
+                <w:szCs w:val="18"/>
+              </w:rPr>
+              <w:t>开始时间</w:t>
+            </w:r>
+          </w:p>
+        </w:tc>
+        <w:tc>
+          <w:tcPr>
+            <w:tcW w:w="2041" w:type="dxa"/>
+          </w:tcPr>
+          <w:p>
+            <w:pPr>
+              <w:ind w:left="0"/>
+              <w:rPr>
+                <w:rFonts w:eastAsiaTheme="minorEastAsia"/>
+                <w:sz w:val="18"/>
+                <w:szCs w:val="18"/>
+              </w:rPr>
+            </w:pPr>
           </w:p>
         </w:tc>
         <w:tc>
@@ -4843,160 +4623,132 @@
                 <w:szCs w:val="18"/>
               </w:rPr>
             </w:pPr>
-            <w:proofErr w:type="spellStart"/>
             <w:r>
               <w:rPr>
                 <w:rFonts w:hint="eastAsia"/>
                 <w:sz w:val="18"/>
                 <w:szCs w:val="18"/>
               </w:rPr>
-              <w:t>开发周期（人天</w:t>
-            </w:r>
-            <w:proofErr w:type="spellEnd"/>
+              <w:t>结束时间</w:t>
+            </w:r>
+          </w:p>
+        </w:tc>
+        <w:tc>
+          <w:tcPr>
+            <w:tcW w:w="2042" w:type="dxa"/>
+          </w:tcPr>
+          <w:p>
+            <w:pPr>
+              <w:ind w:left="0"/>
+              <w:rPr>
+                <w:rFonts w:eastAsiaTheme="minorEastAsia"/>
+                <w:sz w:val="18"/>
+                <w:szCs w:val="18"/>
+              </w:rPr>
+            </w:pPr>
+          </w:p>
+        </w:tc>
+      </w:tr>
+      <w:tr>
+        <w:tc>
+          <w:tcPr>
+            <w:tcW w:w="8165" w:type="dxa"/>
+            <w:gridSpan w:val="6"/>
+            <w:shd w:val="clear" w:color="auto" w:fill="D9D9D9" w:themeFill="background1" w:themeFillShade="D9"/>
+          </w:tcPr>
+          <w:p>
+            <w:pPr>
+              <w:ind w:left="0"/>
+              <w:jc w:val="center"/>
+              <w:rPr>
+                <w:sz w:val="18"/>
+                <w:szCs w:val="18"/>
+              </w:rPr>
+            </w:pPr>
             <w:r>
               <w:rPr>
                 <w:rFonts w:hint="eastAsia"/>
                 <w:sz w:val="18"/>
                 <w:szCs w:val="18"/>
               </w:rPr>
-              <w:t>）</w:t>
-            </w:r>
-          </w:p>
-        </w:tc>
-        <w:tc>
-          <w:tcPr>
-            <w:tcW w:w="2042" w:type="dxa"/>
-          </w:tcPr>
-          <w:p>
-            <w:pPr>
-              <w:ind w:left="0"/>
-              <w:rPr>
-                <w:rFonts w:eastAsiaTheme="minorEastAsia"/>
+              <w:t>周计划</w:t>
+            </w:r>
+          </w:p>
+        </w:tc>
+      </w:tr>
+      <w:tr>
+        <w:tc>
+          <w:tcPr>
+            <w:tcW w:w="1452" w:type="dxa"/>
+            <w:shd w:val="clear" w:color="auto" w:fill="D9D9D9" w:themeFill="background1" w:themeFillShade="D9"/>
+          </w:tcPr>
+          <w:p>
+            <w:pPr>
+              <w:ind w:left="0"/>
+              <w:jc w:val="center"/>
+              <w:rPr>
                 <w:sz w:val="18"/>
                 <w:szCs w:val="18"/>
               </w:rPr>
             </w:pPr>
-            <w:r>
-              <w:rPr>
-                <w:rFonts w:eastAsiaTheme="minorEastAsia" w:hint="eastAsia"/>
-                <w:sz w:val="18"/>
-                <w:szCs w:val="18"/>
-              </w:rPr>
-              <w:t>5</w:t>
-            </w:r>
-          </w:p>
-        </w:tc>
-      </w:tr>
-      <w:tr>
-        <w:tc>
-          <w:tcPr>
-            <w:tcW w:w="2040" w:type="dxa"/>
-            <w:gridSpan w:val="2"/>
-            <w:shd w:val="clear" w:color="auto" w:fill="FDE9D9" w:themeFill="accent6" w:themeFillTint="33"/>
-          </w:tcPr>
-          <w:p>
-            <w:pPr>
-              <w:ind w:left="0"/>
-              <w:rPr>
-                <w:sz w:val="18"/>
-                <w:szCs w:val="18"/>
-              </w:rPr>
-            </w:pPr>
-            <w:proofErr w:type="spellStart"/>
             <w:r>
               <w:rPr>
                 <w:rFonts w:hint="eastAsia"/>
                 <w:sz w:val="18"/>
                 <w:szCs w:val="18"/>
               </w:rPr>
-              <w:t>开始时间</w:t>
-            </w:r>
-            <w:proofErr w:type="spellEnd"/>
-          </w:p>
-        </w:tc>
-        <w:tc>
-          <w:tcPr>
-            <w:tcW w:w="2041" w:type="dxa"/>
-          </w:tcPr>
-          <w:p>
-            <w:pPr>
-              <w:ind w:left="0"/>
-              <w:rPr>
-                <w:rFonts w:eastAsiaTheme="minorEastAsia"/>
+              <w:t>时间（第X周）</w:t>
+            </w:r>
+          </w:p>
+        </w:tc>
+        <w:tc>
+          <w:tcPr>
+            <w:tcW w:w="3686" w:type="dxa"/>
+            <w:gridSpan w:val="3"/>
+            <w:shd w:val="clear" w:color="auto" w:fill="D9D9D9" w:themeFill="background1" w:themeFillShade="D9"/>
+          </w:tcPr>
+          <w:p>
+            <w:pPr>
+              <w:ind w:left="0"/>
+              <w:jc w:val="center"/>
+              <w:rPr>
                 <w:sz w:val="18"/>
                 <w:szCs w:val="18"/>
               </w:rPr>
             </w:pPr>
-          </w:p>
-        </w:tc>
-        <w:tc>
-          <w:tcPr>
-            <w:tcW w:w="2042" w:type="dxa"/>
-            <w:gridSpan w:val="2"/>
-            <w:shd w:val="clear" w:color="auto" w:fill="FDE9D9" w:themeFill="accent6" w:themeFillTint="33"/>
-          </w:tcPr>
-          <w:p>
-            <w:pPr>
-              <w:ind w:left="0"/>
-              <w:rPr>
-                <w:sz w:val="18"/>
-                <w:szCs w:val="18"/>
-              </w:rPr>
-            </w:pPr>
-            <w:proofErr w:type="spellStart"/>
             <w:r>
               <w:rPr>
                 <w:rFonts w:hint="eastAsia"/>
                 <w:sz w:val="18"/>
                 <w:szCs w:val="18"/>
               </w:rPr>
-              <w:t>结束时间</w:t>
-            </w:r>
-            <w:proofErr w:type="spellEnd"/>
-          </w:p>
-        </w:tc>
-        <w:tc>
-          <w:tcPr>
-            <w:tcW w:w="2042" w:type="dxa"/>
-          </w:tcPr>
-          <w:p>
-            <w:pPr>
-              <w:ind w:left="0"/>
-              <w:rPr>
-                <w:rFonts w:eastAsiaTheme="minorEastAsia"/>
+              <w:t>计划</w:t>
+            </w:r>
+          </w:p>
+        </w:tc>
+        <w:tc>
+          <w:tcPr>
+            <w:tcW w:w="3027" w:type="dxa"/>
+            <w:gridSpan w:val="2"/>
+            <w:shd w:val="clear" w:color="auto" w:fill="D9D9D9" w:themeFill="background1" w:themeFillShade="D9"/>
+          </w:tcPr>
+          <w:p>
+            <w:pPr>
+              <w:ind w:left="0"/>
+              <w:jc w:val="center"/>
+              <w:rPr>
                 <w:sz w:val="18"/>
                 <w:szCs w:val="18"/>
               </w:rPr>
             </w:pPr>
-          </w:p>
-        </w:tc>
-      </w:tr>
-      <w:tr>
-        <w:tc>
-          <w:tcPr>
-            <w:tcW w:w="8165" w:type="dxa"/>
-            <w:gridSpan w:val="6"/>
-            <w:shd w:val="clear" w:color="auto" w:fill="D9D9D9" w:themeFill="background1" w:themeFillShade="D9"/>
-          </w:tcPr>
-          <w:p>
-            <w:pPr>
-              <w:ind w:left="0"/>
-              <w:jc w:val="center"/>
-              <w:rPr>
-                <w:sz w:val="18"/>
-                <w:szCs w:val="18"/>
-              </w:rPr>
-            </w:pPr>
-            <w:proofErr w:type="spellStart"/>
             <w:r>
               <w:rPr>
                 <w:rFonts w:hint="eastAsia"/>
                 <w:sz w:val="18"/>
                 <w:szCs w:val="18"/>
               </w:rPr>
-              <w:t>周计划</w:t>
-            </w:r>
-            <w:proofErr w:type="spellEnd"/>
+              <w:t>完成情况</w:t>
+            </w:r>
           </w:p>
         </w:tc>
       </w:tr>
@@ -5004,115 +4756,23 @@
         <w:tc>
           <w:tcPr>
             <w:tcW w:w="1452" w:type="dxa"/>
-            <w:shd w:val="clear" w:color="auto" w:fill="D9D9D9" w:themeFill="background1" w:themeFillShade="D9"/>
-          </w:tcPr>
-          <w:p>
-            <w:pPr>
-              <w:ind w:left="0"/>
-              <w:jc w:val="center"/>
+          </w:tcPr>
+          <w:p>
+            <w:pPr>
+              <w:ind w:left="0"/>
               <w:rPr>
                 <w:sz w:val="18"/>
                 <w:szCs w:val="18"/>
               </w:rPr>
             </w:pPr>
-            <w:proofErr w:type="spellStart"/>
             <w:r>
               <w:rPr>
                 <w:rFonts w:hint="eastAsia"/>
                 <w:sz w:val="18"/>
                 <w:szCs w:val="18"/>
               </w:rPr>
-              <w:t>时间（第X周</w:t>
-            </w:r>
-            <w:proofErr w:type="spellEnd"/>
-            <w:r>
-              <w:rPr>
-                <w:rFonts w:hint="eastAsia"/>
-                <w:sz w:val="18"/>
-                <w:szCs w:val="18"/>
-              </w:rPr>
-              <w:t>）</w:t>
-            </w:r>
-          </w:p>
-        </w:tc>
-        <w:tc>
-          <w:tcPr>
-            <w:tcW w:w="3686" w:type="dxa"/>
-            <w:gridSpan w:val="3"/>
-            <w:shd w:val="clear" w:color="auto" w:fill="D9D9D9" w:themeFill="background1" w:themeFillShade="D9"/>
-          </w:tcPr>
-          <w:p>
-            <w:pPr>
-              <w:ind w:left="0"/>
-              <w:jc w:val="center"/>
-              <w:rPr>
-                <w:sz w:val="18"/>
-                <w:szCs w:val="18"/>
-              </w:rPr>
-            </w:pPr>
-            <w:proofErr w:type="spellStart"/>
-            <w:r>
-              <w:rPr>
-                <w:rFonts w:hint="eastAsia"/>
-                <w:sz w:val="18"/>
-                <w:szCs w:val="18"/>
-              </w:rPr>
-              <w:t>计划</w:t>
-            </w:r>
-            <w:proofErr w:type="spellEnd"/>
-          </w:p>
-        </w:tc>
-        <w:tc>
-          <w:tcPr>
-            <w:tcW w:w="3027" w:type="dxa"/>
-            <w:gridSpan w:val="2"/>
-            <w:shd w:val="clear" w:color="auto" w:fill="D9D9D9" w:themeFill="background1" w:themeFillShade="D9"/>
-          </w:tcPr>
-          <w:p>
-            <w:pPr>
-              <w:ind w:left="0"/>
-              <w:jc w:val="center"/>
-              <w:rPr>
-                <w:sz w:val="18"/>
-                <w:szCs w:val="18"/>
-              </w:rPr>
-            </w:pPr>
-            <w:proofErr w:type="spellStart"/>
-            <w:r>
-              <w:rPr>
-                <w:rFonts w:hint="eastAsia"/>
-                <w:sz w:val="18"/>
-                <w:szCs w:val="18"/>
-              </w:rPr>
-              <w:t>完成情况</w:t>
-            </w:r>
-            <w:proofErr w:type="spellEnd"/>
-          </w:p>
-        </w:tc>
-      </w:tr>
-      <w:tr>
-        <w:tc>
-          <w:tcPr>
-            <w:tcW w:w="1452" w:type="dxa"/>
-          </w:tcPr>
-          <w:p>
-            <w:pPr>
-              <w:ind w:left="0"/>
-              <w:rPr>
-                <w:sz w:val="18"/>
-                <w:szCs w:val="18"/>
-              </w:rPr>
-            </w:pPr>
-            <w:proofErr w:type="spellStart"/>
-            <w:r>
-              <w:rPr>
-                <w:rFonts w:hint="eastAsia"/>
-                <w:sz w:val="18"/>
-                <w:szCs w:val="18"/>
-              </w:rPr>
               <w:t>第一周</w:t>
             </w:r>
-            <w:proofErr w:type="spellEnd"/>
           </w:p>
         </w:tc>
         <w:tc>

--- a/internal_doc/03.开发设计/Sequence&AutoIncrement/Story-AutoIncrement.docx
+++ b/internal_doc/03.开发设计/Sequence&AutoIncrement/Story-AutoIncrement.docx
@@ -130,9 +130,11 @@
               </w:rPr>
               <w:t xml:space="preserve"> </w:t>
             </w:r>
+            <w:proofErr w:type="spellStart"/>
             <w:r>
               <w:t>Weichao</w:t>
             </w:r>
+            <w:proofErr w:type="spellEnd"/>
           </w:p>
         </w:tc>
         <w:tc>
@@ -208,6 +210,7 @@
           <w:color w:val="000000" w:themeColor="text1"/>
         </w:rPr>
       </w:pPr>
+      <w:proofErr w:type="spellStart"/>
       <w:r>
         <w:rPr>
           <w:rFonts w:hint="eastAsia"/>
@@ -215,6 +218,7 @@
         </w:rPr>
         <w:t>AutoIncremant</w:t>
       </w:r>
+      <w:proofErr w:type="spellEnd"/>
       <w:r>
         <w:rPr>
           <w:rFonts w:hint="eastAsia"/>
@@ -379,12 +383,14 @@
         </w:rPr>
         <w:t>通过</w:t>
       </w:r>
+      <w:proofErr w:type="spellStart"/>
       <w:r>
         <w:rPr>
           <w:rFonts w:hint="eastAsia"/>
         </w:rPr>
         <w:t>AutoIncrement</w:t>
       </w:r>
+      <w:proofErr w:type="spellEnd"/>
       <w:r>
         <w:rPr>
           <w:rFonts w:hint="eastAsia"/>
@@ -405,7 +411,21 @@
         <w:rPr>
           <w:rFonts w:hint="eastAsia"/>
         </w:rPr>
-        <w:t xml:space="preserve">    AutoIncrement: {</w:t>
+        <w:t xml:space="preserve">    </w:t>
+      </w:r>
+      <w:proofErr w:type="spellStart"/>
+      <w:r>
+        <w:rPr>
+          <w:rFonts w:hint="eastAsia"/>
+        </w:rPr>
+        <w:t>AutoIncrement</w:t>
+      </w:r>
+      <w:proofErr w:type="spellEnd"/>
+      <w:r>
+        <w:rPr>
+          <w:rFonts w:hint="eastAsia"/>
+        </w:rPr>
+        <w:t>: {</w:t>
       </w:r>
     </w:p>
     <w:p>
@@ -431,7 +451,21 @@
         <w:rPr>
           <w:rFonts w:hint="eastAsia"/>
         </w:rPr>
-        <w:t>&lt;field_name&gt;</w:t>
+        <w:t>&lt;</w:t>
+      </w:r>
+      <w:proofErr w:type="spellStart"/>
+      <w:r>
+        <w:rPr>
+          <w:rFonts w:hint="eastAsia"/>
+        </w:rPr>
+        <w:t>field_name</w:t>
+      </w:r>
+      <w:proofErr w:type="spellEnd"/>
+      <w:r>
+        <w:rPr>
+          <w:rFonts w:hint="eastAsia"/>
+        </w:rPr>
+        <w:t>&gt;</w:t>
       </w:r>
       <w:r>
         <w:rPr>
@@ -465,7 +499,14 @@
         <w:rPr>
           <w:rFonts w:hint="eastAsia"/>
         </w:rPr>
-        <w:t xml:space="preserve">        S</w:t>
+        <w:t xml:space="preserve">        </w:t>
+      </w:r>
+      <w:proofErr w:type="spellStart"/>
+      <w:r>
+        <w:rPr>
+          <w:rFonts w:hint="eastAsia"/>
+        </w:rPr>
+        <w:t>S</w:t>
       </w:r>
       <w:r>
         <w:rPr>
@@ -479,6 +520,7 @@
         </w:rPr>
         <w:t>Value</w:t>
       </w:r>
+      <w:proofErr w:type="spellEnd"/>
       <w:r>
         <w:rPr>
           <w:rFonts w:hint="eastAsia"/>
@@ -491,8 +533,16 @@
         <w:rPr>
           <w:rFonts w:hint="eastAsia"/>
         </w:rPr>
-        <w:t xml:space="preserve">        MinValue</w:t>
-      </w:r>
+        <w:t xml:space="preserve">        </w:t>
+      </w:r>
+      <w:proofErr w:type="spellStart"/>
+      <w:r>
+        <w:rPr>
+          <w:rFonts w:hint="eastAsia"/>
+        </w:rPr>
+        <w:t>MinValue</w:t>
+      </w:r>
+      <w:proofErr w:type="spellEnd"/>
       <w:r>
         <w:rPr>
           <w:rFonts w:hint="eastAsia"/>
@@ -507,12 +557,14 @@
         </w:rPr>
         <w:t xml:space="preserve">        </w:t>
       </w:r>
+      <w:proofErr w:type="spellStart"/>
       <w:r>
         <w:rPr>
           <w:rFonts w:hint="eastAsia"/>
         </w:rPr>
         <w:t>MaxValue</w:t>
       </w:r>
+      <w:proofErr w:type="spellEnd"/>
       <w:r>
         <w:rPr>
           <w:rFonts w:hint="eastAsia"/>
@@ -536,12 +588,14 @@
         </w:rPr>
         <w:t xml:space="preserve">        </w:t>
       </w:r>
+      <w:proofErr w:type="spellStart"/>
       <w:r>
         <w:rPr>
           <w:rFonts w:hint="eastAsia"/>
         </w:rPr>
         <w:t>CacheSize</w:t>
       </w:r>
+      <w:proofErr w:type="spellEnd"/>
       <w:r>
         <w:rPr>
           <w:rFonts w:hint="eastAsia"/>
@@ -568,12 +622,14 @@
         </w:rPr>
         <w:t xml:space="preserve">        </w:t>
       </w:r>
+      <w:proofErr w:type="spellStart"/>
       <w:r>
         <w:rPr>
           <w:rFonts w:hint="eastAsia"/>
         </w:rPr>
         <w:t>AcquireSize</w:t>
       </w:r>
+      <w:proofErr w:type="spellEnd"/>
       <w:r>
         <w:rPr>
           <w:rFonts w:hint="eastAsia"/>
@@ -590,6 +646,12 @@
         <w:rPr>
           <w:rFonts w:hint="eastAsia"/>
         </w:rPr>
+        <w:t>0</w:t>
+      </w:r>
+      <w:r>
+        <w:rPr>
+          <w:rFonts w:hint="eastAsia"/>
+        </w:rPr>
         <w:t>,</w:t>
       </w:r>
     </w:p>
@@ -670,7 +732,21 @@
         <w:rPr>
           <w:rFonts w:hint="eastAsia"/>
         </w:rPr>
-        <w:t xml:space="preserve">    AutoIncrement: [</w:t>
+        <w:t xml:space="preserve">    </w:t>
+      </w:r>
+      <w:proofErr w:type="spellStart"/>
+      <w:r>
+        <w:rPr>
+          <w:rFonts w:hint="eastAsia"/>
+        </w:rPr>
+        <w:t>AutoIncrement</w:t>
+      </w:r>
+      <w:proofErr w:type="spellEnd"/>
+      <w:r>
+        <w:rPr>
+          <w:rFonts w:hint="eastAsia"/>
+        </w:rPr>
+        <w:t>: [</w:t>
       </w:r>
     </w:p>
     <w:p>
@@ -704,7 +780,21 @@
         <w:rPr>
           <w:rFonts w:hint="eastAsia"/>
         </w:rPr>
-        <w:t>&lt;field_name&gt;</w:t>
+        <w:t>&lt;</w:t>
+      </w:r>
+      <w:proofErr w:type="spellStart"/>
+      <w:r>
+        <w:rPr>
+          <w:rFonts w:hint="eastAsia"/>
+        </w:rPr>
+        <w:t>field_name</w:t>
+      </w:r>
+      <w:proofErr w:type="spellEnd"/>
+      <w:r>
+        <w:rPr>
+          <w:rFonts w:hint="eastAsia"/>
+        </w:rPr>
+        <w:t>&gt;</w:t>
       </w:r>
       <w:r>
         <w:rPr>
@@ -1184,6 +1274,7 @@
                 <w:rFonts w:eastAsiaTheme="minorEastAsia"/>
               </w:rPr>
             </w:pPr>
+            <w:proofErr w:type="spellStart"/>
             <w:r>
               <w:rPr>
                 <w:rFonts w:eastAsiaTheme="minorEastAsia" w:hint="eastAsia"/>
@@ -1202,6 +1293,7 @@
               </w:rPr>
               <w:t>Value</w:t>
             </w:r>
+            <w:proofErr w:type="spellEnd"/>
           </w:p>
         </w:tc>
         <w:tc>
@@ -1299,12 +1391,14 @@
                 <w:rFonts w:eastAsiaTheme="minorEastAsia"/>
               </w:rPr>
             </w:pPr>
+            <w:proofErr w:type="spellStart"/>
             <w:r>
               <w:rPr>
                 <w:rFonts w:eastAsiaTheme="minorEastAsia" w:hint="eastAsia"/>
               </w:rPr>
               <w:t>MinValue</w:t>
             </w:r>
+            <w:proofErr w:type="spellEnd"/>
           </w:p>
         </w:tc>
         <w:tc>
@@ -1399,12 +1493,14 @@
                 <w:rFonts w:eastAsiaTheme="minorEastAsia"/>
               </w:rPr>
             </w:pPr>
+            <w:proofErr w:type="spellStart"/>
             <w:r>
               <w:rPr>
                 <w:rFonts w:eastAsiaTheme="minorEastAsia" w:hint="eastAsia"/>
               </w:rPr>
               <w:t>MaxValue</w:t>
             </w:r>
+            <w:proofErr w:type="spellEnd"/>
           </w:p>
         </w:tc>
         <w:tc>
@@ -1499,12 +1595,14 @@
                 <w:rFonts w:eastAsiaTheme="minorEastAsia"/>
               </w:rPr>
             </w:pPr>
+            <w:proofErr w:type="spellStart"/>
             <w:r>
               <w:rPr>
                 <w:rFonts w:eastAsiaTheme="minorEastAsia" w:hint="eastAsia"/>
               </w:rPr>
               <w:t>CacheSize</w:t>
             </w:r>
+            <w:proofErr w:type="spellEnd"/>
           </w:p>
         </w:tc>
         <w:tc>
@@ -1641,12 +1739,14 @@
                 <w:rFonts w:eastAsiaTheme="minorEastAsia"/>
               </w:rPr>
             </w:pPr>
+            <w:proofErr w:type="spellStart"/>
             <w:r>
               <w:rPr>
                 <w:rFonts w:eastAsiaTheme="minorEastAsia" w:hint="eastAsia"/>
               </w:rPr>
               <w:t>AcquireSize</w:t>
             </w:r>
+            <w:proofErr w:type="spellEnd"/>
           </w:p>
         </w:tc>
         <w:tc>
@@ -1724,6 +1824,12 @@
                 <w:rFonts w:eastAsiaTheme="minorEastAsia" w:hint="eastAsia"/>
               </w:rPr>
               <w:t>10</w:t>
+            </w:r>
+            <w:r>
+              <w:rPr>
+                <w:rFonts w:eastAsiaTheme="minorEastAsia" w:hint="eastAsia"/>
+              </w:rPr>
+              <w:t>0</w:t>
             </w:r>
             <w:r>
               <w:rPr>
@@ -1790,6 +1896,7 @@
                 <w:rFonts w:eastAsiaTheme="minorEastAsia"/>
               </w:rPr>
             </w:pPr>
+            <w:proofErr w:type="spellStart"/>
             <w:r>
               <w:rPr>
                 <w:rFonts w:eastAsiaTheme="minorEastAsia"/>
@@ -1802,6 +1909,7 @@
               </w:rPr>
               <w:t>ool</w:t>
             </w:r>
+            <w:proofErr w:type="spellEnd"/>
           </w:p>
         </w:tc>
         <w:tc>
@@ -2002,6 +2110,7 @@
               </w:rPr>
               <w:t>时用户没写自增字段时将自增字段加入</w:t>
             </w:r>
+            <w:proofErr w:type="spellStart"/>
             <w:r>
               <w:rPr>
                 <w:rFonts w:hint="eastAsia"/>
@@ -2009,6 +2118,7 @@
               </w:rPr>
               <w:t>keep中</w:t>
             </w:r>
+            <w:proofErr w:type="spellEnd"/>
           </w:p>
         </w:tc>
         <w:tc>
@@ -2120,12 +2230,14 @@
         </w:rPr>
         <w:t>整数时，</w:t>
       </w:r>
+      <w:proofErr w:type="spellStart"/>
       <w:r>
         <w:rPr>
           <w:rFonts w:hint="eastAsia"/>
         </w:rPr>
         <w:t>StartValue</w:t>
       </w:r>
+      <w:proofErr w:type="spellEnd"/>
       <w:r>
         <w:rPr>
           <w:rFonts w:hint="eastAsia"/>
@@ -2144,12 +2256,14 @@
         </w:rPr>
         <w:t>，</w:t>
       </w:r>
+      <w:proofErr w:type="spellStart"/>
       <w:r>
         <w:rPr>
           <w:rFonts w:hint="eastAsia"/>
         </w:rPr>
         <w:t>MinValue</w:t>
       </w:r>
+      <w:proofErr w:type="spellEnd"/>
       <w:r>
         <w:rPr>
           <w:rFonts w:hint="eastAsia"/>
@@ -2168,12 +2282,14 @@
         </w:rPr>
         <w:t>，</w:t>
       </w:r>
+      <w:proofErr w:type="spellStart"/>
       <w:r>
         <w:rPr>
           <w:rFonts w:hint="eastAsia"/>
         </w:rPr>
         <w:t>MaxValue</w:t>
       </w:r>
+      <w:proofErr w:type="spellEnd"/>
       <w:r>
         <w:rPr>
           <w:rFonts w:hint="eastAsia"/>
@@ -2204,12 +2320,14 @@
         </w:rPr>
         <w:t>为负整数时，</w:t>
       </w:r>
+      <w:proofErr w:type="spellStart"/>
       <w:r>
         <w:rPr>
           <w:rFonts w:hint="eastAsia"/>
         </w:rPr>
         <w:t>StartValue</w:t>
       </w:r>
+      <w:proofErr w:type="spellEnd"/>
       <w:r>
         <w:rPr>
           <w:rFonts w:hint="eastAsia"/>
@@ -2228,12 +2346,14 @@
         </w:rPr>
         <w:t>，</w:t>
       </w:r>
+      <w:proofErr w:type="spellStart"/>
       <w:r>
         <w:rPr>
           <w:rFonts w:hint="eastAsia"/>
         </w:rPr>
         <w:t>MinValue</w:t>
       </w:r>
+      <w:proofErr w:type="spellEnd"/>
       <w:r>
         <w:rPr>
           <w:rFonts w:hint="eastAsia"/>
@@ -2252,12 +2372,14 @@
         </w:rPr>
         <w:t>，</w:t>
       </w:r>
+      <w:proofErr w:type="spellStart"/>
       <w:r>
         <w:rPr>
           <w:rFonts w:hint="eastAsia"/>
         </w:rPr>
         <w:t>MaxValue</w:t>
       </w:r>
+      <w:proofErr w:type="spellEnd"/>
       <w:r>
         <w:rPr>
           <w:rFonts w:hint="eastAsia"/>
@@ -2286,12 +2408,14 @@
         </w:numPr>
         <w:ind w:firstLineChars="0"/>
       </w:pPr>
+      <w:proofErr w:type="spellStart"/>
       <w:r>
         <w:rPr>
           <w:rFonts w:hint="eastAsia"/>
         </w:rPr>
         <w:t>StartValue</w:t>
       </w:r>
+      <w:proofErr w:type="spellEnd"/>
       <w:r>
         <w:rPr>
           <w:rFonts w:hint="eastAsia"/>
@@ -2304,12 +2428,14 @@
         </w:rPr>
         <w:t>[</w:t>
       </w:r>
+      <w:proofErr w:type="spellStart"/>
       <w:r>
         <w:rPr>
           <w:rFonts w:hint="eastAsia"/>
         </w:rPr>
         <w:t>MinValue</w:t>
       </w:r>
+      <w:proofErr w:type="spellEnd"/>
       <w:r>
         <w:rPr>
           <w:rFonts w:hint="eastAsia"/>
@@ -2322,12 +2448,14 @@
         </w:rPr>
         <w:t xml:space="preserve"> </w:t>
       </w:r>
+      <w:proofErr w:type="spellStart"/>
       <w:r>
         <w:rPr>
           <w:rFonts w:hint="eastAsia"/>
         </w:rPr>
         <w:t>MaxValue</w:t>
       </w:r>
+      <w:proofErr w:type="spellEnd"/>
       <w:r>
         <w:rPr>
           <w:rFonts w:hint="eastAsia"/>
@@ -2340,24 +2468,28 @@
         </w:rPr>
         <w:t>区间，</w:t>
       </w:r>
+      <w:proofErr w:type="spellStart"/>
       <w:r>
         <w:rPr>
           <w:rFonts w:hint="eastAsia"/>
         </w:rPr>
         <w:t>MinValue</w:t>
       </w:r>
+      <w:proofErr w:type="spellEnd"/>
       <w:r>
         <w:rPr>
           <w:rFonts w:hint="eastAsia"/>
         </w:rPr>
         <w:t>必须小于</w:t>
       </w:r>
+      <w:proofErr w:type="spellStart"/>
       <w:r>
         <w:rPr>
           <w:rFonts w:hint="eastAsia"/>
         </w:rPr>
         <w:t>MaxValue</w:t>
       </w:r>
+      <w:proofErr w:type="spellEnd"/>
       <w:r>
         <w:rPr>
           <w:rFonts w:hint="eastAsia"/>
@@ -2374,12 +2506,14 @@
         </w:numPr>
         <w:ind w:firstLineChars="0"/>
       </w:pPr>
+      <w:proofErr w:type="spellStart"/>
       <w:r>
         <w:rPr>
           <w:rFonts w:hint="eastAsia"/>
         </w:rPr>
         <w:t>CacheSize</w:t>
       </w:r>
+      <w:proofErr w:type="spellEnd"/>
       <w:r>
         <w:rPr>
           <w:rFonts w:hint="eastAsia"/>
@@ -2422,12 +2556,14 @@
         </w:rPr>
         <w:t xml:space="preserve"> </w:t>
       </w:r>
+      <w:proofErr w:type="spellStart"/>
       <w:r>
         <w:rPr>
           <w:rFonts w:hint="eastAsia"/>
         </w:rPr>
         <w:t>CacheSize</w:t>
       </w:r>
+      <w:proofErr w:type="spellEnd"/>
       <w:r>
         <w:rPr>
           <w:rFonts w:hint="eastAsia"/>
@@ -2446,11 +2582,19 @@
         </w:rPr>
         <w:t>(</w:t>
       </w:r>
-      <w:r>
-        <w:rPr>
-          <w:rFonts w:hint="eastAsia"/>
-        </w:rPr>
-        <w:t xml:space="preserve">MaxValue </w:t>
+      <w:proofErr w:type="spellStart"/>
+      <w:r>
+        <w:rPr>
+          <w:rFonts w:hint="eastAsia"/>
+        </w:rPr>
+        <w:t>MaxValue</w:t>
+      </w:r>
+      <w:proofErr w:type="spellEnd"/>
+      <w:r>
+        <w:rPr>
+          <w:rFonts w:hint="eastAsia"/>
+        </w:rPr>
+        <w:t xml:space="preserve"> </w:t>
       </w:r>
       <w:r>
         <w:rPr>
@@ -2458,12 +2602,14 @@
         </w:rPr>
         <w:t>-</w:t>
       </w:r>
+      <w:proofErr w:type="spellStart"/>
       <w:r>
         <w:rPr>
           <w:rFonts w:hint="eastAsia"/>
         </w:rPr>
         <w:t>MinValue</w:t>
       </w:r>
+      <w:proofErr w:type="spellEnd"/>
       <w:r>
         <w:rPr>
           <w:rFonts w:hint="eastAsia"/>
@@ -2626,12 +2772,14 @@
         </w:rPr>
         <w:t>复位</w:t>
       </w:r>
+      <w:proofErr w:type="spellStart"/>
       <w:r>
         <w:rPr>
           <w:rFonts w:hint="eastAsia"/>
         </w:rPr>
         <w:t>StartValue</w:t>
       </w:r>
+      <w:proofErr w:type="spellEnd"/>
       <w:r>
         <w:rPr>
           <w:rFonts w:hint="eastAsia"/>
@@ -2685,11 +2833,19 @@
         </w:rPr>
         <w:t xml:space="preserve">    </w:t>
       </w:r>
-      <w:r>
-        <w:rPr>
-          <w:rFonts w:hint="eastAsia"/>
-        </w:rPr>
-        <w:t>AlterType : "collection</w:t>
+      <w:proofErr w:type="spellStart"/>
+      <w:r>
+        <w:rPr>
+          <w:rFonts w:hint="eastAsia"/>
+        </w:rPr>
+        <w:t>AlterType</w:t>
+      </w:r>
+      <w:proofErr w:type="spellEnd"/>
+      <w:r>
+        <w:rPr>
+          <w:rFonts w:hint="eastAsia"/>
+        </w:rPr>
+        <w:t xml:space="preserve"> : "collection</w:t>
       </w:r>
       <w:r>
         <w:rPr>
@@ -2737,6 +2893,7 @@
         </w:rPr>
         <w:t>Name : "&lt;</w:t>
       </w:r>
+      <w:proofErr w:type="spellStart"/>
       <w:r>
         <w:rPr>
           <w:rFonts w:hint="eastAsia"/>
@@ -2747,7 +2904,14 @@
         <w:rPr>
           <w:rFonts w:hint="eastAsia"/>
         </w:rPr>
-        <w:t>_name&gt;", // foo.bar</w:t>
+        <w:t>_name</w:t>
+      </w:r>
+      <w:proofErr w:type="spellEnd"/>
+      <w:r>
+        <w:rPr>
+          <w:rFonts w:hint="eastAsia"/>
+        </w:rPr>
+        <w:t>&gt;", // foo.bar</w:t>
       </w:r>
     </w:p>
     <w:p>
@@ -2819,8 +2983,16 @@
         <w:rPr>
           <w:rFonts w:hint="eastAsia"/>
         </w:rPr>
-        <w:t xml:space="preserve"> autoincrement</w:t>
-      </w:r>
+        <w:t xml:space="preserve"> </w:t>
+      </w:r>
+      <w:proofErr w:type="spellStart"/>
+      <w:r>
+        <w:rPr>
+          <w:rFonts w:hint="eastAsia"/>
+        </w:rPr>
+        <w:t>autoincrement</w:t>
+      </w:r>
+      <w:proofErr w:type="spellEnd"/>
       <w:r>
         <w:rPr>
           <w:rFonts w:hint="eastAsia"/>
@@ -2841,11 +3013,19 @@
         </w:rPr>
         <w:t xml:space="preserve">    </w:t>
       </w:r>
-      <w:r>
-        <w:rPr>
-          <w:rFonts w:hint="eastAsia"/>
-        </w:rPr>
-        <w:t>Args : {</w:t>
+      <w:proofErr w:type="spellStart"/>
+      <w:r>
+        <w:rPr>
+          <w:rFonts w:hint="eastAsia"/>
+        </w:rPr>
+        <w:t>Args</w:t>
+      </w:r>
+      <w:proofErr w:type="spellEnd"/>
+      <w:r>
+        <w:rPr>
+          <w:rFonts w:hint="eastAsia"/>
+        </w:rPr>
+        <w:t xml:space="preserve"> : {</w:t>
       </w:r>
     </w:p>
     <w:p>
@@ -2865,7 +3045,21 @@
         <w:rPr>
           <w:rFonts w:hint="eastAsia"/>
         </w:rPr>
-        <w:t>&lt;field_name&gt;</w:t>
+        <w:t>&lt;</w:t>
+      </w:r>
+      <w:proofErr w:type="spellStart"/>
+      <w:r>
+        <w:rPr>
+          <w:rFonts w:hint="eastAsia"/>
+        </w:rPr>
+        <w:t>field_name</w:t>
+      </w:r>
+      <w:proofErr w:type="spellEnd"/>
+      <w:r>
+        <w:rPr>
+          <w:rFonts w:hint="eastAsia"/>
+        </w:rPr>
+        <w:t>&gt;</w:t>
       </w:r>
       <w:r>
         <w:rPr>
@@ -2932,12 +3126,14 @@
         </w:rPr>
         <w:t>驱动增加</w:t>
       </w:r>
+      <w:proofErr w:type="spellStart"/>
       <w:r>
         <w:rPr>
           <w:rFonts w:hint="eastAsia"/>
         </w:rPr>
         <w:t>createAutoIncrement</w:t>
       </w:r>
+      <w:proofErr w:type="spellEnd"/>
       <w:r>
         <w:rPr>
           <w:rFonts w:hint="eastAsia"/>
@@ -3049,7 +3245,21 @@
         <w:rPr>
           <w:rFonts w:hint="eastAsia"/>
         </w:rPr>
-        <w:t xml:space="preserve">    AlterType : "collection</w:t>
+        <w:t xml:space="preserve">    </w:t>
+      </w:r>
+      <w:proofErr w:type="spellStart"/>
+      <w:r>
+        <w:rPr>
+          <w:rFonts w:hint="eastAsia"/>
+        </w:rPr>
+        <w:t>AlterType</w:t>
+      </w:r>
+      <w:proofErr w:type="spellEnd"/>
+      <w:r>
+        <w:rPr>
+          <w:rFonts w:hint="eastAsia"/>
+        </w:rPr>
+        <w:t xml:space="preserve"> : "collection</w:t>
       </w:r>
       <w:r>
         <w:rPr>
@@ -3092,6 +3302,7 @@
         </w:rPr>
         <w:t>Name : "&lt;</w:t>
       </w:r>
+      <w:proofErr w:type="spellStart"/>
       <w:r>
         <w:rPr>
           <w:rFonts w:hint="eastAsia"/>
@@ -3102,7 +3313,14 @@
         <w:rPr>
           <w:rFonts w:hint="eastAsia"/>
         </w:rPr>
-        <w:t>_name&gt;", // foo.bar</w:t>
+        <w:t>_name</w:t>
+      </w:r>
+      <w:proofErr w:type="spellEnd"/>
+      <w:r>
+        <w:rPr>
+          <w:rFonts w:hint="eastAsia"/>
+        </w:rPr>
+        <w:t>&gt;", // foo.bar</w:t>
       </w:r>
     </w:p>
     <w:p>
@@ -3174,8 +3392,16 @@
         <w:rPr>
           <w:rFonts w:hint="eastAsia"/>
         </w:rPr>
-        <w:t xml:space="preserve"> autoincrement</w:t>
-      </w:r>
+        <w:t xml:space="preserve"> </w:t>
+      </w:r>
+      <w:proofErr w:type="spellStart"/>
+      <w:r>
+        <w:rPr>
+          <w:rFonts w:hint="eastAsia"/>
+        </w:rPr>
+        <w:t>autoincrement</w:t>
+      </w:r>
+      <w:proofErr w:type="spellEnd"/>
       <w:r>
         <w:rPr>
           <w:rFonts w:hint="eastAsia"/>
@@ -3194,7 +3420,21 @@
         <w:rPr>
           <w:rFonts w:hint="eastAsia"/>
         </w:rPr>
-        <w:t xml:space="preserve">    Args : {</w:t>
+        <w:t xml:space="preserve">    </w:t>
+      </w:r>
+      <w:proofErr w:type="spellStart"/>
+      <w:r>
+        <w:rPr>
+          <w:rFonts w:hint="eastAsia"/>
+        </w:rPr>
+        <w:t>Args</w:t>
+      </w:r>
+      <w:proofErr w:type="spellEnd"/>
+      <w:r>
+        <w:rPr>
+          <w:rFonts w:hint="eastAsia"/>
+        </w:rPr>
+        <w:t xml:space="preserve"> : {</w:t>
       </w:r>
     </w:p>
     <w:p>
@@ -3208,7 +3448,21 @@
         <w:rPr>
           <w:rFonts w:hint="eastAsia"/>
         </w:rPr>
-        <w:t>ield: "&lt;field_name&gt;",</w:t>
+        <w:t>ield: "&lt;</w:t>
+      </w:r>
+      <w:proofErr w:type="spellStart"/>
+      <w:r>
+        <w:rPr>
+          <w:rFonts w:hint="eastAsia"/>
+        </w:rPr>
+        <w:t>field_name</w:t>
+      </w:r>
+      <w:proofErr w:type="spellEnd"/>
+      <w:r>
+        <w:rPr>
+          <w:rFonts w:hint="eastAsia"/>
+        </w:rPr>
+        <w:t>&gt;",</w:t>
       </w:r>
     </w:p>
     <w:p>
@@ -3269,24 +3523,28 @@
         </w:rPr>
         <w:t>驱动</w:t>
       </w:r>
+      <w:proofErr w:type="spellStart"/>
       <w:r>
         <w:rPr>
           <w:rFonts w:hint="eastAsia"/>
         </w:rPr>
         <w:t>setAttributes</w:t>
       </w:r>
+      <w:proofErr w:type="spellEnd"/>
       <w:r>
         <w:rPr>
           <w:rFonts w:hint="eastAsia"/>
         </w:rPr>
         <w:t>增加</w:t>
       </w:r>
+      <w:proofErr w:type="spellStart"/>
       <w:r>
         <w:rPr>
           <w:rFonts w:hint="eastAsia"/>
         </w:rPr>
         <w:t>AutoIncrement</w:t>
       </w:r>
+      <w:proofErr w:type="spellEnd"/>
       <w:r>
         <w:rPr>
           <w:rFonts w:hint="eastAsia"/>
@@ -3318,7 +3576,21 @@
         <w:rPr>
           <w:rFonts w:hint="eastAsia"/>
         </w:rPr>
-        <w:t xml:space="preserve">    AlterType : "collection</w:t>
+        <w:t xml:space="preserve">    </w:t>
+      </w:r>
+      <w:proofErr w:type="spellStart"/>
+      <w:r>
+        <w:rPr>
+          <w:rFonts w:hint="eastAsia"/>
+        </w:rPr>
+        <w:t>AlterType</w:t>
+      </w:r>
+      <w:proofErr w:type="spellEnd"/>
+      <w:r>
+        <w:rPr>
+          <w:rFonts w:hint="eastAsia"/>
+        </w:rPr>
+        <w:t xml:space="preserve"> : "collection</w:t>
       </w:r>
       <w:r>
         <w:rPr>
@@ -3360,6 +3632,7 @@
         </w:rPr>
         <w:t>Name : "&lt;</w:t>
       </w:r>
+      <w:proofErr w:type="spellStart"/>
       <w:r>
         <w:rPr>
           <w:rFonts w:hint="eastAsia"/>
@@ -3370,7 +3643,14 @@
         <w:rPr>
           <w:rFonts w:hint="eastAsia"/>
         </w:rPr>
-        <w:t>_name&gt;", // foo.bar</w:t>
+        <w:t>_name</w:t>
+      </w:r>
+      <w:proofErr w:type="spellEnd"/>
+      <w:r>
+        <w:rPr>
+          <w:rFonts w:hint="eastAsia"/>
+        </w:rPr>
+        <w:t>&gt;", // foo.bar</w:t>
       </w:r>
     </w:p>
     <w:p>
@@ -3438,12 +3718,14 @@
         </w:rPr>
         <w:t xml:space="preserve">drop </w:t>
       </w:r>
+      <w:proofErr w:type="spellStart"/>
       <w:r>
         <w:rPr>
           <w:rFonts w:hint="eastAsia"/>
         </w:rPr>
         <w:t>autoincrement</w:t>
       </w:r>
+      <w:proofErr w:type="spellEnd"/>
       <w:r>
         <w:rPr>
           <w:rFonts w:hint="eastAsia"/>
@@ -3462,7 +3744,21 @@
         <w:rPr>
           <w:rFonts w:hint="eastAsia"/>
         </w:rPr>
-        <w:t xml:space="preserve">    Args : {</w:t>
+        <w:t xml:space="preserve">    </w:t>
+      </w:r>
+      <w:proofErr w:type="spellStart"/>
+      <w:r>
+        <w:rPr>
+          <w:rFonts w:hint="eastAsia"/>
+        </w:rPr>
+        <w:t>Args</w:t>
+      </w:r>
+      <w:proofErr w:type="spellEnd"/>
+      <w:r>
+        <w:rPr>
+          <w:rFonts w:hint="eastAsia"/>
+        </w:rPr>
+        <w:t xml:space="preserve"> : {</w:t>
       </w:r>
     </w:p>
     <w:p>
@@ -3482,7 +3778,21 @@
         <w:rPr>
           <w:rFonts w:hint="eastAsia"/>
         </w:rPr>
-        <w:t>ield: "&lt;field_name&gt;"</w:t>
+        <w:t>ield: "&lt;</w:t>
+      </w:r>
+      <w:proofErr w:type="spellStart"/>
+      <w:r>
+        <w:rPr>
+          <w:rFonts w:hint="eastAsia"/>
+        </w:rPr>
+        <w:t>field_name</w:t>
+      </w:r>
+      <w:proofErr w:type="spellEnd"/>
+      <w:r>
+        <w:rPr>
+          <w:rFonts w:hint="eastAsia"/>
+        </w:rPr>
+        <w:t>&gt;"</w:t>
       </w:r>
     </w:p>
     <w:p>
@@ -3551,12 +3861,14 @@
         </w:rPr>
         <w:t>驱动增加</w:t>
       </w:r>
+      <w:proofErr w:type="spellStart"/>
       <w:r>
         <w:rPr>
           <w:rFonts w:hint="eastAsia"/>
         </w:rPr>
         <w:t>dropAutoIncrement</w:t>
       </w:r>
+      <w:proofErr w:type="spellEnd"/>
       <w:r>
         <w:rPr>
           <w:rFonts w:hint="eastAsia"/>
@@ -3636,12 +3948,14 @@
         </w:rPr>
         <w:t>显示</w:t>
       </w:r>
+      <w:proofErr w:type="spellStart"/>
       <w:r>
         <w:rPr>
           <w:rFonts w:hint="eastAsia"/>
         </w:rPr>
         <w:t>AutoIncrement</w:t>
       </w:r>
+      <w:proofErr w:type="spellEnd"/>
       <w:r>
         <w:rPr>
           <w:rFonts w:hint="eastAsia"/>
@@ -3670,12 +3984,14 @@
         </w:rPr>
         <w:t xml:space="preserve">    </w:t>
       </w:r>
+      <w:proofErr w:type="spellStart"/>
       <w:r>
         <w:rPr>
           <w:rFonts w:hint="eastAsia"/>
         </w:rPr>
         <w:t>AutoIncrement</w:t>
       </w:r>
+      <w:proofErr w:type="spellEnd"/>
       <w:r>
         <w:rPr>
           <w:rFonts w:hint="eastAsia"/>
@@ -4401,7 +4717,7 @@
           <v:shape id="_x0000_i1025" type="#_x0000_t75" style="width:269.75pt;height:256.2pt" o:ole="">
             <v:imagedata r:id="rId5" o:title=""/>
           </v:shape>
-          <o:OLEObject Type="Embed" ProgID="Visio.Drawing.11" ShapeID="_x0000_i1025" DrawAspect="Content" ObjectID="_1595660196" r:id="rId6"/>
+          <o:OLEObject Type="Embed" ProgID="Visio.Drawing.11" ShapeID="_x0000_i1025" DrawAspect="Content" ObjectID="_1596262183" r:id="rId6"/>
         </w:object>
       </w:r>
     </w:p>
@@ -4454,6 +4770,7 @@
                 <w:szCs w:val="18"/>
               </w:rPr>
             </w:pPr>
+            <w:proofErr w:type="spellStart"/>
             <w:r>
               <w:rPr>
                 <w:rFonts w:hint="eastAsia"/>
@@ -4462,6 +4779,7 @@
               </w:rPr>
               <w:t>汇总信息</w:t>
             </w:r>
+            <w:proofErr w:type="spellEnd"/>
           </w:p>
         </w:tc>
       </w:tr>
@@ -4480,13 +4798,23 @@
                 <w:szCs w:val="18"/>
               </w:rPr>
             </w:pPr>
+            <w:proofErr w:type="spellStart"/>
             <w:r>
               <w:rPr>
                 <w:rFonts w:hint="eastAsia"/>
                 <w:sz w:val="18"/>
                 <w:szCs w:val="18"/>
               </w:rPr>
-              <w:t>总工作量（KLOC）</w:t>
+              <w:t>总工作量（KLOC</w:t>
+            </w:r>
+            <w:proofErr w:type="spellEnd"/>
+            <w:r>
+              <w:rPr>
+                <w:rFonts w:hint="eastAsia"/>
+                <w:sz w:val="18"/>
+                <w:szCs w:val="18"/>
+              </w:rPr>
+              <w:t>）</w:t>
             </w:r>
           </w:p>
         </w:tc>
@@ -4535,13 +4863,23 @@
                 <w:szCs w:val="18"/>
               </w:rPr>
             </w:pPr>
+            <w:proofErr w:type="spellStart"/>
             <w:r>
               <w:rPr>
                 <w:rFonts w:hint="eastAsia"/>
                 <w:sz w:val="18"/>
                 <w:szCs w:val="18"/>
               </w:rPr>
-              <w:t>开发周期（人天）</w:t>
+              <w:t>开发周期（人天</w:t>
+            </w:r>
+            <w:proofErr w:type="spellEnd"/>
+            <w:r>
+              <w:rPr>
+                <w:rFonts w:hint="eastAsia"/>
+                <w:sz w:val="18"/>
+                <w:szCs w:val="18"/>
+              </w:rPr>
+              <w:t>）</w:t>
             </w:r>
           </w:p>
         </w:tc>
@@ -4584,6 +4922,7 @@
                 <w:szCs w:val="18"/>
               </w:rPr>
             </w:pPr>
+            <w:proofErr w:type="spellStart"/>
             <w:r>
               <w:rPr>
                 <w:rFonts w:hint="eastAsia"/>
@@ -4592,6 +4931,7 @@
               </w:rPr>
               <w:t>开始时间</w:t>
             </w:r>
+            <w:proofErr w:type="spellEnd"/>
           </w:p>
         </w:tc>
         <w:tc>
@@ -4623,6 +4963,7 @@
                 <w:szCs w:val="18"/>
               </w:rPr>
             </w:pPr>
+            <w:proofErr w:type="spellStart"/>
             <w:r>
               <w:rPr>
                 <w:rFonts w:hint="eastAsia"/>
@@ -4631,6 +4972,7 @@
               </w:rPr>
               <w:t>结束时间</w:t>
             </w:r>
+            <w:proofErr w:type="spellEnd"/>
           </w:p>
         </w:tc>
         <w:tc>
@@ -4665,6 +5007,7 @@
                 <w:szCs w:val="18"/>
               </w:rPr>
             </w:pPr>
+            <w:proofErr w:type="spellStart"/>
             <w:r>
               <w:rPr>
                 <w:rFonts w:hint="eastAsia"/>
@@ -4673,6 +5016,7 @@
               </w:rPr>
               <w:t>周计划</w:t>
             </w:r>
+            <w:proofErr w:type="spellEnd"/>
           </w:p>
         </w:tc>
       </w:tr>
@@ -4691,13 +5035,23 @@
                 <w:szCs w:val="18"/>
               </w:rPr>
             </w:pPr>
+            <w:proofErr w:type="spellStart"/>
             <w:r>
               <w:rPr>
                 <w:rFonts w:hint="eastAsia"/>
                 <w:sz w:val="18"/>
                 <w:szCs w:val="18"/>
               </w:rPr>
-              <w:t>时间（第X周）</w:t>
+              <w:t>时间（第X周</w:t>
+            </w:r>
+            <w:proofErr w:type="spellEnd"/>
+            <w:r>
+              <w:rPr>
+                <w:rFonts w:hint="eastAsia"/>
+                <w:sz w:val="18"/>
+                <w:szCs w:val="18"/>
+              </w:rPr>
+              <w:t>）</w:t>
             </w:r>
           </w:p>
         </w:tc>
@@ -4716,6 +5070,7 @@
                 <w:szCs w:val="18"/>
               </w:rPr>
             </w:pPr>
+            <w:proofErr w:type="spellStart"/>
             <w:r>
               <w:rPr>
                 <w:rFonts w:hint="eastAsia"/>
@@ -4724,6 +5079,7 @@
               </w:rPr>
               <w:t>计划</w:t>
             </w:r>
+            <w:proofErr w:type="spellEnd"/>
           </w:p>
         </w:tc>
         <w:tc>
@@ -4741,6 +5097,7 @@
                 <w:szCs w:val="18"/>
               </w:rPr>
             </w:pPr>
+            <w:proofErr w:type="spellStart"/>
             <w:r>
               <w:rPr>
                 <w:rFonts w:hint="eastAsia"/>
@@ -4749,6 +5106,7 @@
               </w:rPr>
               <w:t>完成情况</w:t>
             </w:r>
+            <w:proofErr w:type="spellEnd"/>
           </w:p>
         </w:tc>
       </w:tr>
@@ -4765,6 +5123,7 @@
                 <w:szCs w:val="18"/>
               </w:rPr>
             </w:pPr>
+            <w:proofErr w:type="spellStart"/>
             <w:r>
               <w:rPr>
                 <w:rFonts w:hint="eastAsia"/>
@@ -4773,6 +5132,7 @@
               </w:rPr>
               <w:t>第一周</w:t>
             </w:r>
+            <w:proofErr w:type="spellEnd"/>
           </w:p>
         </w:tc>
         <w:tc>

--- a/internal_doc/03.开发设计/Sequence&AutoIncrement/Story-AutoIncrement.docx
+++ b/internal_doc/03.开发设计/Sequence&AutoIncrement/Story-AutoIncrement.docx
@@ -1,10 +1,10 @@
 
 <file path=word/document.xml><?xml version="1.0" encoding="utf-8"?>
-<w:document xmlns:ve="http://schemas.openxmlformats.org/markup-compatibility/2006" xmlns:o="urn:schemas-microsoft-com:office:office" xmlns:r="http://schemas.openxmlformats.org/officeDocument/2006/relationships" xmlns:m="http://schemas.openxmlformats.org/officeDocument/2006/math" xmlns:v="urn:schemas-microsoft-com:vml" xmlns:wp="http://schemas.openxmlformats.org/drawingml/2006/wordprocessingDrawing" xmlns:w10="urn:schemas-microsoft-com:office:word" xmlns:w="http://schemas.openxmlformats.org/wordprocessingml/2006/main" xmlns:wne="http://schemas.microsoft.com/office/word/2006/wordml">
+<w:document xmlns:wpc="http://schemas.microsoft.com/office/word/2010/wordprocessingCanvas" xmlns:cx="http://schemas.microsoft.com/office/drawing/2014/chartex" xmlns:mc="http://schemas.openxmlformats.org/markup-compatibility/2006" xmlns:o="urn:schemas-microsoft-com:office:office" xmlns:r="http://schemas.openxmlformats.org/officeDocument/2006/relationships" xmlns:m="http://schemas.openxmlformats.org/officeDocument/2006/math" xmlns:v="urn:schemas-microsoft-com:vml" xmlns:wp14="http://schemas.microsoft.com/office/word/2010/wordprocessingDrawing" xmlns:wp="http://schemas.openxmlformats.org/drawingml/2006/wordprocessingDrawing" xmlns:w10="urn:schemas-microsoft-com:office:word" xmlns:w="http://schemas.openxmlformats.org/wordprocessingml/2006/main" xmlns:w14="http://schemas.microsoft.com/office/word/2010/wordml" xmlns:w15="http://schemas.microsoft.com/office/word/2012/wordml" xmlns:w16se="http://schemas.microsoft.com/office/word/2015/wordml/symex" xmlns:wpg="http://schemas.microsoft.com/office/word/2010/wordprocessingGroup" xmlns:wpi="http://schemas.microsoft.com/office/word/2010/wordprocessingInk" xmlns:wne="http://schemas.microsoft.com/office/word/2006/wordml" xmlns:wps="http://schemas.microsoft.com/office/word/2010/wordprocessingShape" mc:Ignorable="w14 w15 w16se wp14">
   <w:body>
     <w:p>
       <w:pPr>
-        <w:pStyle w:val="Title"/>
+        <w:pStyle w:val="a5"/>
       </w:pPr>
       <w:r>
         <w:rPr>
@@ -33,10 +33,10 @@
     </w:p>
     <w:tbl>
       <w:tblPr>
-        <w:tblStyle w:val="TableGrid"/>
+        <w:tblStyle w:val="a8"/>
         <w:tblW w:w="0" w:type="auto"/>
         <w:tblInd w:w="357" w:type="dxa"/>
-        <w:tblLook w:val="04A0"/>
+        <w:tblLook w:val="04A0" w:firstRow="1" w:lastRow="0" w:firstColumn="1" w:lastColumn="0" w:noHBand="0" w:noVBand="1"/>
       </w:tblPr>
       <w:tblGrid>
         <w:gridCol w:w="2728"/>
@@ -130,11 +130,9 @@
               </w:rPr>
               <w:t xml:space="preserve"> </w:t>
             </w:r>
-            <w:proofErr w:type="spellStart"/>
             <w:r>
               <w:t>Weichao</w:t>
             </w:r>
-            <w:proofErr w:type="spellEnd"/>
           </w:p>
         </w:tc>
         <w:tc>
@@ -165,7 +163,7 @@
     <w:p/>
     <w:p>
       <w:pPr>
-        <w:pStyle w:val="Heading2"/>
+        <w:pStyle w:val="2"/>
       </w:pPr>
       <w:r>
         <w:t>Story</w:t>
@@ -190,7 +188,7 @@
     </w:p>
     <w:p>
       <w:pPr>
-        <w:pStyle w:val="Heading2"/>
+        <w:pStyle w:val="2"/>
       </w:pPr>
       <w:r>
         <w:t>Story</w:t>
@@ -204,13 +202,12 @@
     </w:p>
     <w:p>
       <w:pPr>
-        <w:pStyle w:val="ListParagraph"/>
+        <w:pStyle w:val="a7"/>
         <w:ind w:left="777" w:firstLineChars="0" w:firstLine="0"/>
         <w:rPr>
           <w:color w:val="000000" w:themeColor="text1"/>
         </w:rPr>
       </w:pPr>
-      <w:proofErr w:type="spellStart"/>
       <w:r>
         <w:rPr>
           <w:rFonts w:hint="eastAsia"/>
@@ -218,7 +215,6 @@
         </w:rPr>
         <w:t>AutoIncremant</w:t>
       </w:r>
-      <w:proofErr w:type="spellEnd"/>
       <w:r>
         <w:rPr>
           <w:rFonts w:hint="eastAsia"/>
@@ -250,7 +246,7 @@
     </w:p>
     <w:p>
       <w:pPr>
-        <w:pStyle w:val="Heading2"/>
+        <w:pStyle w:val="2"/>
       </w:pPr>
       <w:r>
         <w:t xml:space="preserve">Story </w:t>
@@ -349,7 +345,7 @@
     </w:p>
     <w:p>
       <w:pPr>
-        <w:pStyle w:val="Heading3"/>
+        <w:pStyle w:val="3"/>
       </w:pPr>
       <w:r>
         <w:rPr>
@@ -383,14 +379,12 @@
         </w:rPr>
         <w:t>通过</w:t>
       </w:r>
-      <w:proofErr w:type="spellStart"/>
       <w:r>
         <w:rPr>
           <w:rFonts w:hint="eastAsia"/>
         </w:rPr>
         <w:t>AutoIncrement</w:t>
       </w:r>
-      <w:proofErr w:type="spellEnd"/>
       <w:r>
         <w:rPr>
           <w:rFonts w:hint="eastAsia"/>
@@ -411,21 +405,7 @@
         <w:rPr>
           <w:rFonts w:hint="eastAsia"/>
         </w:rPr>
-        <w:t xml:space="preserve">    </w:t>
-      </w:r>
-      <w:proofErr w:type="spellStart"/>
-      <w:r>
-        <w:rPr>
-          <w:rFonts w:hint="eastAsia"/>
-        </w:rPr>
-        <w:t>AutoIncrement</w:t>
-      </w:r>
-      <w:proofErr w:type="spellEnd"/>
-      <w:r>
-        <w:rPr>
-          <w:rFonts w:hint="eastAsia"/>
-        </w:rPr>
-        <w:t>: {</w:t>
+        <w:t xml:space="preserve">    AutoIncrement: {</w:t>
       </w:r>
     </w:p>
     <w:p>
@@ -451,21 +431,7 @@
         <w:rPr>
           <w:rFonts w:hint="eastAsia"/>
         </w:rPr>
-        <w:t>&lt;</w:t>
-      </w:r>
-      <w:proofErr w:type="spellStart"/>
-      <w:r>
-        <w:rPr>
-          <w:rFonts w:hint="eastAsia"/>
-        </w:rPr>
-        <w:t>field_name</w:t>
-      </w:r>
-      <w:proofErr w:type="spellEnd"/>
-      <w:r>
-        <w:rPr>
-          <w:rFonts w:hint="eastAsia"/>
-        </w:rPr>
-        <w:t>&gt;</w:t>
+        <w:t>&lt;field_name&gt;</w:t>
       </w:r>
       <w:r>
         <w:rPr>
@@ -499,33 +465,68 @@
         <w:rPr>
           <w:rFonts w:hint="eastAsia"/>
         </w:rPr>
+        <w:t xml:space="preserve">        S</w:t>
+      </w:r>
+      <w:r>
+        <w:rPr>
+          <w:rFonts w:hint="eastAsia"/>
+        </w:rPr>
+        <w:t>tart</w:t>
+      </w:r>
+      <w:r>
+        <w:rPr>
+          <w:rFonts w:hint="eastAsia"/>
+        </w:rPr>
+        <w:t>Value</w:t>
+      </w:r>
+      <w:r>
+        <w:rPr>
+          <w:rFonts w:hint="eastAsia"/>
+        </w:rPr>
+        <w:t>: 1,</w:t>
+      </w:r>
+    </w:p>
+    <w:p>
+      <w:r>
+        <w:rPr>
+          <w:rFonts w:hint="eastAsia"/>
+        </w:rPr>
+        <w:t xml:space="preserve">        MinValue</w:t>
+      </w:r>
+      <w:r>
+        <w:rPr>
+          <w:rFonts w:hint="eastAsia"/>
+        </w:rPr>
+        <w:t>: 1,</w:t>
+      </w:r>
+    </w:p>
+    <w:p>
+      <w:r>
+        <w:rPr>
+          <w:rFonts w:hint="eastAsia"/>
+        </w:rPr>
         <w:t xml:space="preserve">        </w:t>
       </w:r>
-      <w:proofErr w:type="spellStart"/>
-      <w:r>
-        <w:rPr>
-          <w:rFonts w:hint="eastAsia"/>
-        </w:rPr>
-        <w:t>S</w:t>
-      </w:r>
-      <w:r>
-        <w:rPr>
-          <w:rFonts w:hint="eastAsia"/>
-        </w:rPr>
-        <w:t>tart</w:t>
-      </w:r>
-      <w:r>
-        <w:rPr>
-          <w:rFonts w:hint="eastAsia"/>
-        </w:rPr>
-        <w:t>Value</w:t>
-      </w:r>
-      <w:proofErr w:type="spellEnd"/>
-      <w:r>
-        <w:rPr>
-          <w:rFonts w:hint="eastAsia"/>
-        </w:rPr>
-        <w:t>: 1,</w:t>
+      <w:r>
+        <w:rPr>
+          <w:rFonts w:hint="eastAsia"/>
+        </w:rPr>
+        <w:t>MaxValue</w:t>
+      </w:r>
+      <w:r>
+        <w:rPr>
+          <w:rFonts w:hint="eastAsia"/>
+        </w:rPr>
+        <w:t xml:space="preserve">: </w:t>
+      </w:r>
+      <w:r>
+        <w:t>9223372036854775807</w:t>
+      </w:r>
+      <w:r>
+        <w:rPr>
+          <w:rFonts w:hint="eastAsia"/>
+        </w:rPr>
+        <w:t>,</w:t>
       </w:r>
     </w:p>
     <w:p>
@@ -535,19 +536,29 @@
         </w:rPr>
         <w:t xml:space="preserve">        </w:t>
       </w:r>
-      <w:proofErr w:type="spellStart"/>
-      <w:r>
-        <w:rPr>
-          <w:rFonts w:hint="eastAsia"/>
-        </w:rPr>
-        <w:t>MinValue</w:t>
-      </w:r>
-      <w:proofErr w:type="spellEnd"/>
-      <w:r>
-        <w:rPr>
-          <w:rFonts w:hint="eastAsia"/>
-        </w:rPr>
-        <w:t>: 1,</w:t>
+      <w:r>
+        <w:rPr>
+          <w:rFonts w:hint="eastAsia"/>
+        </w:rPr>
+        <w:t>CacheSize</w:t>
+      </w:r>
+      <w:r>
+        <w:rPr>
+          <w:rFonts w:hint="eastAsia"/>
+        </w:rPr>
+        <w:t>: 100</w:t>
+      </w:r>
+      <w:r>
+        <w:rPr>
+          <w:rFonts w:hint="eastAsia"/>
+        </w:rPr>
+        <w:t>0</w:t>
+      </w:r>
+      <w:r>
+        <w:rPr>
+          <w:rFonts w:hint="eastAsia"/>
+        </w:rPr>
+        <w:t>,</w:t>
       </w:r>
     </w:p>
     <w:p>
@@ -557,22 +568,29 @@
         </w:rPr>
         <w:t xml:space="preserve">        </w:t>
       </w:r>
-      <w:proofErr w:type="spellStart"/>
-      <w:r>
-        <w:rPr>
-          <w:rFonts w:hint="eastAsia"/>
-        </w:rPr>
-        <w:t>MaxValue</w:t>
-      </w:r>
-      <w:proofErr w:type="spellEnd"/>
-      <w:r>
-        <w:rPr>
-          <w:rFonts w:hint="eastAsia"/>
-        </w:rPr>
-        <w:t xml:space="preserve">: </w:t>
-      </w:r>
-      <w:r>
-        <w:t>9223372036854775807</w:t>
+      <w:r>
+        <w:rPr>
+          <w:rFonts w:hint="eastAsia"/>
+        </w:rPr>
+        <w:t>AcquireSize</w:t>
+      </w:r>
+      <w:r>
+        <w:rPr>
+          <w:rFonts w:hint="eastAsia"/>
+        </w:rPr>
+        <w:t>: 10</w:t>
+      </w:r>
+      <w:r>
+        <w:rPr>
+          <w:rFonts w:hint="eastAsia"/>
+        </w:rPr>
+        <w:t>0</w:t>
+      </w:r>
+      <w:r>
+        <w:rPr>
+          <w:rFonts w:hint="eastAsia"/>
+        </w:rPr>
+        <w:t>0</w:t>
       </w:r>
       <w:r>
         <w:rPr>
@@ -588,25 +606,17 @@
         </w:rPr>
         <w:t xml:space="preserve">        </w:t>
       </w:r>
-      <w:proofErr w:type="spellStart"/>
-      <w:r>
-        <w:rPr>
-          <w:rFonts w:hint="eastAsia"/>
-        </w:rPr>
-        <w:t>CacheSize</w:t>
-      </w:r>
-      <w:proofErr w:type="spellEnd"/>
-      <w:r>
-        <w:rPr>
-          <w:rFonts w:hint="eastAsia"/>
-        </w:rPr>
-        <w:t>: 100</w:t>
-      </w:r>
-      <w:r>
-        <w:rPr>
-          <w:rFonts w:hint="eastAsia"/>
-        </w:rPr>
-        <w:t>0</w:t>
+      <w:r>
+        <w:rPr>
+          <w:rFonts w:hint="eastAsia"/>
+        </w:rPr>
+        <w:t>C</w:t>
+      </w:r>
+      <w:r>
+        <w:rPr>
+          <w:rFonts w:hint="eastAsia"/>
+        </w:rPr>
+        <w:t>ycled: false</w:t>
       </w:r>
       <w:r>
         <w:rPr>
@@ -620,72 +630,6 @@
         <w:rPr>
           <w:rFonts w:hint="eastAsia"/>
         </w:rPr>
-        <w:t xml:space="preserve">        </w:t>
-      </w:r>
-      <w:proofErr w:type="spellStart"/>
-      <w:r>
-        <w:rPr>
-          <w:rFonts w:hint="eastAsia"/>
-        </w:rPr>
-        <w:t>AcquireSize</w:t>
-      </w:r>
-      <w:proofErr w:type="spellEnd"/>
-      <w:r>
-        <w:rPr>
-          <w:rFonts w:hint="eastAsia"/>
-        </w:rPr>
-        <w:t>: 10</w:t>
-      </w:r>
-      <w:r>
-        <w:rPr>
-          <w:rFonts w:hint="eastAsia"/>
-        </w:rPr>
-        <w:t>0</w:t>
-      </w:r>
-      <w:r>
-        <w:rPr>
-          <w:rFonts w:hint="eastAsia"/>
-        </w:rPr>
-        <w:t>0</w:t>
-      </w:r>
-      <w:r>
-        <w:rPr>
-          <w:rFonts w:hint="eastAsia"/>
-        </w:rPr>
-        <w:t>,</w:t>
-      </w:r>
-    </w:p>
-    <w:p>
-      <w:r>
-        <w:rPr>
-          <w:rFonts w:hint="eastAsia"/>
-        </w:rPr>
-        <w:t xml:space="preserve">        </w:t>
-      </w:r>
-      <w:r>
-        <w:rPr>
-          <w:rFonts w:hint="eastAsia"/>
-        </w:rPr>
-        <w:t>C</w:t>
-      </w:r>
-      <w:r>
-        <w:rPr>
-          <w:rFonts w:hint="eastAsia"/>
-        </w:rPr>
-        <w:t>ycled: false</w:t>
-      </w:r>
-      <w:r>
-        <w:rPr>
-          <w:rFonts w:hint="eastAsia"/>
-        </w:rPr>
-        <w:t>,</w:t>
-      </w:r>
-    </w:p>
-    <w:p>
-      <w:r>
-        <w:rPr>
-          <w:rFonts w:hint="eastAsia"/>
-        </w:rPr>
         <w:t xml:space="preserve">        G</w:t>
       </w:r>
       <w:r>
@@ -732,21 +676,7 @@
         <w:rPr>
           <w:rFonts w:hint="eastAsia"/>
         </w:rPr>
-        <w:t xml:space="preserve">    </w:t>
-      </w:r>
-      <w:proofErr w:type="spellStart"/>
-      <w:r>
-        <w:rPr>
-          <w:rFonts w:hint="eastAsia"/>
-        </w:rPr>
-        <w:t>AutoIncrement</w:t>
-      </w:r>
-      <w:proofErr w:type="spellEnd"/>
-      <w:r>
-        <w:rPr>
-          <w:rFonts w:hint="eastAsia"/>
-        </w:rPr>
-        <w:t>: [</w:t>
+        <w:t xml:space="preserve">    AutoIncrement: [</w:t>
       </w:r>
     </w:p>
     <w:p>
@@ -780,21 +710,7 @@
         <w:rPr>
           <w:rFonts w:hint="eastAsia"/>
         </w:rPr>
-        <w:t>&lt;</w:t>
-      </w:r>
-      <w:proofErr w:type="spellStart"/>
-      <w:r>
-        <w:rPr>
-          <w:rFonts w:hint="eastAsia"/>
-        </w:rPr>
-        <w:t>field_name</w:t>
-      </w:r>
-      <w:proofErr w:type="spellEnd"/>
-      <w:r>
-        <w:rPr>
-          <w:rFonts w:hint="eastAsia"/>
-        </w:rPr>
-        <w:t>&gt;</w:t>
+        <w:t>&lt;field_name&gt;</w:t>
       </w:r>
       <w:r>
         <w:rPr>
@@ -854,10 +770,10 @@
     </w:p>
     <w:tbl>
       <w:tblPr>
-        <w:tblStyle w:val="TableGrid"/>
+        <w:tblStyle w:val="a8"/>
         <w:tblW w:w="0" w:type="auto"/>
         <w:tblInd w:w="357" w:type="dxa"/>
-        <w:tblLook w:val="04A0"/>
+        <w:tblLook w:val="04A0" w:firstRow="1" w:lastRow="0" w:firstColumn="1" w:lastColumn="0" w:noHBand="0" w:noVBand="1"/>
       </w:tblPr>
       <w:tblGrid>
         <w:gridCol w:w="1826"/>
@@ -1274,7 +1190,6 @@
                 <w:rFonts w:eastAsiaTheme="minorEastAsia"/>
               </w:rPr>
             </w:pPr>
-            <w:proofErr w:type="spellStart"/>
             <w:r>
               <w:rPr>
                 <w:rFonts w:eastAsiaTheme="minorEastAsia" w:hint="eastAsia"/>
@@ -1293,7 +1208,6 @@
               </w:rPr>
               <w:t>Value</w:t>
             </w:r>
-            <w:proofErr w:type="spellEnd"/>
           </w:p>
         </w:tc>
         <w:tc>
@@ -1391,14 +1305,12 @@
                 <w:rFonts w:eastAsiaTheme="minorEastAsia"/>
               </w:rPr>
             </w:pPr>
-            <w:proofErr w:type="spellStart"/>
             <w:r>
               <w:rPr>
                 <w:rFonts w:eastAsiaTheme="minorEastAsia" w:hint="eastAsia"/>
               </w:rPr>
               <w:t>MinValue</w:t>
             </w:r>
-            <w:proofErr w:type="spellEnd"/>
           </w:p>
         </w:tc>
         <w:tc>
@@ -1493,14 +1405,12 @@
                 <w:rFonts w:eastAsiaTheme="minorEastAsia"/>
               </w:rPr>
             </w:pPr>
-            <w:proofErr w:type="spellStart"/>
             <w:r>
               <w:rPr>
                 <w:rFonts w:eastAsiaTheme="minorEastAsia" w:hint="eastAsia"/>
               </w:rPr>
               <w:t>MaxValue</w:t>
             </w:r>
-            <w:proofErr w:type="spellEnd"/>
           </w:p>
         </w:tc>
         <w:tc>
@@ -1595,14 +1505,12 @@
                 <w:rFonts w:eastAsiaTheme="minorEastAsia"/>
               </w:rPr>
             </w:pPr>
-            <w:proofErr w:type="spellStart"/>
             <w:r>
               <w:rPr>
                 <w:rFonts w:eastAsiaTheme="minorEastAsia" w:hint="eastAsia"/>
               </w:rPr>
               <w:t>CacheSize</w:t>
             </w:r>
-            <w:proofErr w:type="spellEnd"/>
           </w:p>
         </w:tc>
         <w:tc>
@@ -1739,14 +1647,12 @@
                 <w:rFonts w:eastAsiaTheme="minorEastAsia"/>
               </w:rPr>
             </w:pPr>
-            <w:proofErr w:type="spellStart"/>
             <w:r>
               <w:rPr>
                 <w:rFonts w:eastAsiaTheme="minorEastAsia" w:hint="eastAsia"/>
               </w:rPr>
               <w:t>AcquireSize</w:t>
             </w:r>
-            <w:proofErr w:type="spellEnd"/>
           </w:p>
         </w:tc>
         <w:tc>
@@ -1896,7 +1802,6 @@
                 <w:rFonts w:eastAsiaTheme="minorEastAsia"/>
               </w:rPr>
             </w:pPr>
-            <w:proofErr w:type="spellStart"/>
             <w:r>
               <w:rPr>
                 <w:rFonts w:eastAsiaTheme="minorEastAsia"/>
@@ -1909,7 +1814,6 @@
               </w:rPr>
               <w:t>ool</w:t>
             </w:r>
-            <w:proofErr w:type="spellEnd"/>
           </w:p>
         </w:tc>
         <w:tc>
@@ -2110,7 +2014,6 @@
               </w:rPr>
               <w:t>时用户没写自增字段时将自增字段加入</w:t>
             </w:r>
-            <w:proofErr w:type="spellStart"/>
             <w:r>
               <w:rPr>
                 <w:rFonts w:hint="eastAsia"/>
@@ -2118,7 +2021,6 @@
               </w:rPr>
               <w:t>keep中</w:t>
             </w:r>
-            <w:proofErr w:type="spellEnd"/>
           </w:p>
         </w:tc>
         <w:tc>
@@ -2165,7 +2067,7 @@
     <w:p/>
     <w:p>
       <w:pPr>
-        <w:pStyle w:val="ListParagraph"/>
+        <w:pStyle w:val="a7"/>
         <w:numPr>
           <w:ilvl w:val="0"/>
           <w:numId w:val="9"/>
@@ -2193,7 +2095,7 @@
     </w:p>
     <w:p>
       <w:pPr>
-        <w:pStyle w:val="ListParagraph"/>
+        <w:pStyle w:val="a7"/>
         <w:numPr>
           <w:ilvl w:val="0"/>
           <w:numId w:val="9"/>
@@ -2230,14 +2132,12 @@
         </w:rPr>
         <w:t>整数时，</w:t>
       </w:r>
-      <w:proofErr w:type="spellStart"/>
       <w:r>
         <w:rPr>
           <w:rFonts w:hint="eastAsia"/>
         </w:rPr>
         <w:t>StartValue</w:t>
       </w:r>
-      <w:proofErr w:type="spellEnd"/>
       <w:r>
         <w:rPr>
           <w:rFonts w:hint="eastAsia"/>
@@ -2256,14 +2156,12 @@
         </w:rPr>
         <w:t>，</w:t>
       </w:r>
-      <w:proofErr w:type="spellStart"/>
       <w:r>
         <w:rPr>
           <w:rFonts w:hint="eastAsia"/>
         </w:rPr>
         <w:t>MinValue</w:t>
       </w:r>
-      <w:proofErr w:type="spellEnd"/>
       <w:r>
         <w:rPr>
           <w:rFonts w:hint="eastAsia"/>
@@ -2282,14 +2180,12 @@
         </w:rPr>
         <w:t>，</w:t>
       </w:r>
-      <w:proofErr w:type="spellStart"/>
       <w:r>
         <w:rPr>
           <w:rFonts w:hint="eastAsia"/>
         </w:rPr>
         <w:t>MaxValue</w:t>
       </w:r>
-      <w:proofErr w:type="spellEnd"/>
       <w:r>
         <w:rPr>
           <w:rFonts w:hint="eastAsia"/>
@@ -2320,14 +2216,12 @@
         </w:rPr>
         <w:t>为负整数时，</w:t>
       </w:r>
-      <w:proofErr w:type="spellStart"/>
       <w:r>
         <w:rPr>
           <w:rFonts w:hint="eastAsia"/>
         </w:rPr>
         <w:t>StartValue</w:t>
       </w:r>
-      <w:proofErr w:type="spellEnd"/>
       <w:r>
         <w:rPr>
           <w:rFonts w:hint="eastAsia"/>
@@ -2346,14 +2240,12 @@
         </w:rPr>
         <w:t>，</w:t>
       </w:r>
-      <w:proofErr w:type="spellStart"/>
       <w:r>
         <w:rPr>
           <w:rFonts w:hint="eastAsia"/>
         </w:rPr>
         <w:t>MinValue</w:t>
       </w:r>
-      <w:proofErr w:type="spellEnd"/>
       <w:r>
         <w:rPr>
           <w:rFonts w:hint="eastAsia"/>
@@ -2372,14 +2264,12 @@
         </w:rPr>
         <w:t>，</w:t>
       </w:r>
-      <w:proofErr w:type="spellStart"/>
       <w:r>
         <w:rPr>
           <w:rFonts w:hint="eastAsia"/>
         </w:rPr>
         <w:t>MaxValue</w:t>
       </w:r>
-      <w:proofErr w:type="spellEnd"/>
       <w:r>
         <w:rPr>
           <w:rFonts w:hint="eastAsia"/>
@@ -2401,21 +2291,19 @@
     </w:p>
     <w:p>
       <w:pPr>
-        <w:pStyle w:val="ListParagraph"/>
+        <w:pStyle w:val="a7"/>
         <w:numPr>
           <w:ilvl w:val="0"/>
           <w:numId w:val="9"/>
         </w:numPr>
         <w:ind w:firstLineChars="0"/>
       </w:pPr>
-      <w:proofErr w:type="spellStart"/>
       <w:r>
         <w:rPr>
           <w:rFonts w:hint="eastAsia"/>
         </w:rPr>
         <w:t>StartValue</w:t>
       </w:r>
-      <w:proofErr w:type="spellEnd"/>
       <w:r>
         <w:rPr>
           <w:rFonts w:hint="eastAsia"/>
@@ -2428,14 +2316,12 @@
         </w:rPr>
         <w:t>[</w:t>
       </w:r>
-      <w:proofErr w:type="spellStart"/>
       <w:r>
         <w:rPr>
           <w:rFonts w:hint="eastAsia"/>
         </w:rPr>
         <w:t>MinValue</w:t>
       </w:r>
-      <w:proofErr w:type="spellEnd"/>
       <w:r>
         <w:rPr>
           <w:rFonts w:hint="eastAsia"/>
@@ -2448,14 +2334,12 @@
         </w:rPr>
         <w:t xml:space="preserve"> </w:t>
       </w:r>
-      <w:proofErr w:type="spellStart"/>
       <w:r>
         <w:rPr>
           <w:rFonts w:hint="eastAsia"/>
         </w:rPr>
         <w:t>MaxValue</w:t>
       </w:r>
-      <w:proofErr w:type="spellEnd"/>
       <w:r>
         <w:rPr>
           <w:rFonts w:hint="eastAsia"/>
@@ -2468,28 +2352,24 @@
         </w:rPr>
         <w:t>区间，</w:t>
       </w:r>
-      <w:proofErr w:type="spellStart"/>
       <w:r>
         <w:rPr>
           <w:rFonts w:hint="eastAsia"/>
         </w:rPr>
         <w:t>MinValue</w:t>
       </w:r>
-      <w:proofErr w:type="spellEnd"/>
       <w:r>
         <w:rPr>
           <w:rFonts w:hint="eastAsia"/>
         </w:rPr>
         <w:t>必须小于</w:t>
       </w:r>
-      <w:proofErr w:type="spellStart"/>
       <w:r>
         <w:rPr>
           <w:rFonts w:hint="eastAsia"/>
         </w:rPr>
         <w:t>MaxValue</w:t>
       </w:r>
-      <w:proofErr w:type="spellEnd"/>
       <w:r>
         <w:rPr>
           <w:rFonts w:hint="eastAsia"/>
@@ -2499,21 +2379,19 @@
     </w:p>
     <w:p>
       <w:pPr>
-        <w:pStyle w:val="ListParagraph"/>
+        <w:pStyle w:val="a7"/>
         <w:numPr>
           <w:ilvl w:val="0"/>
           <w:numId w:val="9"/>
         </w:numPr>
         <w:ind w:firstLineChars="0"/>
       </w:pPr>
-      <w:proofErr w:type="spellStart"/>
       <w:r>
         <w:rPr>
           <w:rFonts w:hint="eastAsia"/>
         </w:rPr>
         <w:t>CacheSize</w:t>
       </w:r>
-      <w:proofErr w:type="spellEnd"/>
       <w:r>
         <w:rPr>
           <w:rFonts w:hint="eastAsia"/>
@@ -2556,14 +2434,12 @@
         </w:rPr>
         <w:t xml:space="preserve"> </w:t>
       </w:r>
-      <w:proofErr w:type="spellStart"/>
       <w:r>
         <w:rPr>
           <w:rFonts w:hint="eastAsia"/>
         </w:rPr>
         <w:t>CacheSize</w:t>
       </w:r>
-      <w:proofErr w:type="spellEnd"/>
       <w:r>
         <w:rPr>
           <w:rFonts w:hint="eastAsia"/>
@@ -2582,19 +2458,11 @@
         </w:rPr>
         <w:t>(</w:t>
       </w:r>
-      <w:proofErr w:type="spellStart"/>
-      <w:r>
-        <w:rPr>
-          <w:rFonts w:hint="eastAsia"/>
-        </w:rPr>
-        <w:t>MaxValue</w:t>
-      </w:r>
-      <w:proofErr w:type="spellEnd"/>
-      <w:r>
-        <w:rPr>
-          <w:rFonts w:hint="eastAsia"/>
-        </w:rPr>
-        <w:t xml:space="preserve"> </w:t>
+      <w:r>
+        <w:rPr>
+          <w:rFonts w:hint="eastAsia"/>
+        </w:rPr>
+        <w:t xml:space="preserve">MaxValue </w:t>
       </w:r>
       <w:r>
         <w:rPr>
@@ -2602,14 +2470,12 @@
         </w:rPr>
         <w:t>-</w:t>
       </w:r>
-      <w:proofErr w:type="spellStart"/>
       <w:r>
         <w:rPr>
           <w:rFonts w:hint="eastAsia"/>
         </w:rPr>
         <w:t>MinValue</w:t>
       </w:r>
-      <w:proofErr w:type="spellEnd"/>
       <w:r>
         <w:rPr>
           <w:rFonts w:hint="eastAsia"/>
@@ -2649,7 +2515,7 @@
     </w:p>
     <w:p>
       <w:pPr>
-        <w:pStyle w:val="ListParagraph"/>
+        <w:pStyle w:val="a7"/>
         <w:numPr>
           <w:ilvl w:val="0"/>
           <w:numId w:val="9"/>
@@ -2719,7 +2585,7 @@
     </w:p>
     <w:p>
       <w:pPr>
-        <w:pStyle w:val="ListParagraph"/>
+        <w:pStyle w:val="a7"/>
         <w:numPr>
           <w:ilvl w:val="0"/>
           <w:numId w:val="9"/>
@@ -2747,7 +2613,7 @@
     </w:p>
     <w:p>
       <w:pPr>
-        <w:pStyle w:val="ListParagraph"/>
+        <w:pStyle w:val="a7"/>
         <w:numPr>
           <w:ilvl w:val="0"/>
           <w:numId w:val="9"/>
@@ -2772,14 +2638,12 @@
         </w:rPr>
         <w:t>复位</w:t>
       </w:r>
-      <w:proofErr w:type="spellStart"/>
       <w:r>
         <w:rPr>
           <w:rFonts w:hint="eastAsia"/>
         </w:rPr>
         <w:t>StartValue</w:t>
       </w:r>
-      <w:proofErr w:type="spellEnd"/>
       <w:r>
         <w:rPr>
           <w:rFonts w:hint="eastAsia"/>
@@ -2789,7 +2653,7 @@
     </w:p>
     <w:p>
       <w:pPr>
-        <w:pStyle w:val="Heading3"/>
+        <w:pStyle w:val="3"/>
       </w:pPr>
       <w:r>
         <w:rPr>
@@ -2833,19 +2697,11 @@
         </w:rPr>
         <w:t xml:space="preserve">    </w:t>
       </w:r>
-      <w:proofErr w:type="spellStart"/>
-      <w:r>
-        <w:rPr>
-          <w:rFonts w:hint="eastAsia"/>
-        </w:rPr>
-        <w:t>AlterType</w:t>
-      </w:r>
-      <w:proofErr w:type="spellEnd"/>
-      <w:r>
-        <w:rPr>
-          <w:rFonts w:hint="eastAsia"/>
-        </w:rPr>
-        <w:t xml:space="preserve"> : "collection</w:t>
+      <w:r>
+        <w:rPr>
+          <w:rFonts w:hint="eastAsia"/>
+        </w:rPr>
+        <w:t>AlterType : "collection</w:t>
       </w:r>
       <w:r>
         <w:rPr>
@@ -2893,7 +2749,6 @@
         </w:rPr>
         <w:t>Name : "&lt;</w:t>
       </w:r>
-      <w:proofErr w:type="spellStart"/>
       <w:r>
         <w:rPr>
           <w:rFonts w:hint="eastAsia"/>
@@ -2904,14 +2759,7 @@
         <w:rPr>
           <w:rFonts w:hint="eastAsia"/>
         </w:rPr>
-        <w:t>_name</w:t>
-      </w:r>
-      <w:proofErr w:type="spellEnd"/>
-      <w:r>
-        <w:rPr>
-          <w:rFonts w:hint="eastAsia"/>
-        </w:rPr>
-        <w:t>&gt;", // foo.bar</w:t>
+        <w:t>_name&gt;", // foo.bar</w:t>
       </w:r>
     </w:p>
     <w:p>
@@ -2983,16 +2831,770 @@
         <w:rPr>
           <w:rFonts w:hint="eastAsia"/>
         </w:rPr>
-        <w:t xml:space="preserve"> </w:t>
-      </w:r>
-      <w:proofErr w:type="spellStart"/>
+        <w:t xml:space="preserve"> autoincrement</w:t>
+      </w:r>
+      <w:r>
+        <w:rPr>
+          <w:rFonts w:hint="eastAsia"/>
+        </w:rPr>
+        <w:t>",</w:t>
+      </w:r>
+    </w:p>
+    <w:p>
+      <w:r>
+        <w:rPr>
+          <w:rFonts w:hint="eastAsia"/>
+        </w:rPr>
+        <w:t xml:space="preserve">    </w:t>
+      </w:r>
+      <w:r>
+        <w:rPr>
+          <w:rFonts w:hint="eastAsia"/>
+        </w:rPr>
+        <w:t xml:space="preserve">    </w:t>
+      </w:r>
+      <w:r>
+        <w:rPr>
+          <w:rFonts w:hint="eastAsia"/>
+        </w:rPr>
+        <w:t>Args : {</w:t>
+      </w:r>
+    </w:p>
+    <w:p>
+      <w:r>
+        <w:rPr>
+          <w:rFonts w:hint="eastAsia"/>
+        </w:rPr>
+        <w:t xml:space="preserve">            F</w:t>
+      </w:r>
+      <w:r>
+        <w:rPr>
+          <w:rFonts w:hint="eastAsia"/>
+        </w:rPr>
+        <w:t>ield: "</w:t>
+      </w:r>
+      <w:r>
+        <w:rPr>
+          <w:rFonts w:hint="eastAsia"/>
+        </w:rPr>
+        <w:t>&lt;field_name&gt;</w:t>
+      </w:r>
+      <w:r>
+        <w:rPr>
+          <w:rFonts w:hint="eastAsia"/>
+        </w:rPr>
+        <w:t>",</w:t>
+      </w:r>
+    </w:p>
+    <w:p>
+      <w:r>
+        <w:rPr>
+          <w:rFonts w:hint="eastAsia"/>
+        </w:rPr>
+        <w:t xml:space="preserve">            ...</w:t>
+      </w:r>
+    </w:p>
+    <w:p>
+      <w:r>
+        <w:rPr>
+          <w:rFonts w:hint="eastAsia"/>
+        </w:rPr>
+        <w:t xml:space="preserve">        </w:t>
+      </w:r>
+      <w:r>
+        <w:rPr>
+          <w:rFonts w:hint="eastAsia"/>
+        </w:rPr>
+        <w:t>}</w:t>
+      </w:r>
+    </w:p>
+    <w:p>
+      <w:r>
+        <w:rPr>
+          <w:rFonts w:hint="eastAsia"/>
+        </w:rPr>
+        <w:t xml:space="preserve">  </w:t>
+      </w:r>
+      <w:r>
+        <w:rPr>
+          <w:rFonts w:hint="eastAsia"/>
+        </w:rPr>
+        <w:t xml:space="preserve">  </w:t>
+      </w:r>
+      <w:r>
+        <w:rPr>
+          <w:rFonts w:hint="eastAsia"/>
+        </w:rPr>
+        <w:t>}</w:t>
+      </w:r>
+    </w:p>
+    <w:p>
+      <w:r>
+        <w:rPr>
+          <w:rFonts w:hint="eastAsia"/>
+        </w:rPr>
+        <w:t>}</w:t>
+      </w:r>
+    </w:p>
+    <w:p/>
+    <w:p>
+      <w:r>
+        <w:rPr>
+          <w:rFonts w:hint="eastAsia"/>
+        </w:rPr>
+        <w:t>驱动增加</w:t>
+      </w:r>
+      <w:r>
+        <w:rPr>
+          <w:rFonts w:hint="eastAsia"/>
+        </w:rPr>
+        <w:t>createAutoIncrement</w:t>
+      </w:r>
+      <w:r>
+        <w:rPr>
+          <w:rFonts w:hint="eastAsia"/>
+        </w:rPr>
+        <w:t>接口</w:t>
+      </w:r>
+    </w:p>
+    <w:p>
+      <w:r>
+        <w:rPr>
+          <w:rFonts w:hint="eastAsia"/>
+        </w:rPr>
+        <w:t>驱动增加</w:t>
+      </w:r>
+      <w:r>
+        <w:rPr>
+          <w:rFonts w:hint="eastAsia"/>
+        </w:rPr>
+        <w:t>createAutoIncrement</w:t>
+      </w:r>
+      <w:r>
+        <w:rPr>
+          <w:rFonts w:hint="eastAsia"/>
+        </w:rPr>
+        <w:t>接口</w:t>
+      </w:r>
+    </w:p>
+    <w:p>
+      <w:r>
+        <w:rPr>
+          <w:rFonts w:hint="eastAsia"/>
+        </w:rPr>
+        <w:t>单个</w:t>
+      </w:r>
+    </w:p>
+    <w:p>
+      <w:r>
+        <w:t>db.foo.bar.createAutoIncrement(</w:t>
+      </w:r>
+    </w:p>
+    <w:p>
+      <w:r>
+        <w:t>{Field:”id1”, StartValue:10, MinValue:100, MaxValue:10000}</w:t>
+      </w:r>
+    </w:p>
+    <w:p>
+      <w:r>
+        <w:t>)</w:t>
+      </w:r>
+    </w:p>
+    <w:p>
+      <w:r>
+        <w:rPr>
+          <w:rFonts w:hint="eastAsia"/>
+        </w:rPr>
+        <w:t>嵌套</w:t>
+      </w:r>
+      <w:r>
+        <w:t>数组</w:t>
+      </w:r>
+    </w:p>
+    <w:p>
+      <w:r>
+        <w:t>db.foo.bar.createAutoIncrement(</w:t>
+      </w:r>
+    </w:p>
+    <w:p>
+      <w:r>
+        <w:rPr>
+          <w:rFonts w:hint="eastAsia"/>
+        </w:rPr>
+        <w:t>[</w:t>
+      </w:r>
+    </w:p>
+    <w:p>
+      <w:r>
+        <w:lastRenderedPageBreak/>
+        <w:t>{Field:”id1”, StartValue:10, MinValue:100, MaxValue:10000},</w:t>
+      </w:r>
+    </w:p>
+    <w:p>
+      <w:r>
+        <w:t>{Field:”id2”, StartValue:10, MinValue:100, MaxValue:10000}</w:t>
+      </w:r>
+    </w:p>
+    <w:p>
+      <w:r>
+        <w:t>]</w:t>
+      </w:r>
+    </w:p>
+    <w:p>
+      <w:r>
+        <w:t>)</w:t>
+      </w:r>
+    </w:p>
+    <w:p>
+      <w:pPr>
+        <w:rPr>
+          <w:rFonts w:hint="eastAsia"/>
+        </w:rPr>
+      </w:pPr>
+    </w:p>
+    <w:p>
+      <w:pPr>
+        <w:pStyle w:val="3"/>
+      </w:pPr>
+      <w:r>
+        <w:rPr>
+          <w:rFonts w:hint="eastAsia"/>
+        </w:rPr>
+        <w:t>修改自增字段</w:t>
+      </w:r>
+    </w:p>
+    <w:p>
+      <w:r>
+        <w:rPr>
+          <w:rFonts w:hint="eastAsia"/>
+        </w:rPr>
+        <w:t>可以</w:t>
+      </w:r>
+      <w:r>
+        <w:rPr>
+          <w:rFonts w:hint="eastAsia"/>
+        </w:rPr>
+        <w:t>通过集合的</w:t>
+      </w:r>
+      <w:r>
+        <w:rPr>
+          <w:rFonts w:hint="eastAsia"/>
+        </w:rPr>
+        <w:t>alter</w:t>
+      </w:r>
+      <w:r>
+        <w:rPr>
+          <w:rFonts w:hint="eastAsia"/>
+        </w:rPr>
+        <w:t>命令</w:t>
+      </w:r>
+      <w:r>
+        <w:rPr>
+          <w:rFonts w:hint="eastAsia"/>
+        </w:rPr>
+        <w:t>修改</w:t>
+      </w:r>
+      <w:r>
+        <w:rPr>
+          <w:rFonts w:hint="eastAsia"/>
+        </w:rPr>
+        <w:t>自增字段的属性</w:t>
+      </w:r>
+      <w:r>
+        <w:rPr>
+          <w:rFonts w:hint="eastAsia"/>
+        </w:rPr>
+        <w:t>，</w:t>
+      </w:r>
+      <w:r>
+        <w:rPr>
+          <w:rFonts w:hint="eastAsia"/>
+        </w:rPr>
+        <w:t>目前</w:t>
+      </w:r>
+      <w:r>
+        <w:rPr>
+          <w:rFonts w:hint="eastAsia"/>
+        </w:rPr>
+        <w:t>自增字段的属性</w:t>
+      </w:r>
+      <w:r>
+        <w:rPr>
+          <w:rFonts w:hint="eastAsia"/>
+        </w:rPr>
+        <w:t>除了</w:t>
+      </w:r>
+      <w:r>
+        <w:rPr>
+          <w:rFonts w:hint="eastAsia"/>
+        </w:rPr>
+        <w:t>字段名</w:t>
+      </w:r>
+      <w:r>
+        <w:rPr>
+          <w:rFonts w:hint="eastAsia"/>
+        </w:rPr>
+        <w:t>都可以修改</w:t>
+      </w:r>
+      <w:r>
+        <w:rPr>
+          <w:rFonts w:hint="eastAsia"/>
+        </w:rPr>
+        <w:t>：</w:t>
+      </w:r>
+    </w:p>
+    <w:p>
+      <w:r>
+        <w:rPr>
+          <w:rFonts w:hint="eastAsia"/>
+        </w:rPr>
+        <w:t>{</w:t>
+      </w:r>
+    </w:p>
+    <w:p>
+      <w:r>
+        <w:rPr>
+          <w:rFonts w:hint="eastAsia"/>
+        </w:rPr>
+        <w:t xml:space="preserve">    AlterType : "collection</w:t>
+      </w:r>
+      <w:r>
+        <w:rPr>
+          <w:rFonts w:hint="eastAsia"/>
+        </w:rPr>
+        <w:t>",</w:t>
+      </w:r>
+    </w:p>
+    <w:p>
+      <w:r>
+        <w:rPr>
+          <w:rFonts w:hint="eastAsia"/>
+        </w:rPr>
+        <w:t xml:space="preserve">  </w:t>
+      </w:r>
+      <w:r>
+        <w:rPr>
+          <w:rFonts w:hint="eastAsia"/>
+        </w:rPr>
+        <w:t xml:space="preserve">  Version : 1,</w:t>
+      </w:r>
+    </w:p>
+    <w:p>
+      <w:r>
+        <w:rPr>
+          <w:rFonts w:hint="eastAsia"/>
+        </w:rPr>
+        <w:t xml:space="preserve">  </w:t>
+      </w:r>
+      <w:r>
+        <w:rPr>
+          <w:rFonts w:hint="eastAsia"/>
+        </w:rPr>
+        <w:t xml:space="preserve">  </w:t>
+      </w:r>
+      <w:r>
+        <w:rPr>
+          <w:rFonts w:hint="eastAsia"/>
+        </w:rPr>
+        <w:t>Name : "&lt;</w:t>
+      </w:r>
+      <w:r>
+        <w:rPr>
+          <w:rFonts w:hint="eastAsia"/>
+        </w:rPr>
+        <w:t>collection</w:t>
+      </w:r>
+      <w:r>
+        <w:rPr>
+          <w:rFonts w:hint="eastAsia"/>
+        </w:rPr>
+        <w:t>_name&gt;", // foo.bar</w:t>
+      </w:r>
+    </w:p>
+    <w:p>
+      <w:r>
+        <w:rPr>
+          <w:rFonts w:hint="eastAsia"/>
+        </w:rPr>
+        <w:t xml:space="preserve">  </w:t>
+      </w:r>
+      <w:r>
+        <w:rPr>
+          <w:rFonts w:hint="eastAsia"/>
+        </w:rPr>
+        <w:t xml:space="preserve">  </w:t>
+      </w:r>
+      <w:r>
+        <w:rPr>
+          <w:rFonts w:hint="eastAsia"/>
+        </w:rPr>
+        <w:t>Alter :</w:t>
+      </w:r>
+    </w:p>
+    <w:p>
+      <w:r>
+        <w:rPr>
+          <w:rFonts w:hint="eastAsia"/>
+        </w:rPr>
+        <w:t xml:space="preserve">  </w:t>
+      </w:r>
+      <w:r>
+        <w:rPr>
+          <w:rFonts w:hint="eastAsia"/>
+        </w:rPr>
+        <w:t xml:space="preserve">  </w:t>
+      </w:r>
+      <w:r>
+        <w:rPr>
+          <w:rFonts w:hint="eastAsia"/>
+        </w:rPr>
+        <w:t>{</w:t>
+      </w:r>
+    </w:p>
+    <w:p>
+      <w:r>
+        <w:rPr>
+          <w:rFonts w:hint="eastAsia"/>
+        </w:rPr>
+        <w:t xml:space="preserve">    </w:t>
+      </w:r>
+      <w:r>
+        <w:rPr>
+          <w:rFonts w:hint="eastAsia"/>
+        </w:rPr>
+        <w:t xml:space="preserve">    </w:t>
+      </w:r>
+      <w:r>
+        <w:rPr>
+          <w:rFonts w:hint="eastAsia"/>
+        </w:rPr>
+        <w:t>Name : "</w:t>
+      </w:r>
+      <w:r>
+        <w:rPr>
+          <w:rFonts w:hint="eastAsia"/>
+        </w:rPr>
+        <w:t>set</w:t>
+      </w:r>
+      <w:r>
+        <w:rPr>
+          <w:rFonts w:hint="eastAsia"/>
+        </w:rPr>
+        <w:t xml:space="preserve"> autoincrement</w:t>
+      </w:r>
+      <w:r>
+        <w:rPr>
+          <w:rFonts w:hint="eastAsia"/>
+        </w:rPr>
+        <w:t>",</w:t>
+      </w:r>
+    </w:p>
+    <w:p>
+      <w:r>
+        <w:rPr>
+          <w:rFonts w:hint="eastAsia"/>
+        </w:rPr>
+        <w:t xml:space="preserve">    </w:t>
+      </w:r>
+      <w:r>
+        <w:rPr>
+          <w:rFonts w:hint="eastAsia"/>
+        </w:rPr>
+        <w:t xml:space="preserve">    Args : {</w:t>
+      </w:r>
+    </w:p>
+    <w:p>
+      <w:r>
+        <w:rPr>
+          <w:rFonts w:hint="eastAsia"/>
+        </w:rPr>
+        <w:t xml:space="preserve">            F</w:t>
+      </w:r>
+      <w:r>
+        <w:rPr>
+          <w:rFonts w:hint="eastAsia"/>
+        </w:rPr>
+        <w:t>ield: "&lt;field_name&gt;",</w:t>
+      </w:r>
+    </w:p>
+    <w:p>
+      <w:r>
+        <w:rPr>
+          <w:rFonts w:hint="eastAsia"/>
+        </w:rPr>
+        <w:t xml:space="preserve">            ...</w:t>
+      </w:r>
+    </w:p>
+    <w:p>
+      <w:r>
+        <w:rPr>
+          <w:rFonts w:hint="eastAsia"/>
+        </w:rPr>
+        <w:t xml:space="preserve">        </w:t>
+      </w:r>
+      <w:r>
+        <w:rPr>
+          <w:rFonts w:hint="eastAsia"/>
+        </w:rPr>
+        <w:t>}</w:t>
+      </w:r>
+    </w:p>
+    <w:p>
+      <w:r>
+        <w:rPr>
+          <w:rFonts w:hint="eastAsia"/>
+        </w:rPr>
+        <w:t xml:space="preserve">  </w:t>
+      </w:r>
+      <w:r>
+        <w:rPr>
+          <w:rFonts w:hint="eastAsia"/>
+        </w:rPr>
+        <w:t xml:space="preserve">  </w:t>
+      </w:r>
+      <w:r>
+        <w:rPr>
+          <w:rFonts w:hint="eastAsia"/>
+        </w:rPr>
+        <w:t>}</w:t>
+      </w:r>
+    </w:p>
+    <w:p>
+      <w:r>
+        <w:rPr>
+          <w:rFonts w:hint="eastAsia"/>
+        </w:rPr>
+        <w:t>}</w:t>
+      </w:r>
+    </w:p>
+    <w:p>
+      <w:r>
+        <w:rPr>
+          <w:rFonts w:hint="eastAsia"/>
+        </w:rPr>
+        <w:t>驱动</w:t>
+      </w:r>
+      <w:r>
+        <w:rPr>
+          <w:rFonts w:hint="eastAsia"/>
+        </w:rPr>
+        <w:t>setAttributes</w:t>
+      </w:r>
+      <w:r>
+        <w:rPr>
+          <w:rFonts w:hint="eastAsia"/>
+        </w:rPr>
+        <w:t>增加</w:t>
+      </w:r>
+      <w:r>
+        <w:rPr>
+          <w:rFonts w:hint="eastAsia"/>
+        </w:rPr>
+        <w:t>AutoIncrement</w:t>
+      </w:r>
+      <w:r>
+        <w:rPr>
+          <w:rFonts w:hint="eastAsia"/>
+        </w:rPr>
+        <w:t>选项</w:t>
+      </w:r>
+    </w:p>
+    <w:p>
+      <w:r>
+        <w:t>db.foo.bar.setAttributes({</w:t>
+      </w:r>
+    </w:p>
+    <w:p>
+      <w:r>
+        <w:rPr>
+          <w:rFonts w:hint="eastAsia"/>
+        </w:rPr>
+        <w:t>Auto</w:t>
+      </w:r>
+      <w:r>
+        <w:t>Increment:[</w:t>
+      </w:r>
+    </w:p>
+    <w:p>
+      <w:r>
+        <w:t xml:space="preserve">   {Field:”id1”, Increment:2, StartValue:3},</w:t>
+      </w:r>
+    </w:p>
+    <w:p>
+      <w:pPr>
+        <w:ind w:firstLineChars="150" w:firstLine="315"/>
+      </w:pPr>
+      <w:r>
+        <w:t>{Field:”id2”, Increment:2, StartValue:3}</w:t>
+      </w:r>
+    </w:p>
+    <w:p>
+      <w:r>
+        <w:t>]</w:t>
+      </w:r>
+    </w:p>
+    <w:p>
+      <w:r>
+        <w:t>})</w:t>
+      </w:r>
+    </w:p>
+    <w:p>
+      <w:pPr>
+        <w:rPr>
+          <w:rFonts w:hint="eastAsia"/>
+        </w:rPr>
+      </w:pPr>
+    </w:p>
+    <w:p>
+      <w:pPr>
+        <w:pStyle w:val="3"/>
+      </w:pPr>
+      <w:r>
+        <w:rPr>
+          <w:rFonts w:hint="eastAsia"/>
+        </w:rPr>
+        <w:t>删除自增字段</w:t>
+      </w:r>
+    </w:p>
+    <w:p>
+      <w:r>
+        <w:rPr>
+          <w:rFonts w:hint="eastAsia"/>
+        </w:rPr>
+        <w:t>{</w:t>
+      </w:r>
+    </w:p>
+    <w:p>
+      <w:r>
+        <w:rPr>
+          <w:rFonts w:hint="eastAsia"/>
+        </w:rPr>
+        <w:t xml:space="preserve">    AlterType : "collection</w:t>
+      </w:r>
+      <w:r>
+        <w:rPr>
+          <w:rFonts w:hint="eastAsia"/>
+        </w:rPr>
+        <w:t>",</w:t>
+      </w:r>
+    </w:p>
+    <w:p>
+      <w:r>
+        <w:rPr>
+          <w:rFonts w:hint="eastAsia"/>
+        </w:rPr>
+        <w:t xml:space="preserve">  </w:t>
+      </w:r>
+      <w:r>
+        <w:rPr>
+          <w:rFonts w:hint="eastAsia"/>
+        </w:rPr>
+        <w:t xml:space="preserve">  Version : 1,</w:t>
+      </w:r>
+    </w:p>
+    <w:p>
+      <w:r>
+        <w:rPr>
+          <w:rFonts w:hint="eastAsia"/>
+        </w:rPr>
+        <w:t xml:space="preserve">  </w:t>
+      </w:r>
+      <w:r>
+        <w:rPr>
+          <w:rFonts w:hint="eastAsia"/>
+        </w:rPr>
+        <w:t xml:space="preserve">  </w:t>
+      </w:r>
+      <w:r>
+        <w:rPr>
+          <w:rFonts w:hint="eastAsia"/>
+        </w:rPr>
+        <w:t>Name : "&lt;</w:t>
+      </w:r>
+      <w:r>
+        <w:rPr>
+          <w:rFonts w:hint="eastAsia"/>
+        </w:rPr>
+        <w:t>collection</w:t>
+      </w:r>
+      <w:r>
+        <w:rPr>
+          <w:rFonts w:hint="eastAsia"/>
+        </w:rPr>
+        <w:t>_name&gt;", // foo.bar</w:t>
+      </w:r>
+    </w:p>
+    <w:p>
+      <w:r>
+        <w:rPr>
+          <w:rFonts w:hint="eastAsia"/>
+        </w:rPr>
+        <w:t xml:space="preserve">  </w:t>
+      </w:r>
+      <w:r>
+        <w:rPr>
+          <w:rFonts w:hint="eastAsia"/>
+        </w:rPr>
+        <w:t xml:space="preserve">  </w:t>
+      </w:r>
+      <w:r>
+        <w:rPr>
+          <w:rFonts w:hint="eastAsia"/>
+        </w:rPr>
+        <w:t>Alter :</w:t>
+      </w:r>
+    </w:p>
+    <w:p>
+      <w:r>
+        <w:rPr>
+          <w:rFonts w:hint="eastAsia"/>
+        </w:rPr>
+        <w:t xml:space="preserve">  </w:t>
+      </w:r>
+      <w:r>
+        <w:rPr>
+          <w:rFonts w:hint="eastAsia"/>
+        </w:rPr>
+        <w:t xml:space="preserve">  </w:t>
+      </w:r>
+      <w:r>
+        <w:rPr>
+          <w:rFonts w:hint="eastAsia"/>
+        </w:rPr>
+        <w:t>{</w:t>
+      </w:r>
+    </w:p>
+    <w:p>
+      <w:r>
+        <w:rPr>
+          <w:rFonts w:hint="eastAsia"/>
+        </w:rPr>
+        <w:t xml:space="preserve">    </w:t>
+      </w:r>
+      <w:r>
+        <w:rPr>
+          <w:rFonts w:hint="eastAsia"/>
+        </w:rPr>
+        <w:t xml:space="preserve">    </w:t>
+      </w:r>
+      <w:r>
+        <w:rPr>
+          <w:rFonts w:hint="eastAsia"/>
+        </w:rPr>
+        <w:t>Name : "</w:t>
+      </w:r>
+      <w:r>
+        <w:rPr>
+          <w:rFonts w:hint="eastAsia"/>
+        </w:rPr>
+        <w:t xml:space="preserve">drop </w:t>
+      </w:r>
       <w:r>
         <w:rPr>
           <w:rFonts w:hint="eastAsia"/>
         </w:rPr>
         <w:t>autoincrement</w:t>
       </w:r>
-      <w:proofErr w:type="spellEnd"/>
       <w:r>
         <w:rPr>
           <w:rFonts w:hint="eastAsia"/>
@@ -3011,261 +3613,27 @@
         <w:rPr>
           <w:rFonts w:hint="eastAsia"/>
         </w:rPr>
-        <w:t xml:space="preserve">    </w:t>
-      </w:r>
-      <w:proofErr w:type="spellStart"/>
-      <w:r>
-        <w:rPr>
-          <w:rFonts w:hint="eastAsia"/>
-        </w:rPr>
-        <w:t>Args</w:t>
-      </w:r>
-      <w:proofErr w:type="spellEnd"/>
-      <w:r>
-        <w:rPr>
-          <w:rFonts w:hint="eastAsia"/>
-        </w:rPr>
-        <w:t xml:space="preserve"> : {</w:t>
-      </w:r>
-    </w:p>
-    <w:p>
-      <w:r>
-        <w:rPr>
-          <w:rFonts w:hint="eastAsia"/>
-        </w:rPr>
-        <w:t xml:space="preserve">            F</w:t>
-      </w:r>
-      <w:r>
-        <w:rPr>
-          <w:rFonts w:hint="eastAsia"/>
-        </w:rPr>
-        <w:t>ield: "</w:t>
-      </w:r>
-      <w:r>
-        <w:rPr>
-          <w:rFonts w:hint="eastAsia"/>
-        </w:rPr>
-        <w:t>&lt;</w:t>
-      </w:r>
-      <w:proofErr w:type="spellStart"/>
-      <w:r>
-        <w:rPr>
-          <w:rFonts w:hint="eastAsia"/>
-        </w:rPr>
-        <w:t>field_name</w:t>
-      </w:r>
-      <w:proofErr w:type="spellEnd"/>
-      <w:r>
-        <w:rPr>
-          <w:rFonts w:hint="eastAsia"/>
-        </w:rPr>
-        <w:t>&gt;</w:t>
-      </w:r>
-      <w:r>
-        <w:rPr>
-          <w:rFonts w:hint="eastAsia"/>
-        </w:rPr>
-        <w:t>",</w:t>
-      </w:r>
-    </w:p>
-    <w:p>
-      <w:r>
-        <w:rPr>
-          <w:rFonts w:hint="eastAsia"/>
-        </w:rPr>
-        <w:t xml:space="preserve">            ...</w:t>
-      </w:r>
-    </w:p>
-    <w:p>
-      <w:r>
-        <w:rPr>
-          <w:rFonts w:hint="eastAsia"/>
-        </w:rPr>
-        <w:t xml:space="preserve">        </w:t>
-      </w:r>
-      <w:r>
-        <w:rPr>
-          <w:rFonts w:hint="eastAsia"/>
-        </w:rPr>
-        <w:t>}</w:t>
-      </w:r>
-    </w:p>
-    <w:p>
-      <w:r>
-        <w:rPr>
-          <w:rFonts w:hint="eastAsia"/>
-        </w:rPr>
-        <w:t xml:space="preserve">  </w:t>
-      </w:r>
-      <w:r>
-        <w:rPr>
-          <w:rFonts w:hint="eastAsia"/>
-        </w:rPr>
-        <w:t xml:space="preserve">  </w:t>
-      </w:r>
-      <w:r>
-        <w:rPr>
-          <w:rFonts w:hint="eastAsia"/>
-        </w:rPr>
-        <w:t>}</w:t>
-      </w:r>
-    </w:p>
-    <w:p>
-      <w:r>
-        <w:rPr>
-          <w:rFonts w:hint="eastAsia"/>
-        </w:rPr>
-        <w:t>}</w:t>
-      </w:r>
-    </w:p>
-    <w:p/>
-    <w:p>
-      <w:r>
-        <w:rPr>
-          <w:rFonts w:hint="eastAsia"/>
-        </w:rPr>
-        <w:t>驱动增加</w:t>
-      </w:r>
-      <w:proofErr w:type="spellStart"/>
-      <w:r>
-        <w:rPr>
-          <w:rFonts w:hint="eastAsia"/>
-        </w:rPr>
-        <w:t>createAutoIncrement</w:t>
-      </w:r>
-      <w:proofErr w:type="spellEnd"/>
-      <w:r>
-        <w:rPr>
-          <w:rFonts w:hint="eastAsia"/>
-        </w:rPr>
-        <w:t>接口</w:t>
-      </w:r>
-    </w:p>
-    <w:p>
-      <w:pPr>
-        <w:pStyle w:val="Heading3"/>
-      </w:pPr>
-      <w:r>
-        <w:rPr>
-          <w:rFonts w:hint="eastAsia"/>
-        </w:rPr>
-        <w:t>修改自增字段</w:t>
-      </w:r>
-    </w:p>
-    <w:p>
-      <w:r>
-        <w:rPr>
-          <w:rFonts w:hint="eastAsia"/>
-        </w:rPr>
-        <w:t>可以</w:t>
-      </w:r>
-      <w:r>
-        <w:rPr>
-          <w:rFonts w:hint="eastAsia"/>
-        </w:rPr>
-        <w:t>通过集合的</w:t>
-      </w:r>
-      <w:r>
-        <w:rPr>
-          <w:rFonts w:hint="eastAsia"/>
-        </w:rPr>
-        <w:t>alter</w:t>
-      </w:r>
-      <w:r>
-        <w:rPr>
-          <w:rFonts w:hint="eastAsia"/>
-        </w:rPr>
-        <w:t>命令</w:t>
-      </w:r>
-      <w:r>
-        <w:rPr>
-          <w:rFonts w:hint="eastAsia"/>
-        </w:rPr>
-        <w:t>修改</w:t>
-      </w:r>
-      <w:r>
-        <w:rPr>
-          <w:rFonts w:hint="eastAsia"/>
-        </w:rPr>
-        <w:t>自增字段的属性</w:t>
-      </w:r>
-      <w:r>
-        <w:rPr>
-          <w:rFonts w:hint="eastAsia"/>
-        </w:rPr>
-        <w:t>，</w:t>
-      </w:r>
-      <w:r>
-        <w:rPr>
-          <w:rFonts w:hint="eastAsia"/>
-        </w:rPr>
-        <w:t>目前</w:t>
-      </w:r>
-      <w:r>
-        <w:rPr>
-          <w:rFonts w:hint="eastAsia"/>
-        </w:rPr>
-        <w:t>自增字段的属性</w:t>
-      </w:r>
-      <w:r>
-        <w:rPr>
-          <w:rFonts w:hint="eastAsia"/>
-        </w:rPr>
-        <w:t>除了</w:t>
-      </w:r>
-      <w:r>
-        <w:rPr>
-          <w:rFonts w:hint="eastAsia"/>
-        </w:rPr>
-        <w:t>字段名</w:t>
-      </w:r>
-      <w:r>
-        <w:rPr>
-          <w:rFonts w:hint="eastAsia"/>
-        </w:rPr>
-        <w:t>都可以修改</w:t>
-      </w:r>
-      <w:r>
-        <w:rPr>
-          <w:rFonts w:hint="eastAsia"/>
-        </w:rPr>
-        <w:t>：</w:t>
-      </w:r>
-    </w:p>
-    <w:p>
-      <w:r>
-        <w:rPr>
-          <w:rFonts w:hint="eastAsia"/>
-        </w:rPr>
-        <w:t>{</w:t>
-      </w:r>
-    </w:p>
-    <w:p>
-      <w:r>
-        <w:rPr>
-          <w:rFonts w:hint="eastAsia"/>
-        </w:rPr>
-        <w:t xml:space="preserve">    </w:t>
-      </w:r>
-      <w:proofErr w:type="spellStart"/>
-      <w:r>
-        <w:rPr>
-          <w:rFonts w:hint="eastAsia"/>
-        </w:rPr>
-        <w:t>AlterType</w:t>
-      </w:r>
-      <w:proofErr w:type="spellEnd"/>
-      <w:r>
-        <w:rPr>
-          <w:rFonts w:hint="eastAsia"/>
-        </w:rPr>
-        <w:t xml:space="preserve"> : "collection</w:t>
-      </w:r>
-      <w:r>
-        <w:rPr>
-          <w:rFonts w:hint="eastAsia"/>
-        </w:rPr>
-        <w:t>",</w:t>
+        <w:t xml:space="preserve">    Args : {</w:t>
+      </w:r>
+    </w:p>
+    <w:p>
+      <w:r>
+        <w:rPr>
+          <w:rFonts w:hint="eastAsia"/>
+        </w:rPr>
+        <w:t xml:space="preserve">            </w:t>
+      </w:r>
+      <w:r>
+        <w:rPr>
+          <w:rFonts w:hint="eastAsia"/>
+        </w:rPr>
+        <w:t>F</w:t>
+      </w:r>
+      <w:r>
+        <w:rPr>
+          <w:rFonts w:hint="eastAsia"/>
+        </w:rPr>
+        <w:t>ield: "&lt;field_name&gt;"</w:t>
       </w:r>
     </w:p>
     <w:p>
@@ -3274,532 +3642,6 @@
           <w:rFonts w:hint="eastAsia"/>
         </w:rPr>
         <w:lastRenderedPageBreak/>
-        <w:t xml:space="preserve">  </w:t>
-      </w:r>
-      <w:r>
-        <w:rPr>
-          <w:rFonts w:hint="eastAsia"/>
-        </w:rPr>
-        <w:t xml:space="preserve">  Version : 1,</w:t>
-      </w:r>
-    </w:p>
-    <w:p>
-      <w:r>
-        <w:rPr>
-          <w:rFonts w:hint="eastAsia"/>
-        </w:rPr>
-        <w:t xml:space="preserve">  </w:t>
-      </w:r>
-      <w:r>
-        <w:rPr>
-          <w:rFonts w:hint="eastAsia"/>
-        </w:rPr>
-        <w:t xml:space="preserve">  </w:t>
-      </w:r>
-      <w:r>
-        <w:rPr>
-          <w:rFonts w:hint="eastAsia"/>
-        </w:rPr>
-        <w:t>Name : "&lt;</w:t>
-      </w:r>
-      <w:proofErr w:type="spellStart"/>
-      <w:r>
-        <w:rPr>
-          <w:rFonts w:hint="eastAsia"/>
-        </w:rPr>
-        <w:t>collection</w:t>
-      </w:r>
-      <w:r>
-        <w:rPr>
-          <w:rFonts w:hint="eastAsia"/>
-        </w:rPr>
-        <w:t>_name</w:t>
-      </w:r>
-      <w:proofErr w:type="spellEnd"/>
-      <w:r>
-        <w:rPr>
-          <w:rFonts w:hint="eastAsia"/>
-        </w:rPr>
-        <w:t>&gt;", // foo.bar</w:t>
-      </w:r>
-    </w:p>
-    <w:p>
-      <w:r>
-        <w:rPr>
-          <w:rFonts w:hint="eastAsia"/>
-        </w:rPr>
-        <w:t xml:space="preserve">  </w:t>
-      </w:r>
-      <w:r>
-        <w:rPr>
-          <w:rFonts w:hint="eastAsia"/>
-        </w:rPr>
-        <w:t xml:space="preserve">  </w:t>
-      </w:r>
-      <w:r>
-        <w:rPr>
-          <w:rFonts w:hint="eastAsia"/>
-        </w:rPr>
-        <w:t>Alter :</w:t>
-      </w:r>
-    </w:p>
-    <w:p>
-      <w:r>
-        <w:rPr>
-          <w:rFonts w:hint="eastAsia"/>
-        </w:rPr>
-        <w:t xml:space="preserve">  </w:t>
-      </w:r>
-      <w:r>
-        <w:rPr>
-          <w:rFonts w:hint="eastAsia"/>
-        </w:rPr>
-        <w:t xml:space="preserve">  </w:t>
-      </w:r>
-      <w:r>
-        <w:rPr>
-          <w:rFonts w:hint="eastAsia"/>
-        </w:rPr>
-        <w:t>{</w:t>
-      </w:r>
-    </w:p>
-    <w:p>
-      <w:r>
-        <w:rPr>
-          <w:rFonts w:hint="eastAsia"/>
-        </w:rPr>
-        <w:t xml:space="preserve">    </w:t>
-      </w:r>
-      <w:r>
-        <w:rPr>
-          <w:rFonts w:hint="eastAsia"/>
-        </w:rPr>
-        <w:t xml:space="preserve">    </w:t>
-      </w:r>
-      <w:r>
-        <w:rPr>
-          <w:rFonts w:hint="eastAsia"/>
-        </w:rPr>
-        <w:t>Name : "</w:t>
-      </w:r>
-      <w:r>
-        <w:rPr>
-          <w:rFonts w:hint="eastAsia"/>
-        </w:rPr>
-        <w:t>set</w:t>
-      </w:r>
-      <w:r>
-        <w:rPr>
-          <w:rFonts w:hint="eastAsia"/>
-        </w:rPr>
-        <w:t xml:space="preserve"> </w:t>
-      </w:r>
-      <w:proofErr w:type="spellStart"/>
-      <w:r>
-        <w:rPr>
-          <w:rFonts w:hint="eastAsia"/>
-        </w:rPr>
-        <w:t>autoincrement</w:t>
-      </w:r>
-      <w:proofErr w:type="spellEnd"/>
-      <w:r>
-        <w:rPr>
-          <w:rFonts w:hint="eastAsia"/>
-        </w:rPr>
-        <w:t>",</w:t>
-      </w:r>
-    </w:p>
-    <w:p>
-      <w:r>
-        <w:rPr>
-          <w:rFonts w:hint="eastAsia"/>
-        </w:rPr>
-        <w:t xml:space="preserve">    </w:t>
-      </w:r>
-      <w:r>
-        <w:rPr>
-          <w:rFonts w:hint="eastAsia"/>
-        </w:rPr>
-        <w:t xml:space="preserve">    </w:t>
-      </w:r>
-      <w:proofErr w:type="spellStart"/>
-      <w:r>
-        <w:rPr>
-          <w:rFonts w:hint="eastAsia"/>
-        </w:rPr>
-        <w:t>Args</w:t>
-      </w:r>
-      <w:proofErr w:type="spellEnd"/>
-      <w:r>
-        <w:rPr>
-          <w:rFonts w:hint="eastAsia"/>
-        </w:rPr>
-        <w:t xml:space="preserve"> : {</w:t>
-      </w:r>
-    </w:p>
-    <w:p>
-      <w:r>
-        <w:rPr>
-          <w:rFonts w:hint="eastAsia"/>
-        </w:rPr>
-        <w:t xml:space="preserve">            F</w:t>
-      </w:r>
-      <w:r>
-        <w:rPr>
-          <w:rFonts w:hint="eastAsia"/>
-        </w:rPr>
-        <w:t>ield: "&lt;</w:t>
-      </w:r>
-      <w:proofErr w:type="spellStart"/>
-      <w:r>
-        <w:rPr>
-          <w:rFonts w:hint="eastAsia"/>
-        </w:rPr>
-        <w:t>field_name</w:t>
-      </w:r>
-      <w:proofErr w:type="spellEnd"/>
-      <w:r>
-        <w:rPr>
-          <w:rFonts w:hint="eastAsia"/>
-        </w:rPr>
-        <w:t>&gt;",</w:t>
-      </w:r>
-    </w:p>
-    <w:p>
-      <w:r>
-        <w:rPr>
-          <w:rFonts w:hint="eastAsia"/>
-        </w:rPr>
-        <w:t xml:space="preserve">            ...</w:t>
-      </w:r>
-    </w:p>
-    <w:p>
-      <w:r>
-        <w:rPr>
-          <w:rFonts w:hint="eastAsia"/>
-        </w:rPr>
-        <w:t xml:space="preserve">        </w:t>
-      </w:r>
-      <w:r>
-        <w:rPr>
-          <w:rFonts w:hint="eastAsia"/>
-        </w:rPr>
-        <w:t>}</w:t>
-      </w:r>
-    </w:p>
-    <w:p>
-      <w:r>
-        <w:rPr>
-          <w:rFonts w:hint="eastAsia"/>
-        </w:rPr>
-        <w:t xml:space="preserve">  </w:t>
-      </w:r>
-      <w:r>
-        <w:rPr>
-          <w:rFonts w:hint="eastAsia"/>
-        </w:rPr>
-        <w:t xml:space="preserve">  </w:t>
-      </w:r>
-      <w:r>
-        <w:rPr>
-          <w:rFonts w:hint="eastAsia"/>
-        </w:rPr>
-        <w:t>}</w:t>
-      </w:r>
-    </w:p>
-    <w:p>
-      <w:r>
-        <w:rPr>
-          <w:rFonts w:hint="eastAsia"/>
-        </w:rPr>
-        <w:t>}</w:t>
-      </w:r>
-    </w:p>
-    <w:p/>
-    <w:p>
-      <w:r>
-        <w:rPr>
-          <w:rFonts w:hint="eastAsia"/>
-        </w:rPr>
-        <w:t>驱动</w:t>
-      </w:r>
-      <w:proofErr w:type="spellStart"/>
-      <w:r>
-        <w:rPr>
-          <w:rFonts w:hint="eastAsia"/>
-        </w:rPr>
-        <w:t>setAttributes</w:t>
-      </w:r>
-      <w:proofErr w:type="spellEnd"/>
-      <w:r>
-        <w:rPr>
-          <w:rFonts w:hint="eastAsia"/>
-        </w:rPr>
-        <w:t>增加</w:t>
-      </w:r>
-      <w:proofErr w:type="spellStart"/>
-      <w:r>
-        <w:rPr>
-          <w:rFonts w:hint="eastAsia"/>
-        </w:rPr>
-        <w:t>AutoIncrement</w:t>
-      </w:r>
-      <w:proofErr w:type="spellEnd"/>
-      <w:r>
-        <w:rPr>
-          <w:rFonts w:hint="eastAsia"/>
-        </w:rPr>
-        <w:t>选项</w:t>
-      </w:r>
-    </w:p>
-    <w:p>
-      <w:pPr>
-        <w:pStyle w:val="Heading3"/>
-      </w:pPr>
-      <w:r>
-        <w:rPr>
-          <w:rFonts w:hint="eastAsia"/>
-        </w:rPr>
-        <w:t>删除自增字段</w:t>
-      </w:r>
-    </w:p>
-    <w:p>
-      <w:r>
-        <w:rPr>
-          <w:rFonts w:hint="eastAsia"/>
-        </w:rPr>
-        <w:t>{</w:t>
-      </w:r>
-    </w:p>
-    <w:p>
-      <w:r>
-        <w:rPr>
-          <w:rFonts w:hint="eastAsia"/>
-        </w:rPr>
-        <w:t xml:space="preserve">    </w:t>
-      </w:r>
-      <w:proofErr w:type="spellStart"/>
-      <w:r>
-        <w:rPr>
-          <w:rFonts w:hint="eastAsia"/>
-        </w:rPr>
-        <w:t>AlterType</w:t>
-      </w:r>
-      <w:proofErr w:type="spellEnd"/>
-      <w:r>
-        <w:rPr>
-          <w:rFonts w:hint="eastAsia"/>
-        </w:rPr>
-        <w:t xml:space="preserve"> : "collection</w:t>
-      </w:r>
-      <w:r>
-        <w:rPr>
-          <w:rFonts w:hint="eastAsia"/>
-        </w:rPr>
-        <w:t>",</w:t>
-      </w:r>
-    </w:p>
-    <w:p>
-      <w:r>
-        <w:rPr>
-          <w:rFonts w:hint="eastAsia"/>
-        </w:rPr>
-        <w:t xml:space="preserve">  </w:t>
-      </w:r>
-      <w:r>
-        <w:rPr>
-          <w:rFonts w:hint="eastAsia"/>
-        </w:rPr>
-        <w:t xml:space="preserve">  Version : 1,</w:t>
-      </w:r>
-    </w:p>
-    <w:p>
-      <w:r>
-        <w:rPr>
-          <w:rFonts w:hint="eastAsia"/>
-        </w:rPr>
-        <w:t xml:space="preserve">  </w:t>
-      </w:r>
-      <w:r>
-        <w:rPr>
-          <w:rFonts w:hint="eastAsia"/>
-        </w:rPr>
-        <w:t xml:space="preserve">  </w:t>
-      </w:r>
-      <w:r>
-        <w:rPr>
-          <w:rFonts w:hint="eastAsia"/>
-        </w:rPr>
-        <w:t>Name : "&lt;</w:t>
-      </w:r>
-      <w:proofErr w:type="spellStart"/>
-      <w:r>
-        <w:rPr>
-          <w:rFonts w:hint="eastAsia"/>
-        </w:rPr>
-        <w:t>collection</w:t>
-      </w:r>
-      <w:r>
-        <w:rPr>
-          <w:rFonts w:hint="eastAsia"/>
-        </w:rPr>
-        <w:t>_name</w:t>
-      </w:r>
-      <w:proofErr w:type="spellEnd"/>
-      <w:r>
-        <w:rPr>
-          <w:rFonts w:hint="eastAsia"/>
-        </w:rPr>
-        <w:t>&gt;", // foo.bar</w:t>
-      </w:r>
-    </w:p>
-    <w:p>
-      <w:r>
-        <w:rPr>
-          <w:rFonts w:hint="eastAsia"/>
-        </w:rPr>
-        <w:t xml:space="preserve">  </w:t>
-      </w:r>
-      <w:r>
-        <w:rPr>
-          <w:rFonts w:hint="eastAsia"/>
-        </w:rPr>
-        <w:t xml:space="preserve">  </w:t>
-      </w:r>
-      <w:r>
-        <w:rPr>
-          <w:rFonts w:hint="eastAsia"/>
-        </w:rPr>
-        <w:t>Alter :</w:t>
-      </w:r>
-    </w:p>
-    <w:p>
-      <w:r>
-        <w:rPr>
-          <w:rFonts w:hint="eastAsia"/>
-        </w:rPr>
-        <w:t xml:space="preserve">  </w:t>
-      </w:r>
-      <w:r>
-        <w:rPr>
-          <w:rFonts w:hint="eastAsia"/>
-        </w:rPr>
-        <w:t xml:space="preserve">  </w:t>
-      </w:r>
-      <w:r>
-        <w:rPr>
-          <w:rFonts w:hint="eastAsia"/>
-        </w:rPr>
-        <w:t>{</w:t>
-      </w:r>
-    </w:p>
-    <w:p>
-      <w:r>
-        <w:rPr>
-          <w:rFonts w:hint="eastAsia"/>
-        </w:rPr>
-        <w:t xml:space="preserve">    </w:t>
-      </w:r>
-      <w:r>
-        <w:rPr>
-          <w:rFonts w:hint="eastAsia"/>
-        </w:rPr>
-        <w:t xml:space="preserve">    </w:t>
-      </w:r>
-      <w:r>
-        <w:rPr>
-          <w:rFonts w:hint="eastAsia"/>
-        </w:rPr>
-        <w:t>Name : "</w:t>
-      </w:r>
-      <w:r>
-        <w:rPr>
-          <w:rFonts w:hint="eastAsia"/>
-        </w:rPr>
-        <w:t xml:space="preserve">drop </w:t>
-      </w:r>
-      <w:proofErr w:type="spellStart"/>
-      <w:r>
-        <w:rPr>
-          <w:rFonts w:hint="eastAsia"/>
-        </w:rPr>
-        <w:t>autoincrement</w:t>
-      </w:r>
-      <w:proofErr w:type="spellEnd"/>
-      <w:r>
-        <w:rPr>
-          <w:rFonts w:hint="eastAsia"/>
-        </w:rPr>
-        <w:t>",</w:t>
-      </w:r>
-    </w:p>
-    <w:p>
-      <w:r>
-        <w:rPr>
-          <w:rFonts w:hint="eastAsia"/>
-        </w:rPr>
-        <w:t xml:space="preserve">    </w:t>
-      </w:r>
-      <w:r>
-        <w:rPr>
-          <w:rFonts w:hint="eastAsia"/>
-        </w:rPr>
-        <w:t xml:space="preserve">    </w:t>
-      </w:r>
-      <w:proofErr w:type="spellStart"/>
-      <w:r>
-        <w:rPr>
-          <w:rFonts w:hint="eastAsia"/>
-        </w:rPr>
-        <w:t>Args</w:t>
-      </w:r>
-      <w:proofErr w:type="spellEnd"/>
-      <w:r>
-        <w:rPr>
-          <w:rFonts w:hint="eastAsia"/>
-        </w:rPr>
-        <w:t xml:space="preserve"> : {</w:t>
-      </w:r>
-    </w:p>
-    <w:p>
-      <w:r>
-        <w:rPr>
-          <w:rFonts w:hint="eastAsia"/>
-        </w:rPr>
-        <w:t xml:space="preserve">            </w:t>
-      </w:r>
-      <w:r>
-        <w:rPr>
-          <w:rFonts w:hint="eastAsia"/>
-        </w:rPr>
-        <w:t>F</w:t>
-      </w:r>
-      <w:r>
-        <w:rPr>
-          <w:rFonts w:hint="eastAsia"/>
-        </w:rPr>
-        <w:t>ield: "&lt;</w:t>
-      </w:r>
-      <w:proofErr w:type="spellStart"/>
-      <w:r>
-        <w:rPr>
-          <w:rFonts w:hint="eastAsia"/>
-        </w:rPr>
-        <w:t>field_name</w:t>
-      </w:r>
-      <w:proofErr w:type="spellEnd"/>
-      <w:r>
-        <w:rPr>
-          <w:rFonts w:hint="eastAsia"/>
-        </w:rPr>
-        <w:t>&gt;"</w:t>
-      </w:r>
-    </w:p>
-    <w:p>
-      <w:r>
-        <w:rPr>
-          <w:rFonts w:hint="eastAsia"/>
-        </w:rPr>
         <w:t xml:space="preserve">        </w:t>
       </w:r>
       <w:r>
@@ -3861,14 +3703,12 @@
         </w:rPr>
         <w:t>驱动增加</w:t>
       </w:r>
-      <w:proofErr w:type="spellStart"/>
       <w:r>
         <w:rPr>
           <w:rFonts w:hint="eastAsia"/>
         </w:rPr>
         <w:t>dropAutoIncrement</w:t>
       </w:r>
-      <w:proofErr w:type="spellEnd"/>
       <w:r>
         <w:rPr>
           <w:rFonts w:hint="eastAsia"/>
@@ -3878,7 +3718,28 @@
     </w:p>
     <w:p>
       <w:pPr>
-        <w:pStyle w:val="Heading3"/>
+        <w:tabs>
+          <w:tab w:val="left" w:pos="1094"/>
+        </w:tabs>
+      </w:pPr>
+      <w:r>
+        <w:t>db.foo.bar.dropAutoIncrement({Field:”id1”})</w:t>
+      </w:r>
+    </w:p>
+    <w:p>
+      <w:pPr>
+        <w:tabs>
+          <w:tab w:val="left" w:pos="1094"/>
+        </w:tabs>
+        <w:ind w:left="0" w:firstLineChars="150" w:firstLine="315"/>
+      </w:pPr>
+      <w:r>
+        <w:t>db.foo.bar.dropAutoIncrement({Field:[”id1”,”id2”]})</w:t>
+      </w:r>
+    </w:p>
+    <w:p>
+      <w:pPr>
+        <w:pStyle w:val="3"/>
       </w:pPr>
       <w:r>
         <w:rPr>
@@ -3948,14 +3809,12 @@
         </w:rPr>
         <w:t>显示</w:t>
       </w:r>
-      <w:proofErr w:type="spellStart"/>
       <w:r>
         <w:rPr>
           <w:rFonts w:hint="eastAsia"/>
         </w:rPr>
         <w:t>AutoIncrement</w:t>
       </w:r>
-      <w:proofErr w:type="spellEnd"/>
       <w:r>
         <w:rPr>
           <w:rFonts w:hint="eastAsia"/>
@@ -3969,6 +3828,145 @@
         <w:t>:</w:t>
       </w:r>
     </w:p>
+    <w:p/>
+    <w:p>
+      <w:pPr>
+        <w:ind w:left="0" w:firstLine="420"/>
+      </w:pPr>
+      <w:r>
+        <w:rPr>
+          <w:rFonts w:hint="eastAsia"/>
+        </w:rPr>
+        <w:t>分别</w:t>
+      </w:r>
+      <w:r>
+        <w:t>增加</w:t>
+      </w:r>
+      <w:r>
+        <w:t>SDB_SNAP_SEQUENCES</w:t>
+      </w:r>
+      <w:r>
+        <w:rPr>
+          <w:rFonts w:hint="eastAsia"/>
+        </w:rPr>
+        <w:t>（</w:t>
+      </w:r>
+      <w:r>
+        <w:rPr>
+          <w:rFonts w:hint="eastAsia"/>
+        </w:rPr>
+        <w:t>15</w:t>
+      </w:r>
+      <w:r>
+        <w:rPr>
+          <w:rFonts w:hint="eastAsia"/>
+        </w:rPr>
+        <w:t>）、</w:t>
+      </w:r>
+      <w:r>
+        <w:t>SDB_LIST_SEQUENCES</w:t>
+      </w:r>
+      <w:r>
+        <w:rPr>
+          <w:rFonts w:hint="eastAsia"/>
+        </w:rPr>
+        <w:t>（</w:t>
+      </w:r>
+      <w:r>
+        <w:rPr>
+          <w:rFonts w:hint="eastAsia"/>
+        </w:rPr>
+        <w:t>15</w:t>
+      </w:r>
+      <w:r>
+        <w:rPr>
+          <w:rFonts w:hint="eastAsia"/>
+        </w:rPr>
+        <w:t>）定义，</w:t>
+      </w:r>
+      <w:r>
+        <w:t>以查看</w:t>
+      </w:r>
+      <w:r>
+        <w:t>snapshot</w:t>
+      </w:r>
+      <w:r>
+        <w:t>和</w:t>
+      </w:r>
+      <w:r>
+        <w:t>list</w:t>
+      </w:r>
+      <w:r>
+        <w:rPr>
+          <w:rFonts w:hint="eastAsia"/>
+        </w:rPr>
+        <w:t>，由于</w:t>
+      </w:r>
+      <w:r>
+        <w:t>data</w:t>
+      </w:r>
+      <w:r>
+        <w:rPr>
+          <w:rFonts w:hint="eastAsia"/>
+        </w:rPr>
+        <w:t>数据</w:t>
+      </w:r>
+      <w:r>
+        <w:t>节点并</w:t>
+      </w:r>
+      <w:r>
+        <w:rPr>
+          <w:rFonts w:hint="eastAsia"/>
+        </w:rPr>
+        <w:t>不保存</w:t>
+      </w:r>
+      <w:r>
+        <w:t>sequence</w:t>
+      </w:r>
+      <w:r>
+        <w:t>的元数据信息，</w:t>
+      </w:r>
+      <w:r>
+        <w:rPr>
+          <w:rFonts w:hint="eastAsia"/>
+        </w:rPr>
+        <w:t>所以</w:t>
+      </w:r>
+      <w:r>
+        <w:t>sequences</w:t>
+      </w:r>
+      <w:r>
+        <w:t>的</w:t>
+      </w:r>
+      <w:r>
+        <w:t>snapshot</w:t>
+      </w:r>
+      <w:r>
+        <w:rPr>
+          <w:rFonts w:hint="eastAsia"/>
+        </w:rPr>
+        <w:t>只</w:t>
+      </w:r>
+      <w:r>
+        <w:t>在</w:t>
+      </w:r>
+      <w:r>
+        <w:t>coord</w:t>
+      </w:r>
+      <w:r>
+        <w:t>上查看</w:t>
+      </w:r>
+      <w:r>
+        <w:rPr>
+          <w:rFonts w:hint="eastAsia"/>
+        </w:rPr>
+        <w:t>。</w:t>
+      </w:r>
+    </w:p>
+    <w:p>
+      <w:bookmarkStart w:id="0" w:name="_GoBack"/>
+      <w:bookmarkEnd w:id="0"/>
+    </w:p>
     <w:p>
       <w:r>
         <w:rPr>
@@ -3984,14 +3982,12 @@
         </w:rPr>
         <w:t xml:space="preserve">    </w:t>
       </w:r>
-      <w:proofErr w:type="spellStart"/>
       <w:r>
         <w:rPr>
           <w:rFonts w:hint="eastAsia"/>
         </w:rPr>
         <w:t>AutoIncrement</w:t>
       </w:r>
-      <w:proofErr w:type="spellEnd"/>
       <w:r>
         <w:rPr>
           <w:rFonts w:hint="eastAsia"/>
@@ -4112,13 +4108,12 @@
         <w:rPr>
           <w:rFonts w:hint="eastAsia"/>
         </w:rPr>
-        <w:lastRenderedPageBreak/>
         <w:t>}</w:t>
       </w:r>
     </w:p>
     <w:p>
       <w:pPr>
-        <w:pStyle w:val="Heading2"/>
+        <w:pStyle w:val="2"/>
       </w:pPr>
       <w:r>
         <w:t>Story</w:t>
@@ -4193,7 +4188,7 @@
     </w:p>
     <w:p>
       <w:pPr>
-        <w:pStyle w:val="Heading2"/>
+        <w:pStyle w:val="2"/>
       </w:pPr>
       <w:r>
         <w:t xml:space="preserve">Story </w:t>
@@ -4207,7 +4202,7 @@
     </w:p>
     <w:p>
       <w:pPr>
-        <w:pStyle w:val="Heading3"/>
+        <w:pStyle w:val="3"/>
         <w:numPr>
           <w:ilvl w:val="0"/>
           <w:numId w:val="12"/>
@@ -4472,6 +4467,7 @@
         <w:rPr>
           <w:rFonts w:hint="eastAsia"/>
         </w:rPr>
+        <w:lastRenderedPageBreak/>
         <w:t>缓存</w:t>
       </w:r>
       <w:r>
@@ -4673,7 +4669,7 @@
     </w:p>
     <w:p>
       <w:pPr>
-        <w:pStyle w:val="Heading3"/>
+        <w:pStyle w:val="3"/>
       </w:pPr>
       <w:r>
         <w:rPr>
@@ -4714,16 +4710,16 @@
             <v:path o:extrusionok="f" gradientshapeok="t" o:connecttype="rect"/>
             <o:lock v:ext="edit" aspectratio="t"/>
           </v:shapetype>
-          <v:shape id="_x0000_i1025" type="#_x0000_t75" style="width:269.75pt;height:256.2pt" o:ole="">
-            <v:imagedata r:id="rId5" o:title=""/>
+          <v:shape id="_x0000_i1025" type="#_x0000_t75" style="width:270pt;height:256.5pt" o:ole="">
+            <v:imagedata r:id="rId7" o:title=""/>
           </v:shape>
-          <o:OLEObject Type="Embed" ProgID="Visio.Drawing.11" ShapeID="_x0000_i1025" DrawAspect="Content" ObjectID="_1596262183" r:id="rId6"/>
+          <o:OLEObject Type="Embed" ProgID="Visio.Drawing.11" ShapeID="_x0000_i1025" DrawAspect="Content" ObjectID="_1599837376" r:id="rId8"/>
         </w:object>
       </w:r>
     </w:p>
     <w:p>
       <w:pPr>
-        <w:pStyle w:val="Heading2"/>
+        <w:pStyle w:val="2"/>
         <w:numPr>
           <w:ilvl w:val="0"/>
           <w:numId w:val="3"/>
@@ -4735,16 +4731,15 @@
         <w:rPr>
           <w:rFonts w:hint="eastAsia"/>
         </w:rPr>
-        <w:lastRenderedPageBreak/>
         <w:t>进度评估跟踪</w:t>
       </w:r>
     </w:p>
     <w:tbl>
       <w:tblPr>
-        <w:tblStyle w:val="TableGrid"/>
+        <w:tblStyle w:val="a8"/>
         <w:tblW w:w="0" w:type="auto"/>
         <w:tblInd w:w="357" w:type="dxa"/>
-        <w:tblLook w:val="04A0"/>
+        <w:tblLook w:val="04A0" w:firstRow="1" w:lastRow="0" w:firstColumn="1" w:lastColumn="0" w:noHBand="0" w:noVBand="1"/>
       </w:tblPr>
       <w:tblGrid>
         <w:gridCol w:w="1452"/>
@@ -4770,7 +4765,6 @@
                 <w:szCs w:val="18"/>
               </w:rPr>
             </w:pPr>
-            <w:proofErr w:type="spellStart"/>
             <w:r>
               <w:rPr>
                 <w:rFonts w:hint="eastAsia"/>
@@ -4779,7 +4773,6 @@
               </w:rPr>
               <w:t>汇总信息</w:t>
             </w:r>
-            <w:proofErr w:type="spellEnd"/>
           </w:p>
         </w:tc>
       </w:tr>
@@ -4798,29 +4791,74 @@
                 <w:szCs w:val="18"/>
               </w:rPr>
             </w:pPr>
-            <w:proofErr w:type="spellStart"/>
             <w:r>
               <w:rPr>
                 <w:rFonts w:hint="eastAsia"/>
                 <w:sz w:val="18"/>
                 <w:szCs w:val="18"/>
               </w:rPr>
-              <w:t>总工作量（KLOC</w:t>
-            </w:r>
-            <w:proofErr w:type="spellEnd"/>
+              <w:t>总工作量（KLOC）</w:t>
+            </w:r>
+          </w:p>
+        </w:tc>
+        <w:tc>
+          <w:tcPr>
+            <w:tcW w:w="2041" w:type="dxa"/>
+          </w:tcPr>
+          <w:p>
+            <w:pPr>
+              <w:ind w:left="0"/>
+              <w:rPr>
+                <w:rFonts w:eastAsiaTheme="minorEastAsia"/>
+                <w:sz w:val="18"/>
+                <w:szCs w:val="18"/>
+              </w:rPr>
+            </w:pPr>
+            <w:r>
+              <w:rPr>
+                <w:rFonts w:eastAsiaTheme="minorEastAsia" w:hint="eastAsia"/>
+                <w:sz w:val="18"/>
+                <w:szCs w:val="18"/>
+              </w:rPr>
+              <w:t>0.</w:t>
+            </w:r>
+            <w:r>
+              <w:rPr>
+                <w:rFonts w:eastAsiaTheme="minorEastAsia" w:hint="eastAsia"/>
+                <w:sz w:val="18"/>
+                <w:szCs w:val="18"/>
+              </w:rPr>
+              <w:t>5</w:t>
+            </w:r>
+          </w:p>
+        </w:tc>
+        <w:tc>
+          <w:tcPr>
+            <w:tcW w:w="2042" w:type="dxa"/>
+            <w:gridSpan w:val="2"/>
+            <w:shd w:val="clear" w:color="auto" w:fill="FDE9D9" w:themeFill="accent6" w:themeFillTint="33"/>
+          </w:tcPr>
+          <w:p>
+            <w:pPr>
+              <w:ind w:left="0"/>
+              <w:rPr>
+                <w:sz w:val="18"/>
+                <w:szCs w:val="18"/>
+              </w:rPr>
+            </w:pPr>
             <w:r>
               <w:rPr>
                 <w:rFonts w:hint="eastAsia"/>
                 <w:sz w:val="18"/>
                 <w:szCs w:val="18"/>
               </w:rPr>
-              <w:t>）</w:t>
-            </w:r>
-          </w:p>
-        </w:tc>
-        <w:tc>
-          <w:tcPr>
-            <w:tcW w:w="2041" w:type="dxa"/>
+              <w:t>开发周期（人天）</w:t>
+            </w:r>
+          </w:p>
+        </w:tc>
+        <w:tc>
+          <w:tcPr>
+            <w:tcW w:w="2042" w:type="dxa"/>
           </w:tcPr>
           <w:p>
             <w:pPr>
@@ -4837,16 +4875,49 @@
                 <w:sz w:val="18"/>
                 <w:szCs w:val="18"/>
               </w:rPr>
-              <w:t>0.</w:t>
-            </w:r>
-            <w:r>
-              <w:rPr>
-                <w:rFonts w:eastAsiaTheme="minorEastAsia" w:hint="eastAsia"/>
+              <w:t>5</w:t>
+            </w:r>
+          </w:p>
+        </w:tc>
+      </w:tr>
+      <w:tr>
+        <w:tc>
+          <w:tcPr>
+            <w:tcW w:w="2040" w:type="dxa"/>
+            <w:gridSpan w:val="2"/>
+            <w:shd w:val="clear" w:color="auto" w:fill="FDE9D9" w:themeFill="accent6" w:themeFillTint="33"/>
+          </w:tcPr>
+          <w:p>
+            <w:pPr>
+              <w:ind w:left="0"/>
+              <w:rPr>
                 <w:sz w:val="18"/>
                 <w:szCs w:val="18"/>
               </w:rPr>
-              <w:t>5</w:t>
-            </w:r>
+            </w:pPr>
+            <w:r>
+              <w:rPr>
+                <w:rFonts w:hint="eastAsia"/>
+                <w:sz w:val="18"/>
+                <w:szCs w:val="18"/>
+              </w:rPr>
+              <w:t>开始时间</w:t>
+            </w:r>
+          </w:p>
+        </w:tc>
+        <w:tc>
+          <w:tcPr>
+            <w:tcW w:w="2041" w:type="dxa"/>
+          </w:tcPr>
+          <w:p>
+            <w:pPr>
+              <w:ind w:left="0"/>
+              <w:rPr>
+                <w:rFonts w:eastAsiaTheme="minorEastAsia"/>
+                <w:sz w:val="18"/>
+                <w:szCs w:val="18"/>
+              </w:rPr>
+            </w:pPr>
           </w:p>
         </w:tc>
         <w:tc>
@@ -4863,160 +4934,132 @@
                 <w:szCs w:val="18"/>
               </w:rPr>
             </w:pPr>
-            <w:proofErr w:type="spellStart"/>
             <w:r>
               <w:rPr>
                 <w:rFonts w:hint="eastAsia"/>
                 <w:sz w:val="18"/>
                 <w:szCs w:val="18"/>
               </w:rPr>
-              <w:t>开发周期（人天</w:t>
-            </w:r>
-            <w:proofErr w:type="spellEnd"/>
+              <w:t>结束时间</w:t>
+            </w:r>
+          </w:p>
+        </w:tc>
+        <w:tc>
+          <w:tcPr>
+            <w:tcW w:w="2042" w:type="dxa"/>
+          </w:tcPr>
+          <w:p>
+            <w:pPr>
+              <w:ind w:left="0"/>
+              <w:rPr>
+                <w:rFonts w:eastAsiaTheme="minorEastAsia"/>
+                <w:sz w:val="18"/>
+                <w:szCs w:val="18"/>
+              </w:rPr>
+            </w:pPr>
+          </w:p>
+        </w:tc>
+      </w:tr>
+      <w:tr>
+        <w:tc>
+          <w:tcPr>
+            <w:tcW w:w="8165" w:type="dxa"/>
+            <w:gridSpan w:val="6"/>
+            <w:shd w:val="clear" w:color="auto" w:fill="D9D9D9" w:themeFill="background1" w:themeFillShade="D9"/>
+          </w:tcPr>
+          <w:p>
+            <w:pPr>
+              <w:ind w:left="0"/>
+              <w:jc w:val="center"/>
+              <w:rPr>
+                <w:sz w:val="18"/>
+                <w:szCs w:val="18"/>
+              </w:rPr>
+            </w:pPr>
             <w:r>
               <w:rPr>
                 <w:rFonts w:hint="eastAsia"/>
                 <w:sz w:val="18"/>
                 <w:szCs w:val="18"/>
               </w:rPr>
-              <w:t>）</w:t>
-            </w:r>
-          </w:p>
-        </w:tc>
-        <w:tc>
-          <w:tcPr>
-            <w:tcW w:w="2042" w:type="dxa"/>
-          </w:tcPr>
-          <w:p>
-            <w:pPr>
-              <w:ind w:left="0"/>
-              <w:rPr>
-                <w:rFonts w:eastAsiaTheme="minorEastAsia"/>
+              <w:t>周计划</w:t>
+            </w:r>
+          </w:p>
+        </w:tc>
+      </w:tr>
+      <w:tr>
+        <w:tc>
+          <w:tcPr>
+            <w:tcW w:w="1452" w:type="dxa"/>
+            <w:shd w:val="clear" w:color="auto" w:fill="D9D9D9" w:themeFill="background1" w:themeFillShade="D9"/>
+          </w:tcPr>
+          <w:p>
+            <w:pPr>
+              <w:ind w:left="0"/>
+              <w:jc w:val="center"/>
+              <w:rPr>
                 <w:sz w:val="18"/>
                 <w:szCs w:val="18"/>
               </w:rPr>
             </w:pPr>
-            <w:r>
-              <w:rPr>
-                <w:rFonts w:eastAsiaTheme="minorEastAsia" w:hint="eastAsia"/>
-                <w:sz w:val="18"/>
-                <w:szCs w:val="18"/>
-              </w:rPr>
-              <w:t>5</w:t>
-            </w:r>
-          </w:p>
-        </w:tc>
-      </w:tr>
-      <w:tr>
-        <w:tc>
-          <w:tcPr>
-            <w:tcW w:w="2040" w:type="dxa"/>
-            <w:gridSpan w:val="2"/>
-            <w:shd w:val="clear" w:color="auto" w:fill="FDE9D9" w:themeFill="accent6" w:themeFillTint="33"/>
-          </w:tcPr>
-          <w:p>
-            <w:pPr>
-              <w:ind w:left="0"/>
-              <w:rPr>
-                <w:sz w:val="18"/>
-                <w:szCs w:val="18"/>
-              </w:rPr>
-            </w:pPr>
-            <w:proofErr w:type="spellStart"/>
             <w:r>
               <w:rPr>
                 <w:rFonts w:hint="eastAsia"/>
                 <w:sz w:val="18"/>
                 <w:szCs w:val="18"/>
               </w:rPr>
-              <w:t>开始时间</w:t>
-            </w:r>
-            <w:proofErr w:type="spellEnd"/>
-          </w:p>
-        </w:tc>
-        <w:tc>
-          <w:tcPr>
-            <w:tcW w:w="2041" w:type="dxa"/>
-          </w:tcPr>
-          <w:p>
-            <w:pPr>
-              <w:ind w:left="0"/>
-              <w:rPr>
-                <w:rFonts w:eastAsiaTheme="minorEastAsia"/>
+              <w:t>时间（第X周）</w:t>
+            </w:r>
+          </w:p>
+        </w:tc>
+        <w:tc>
+          <w:tcPr>
+            <w:tcW w:w="3686" w:type="dxa"/>
+            <w:gridSpan w:val="3"/>
+            <w:shd w:val="clear" w:color="auto" w:fill="D9D9D9" w:themeFill="background1" w:themeFillShade="D9"/>
+          </w:tcPr>
+          <w:p>
+            <w:pPr>
+              <w:ind w:left="0"/>
+              <w:jc w:val="center"/>
+              <w:rPr>
                 <w:sz w:val="18"/>
                 <w:szCs w:val="18"/>
               </w:rPr>
             </w:pPr>
-          </w:p>
-        </w:tc>
-        <w:tc>
-          <w:tcPr>
-            <w:tcW w:w="2042" w:type="dxa"/>
-            <w:gridSpan w:val="2"/>
-            <w:shd w:val="clear" w:color="auto" w:fill="FDE9D9" w:themeFill="accent6" w:themeFillTint="33"/>
-          </w:tcPr>
-          <w:p>
-            <w:pPr>
-              <w:ind w:left="0"/>
-              <w:rPr>
-                <w:sz w:val="18"/>
-                <w:szCs w:val="18"/>
-              </w:rPr>
-            </w:pPr>
-            <w:proofErr w:type="spellStart"/>
             <w:r>
               <w:rPr>
                 <w:rFonts w:hint="eastAsia"/>
                 <w:sz w:val="18"/>
                 <w:szCs w:val="18"/>
               </w:rPr>
-              <w:t>结束时间</w:t>
-            </w:r>
-            <w:proofErr w:type="spellEnd"/>
-          </w:p>
-        </w:tc>
-        <w:tc>
-          <w:tcPr>
-            <w:tcW w:w="2042" w:type="dxa"/>
-          </w:tcPr>
-          <w:p>
-            <w:pPr>
-              <w:ind w:left="0"/>
-              <w:rPr>
-                <w:rFonts w:eastAsiaTheme="minorEastAsia"/>
+              <w:t>计划</w:t>
+            </w:r>
+          </w:p>
+        </w:tc>
+        <w:tc>
+          <w:tcPr>
+            <w:tcW w:w="3027" w:type="dxa"/>
+            <w:gridSpan w:val="2"/>
+            <w:shd w:val="clear" w:color="auto" w:fill="D9D9D9" w:themeFill="background1" w:themeFillShade="D9"/>
+          </w:tcPr>
+          <w:p>
+            <w:pPr>
+              <w:ind w:left="0"/>
+              <w:jc w:val="center"/>
+              <w:rPr>
                 <w:sz w:val="18"/>
                 <w:szCs w:val="18"/>
               </w:rPr>
             </w:pPr>
-          </w:p>
-        </w:tc>
-      </w:tr>
-      <w:tr>
-        <w:tc>
-          <w:tcPr>
-            <w:tcW w:w="8165" w:type="dxa"/>
-            <w:gridSpan w:val="6"/>
-            <w:shd w:val="clear" w:color="auto" w:fill="D9D9D9" w:themeFill="background1" w:themeFillShade="D9"/>
-          </w:tcPr>
-          <w:p>
-            <w:pPr>
-              <w:ind w:left="0"/>
-              <w:jc w:val="center"/>
-              <w:rPr>
-                <w:sz w:val="18"/>
-                <w:szCs w:val="18"/>
-              </w:rPr>
-            </w:pPr>
-            <w:proofErr w:type="spellStart"/>
             <w:r>
               <w:rPr>
                 <w:rFonts w:hint="eastAsia"/>
                 <w:sz w:val="18"/>
                 <w:szCs w:val="18"/>
               </w:rPr>
-              <w:t>周计划</w:t>
-            </w:r>
-            <w:proofErr w:type="spellEnd"/>
+              <w:t>完成情况</w:t>
+            </w:r>
           </w:p>
         </w:tc>
       </w:tr>
@@ -5024,115 +5067,23 @@
         <w:tc>
           <w:tcPr>
             <w:tcW w:w="1452" w:type="dxa"/>
-            <w:shd w:val="clear" w:color="auto" w:fill="D9D9D9" w:themeFill="background1" w:themeFillShade="D9"/>
-          </w:tcPr>
-          <w:p>
-            <w:pPr>
-              <w:ind w:left="0"/>
-              <w:jc w:val="center"/>
+          </w:tcPr>
+          <w:p>
+            <w:pPr>
+              <w:ind w:left="0"/>
               <w:rPr>
                 <w:sz w:val="18"/>
                 <w:szCs w:val="18"/>
               </w:rPr>
             </w:pPr>
-            <w:proofErr w:type="spellStart"/>
             <w:r>
               <w:rPr>
                 <w:rFonts w:hint="eastAsia"/>
                 <w:sz w:val="18"/>
                 <w:szCs w:val="18"/>
               </w:rPr>
-              <w:t>时间（第X周</w:t>
-            </w:r>
-            <w:proofErr w:type="spellEnd"/>
-            <w:r>
-              <w:rPr>
-                <w:rFonts w:hint="eastAsia"/>
-                <w:sz w:val="18"/>
-                <w:szCs w:val="18"/>
-              </w:rPr>
-              <w:t>）</w:t>
-            </w:r>
-          </w:p>
-        </w:tc>
-        <w:tc>
-          <w:tcPr>
-            <w:tcW w:w="3686" w:type="dxa"/>
-            <w:gridSpan w:val="3"/>
-            <w:shd w:val="clear" w:color="auto" w:fill="D9D9D9" w:themeFill="background1" w:themeFillShade="D9"/>
-          </w:tcPr>
-          <w:p>
-            <w:pPr>
-              <w:ind w:left="0"/>
-              <w:jc w:val="center"/>
-              <w:rPr>
-                <w:sz w:val="18"/>
-                <w:szCs w:val="18"/>
-              </w:rPr>
-            </w:pPr>
-            <w:proofErr w:type="spellStart"/>
-            <w:r>
-              <w:rPr>
-                <w:rFonts w:hint="eastAsia"/>
-                <w:sz w:val="18"/>
-                <w:szCs w:val="18"/>
-              </w:rPr>
-              <w:t>计划</w:t>
-            </w:r>
-            <w:proofErr w:type="spellEnd"/>
-          </w:p>
-        </w:tc>
-        <w:tc>
-          <w:tcPr>
-            <w:tcW w:w="3027" w:type="dxa"/>
-            <w:gridSpan w:val="2"/>
-            <w:shd w:val="clear" w:color="auto" w:fill="D9D9D9" w:themeFill="background1" w:themeFillShade="D9"/>
-          </w:tcPr>
-          <w:p>
-            <w:pPr>
-              <w:ind w:left="0"/>
-              <w:jc w:val="center"/>
-              <w:rPr>
-                <w:sz w:val="18"/>
-                <w:szCs w:val="18"/>
-              </w:rPr>
-            </w:pPr>
-            <w:proofErr w:type="spellStart"/>
-            <w:r>
-              <w:rPr>
-                <w:rFonts w:hint="eastAsia"/>
-                <w:sz w:val="18"/>
-                <w:szCs w:val="18"/>
-              </w:rPr>
-              <w:t>完成情况</w:t>
-            </w:r>
-            <w:proofErr w:type="spellEnd"/>
-          </w:p>
-        </w:tc>
-      </w:tr>
-      <w:tr>
-        <w:tc>
-          <w:tcPr>
-            <w:tcW w:w="1452" w:type="dxa"/>
-          </w:tcPr>
-          <w:p>
-            <w:pPr>
-              <w:ind w:left="0"/>
-              <w:rPr>
-                <w:sz w:val="18"/>
-                <w:szCs w:val="18"/>
-              </w:rPr>
-            </w:pPr>
-            <w:proofErr w:type="spellStart"/>
-            <w:r>
-              <w:rPr>
-                <w:rFonts w:hint="eastAsia"/>
-                <w:sz w:val="18"/>
-                <w:szCs w:val="18"/>
-              </w:rPr>
               <w:t>第一周</w:t>
             </w:r>
-            <w:proofErr w:type="spellEnd"/>
           </w:p>
         </w:tc>
         <w:tc>
@@ -5180,7 +5131,7 @@
     </w:tbl>
     <w:p>
       <w:pPr>
-        <w:pStyle w:val="Heading2"/>
+        <w:pStyle w:val="2"/>
       </w:pPr>
       <w:r>
         <w:rPr>
@@ -5205,10 +5156,10 @@
     </w:p>
     <w:tbl>
       <w:tblPr>
-        <w:tblStyle w:val="TableGrid"/>
+        <w:tblStyle w:val="a8"/>
         <w:tblW w:w="0" w:type="auto"/>
         <w:tblInd w:w="357" w:type="dxa"/>
-        <w:tblLook w:val="04A0"/>
+        <w:tblLook w:val="04A0" w:firstRow="1" w:lastRow="0" w:firstColumn="1" w:lastColumn="0" w:noHBand="0" w:noVBand="1"/>
       </w:tblPr>
       <w:tblGrid>
         <w:gridCol w:w="885"/>
@@ -5364,12 +5315,13 @@
     <w:p/>
     <w:p>
       <w:pPr>
-        <w:pStyle w:val="Heading2"/>
-      </w:pPr>
-      <w:r>
-        <w:rPr>
-          <w:rFonts w:hint="eastAsia"/>
-        </w:rPr>
+        <w:pStyle w:val="2"/>
+      </w:pPr>
+      <w:r>
+        <w:rPr>
+          <w:rFonts w:hint="eastAsia"/>
+        </w:rPr>
+        <w:lastRenderedPageBreak/>
         <w:t>验收测试用例</w:t>
       </w:r>
     </w:p>
@@ -5460,11 +5412,11 @@
     </w:p>
     <w:tbl>
       <w:tblPr>
-        <w:tblStyle w:val="TableGrid"/>
+        <w:tblStyle w:val="a8"/>
         <w:tblpPr w:leftFromText="180" w:rightFromText="180" w:vertAnchor="text" w:horzAnchor="margin" w:tblpX="-318" w:tblpY="238"/>
         <w:tblW w:w="8934" w:type="dxa"/>
         <w:tblLayout w:type="fixed"/>
-        <w:tblLook w:val="04A0"/>
+        <w:tblLook w:val="04A0" w:firstRow="1" w:lastRow="0" w:firstColumn="1" w:lastColumn="0" w:noHBand="0" w:noVBand="1"/>
       </w:tblPr>
       <w:tblGrid>
         <w:gridCol w:w="959"/>
@@ -5630,7 +5582,7 @@
           </w:tcPr>
           <w:p>
             <w:pPr>
-              <w:pStyle w:val="HTMLPreformatted"/>
+              <w:pStyle w:val="HTML"/>
               <w:rPr>
                 <w:rFonts w:eastAsiaTheme="minorEastAsia"/>
                 <w:sz w:val="21"/>
@@ -5688,7 +5640,7 @@
     </w:p>
     <w:p>
       <w:pPr>
-        <w:pStyle w:val="Heading2"/>
+        <w:pStyle w:val="2"/>
       </w:pPr>
       <w:r>
         <w:t>Checklist</w:t>
@@ -5696,10 +5648,10 @@
     </w:p>
     <w:tbl>
       <w:tblPr>
-        <w:tblStyle w:val="TableGrid"/>
+        <w:tblStyle w:val="a8"/>
         <w:tblW w:w="0" w:type="auto"/>
         <w:tblInd w:w="357" w:type="dxa"/>
-        <w:tblLook w:val="04A0"/>
+        <w:tblLook w:val="04A0" w:firstRow="1" w:lastRow="0" w:firstColumn="1" w:lastColumn="0" w:noHBand="0" w:noVBand="1"/>
       </w:tblPr>
       <w:tblGrid>
         <w:gridCol w:w="4004"/>
@@ -6225,7 +6177,7 @@
     <w:p/>
     <w:p>
       <w:pPr>
-        <w:pStyle w:val="PlainText"/>
+        <w:pStyle w:val="a3"/>
         <w:rPr>
           <w:rFonts w:hAnsi="宋体" w:cs="宋体"/>
         </w:rPr>
@@ -6241,16 +6193,54 @@
 </w:document>
 </file>
 
+<file path=word/endnotes.xml><?xml version="1.0" encoding="utf-8"?>
+<w:endnotes xmlns:wpc="http://schemas.microsoft.com/office/word/2010/wordprocessingCanvas" xmlns:cx="http://schemas.microsoft.com/office/drawing/2014/chartex" xmlns:mc="http://schemas.openxmlformats.org/markup-compatibility/2006" xmlns:o="urn:schemas-microsoft-com:office:office" xmlns:r="http://schemas.openxmlformats.org/officeDocument/2006/relationships" xmlns:m="http://schemas.openxmlformats.org/officeDocument/2006/math" xmlns:v="urn:schemas-microsoft-com:vml" xmlns:wp14="http://schemas.microsoft.com/office/word/2010/wordprocessingDrawing" xmlns:wp="http://schemas.openxmlformats.org/drawingml/2006/wordprocessingDrawing" xmlns:w10="urn:schemas-microsoft-com:office:word" xmlns:w="http://schemas.openxmlformats.org/wordprocessingml/2006/main" xmlns:w14="http://schemas.microsoft.com/office/word/2010/wordml" xmlns:w15="http://schemas.microsoft.com/office/word/2012/wordml" xmlns:w16se="http://schemas.microsoft.com/office/word/2015/wordml/symex" xmlns:wpg="http://schemas.microsoft.com/office/word/2010/wordprocessingGroup" xmlns:wpi="http://schemas.microsoft.com/office/word/2010/wordprocessingInk" xmlns:wne="http://schemas.microsoft.com/office/word/2006/wordml" xmlns:wps="http://schemas.microsoft.com/office/word/2010/wordprocessingShape" mc:Ignorable="w14 w15 w16se wp14">
+  <w:endnote w:type="separator" w:id="-1">
+    <w:p>
+      <w:r>
+        <w:separator/>
+      </w:r>
+    </w:p>
+  </w:endnote>
+  <w:endnote w:type="continuationSeparator" w:id="0">
+    <w:p>
+      <w:r>
+        <w:continuationSeparator/>
+      </w:r>
+    </w:p>
+  </w:endnote>
+</w:endnotes>
+</file>
+
+<file path=word/footnotes.xml><?xml version="1.0" encoding="utf-8"?>
+<w:footnotes xmlns:wpc="http://schemas.microsoft.com/office/word/2010/wordprocessingCanvas" xmlns:cx="http://schemas.microsoft.com/office/drawing/2014/chartex" xmlns:mc="http://schemas.openxmlformats.org/markup-compatibility/2006" xmlns:o="urn:schemas-microsoft-com:office:office" xmlns:r="http://schemas.openxmlformats.org/officeDocument/2006/relationships" xmlns:m="http://schemas.openxmlformats.org/officeDocument/2006/math" xmlns:v="urn:schemas-microsoft-com:vml" xmlns:wp14="http://schemas.microsoft.com/office/word/2010/wordprocessingDrawing" xmlns:wp="http://schemas.openxmlformats.org/drawingml/2006/wordprocessingDrawing" xmlns:w10="urn:schemas-microsoft-com:office:word" xmlns:w="http://schemas.openxmlformats.org/wordprocessingml/2006/main" xmlns:w14="http://schemas.microsoft.com/office/word/2010/wordml" xmlns:w15="http://schemas.microsoft.com/office/word/2012/wordml" xmlns:w16se="http://schemas.microsoft.com/office/word/2015/wordml/symex" xmlns:wpg="http://schemas.microsoft.com/office/word/2010/wordprocessingGroup" xmlns:wpi="http://schemas.microsoft.com/office/word/2010/wordprocessingInk" xmlns:wne="http://schemas.microsoft.com/office/word/2006/wordml" xmlns:wps="http://schemas.microsoft.com/office/word/2010/wordprocessingShape" mc:Ignorable="w14 w15 w16se wp14">
+  <w:footnote w:type="separator" w:id="-1">
+    <w:p>
+      <w:r>
+        <w:separator/>
+      </w:r>
+    </w:p>
+  </w:footnote>
+  <w:footnote w:type="continuationSeparator" w:id="0">
+    <w:p>
+      <w:r>
+        <w:continuationSeparator/>
+      </w:r>
+    </w:p>
+  </w:footnote>
+</w:footnotes>
+</file>
+
 <file path=word/numbering.xml><?xml version="1.0" encoding="utf-8"?>
-<w:numbering xmlns:ve="http://schemas.openxmlformats.org/markup-compatibility/2006" xmlns:o="urn:schemas-microsoft-com:office:office" xmlns:r="http://schemas.openxmlformats.org/officeDocument/2006/relationships" xmlns:m="http://schemas.openxmlformats.org/officeDocument/2006/math" xmlns:v="urn:schemas-microsoft-com:vml" xmlns:wp="http://schemas.openxmlformats.org/drawingml/2006/wordprocessingDrawing" xmlns:w10="urn:schemas-microsoft-com:office:word" xmlns:w="http://schemas.openxmlformats.org/wordprocessingml/2006/main" xmlns:wne="http://schemas.microsoft.com/office/word/2006/wordml">
-  <w:abstractNum w:abstractNumId="0">
+<w:numbering xmlns:wpc="http://schemas.microsoft.com/office/word/2010/wordprocessingCanvas" xmlns:cx="http://schemas.microsoft.com/office/drawing/2014/chartex" xmlns:mc="http://schemas.openxmlformats.org/markup-compatibility/2006" xmlns:o="urn:schemas-microsoft-com:office:office" xmlns:r="http://schemas.openxmlformats.org/officeDocument/2006/relationships" xmlns:m="http://schemas.openxmlformats.org/officeDocument/2006/math" xmlns:v="urn:schemas-microsoft-com:vml" xmlns:wp14="http://schemas.microsoft.com/office/word/2010/wordprocessingDrawing" xmlns:wp="http://schemas.openxmlformats.org/drawingml/2006/wordprocessingDrawing" xmlns:w10="urn:schemas-microsoft-com:office:word" xmlns:w="http://schemas.openxmlformats.org/wordprocessingml/2006/main" xmlns:w14="http://schemas.microsoft.com/office/word/2010/wordml" xmlns:w15="http://schemas.microsoft.com/office/word/2012/wordml" xmlns:w16se="http://schemas.microsoft.com/office/word/2015/wordml/symex" xmlns:wpg="http://schemas.microsoft.com/office/word/2010/wordprocessingGroup" xmlns:wpi="http://schemas.microsoft.com/office/word/2010/wordprocessingInk" xmlns:wne="http://schemas.microsoft.com/office/word/2006/wordml" xmlns:wps="http://schemas.microsoft.com/office/word/2010/wordprocessingShape" mc:Ignorable="w14 w15 w16se wp14">
+  <w:abstractNum w:abstractNumId="0" w15:restartNumberingAfterBreak="0">
     <w:nsid w:val="22501AA3"/>
     <w:multiLevelType w:val="hybridMultilevel"/>
     <w:tmpl w:val="1B2A9E7A"/>
     <w:lvl w:ilvl="0" w:tplc="354870E4">
       <w:start w:val="1"/>
       <w:numFmt w:val="chineseCountingThousand"/>
-      <w:pStyle w:val="Heading2"/>
+      <w:pStyle w:val="2"/>
       <w:lvlText w:val="%1、"/>
       <w:lvlJc w:val="left"/>
       <w:pPr>
@@ -6354,7 +6344,7 @@
       </w:pPr>
     </w:lvl>
   </w:abstractNum>
-  <w:abstractNum w:abstractNumId="1">
+  <w:abstractNum w:abstractNumId="1" w15:restartNumberingAfterBreak="0">
     <w:nsid w:val="32BB69DB"/>
     <w:multiLevelType w:val="hybridMultilevel"/>
     <w:tmpl w:val="C11E277A"/>
@@ -6467,7 +6457,7 @@
       </w:rPr>
     </w:lvl>
   </w:abstractNum>
-  <w:abstractNum w:abstractNumId="2">
+  <w:abstractNum w:abstractNumId="2" w15:restartNumberingAfterBreak="0">
     <w:nsid w:val="38A312C2"/>
     <w:multiLevelType w:val="hybridMultilevel"/>
     <w:tmpl w:val="AF222CAE"/>
@@ -6580,7 +6570,7 @@
       </w:rPr>
     </w:lvl>
   </w:abstractNum>
-  <w:abstractNum w:abstractNumId="3">
+  <w:abstractNum w:abstractNumId="3" w15:restartNumberingAfterBreak="0">
     <w:nsid w:val="460D215F"/>
     <w:multiLevelType w:val="hybridMultilevel"/>
     <w:tmpl w:val="6FD26DC6"/>
@@ -6693,7 +6683,7 @@
       </w:rPr>
     </w:lvl>
   </w:abstractNum>
-  <w:abstractNum w:abstractNumId="4">
+  <w:abstractNum w:abstractNumId="4" w15:restartNumberingAfterBreak="0">
     <w:nsid w:val="480F366B"/>
     <w:multiLevelType w:val="hybridMultilevel"/>
     <w:tmpl w:val="F61A0FBE"/>
@@ -6806,14 +6796,14 @@
       </w:rPr>
     </w:lvl>
   </w:abstractNum>
-  <w:abstractNum w:abstractNumId="5">
+  <w:abstractNum w:abstractNumId="5" w15:restartNumberingAfterBreak="0">
     <w:nsid w:val="589E00D2"/>
     <w:multiLevelType w:val="hybridMultilevel"/>
     <w:tmpl w:val="764221B6"/>
     <w:lvl w:ilvl="0" w:tplc="FDF2C2A2">
       <w:start w:val="1"/>
       <w:numFmt w:val="decimal"/>
-      <w:pStyle w:val="Heading3"/>
+      <w:pStyle w:val="3"/>
       <w:lvlText w:val="%1."/>
       <w:lvlJc w:val="left"/>
       <w:pPr>
@@ -6920,7 +6910,7 @@
       </w:pPr>
     </w:lvl>
   </w:abstractNum>
-  <w:abstractNum w:abstractNumId="6">
+  <w:abstractNum w:abstractNumId="6" w15:restartNumberingAfterBreak="0">
     <w:nsid w:val="63557929"/>
     <w:multiLevelType w:val="hybridMultilevel"/>
     <w:tmpl w:val="365CB062"/>
@@ -7033,7 +7023,7 @@
       </w:rPr>
     </w:lvl>
   </w:abstractNum>
-  <w:abstractNum w:abstractNumId="7">
+  <w:abstractNum w:abstractNumId="7" w15:restartNumberingAfterBreak="0">
     <w:nsid w:val="67625903"/>
     <w:multiLevelType w:val="hybridMultilevel"/>
     <w:tmpl w:val="FED284B6"/>
@@ -7146,7 +7136,7 @@
       </w:rPr>
     </w:lvl>
   </w:abstractNum>
-  <w:abstractNum w:abstractNumId="8">
+  <w:abstractNum w:abstractNumId="8" w15:restartNumberingAfterBreak="0">
     <w:nsid w:val="7F2B70C7"/>
     <w:multiLevelType w:val="hybridMultilevel"/>
     <w:tmpl w:val="98AEB7BC"/>
@@ -7339,7 +7329,7 @@
 </file>
 
 <file path=word/styles.xml><?xml version="1.0" encoding="utf-8"?>
-<w:styles xmlns:r="http://schemas.openxmlformats.org/officeDocument/2006/relationships" xmlns:w="http://schemas.openxmlformats.org/wordprocessingml/2006/main">
+<w:styles xmlns:mc="http://schemas.openxmlformats.org/markup-compatibility/2006" xmlns:r="http://schemas.openxmlformats.org/officeDocument/2006/relationships" xmlns:w="http://schemas.openxmlformats.org/wordprocessingml/2006/main" xmlns:w14="http://schemas.microsoft.com/office/word/2010/wordml" xmlns:w15="http://schemas.microsoft.com/office/word/2012/wordml" xmlns:w16se="http://schemas.microsoft.com/office/word/2015/wordml/symex" mc:Ignorable="w14 w15 w16se">
   <w:docDefaults>
     <w:rPrDefault>
       <w:rPr>
@@ -7352,146 +7342,380 @@
     </w:rPrDefault>
     <w:pPrDefault/>
   </w:docDefaults>
-  <w:latentStyles w:defLockedState="0" w:defUIPriority="99" w:defSemiHidden="1" w:defUnhideWhenUsed="1" w:defQFormat="0" w:count="267">
-    <w:lsdException w:name="Normal" w:semiHidden="0" w:uiPriority="0" w:unhideWhenUsed="0" w:qFormat="1"/>
-    <w:lsdException w:name="heading 1" w:semiHidden="0" w:uiPriority="9" w:unhideWhenUsed="0" w:qFormat="1"/>
-    <w:lsdException w:name="heading 2" w:uiPriority="9" w:qFormat="1"/>
-    <w:lsdException w:name="heading 3" w:uiPriority="9" w:qFormat="1"/>
-    <w:lsdException w:name="heading 4" w:uiPriority="9" w:qFormat="1"/>
-    <w:lsdException w:name="heading 5" w:uiPriority="9" w:qFormat="1"/>
-    <w:lsdException w:name="heading 6" w:uiPriority="9" w:qFormat="1"/>
-    <w:lsdException w:name="heading 7" w:uiPriority="9" w:qFormat="1"/>
-    <w:lsdException w:name="heading 8" w:uiPriority="9" w:qFormat="1"/>
-    <w:lsdException w:name="heading 9" w:uiPriority="9" w:qFormat="1"/>
-    <w:lsdException w:name="toc 1" w:uiPriority="39"/>
-    <w:lsdException w:name="toc 2" w:uiPriority="39"/>
-    <w:lsdException w:name="toc 3" w:uiPriority="39"/>
-    <w:lsdException w:name="toc 4" w:uiPriority="39"/>
-    <w:lsdException w:name="toc 5" w:uiPriority="39"/>
-    <w:lsdException w:name="toc 6" w:uiPriority="39"/>
-    <w:lsdException w:name="toc 7" w:uiPriority="39"/>
-    <w:lsdException w:name="toc 8" w:uiPriority="39"/>
-    <w:lsdException w:name="toc 9" w:uiPriority="39"/>
-    <w:lsdException w:name="caption" w:uiPriority="35" w:qFormat="1"/>
-    <w:lsdException w:name="Title" w:semiHidden="0" w:uiPriority="10" w:unhideWhenUsed="0" w:qFormat="1"/>
-    <w:lsdException w:name="Default Paragraph Font" w:uiPriority="1"/>
-    <w:lsdException w:name="Subtitle" w:semiHidden="0" w:uiPriority="11" w:unhideWhenUsed="0" w:qFormat="1"/>
-    <w:lsdException w:name="Strong" w:semiHidden="0" w:uiPriority="22" w:unhideWhenUsed="0" w:qFormat="1"/>
-    <w:lsdException w:name="Emphasis" w:semiHidden="0" w:uiPriority="20" w:unhideWhenUsed="0" w:qFormat="1"/>
-    <w:lsdException w:name="Table Grid" w:semiHidden="0" w:uiPriority="59" w:unhideWhenUsed="0"/>
-    <w:lsdException w:name="Placeholder Text" w:unhideWhenUsed="0"/>
-    <w:lsdException w:name="No Spacing" w:semiHidden="0" w:uiPriority="1" w:unhideWhenUsed="0" w:qFormat="1"/>
-    <w:lsdException w:name="Light Shading" w:semiHidden="0" w:uiPriority="60" w:unhideWhenUsed="0"/>
-    <w:lsdException w:name="Light List" w:semiHidden="0" w:uiPriority="61" w:unhideWhenUsed="0"/>
-    <w:lsdException w:name="Light Grid" w:semiHidden="0" w:uiPriority="62" w:unhideWhenUsed="0"/>
-    <w:lsdException w:name="Medium Shading 1" w:semiHidden="0" w:uiPriority="63" w:unhideWhenUsed="0"/>
-    <w:lsdException w:name="Medium Shading 2" w:semiHidden="0" w:uiPriority="64" w:unhideWhenUsed="0"/>
-    <w:lsdException w:name="Medium List 1" w:semiHidden="0" w:uiPriority="65" w:unhideWhenUsed="0"/>
-    <w:lsdException w:name="Medium List 2" w:semiHidden="0" w:uiPriority="66" w:unhideWhenUsed="0"/>
-    <w:lsdException w:name="Medium Grid 1" w:semiHidden="0" w:uiPriority="67" w:unhideWhenUsed="0"/>
-    <w:lsdException w:name="Medium Grid 2" w:semiHidden="0" w:uiPriority="68" w:unhideWhenUsed="0"/>
-    <w:lsdException w:name="Medium Grid 3" w:semiHidden="0" w:uiPriority="69" w:unhideWhenUsed="0"/>
-    <w:lsdException w:name="Dark List" w:semiHidden="0" w:uiPriority="70" w:unhideWhenUsed="0"/>
-    <w:lsdException w:name="Colorful Shading" w:semiHidden="0" w:uiPriority="71" w:unhideWhenUsed="0"/>
-    <w:lsdException w:name="Colorful List" w:semiHidden="0" w:uiPriority="72" w:unhideWhenUsed="0"/>
-    <w:lsdException w:name="Colorful Grid" w:semiHidden="0" w:uiPriority="73" w:unhideWhenUsed="0"/>
-    <w:lsdException w:name="Light Shading Accent 1" w:semiHidden="0" w:uiPriority="60" w:unhideWhenUsed="0"/>
-    <w:lsdException w:name="Light List Accent 1" w:semiHidden="0" w:uiPriority="61" w:unhideWhenUsed="0"/>
-    <w:lsdException w:name="Light Grid Accent 1" w:semiHidden="0" w:uiPriority="62" w:unhideWhenUsed="0"/>
-    <w:lsdException w:name="Medium Shading 1 Accent 1" w:semiHidden="0" w:uiPriority="63" w:unhideWhenUsed="0"/>
-    <w:lsdException w:name="Medium Shading 2 Accent 1" w:semiHidden="0" w:uiPriority="64" w:unhideWhenUsed="0"/>
-    <w:lsdException w:name="Medium List 1 Accent 1" w:semiHidden="0" w:uiPriority="65" w:unhideWhenUsed="0"/>
-    <w:lsdException w:name="Revision" w:unhideWhenUsed="0"/>
-    <w:lsdException w:name="List Paragraph" w:semiHidden="0" w:uiPriority="34" w:unhideWhenUsed="0" w:qFormat="1"/>
-    <w:lsdException w:name="Quote" w:semiHidden="0" w:uiPriority="29" w:unhideWhenUsed="0" w:qFormat="1"/>
-    <w:lsdException w:name="Intense Quote" w:semiHidden="0" w:uiPriority="30" w:unhideWhenUsed="0" w:qFormat="1"/>
-    <w:lsdException w:name="Medium List 2 Accent 1" w:semiHidden="0" w:uiPriority="66" w:unhideWhenUsed="0"/>
-    <w:lsdException w:name="Medium Grid 1 Accent 1" w:semiHidden="0" w:uiPriority="67" w:unhideWhenUsed="0"/>
-    <w:lsdException w:name="Medium Grid 2 Accent 1" w:semiHidden="0" w:uiPriority="68" w:unhideWhenUsed="0"/>
-    <w:lsdException w:name="Medium Grid 3 Accent 1" w:semiHidden="0" w:uiPriority="69" w:unhideWhenUsed="0"/>
-    <w:lsdException w:name="Dark List Accent 1" w:semiHidden="0" w:uiPriority="70" w:unhideWhenUsed="0"/>
-    <w:lsdException w:name="Colorful Shading Accent 1" w:semiHidden="0" w:uiPriority="71" w:unhideWhenUsed="0"/>
-    <w:lsdException w:name="Colorful List Accent 1" w:semiHidden="0" w:uiPriority="72" w:unhideWhenUsed="0"/>
-    <w:lsdException w:name="Colorful Grid Accent 1" w:semiHidden="0" w:uiPriority="73" w:unhideWhenUsed="0"/>
-    <w:lsdException w:name="Light Shading Accent 2" w:semiHidden="0" w:uiPriority="60" w:unhideWhenUsed="0"/>
-    <w:lsdException w:name="Light List Accent 2" w:semiHidden="0" w:uiPriority="61" w:unhideWhenUsed="0"/>
-    <w:lsdException w:name="Light Grid Accent 2" w:semiHidden="0" w:uiPriority="62" w:unhideWhenUsed="0"/>
-    <w:lsdException w:name="Medium Shading 1 Accent 2" w:semiHidden="0" w:uiPriority="63" w:unhideWhenUsed="0"/>
-    <w:lsdException w:name="Medium Shading 2 Accent 2" w:semiHidden="0" w:uiPriority="64" w:unhideWhenUsed="0"/>
-    <w:lsdException w:name="Medium List 1 Accent 2" w:semiHidden="0" w:uiPriority="65" w:unhideWhenUsed="0"/>
-    <w:lsdException w:name="Medium List 2 Accent 2" w:semiHidden="0" w:uiPriority="66" w:unhideWhenUsed="0"/>
-    <w:lsdException w:name="Medium Grid 1 Accent 2" w:semiHidden="0" w:uiPriority="67" w:unhideWhenUsed="0"/>
-    <w:lsdException w:name="Medium Grid 2 Accent 2" w:semiHidden="0" w:uiPriority="68" w:unhideWhenUsed="0"/>
-    <w:lsdException w:name="Medium Grid 3 Accent 2" w:semiHidden="0" w:uiPriority="69" w:unhideWhenUsed="0"/>
-    <w:lsdException w:name="Dark List Accent 2" w:semiHidden="0" w:uiPriority="70" w:unhideWhenUsed="0"/>
-    <w:lsdException w:name="Colorful Shading Accent 2" w:semiHidden="0" w:uiPriority="71" w:unhideWhenUsed="0"/>
-    <w:lsdException w:name="Colorful List Accent 2" w:semiHidden="0" w:uiPriority="72" w:unhideWhenUsed="0"/>
-    <w:lsdException w:name="Colorful Grid Accent 2" w:semiHidden="0" w:uiPriority="73" w:unhideWhenUsed="0"/>
-    <w:lsdException w:name="Light Shading Accent 3" w:semiHidden="0" w:uiPriority="60" w:unhideWhenUsed="0"/>
-    <w:lsdException w:name="Light List Accent 3" w:semiHidden="0" w:uiPriority="61" w:unhideWhenUsed="0"/>
-    <w:lsdException w:name="Light Grid Accent 3" w:semiHidden="0" w:uiPriority="62" w:unhideWhenUsed="0"/>
-    <w:lsdException w:name="Medium Shading 1 Accent 3" w:semiHidden="0" w:uiPriority="63" w:unhideWhenUsed="0"/>
-    <w:lsdException w:name="Medium Shading 2 Accent 3" w:semiHidden="0" w:uiPriority="64" w:unhideWhenUsed="0"/>
-    <w:lsdException w:name="Medium List 1 Accent 3" w:semiHidden="0" w:uiPriority="65" w:unhideWhenUsed="0"/>
-    <w:lsdException w:name="Medium List 2 Accent 3" w:semiHidden="0" w:uiPriority="66" w:unhideWhenUsed="0"/>
-    <w:lsdException w:name="Medium Grid 1 Accent 3" w:semiHidden="0" w:uiPriority="67" w:unhideWhenUsed="0"/>
-    <w:lsdException w:name="Medium Grid 2 Accent 3" w:semiHidden="0" w:uiPriority="68" w:unhideWhenUsed="0"/>
-    <w:lsdException w:name="Medium Grid 3 Accent 3" w:semiHidden="0" w:uiPriority="69" w:unhideWhenUsed="0"/>
-    <w:lsdException w:name="Dark List Accent 3" w:semiHidden="0" w:uiPriority="70" w:unhideWhenUsed="0"/>
-    <w:lsdException w:name="Colorful Shading Accent 3" w:semiHidden="0" w:uiPriority="71" w:unhideWhenUsed="0"/>
-    <w:lsdException w:name="Colorful List Accent 3" w:semiHidden="0" w:uiPriority="72" w:unhideWhenUsed="0"/>
-    <w:lsdException w:name="Colorful Grid Accent 3" w:semiHidden="0" w:uiPriority="73" w:unhideWhenUsed="0"/>
-    <w:lsdException w:name="Light Shading Accent 4" w:semiHidden="0" w:uiPriority="60" w:unhideWhenUsed="0"/>
-    <w:lsdException w:name="Light List Accent 4" w:semiHidden="0" w:uiPriority="61" w:unhideWhenUsed="0"/>
-    <w:lsdException w:name="Light Grid Accent 4" w:semiHidden="0" w:uiPriority="62" w:unhideWhenUsed="0"/>
-    <w:lsdException w:name="Medium Shading 1 Accent 4" w:semiHidden="0" w:uiPriority="63" w:unhideWhenUsed="0"/>
-    <w:lsdException w:name="Medium Shading 2 Accent 4" w:semiHidden="0" w:uiPriority="64" w:unhideWhenUsed="0"/>
-    <w:lsdException w:name="Medium List 1 Accent 4" w:semiHidden="0" w:uiPriority="65" w:unhideWhenUsed="0"/>
-    <w:lsdException w:name="Medium List 2 Accent 4" w:semiHidden="0" w:uiPriority="66" w:unhideWhenUsed="0"/>
-    <w:lsdException w:name="Medium Grid 1 Accent 4" w:semiHidden="0" w:uiPriority="67" w:unhideWhenUsed="0"/>
-    <w:lsdException w:name="Medium Grid 2 Accent 4" w:semiHidden="0" w:uiPriority="68" w:unhideWhenUsed="0"/>
-    <w:lsdException w:name="Medium Grid 3 Accent 4" w:semiHidden="0" w:uiPriority="69" w:unhideWhenUsed="0"/>
-    <w:lsdException w:name="Dark List Accent 4" w:semiHidden="0" w:uiPriority="70" w:unhideWhenUsed="0"/>
-    <w:lsdException w:name="Colorful Shading Accent 4" w:semiHidden="0" w:uiPriority="71" w:unhideWhenUsed="0"/>
-    <w:lsdException w:name="Colorful List Accent 4" w:semiHidden="0" w:uiPriority="72" w:unhideWhenUsed="0"/>
-    <w:lsdException w:name="Colorful Grid Accent 4" w:semiHidden="0" w:uiPriority="73" w:unhideWhenUsed="0"/>
-    <w:lsdException w:name="Light Shading Accent 5" w:semiHidden="0" w:uiPriority="60" w:unhideWhenUsed="0"/>
-    <w:lsdException w:name="Light List Accent 5" w:semiHidden="0" w:uiPriority="61" w:unhideWhenUsed="0"/>
-    <w:lsdException w:name="Light Grid Accent 5" w:semiHidden="0" w:uiPriority="62" w:unhideWhenUsed="0"/>
-    <w:lsdException w:name="Medium Shading 1 Accent 5" w:semiHidden="0" w:uiPriority="63" w:unhideWhenUsed="0"/>
-    <w:lsdException w:name="Medium Shading 2 Accent 5" w:semiHidden="0" w:uiPriority="64" w:unhideWhenUsed="0"/>
-    <w:lsdException w:name="Medium List 1 Accent 5" w:semiHidden="0" w:uiPriority="65" w:unhideWhenUsed="0"/>
-    <w:lsdException w:name="Medium List 2 Accent 5" w:semiHidden="0" w:uiPriority="66" w:unhideWhenUsed="0"/>
-    <w:lsdException w:name="Medium Grid 1 Accent 5" w:semiHidden="0" w:uiPriority="67" w:unhideWhenUsed="0"/>
-    <w:lsdException w:name="Medium Grid 2 Accent 5" w:semiHidden="0" w:uiPriority="68" w:unhideWhenUsed="0"/>
-    <w:lsdException w:name="Medium Grid 3 Accent 5" w:semiHidden="0" w:uiPriority="69" w:unhideWhenUsed="0"/>
-    <w:lsdException w:name="Dark List Accent 5" w:semiHidden="0" w:uiPriority="70" w:unhideWhenUsed="0"/>
-    <w:lsdException w:name="Colorful Shading Accent 5" w:semiHidden="0" w:uiPriority="71" w:unhideWhenUsed="0"/>
-    <w:lsdException w:name="Colorful List Accent 5" w:semiHidden="0" w:uiPriority="72" w:unhideWhenUsed="0"/>
-    <w:lsdException w:name="Colorful Grid Accent 5" w:semiHidden="0" w:uiPriority="73" w:unhideWhenUsed="0"/>
-    <w:lsdException w:name="Light Shading Accent 6" w:semiHidden="0" w:uiPriority="60" w:unhideWhenUsed="0"/>
-    <w:lsdException w:name="Light List Accent 6" w:semiHidden="0" w:uiPriority="61" w:unhideWhenUsed="0"/>
-    <w:lsdException w:name="Light Grid Accent 6" w:semiHidden="0" w:uiPriority="62" w:unhideWhenUsed="0"/>
-    <w:lsdException w:name="Medium Shading 1 Accent 6" w:semiHidden="0" w:uiPriority="63" w:unhideWhenUsed="0"/>
-    <w:lsdException w:name="Medium Shading 2 Accent 6" w:semiHidden="0" w:uiPriority="64" w:unhideWhenUsed="0"/>
-    <w:lsdException w:name="Medium List 1 Accent 6" w:semiHidden="0" w:uiPriority="65" w:unhideWhenUsed="0"/>
-    <w:lsdException w:name="Medium List 2 Accent 6" w:semiHidden="0" w:uiPriority="66" w:unhideWhenUsed="0"/>
-    <w:lsdException w:name="Medium Grid 1 Accent 6" w:semiHidden="0" w:uiPriority="67" w:unhideWhenUsed="0"/>
-    <w:lsdException w:name="Medium Grid 2 Accent 6" w:semiHidden="0" w:uiPriority="68" w:unhideWhenUsed="0"/>
-    <w:lsdException w:name="Medium Grid 3 Accent 6" w:semiHidden="0" w:uiPriority="69" w:unhideWhenUsed="0"/>
-    <w:lsdException w:name="Dark List Accent 6" w:semiHidden="0" w:uiPriority="70" w:unhideWhenUsed="0"/>
-    <w:lsdException w:name="Colorful Shading Accent 6" w:semiHidden="0" w:uiPriority="71" w:unhideWhenUsed="0"/>
-    <w:lsdException w:name="Colorful List Accent 6" w:semiHidden="0" w:uiPriority="72" w:unhideWhenUsed="0"/>
-    <w:lsdException w:name="Colorful Grid Accent 6" w:semiHidden="0" w:uiPriority="73" w:unhideWhenUsed="0"/>
-    <w:lsdException w:name="Subtle Emphasis" w:semiHidden="0" w:uiPriority="19" w:unhideWhenUsed="0" w:qFormat="1"/>
-    <w:lsdException w:name="Intense Emphasis" w:semiHidden="0" w:uiPriority="21" w:unhideWhenUsed="0" w:qFormat="1"/>
-    <w:lsdException w:name="Subtle Reference" w:semiHidden="0" w:uiPriority="31" w:unhideWhenUsed="0" w:qFormat="1"/>
-    <w:lsdException w:name="Intense Reference" w:semiHidden="0" w:uiPriority="32" w:unhideWhenUsed="0" w:qFormat="1"/>
-    <w:lsdException w:name="Book Title" w:semiHidden="0" w:uiPriority="33" w:unhideWhenUsed="0" w:qFormat="1"/>
-    <w:lsdException w:name="Bibliography" w:uiPriority="37"/>
-    <w:lsdException w:name="TOC Heading" w:uiPriority="39" w:qFormat="1"/>
+  <w:latentStyles w:defLockedState="0" w:defUIPriority="99" w:defSemiHidden="0" w:defUnhideWhenUsed="0" w:defQFormat="0" w:count="371">
+    <w:lsdException w:name="Normal" w:uiPriority="0" w:qFormat="1"/>
+    <w:lsdException w:name="heading 1" w:uiPriority="9" w:qFormat="1"/>
+    <w:lsdException w:name="heading 2" w:semiHidden="1" w:uiPriority="9" w:unhideWhenUsed="1" w:qFormat="1"/>
+    <w:lsdException w:name="heading 3" w:semiHidden="1" w:uiPriority="9" w:unhideWhenUsed="1" w:qFormat="1"/>
+    <w:lsdException w:name="heading 4" w:semiHidden="1" w:uiPriority="9" w:unhideWhenUsed="1" w:qFormat="1"/>
+    <w:lsdException w:name="heading 5" w:semiHidden="1" w:uiPriority="9" w:unhideWhenUsed="1" w:qFormat="1"/>
+    <w:lsdException w:name="heading 6" w:semiHidden="1" w:uiPriority="9" w:unhideWhenUsed="1" w:qFormat="1"/>
+    <w:lsdException w:name="heading 7" w:semiHidden="1" w:uiPriority="9" w:unhideWhenUsed="1" w:qFormat="1"/>
+    <w:lsdException w:name="heading 8" w:semiHidden="1" w:uiPriority="9" w:unhideWhenUsed="1" w:qFormat="1"/>
+    <w:lsdException w:name="heading 9" w:semiHidden="1" w:uiPriority="9" w:unhideWhenUsed="1" w:qFormat="1"/>
+    <w:lsdException w:name="index 1" w:semiHidden="1" w:unhideWhenUsed="1"/>
+    <w:lsdException w:name="index 2" w:semiHidden="1" w:unhideWhenUsed="1"/>
+    <w:lsdException w:name="index 3" w:semiHidden="1" w:unhideWhenUsed="1"/>
+    <w:lsdException w:name="index 4" w:semiHidden="1" w:unhideWhenUsed="1"/>
+    <w:lsdException w:name="index 5" w:semiHidden="1" w:unhideWhenUsed="1"/>
+    <w:lsdException w:name="index 6" w:semiHidden="1" w:unhideWhenUsed="1"/>
+    <w:lsdException w:name="index 7" w:semiHidden="1" w:unhideWhenUsed="1"/>
+    <w:lsdException w:name="index 8" w:semiHidden="1" w:unhideWhenUsed="1"/>
+    <w:lsdException w:name="index 9" w:semiHidden="1" w:unhideWhenUsed="1"/>
+    <w:lsdException w:name="toc 1" w:semiHidden="1" w:uiPriority="39" w:unhideWhenUsed="1"/>
+    <w:lsdException w:name="toc 2" w:semiHidden="1" w:uiPriority="39" w:unhideWhenUsed="1"/>
+    <w:lsdException w:name="toc 3" w:semiHidden="1" w:uiPriority="39" w:unhideWhenUsed="1"/>
+    <w:lsdException w:name="toc 4" w:semiHidden="1" w:uiPriority="39" w:unhideWhenUsed="1"/>
+    <w:lsdException w:name="toc 5" w:semiHidden="1" w:uiPriority="39" w:unhideWhenUsed="1"/>
+    <w:lsdException w:name="toc 6" w:semiHidden="1" w:uiPriority="39" w:unhideWhenUsed="1"/>
+    <w:lsdException w:name="toc 7" w:semiHidden="1" w:uiPriority="39" w:unhideWhenUsed="1"/>
+    <w:lsdException w:name="toc 8" w:semiHidden="1" w:uiPriority="39" w:unhideWhenUsed="1"/>
+    <w:lsdException w:name="toc 9" w:semiHidden="1" w:uiPriority="39" w:unhideWhenUsed="1"/>
+    <w:lsdException w:name="Normal Indent" w:semiHidden="1" w:unhideWhenUsed="1"/>
+    <w:lsdException w:name="footnote text" w:semiHidden="1" w:unhideWhenUsed="1"/>
+    <w:lsdException w:name="annotation text" w:semiHidden="1" w:unhideWhenUsed="1"/>
+    <w:lsdException w:name="header" w:semiHidden="1" w:unhideWhenUsed="1"/>
+    <w:lsdException w:name="footer" w:semiHidden="1" w:unhideWhenUsed="1"/>
+    <w:lsdException w:name="index heading" w:semiHidden="1" w:unhideWhenUsed="1"/>
+    <w:lsdException w:name="caption" w:semiHidden="1" w:uiPriority="35" w:unhideWhenUsed="1" w:qFormat="1"/>
+    <w:lsdException w:name="table of figures" w:semiHidden="1" w:unhideWhenUsed="1"/>
+    <w:lsdException w:name="envelope address" w:semiHidden="1" w:unhideWhenUsed="1"/>
+    <w:lsdException w:name="envelope return" w:semiHidden="1" w:unhideWhenUsed="1"/>
+    <w:lsdException w:name="footnote reference" w:semiHidden="1" w:unhideWhenUsed="1"/>
+    <w:lsdException w:name="annotation reference" w:semiHidden="1" w:unhideWhenUsed="1"/>
+    <w:lsdException w:name="line number" w:semiHidden="1" w:unhideWhenUsed="1"/>
+    <w:lsdException w:name="page number" w:semiHidden="1" w:unhideWhenUsed="1"/>
+    <w:lsdException w:name="endnote reference" w:semiHidden="1" w:unhideWhenUsed="1"/>
+    <w:lsdException w:name="endnote text" w:semiHidden="1" w:unhideWhenUsed="1"/>
+    <w:lsdException w:name="table of authorities" w:semiHidden="1" w:unhideWhenUsed="1"/>
+    <w:lsdException w:name="macro" w:semiHidden="1" w:unhideWhenUsed="1"/>
+    <w:lsdException w:name="toa heading" w:semiHidden="1" w:unhideWhenUsed="1"/>
+    <w:lsdException w:name="List" w:semiHidden="1" w:unhideWhenUsed="1"/>
+    <w:lsdException w:name="List Bullet" w:semiHidden="1" w:unhideWhenUsed="1"/>
+    <w:lsdException w:name="List Number" w:semiHidden="1" w:unhideWhenUsed="1"/>
+    <w:lsdException w:name="List 2" w:semiHidden="1" w:unhideWhenUsed="1"/>
+    <w:lsdException w:name="List 3" w:semiHidden="1" w:unhideWhenUsed="1"/>
+    <w:lsdException w:name="List 4" w:semiHidden="1" w:unhideWhenUsed="1"/>
+    <w:lsdException w:name="List 5" w:semiHidden="1" w:unhideWhenUsed="1"/>
+    <w:lsdException w:name="List Bullet 2" w:semiHidden="1" w:unhideWhenUsed="1"/>
+    <w:lsdException w:name="List Bullet 3" w:semiHidden="1" w:unhideWhenUsed="1"/>
+    <w:lsdException w:name="List Bullet 4" w:semiHidden="1" w:unhideWhenUsed="1"/>
+    <w:lsdException w:name="List Bullet 5" w:semiHidden="1" w:unhideWhenUsed="1"/>
+    <w:lsdException w:name="List Number 2" w:semiHidden="1" w:unhideWhenUsed="1"/>
+    <w:lsdException w:name="List Number 3" w:semiHidden="1" w:unhideWhenUsed="1"/>
+    <w:lsdException w:name="List Number 4" w:semiHidden="1" w:unhideWhenUsed="1"/>
+    <w:lsdException w:name="List Number 5" w:semiHidden="1" w:unhideWhenUsed="1"/>
+    <w:lsdException w:name="Title" w:uiPriority="10" w:qFormat="1"/>
+    <w:lsdException w:name="Closing" w:semiHidden="1" w:unhideWhenUsed="1"/>
+    <w:lsdException w:name="Signature" w:semiHidden="1" w:unhideWhenUsed="1"/>
+    <w:lsdException w:name="Default Paragraph Font" w:semiHidden="1" w:uiPriority="1" w:unhideWhenUsed="1"/>
+    <w:lsdException w:name="Body Text" w:semiHidden="1" w:unhideWhenUsed="1"/>
+    <w:lsdException w:name="Body Text Indent" w:semiHidden="1" w:unhideWhenUsed="1"/>
+    <w:lsdException w:name="List Continue" w:semiHidden="1" w:unhideWhenUsed="1"/>
+    <w:lsdException w:name="List Continue 2" w:semiHidden="1" w:unhideWhenUsed="1"/>
+    <w:lsdException w:name="List Continue 3" w:semiHidden="1" w:unhideWhenUsed="1"/>
+    <w:lsdException w:name="List Continue 4" w:semiHidden="1" w:unhideWhenUsed="1"/>
+    <w:lsdException w:name="List Continue 5" w:semiHidden="1" w:unhideWhenUsed="1"/>
+    <w:lsdException w:name="Message Header" w:semiHidden="1" w:unhideWhenUsed="1"/>
+    <w:lsdException w:name="Subtitle" w:uiPriority="11" w:qFormat="1"/>
+    <w:lsdException w:name="Salutation" w:semiHidden="1" w:unhideWhenUsed="1"/>
+    <w:lsdException w:name="Date" w:semiHidden="1" w:unhideWhenUsed="1"/>
+    <w:lsdException w:name="Body Text First Indent" w:semiHidden="1" w:unhideWhenUsed="1"/>
+    <w:lsdException w:name="Body Text First Indent 2" w:semiHidden="1" w:unhideWhenUsed="1"/>
+    <w:lsdException w:name="Note Heading" w:semiHidden="1" w:unhideWhenUsed="1"/>
+    <w:lsdException w:name="Body Text 2" w:semiHidden="1" w:unhideWhenUsed="1"/>
+    <w:lsdException w:name="Body Text 3" w:semiHidden="1" w:unhideWhenUsed="1"/>
+    <w:lsdException w:name="Body Text Indent 2" w:semiHidden="1" w:unhideWhenUsed="1"/>
+    <w:lsdException w:name="Body Text Indent 3" w:semiHidden="1" w:unhideWhenUsed="1"/>
+    <w:lsdException w:name="Block Text" w:semiHidden="1" w:unhideWhenUsed="1"/>
+    <w:lsdException w:name="Hyperlink" w:semiHidden="1" w:unhideWhenUsed="1"/>
+    <w:lsdException w:name="FollowedHyperlink" w:semiHidden="1" w:unhideWhenUsed="1"/>
+    <w:lsdException w:name="Strong" w:uiPriority="22" w:qFormat="1"/>
+    <w:lsdException w:name="Emphasis" w:uiPriority="20" w:qFormat="1"/>
+    <w:lsdException w:name="Document Map" w:semiHidden="1" w:unhideWhenUsed="1"/>
+    <w:lsdException w:name="Plain Text" w:semiHidden="1" w:unhideWhenUsed="1"/>
+    <w:lsdException w:name="E-mail Signature" w:semiHidden="1" w:unhideWhenUsed="1"/>
+    <w:lsdException w:name="HTML Top of Form" w:semiHidden="1" w:unhideWhenUsed="1"/>
+    <w:lsdException w:name="HTML Bottom of Form" w:semiHidden="1" w:unhideWhenUsed="1"/>
+    <w:lsdException w:name="Normal (Web)" w:semiHidden="1" w:unhideWhenUsed="1"/>
+    <w:lsdException w:name="HTML Acronym" w:semiHidden="1" w:unhideWhenUsed="1"/>
+    <w:lsdException w:name="HTML Address" w:semiHidden="1" w:unhideWhenUsed="1"/>
+    <w:lsdException w:name="HTML Cite" w:semiHidden="1" w:unhideWhenUsed="1"/>
+    <w:lsdException w:name="HTML Code" w:semiHidden="1" w:unhideWhenUsed="1"/>
+    <w:lsdException w:name="HTML Definition" w:semiHidden="1" w:unhideWhenUsed="1"/>
+    <w:lsdException w:name="HTML Keyboard" w:semiHidden="1" w:unhideWhenUsed="1"/>
+    <w:lsdException w:name="HTML Preformatted" w:semiHidden="1" w:unhideWhenUsed="1"/>
+    <w:lsdException w:name="HTML Sample" w:semiHidden="1" w:unhideWhenUsed="1"/>
+    <w:lsdException w:name="HTML Typewriter" w:semiHidden="1" w:unhideWhenUsed="1"/>
+    <w:lsdException w:name="HTML Variable" w:semiHidden="1" w:unhideWhenUsed="1"/>
+    <w:lsdException w:name="Normal Table" w:semiHidden="1" w:unhideWhenUsed="1"/>
+    <w:lsdException w:name="annotation subject" w:semiHidden="1" w:unhideWhenUsed="1"/>
+    <w:lsdException w:name="No List" w:semiHidden="1" w:unhideWhenUsed="1"/>
+    <w:lsdException w:name="Outline List 1" w:semiHidden="1" w:unhideWhenUsed="1"/>
+    <w:lsdException w:name="Outline List 2" w:semiHidden="1" w:unhideWhenUsed="1"/>
+    <w:lsdException w:name="Outline List 3" w:semiHidden="1" w:unhideWhenUsed="1"/>
+    <w:lsdException w:name="Table Simple 1" w:semiHidden="1" w:unhideWhenUsed="1"/>
+    <w:lsdException w:name="Table Simple 2" w:semiHidden="1" w:unhideWhenUsed="1"/>
+    <w:lsdException w:name="Table Simple 3" w:semiHidden="1" w:unhideWhenUsed="1"/>
+    <w:lsdException w:name="Table Classic 1" w:semiHidden="1" w:unhideWhenUsed="1"/>
+    <w:lsdException w:name="Table Classic 2" w:semiHidden="1" w:unhideWhenUsed="1"/>
+    <w:lsdException w:name="Table Classic 3" w:semiHidden="1" w:unhideWhenUsed="1"/>
+    <w:lsdException w:name="Table Classic 4" w:semiHidden="1" w:unhideWhenUsed="1"/>
+    <w:lsdException w:name="Table Colorful 1" w:semiHidden="1" w:unhideWhenUsed="1"/>
+    <w:lsdException w:name="Table Colorful 2" w:semiHidden="1" w:unhideWhenUsed="1"/>
+    <w:lsdException w:name="Table Colorful 3" w:semiHidden="1" w:unhideWhenUsed="1"/>
+    <w:lsdException w:name="Table Columns 1" w:semiHidden="1" w:unhideWhenUsed="1"/>
+    <w:lsdException w:name="Table Columns 2" w:semiHidden="1" w:unhideWhenUsed="1"/>
+    <w:lsdException w:name="Table Columns 3" w:semiHidden="1" w:unhideWhenUsed="1"/>
+    <w:lsdException w:name="Table Columns 4" w:semiHidden="1" w:unhideWhenUsed="1"/>
+    <w:lsdException w:name="Table Columns 5" w:semiHidden="1" w:unhideWhenUsed="1"/>
+    <w:lsdException w:name="Table Grid 1" w:semiHidden="1" w:unhideWhenUsed="1"/>
+    <w:lsdException w:name="Table Grid 2" w:semiHidden="1" w:unhideWhenUsed="1"/>
+    <w:lsdException w:name="Table Grid 3" w:semiHidden="1" w:unhideWhenUsed="1"/>
+    <w:lsdException w:name="Table Grid 4" w:semiHidden="1" w:unhideWhenUsed="1"/>
+    <w:lsdException w:name="Table Grid 5" w:semiHidden="1" w:unhideWhenUsed="1"/>
+    <w:lsdException w:name="Table Grid 6" w:semiHidden="1" w:unhideWhenUsed="1"/>
+    <w:lsdException w:name="Table Grid 7" w:semiHidden="1" w:unhideWhenUsed="1"/>
+    <w:lsdException w:name="Table Grid 8" w:semiHidden="1" w:unhideWhenUsed="1"/>
+    <w:lsdException w:name="Table List 1" w:semiHidden="1" w:unhideWhenUsed="1"/>
+    <w:lsdException w:name="Table List 2" w:semiHidden="1" w:unhideWhenUsed="1"/>
+    <w:lsdException w:name="Table List 3" w:semiHidden="1" w:unhideWhenUsed="1"/>
+    <w:lsdException w:name="Table List 4" w:semiHidden="1" w:unhideWhenUsed="1"/>
+    <w:lsdException w:name="Table List 5" w:semiHidden="1" w:unhideWhenUsed="1"/>
+    <w:lsdException w:name="Table List 6" w:semiHidden="1" w:unhideWhenUsed="1"/>
+    <w:lsdException w:name="Table List 7" w:semiHidden="1" w:unhideWhenUsed="1"/>
+    <w:lsdException w:name="Table List 8" w:semiHidden="1" w:unhideWhenUsed="1"/>
+    <w:lsdException w:name="Table 3D effects 1" w:semiHidden="1" w:unhideWhenUsed="1"/>
+    <w:lsdException w:name="Table 3D effects 2" w:semiHidden="1" w:unhideWhenUsed="1"/>
+    <w:lsdException w:name="Table 3D effects 3" w:semiHidden="1" w:unhideWhenUsed="1"/>
+    <w:lsdException w:name="Table Contemporary" w:semiHidden="1" w:unhideWhenUsed="1"/>
+    <w:lsdException w:name="Table Elegant" w:semiHidden="1" w:unhideWhenUsed="1"/>
+    <w:lsdException w:name="Table Professional" w:semiHidden="1" w:unhideWhenUsed="1"/>
+    <w:lsdException w:name="Table Subtle 1" w:semiHidden="1" w:unhideWhenUsed="1"/>
+    <w:lsdException w:name="Table Subtle 2" w:semiHidden="1" w:unhideWhenUsed="1"/>
+    <w:lsdException w:name="Table Web 1" w:semiHidden="1" w:unhideWhenUsed="1"/>
+    <w:lsdException w:name="Table Web 2" w:semiHidden="1" w:unhideWhenUsed="1"/>
+    <w:lsdException w:name="Table Web 3" w:semiHidden="1" w:unhideWhenUsed="1"/>
+    <w:lsdException w:name="Balloon Text" w:semiHidden="1" w:unhideWhenUsed="1"/>
+    <w:lsdException w:name="Table Grid" w:uiPriority="59"/>
+    <w:lsdException w:name="Table Theme" w:semiHidden="1" w:unhideWhenUsed="1"/>
+    <w:lsdException w:name="Placeholder Text" w:semiHidden="1"/>
+    <w:lsdException w:name="No Spacing" w:uiPriority="1" w:qFormat="1"/>
+    <w:lsdException w:name="Light Shading" w:uiPriority="60"/>
+    <w:lsdException w:name="Light List" w:uiPriority="61"/>
+    <w:lsdException w:name="Light Grid" w:uiPriority="62"/>
+    <w:lsdException w:name="Medium Shading 1" w:uiPriority="63"/>
+    <w:lsdException w:name="Medium Shading 2" w:uiPriority="64"/>
+    <w:lsdException w:name="Medium List 1" w:uiPriority="65"/>
+    <w:lsdException w:name="Medium List 2" w:uiPriority="66"/>
+    <w:lsdException w:name="Medium Grid 1" w:uiPriority="67"/>
+    <w:lsdException w:name="Medium Grid 2" w:uiPriority="68"/>
+    <w:lsdException w:name="Medium Grid 3" w:uiPriority="69"/>
+    <w:lsdException w:name="Dark List" w:uiPriority="70"/>
+    <w:lsdException w:name="Colorful Shading" w:uiPriority="71"/>
+    <w:lsdException w:name="Colorful List" w:uiPriority="72"/>
+    <w:lsdException w:name="Colorful Grid" w:uiPriority="73"/>
+    <w:lsdException w:name="Light Shading Accent 1" w:uiPriority="60"/>
+    <w:lsdException w:name="Light List Accent 1" w:uiPriority="61"/>
+    <w:lsdException w:name="Light Grid Accent 1" w:uiPriority="62"/>
+    <w:lsdException w:name="Medium Shading 1 Accent 1" w:uiPriority="63"/>
+    <w:lsdException w:name="Medium Shading 2 Accent 1" w:uiPriority="64"/>
+    <w:lsdException w:name="Medium List 1 Accent 1" w:uiPriority="65"/>
+    <w:lsdException w:name="Revision" w:semiHidden="1"/>
+    <w:lsdException w:name="List Paragraph" w:uiPriority="34" w:qFormat="1"/>
+    <w:lsdException w:name="Quote" w:uiPriority="29" w:qFormat="1"/>
+    <w:lsdException w:name="Intense Quote" w:uiPriority="30" w:qFormat="1"/>
+    <w:lsdException w:name="Medium List 2 Accent 1" w:uiPriority="66"/>
+    <w:lsdException w:name="Medium Grid 1 Accent 1" w:uiPriority="67"/>
+    <w:lsdException w:name="Medium Grid 2 Accent 1" w:uiPriority="68"/>
+    <w:lsdException w:name="Medium Grid 3 Accent 1" w:uiPriority="69"/>
+    <w:lsdException w:name="Dark List Accent 1" w:uiPriority="70"/>
+    <w:lsdException w:name="Colorful Shading Accent 1" w:uiPriority="71"/>
+    <w:lsdException w:name="Colorful List Accent 1" w:uiPriority="72"/>
+    <w:lsdException w:name="Colorful Grid Accent 1" w:uiPriority="73"/>
+    <w:lsdException w:name="Light Shading Accent 2" w:uiPriority="60"/>
+    <w:lsdException w:name="Light List Accent 2" w:uiPriority="61"/>
+    <w:lsdException w:name="Light Grid Accent 2" w:uiPriority="62"/>
+    <w:lsdException w:name="Medium Shading 1 Accent 2" w:uiPriority="63"/>
+    <w:lsdException w:name="Medium Shading 2 Accent 2" w:uiPriority="64"/>
+    <w:lsdException w:name="Medium List 1 Accent 2" w:uiPriority="65"/>
+    <w:lsdException w:name="Medium List 2 Accent 2" w:uiPriority="66"/>
+    <w:lsdException w:name="Medium Grid 1 Accent 2" w:uiPriority="67"/>
+    <w:lsdException w:name="Medium Grid 2 Accent 2" w:uiPriority="68"/>
+    <w:lsdException w:name="Medium Grid 3 Accent 2" w:uiPriority="69"/>
+    <w:lsdException w:name="Dark List Accent 2" w:uiPriority="70"/>
+    <w:lsdException w:name="Colorful Shading Accent 2" w:uiPriority="71"/>
+    <w:lsdException w:name="Colorful List Accent 2" w:uiPriority="72"/>
+    <w:lsdException w:name="Colorful Grid Accent 2" w:uiPriority="73"/>
+    <w:lsdException w:name="Light Shading Accent 3" w:uiPriority="60"/>
+    <w:lsdException w:name="Light List Accent 3" w:uiPriority="61"/>
+    <w:lsdException w:name="Light Grid Accent 3" w:uiPriority="62"/>
+    <w:lsdException w:name="Medium Shading 1 Accent 3" w:uiPriority="63"/>
+    <w:lsdException w:name="Medium Shading 2 Accent 3" w:uiPriority="64"/>
+    <w:lsdException w:name="Medium List 1 Accent 3" w:uiPriority="65"/>
+    <w:lsdException w:name="Medium List 2 Accent 3" w:uiPriority="66"/>
+    <w:lsdException w:name="Medium Grid 1 Accent 3" w:uiPriority="67"/>
+    <w:lsdException w:name="Medium Grid 2 Accent 3" w:uiPriority="68"/>
+    <w:lsdException w:name="Medium Grid 3 Accent 3" w:uiPriority="69"/>
+    <w:lsdException w:name="Dark List Accent 3" w:uiPriority="70"/>
+    <w:lsdException w:name="Colorful Shading Accent 3" w:uiPriority="71"/>
+    <w:lsdException w:name="Colorful List Accent 3" w:uiPriority="72"/>
+    <w:lsdException w:name="Colorful Grid Accent 3" w:uiPriority="73"/>
+    <w:lsdException w:name="Light Shading Accent 4" w:uiPriority="60"/>
+    <w:lsdException w:name="Light List Accent 4" w:uiPriority="61"/>
+    <w:lsdException w:name="Light Grid Accent 4" w:uiPriority="62"/>
+    <w:lsdException w:name="Medium Shading 1 Accent 4" w:uiPriority="63"/>
+    <w:lsdException w:name="Medium Shading 2 Accent 4" w:uiPriority="64"/>
+    <w:lsdException w:name="Medium List 1 Accent 4" w:uiPriority="65"/>
+    <w:lsdException w:name="Medium List 2 Accent 4" w:uiPriority="66"/>
+    <w:lsdException w:name="Medium Grid 1 Accent 4" w:uiPriority="67"/>
+    <w:lsdException w:name="Medium Grid 2 Accent 4" w:uiPriority="68"/>
+    <w:lsdException w:name="Medium Grid 3 Accent 4" w:uiPriority="69"/>
+    <w:lsdException w:name="Dark List Accent 4" w:uiPriority="70"/>
+    <w:lsdException w:name="Colorful Shading Accent 4" w:uiPriority="71"/>
+    <w:lsdException w:name="Colorful List Accent 4" w:uiPriority="72"/>
+    <w:lsdException w:name="Colorful Grid Accent 4" w:uiPriority="73"/>
+    <w:lsdException w:name="Light Shading Accent 5" w:uiPriority="60"/>
+    <w:lsdException w:name="Light List Accent 5" w:uiPriority="61"/>
+    <w:lsdException w:name="Light Grid Accent 5" w:uiPriority="62"/>
+    <w:lsdException w:name="Medium Shading 1 Accent 5" w:uiPriority="63"/>
+    <w:lsdException w:name="Medium Shading 2 Accent 5" w:uiPriority="64"/>
+    <w:lsdException w:name="Medium List 1 Accent 5" w:uiPriority="65"/>
+    <w:lsdException w:name="Medium List 2 Accent 5" w:uiPriority="66"/>
+    <w:lsdException w:name="Medium Grid 1 Accent 5" w:uiPriority="67"/>
+    <w:lsdException w:name="Medium Grid 2 Accent 5" w:uiPriority="68"/>
+    <w:lsdException w:name="Medium Grid 3 Accent 5" w:uiPriority="69"/>
+    <w:lsdException w:name="Dark List Accent 5" w:uiPriority="70"/>
+    <w:lsdException w:name="Colorful Shading Accent 5" w:uiPriority="71"/>
+    <w:lsdException w:name="Colorful List Accent 5" w:uiPriority="72"/>
+    <w:lsdException w:name="Colorful Grid Accent 5" w:uiPriority="73"/>
+    <w:lsdException w:name="Light Shading Accent 6" w:uiPriority="60"/>
+    <w:lsdException w:name="Light List Accent 6" w:uiPriority="61"/>
+    <w:lsdException w:name="Light Grid Accent 6" w:uiPriority="62"/>
+    <w:lsdException w:name="Medium Shading 1 Accent 6" w:uiPriority="63"/>
+    <w:lsdException w:name="Medium Shading 2 Accent 6" w:uiPriority="64"/>
+    <w:lsdException w:name="Medium List 1 Accent 6" w:uiPriority="65"/>
+    <w:lsdException w:name="Medium List 2 Accent 6" w:uiPriority="66"/>
+    <w:lsdException w:name="Medium Grid 1 Accent 6" w:uiPriority="67"/>
+    <w:lsdException w:name="Medium Grid 2 Accent 6" w:uiPriority="68"/>
+    <w:lsdException w:name="Medium Grid 3 Accent 6" w:uiPriority="69"/>
+    <w:lsdException w:name="Dark List Accent 6" w:uiPriority="70"/>
+    <w:lsdException w:name="Colorful Shading Accent 6" w:uiPriority="71"/>
+    <w:lsdException w:name="Colorful List Accent 6" w:uiPriority="72"/>
+    <w:lsdException w:name="Colorful Grid Accent 6" w:uiPriority="73"/>
+    <w:lsdException w:name="Subtle Emphasis" w:uiPriority="19" w:qFormat="1"/>
+    <w:lsdException w:name="Intense Emphasis" w:uiPriority="21" w:qFormat="1"/>
+    <w:lsdException w:name="Subtle Reference" w:uiPriority="31" w:qFormat="1"/>
+    <w:lsdException w:name="Intense Reference" w:uiPriority="32" w:qFormat="1"/>
+    <w:lsdException w:name="Book Title" w:uiPriority="33" w:qFormat="1"/>
+    <w:lsdException w:name="Bibliography" w:semiHidden="1" w:uiPriority="37" w:unhideWhenUsed="1"/>
+    <w:lsdException w:name="TOC Heading" w:semiHidden="1" w:uiPriority="39" w:unhideWhenUsed="1" w:qFormat="1"/>
+    <w:lsdException w:name="Plain Table 1" w:uiPriority="41"/>
+    <w:lsdException w:name="Plain Table 2" w:uiPriority="42"/>
+    <w:lsdException w:name="Plain Table 3" w:uiPriority="43"/>
+    <w:lsdException w:name="Plain Table 4" w:uiPriority="44"/>
+    <w:lsdException w:name="Plain Table 5" w:uiPriority="45"/>
+    <w:lsdException w:name="Grid Table Light" w:uiPriority="40"/>
+    <w:lsdException w:name="Grid Table 1 Light" w:uiPriority="46"/>
+    <w:lsdException w:name="Grid Table 2" w:uiPriority="47"/>
+    <w:lsdException w:name="Grid Table 3" w:uiPriority="48"/>
+    <w:lsdException w:name="Grid Table 4" w:uiPriority="49"/>
+    <w:lsdException w:name="Grid Table 5 Dark" w:uiPriority="50"/>
+    <w:lsdException w:name="Grid Table 6 Colorful" w:uiPriority="51"/>
+    <w:lsdException w:name="Grid Table 7 Colorful" w:uiPriority="52"/>
+    <w:lsdException w:name="Grid Table 1 Light Accent 1" w:uiPriority="46"/>
+    <w:lsdException w:name="Grid Table 2 Accent 1" w:uiPriority="47"/>
+    <w:lsdException w:name="Grid Table 3 Accent 1" w:uiPriority="48"/>
+    <w:lsdException w:name="Grid Table 4 Accent 1" w:uiPriority="49"/>
+    <w:lsdException w:name="Grid Table 5 Dark Accent 1" w:uiPriority="50"/>
+    <w:lsdException w:name="Grid Table 6 Colorful Accent 1" w:uiPriority="51"/>
+    <w:lsdException w:name="Grid Table 7 Colorful Accent 1" w:uiPriority="52"/>
+    <w:lsdException w:name="Grid Table 1 Light Accent 2" w:uiPriority="46"/>
+    <w:lsdException w:name="Grid Table 2 Accent 2" w:uiPriority="47"/>
+    <w:lsdException w:name="Grid Table 3 Accent 2" w:uiPriority="48"/>
+    <w:lsdException w:name="Grid Table 4 Accent 2" w:uiPriority="49"/>
+    <w:lsdException w:name="Grid Table 5 Dark Accent 2" w:uiPriority="50"/>
+    <w:lsdException w:name="Grid Table 6 Colorful Accent 2" w:uiPriority="51"/>
+    <w:lsdException w:name="Grid Table 7 Colorful Accent 2" w:uiPriority="52"/>
+    <w:lsdException w:name="Grid Table 1 Light Accent 3" w:uiPriority="46"/>
+    <w:lsdException w:name="Grid Table 2 Accent 3" w:uiPriority="47"/>
+    <w:lsdException w:name="Grid Table 3 Accent 3" w:uiPriority="48"/>
+    <w:lsdException w:name="Grid Table 4 Accent 3" w:uiPriority="49"/>
+    <w:lsdException w:name="Grid Table 5 Dark Accent 3" w:uiPriority="50"/>
+    <w:lsdException w:name="Grid Table 6 Colorful Accent 3" w:uiPriority="51"/>
+    <w:lsdException w:name="Grid Table 7 Colorful Accent 3" w:uiPriority="52"/>
+    <w:lsdException w:name="Grid Table 1 Light Accent 4" w:uiPriority="46"/>
+    <w:lsdException w:name="Grid Table 2 Accent 4" w:uiPriority="47"/>
+    <w:lsdException w:name="Grid Table 3 Accent 4" w:uiPriority="48"/>
+    <w:lsdException w:name="Grid Table 4 Accent 4" w:uiPriority="49"/>
+    <w:lsdException w:name="Grid Table 5 Dark Accent 4" w:uiPriority="50"/>
+    <w:lsdException w:name="Grid Table 6 Colorful Accent 4" w:uiPriority="51"/>
+    <w:lsdException w:name="Grid Table 7 Colorful Accent 4" w:uiPriority="52"/>
+    <w:lsdException w:name="Grid Table 1 Light Accent 5" w:uiPriority="46"/>
+    <w:lsdException w:name="Grid Table 2 Accent 5" w:uiPriority="47"/>
+    <w:lsdException w:name="Grid Table 3 Accent 5" w:uiPriority="48"/>
+    <w:lsdException w:name="Grid Table 4 Accent 5" w:uiPriority="49"/>
+    <w:lsdException w:name="Grid Table 5 Dark Accent 5" w:uiPriority="50"/>
+    <w:lsdException w:name="Grid Table 6 Colorful Accent 5" w:uiPriority="51"/>
+    <w:lsdException w:name="Grid Table 7 Colorful Accent 5" w:uiPriority="52"/>
+    <w:lsdException w:name="Grid Table 1 Light Accent 6" w:uiPriority="46"/>
+    <w:lsdException w:name="Grid Table 2 Accent 6" w:uiPriority="47"/>
+    <w:lsdException w:name="Grid Table 3 Accent 6" w:uiPriority="48"/>
+    <w:lsdException w:name="Grid Table 4 Accent 6" w:uiPriority="49"/>
+    <w:lsdException w:name="Grid Table 5 Dark Accent 6" w:uiPriority="50"/>
+    <w:lsdException w:name="Grid Table 6 Colorful Accent 6" w:uiPriority="51"/>
+    <w:lsdException w:name="Grid Table 7 Colorful Accent 6" w:uiPriority="52"/>
+    <w:lsdException w:name="List Table 1 Light" w:uiPriority="46"/>
+    <w:lsdException w:name="List Table 2" w:uiPriority="47"/>
+    <w:lsdException w:name="List Table 3" w:uiPriority="48"/>
+    <w:lsdException w:name="List Table 4" w:uiPriority="49"/>
+    <w:lsdException w:name="List Table 5 Dark" w:uiPriority="50"/>
+    <w:lsdException w:name="List Table 6 Colorful" w:uiPriority="51"/>
+    <w:lsdException w:name="List Table 7 Colorful" w:uiPriority="52"/>
+    <w:lsdException w:name="List Table 1 Light Accent 1" w:uiPriority="46"/>
+    <w:lsdException w:name="List Table 2 Accent 1" w:uiPriority="47"/>
+    <w:lsdException w:name="List Table 3 Accent 1" w:uiPriority="48"/>
+    <w:lsdException w:name="List Table 4 Accent 1" w:uiPriority="49"/>
+    <w:lsdException w:name="List Table 5 Dark Accent 1" w:uiPriority="50"/>
+    <w:lsdException w:name="List Table 6 Colorful Accent 1" w:uiPriority="51"/>
+    <w:lsdException w:name="List Table 7 Colorful Accent 1" w:uiPriority="52"/>
+    <w:lsdException w:name="List Table 1 Light Accent 2" w:uiPriority="46"/>
+    <w:lsdException w:name="List Table 2 Accent 2" w:uiPriority="47"/>
+    <w:lsdException w:name="List Table 3 Accent 2" w:uiPriority="48"/>
+    <w:lsdException w:name="List Table 4 Accent 2" w:uiPriority="49"/>
+    <w:lsdException w:name="List Table 5 Dark Accent 2" w:uiPriority="50"/>
+    <w:lsdException w:name="List Table 6 Colorful Accent 2" w:uiPriority="51"/>
+    <w:lsdException w:name="List Table 7 Colorful Accent 2" w:uiPriority="52"/>
+    <w:lsdException w:name="List Table 1 Light Accent 3" w:uiPriority="46"/>
+    <w:lsdException w:name="List Table 2 Accent 3" w:uiPriority="47"/>
+    <w:lsdException w:name="List Table 3 Accent 3" w:uiPriority="48"/>
+    <w:lsdException w:name="List Table 4 Accent 3" w:uiPriority="49"/>
+    <w:lsdException w:name="List Table 5 Dark Accent 3" w:uiPriority="50"/>
+    <w:lsdException w:name="List Table 6 Colorful Accent 3" w:uiPriority="51"/>
+    <w:lsdException w:name="List Table 7 Colorful Accent 3" w:uiPriority="52"/>
+    <w:lsdException w:name="List Table 1 Light Accent 4" w:uiPriority="46"/>
+    <w:lsdException w:name="List Table 2 Accent 4" w:uiPriority="47"/>
+    <w:lsdException w:name="List Table 3 Accent 4" w:uiPriority="48"/>
+    <w:lsdException w:name="List Table 4 Accent 4" w:uiPriority="49"/>
+    <w:lsdException w:name="List Table 5 Dark Accent 4" w:uiPriority="50"/>
+    <w:lsdException w:name="List Table 6 Colorful Accent 4" w:uiPriority="51"/>
+    <w:lsdException w:name="List Table 7 Colorful Accent 4" w:uiPriority="52"/>
+    <w:lsdException w:name="List Table 1 Light Accent 5" w:uiPriority="46"/>
+    <w:lsdException w:name="List Table 2 Accent 5" w:uiPriority="47"/>
+    <w:lsdException w:name="List Table 3 Accent 5" w:uiPriority="48"/>
+    <w:lsdException w:name="List Table 4 Accent 5" w:uiPriority="49"/>
+    <w:lsdException w:name="List Table 5 Dark Accent 5" w:uiPriority="50"/>
+    <w:lsdException w:name="List Table 6 Colorful Accent 5" w:uiPriority="51"/>
+    <w:lsdException w:name="List Table 7 Colorful Accent 5" w:uiPriority="52"/>
+    <w:lsdException w:name="List Table 1 Light Accent 6" w:uiPriority="46"/>
+    <w:lsdException w:name="List Table 2 Accent 6" w:uiPriority="47"/>
+    <w:lsdException w:name="List Table 3 Accent 6" w:uiPriority="48"/>
+    <w:lsdException w:name="List Table 4 Accent 6" w:uiPriority="49"/>
+    <w:lsdException w:name="List Table 5 Dark Accent 6" w:uiPriority="50"/>
+    <w:lsdException w:name="List Table 6 Colorful Accent 6" w:uiPriority="51"/>
+    <w:lsdException w:name="List Table 7 Colorful Accent 6" w:uiPriority="52"/>
   </w:latentStyles>
-  <w:style w:type="paragraph" w:default="1" w:styleId="Normal">
+  <w:style w:type="paragraph" w:default="1" w:styleId="a">
     <w:name w:val="Normal"/>
     <w:qFormat/>
     <w:rsid w:val="007F7F67"/>
@@ -7501,11 +7725,11 @@
       <w:jc w:val="both"/>
     </w:pPr>
   </w:style>
-  <w:style w:type="paragraph" w:styleId="Heading2">
+  <w:style w:type="paragraph" w:styleId="2">
     <w:name w:val="heading 2"/>
-    <w:basedOn w:val="Normal"/>
-    <w:next w:val="Normal"/>
-    <w:link w:val="Heading2Char"/>
+    <w:basedOn w:val="a"/>
+    <w:next w:val="a"/>
+    <w:link w:val="20"/>
     <w:uiPriority w:val="9"/>
     <w:unhideWhenUsed/>
     <w:qFormat/>
@@ -7527,11 +7751,11 @@
       <w:szCs w:val="32"/>
     </w:rPr>
   </w:style>
-  <w:style w:type="paragraph" w:styleId="Heading3">
+  <w:style w:type="paragraph" w:styleId="3">
     <w:name w:val="heading 3"/>
-    <w:basedOn w:val="Normal"/>
-    <w:next w:val="Normal"/>
-    <w:link w:val="Heading3Char"/>
+    <w:basedOn w:val="a"/>
+    <w:next w:val="a"/>
+    <w:link w:val="30"/>
     <w:uiPriority w:val="9"/>
     <w:unhideWhenUsed/>
     <w:qFormat/>
@@ -7553,11 +7777,11 @@
       <w:szCs w:val="32"/>
     </w:rPr>
   </w:style>
-  <w:style w:type="paragraph" w:styleId="Heading4">
+  <w:style w:type="paragraph" w:styleId="4">
     <w:name w:val="heading 4"/>
-    <w:basedOn w:val="Normal"/>
-    <w:next w:val="Normal"/>
-    <w:link w:val="Heading4Char"/>
+    <w:basedOn w:val="a"/>
+    <w:next w:val="a"/>
+    <w:link w:val="40"/>
     <w:uiPriority w:val="9"/>
     <w:unhideWhenUsed/>
     <w:qFormat/>
@@ -7576,18 +7800,17 @@
       <w:szCs w:val="28"/>
     </w:rPr>
   </w:style>
-  <w:style w:type="character" w:default="1" w:styleId="DefaultParagraphFont">
+  <w:style w:type="character" w:default="1" w:styleId="a0">
     <w:name w:val="Default Paragraph Font"/>
     <w:uiPriority w:val="1"/>
     <w:semiHidden/>
     <w:unhideWhenUsed/>
   </w:style>
-  <w:style w:type="table" w:default="1" w:styleId="TableNormal">
+  <w:style w:type="table" w:default="1" w:styleId="a1">
     <w:name w:val="Normal Table"/>
     <w:uiPriority w:val="99"/>
     <w:semiHidden/>
     <w:unhideWhenUsed/>
-    <w:qFormat/>
     <w:tblPr>
       <w:tblInd w:w="0" w:type="dxa"/>
       <w:tblCellMar>
@@ -7598,16 +7821,16 @@
       </w:tblCellMar>
     </w:tblPr>
   </w:style>
-  <w:style w:type="numbering" w:default="1" w:styleId="NoList">
+  <w:style w:type="numbering" w:default="1" w:styleId="a2">
     <w:name w:val="No List"/>
     <w:uiPriority w:val="99"/>
     <w:semiHidden/>
     <w:unhideWhenUsed/>
   </w:style>
-  <w:style w:type="paragraph" w:styleId="PlainText">
+  <w:style w:type="paragraph" w:styleId="a3">
     <w:name w:val="Plain Text"/>
-    <w:basedOn w:val="Normal"/>
-    <w:link w:val="PlainTextChar"/>
+    <w:basedOn w:val="a"/>
+    <w:link w:val="a4"/>
     <w:uiPriority w:val="99"/>
     <w:unhideWhenUsed/>
     <w:rsid w:val="00C11BCA"/>
@@ -7616,10 +7839,10 @@
       <w:szCs w:val="21"/>
     </w:rPr>
   </w:style>
-  <w:style w:type="character" w:customStyle="1" w:styleId="PlainTextChar">
-    <w:name w:val="Plain Text Char"/>
-    <w:basedOn w:val="DefaultParagraphFont"/>
-    <w:link w:val="PlainText"/>
+  <w:style w:type="character" w:customStyle="1" w:styleId="a4">
+    <w:name w:val="纯文本 字符"/>
+    <w:basedOn w:val="a0"/>
+    <w:link w:val="a3"/>
     <w:uiPriority w:val="99"/>
     <w:rsid w:val="00C11BCA"/>
     <w:rPr>
@@ -7627,10 +7850,10 @@
       <w:szCs w:val="21"/>
     </w:rPr>
   </w:style>
-  <w:style w:type="character" w:customStyle="1" w:styleId="Heading2Char">
-    <w:name w:val="Heading 2 Char"/>
-    <w:basedOn w:val="DefaultParagraphFont"/>
-    <w:link w:val="Heading2"/>
+  <w:style w:type="character" w:customStyle="1" w:styleId="20">
+    <w:name w:val="标题 2 字符"/>
+    <w:basedOn w:val="a0"/>
+    <w:link w:val="2"/>
     <w:uiPriority w:val="9"/>
     <w:rsid w:val="007F7F67"/>
     <w:rPr>
@@ -7641,10 +7864,10 @@
       <w:szCs w:val="32"/>
     </w:rPr>
   </w:style>
-  <w:style w:type="character" w:customStyle="1" w:styleId="Heading3Char">
-    <w:name w:val="Heading 3 Char"/>
-    <w:basedOn w:val="DefaultParagraphFont"/>
-    <w:link w:val="Heading3"/>
+  <w:style w:type="character" w:customStyle="1" w:styleId="30">
+    <w:name w:val="标题 3 字符"/>
+    <w:basedOn w:val="a0"/>
+    <w:link w:val="3"/>
     <w:uiPriority w:val="9"/>
     <w:rsid w:val="007F7F67"/>
     <w:rPr>
@@ -7655,11 +7878,11 @@
       <w:szCs w:val="32"/>
     </w:rPr>
   </w:style>
-  <w:style w:type="paragraph" w:styleId="Title">
+  <w:style w:type="paragraph" w:styleId="a5">
     <w:name w:val="Title"/>
-    <w:basedOn w:val="Normal"/>
-    <w:next w:val="Normal"/>
-    <w:link w:val="TitleChar"/>
+    <w:basedOn w:val="a"/>
+    <w:next w:val="a"/>
+    <w:link w:val="a6"/>
     <w:uiPriority w:val="10"/>
     <w:qFormat/>
     <w:rsid w:val="007F7F67"/>
@@ -7676,10 +7899,10 @@
       <w:szCs w:val="32"/>
     </w:rPr>
   </w:style>
-  <w:style w:type="character" w:customStyle="1" w:styleId="TitleChar">
-    <w:name w:val="Title Char"/>
-    <w:basedOn w:val="DefaultParagraphFont"/>
-    <w:link w:val="Title"/>
+  <w:style w:type="character" w:customStyle="1" w:styleId="a6">
+    <w:name w:val="标题 字符"/>
+    <w:basedOn w:val="a0"/>
+    <w:link w:val="a5"/>
     <w:uiPriority w:val="10"/>
     <w:rsid w:val="007F7F67"/>
     <w:rPr>
@@ -7690,9 +7913,9 @@
       <w:szCs w:val="32"/>
     </w:rPr>
   </w:style>
-  <w:style w:type="paragraph" w:styleId="ListParagraph">
+  <w:style w:type="paragraph" w:styleId="a7">
     <w:name w:val="List Paragraph"/>
-    <w:basedOn w:val="Normal"/>
+    <w:basedOn w:val="a"/>
     <w:uiPriority w:val="34"/>
     <w:qFormat/>
     <w:rsid w:val="007F7F67"/>
@@ -7700,9 +7923,9 @@
       <w:ind w:firstLineChars="200" w:firstLine="420"/>
     </w:pPr>
   </w:style>
-  <w:style w:type="table" w:styleId="TableGrid">
+  <w:style w:type="table" w:styleId="a8">
     <w:name w:val="Table Grid"/>
-    <w:basedOn w:val="TableNormal"/>
+    <w:basedOn w:val="a1"/>
     <w:uiPriority w:val="59"/>
     <w:rsid w:val="007F7F67"/>
     <w:pPr>
@@ -7713,7 +7936,6 @@
       <w:rFonts w:eastAsia="Times New Roman"/>
     </w:rPr>
     <w:tblPr>
-      <w:tblInd w:w="0" w:type="dxa"/>
       <w:tblBorders>
         <w:top w:val="single" w:sz="4" w:space="0" w:color="000000" w:themeColor="text1"/>
         <w:left w:val="single" w:sz="4" w:space="0" w:color="000000" w:themeColor="text1"/>
@@ -7722,18 +7944,12 @@
         <w:insideH w:val="single" w:sz="4" w:space="0" w:color="000000" w:themeColor="text1"/>
         <w:insideV w:val="single" w:sz="4" w:space="0" w:color="000000" w:themeColor="text1"/>
       </w:tblBorders>
-      <w:tblCellMar>
-        <w:top w:w="0" w:type="dxa"/>
-        <w:left w:w="108" w:type="dxa"/>
-        <w:bottom w:w="0" w:type="dxa"/>
-        <w:right w:w="108" w:type="dxa"/>
-      </w:tblCellMar>
     </w:tblPr>
   </w:style>
-  <w:style w:type="paragraph" w:styleId="DocumentMap">
+  <w:style w:type="paragraph" w:styleId="a9">
     <w:name w:val="Document Map"/>
-    <w:basedOn w:val="Normal"/>
-    <w:link w:val="DocumentMapChar"/>
+    <w:basedOn w:val="a"/>
+    <w:link w:val="aa"/>
     <w:uiPriority w:val="99"/>
     <w:semiHidden/>
     <w:unhideWhenUsed/>
@@ -7744,10 +7960,10 @@
       <w:szCs w:val="18"/>
     </w:rPr>
   </w:style>
-  <w:style w:type="character" w:customStyle="1" w:styleId="DocumentMapChar">
-    <w:name w:val="Document Map Char"/>
-    <w:basedOn w:val="DefaultParagraphFont"/>
-    <w:link w:val="DocumentMap"/>
+  <w:style w:type="character" w:customStyle="1" w:styleId="aa">
+    <w:name w:val="文档结构图 字符"/>
+    <w:basedOn w:val="a0"/>
+    <w:link w:val="a9"/>
     <w:uiPriority w:val="99"/>
     <w:semiHidden/>
     <w:rsid w:val="00796CDB"/>
@@ -7757,10 +7973,10 @@
       <w:szCs w:val="18"/>
     </w:rPr>
   </w:style>
-  <w:style w:type="paragraph" w:styleId="HTMLPreformatted">
+  <w:style w:type="paragraph" w:styleId="HTML">
     <w:name w:val="HTML Preformatted"/>
-    <w:basedOn w:val="Normal"/>
-    <w:link w:val="HTMLPreformattedChar"/>
+    <w:basedOn w:val="a"/>
+    <w:link w:val="HTML0"/>
     <w:uiPriority w:val="99"/>
     <w:unhideWhenUsed/>
     <w:rsid w:val="00867D74"/>
@@ -7794,10 +8010,10 @@
       <w:szCs w:val="24"/>
     </w:rPr>
   </w:style>
-  <w:style w:type="character" w:customStyle="1" w:styleId="HTMLPreformattedChar">
-    <w:name w:val="HTML Preformatted Char"/>
-    <w:basedOn w:val="DefaultParagraphFont"/>
-    <w:link w:val="HTMLPreformatted"/>
+  <w:style w:type="character" w:customStyle="1" w:styleId="HTML0">
+    <w:name w:val="HTML 预设格式 字符"/>
+    <w:basedOn w:val="a0"/>
+    <w:link w:val="HTML"/>
     <w:uiPriority w:val="99"/>
     <w:rsid w:val="00867D74"/>
     <w:rPr>
@@ -7807,9 +8023,9 @@
       <w:szCs w:val="24"/>
     </w:rPr>
   </w:style>
-  <w:style w:type="character" w:styleId="CommentReference">
+  <w:style w:type="character" w:styleId="ab">
     <w:name w:val="annotation reference"/>
-    <w:basedOn w:val="DefaultParagraphFont"/>
+    <w:basedOn w:val="a0"/>
     <w:uiPriority w:val="99"/>
     <w:semiHidden/>
     <w:unhideWhenUsed/>
@@ -7819,10 +8035,10 @@
       <w:szCs w:val="21"/>
     </w:rPr>
   </w:style>
-  <w:style w:type="paragraph" w:styleId="CommentText">
+  <w:style w:type="paragraph" w:styleId="ac">
     <w:name w:val="annotation text"/>
-    <w:basedOn w:val="Normal"/>
-    <w:link w:val="CommentTextChar"/>
+    <w:basedOn w:val="a"/>
+    <w:link w:val="ad"/>
     <w:uiPriority w:val="99"/>
     <w:unhideWhenUsed/>
     <w:rsid w:val="00457ECE"/>
@@ -7830,18 +8046,18 @@
       <w:jc w:val="left"/>
     </w:pPr>
   </w:style>
-  <w:style w:type="character" w:customStyle="1" w:styleId="CommentTextChar">
-    <w:name w:val="Comment Text Char"/>
-    <w:basedOn w:val="DefaultParagraphFont"/>
-    <w:link w:val="CommentText"/>
+  <w:style w:type="character" w:customStyle="1" w:styleId="ad">
+    <w:name w:val="批注文字 字符"/>
+    <w:basedOn w:val="a0"/>
+    <w:link w:val="ac"/>
     <w:uiPriority w:val="99"/>
     <w:rsid w:val="00457ECE"/>
   </w:style>
-  <w:style w:type="paragraph" w:styleId="CommentSubject">
+  <w:style w:type="paragraph" w:styleId="ae">
     <w:name w:val="annotation subject"/>
-    <w:basedOn w:val="CommentText"/>
-    <w:next w:val="CommentText"/>
-    <w:link w:val="CommentSubjectChar"/>
+    <w:basedOn w:val="ac"/>
+    <w:next w:val="ac"/>
+    <w:link w:val="af"/>
     <w:uiPriority w:val="99"/>
     <w:semiHidden/>
     <w:unhideWhenUsed/>
@@ -7851,10 +8067,10 @@
       <w:bCs/>
     </w:rPr>
   </w:style>
-  <w:style w:type="character" w:customStyle="1" w:styleId="CommentSubjectChar">
-    <w:name w:val="Comment Subject Char"/>
-    <w:basedOn w:val="CommentTextChar"/>
-    <w:link w:val="CommentSubject"/>
+  <w:style w:type="character" w:customStyle="1" w:styleId="af">
+    <w:name w:val="批注主题 字符"/>
+    <w:basedOn w:val="ad"/>
+    <w:link w:val="ae"/>
     <w:uiPriority w:val="99"/>
     <w:semiHidden/>
     <w:rsid w:val="00457ECE"/>
@@ -7863,10 +8079,10 @@
       <w:bCs/>
     </w:rPr>
   </w:style>
-  <w:style w:type="paragraph" w:styleId="BalloonText">
+  <w:style w:type="paragraph" w:styleId="af0">
     <w:name w:val="Balloon Text"/>
-    <w:basedOn w:val="Normal"/>
-    <w:link w:val="BalloonTextChar"/>
+    <w:basedOn w:val="a"/>
+    <w:link w:val="af1"/>
     <w:uiPriority w:val="99"/>
     <w:semiHidden/>
     <w:unhideWhenUsed/>
@@ -7876,10 +8092,10 @@
       <w:szCs w:val="18"/>
     </w:rPr>
   </w:style>
-  <w:style w:type="character" w:customStyle="1" w:styleId="BalloonTextChar">
-    <w:name w:val="Balloon Text Char"/>
-    <w:basedOn w:val="DefaultParagraphFont"/>
-    <w:link w:val="BalloonText"/>
+  <w:style w:type="character" w:customStyle="1" w:styleId="af1">
+    <w:name w:val="批注框文本 字符"/>
+    <w:basedOn w:val="a0"/>
+    <w:link w:val="af0"/>
     <w:uiPriority w:val="99"/>
     <w:semiHidden/>
     <w:rsid w:val="00457ECE"/>
@@ -7888,9 +8104,9 @@
       <w:szCs w:val="18"/>
     </w:rPr>
   </w:style>
-  <w:style w:type="character" w:styleId="Hyperlink">
+  <w:style w:type="character" w:styleId="af2">
     <w:name w:val="Hyperlink"/>
-    <w:basedOn w:val="DefaultParagraphFont"/>
+    <w:basedOn w:val="a0"/>
     <w:uiPriority w:val="99"/>
     <w:unhideWhenUsed/>
     <w:rsid w:val="00C55E2A"/>
@@ -7899,9 +8115,9 @@
       <w:u w:val="single"/>
     </w:rPr>
   </w:style>
-  <w:style w:type="character" w:styleId="Emphasis">
+  <w:style w:type="character" w:styleId="af3">
     <w:name w:val="Emphasis"/>
-    <w:basedOn w:val="DefaultParagraphFont"/>
+    <w:basedOn w:val="a0"/>
     <w:uiPriority w:val="20"/>
     <w:qFormat/>
     <w:rsid w:val="004B6905"/>
@@ -7910,10 +8126,10 @@
       <w:iCs/>
     </w:rPr>
   </w:style>
-  <w:style w:type="character" w:customStyle="1" w:styleId="Heading4Char">
-    <w:name w:val="Heading 4 Char"/>
-    <w:basedOn w:val="DefaultParagraphFont"/>
-    <w:link w:val="Heading4"/>
+  <w:style w:type="character" w:customStyle="1" w:styleId="40">
+    <w:name w:val="标题 4 字符"/>
+    <w:basedOn w:val="a0"/>
+    <w:link w:val="4"/>
     <w:uiPriority w:val="9"/>
     <w:rsid w:val="00B11327"/>
     <w:rPr>
@@ -7922,6 +8138,71 @@
       <w:bCs/>
       <w:sz w:val="28"/>
       <w:szCs w:val="28"/>
+    </w:rPr>
+  </w:style>
+  <w:style w:type="paragraph" w:styleId="af4">
+    <w:name w:val="header"/>
+    <w:basedOn w:val="a"/>
+    <w:link w:val="af5"/>
+    <w:uiPriority w:val="99"/>
+    <w:unhideWhenUsed/>
+    <w:rsid w:val="001F01D6"/>
+    <w:pPr>
+      <w:pBdr>
+        <w:bottom w:val="single" w:sz="6" w:space="1" w:color="auto"/>
+      </w:pBdr>
+      <w:tabs>
+        <w:tab w:val="center" w:pos="4153"/>
+        <w:tab w:val="right" w:pos="8306"/>
+      </w:tabs>
+      <w:snapToGrid w:val="0"/>
+      <w:jc w:val="center"/>
+    </w:pPr>
+    <w:rPr>
+      <w:sz w:val="18"/>
+      <w:szCs w:val="18"/>
+    </w:rPr>
+  </w:style>
+  <w:style w:type="character" w:customStyle="1" w:styleId="af5">
+    <w:name w:val="页眉 字符"/>
+    <w:basedOn w:val="a0"/>
+    <w:link w:val="af4"/>
+    <w:uiPriority w:val="99"/>
+    <w:rsid w:val="001F01D6"/>
+    <w:rPr>
+      <w:sz w:val="18"/>
+      <w:szCs w:val="18"/>
+    </w:rPr>
+  </w:style>
+  <w:style w:type="paragraph" w:styleId="af6">
+    <w:name w:val="footer"/>
+    <w:basedOn w:val="a"/>
+    <w:link w:val="af7"/>
+    <w:uiPriority w:val="99"/>
+    <w:unhideWhenUsed/>
+    <w:rsid w:val="001F01D6"/>
+    <w:pPr>
+      <w:tabs>
+        <w:tab w:val="center" w:pos="4153"/>
+        <w:tab w:val="right" w:pos="8306"/>
+      </w:tabs>
+      <w:snapToGrid w:val="0"/>
+      <w:jc w:val="left"/>
+    </w:pPr>
+    <w:rPr>
+      <w:sz w:val="18"/>
+      <w:szCs w:val="18"/>
+    </w:rPr>
+  </w:style>
+  <w:style w:type="character" w:customStyle="1" w:styleId="af7">
+    <w:name w:val="页脚 字符"/>
+    <w:basedOn w:val="a0"/>
+    <w:link w:val="af6"/>
+    <w:uiPriority w:val="99"/>
+    <w:rsid w:val="001F01D6"/>
+    <w:rPr>
+      <w:sz w:val="18"/>
+      <w:szCs w:val="18"/>
     </w:rPr>
   </w:style>
 </w:styles>

--- a/internal_doc/03.开发设计/Sequence&AutoIncrement/Story-AutoIncrement.docx
+++ b/internal_doc/03.开发设计/Sequence&AutoIncrement/Story-AutoIncrement.docx
@@ -1,10 +1,10 @@
 
 <file path=word/document.xml><?xml version="1.0" encoding="utf-8"?>
-<w:document xmlns:wpc="http://schemas.microsoft.com/office/word/2010/wordprocessingCanvas" xmlns:cx="http://schemas.microsoft.com/office/drawing/2014/chartex" xmlns:mc="http://schemas.openxmlformats.org/markup-compatibility/2006" xmlns:o="urn:schemas-microsoft-com:office:office" xmlns:r="http://schemas.openxmlformats.org/officeDocument/2006/relationships" xmlns:m="http://schemas.openxmlformats.org/officeDocument/2006/math" xmlns:v="urn:schemas-microsoft-com:vml" xmlns:wp14="http://schemas.microsoft.com/office/word/2010/wordprocessingDrawing" xmlns:wp="http://schemas.openxmlformats.org/drawingml/2006/wordprocessingDrawing" xmlns:w10="urn:schemas-microsoft-com:office:word" xmlns:w="http://schemas.openxmlformats.org/wordprocessingml/2006/main" xmlns:w14="http://schemas.microsoft.com/office/word/2010/wordml" xmlns:w15="http://schemas.microsoft.com/office/word/2012/wordml" xmlns:w16se="http://schemas.microsoft.com/office/word/2015/wordml/symex" xmlns:wpg="http://schemas.microsoft.com/office/word/2010/wordprocessingGroup" xmlns:wpi="http://schemas.microsoft.com/office/word/2010/wordprocessingInk" xmlns:wne="http://schemas.microsoft.com/office/word/2006/wordml" xmlns:wps="http://schemas.microsoft.com/office/word/2010/wordprocessingShape" mc:Ignorable="w14 w15 w16se wp14">
+<w:document xmlns:ve="http://schemas.openxmlformats.org/markup-compatibility/2006" xmlns:o="urn:schemas-microsoft-com:office:office" xmlns:r="http://schemas.openxmlformats.org/officeDocument/2006/relationships" xmlns:m="http://schemas.openxmlformats.org/officeDocument/2006/math" xmlns:v="urn:schemas-microsoft-com:vml" xmlns:wp="http://schemas.openxmlformats.org/drawingml/2006/wordprocessingDrawing" xmlns:w10="urn:schemas-microsoft-com:office:word" xmlns:w="http://schemas.openxmlformats.org/wordprocessingml/2006/main" xmlns:wne="http://schemas.microsoft.com/office/word/2006/wordml">
   <w:body>
     <w:p>
       <w:pPr>
-        <w:pStyle w:val="a5"/>
+        <w:pStyle w:val="Title"/>
       </w:pPr>
       <w:r>
         <w:rPr>
@@ -33,10 +33,10 @@
     </w:p>
     <w:tbl>
       <w:tblPr>
-        <w:tblStyle w:val="a8"/>
+        <w:tblStyle w:val="TableGrid"/>
         <w:tblW w:w="0" w:type="auto"/>
         <w:tblInd w:w="357" w:type="dxa"/>
-        <w:tblLook w:val="04A0" w:firstRow="1" w:lastRow="0" w:firstColumn="1" w:lastColumn="0" w:noHBand="0" w:noVBand="1"/>
+        <w:tblLook w:val="04A0"/>
       </w:tblPr>
       <w:tblGrid>
         <w:gridCol w:w="2728"/>
@@ -119,19 +119,7 @@
               <w:t>02</w:t>
             </w:r>
             <w:r>
-              <w:t xml:space="preserve"> </w:t>
-            </w:r>
-            <w:r>
-              <w:t>Li</w:t>
-            </w:r>
-            <w:r>
-              <w:rPr>
-                <w:rFonts w:eastAsiaTheme="minorEastAsia" w:hint="eastAsia"/>
-              </w:rPr>
-              <w:t xml:space="preserve"> </w:t>
-            </w:r>
-            <w:r>
-              <w:t>Weichao</w:t>
+              <w:t>LiWeichao</w:t>
             </w:r>
           </w:p>
         </w:tc>
@@ -163,7 +151,7 @@
     <w:p/>
     <w:p>
       <w:pPr>
-        <w:pStyle w:val="2"/>
+        <w:pStyle w:val="Heading2"/>
       </w:pPr>
       <w:r>
         <w:t>Story</w:t>
@@ -188,7 +176,7 @@
     </w:p>
     <w:p>
       <w:pPr>
-        <w:pStyle w:val="2"/>
+        <w:pStyle w:val="Heading2"/>
       </w:pPr>
       <w:r>
         <w:t>Story</w:t>
@@ -202,7 +190,7 @@
     </w:p>
     <w:p>
       <w:pPr>
-        <w:pStyle w:val="a7"/>
+        <w:pStyle w:val="ListParagraph"/>
         <w:ind w:left="777" w:firstLineChars="0" w:firstLine="0"/>
         <w:rPr>
           <w:color w:val="000000" w:themeColor="text1"/>
@@ -246,7 +234,7 @@
     </w:p>
     <w:p>
       <w:pPr>
-        <w:pStyle w:val="2"/>
+        <w:pStyle w:val="Heading2"/>
       </w:pPr>
       <w:r>
         <w:t xml:space="preserve">Story </w:t>
@@ -345,7 +333,7 @@
     </w:p>
     <w:p>
       <w:pPr>
-        <w:pStyle w:val="3"/>
+        <w:pStyle w:val="Heading3"/>
       </w:pPr>
       <w:r>
         <w:rPr>
@@ -413,12 +401,6 @@
         <w:rPr>
           <w:rFonts w:hint="eastAsia"/>
         </w:rPr>
-        <w:t xml:space="preserve">        </w:t>
-      </w:r>
-      <w:r>
-        <w:rPr>
-          <w:rFonts w:hint="eastAsia"/>
-        </w:rPr>
         <w:t>F</w:t>
       </w:r>
       <w:r>
@@ -445,12 +427,6 @@
         <w:rPr>
           <w:rFonts w:hint="eastAsia"/>
         </w:rPr>
-        <w:t xml:space="preserve">        </w:t>
-      </w:r>
-      <w:r>
-        <w:rPr>
-          <w:rFonts w:hint="eastAsia"/>
-        </w:rPr>
         <w:t>I</w:t>
       </w:r>
       <w:r>
@@ -505,12 +481,6 @@
         <w:rPr>
           <w:rFonts w:hint="eastAsia"/>
         </w:rPr>
-        <w:t xml:space="preserve">        </w:t>
-      </w:r>
-      <w:r>
-        <w:rPr>
-          <w:rFonts w:hint="eastAsia"/>
-        </w:rPr>
         <w:t>MaxValue</w:t>
       </w:r>
       <w:r>
@@ -534,12 +504,6 @@
         <w:rPr>
           <w:rFonts w:hint="eastAsia"/>
         </w:rPr>
-        <w:t xml:space="preserve">        </w:t>
-      </w:r>
-      <w:r>
-        <w:rPr>
-          <w:rFonts w:hint="eastAsia"/>
-        </w:rPr>
         <w:t>CacheSize</w:t>
       </w:r>
       <w:r>
@@ -566,12 +530,6 @@
         <w:rPr>
           <w:rFonts w:hint="eastAsia"/>
         </w:rPr>
-        <w:t xml:space="preserve">        </w:t>
-      </w:r>
-      <w:r>
-        <w:rPr>
-          <w:rFonts w:hint="eastAsia"/>
-        </w:rPr>
         <w:t>AcquireSize</w:t>
       </w:r>
       <w:r>
@@ -604,12 +562,6 @@
         <w:rPr>
           <w:rFonts w:hint="eastAsia"/>
         </w:rPr>
-        <w:t xml:space="preserve">        </w:t>
-      </w:r>
-      <w:r>
-        <w:rPr>
-          <w:rFonts w:hint="eastAsia"/>
-        </w:rPr>
         <w:t>C</w:t>
       </w:r>
       <w:r>
@@ -688,12 +640,6 @@
       </w:r>
     </w:p>
     <w:p>
-      <w:r>
-        <w:rPr>
-          <w:rFonts w:hint="eastAsia"/>
-        </w:rPr>
-        <w:t xml:space="preserve">            </w:t>
-      </w:r>
       <w:r>
         <w:rPr>
           <w:rFonts w:hint="eastAsia"/>
@@ -770,10 +716,10 @@
     </w:p>
     <w:tbl>
       <w:tblPr>
-        <w:tblStyle w:val="a8"/>
+        <w:tblStyle w:val="TableGrid"/>
         <w:tblW w:w="0" w:type="auto"/>
         <w:tblInd w:w="357" w:type="dxa"/>
-        <w:tblLook w:val="04A0" w:firstRow="1" w:lastRow="0" w:firstColumn="1" w:lastColumn="0" w:noHBand="0" w:noVBand="1"/>
+        <w:tblLook w:val="04A0"/>
       </w:tblPr>
       <w:tblGrid>
         <w:gridCol w:w="1826"/>
@@ -968,11 +914,26 @@
               </w:rPr>
               <w:t>。</w:t>
             </w:r>
-            <w:r>
-              <w:rPr>
-                <w:rFonts w:eastAsiaTheme="minorEastAsia" w:hint="eastAsia"/>
-              </w:rPr>
-              <w:t>必须是可见字符，</w:t>
+            <w:commentRangeStart w:id="0"/>
+            <w:r>
+              <w:rPr>
+                <w:rFonts w:eastAsiaTheme="minorEastAsia" w:hint="eastAsia"/>
+              </w:rPr>
+              <w:t>必须是可见字符</w:t>
+            </w:r>
+            <w:commentRangeEnd w:id="0"/>
+            <w:r>
+              <w:rPr>
+                <w:rStyle w:val="CommentReference"/>
+                <w:rFonts w:eastAsiaTheme="minorEastAsia"/>
+              </w:rPr>
+              <w:commentReference w:id="0"/>
+            </w:r>
+            <w:r>
+              <w:rPr>
+                <w:rFonts w:eastAsiaTheme="minorEastAsia" w:hint="eastAsia"/>
+              </w:rPr>
+              <w:t>，</w:t>
             </w:r>
             <w:r>
               <w:rPr>
@@ -1946,50 +1907,74 @@
               <w:rPr>
                 <w:rFonts w:eastAsiaTheme="minorEastAsia" w:hint="eastAsia"/>
               </w:rPr>
+              <w:t>，</w:t>
+            </w:r>
+            <w:r>
+              <w:rPr>
+                <w:rFonts w:eastAsiaTheme="minorEastAsia" w:hint="eastAsia"/>
+              </w:rPr>
+              <w:t>"default"</w:t>
+            </w:r>
+            <w:r>
+              <w:rPr>
+                <w:rFonts w:eastAsiaTheme="minorEastAsia" w:hint="eastAsia"/>
+              </w:rPr>
               <w:t>或</w:t>
             </w:r>
             <w:r>
               <w:rPr>
                 <w:rFonts w:eastAsiaTheme="minorEastAsia" w:hint="eastAsia"/>
               </w:rPr>
+              <w:t>"strict"</w:t>
+            </w:r>
+            <w:r>
+              <w:rPr>
+                <w:rFonts w:eastAsiaTheme="minorEastAsia" w:hint="eastAsia"/>
+              </w:rPr>
+              <w:t>。</w:t>
+            </w:r>
+            <w:r>
+              <w:rPr>
+                <w:rFonts w:eastAsiaTheme="minorEastAsia" w:hint="eastAsia"/>
+              </w:rPr>
+              <w:t>"always"</w:t>
+            </w:r>
+            <w:r>
+              <w:rPr>
+                <w:rFonts w:eastAsiaTheme="minorEastAsia" w:hint="eastAsia"/>
+              </w:rPr>
+              <w:t>表示自增自动总是由服务端生成，忽略客户端的设</w:t>
+            </w:r>
+            <w:r>
+              <w:rPr>
+                <w:rFonts w:eastAsiaTheme="minorEastAsia" w:hint="eastAsia"/>
+              </w:rPr>
+              <w:lastRenderedPageBreak/>
+              <w:t>置。</w:t>
+            </w:r>
+            <w:r>
+              <w:rPr>
+                <w:rFonts w:eastAsiaTheme="minorEastAsia" w:hint="eastAsia"/>
+              </w:rPr>
               <w:t>"default"</w:t>
             </w:r>
             <w:r>
               <w:rPr>
                 <w:rFonts w:eastAsiaTheme="minorEastAsia" w:hint="eastAsia"/>
               </w:rPr>
-              <w:t>。</w:t>
-            </w:r>
-            <w:r>
-              <w:rPr>
-                <w:rFonts w:eastAsiaTheme="minorEastAsia" w:hint="eastAsia"/>
-              </w:rPr>
-              <w:t>"always"</w:t>
-            </w:r>
-            <w:r>
-              <w:rPr>
-                <w:rFonts w:eastAsiaTheme="minorEastAsia" w:hint="eastAsia"/>
-              </w:rPr>
-              <w:t>表示自增自动总是由服务端生成，忽略客户端的设置。</w:t>
-            </w:r>
-            <w:r>
-              <w:rPr>
-                <w:rFonts w:eastAsiaTheme="minorEastAsia" w:hint="eastAsia"/>
-              </w:rPr>
-              <w:t>"default"</w:t>
-            </w:r>
-            <w:r>
-              <w:rPr>
-                <w:rFonts w:eastAsiaTheme="minorEastAsia" w:hint="eastAsia"/>
-              </w:rPr>
-              <w:t>允</w:t>
-            </w:r>
-            <w:r>
-              <w:rPr>
-                <w:rFonts w:eastAsiaTheme="minorEastAsia" w:hint="eastAsia"/>
-              </w:rPr>
-              <w:lastRenderedPageBreak/>
-              <w:t>许客户端设置。</w:t>
+              <w:t>允许客户端设置。</w:t>
+            </w:r>
+            <w:r>
+              <w:rPr>
+                <w:rFonts w:eastAsiaTheme="minorEastAsia" w:hint="eastAsia"/>
+              </w:rPr>
+              <w:t>"strict"</w:t>
+            </w:r>
+            <w:r>
+              <w:rPr>
+                <w:rFonts w:eastAsiaTheme="minorEastAsia" w:hint="eastAsia"/>
+              </w:rPr>
+              <w:t>则在允许客户端设置同时增加类型检测，类型不为数值时报错。</w:t>
             </w:r>
           </w:p>
           <w:p>
@@ -2067,7 +2052,7 @@
     <w:p/>
     <w:p>
       <w:pPr>
-        <w:pStyle w:val="a7"/>
+        <w:pStyle w:val="ListParagraph"/>
         <w:numPr>
           <w:ilvl w:val="0"/>
           <w:numId w:val="9"/>
@@ -2095,7 +2080,7 @@
     </w:p>
     <w:p>
       <w:pPr>
-        <w:pStyle w:val="a7"/>
+        <w:pStyle w:val="ListParagraph"/>
         <w:numPr>
           <w:ilvl w:val="0"/>
           <w:numId w:val="9"/>
@@ -2291,7 +2276,7 @@
     </w:p>
     <w:p>
       <w:pPr>
-        <w:pStyle w:val="a7"/>
+        <w:pStyle w:val="ListParagraph"/>
         <w:numPr>
           <w:ilvl w:val="0"/>
           <w:numId w:val="9"/>
@@ -2332,12 +2317,6 @@
         <w:rPr>
           <w:rFonts w:hint="eastAsia"/>
         </w:rPr>
-        <w:t xml:space="preserve"> </w:t>
-      </w:r>
-      <w:r>
-        <w:rPr>
-          <w:rFonts w:hint="eastAsia"/>
-        </w:rPr>
         <w:t>MaxValue</w:t>
       </w:r>
       <w:r>
@@ -2379,7 +2358,7 @@
     </w:p>
     <w:p>
       <w:pPr>
-        <w:pStyle w:val="a7"/>
+        <w:pStyle w:val="ListParagraph"/>
         <w:numPr>
           <w:ilvl w:val="0"/>
           <w:numId w:val="9"/>
@@ -2432,12 +2411,6 @@
         <w:rPr>
           <w:rFonts w:hint="eastAsia"/>
         </w:rPr>
-        <w:t xml:space="preserve"> </w:t>
-      </w:r>
-      <w:r>
-        <w:rPr>
-          <w:rFonts w:hint="eastAsia"/>
-        </w:rPr>
         <w:t>CacheSize</w:t>
       </w:r>
       <w:r>
@@ -2515,7 +2488,7 @@
     </w:p>
     <w:p>
       <w:pPr>
-        <w:pStyle w:val="a7"/>
+        <w:pStyle w:val="ListParagraph"/>
         <w:numPr>
           <w:ilvl w:val="0"/>
           <w:numId w:val="9"/>
@@ -2585,7 +2558,7 @@
     </w:p>
     <w:p>
       <w:pPr>
-        <w:pStyle w:val="a7"/>
+        <w:pStyle w:val="ListParagraph"/>
         <w:numPr>
           <w:ilvl w:val="0"/>
           <w:numId w:val="9"/>
@@ -2613,7 +2586,7 @@
     </w:p>
     <w:p>
       <w:pPr>
-        <w:pStyle w:val="a7"/>
+        <w:pStyle w:val="ListParagraph"/>
         <w:numPr>
           <w:ilvl w:val="0"/>
           <w:numId w:val="9"/>
@@ -2653,7 +2626,7 @@
     </w:p>
     <w:p>
       <w:pPr>
-        <w:pStyle w:val="3"/>
+        <w:pStyle w:val="Heading3"/>
       </w:pPr>
       <w:r>
         <w:rPr>
@@ -2695,12 +2668,6 @@
         <w:rPr>
           <w:rFonts w:hint="eastAsia"/>
         </w:rPr>
-        <w:t xml:space="preserve">    </w:t>
-      </w:r>
-      <w:r>
-        <w:rPr>
-          <w:rFonts w:hint="eastAsia"/>
-        </w:rPr>
         <w:t>AlterType : "collection</w:t>
       </w:r>
       <w:r>
@@ -2715,18 +2682,6 @@
         <w:rPr>
           <w:rFonts w:hint="eastAsia"/>
         </w:rPr>
-        <w:t xml:space="preserve">  </w:t>
-      </w:r>
-      <w:r>
-        <w:rPr>
-          <w:rFonts w:hint="eastAsia"/>
-        </w:rPr>
-        <w:t xml:space="preserve">  </w:t>
-      </w:r>
-      <w:r>
-        <w:rPr>
-          <w:rFonts w:hint="eastAsia"/>
-        </w:rPr>
         <w:t>Version : 1,</w:t>
       </w:r>
     </w:p>
@@ -2735,18 +2690,6 @@
         <w:rPr>
           <w:rFonts w:hint="eastAsia"/>
         </w:rPr>
-        <w:t xml:space="preserve">  </w:t>
-      </w:r>
-      <w:r>
-        <w:rPr>
-          <w:rFonts w:hint="eastAsia"/>
-        </w:rPr>
-        <w:t xml:space="preserve">  </w:t>
-      </w:r>
-      <w:r>
-        <w:rPr>
-          <w:rFonts w:hint="eastAsia"/>
-        </w:rPr>
         <w:t>Name : "&lt;</w:t>
       </w:r>
       <w:r>
@@ -2767,18 +2710,6 @@
         <w:rPr>
           <w:rFonts w:hint="eastAsia"/>
         </w:rPr>
-        <w:t xml:space="preserve">  </w:t>
-      </w:r>
-      <w:r>
-        <w:rPr>
-          <w:rFonts w:hint="eastAsia"/>
-        </w:rPr>
-        <w:t xml:space="preserve">  </w:t>
-      </w:r>
-      <w:r>
-        <w:rPr>
-          <w:rFonts w:hint="eastAsia"/>
-        </w:rPr>
         <w:t>Alter :</w:t>
       </w:r>
     </w:p>
@@ -2787,18 +2718,6 @@
         <w:rPr>
           <w:rFonts w:hint="eastAsia"/>
         </w:rPr>
-        <w:t xml:space="preserve">  </w:t>
-      </w:r>
-      <w:r>
-        <w:rPr>
-          <w:rFonts w:hint="eastAsia"/>
-        </w:rPr>
-        <w:t xml:space="preserve">  </w:t>
-      </w:r>
-      <w:r>
-        <w:rPr>
-          <w:rFonts w:hint="eastAsia"/>
-        </w:rPr>
         <w:t>{</w:t>
       </w:r>
     </w:p>
@@ -2807,18 +2726,6 @@
         <w:rPr>
           <w:rFonts w:hint="eastAsia"/>
         </w:rPr>
-        <w:t xml:space="preserve">    </w:t>
-      </w:r>
-      <w:r>
-        <w:rPr>
-          <w:rFonts w:hint="eastAsia"/>
-        </w:rPr>
-        <w:t xml:space="preserve">    </w:t>
-      </w:r>
-      <w:r>
-        <w:rPr>
-          <w:rFonts w:hint="eastAsia"/>
-        </w:rPr>
         <w:t>Name : "</w:t>
       </w:r>
       <w:r>
@@ -2845,18 +2752,6 @@
         <w:rPr>
           <w:rFonts w:hint="eastAsia"/>
         </w:rPr>
-        <w:t xml:space="preserve">    </w:t>
-      </w:r>
-      <w:r>
-        <w:rPr>
-          <w:rFonts w:hint="eastAsia"/>
-        </w:rPr>
-        <w:t xml:space="preserve">    </w:t>
-      </w:r>
-      <w:r>
-        <w:rPr>
-          <w:rFonts w:hint="eastAsia"/>
-        </w:rPr>
         <w:t>Args : {</w:t>
       </w:r>
     </w:p>
@@ -2899,12 +2794,6 @@
         <w:rPr>
           <w:rFonts w:hint="eastAsia"/>
         </w:rPr>
-        <w:t xml:space="preserve">        </w:t>
-      </w:r>
-      <w:r>
-        <w:rPr>
-          <w:rFonts w:hint="eastAsia"/>
-        </w:rPr>
         <w:t>}</w:t>
       </w:r>
     </w:p>
@@ -2913,18 +2802,6 @@
         <w:rPr>
           <w:rFonts w:hint="eastAsia"/>
         </w:rPr>
-        <w:t xml:space="preserve">  </w:t>
-      </w:r>
-      <w:r>
-        <w:rPr>
-          <w:rFonts w:hint="eastAsia"/>
-        </w:rPr>
-        <w:t xml:space="preserve">  </w:t>
-      </w:r>
-      <w:r>
-        <w:rPr>
-          <w:rFonts w:hint="eastAsia"/>
-        </w:rPr>
         <w:t>}</w:t>
       </w:r>
     </w:p>
@@ -2987,6 +2864,7 @@
     </w:p>
     <w:p>
       <w:r>
+        <w:lastRenderedPageBreak/>
         <w:t>db.foo.bar.createAutoIncrement(</w:t>
       </w:r>
     </w:p>
@@ -3026,121 +2904,402 @@
     </w:p>
     <w:p>
       <w:r>
+        <w:t>{Field:”id1”, StartValue:10, MinValue:100, MaxValue:10000},</w:t>
+      </w:r>
+    </w:p>
+    <w:p>
+      <w:r>
+        <w:t>{Field:”id2”, StartValue:10, MinValue:100, MaxValue:10000}</w:t>
+      </w:r>
+    </w:p>
+    <w:p>
+      <w:r>
+        <w:t>]</w:t>
+      </w:r>
+    </w:p>
+    <w:p>
+      <w:r>
+        <w:t>)</w:t>
+      </w:r>
+    </w:p>
+    <w:p/>
+    <w:p>
+      <w:pPr>
+        <w:pStyle w:val="Heading3"/>
+      </w:pPr>
+      <w:r>
+        <w:rPr>
+          <w:rFonts w:hint="eastAsia"/>
+        </w:rPr>
+        <w:t>修改自增字段</w:t>
+      </w:r>
+    </w:p>
+    <w:p>
+      <w:r>
+        <w:rPr>
+          <w:rFonts w:hint="eastAsia"/>
+        </w:rPr>
+        <w:t>可以</w:t>
+      </w:r>
+      <w:r>
+        <w:rPr>
+          <w:rFonts w:hint="eastAsia"/>
+        </w:rPr>
+        <w:t>通过集合的</w:t>
+      </w:r>
+      <w:r>
+        <w:rPr>
+          <w:rFonts w:hint="eastAsia"/>
+        </w:rPr>
+        <w:t>alter</w:t>
+      </w:r>
+      <w:r>
+        <w:rPr>
+          <w:rFonts w:hint="eastAsia"/>
+        </w:rPr>
+        <w:t>命令</w:t>
+      </w:r>
+      <w:r>
+        <w:rPr>
+          <w:rFonts w:hint="eastAsia"/>
+        </w:rPr>
+        <w:t>修改</w:t>
+      </w:r>
+      <w:r>
+        <w:rPr>
+          <w:rFonts w:hint="eastAsia"/>
+        </w:rPr>
+        <w:t>自增字段的属性</w:t>
+      </w:r>
+      <w:r>
+        <w:rPr>
+          <w:rFonts w:hint="eastAsia"/>
+        </w:rPr>
+        <w:t>，</w:t>
+      </w:r>
+      <w:r>
+        <w:rPr>
+          <w:rFonts w:hint="eastAsia"/>
+        </w:rPr>
+        <w:t>目前</w:t>
+      </w:r>
+      <w:r>
+        <w:rPr>
+          <w:rFonts w:hint="eastAsia"/>
+        </w:rPr>
+        <w:t>自增字段的属性</w:t>
+      </w:r>
+      <w:r>
+        <w:rPr>
+          <w:rFonts w:hint="eastAsia"/>
+        </w:rPr>
+        <w:t>除了</w:t>
+      </w:r>
+      <w:r>
+        <w:rPr>
+          <w:rFonts w:hint="eastAsia"/>
+        </w:rPr>
+        <w:t>字段名</w:t>
+      </w:r>
+      <w:r>
+        <w:rPr>
+          <w:rFonts w:hint="eastAsia"/>
+        </w:rPr>
+        <w:t>都可以修改</w:t>
+      </w:r>
+      <w:r>
+        <w:rPr>
+          <w:rFonts w:hint="eastAsia"/>
+        </w:rPr>
+        <w:t>：</w:t>
+      </w:r>
+    </w:p>
+    <w:p>
+      <w:r>
+        <w:rPr>
+          <w:rFonts w:hint="eastAsia"/>
+        </w:rPr>
+        <w:t>{</w:t>
+      </w:r>
+    </w:p>
+    <w:p>
+      <w:r>
+        <w:rPr>
+          <w:rFonts w:hint="eastAsia"/>
+        </w:rPr>
+        <w:t xml:space="preserve">    AlterType : "collection</w:t>
+      </w:r>
+      <w:r>
+        <w:rPr>
+          <w:rFonts w:hint="eastAsia"/>
+        </w:rPr>
+        <w:t>",</w:t>
+      </w:r>
+    </w:p>
+    <w:p>
+      <w:r>
+        <w:rPr>
+          <w:rFonts w:hint="eastAsia"/>
+        </w:rPr>
+        <w:t xml:space="preserve">  Version : 1,</w:t>
+      </w:r>
+    </w:p>
+    <w:p>
+      <w:r>
+        <w:rPr>
+          <w:rFonts w:hint="eastAsia"/>
+        </w:rPr>
+        <w:t>Name : "&lt;</w:t>
+      </w:r>
+      <w:r>
+        <w:rPr>
+          <w:rFonts w:hint="eastAsia"/>
+        </w:rPr>
+        <w:t>collection</w:t>
+      </w:r>
+      <w:r>
+        <w:rPr>
+          <w:rFonts w:hint="eastAsia"/>
+        </w:rPr>
+        <w:t>_name&gt;", // foo.bar</w:t>
+      </w:r>
+    </w:p>
+    <w:p>
+      <w:r>
+        <w:rPr>
+          <w:rFonts w:hint="eastAsia"/>
+        </w:rPr>
+        <w:t>Alter :</w:t>
+      </w:r>
+    </w:p>
+    <w:p>
+      <w:r>
+        <w:rPr>
+          <w:rFonts w:hint="eastAsia"/>
+        </w:rPr>
+        <w:t>{</w:t>
+      </w:r>
+    </w:p>
+    <w:p>
+      <w:r>
+        <w:rPr>
+          <w:rFonts w:hint="eastAsia"/>
+        </w:rPr>
+        <w:t>Name : "</w:t>
+      </w:r>
+      <w:r>
+        <w:rPr>
+          <w:rFonts w:hint="eastAsia"/>
+        </w:rPr>
+        <w:t>set</w:t>
+      </w:r>
+      <w:r>
+        <w:rPr>
+          <w:rFonts w:hint="eastAsia"/>
+        </w:rPr>
+        <w:t xml:space="preserve"> autoincrement</w:t>
+      </w:r>
+      <w:r>
+        <w:rPr>
+          <w:rFonts w:hint="eastAsia"/>
+        </w:rPr>
+        <w:t>",</w:t>
+      </w:r>
+    </w:p>
+    <w:p>
+      <w:r>
+        <w:rPr>
+          <w:rFonts w:hint="eastAsia"/>
+        </w:rPr>
+        <w:t xml:space="preserve">    Args : {</w:t>
+      </w:r>
+    </w:p>
+    <w:p>
+      <w:r>
+        <w:rPr>
+          <w:rFonts w:hint="eastAsia"/>
+        </w:rPr>
+        <w:t xml:space="preserve">            F</w:t>
+      </w:r>
+      <w:r>
+        <w:rPr>
+          <w:rFonts w:hint="eastAsia"/>
+        </w:rPr>
+        <w:t>ield: "&lt;field_name&gt;",</w:t>
+      </w:r>
+    </w:p>
+    <w:p>
+      <w:r>
+        <w:rPr>
+          <w:rFonts w:hint="eastAsia"/>
+        </w:rPr>
+        <w:t xml:space="preserve">            ...</w:t>
+      </w:r>
+    </w:p>
+    <w:p>
+      <w:r>
+        <w:rPr>
+          <w:rFonts w:hint="eastAsia"/>
+        </w:rPr>
+        <w:t>}</w:t>
+      </w:r>
+    </w:p>
+    <w:p>
+      <w:r>
+        <w:rPr>
+          <w:rFonts w:hint="eastAsia"/>
+        </w:rPr>
+        <w:t>}</w:t>
+      </w:r>
+    </w:p>
+    <w:p>
+      <w:r>
+        <w:rPr>
+          <w:rFonts w:hint="eastAsia"/>
+        </w:rPr>
+        <w:t>}</w:t>
+      </w:r>
+    </w:p>
+    <w:p>
+      <w:r>
+        <w:rPr>
+          <w:rFonts w:hint="eastAsia"/>
+        </w:rPr>
+        <w:t>驱动</w:t>
+      </w:r>
+      <w:r>
+        <w:rPr>
+          <w:rFonts w:hint="eastAsia"/>
+        </w:rPr>
+        <w:t>setAttributes</w:t>
+      </w:r>
+      <w:r>
+        <w:rPr>
+          <w:rFonts w:hint="eastAsia"/>
+        </w:rPr>
+        <w:t>增加</w:t>
+      </w:r>
+      <w:r>
+        <w:rPr>
+          <w:rFonts w:hint="eastAsia"/>
+        </w:rPr>
+        <w:t>AutoIncrement</w:t>
+      </w:r>
+      <w:r>
+        <w:rPr>
+          <w:rFonts w:hint="eastAsia"/>
+        </w:rPr>
+        <w:t>选项</w:t>
+      </w:r>
+    </w:p>
+    <w:p>
+      <w:r>
+        <w:t>db.foo.bar.setAttributes({</w:t>
+      </w:r>
+    </w:p>
+    <w:p>
+      <w:r>
+        <w:rPr>
+          <w:rFonts w:hint="eastAsia"/>
+        </w:rPr>
+        <w:t>Auto</w:t>
+      </w:r>
+      <w:r>
+        <w:t>Increment:[</w:t>
+      </w:r>
+    </w:p>
+    <w:p>
+      <w:r>
+        <w:t xml:space="preserve">   {Field:”id1”, Increment:2, StartValue:3},</w:t>
+      </w:r>
+    </w:p>
+    <w:p>
+      <w:pPr>
+        <w:ind w:firstLineChars="150" w:firstLine="315"/>
+      </w:pPr>
+      <w:r>
+        <w:t>{Field:”id2”, Increment:2, StartValue:3}</w:t>
+      </w:r>
+    </w:p>
+    <w:p>
+      <w:r>
+        <w:t>]</w:t>
+      </w:r>
+    </w:p>
+    <w:p>
+      <w:r>
+        <w:t>})</w:t>
+      </w:r>
+    </w:p>
+    <w:p/>
+    <w:p>
+      <w:pPr>
+        <w:pStyle w:val="Heading3"/>
+      </w:pPr>
+      <w:r>
+        <w:rPr>
+          <w:rFonts w:hint="eastAsia"/>
+        </w:rPr>
+        <w:t>删除自增字段</w:t>
+      </w:r>
+    </w:p>
+    <w:p>
+      <w:r>
+        <w:rPr>
+          <w:rFonts w:hint="eastAsia"/>
+        </w:rPr>
+        <w:t>{</w:t>
+      </w:r>
+    </w:p>
+    <w:p>
+      <w:r>
+        <w:rPr>
+          <w:rFonts w:hint="eastAsia"/>
+        </w:rPr>
+        <w:t xml:space="preserve">    AlterType : "collection</w:t>
+      </w:r>
+      <w:r>
+        <w:rPr>
+          <w:rFonts w:hint="eastAsia"/>
+        </w:rPr>
+        <w:t>",</w:t>
+      </w:r>
+    </w:p>
+    <w:p>
+      <w:r>
+        <w:rPr>
+          <w:rFonts w:hint="eastAsia"/>
+        </w:rPr>
+        <w:t xml:space="preserve">  Version : 1,</w:t>
+      </w:r>
+    </w:p>
+    <w:p>
+      <w:r>
+        <w:rPr>
+          <w:rFonts w:hint="eastAsia"/>
+        </w:rPr>
         <w:lastRenderedPageBreak/>
-        <w:t>{Field:”id1”, StartValue:10, MinValue:100, MaxValue:10000},</w:t>
-      </w:r>
-    </w:p>
-    <w:p>
-      <w:r>
-        <w:t>{Field:”id2”, StartValue:10, MinValue:100, MaxValue:10000}</w:t>
-      </w:r>
-    </w:p>
-    <w:p>
-      <w:r>
-        <w:t>]</w:t>
-      </w:r>
-    </w:p>
-    <w:p>
-      <w:r>
-        <w:t>)</w:t>
-      </w:r>
-    </w:p>
-    <w:p>
-      <w:pPr>
-        <w:rPr>
-          <w:rFonts w:hint="eastAsia"/>
-        </w:rPr>
-      </w:pPr>
-    </w:p>
-    <w:p>
-      <w:pPr>
-        <w:pStyle w:val="3"/>
-      </w:pPr>
-      <w:r>
-        <w:rPr>
-          <w:rFonts w:hint="eastAsia"/>
-        </w:rPr>
-        <w:t>修改自增字段</w:t>
-      </w:r>
-    </w:p>
-    <w:p>
-      <w:r>
-        <w:rPr>
-          <w:rFonts w:hint="eastAsia"/>
-        </w:rPr>
-        <w:t>可以</w:t>
-      </w:r>
-      <w:r>
-        <w:rPr>
-          <w:rFonts w:hint="eastAsia"/>
-        </w:rPr>
-        <w:t>通过集合的</w:t>
-      </w:r>
-      <w:r>
-        <w:rPr>
-          <w:rFonts w:hint="eastAsia"/>
-        </w:rPr>
-        <w:t>alter</w:t>
-      </w:r>
-      <w:r>
-        <w:rPr>
-          <w:rFonts w:hint="eastAsia"/>
-        </w:rPr>
-        <w:t>命令</w:t>
-      </w:r>
-      <w:r>
-        <w:rPr>
-          <w:rFonts w:hint="eastAsia"/>
-        </w:rPr>
-        <w:t>修改</w:t>
-      </w:r>
-      <w:r>
-        <w:rPr>
-          <w:rFonts w:hint="eastAsia"/>
-        </w:rPr>
-        <w:t>自增字段的属性</w:t>
-      </w:r>
-      <w:r>
-        <w:rPr>
-          <w:rFonts w:hint="eastAsia"/>
-        </w:rPr>
-        <w:t>，</w:t>
-      </w:r>
-      <w:r>
-        <w:rPr>
-          <w:rFonts w:hint="eastAsia"/>
-        </w:rPr>
-        <w:t>目前</w:t>
-      </w:r>
-      <w:r>
-        <w:rPr>
-          <w:rFonts w:hint="eastAsia"/>
-        </w:rPr>
-        <w:t>自增字段的属性</w:t>
-      </w:r>
-      <w:r>
-        <w:rPr>
-          <w:rFonts w:hint="eastAsia"/>
-        </w:rPr>
-        <w:t>除了</w:t>
-      </w:r>
-      <w:r>
-        <w:rPr>
-          <w:rFonts w:hint="eastAsia"/>
-        </w:rPr>
-        <w:t>字段名</w:t>
-      </w:r>
-      <w:r>
-        <w:rPr>
-          <w:rFonts w:hint="eastAsia"/>
-        </w:rPr>
-        <w:t>都可以修改</w:t>
-      </w:r>
-      <w:r>
-        <w:rPr>
-          <w:rFonts w:hint="eastAsia"/>
-        </w:rPr>
-        <w:t>：</w:t>
+        <w:t>Name : "&lt;</w:t>
+      </w:r>
+      <w:r>
+        <w:rPr>
+          <w:rFonts w:hint="eastAsia"/>
+        </w:rPr>
+        <w:t>collection</w:t>
+      </w:r>
+      <w:r>
+        <w:rPr>
+          <w:rFonts w:hint="eastAsia"/>
+        </w:rPr>
+        <w:t>_name&gt;", // foo.bar</w:t>
+      </w:r>
+    </w:p>
+    <w:p>
+      <w:r>
+        <w:rPr>
+          <w:rFonts w:hint="eastAsia"/>
+        </w:rPr>
+        <w:t>Alter :</w:t>
       </w:r>
     </w:p>
     <w:p>
@@ -3156,7 +3315,19 @@
         <w:rPr>
           <w:rFonts w:hint="eastAsia"/>
         </w:rPr>
-        <w:t xml:space="preserve">    AlterType : "collection</w:t>
+        <w:t>Name : "</w:t>
+      </w:r>
+      <w:r>
+        <w:rPr>
+          <w:rFonts w:hint="eastAsia"/>
+        </w:rPr>
+        <w:t xml:space="preserve">drop </w:t>
+      </w:r>
+      <w:r>
+        <w:rPr>
+          <w:rFonts w:hint="eastAsia"/>
+        </w:rPr>
+        <w:t>autoincrement</w:t>
       </w:r>
       <w:r>
         <w:rPr>
@@ -3170,136 +3341,6 @@
         <w:rPr>
           <w:rFonts w:hint="eastAsia"/>
         </w:rPr>
-        <w:t xml:space="preserve">  </w:t>
-      </w:r>
-      <w:r>
-        <w:rPr>
-          <w:rFonts w:hint="eastAsia"/>
-        </w:rPr>
-        <w:t xml:space="preserve">  Version : 1,</w:t>
-      </w:r>
-    </w:p>
-    <w:p>
-      <w:r>
-        <w:rPr>
-          <w:rFonts w:hint="eastAsia"/>
-        </w:rPr>
-        <w:t xml:space="preserve">  </w:t>
-      </w:r>
-      <w:r>
-        <w:rPr>
-          <w:rFonts w:hint="eastAsia"/>
-        </w:rPr>
-        <w:t xml:space="preserve">  </w:t>
-      </w:r>
-      <w:r>
-        <w:rPr>
-          <w:rFonts w:hint="eastAsia"/>
-        </w:rPr>
-        <w:t>Name : "&lt;</w:t>
-      </w:r>
-      <w:r>
-        <w:rPr>
-          <w:rFonts w:hint="eastAsia"/>
-        </w:rPr>
-        <w:t>collection</w:t>
-      </w:r>
-      <w:r>
-        <w:rPr>
-          <w:rFonts w:hint="eastAsia"/>
-        </w:rPr>
-        <w:t>_name&gt;", // foo.bar</w:t>
-      </w:r>
-    </w:p>
-    <w:p>
-      <w:r>
-        <w:rPr>
-          <w:rFonts w:hint="eastAsia"/>
-        </w:rPr>
-        <w:t xml:space="preserve">  </w:t>
-      </w:r>
-      <w:r>
-        <w:rPr>
-          <w:rFonts w:hint="eastAsia"/>
-        </w:rPr>
-        <w:t xml:space="preserve">  </w:t>
-      </w:r>
-      <w:r>
-        <w:rPr>
-          <w:rFonts w:hint="eastAsia"/>
-        </w:rPr>
-        <w:t>Alter :</w:t>
-      </w:r>
-    </w:p>
-    <w:p>
-      <w:r>
-        <w:rPr>
-          <w:rFonts w:hint="eastAsia"/>
-        </w:rPr>
-        <w:t xml:space="preserve">  </w:t>
-      </w:r>
-      <w:r>
-        <w:rPr>
-          <w:rFonts w:hint="eastAsia"/>
-        </w:rPr>
-        <w:t xml:space="preserve">  </w:t>
-      </w:r>
-      <w:r>
-        <w:rPr>
-          <w:rFonts w:hint="eastAsia"/>
-        </w:rPr>
-        <w:t>{</w:t>
-      </w:r>
-    </w:p>
-    <w:p>
-      <w:r>
-        <w:rPr>
-          <w:rFonts w:hint="eastAsia"/>
-        </w:rPr>
-        <w:t xml:space="preserve">    </w:t>
-      </w:r>
-      <w:r>
-        <w:rPr>
-          <w:rFonts w:hint="eastAsia"/>
-        </w:rPr>
-        <w:t xml:space="preserve">    </w:t>
-      </w:r>
-      <w:r>
-        <w:rPr>
-          <w:rFonts w:hint="eastAsia"/>
-        </w:rPr>
-        <w:t>Name : "</w:t>
-      </w:r>
-      <w:r>
-        <w:rPr>
-          <w:rFonts w:hint="eastAsia"/>
-        </w:rPr>
-        <w:t>set</w:t>
-      </w:r>
-      <w:r>
-        <w:rPr>
-          <w:rFonts w:hint="eastAsia"/>
-        </w:rPr>
-        <w:t xml:space="preserve"> autoincrement</w:t>
-      </w:r>
-      <w:r>
-        <w:rPr>
-          <w:rFonts w:hint="eastAsia"/>
-        </w:rPr>
-        <w:t>",</w:t>
-      </w:r>
-    </w:p>
-    <w:p>
-      <w:r>
-        <w:rPr>
-          <w:rFonts w:hint="eastAsia"/>
-        </w:rPr>
-        <w:t xml:space="preserve">    </w:t>
-      </w:r>
-      <w:r>
-        <w:rPr>
-          <w:rFonts w:hint="eastAsia"/>
-        </w:rPr>
         <w:t xml:space="preserve">    Args : {</w:t>
       </w:r>
     </w:p>
@@ -3308,30 +3349,16 @@
         <w:rPr>
           <w:rFonts w:hint="eastAsia"/>
         </w:rPr>
-        <w:t xml:space="preserve">            F</w:t>
-      </w:r>
-      <w:r>
-        <w:rPr>
-          <w:rFonts w:hint="eastAsia"/>
-        </w:rPr>
-        <w:t>ield: "&lt;field_name&gt;",</w:t>
-      </w:r>
-    </w:p>
-    <w:p>
-      <w:r>
-        <w:rPr>
-          <w:rFonts w:hint="eastAsia"/>
-        </w:rPr>
-        <w:t xml:space="preserve">            ...</w:t>
-      </w:r>
-    </w:p>
-    <w:p>
-      <w:r>
-        <w:rPr>
-          <w:rFonts w:hint="eastAsia"/>
-        </w:rPr>
-        <w:t xml:space="preserve">        </w:t>
-      </w:r>
+        <w:t>F</w:t>
+      </w:r>
+      <w:r>
+        <w:rPr>
+          <w:rFonts w:hint="eastAsia"/>
+        </w:rPr>
+        <w:t>ield: "&lt;field_name&gt;"</w:t>
+      </w:r>
+    </w:p>
+    <w:p>
       <w:r>
         <w:rPr>
           <w:rFonts w:hint="eastAsia"/>
@@ -3340,330 +3367,6 @@
       </w:r>
     </w:p>
     <w:p>
-      <w:r>
-        <w:rPr>
-          <w:rFonts w:hint="eastAsia"/>
-        </w:rPr>
-        <w:t xml:space="preserve">  </w:t>
-      </w:r>
-      <w:r>
-        <w:rPr>
-          <w:rFonts w:hint="eastAsia"/>
-        </w:rPr>
-        <w:t xml:space="preserve">  </w:t>
-      </w:r>
-      <w:r>
-        <w:rPr>
-          <w:rFonts w:hint="eastAsia"/>
-        </w:rPr>
-        <w:t>}</w:t>
-      </w:r>
-    </w:p>
-    <w:p>
-      <w:r>
-        <w:rPr>
-          <w:rFonts w:hint="eastAsia"/>
-        </w:rPr>
-        <w:t>}</w:t>
-      </w:r>
-    </w:p>
-    <w:p>
-      <w:r>
-        <w:rPr>
-          <w:rFonts w:hint="eastAsia"/>
-        </w:rPr>
-        <w:t>驱动</w:t>
-      </w:r>
-      <w:r>
-        <w:rPr>
-          <w:rFonts w:hint="eastAsia"/>
-        </w:rPr>
-        <w:t>setAttributes</w:t>
-      </w:r>
-      <w:r>
-        <w:rPr>
-          <w:rFonts w:hint="eastAsia"/>
-        </w:rPr>
-        <w:t>增加</w:t>
-      </w:r>
-      <w:r>
-        <w:rPr>
-          <w:rFonts w:hint="eastAsia"/>
-        </w:rPr>
-        <w:t>AutoIncrement</w:t>
-      </w:r>
-      <w:r>
-        <w:rPr>
-          <w:rFonts w:hint="eastAsia"/>
-        </w:rPr>
-        <w:t>选项</w:t>
-      </w:r>
-    </w:p>
-    <w:p>
-      <w:r>
-        <w:t>db.foo.bar.setAttributes({</w:t>
-      </w:r>
-    </w:p>
-    <w:p>
-      <w:r>
-        <w:rPr>
-          <w:rFonts w:hint="eastAsia"/>
-        </w:rPr>
-        <w:t>Auto</w:t>
-      </w:r>
-      <w:r>
-        <w:t>Increment:[</w:t>
-      </w:r>
-    </w:p>
-    <w:p>
-      <w:r>
-        <w:t xml:space="preserve">   {Field:”id1”, Increment:2, StartValue:3},</w:t>
-      </w:r>
-    </w:p>
-    <w:p>
-      <w:pPr>
-        <w:ind w:firstLineChars="150" w:firstLine="315"/>
-      </w:pPr>
-      <w:r>
-        <w:t>{Field:”id2”, Increment:2, StartValue:3}</w:t>
-      </w:r>
-    </w:p>
-    <w:p>
-      <w:r>
-        <w:t>]</w:t>
-      </w:r>
-    </w:p>
-    <w:p>
-      <w:r>
-        <w:t>})</w:t>
-      </w:r>
-    </w:p>
-    <w:p>
-      <w:pPr>
-        <w:rPr>
-          <w:rFonts w:hint="eastAsia"/>
-        </w:rPr>
-      </w:pPr>
-    </w:p>
-    <w:p>
-      <w:pPr>
-        <w:pStyle w:val="3"/>
-      </w:pPr>
-      <w:r>
-        <w:rPr>
-          <w:rFonts w:hint="eastAsia"/>
-        </w:rPr>
-        <w:t>删除自增字段</w:t>
-      </w:r>
-    </w:p>
-    <w:p>
-      <w:r>
-        <w:rPr>
-          <w:rFonts w:hint="eastAsia"/>
-        </w:rPr>
-        <w:t>{</w:t>
-      </w:r>
-    </w:p>
-    <w:p>
-      <w:r>
-        <w:rPr>
-          <w:rFonts w:hint="eastAsia"/>
-        </w:rPr>
-        <w:t xml:space="preserve">    AlterType : "collection</w:t>
-      </w:r>
-      <w:r>
-        <w:rPr>
-          <w:rFonts w:hint="eastAsia"/>
-        </w:rPr>
-        <w:t>",</w:t>
-      </w:r>
-    </w:p>
-    <w:p>
-      <w:r>
-        <w:rPr>
-          <w:rFonts w:hint="eastAsia"/>
-        </w:rPr>
-        <w:t xml:space="preserve">  </w:t>
-      </w:r>
-      <w:r>
-        <w:rPr>
-          <w:rFonts w:hint="eastAsia"/>
-        </w:rPr>
-        <w:t xml:space="preserve">  Version : 1,</w:t>
-      </w:r>
-    </w:p>
-    <w:p>
-      <w:r>
-        <w:rPr>
-          <w:rFonts w:hint="eastAsia"/>
-        </w:rPr>
-        <w:t xml:space="preserve">  </w:t>
-      </w:r>
-      <w:r>
-        <w:rPr>
-          <w:rFonts w:hint="eastAsia"/>
-        </w:rPr>
-        <w:t xml:space="preserve">  </w:t>
-      </w:r>
-      <w:r>
-        <w:rPr>
-          <w:rFonts w:hint="eastAsia"/>
-        </w:rPr>
-        <w:t>Name : "&lt;</w:t>
-      </w:r>
-      <w:r>
-        <w:rPr>
-          <w:rFonts w:hint="eastAsia"/>
-        </w:rPr>
-        <w:t>collection</w:t>
-      </w:r>
-      <w:r>
-        <w:rPr>
-          <w:rFonts w:hint="eastAsia"/>
-        </w:rPr>
-        <w:t>_name&gt;", // foo.bar</w:t>
-      </w:r>
-    </w:p>
-    <w:p>
-      <w:r>
-        <w:rPr>
-          <w:rFonts w:hint="eastAsia"/>
-        </w:rPr>
-        <w:t xml:space="preserve">  </w:t>
-      </w:r>
-      <w:r>
-        <w:rPr>
-          <w:rFonts w:hint="eastAsia"/>
-        </w:rPr>
-        <w:t xml:space="preserve">  </w:t>
-      </w:r>
-      <w:r>
-        <w:rPr>
-          <w:rFonts w:hint="eastAsia"/>
-        </w:rPr>
-        <w:t>Alter :</w:t>
-      </w:r>
-    </w:p>
-    <w:p>
-      <w:r>
-        <w:rPr>
-          <w:rFonts w:hint="eastAsia"/>
-        </w:rPr>
-        <w:t xml:space="preserve">  </w:t>
-      </w:r>
-      <w:r>
-        <w:rPr>
-          <w:rFonts w:hint="eastAsia"/>
-        </w:rPr>
-        <w:t xml:space="preserve">  </w:t>
-      </w:r>
-      <w:r>
-        <w:rPr>
-          <w:rFonts w:hint="eastAsia"/>
-        </w:rPr>
-        <w:t>{</w:t>
-      </w:r>
-    </w:p>
-    <w:p>
-      <w:r>
-        <w:rPr>
-          <w:rFonts w:hint="eastAsia"/>
-        </w:rPr>
-        <w:t xml:space="preserve">    </w:t>
-      </w:r>
-      <w:r>
-        <w:rPr>
-          <w:rFonts w:hint="eastAsia"/>
-        </w:rPr>
-        <w:t xml:space="preserve">    </w:t>
-      </w:r>
-      <w:r>
-        <w:rPr>
-          <w:rFonts w:hint="eastAsia"/>
-        </w:rPr>
-        <w:t>Name : "</w:t>
-      </w:r>
-      <w:r>
-        <w:rPr>
-          <w:rFonts w:hint="eastAsia"/>
-        </w:rPr>
-        <w:t xml:space="preserve">drop </w:t>
-      </w:r>
-      <w:r>
-        <w:rPr>
-          <w:rFonts w:hint="eastAsia"/>
-        </w:rPr>
-        <w:t>autoincrement</w:t>
-      </w:r>
-      <w:r>
-        <w:rPr>
-          <w:rFonts w:hint="eastAsia"/>
-        </w:rPr>
-        <w:t>",</w:t>
-      </w:r>
-    </w:p>
-    <w:p>
-      <w:r>
-        <w:rPr>
-          <w:rFonts w:hint="eastAsia"/>
-        </w:rPr>
-        <w:t xml:space="preserve">    </w:t>
-      </w:r>
-      <w:r>
-        <w:rPr>
-          <w:rFonts w:hint="eastAsia"/>
-        </w:rPr>
-        <w:t xml:space="preserve">    Args : {</w:t>
-      </w:r>
-    </w:p>
-    <w:p>
-      <w:r>
-        <w:rPr>
-          <w:rFonts w:hint="eastAsia"/>
-        </w:rPr>
-        <w:t xml:space="preserve">            </w:t>
-      </w:r>
-      <w:r>
-        <w:rPr>
-          <w:rFonts w:hint="eastAsia"/>
-        </w:rPr>
-        <w:t>F</w:t>
-      </w:r>
-      <w:r>
-        <w:rPr>
-          <w:rFonts w:hint="eastAsia"/>
-        </w:rPr>
-        <w:t>ield: "&lt;field_name&gt;"</w:t>
-      </w:r>
-    </w:p>
-    <w:p>
-      <w:r>
-        <w:rPr>
-          <w:rFonts w:hint="eastAsia"/>
-        </w:rPr>
-        <w:lastRenderedPageBreak/>
-        <w:t xml:space="preserve">        </w:t>
-      </w:r>
-      <w:r>
-        <w:rPr>
-          <w:rFonts w:hint="eastAsia"/>
-        </w:rPr>
-        <w:t>}</w:t>
-      </w:r>
-    </w:p>
-    <w:p>
-      <w:r>
-        <w:rPr>
-          <w:rFonts w:hint="eastAsia"/>
-        </w:rPr>
-        <w:t xml:space="preserve">  </w:t>
-      </w:r>
-      <w:r>
-        <w:rPr>
-          <w:rFonts w:hint="eastAsia"/>
-        </w:rPr>
-        <w:t xml:space="preserve">  </w:t>
-      </w:r>
       <w:r>
         <w:rPr>
           <w:rFonts w:hint="eastAsia"/>
@@ -3739,7 +3442,7 @@
     </w:p>
     <w:p>
       <w:pPr>
-        <w:pStyle w:val="3"/>
+        <w:pStyle w:val="Heading3"/>
       </w:pPr>
       <w:r>
         <w:rPr>
@@ -3964,8 +3667,8 @@
       </w:r>
     </w:p>
     <w:p>
-      <w:bookmarkStart w:id="0" w:name="_GoBack"/>
-      <w:bookmarkEnd w:id="0"/>
+      <w:bookmarkStart w:id="1" w:name="_GoBack"/>
+      <w:bookmarkEnd w:id="1"/>
     </w:p>
     <w:p>
       <w:r>
@@ -3980,12 +3683,6 @@
         <w:rPr>
           <w:rFonts w:hint="eastAsia"/>
         </w:rPr>
-        <w:t xml:space="preserve">    </w:t>
-      </w:r>
-      <w:r>
-        <w:rPr>
-          <w:rFonts w:hint="eastAsia"/>
-        </w:rPr>
         <w:t>AutoIncrement</w:t>
       </w:r>
       <w:r>
@@ -4006,12 +3703,6 @@
         <w:rPr>
           <w:rFonts w:hint="eastAsia"/>
         </w:rPr>
-        <w:t xml:space="preserve">        </w:t>
-      </w:r>
-      <w:r>
-        <w:rPr>
-          <w:rFonts w:hint="eastAsia"/>
-        </w:rPr>
         <w:t>{</w:t>
       </w:r>
     </w:p>
@@ -4020,18 +3711,6 @@
         <w:rPr>
           <w:rFonts w:hint="eastAsia"/>
         </w:rPr>
-        <w:t xml:space="preserve">        </w:t>
-      </w:r>
-      <w:r>
-        <w:rPr>
-          <w:rFonts w:hint="eastAsia"/>
-        </w:rPr>
-        <w:t xml:space="preserve">    </w:t>
-      </w:r>
-      <w:r>
-        <w:rPr>
-          <w:rFonts w:hint="eastAsia"/>
-        </w:rPr>
         <w:t>F</w:t>
       </w:r>
       <w:r>
@@ -4046,18 +3725,6 @@
         <w:rPr>
           <w:rFonts w:hint="eastAsia"/>
         </w:rPr>
-        <w:t xml:space="preserve">        </w:t>
-      </w:r>
-      <w:r>
-        <w:rPr>
-          <w:rFonts w:hint="eastAsia"/>
-        </w:rPr>
-        <w:t xml:space="preserve">    </w:t>
-      </w:r>
-      <w:r>
-        <w:rPr>
-          <w:rFonts w:hint="eastAsia"/>
-        </w:rPr>
         <w:t>...</w:t>
       </w:r>
     </w:p>
@@ -4066,18 +3733,6 @@
         <w:rPr>
           <w:rFonts w:hint="eastAsia"/>
         </w:rPr>
-        <w:t xml:space="preserve">    </w:t>
-      </w:r>
-      <w:r>
-        <w:rPr>
-          <w:rFonts w:hint="eastAsia"/>
-        </w:rPr>
-        <w:t xml:space="preserve">    </w:t>
-      </w:r>
-      <w:r>
-        <w:rPr>
-          <w:rFonts w:hint="eastAsia"/>
-        </w:rPr>
         <w:t>}</w:t>
       </w:r>
       <w:r>
@@ -4113,7 +3768,7 @@
     </w:p>
     <w:p>
       <w:pPr>
-        <w:pStyle w:val="2"/>
+        <w:pStyle w:val="Heading2"/>
       </w:pPr>
       <w:r>
         <w:t>Story</w:t>
@@ -4188,9 +3843,10 @@
     </w:p>
     <w:p>
       <w:pPr>
-        <w:pStyle w:val="2"/>
-      </w:pPr>
-      <w:r>
+        <w:pStyle w:val="Heading2"/>
+      </w:pPr>
+      <w:r>
+        <w:lastRenderedPageBreak/>
         <w:t xml:space="preserve">Story </w:t>
       </w:r>
       <w:r>
@@ -4202,7 +3858,7 @@
     </w:p>
     <w:p>
       <w:pPr>
-        <w:pStyle w:val="3"/>
+        <w:pStyle w:val="Heading3"/>
         <w:numPr>
           <w:ilvl w:val="0"/>
           <w:numId w:val="12"/>
@@ -4467,7 +4123,6 @@
         <w:rPr>
           <w:rFonts w:hint="eastAsia"/>
         </w:rPr>
-        <w:lastRenderedPageBreak/>
         <w:t>缓存</w:t>
       </w:r>
       <w:r>
@@ -4669,13 +4324,22 @@
     </w:p>
     <w:p>
       <w:pPr>
-        <w:pStyle w:val="3"/>
-      </w:pPr>
-      <w:r>
-        <w:rPr>
-          <w:rFonts w:hint="eastAsia"/>
-        </w:rPr>
-        <w:t>插入数据</w:t>
+        <w:pStyle w:val="Heading3"/>
+        <w:rPr>
+          <w:rFonts w:hint="eastAsia"/>
+        </w:rPr>
+      </w:pPr>
+      <w:r>
+        <w:rPr>
+          <w:rFonts w:hint="eastAsia"/>
+        </w:rPr>
+        <w:t>建表</w:t>
+      </w:r>
+      <w:r>
+        <w:rPr>
+          <w:rFonts w:hint="eastAsia"/>
+        </w:rPr>
+        <w:t>删表</w:t>
       </w:r>
       <w:r>
         <w:rPr>
@@ -4686,11 +4350,80 @@
     </w:p>
     <w:p>
       <w:pPr>
-        <w:ind w:left="0"/>
-        <w:jc w:val="center"/>
-      </w:pPr>
-      <w:r>
-        <w:object w:dxaOrig="5398" w:dyaOrig="5126">
+        <w:ind w:leftChars="200" w:left="420"/>
+        <w:rPr>
+          <w:rFonts w:hint="eastAsia"/>
+        </w:rPr>
+      </w:pPr>
+      <w:r>
+        <w:rPr>
+          <w:rFonts w:hint="eastAsia"/>
+        </w:rPr>
+        <w:t>在创表前，先创建表相关序列。</w:t>
+      </w:r>
+    </w:p>
+    <w:p>
+      <w:pPr>
+        <w:ind w:leftChars="200" w:left="420"/>
+        <w:rPr>
+          <w:rFonts w:hint="eastAsia"/>
+        </w:rPr>
+      </w:pPr>
+      <w:r>
+        <w:rPr>
+          <w:rFonts w:hint="eastAsia"/>
+        </w:rPr>
+        <w:t>在删表前，先删除表相关序列。</w:t>
+      </w:r>
+    </w:p>
+    <w:p>
+      <w:pPr>
+        <w:ind w:leftChars="200" w:left="420"/>
+        <w:rPr>
+          <w:rFonts w:hint="eastAsia"/>
+        </w:rPr>
+      </w:pPr>
+      <w:r>
+        <w:rPr>
+          <w:rFonts w:hint="eastAsia"/>
+        </w:rPr>
+        <w:t>表元数据只记载自增字段对应序列名，</w:t>
+      </w:r>
+      <w:r>
+        <w:rPr>
+          <w:rFonts w:hint="eastAsia"/>
+        </w:rPr>
+        <w:t>StartValue</w:t>
+      </w:r>
+      <w:r>
+        <w:rPr>
+          <w:rFonts w:hint="eastAsia"/>
+        </w:rPr>
+        <w:t>等属性在序列元数据表上。</w:t>
+      </w:r>
+    </w:p>
+    <w:p>
+      <w:pPr>
+        <w:pStyle w:val="Heading3"/>
+        <w:rPr>
+          <w:rFonts w:hint="eastAsia"/>
+        </w:rPr>
+      </w:pPr>
+      <w:r>
+        <w:rPr>
+          <w:rFonts w:hint="eastAsia"/>
+        </w:rPr>
+        <w:t>插入流程</w:t>
+      </w:r>
+    </w:p>
+    <w:p>
+      <w:pPr>
+        <w:rPr>
+          <w:rFonts w:hint="eastAsia"/>
+        </w:rPr>
+      </w:pPr>
+      <w:r>
+        <w:object w:dxaOrig="5596" w:dyaOrig="4984">
           <v:shapetype id="_x0000_t75" coordsize="21600,21600" o:spt="75" o:preferrelative="t" path="m@4@5l@4@11@9@11@9@5xe" filled="f" stroked="f">
             <v:stroke joinstyle="miter"/>
             <v:formulas>
@@ -4710,16 +4443,245 @@
             <v:path o:extrusionok="f" gradientshapeok="t" o:connecttype="rect"/>
             <o:lock v:ext="edit" aspectratio="t"/>
           </v:shapetype>
-          <v:shape id="_x0000_i1025" type="#_x0000_t75" style="width:270pt;height:256.5pt" o:ole="">
-            <v:imagedata r:id="rId7" o:title=""/>
+          <v:shape id="_x0000_i1025" type="#_x0000_t75" style="width:280pt;height:249pt" o:ole="">
+            <v:imagedata r:id="rId8" o:title=""/>
           </v:shape>
-          <o:OLEObject Type="Embed" ProgID="Visio.Drawing.11" ShapeID="_x0000_i1025" DrawAspect="Content" ObjectID="_1599837376" r:id="rId8"/>
+          <o:OLEObject Type="Embed" ProgID="Visio.Drawing.11" ShapeID="_x0000_i1025" DrawAspect="Content" ObjectID="_1600327270" r:id="rId9"/>
         </w:object>
       </w:r>
     </w:p>
     <w:p>
       <w:pPr>
-        <w:pStyle w:val="2"/>
+        <w:rPr>
+          <w:rFonts w:hint="eastAsia"/>
+        </w:rPr>
+      </w:pPr>
+      <w:r>
+        <w:rPr>
+          <w:rFonts w:hint="eastAsia"/>
+        </w:rPr>
+        <w:t>具体添加自增字段流程</w:t>
+      </w:r>
+    </w:p>
+    <w:p>
+      <w:pPr>
+        <w:rPr>
+          <w:rFonts w:hint="eastAsia"/>
+        </w:rPr>
+      </w:pPr>
+      <w:r>
+        <w:object w:dxaOrig="5831" w:dyaOrig="14120">
+          <v:shape id="_x0000_i1026" type="#_x0000_t75" style="width:4in;height:697.5pt" o:ole="">
+            <v:imagedata r:id="rId10" o:title=""/>
+          </v:shape>
+          <o:OLEObject Type="Embed" ProgID="Visio.Drawing.11" ShapeID="_x0000_i1026" DrawAspect="Content" ObjectID="_1600327271" r:id="rId11"/>
+        </w:object>
+      </w:r>
+    </w:p>
+    <w:p>
+      <w:r>
+        <w:rPr>
+          <w:rFonts w:hint="eastAsia"/>
+        </w:rPr>
+        <w:lastRenderedPageBreak/>
+        <w:t>注</w:t>
+      </w:r>
+      <w:r>
+        <w:rPr>
+          <w:rFonts w:hint="eastAsia"/>
+        </w:rPr>
+        <w:t xml:space="preserve">: </w:t>
+      </w:r>
+      <w:r>
+        <w:rPr>
+          <w:rFonts w:hint="eastAsia"/>
+        </w:rPr>
+        <w:t>当</w:t>
+      </w:r>
+      <w:r>
+        <w:rPr>
+          <w:rFonts w:hint="eastAsia"/>
+        </w:rPr>
+        <w:t>cl</w:t>
+      </w:r>
+      <w:r>
+        <w:rPr>
+          <w:rFonts w:hint="eastAsia"/>
+        </w:rPr>
+        <w:t>编目更新了，有可能多次获取自增值，导致序列空洞。如切分后插入。</w:t>
+      </w:r>
+    </w:p>
+    <w:p>
+      <w:pPr>
+        <w:pStyle w:val="Heading3"/>
+        <w:rPr>
+          <w:rFonts w:hint="eastAsia"/>
+        </w:rPr>
+      </w:pPr>
+      <w:r>
+        <w:rPr>
+          <w:rFonts w:hint="eastAsia"/>
+        </w:rPr>
+        <w:t>更新流程</w:t>
+      </w:r>
+    </w:p>
+    <w:p>
+      <w:pPr>
+        <w:rPr>
+          <w:rFonts w:hint="eastAsia"/>
+        </w:rPr>
+      </w:pPr>
+      <w:r>
+        <w:object w:dxaOrig="2138" w:dyaOrig="8025">
+          <v:shape id="_x0000_i1027" type="#_x0000_t75" style="width:107pt;height:401.5pt" o:ole="">
+            <v:imagedata r:id="rId12" o:title=""/>
+          </v:shape>
+          <o:OLEObject Type="Embed" ProgID="Visio.Drawing.11" ShapeID="_x0000_i1027" DrawAspect="Content" ObjectID="_1600327272" r:id="rId13"/>
+        </w:object>
+      </w:r>
+    </w:p>
+    <w:p>
+      <w:pPr>
+        <w:rPr>
+          <w:rFonts w:hint="eastAsia"/>
+        </w:rPr>
+      </w:pPr>
+    </w:p>
+    <w:p>
+      <w:r>
+        <w:rPr>
+          <w:rFonts w:hint="eastAsia"/>
+        </w:rPr>
+        <w:t>注：由于数据节点处理</w:t>
+      </w:r>
+      <w:r>
+        <w:rPr>
+          <w:rFonts w:hint="eastAsia"/>
+        </w:rPr>
+        <w:t>$replace</w:t>
+      </w:r>
+      <w:r>
+        <w:rPr>
+          <w:rFonts w:hint="eastAsia"/>
+        </w:rPr>
+        <w:t>不支持嵌套字段，嵌套场景下</w:t>
+      </w:r>
+      <w:r>
+        <w:rPr>
+          <w:rFonts w:hint="eastAsia"/>
+        </w:rPr>
+        <w:t>$replace</w:t>
+      </w:r>
+      <w:r>
+        <w:rPr>
+          <w:rFonts w:hint="eastAsia"/>
+        </w:rPr>
+        <w:t>仍有问题</w:t>
+      </w:r>
+    </w:p>
+    <w:p>
+      <w:pPr>
+        <w:pStyle w:val="Heading3"/>
+        <w:rPr>
+          <w:rFonts w:hint="eastAsia"/>
+        </w:rPr>
+      </w:pPr>
+      <w:r>
+        <w:rPr>
+          <w:rFonts w:hint="eastAsia"/>
+        </w:rPr>
+        <w:t>truncate</w:t>
+      </w:r>
+      <w:r>
+        <w:rPr>
+          <w:rFonts w:hint="eastAsia"/>
+        </w:rPr>
+        <w:t>流程</w:t>
+      </w:r>
+    </w:p>
+    <w:p>
+      <w:r>
+        <w:rPr>
+          <w:rFonts w:hint="eastAsia"/>
+        </w:rPr>
+        <w:t>清除数据节点数据后，在</w:t>
+      </w:r>
+      <w:r>
+        <w:rPr>
+          <w:rFonts w:hint="eastAsia"/>
+        </w:rPr>
+        <w:t>catalog</w:t>
+      </w:r>
+      <w:r>
+        <w:rPr>
+          <w:rFonts w:hint="eastAsia"/>
+        </w:rPr>
+        <w:t>节点将序列</w:t>
+      </w:r>
+      <w:r>
+        <w:rPr>
+          <w:rFonts w:hint="eastAsia"/>
+        </w:rPr>
+        <w:t>CurrentValue</w:t>
+      </w:r>
+      <w:r>
+        <w:rPr>
+          <w:rFonts w:hint="eastAsia"/>
+        </w:rPr>
+        <w:t>置为</w:t>
+      </w:r>
+      <w:r>
+        <w:rPr>
+          <w:rFonts w:hint="eastAsia"/>
+        </w:rPr>
+        <w:t>StartValue</w:t>
+      </w:r>
+      <w:r>
+        <w:rPr>
+          <w:rFonts w:hint="eastAsia"/>
+        </w:rPr>
+        <w:t>。</w:t>
+      </w:r>
+      <w:r>
+        <w:rPr>
+          <w:rFonts w:hint="eastAsia"/>
+        </w:rPr>
+        <w:t>然后清空</w:t>
+      </w:r>
+      <w:r>
+        <w:rPr>
+          <w:rFonts w:hint="eastAsia"/>
+        </w:rPr>
+        <w:t>coord</w:t>
+      </w:r>
+      <w:r>
+        <w:rPr>
+          <w:rFonts w:hint="eastAsia"/>
+        </w:rPr>
+        <w:t>的</w:t>
+      </w:r>
+      <w:r>
+        <w:rPr>
+          <w:rFonts w:hint="eastAsia"/>
+        </w:rPr>
+        <w:t>sequence</w:t>
+      </w:r>
+      <w:r>
+        <w:rPr>
+          <w:rFonts w:hint="eastAsia"/>
+        </w:rPr>
+        <w:t>缓存。</w:t>
+      </w:r>
+    </w:p>
+    <w:p>
+      <w:pPr>
+        <w:ind w:left="0"/>
+        <w:jc w:val="center"/>
+      </w:pPr>
+    </w:p>
+    <w:p>
+      <w:pPr>
+        <w:pStyle w:val="Heading2"/>
         <w:numPr>
           <w:ilvl w:val="0"/>
           <w:numId w:val="3"/>
@@ -4736,10 +4698,10 @@
     </w:p>
     <w:tbl>
       <w:tblPr>
-        <w:tblStyle w:val="a8"/>
+        <w:tblStyle w:val="TableGrid"/>
         <w:tblW w:w="0" w:type="auto"/>
         <w:tblInd w:w="357" w:type="dxa"/>
-        <w:tblLook w:val="04A0" w:firstRow="1" w:lastRow="0" w:firstColumn="1" w:lastColumn="0" w:noHBand="0" w:noVBand="1"/>
+        <w:tblLook w:val="04A0"/>
       </w:tblPr>
       <w:tblGrid>
         <w:gridCol w:w="1452"/>
@@ -4754,7 +4716,7 @@
           <w:tcPr>
             <w:tcW w:w="8165" w:type="dxa"/>
             <w:gridSpan w:val="6"/>
-            <w:shd w:val="clear" w:color="auto" w:fill="D9D9D9" w:themeFill="background1" w:themeFillShade="D9"/>
+            <w:shd w:val="clear" w:color="auto" w:fill="9FD3A4" w:themeFill="background1" w:themeFillShade="D9"/>
           </w:tcPr>
           <w:p>
             <w:pPr>
@@ -4901,6 +4863,7 @@
                 <w:sz w:val="18"/>
                 <w:szCs w:val="18"/>
               </w:rPr>
+              <w:lastRenderedPageBreak/>
               <w:t>开始时间</w:t>
             </w:r>
           </w:p>
@@ -4965,7 +4928,7 @@
           <w:tcPr>
             <w:tcW w:w="8165" w:type="dxa"/>
             <w:gridSpan w:val="6"/>
-            <w:shd w:val="clear" w:color="auto" w:fill="D9D9D9" w:themeFill="background1" w:themeFillShade="D9"/>
+            <w:shd w:val="clear" w:color="auto" w:fill="9FD3A4" w:themeFill="background1" w:themeFillShade="D9"/>
           </w:tcPr>
           <w:p>
             <w:pPr>
@@ -4991,7 +4954,7 @@
         <w:tc>
           <w:tcPr>
             <w:tcW w:w="1452" w:type="dxa"/>
-            <w:shd w:val="clear" w:color="auto" w:fill="D9D9D9" w:themeFill="background1" w:themeFillShade="D9"/>
+            <w:shd w:val="clear" w:color="auto" w:fill="9FD3A4" w:themeFill="background1" w:themeFillShade="D9"/>
           </w:tcPr>
           <w:p>
             <w:pPr>
@@ -5016,7 +4979,7 @@
           <w:tcPr>
             <w:tcW w:w="3686" w:type="dxa"/>
             <w:gridSpan w:val="3"/>
-            <w:shd w:val="clear" w:color="auto" w:fill="D9D9D9" w:themeFill="background1" w:themeFillShade="D9"/>
+            <w:shd w:val="clear" w:color="auto" w:fill="9FD3A4" w:themeFill="background1" w:themeFillShade="D9"/>
           </w:tcPr>
           <w:p>
             <w:pPr>
@@ -5041,7 +5004,7 @@
           <w:tcPr>
             <w:tcW w:w="3027" w:type="dxa"/>
             <w:gridSpan w:val="2"/>
-            <w:shd w:val="clear" w:color="auto" w:fill="D9D9D9" w:themeFill="background1" w:themeFillShade="D9"/>
+            <w:shd w:val="clear" w:color="auto" w:fill="9FD3A4" w:themeFill="background1" w:themeFillShade="D9"/>
           </w:tcPr>
           <w:p>
             <w:pPr>
@@ -5131,7 +5094,7 @@
     </w:tbl>
     <w:p>
       <w:pPr>
-        <w:pStyle w:val="2"/>
+        <w:pStyle w:val="Heading2"/>
       </w:pPr>
       <w:r>
         <w:rPr>
@@ -5156,10 +5119,10 @@
     </w:p>
     <w:tbl>
       <w:tblPr>
-        <w:tblStyle w:val="a8"/>
+        <w:tblStyle w:val="TableGrid"/>
         <w:tblW w:w="0" w:type="auto"/>
         <w:tblInd w:w="357" w:type="dxa"/>
-        <w:tblLook w:val="04A0" w:firstRow="1" w:lastRow="0" w:firstColumn="1" w:lastColumn="0" w:noHBand="0" w:noVBand="1"/>
+        <w:tblLook w:val="04A0"/>
       </w:tblPr>
       <w:tblGrid>
         <w:gridCol w:w="885"/>
@@ -5315,13 +5278,12 @@
     <w:p/>
     <w:p>
       <w:pPr>
-        <w:pStyle w:val="2"/>
-      </w:pPr>
-      <w:r>
-        <w:rPr>
-          <w:rFonts w:hint="eastAsia"/>
-        </w:rPr>
-        <w:lastRenderedPageBreak/>
+        <w:pStyle w:val="Heading2"/>
+      </w:pPr>
+      <w:r>
+        <w:rPr>
+          <w:rFonts w:hint="eastAsia"/>
+        </w:rPr>
         <w:t>验收测试用例</w:t>
       </w:r>
     </w:p>
@@ -5412,11 +5374,11 @@
     </w:p>
     <w:tbl>
       <w:tblPr>
-        <w:tblStyle w:val="a8"/>
+        <w:tblStyle w:val="TableGrid"/>
         <w:tblpPr w:leftFromText="180" w:rightFromText="180" w:vertAnchor="text" w:horzAnchor="margin" w:tblpX="-318" w:tblpY="238"/>
         <w:tblW w:w="8934" w:type="dxa"/>
         <w:tblLayout w:type="fixed"/>
-        <w:tblLook w:val="04A0" w:firstRow="1" w:lastRow="0" w:firstColumn="1" w:lastColumn="0" w:noHBand="0" w:noVBand="1"/>
+        <w:tblLook w:val="04A0"/>
       </w:tblPr>
       <w:tblGrid>
         <w:gridCol w:w="959"/>
@@ -5434,7 +5396,7 @@
               <w:bottom w:val="single" w:sz="4" w:space="0" w:color="000000" w:themeColor="text1"/>
               <w:right w:val="single" w:sz="4" w:space="0" w:color="000000" w:themeColor="text1"/>
             </w:tcBorders>
-            <w:shd w:val="clear" w:color="auto" w:fill="BFBFBF" w:themeFill="background1" w:themeFillShade="BF"/>
+            <w:shd w:val="clear" w:color="auto" w:fill="80C687" w:themeFill="background1" w:themeFillShade="BF"/>
             <w:hideMark/>
           </w:tcPr>
           <w:p>
@@ -5463,7 +5425,7 @@
               <w:bottom w:val="single" w:sz="4" w:space="0" w:color="000000" w:themeColor="text1"/>
               <w:right w:val="single" w:sz="4" w:space="0" w:color="000000" w:themeColor="text1"/>
             </w:tcBorders>
-            <w:shd w:val="clear" w:color="auto" w:fill="BFBFBF" w:themeFill="background1" w:themeFillShade="BF"/>
+            <w:shd w:val="clear" w:color="auto" w:fill="80C687" w:themeFill="background1" w:themeFillShade="BF"/>
             <w:hideMark/>
           </w:tcPr>
           <w:p>
@@ -5492,7 +5454,7 @@
               <w:bottom w:val="single" w:sz="4" w:space="0" w:color="000000" w:themeColor="text1"/>
               <w:right w:val="single" w:sz="4" w:space="0" w:color="000000" w:themeColor="text1"/>
             </w:tcBorders>
-            <w:shd w:val="clear" w:color="auto" w:fill="BFBFBF" w:themeFill="background1" w:themeFillShade="BF"/>
+            <w:shd w:val="clear" w:color="auto" w:fill="80C687" w:themeFill="background1" w:themeFillShade="BF"/>
             <w:hideMark/>
           </w:tcPr>
           <w:p>
@@ -5521,7 +5483,7 @@
               <w:bottom w:val="single" w:sz="4" w:space="0" w:color="000000" w:themeColor="text1"/>
               <w:right w:val="single" w:sz="4" w:space="0" w:color="000000" w:themeColor="text1"/>
             </w:tcBorders>
-            <w:shd w:val="clear" w:color="auto" w:fill="BFBFBF" w:themeFill="background1" w:themeFillShade="BF"/>
+            <w:shd w:val="clear" w:color="auto" w:fill="80C687" w:themeFill="background1" w:themeFillShade="BF"/>
             <w:hideMark/>
           </w:tcPr>
           <w:p>
@@ -5582,7 +5544,7 @@
           </w:tcPr>
           <w:p>
             <w:pPr>
-              <w:pStyle w:val="HTML"/>
+              <w:pStyle w:val="HTMLPreformatted"/>
               <w:rPr>
                 <w:rFonts w:eastAsiaTheme="minorEastAsia"/>
                 <w:sz w:val="21"/>
@@ -5640,7 +5602,7 @@
     </w:p>
     <w:p>
       <w:pPr>
-        <w:pStyle w:val="2"/>
+        <w:pStyle w:val="Heading2"/>
       </w:pPr>
       <w:r>
         <w:t>Checklist</w:t>
@@ -5648,10 +5610,10 @@
     </w:p>
     <w:tbl>
       <w:tblPr>
-        <w:tblStyle w:val="a8"/>
+        <w:tblStyle w:val="TableGrid"/>
         <w:tblW w:w="0" w:type="auto"/>
         <w:tblInd w:w="357" w:type="dxa"/>
-        <w:tblLook w:val="04A0" w:firstRow="1" w:lastRow="0" w:firstColumn="1" w:lastColumn="0" w:noHBand="0" w:noVBand="1"/>
+        <w:tblLook w:val="04A0"/>
       </w:tblPr>
       <w:tblGrid>
         <w:gridCol w:w="4004"/>
@@ -6177,7 +6139,7 @@
     <w:p/>
     <w:p>
       <w:pPr>
-        <w:pStyle w:val="a3"/>
+        <w:pStyle w:val="PlainText"/>
         <w:rPr>
           <w:rFonts w:hAnsi="宋体" w:cs="宋体"/>
         </w:rPr>
@@ -6193,16 +6155,40 @@
 </w:document>
 </file>
 
+<file path=word/comments.xml><?xml version="1.0" encoding="utf-8"?>
+<w:comments xmlns:ve="http://schemas.openxmlformats.org/markup-compatibility/2006" xmlns:o="urn:schemas-microsoft-com:office:office" xmlns:r="http://schemas.openxmlformats.org/officeDocument/2006/relationships" xmlns:m="http://schemas.openxmlformats.org/officeDocument/2006/math" xmlns:v="urn:schemas-microsoft-com:vml" xmlns:wp="http://schemas.openxmlformats.org/drawingml/2006/wordprocessingDrawing" xmlns:w10="urn:schemas-microsoft-com:office:word" xmlns:w="http://schemas.openxmlformats.org/wordprocessingml/2006/main" xmlns:wne="http://schemas.microsoft.com/office/word/2006/wordml">
+  <w:comment w:id="0" w:author="linsuqiang" w:date="2018-10-06T09:06:00Z" w:initials="l">
+    <w:p>
+      <w:pPr>
+        <w:pStyle w:val="CommentText"/>
+      </w:pPr>
+      <w:r>
+        <w:rPr>
+          <w:rStyle w:val="CommentReference"/>
+        </w:rPr>
+        <w:annotationRef/>
+      </w:r>
+      <w:r>
+        <w:rPr>
+          <w:rFonts w:hint="eastAsia"/>
+        </w:rPr>
+        <w:t>未检测可见性</w:t>
+      </w:r>
+    </w:p>
+  </w:comment>
+</w:comments>
+</file>
+
 <file path=word/endnotes.xml><?xml version="1.0" encoding="utf-8"?>
-<w:endnotes xmlns:wpc="http://schemas.microsoft.com/office/word/2010/wordprocessingCanvas" xmlns:cx="http://schemas.microsoft.com/office/drawing/2014/chartex" xmlns:mc="http://schemas.openxmlformats.org/markup-compatibility/2006" xmlns:o="urn:schemas-microsoft-com:office:office" xmlns:r="http://schemas.openxmlformats.org/officeDocument/2006/relationships" xmlns:m="http://schemas.openxmlformats.org/officeDocument/2006/math" xmlns:v="urn:schemas-microsoft-com:vml" xmlns:wp14="http://schemas.microsoft.com/office/word/2010/wordprocessingDrawing" xmlns:wp="http://schemas.openxmlformats.org/drawingml/2006/wordprocessingDrawing" xmlns:w10="urn:schemas-microsoft-com:office:word" xmlns:w="http://schemas.openxmlformats.org/wordprocessingml/2006/main" xmlns:w14="http://schemas.microsoft.com/office/word/2010/wordml" xmlns:w15="http://schemas.microsoft.com/office/word/2012/wordml" xmlns:w16se="http://schemas.microsoft.com/office/word/2015/wordml/symex" xmlns:wpg="http://schemas.microsoft.com/office/word/2010/wordprocessingGroup" xmlns:wpi="http://schemas.microsoft.com/office/word/2010/wordprocessingInk" xmlns:wne="http://schemas.microsoft.com/office/word/2006/wordml" xmlns:wps="http://schemas.microsoft.com/office/word/2010/wordprocessingShape" mc:Ignorable="w14 w15 w16se wp14">
-  <w:endnote w:type="separator" w:id="-1">
+<w:endnotes xmlns:ve="http://schemas.openxmlformats.org/markup-compatibility/2006" xmlns:o="urn:schemas-microsoft-com:office:office" xmlns:r="http://schemas.openxmlformats.org/officeDocument/2006/relationships" xmlns:m="http://schemas.openxmlformats.org/officeDocument/2006/math" xmlns:v="urn:schemas-microsoft-com:vml" xmlns:wp="http://schemas.openxmlformats.org/drawingml/2006/wordprocessingDrawing" xmlns:w10="urn:schemas-microsoft-com:office:word" xmlns:w="http://schemas.openxmlformats.org/wordprocessingml/2006/main" xmlns:wne="http://schemas.microsoft.com/office/word/2006/wordml">
+  <w:endnote w:type="separator" w:id="0">
     <w:p>
       <w:r>
         <w:separator/>
       </w:r>
     </w:p>
   </w:endnote>
-  <w:endnote w:type="continuationSeparator" w:id="0">
+  <w:endnote w:type="continuationSeparator" w:id="1">
     <w:p>
       <w:r>
         <w:continuationSeparator/>
@@ -6213,15 +6199,15 @@
 </file>
 
 <file path=word/footnotes.xml><?xml version="1.0" encoding="utf-8"?>
-<w:footnotes xmlns:wpc="http://schemas.microsoft.com/office/word/2010/wordprocessingCanvas" xmlns:cx="http://schemas.microsoft.com/office/drawing/2014/chartex" xmlns:mc="http://schemas.openxmlformats.org/markup-compatibility/2006" xmlns:o="urn:schemas-microsoft-com:office:office" xmlns:r="http://schemas.openxmlformats.org/officeDocument/2006/relationships" xmlns:m="http://schemas.openxmlformats.org/officeDocument/2006/math" xmlns:v="urn:schemas-microsoft-com:vml" xmlns:wp14="http://schemas.microsoft.com/office/word/2010/wordprocessingDrawing" xmlns:wp="http://schemas.openxmlformats.org/drawingml/2006/wordprocessingDrawing" xmlns:w10="urn:schemas-microsoft-com:office:word" xmlns:w="http://schemas.openxmlformats.org/wordprocessingml/2006/main" xmlns:w14="http://schemas.microsoft.com/office/word/2010/wordml" xmlns:w15="http://schemas.microsoft.com/office/word/2012/wordml" xmlns:w16se="http://schemas.microsoft.com/office/word/2015/wordml/symex" xmlns:wpg="http://schemas.microsoft.com/office/word/2010/wordprocessingGroup" xmlns:wpi="http://schemas.microsoft.com/office/word/2010/wordprocessingInk" xmlns:wne="http://schemas.microsoft.com/office/word/2006/wordml" xmlns:wps="http://schemas.microsoft.com/office/word/2010/wordprocessingShape" mc:Ignorable="w14 w15 w16se wp14">
-  <w:footnote w:type="separator" w:id="-1">
+<w:footnotes xmlns:ve="http://schemas.openxmlformats.org/markup-compatibility/2006" xmlns:o="urn:schemas-microsoft-com:office:office" xmlns:r="http://schemas.openxmlformats.org/officeDocument/2006/relationships" xmlns:m="http://schemas.openxmlformats.org/officeDocument/2006/math" xmlns:v="urn:schemas-microsoft-com:vml" xmlns:wp="http://schemas.openxmlformats.org/drawingml/2006/wordprocessingDrawing" xmlns:w10="urn:schemas-microsoft-com:office:word" xmlns:w="http://schemas.openxmlformats.org/wordprocessingml/2006/main" xmlns:wne="http://schemas.microsoft.com/office/word/2006/wordml">
+  <w:footnote w:type="separator" w:id="0">
     <w:p>
       <w:r>
         <w:separator/>
       </w:r>
     </w:p>
   </w:footnote>
-  <w:footnote w:type="continuationSeparator" w:id="0">
+  <w:footnote w:type="continuationSeparator" w:id="1">
     <w:p>
       <w:r>
         <w:continuationSeparator/>
@@ -6232,15 +6218,15 @@
 </file>
 
 <file path=word/numbering.xml><?xml version="1.0" encoding="utf-8"?>
-<w:numbering xmlns:wpc="http://schemas.microsoft.com/office/word/2010/wordprocessingCanvas" xmlns:cx="http://schemas.microsoft.com/office/drawing/2014/chartex" xmlns:mc="http://schemas.openxmlformats.org/markup-compatibility/2006" xmlns:o="urn:schemas-microsoft-com:office:office" xmlns:r="http://schemas.openxmlformats.org/officeDocument/2006/relationships" xmlns:m="http://schemas.openxmlformats.org/officeDocument/2006/math" xmlns:v="urn:schemas-microsoft-com:vml" xmlns:wp14="http://schemas.microsoft.com/office/word/2010/wordprocessingDrawing" xmlns:wp="http://schemas.openxmlformats.org/drawingml/2006/wordprocessingDrawing" xmlns:w10="urn:schemas-microsoft-com:office:word" xmlns:w="http://schemas.openxmlformats.org/wordprocessingml/2006/main" xmlns:w14="http://schemas.microsoft.com/office/word/2010/wordml" xmlns:w15="http://schemas.microsoft.com/office/word/2012/wordml" xmlns:w16se="http://schemas.microsoft.com/office/word/2015/wordml/symex" xmlns:wpg="http://schemas.microsoft.com/office/word/2010/wordprocessingGroup" xmlns:wpi="http://schemas.microsoft.com/office/word/2010/wordprocessingInk" xmlns:wne="http://schemas.microsoft.com/office/word/2006/wordml" xmlns:wps="http://schemas.microsoft.com/office/word/2010/wordprocessingShape" mc:Ignorable="w14 w15 w16se wp14">
-  <w:abstractNum w:abstractNumId="0" w15:restartNumberingAfterBreak="0">
+<w:numbering xmlns:ve="http://schemas.openxmlformats.org/markup-compatibility/2006" xmlns:o="urn:schemas-microsoft-com:office:office" xmlns:r="http://schemas.openxmlformats.org/officeDocument/2006/relationships" xmlns:m="http://schemas.openxmlformats.org/officeDocument/2006/math" xmlns:v="urn:schemas-microsoft-com:vml" xmlns:wp="http://schemas.openxmlformats.org/drawingml/2006/wordprocessingDrawing" xmlns:w10="urn:schemas-microsoft-com:office:word" xmlns:w="http://schemas.openxmlformats.org/wordprocessingml/2006/main" xmlns:wne="http://schemas.microsoft.com/office/word/2006/wordml">
+  <w:abstractNum w:abstractNumId="0">
     <w:nsid w:val="22501AA3"/>
     <w:multiLevelType w:val="hybridMultilevel"/>
     <w:tmpl w:val="1B2A9E7A"/>
     <w:lvl w:ilvl="0" w:tplc="354870E4">
       <w:start w:val="1"/>
       <w:numFmt w:val="chineseCountingThousand"/>
-      <w:pStyle w:val="2"/>
+      <w:pStyle w:val="Heading2"/>
       <w:lvlText w:val="%1、"/>
       <w:lvlJc w:val="left"/>
       <w:pPr>
@@ -6344,7 +6330,7 @@
       </w:pPr>
     </w:lvl>
   </w:abstractNum>
-  <w:abstractNum w:abstractNumId="1" w15:restartNumberingAfterBreak="0">
+  <w:abstractNum w:abstractNumId="1">
     <w:nsid w:val="32BB69DB"/>
     <w:multiLevelType w:val="hybridMultilevel"/>
     <w:tmpl w:val="C11E277A"/>
@@ -6457,7 +6443,7 @@
       </w:rPr>
     </w:lvl>
   </w:abstractNum>
-  <w:abstractNum w:abstractNumId="2" w15:restartNumberingAfterBreak="0">
+  <w:abstractNum w:abstractNumId="2">
     <w:nsid w:val="38A312C2"/>
     <w:multiLevelType w:val="hybridMultilevel"/>
     <w:tmpl w:val="AF222CAE"/>
@@ -6570,7 +6556,7 @@
       </w:rPr>
     </w:lvl>
   </w:abstractNum>
-  <w:abstractNum w:abstractNumId="3" w15:restartNumberingAfterBreak="0">
+  <w:abstractNum w:abstractNumId="3">
     <w:nsid w:val="460D215F"/>
     <w:multiLevelType w:val="hybridMultilevel"/>
     <w:tmpl w:val="6FD26DC6"/>
@@ -6683,7 +6669,7 @@
       </w:rPr>
     </w:lvl>
   </w:abstractNum>
-  <w:abstractNum w:abstractNumId="4" w15:restartNumberingAfterBreak="0">
+  <w:abstractNum w:abstractNumId="4">
     <w:nsid w:val="480F366B"/>
     <w:multiLevelType w:val="hybridMultilevel"/>
     <w:tmpl w:val="F61A0FBE"/>
@@ -6796,14 +6782,14 @@
       </w:rPr>
     </w:lvl>
   </w:abstractNum>
-  <w:abstractNum w:abstractNumId="5" w15:restartNumberingAfterBreak="0">
+  <w:abstractNum w:abstractNumId="5">
     <w:nsid w:val="589E00D2"/>
     <w:multiLevelType w:val="hybridMultilevel"/>
     <w:tmpl w:val="764221B6"/>
     <w:lvl w:ilvl="0" w:tplc="FDF2C2A2">
       <w:start w:val="1"/>
       <w:numFmt w:val="decimal"/>
-      <w:pStyle w:val="3"/>
+      <w:pStyle w:val="Heading3"/>
       <w:lvlText w:val="%1."/>
       <w:lvlJc w:val="left"/>
       <w:pPr>
@@ -6910,7 +6896,7 @@
       </w:pPr>
     </w:lvl>
   </w:abstractNum>
-  <w:abstractNum w:abstractNumId="6" w15:restartNumberingAfterBreak="0">
+  <w:abstractNum w:abstractNumId="6">
     <w:nsid w:val="63557929"/>
     <w:multiLevelType w:val="hybridMultilevel"/>
     <w:tmpl w:val="365CB062"/>
@@ -7023,7 +7009,7 @@
       </w:rPr>
     </w:lvl>
   </w:abstractNum>
-  <w:abstractNum w:abstractNumId="7" w15:restartNumberingAfterBreak="0">
+  <w:abstractNum w:abstractNumId="7">
     <w:nsid w:val="67625903"/>
     <w:multiLevelType w:val="hybridMultilevel"/>
     <w:tmpl w:val="FED284B6"/>
@@ -7136,7 +7122,7 @@
       </w:rPr>
     </w:lvl>
   </w:abstractNum>
-  <w:abstractNum w:abstractNumId="8" w15:restartNumberingAfterBreak="0">
+  <w:abstractNum w:abstractNumId="8">
     <w:nsid w:val="7F2B70C7"/>
     <w:multiLevelType w:val="hybridMultilevel"/>
     <w:tmpl w:val="98AEB7BC"/>
@@ -7329,7 +7315,7 @@
 </file>
 
 <file path=word/styles.xml><?xml version="1.0" encoding="utf-8"?>
-<w:styles xmlns:mc="http://schemas.openxmlformats.org/markup-compatibility/2006" xmlns:r="http://schemas.openxmlformats.org/officeDocument/2006/relationships" xmlns:w="http://schemas.openxmlformats.org/wordprocessingml/2006/main" xmlns:w14="http://schemas.microsoft.com/office/word/2010/wordml" xmlns:w15="http://schemas.microsoft.com/office/word/2012/wordml" xmlns:w16se="http://schemas.microsoft.com/office/word/2015/wordml/symex" mc:Ignorable="w14 w15 w16se">
+<w:styles xmlns:r="http://schemas.openxmlformats.org/officeDocument/2006/relationships" xmlns:w="http://schemas.openxmlformats.org/wordprocessingml/2006/main">
   <w:docDefaults>
     <w:rPrDefault>
       <w:rPr>
@@ -7342,380 +7328,146 @@
     </w:rPrDefault>
     <w:pPrDefault/>
   </w:docDefaults>
-  <w:latentStyles w:defLockedState="0" w:defUIPriority="99" w:defSemiHidden="0" w:defUnhideWhenUsed="0" w:defQFormat="0" w:count="371">
-    <w:lsdException w:name="Normal" w:uiPriority="0" w:qFormat="1"/>
-    <w:lsdException w:name="heading 1" w:uiPriority="9" w:qFormat="1"/>
-    <w:lsdException w:name="heading 2" w:semiHidden="1" w:uiPriority="9" w:unhideWhenUsed="1" w:qFormat="1"/>
-    <w:lsdException w:name="heading 3" w:semiHidden="1" w:uiPriority="9" w:unhideWhenUsed="1" w:qFormat="1"/>
-    <w:lsdException w:name="heading 4" w:semiHidden="1" w:uiPriority="9" w:unhideWhenUsed="1" w:qFormat="1"/>
-    <w:lsdException w:name="heading 5" w:semiHidden="1" w:uiPriority="9" w:unhideWhenUsed="1" w:qFormat="1"/>
-    <w:lsdException w:name="heading 6" w:semiHidden="1" w:uiPriority="9" w:unhideWhenUsed="1" w:qFormat="1"/>
-    <w:lsdException w:name="heading 7" w:semiHidden="1" w:uiPriority="9" w:unhideWhenUsed="1" w:qFormat="1"/>
-    <w:lsdException w:name="heading 8" w:semiHidden="1" w:uiPriority="9" w:unhideWhenUsed="1" w:qFormat="1"/>
-    <w:lsdException w:name="heading 9" w:semiHidden="1" w:uiPriority="9" w:unhideWhenUsed="1" w:qFormat="1"/>
-    <w:lsdException w:name="index 1" w:semiHidden="1" w:unhideWhenUsed="1"/>
-    <w:lsdException w:name="index 2" w:semiHidden="1" w:unhideWhenUsed="1"/>
-    <w:lsdException w:name="index 3" w:semiHidden="1" w:unhideWhenUsed="1"/>
-    <w:lsdException w:name="index 4" w:semiHidden="1" w:unhideWhenUsed="1"/>
-    <w:lsdException w:name="index 5" w:semiHidden="1" w:unhideWhenUsed="1"/>
-    <w:lsdException w:name="index 6" w:semiHidden="1" w:unhideWhenUsed="1"/>
-    <w:lsdException w:name="index 7" w:semiHidden="1" w:unhideWhenUsed="1"/>
-    <w:lsdException w:name="index 8" w:semiHidden="1" w:unhideWhenUsed="1"/>
-    <w:lsdException w:name="index 9" w:semiHidden="1" w:unhideWhenUsed="1"/>
-    <w:lsdException w:name="toc 1" w:semiHidden="1" w:uiPriority="39" w:unhideWhenUsed="1"/>
-    <w:lsdException w:name="toc 2" w:semiHidden="1" w:uiPriority="39" w:unhideWhenUsed="1"/>
-    <w:lsdException w:name="toc 3" w:semiHidden="1" w:uiPriority="39" w:unhideWhenUsed="1"/>
-    <w:lsdException w:name="toc 4" w:semiHidden="1" w:uiPriority="39" w:unhideWhenUsed="1"/>
-    <w:lsdException w:name="toc 5" w:semiHidden="1" w:uiPriority="39" w:unhideWhenUsed="1"/>
-    <w:lsdException w:name="toc 6" w:semiHidden="1" w:uiPriority="39" w:unhideWhenUsed="1"/>
-    <w:lsdException w:name="toc 7" w:semiHidden="1" w:uiPriority="39" w:unhideWhenUsed="1"/>
-    <w:lsdException w:name="toc 8" w:semiHidden="1" w:uiPriority="39" w:unhideWhenUsed="1"/>
-    <w:lsdException w:name="toc 9" w:semiHidden="1" w:uiPriority="39" w:unhideWhenUsed="1"/>
-    <w:lsdException w:name="Normal Indent" w:semiHidden="1" w:unhideWhenUsed="1"/>
-    <w:lsdException w:name="footnote text" w:semiHidden="1" w:unhideWhenUsed="1"/>
-    <w:lsdException w:name="annotation text" w:semiHidden="1" w:unhideWhenUsed="1"/>
-    <w:lsdException w:name="header" w:semiHidden="1" w:unhideWhenUsed="1"/>
-    <w:lsdException w:name="footer" w:semiHidden="1" w:unhideWhenUsed="1"/>
-    <w:lsdException w:name="index heading" w:semiHidden="1" w:unhideWhenUsed="1"/>
-    <w:lsdException w:name="caption" w:semiHidden="1" w:uiPriority="35" w:unhideWhenUsed="1" w:qFormat="1"/>
-    <w:lsdException w:name="table of figures" w:semiHidden="1" w:unhideWhenUsed="1"/>
-    <w:lsdException w:name="envelope address" w:semiHidden="1" w:unhideWhenUsed="1"/>
-    <w:lsdException w:name="envelope return" w:semiHidden="1" w:unhideWhenUsed="1"/>
-    <w:lsdException w:name="footnote reference" w:semiHidden="1" w:unhideWhenUsed="1"/>
-    <w:lsdException w:name="annotation reference" w:semiHidden="1" w:unhideWhenUsed="1"/>
-    <w:lsdException w:name="line number" w:semiHidden="1" w:unhideWhenUsed="1"/>
-    <w:lsdException w:name="page number" w:semiHidden="1" w:unhideWhenUsed="1"/>
-    <w:lsdException w:name="endnote reference" w:semiHidden="1" w:unhideWhenUsed="1"/>
-    <w:lsdException w:name="endnote text" w:semiHidden="1" w:unhideWhenUsed="1"/>
-    <w:lsdException w:name="table of authorities" w:semiHidden="1" w:unhideWhenUsed="1"/>
-    <w:lsdException w:name="macro" w:semiHidden="1" w:unhideWhenUsed="1"/>
-    <w:lsdException w:name="toa heading" w:semiHidden="1" w:unhideWhenUsed="1"/>
-    <w:lsdException w:name="List" w:semiHidden="1" w:unhideWhenUsed="1"/>
-    <w:lsdException w:name="List Bullet" w:semiHidden="1" w:unhideWhenUsed="1"/>
-    <w:lsdException w:name="List Number" w:semiHidden="1" w:unhideWhenUsed="1"/>
-    <w:lsdException w:name="List 2" w:semiHidden="1" w:unhideWhenUsed="1"/>
-    <w:lsdException w:name="List 3" w:semiHidden="1" w:unhideWhenUsed="1"/>
-    <w:lsdException w:name="List 4" w:semiHidden="1" w:unhideWhenUsed="1"/>
-    <w:lsdException w:name="List 5" w:semiHidden="1" w:unhideWhenUsed="1"/>
-    <w:lsdException w:name="List Bullet 2" w:semiHidden="1" w:unhideWhenUsed="1"/>
-    <w:lsdException w:name="List Bullet 3" w:semiHidden="1" w:unhideWhenUsed="1"/>
-    <w:lsdException w:name="List Bullet 4" w:semiHidden="1" w:unhideWhenUsed="1"/>
-    <w:lsdException w:name="List Bullet 5" w:semiHidden="1" w:unhideWhenUsed="1"/>
-    <w:lsdException w:name="List Number 2" w:semiHidden="1" w:unhideWhenUsed="1"/>
-    <w:lsdException w:name="List Number 3" w:semiHidden="1" w:unhideWhenUsed="1"/>
-    <w:lsdException w:name="List Number 4" w:semiHidden="1" w:unhideWhenUsed="1"/>
-    <w:lsdException w:name="List Number 5" w:semiHidden="1" w:unhideWhenUsed="1"/>
-    <w:lsdException w:name="Title" w:uiPriority="10" w:qFormat="1"/>
-    <w:lsdException w:name="Closing" w:semiHidden="1" w:unhideWhenUsed="1"/>
-    <w:lsdException w:name="Signature" w:semiHidden="1" w:unhideWhenUsed="1"/>
-    <w:lsdException w:name="Default Paragraph Font" w:semiHidden="1" w:uiPriority="1" w:unhideWhenUsed="1"/>
-    <w:lsdException w:name="Body Text" w:semiHidden="1" w:unhideWhenUsed="1"/>
-    <w:lsdException w:name="Body Text Indent" w:semiHidden="1" w:unhideWhenUsed="1"/>
-    <w:lsdException w:name="List Continue" w:semiHidden="1" w:unhideWhenUsed="1"/>
-    <w:lsdException w:name="List Continue 2" w:semiHidden="1" w:unhideWhenUsed="1"/>
-    <w:lsdException w:name="List Continue 3" w:semiHidden="1" w:unhideWhenUsed="1"/>
-    <w:lsdException w:name="List Continue 4" w:semiHidden="1" w:unhideWhenUsed="1"/>
-    <w:lsdException w:name="List Continue 5" w:semiHidden="1" w:unhideWhenUsed="1"/>
-    <w:lsdException w:name="Message Header" w:semiHidden="1" w:unhideWhenUsed="1"/>
-    <w:lsdException w:name="Subtitle" w:uiPriority="11" w:qFormat="1"/>
-    <w:lsdException w:name="Salutation" w:semiHidden="1" w:unhideWhenUsed="1"/>
-    <w:lsdException w:name="Date" w:semiHidden="1" w:unhideWhenUsed="1"/>
-    <w:lsdException w:name="Body Text First Indent" w:semiHidden="1" w:unhideWhenUsed="1"/>
-    <w:lsdException w:name="Body Text First Indent 2" w:semiHidden="1" w:unhideWhenUsed="1"/>
-    <w:lsdException w:name="Note Heading" w:semiHidden="1" w:unhideWhenUsed="1"/>
-    <w:lsdException w:name="Body Text 2" w:semiHidden="1" w:unhideWhenUsed="1"/>
-    <w:lsdException w:name="Body Text 3" w:semiHidden="1" w:unhideWhenUsed="1"/>
-    <w:lsdException w:name="Body Text Indent 2" w:semiHidden="1" w:unhideWhenUsed="1"/>
-    <w:lsdException w:name="Body Text Indent 3" w:semiHidden="1" w:unhideWhenUsed="1"/>
-    <w:lsdException w:name="Block Text" w:semiHidden="1" w:unhideWhenUsed="1"/>
-    <w:lsdException w:name="Hyperlink" w:semiHidden="1" w:unhideWhenUsed="1"/>
-    <w:lsdException w:name="FollowedHyperlink" w:semiHidden="1" w:unhideWhenUsed="1"/>
-    <w:lsdException w:name="Strong" w:uiPriority="22" w:qFormat="1"/>
-    <w:lsdException w:name="Emphasis" w:uiPriority="20" w:qFormat="1"/>
-    <w:lsdException w:name="Document Map" w:semiHidden="1" w:unhideWhenUsed="1"/>
-    <w:lsdException w:name="Plain Text" w:semiHidden="1" w:unhideWhenUsed="1"/>
-    <w:lsdException w:name="E-mail Signature" w:semiHidden="1" w:unhideWhenUsed="1"/>
-    <w:lsdException w:name="HTML Top of Form" w:semiHidden="1" w:unhideWhenUsed="1"/>
-    <w:lsdException w:name="HTML Bottom of Form" w:semiHidden="1" w:unhideWhenUsed="1"/>
-    <w:lsdException w:name="Normal (Web)" w:semiHidden="1" w:unhideWhenUsed="1"/>
-    <w:lsdException w:name="HTML Acronym" w:semiHidden="1" w:unhideWhenUsed="1"/>
-    <w:lsdException w:name="HTML Address" w:semiHidden="1" w:unhideWhenUsed="1"/>
-    <w:lsdException w:name="HTML Cite" w:semiHidden="1" w:unhideWhenUsed="1"/>
-    <w:lsdException w:name="HTML Code" w:semiHidden="1" w:unhideWhenUsed="1"/>
-    <w:lsdException w:name="HTML Definition" w:semiHidden="1" w:unhideWhenUsed="1"/>
-    <w:lsdException w:name="HTML Keyboard" w:semiHidden="1" w:unhideWhenUsed="1"/>
-    <w:lsdException w:name="HTML Preformatted" w:semiHidden="1" w:unhideWhenUsed="1"/>
-    <w:lsdException w:name="HTML Sample" w:semiHidden="1" w:unhideWhenUsed="1"/>
-    <w:lsdException w:name="HTML Typewriter" w:semiHidden="1" w:unhideWhenUsed="1"/>
-    <w:lsdException w:name="HTML Variable" w:semiHidden="1" w:unhideWhenUsed="1"/>
-    <w:lsdException w:name="Normal Table" w:semiHidden="1" w:unhideWhenUsed="1"/>
-    <w:lsdException w:name="annotation subject" w:semiHidden="1" w:unhideWhenUsed="1"/>
-    <w:lsdException w:name="No List" w:semiHidden="1" w:unhideWhenUsed="1"/>
-    <w:lsdException w:name="Outline List 1" w:semiHidden="1" w:unhideWhenUsed="1"/>
-    <w:lsdException w:name="Outline List 2" w:semiHidden="1" w:unhideWhenUsed="1"/>
-    <w:lsdException w:name="Outline List 3" w:semiHidden="1" w:unhideWhenUsed="1"/>
-    <w:lsdException w:name="Table Simple 1" w:semiHidden="1" w:unhideWhenUsed="1"/>
-    <w:lsdException w:name="Table Simple 2" w:semiHidden="1" w:unhideWhenUsed="1"/>
-    <w:lsdException w:name="Table Simple 3" w:semiHidden="1" w:unhideWhenUsed="1"/>
-    <w:lsdException w:name="Table Classic 1" w:semiHidden="1" w:unhideWhenUsed="1"/>
-    <w:lsdException w:name="Table Classic 2" w:semiHidden="1" w:unhideWhenUsed="1"/>
-    <w:lsdException w:name="Table Classic 3" w:semiHidden="1" w:unhideWhenUsed="1"/>
-    <w:lsdException w:name="Table Classic 4" w:semiHidden="1" w:unhideWhenUsed="1"/>
-    <w:lsdException w:name="Table Colorful 1" w:semiHidden="1" w:unhideWhenUsed="1"/>
-    <w:lsdException w:name="Table Colorful 2" w:semiHidden="1" w:unhideWhenUsed="1"/>
-    <w:lsdException w:name="Table Colorful 3" w:semiHidden="1" w:unhideWhenUsed="1"/>
-    <w:lsdException w:name="Table Columns 1" w:semiHidden="1" w:unhideWhenUsed="1"/>
-    <w:lsdException w:name="Table Columns 2" w:semiHidden="1" w:unhideWhenUsed="1"/>
-    <w:lsdException w:name="Table Columns 3" w:semiHidden="1" w:unhideWhenUsed="1"/>
-    <w:lsdException w:name="Table Columns 4" w:semiHidden="1" w:unhideWhenUsed="1"/>
-    <w:lsdException w:name="Table Columns 5" w:semiHidden="1" w:unhideWhenUsed="1"/>
-    <w:lsdException w:name="Table Grid 1" w:semiHidden="1" w:unhideWhenUsed="1"/>
-    <w:lsdException w:name="Table Grid 2" w:semiHidden="1" w:unhideWhenUsed="1"/>
-    <w:lsdException w:name="Table Grid 3" w:semiHidden="1" w:unhideWhenUsed="1"/>
-    <w:lsdException w:name="Table Grid 4" w:semiHidden="1" w:unhideWhenUsed="1"/>
-    <w:lsdException w:name="Table Grid 5" w:semiHidden="1" w:unhideWhenUsed="1"/>
-    <w:lsdException w:name="Table Grid 6" w:semiHidden="1" w:unhideWhenUsed="1"/>
-    <w:lsdException w:name="Table Grid 7" w:semiHidden="1" w:unhideWhenUsed="1"/>
-    <w:lsdException w:name="Table Grid 8" w:semiHidden="1" w:unhideWhenUsed="1"/>
-    <w:lsdException w:name="Table List 1" w:semiHidden="1" w:unhideWhenUsed="1"/>
-    <w:lsdException w:name="Table List 2" w:semiHidden="1" w:unhideWhenUsed="1"/>
-    <w:lsdException w:name="Table List 3" w:semiHidden="1" w:unhideWhenUsed="1"/>
-    <w:lsdException w:name="Table List 4" w:semiHidden="1" w:unhideWhenUsed="1"/>
-    <w:lsdException w:name="Table List 5" w:semiHidden="1" w:unhideWhenUsed="1"/>
-    <w:lsdException w:name="Table List 6" w:semiHidden="1" w:unhideWhenUsed="1"/>
-    <w:lsdException w:name="Table List 7" w:semiHidden="1" w:unhideWhenUsed="1"/>
-    <w:lsdException w:name="Table List 8" w:semiHidden="1" w:unhideWhenUsed="1"/>
-    <w:lsdException w:name="Table 3D effects 1" w:semiHidden="1" w:unhideWhenUsed="1"/>
-    <w:lsdException w:name="Table 3D effects 2" w:semiHidden="1" w:unhideWhenUsed="1"/>
-    <w:lsdException w:name="Table 3D effects 3" w:semiHidden="1" w:unhideWhenUsed="1"/>
-    <w:lsdException w:name="Table Contemporary" w:semiHidden="1" w:unhideWhenUsed="1"/>
-    <w:lsdException w:name="Table Elegant" w:semiHidden="1" w:unhideWhenUsed="1"/>
-    <w:lsdException w:name="Table Professional" w:semiHidden="1" w:unhideWhenUsed="1"/>
-    <w:lsdException w:name="Table Subtle 1" w:semiHidden="1" w:unhideWhenUsed="1"/>
-    <w:lsdException w:name="Table Subtle 2" w:semiHidden="1" w:unhideWhenUsed="1"/>
-    <w:lsdException w:name="Table Web 1" w:semiHidden="1" w:unhideWhenUsed="1"/>
-    <w:lsdException w:name="Table Web 2" w:semiHidden="1" w:unhideWhenUsed="1"/>
-    <w:lsdException w:name="Table Web 3" w:semiHidden="1" w:unhideWhenUsed="1"/>
-    <w:lsdException w:name="Balloon Text" w:semiHidden="1" w:unhideWhenUsed="1"/>
-    <w:lsdException w:name="Table Grid" w:uiPriority="59"/>
-    <w:lsdException w:name="Table Theme" w:semiHidden="1" w:unhideWhenUsed="1"/>
-    <w:lsdException w:name="Placeholder Text" w:semiHidden="1"/>
-    <w:lsdException w:name="No Spacing" w:uiPriority="1" w:qFormat="1"/>
-    <w:lsdException w:name="Light Shading" w:uiPriority="60"/>
-    <w:lsdException w:name="Light List" w:uiPriority="61"/>
-    <w:lsdException w:name="Light Grid" w:uiPriority="62"/>
-    <w:lsdException w:name="Medium Shading 1" w:uiPriority="63"/>
-    <w:lsdException w:name="Medium Shading 2" w:uiPriority="64"/>
-    <w:lsdException w:name="Medium List 1" w:uiPriority="65"/>
-    <w:lsdException w:name="Medium List 2" w:uiPriority="66"/>
-    <w:lsdException w:name="Medium Grid 1" w:uiPriority="67"/>
-    <w:lsdException w:name="Medium Grid 2" w:uiPriority="68"/>
-    <w:lsdException w:name="Medium Grid 3" w:uiPriority="69"/>
-    <w:lsdException w:name="Dark List" w:uiPriority="70"/>
-    <w:lsdException w:name="Colorful Shading" w:uiPriority="71"/>
-    <w:lsdException w:name="Colorful List" w:uiPriority="72"/>
-    <w:lsdException w:name="Colorful Grid" w:uiPriority="73"/>
-    <w:lsdException w:name="Light Shading Accent 1" w:uiPriority="60"/>
-    <w:lsdException w:name="Light List Accent 1" w:uiPriority="61"/>
-    <w:lsdException w:name="Light Grid Accent 1" w:uiPriority="62"/>
-    <w:lsdException w:name="Medium Shading 1 Accent 1" w:uiPriority="63"/>
-    <w:lsdException w:name="Medium Shading 2 Accent 1" w:uiPriority="64"/>
-    <w:lsdException w:name="Medium List 1 Accent 1" w:uiPriority="65"/>
-    <w:lsdException w:name="Revision" w:semiHidden="1"/>
-    <w:lsdException w:name="List Paragraph" w:uiPriority="34" w:qFormat="1"/>
-    <w:lsdException w:name="Quote" w:uiPriority="29" w:qFormat="1"/>
-    <w:lsdException w:name="Intense Quote" w:uiPriority="30" w:qFormat="1"/>
-    <w:lsdException w:name="Medium List 2 Accent 1" w:uiPriority="66"/>
-    <w:lsdException w:name="Medium Grid 1 Accent 1" w:uiPriority="67"/>
-    <w:lsdException w:name="Medium Grid 2 Accent 1" w:uiPriority="68"/>
-    <w:lsdException w:name="Medium Grid 3 Accent 1" w:uiPriority="69"/>
-    <w:lsdException w:name="Dark List Accent 1" w:uiPriority="70"/>
-    <w:lsdException w:name="Colorful Shading Accent 1" w:uiPriority="71"/>
-    <w:lsdException w:name="Colorful List Accent 1" w:uiPriority="72"/>
-    <w:lsdException w:name="Colorful Grid Accent 1" w:uiPriority="73"/>
-    <w:lsdException w:name="Light Shading Accent 2" w:uiPriority="60"/>
-    <w:lsdException w:name="Light List Accent 2" w:uiPriority="61"/>
-    <w:lsdException w:name="Light Grid Accent 2" w:uiPriority="62"/>
-    <w:lsdException w:name="Medium Shading 1 Accent 2" w:uiPriority="63"/>
-    <w:lsdException w:name="Medium Shading 2 Accent 2" w:uiPriority="64"/>
-    <w:lsdException w:name="Medium List 1 Accent 2" w:uiPriority="65"/>
-    <w:lsdException w:name="Medium List 2 Accent 2" w:uiPriority="66"/>
-    <w:lsdException w:name="Medium Grid 1 Accent 2" w:uiPriority="67"/>
-    <w:lsdException w:name="Medium Grid 2 Accent 2" w:uiPriority="68"/>
-    <w:lsdException w:name="Medium Grid 3 Accent 2" w:uiPriority="69"/>
-    <w:lsdException w:name="Dark List Accent 2" w:uiPriority="70"/>
-    <w:lsdException w:name="Colorful Shading Accent 2" w:uiPriority="71"/>
-    <w:lsdException w:name="Colorful List Accent 2" w:uiPriority="72"/>
-    <w:lsdException w:name="Colorful Grid Accent 2" w:uiPriority="73"/>
-    <w:lsdException w:name="Light Shading Accent 3" w:uiPriority="60"/>
-    <w:lsdException w:name="Light List Accent 3" w:uiPriority="61"/>
-    <w:lsdException w:name="Light Grid Accent 3" w:uiPriority="62"/>
-    <w:lsdException w:name="Medium Shading 1 Accent 3" w:uiPriority="63"/>
-    <w:lsdException w:name="Medium Shading 2 Accent 3" w:uiPriority="64"/>
-    <w:lsdException w:name="Medium List 1 Accent 3" w:uiPriority="65"/>
-    <w:lsdException w:name="Medium List 2 Accent 3" w:uiPriority="66"/>
-    <w:lsdException w:name="Medium Grid 1 Accent 3" w:uiPriority="67"/>
-    <w:lsdException w:name="Medium Grid 2 Accent 3" w:uiPriority="68"/>
-    <w:lsdException w:name="Medium Grid 3 Accent 3" w:uiPriority="69"/>
-    <w:lsdException w:name="Dark List Accent 3" w:uiPriority="70"/>
-    <w:lsdException w:name="Colorful Shading Accent 3" w:uiPriority="71"/>
-    <w:lsdException w:name="Colorful List Accent 3" w:uiPriority="72"/>
-    <w:lsdException w:name="Colorful Grid Accent 3" w:uiPriority="73"/>
-    <w:lsdException w:name="Light Shading Accent 4" w:uiPriority="60"/>
-    <w:lsdException w:name="Light List Accent 4" w:uiPriority="61"/>
-    <w:lsdException w:name="Light Grid Accent 4" w:uiPriority="62"/>
-    <w:lsdException w:name="Medium Shading 1 Accent 4" w:uiPriority="63"/>
-    <w:lsdException w:name="Medium Shading 2 Accent 4" w:uiPriority="64"/>
-    <w:lsdException w:name="Medium List 1 Accent 4" w:uiPriority="65"/>
-    <w:lsdException w:name="Medium List 2 Accent 4" w:uiPriority="66"/>
-    <w:lsdException w:name="Medium Grid 1 Accent 4" w:uiPriority="67"/>
-    <w:lsdException w:name="Medium Grid 2 Accent 4" w:uiPriority="68"/>
-    <w:lsdException w:name="Medium Grid 3 Accent 4" w:uiPriority="69"/>
-    <w:lsdException w:name="Dark List Accent 4" w:uiPriority="70"/>
-    <w:lsdException w:name="Colorful Shading Accent 4" w:uiPriority="71"/>
-    <w:lsdException w:name="Colorful List Accent 4" w:uiPriority="72"/>
-    <w:lsdException w:name="Colorful Grid Accent 4" w:uiPriority="73"/>
-    <w:lsdException w:name="Light Shading Accent 5" w:uiPriority="60"/>
-    <w:lsdException w:name="Light List Accent 5" w:uiPriority="61"/>
-    <w:lsdException w:name="Light Grid Accent 5" w:uiPriority="62"/>
-    <w:lsdException w:name="Medium Shading 1 Accent 5" w:uiPriority="63"/>
-    <w:lsdException w:name="Medium Shading 2 Accent 5" w:uiPriority="64"/>
-    <w:lsdException w:name="Medium List 1 Accent 5" w:uiPriority="65"/>
-    <w:lsdException w:name="Medium List 2 Accent 5" w:uiPriority="66"/>
-    <w:lsdException w:name="Medium Grid 1 Accent 5" w:uiPriority="67"/>
-    <w:lsdException w:name="Medium Grid 2 Accent 5" w:uiPriority="68"/>
-    <w:lsdException w:name="Medium Grid 3 Accent 5" w:uiPriority="69"/>
-    <w:lsdException w:name="Dark List Accent 5" w:uiPriority="70"/>
-    <w:lsdException w:name="Colorful Shading Accent 5" w:uiPriority="71"/>
-    <w:lsdException w:name="Colorful List Accent 5" w:uiPriority="72"/>
-    <w:lsdException w:name="Colorful Grid Accent 5" w:uiPriority="73"/>
-    <w:lsdException w:name="Light Shading Accent 6" w:uiPriority="60"/>
-    <w:lsdException w:name="Light List Accent 6" w:uiPriority="61"/>
-    <w:lsdException w:name="Light Grid Accent 6" w:uiPriority="62"/>
-    <w:lsdException w:name="Medium Shading 1 Accent 6" w:uiPriority="63"/>
-    <w:lsdException w:name="Medium Shading 2 Accent 6" w:uiPriority="64"/>
-    <w:lsdException w:name="Medium List 1 Accent 6" w:uiPriority="65"/>
-    <w:lsdException w:name="Medium List 2 Accent 6" w:uiPriority="66"/>
-    <w:lsdException w:name="Medium Grid 1 Accent 6" w:uiPriority="67"/>
-    <w:lsdException w:name="Medium Grid 2 Accent 6" w:uiPriority="68"/>
-    <w:lsdException w:name="Medium Grid 3 Accent 6" w:uiPriority="69"/>
-    <w:lsdException w:name="Dark List Accent 6" w:uiPriority="70"/>
-    <w:lsdException w:name="Colorful Shading Accent 6" w:uiPriority="71"/>
-    <w:lsdException w:name="Colorful List Accent 6" w:uiPriority="72"/>
-    <w:lsdException w:name="Colorful Grid Accent 6" w:uiPriority="73"/>
-    <w:lsdException w:name="Subtle Emphasis" w:uiPriority="19" w:qFormat="1"/>
-    <w:lsdException w:name="Intense Emphasis" w:uiPriority="21" w:qFormat="1"/>
-    <w:lsdException w:name="Subtle Reference" w:uiPriority="31" w:qFormat="1"/>
-    <w:lsdException w:name="Intense Reference" w:uiPriority="32" w:qFormat="1"/>
-    <w:lsdException w:name="Book Title" w:uiPriority="33" w:qFormat="1"/>
-    <w:lsdException w:name="Bibliography" w:semiHidden="1" w:uiPriority="37" w:unhideWhenUsed="1"/>
-    <w:lsdException w:name="TOC Heading" w:semiHidden="1" w:uiPriority="39" w:unhideWhenUsed="1" w:qFormat="1"/>
-    <w:lsdException w:name="Plain Table 1" w:uiPriority="41"/>
-    <w:lsdException w:name="Plain Table 2" w:uiPriority="42"/>
-    <w:lsdException w:name="Plain Table 3" w:uiPriority="43"/>
-    <w:lsdException w:name="Plain Table 4" w:uiPriority="44"/>
-    <w:lsdException w:name="Plain Table 5" w:uiPriority="45"/>
-    <w:lsdException w:name="Grid Table Light" w:uiPriority="40"/>
-    <w:lsdException w:name="Grid Table 1 Light" w:uiPriority="46"/>
-    <w:lsdException w:name="Grid Table 2" w:uiPriority="47"/>
-    <w:lsdException w:name="Grid Table 3" w:uiPriority="48"/>
-    <w:lsdException w:name="Grid Table 4" w:uiPriority="49"/>
-    <w:lsdException w:name="Grid Table 5 Dark" w:uiPriority="50"/>
-    <w:lsdException w:name="Grid Table 6 Colorful" w:uiPriority="51"/>
-    <w:lsdException w:name="Grid Table 7 Colorful" w:uiPriority="52"/>
-    <w:lsdException w:name="Grid Table 1 Light Accent 1" w:uiPriority="46"/>
-    <w:lsdException w:name="Grid Table 2 Accent 1" w:uiPriority="47"/>
-    <w:lsdException w:name="Grid Table 3 Accent 1" w:uiPriority="48"/>
-    <w:lsdException w:name="Grid Table 4 Accent 1" w:uiPriority="49"/>
-    <w:lsdException w:name="Grid Table 5 Dark Accent 1" w:uiPriority="50"/>
-    <w:lsdException w:name="Grid Table 6 Colorful Accent 1" w:uiPriority="51"/>
-    <w:lsdException w:name="Grid Table 7 Colorful Accent 1" w:uiPriority="52"/>
-    <w:lsdException w:name="Grid Table 1 Light Accent 2" w:uiPriority="46"/>
-    <w:lsdException w:name="Grid Table 2 Accent 2" w:uiPriority="47"/>
-    <w:lsdException w:name="Grid Table 3 Accent 2" w:uiPriority="48"/>
-    <w:lsdException w:name="Grid Table 4 Accent 2" w:uiPriority="49"/>
-    <w:lsdException w:name="Grid Table 5 Dark Accent 2" w:uiPriority="50"/>
-    <w:lsdException w:name="Grid Table 6 Colorful Accent 2" w:uiPriority="51"/>
-    <w:lsdException w:name="Grid Table 7 Colorful Accent 2" w:uiPriority="52"/>
-    <w:lsdException w:name="Grid Table 1 Light Accent 3" w:uiPriority="46"/>
-    <w:lsdException w:name="Grid Table 2 Accent 3" w:uiPriority="47"/>
-    <w:lsdException w:name="Grid Table 3 Accent 3" w:uiPriority="48"/>
-    <w:lsdException w:name="Grid Table 4 Accent 3" w:uiPriority="49"/>
-    <w:lsdException w:name="Grid Table 5 Dark Accent 3" w:uiPriority="50"/>
-    <w:lsdException w:name="Grid Table 6 Colorful Accent 3" w:uiPriority="51"/>
-    <w:lsdException w:name="Grid Table 7 Colorful Accent 3" w:uiPriority="52"/>
-    <w:lsdException w:name="Grid Table 1 Light Accent 4" w:uiPriority="46"/>
-    <w:lsdException w:name="Grid Table 2 Accent 4" w:uiPriority="47"/>
-    <w:lsdException w:name="Grid Table 3 Accent 4" w:uiPriority="48"/>
-    <w:lsdException w:name="Grid Table 4 Accent 4" w:uiPriority="49"/>
-    <w:lsdException w:name="Grid Table 5 Dark Accent 4" w:uiPriority="50"/>
-    <w:lsdException w:name="Grid Table 6 Colorful Accent 4" w:uiPriority="51"/>
-    <w:lsdException w:name="Grid Table 7 Colorful Accent 4" w:uiPriority="52"/>
-    <w:lsdException w:name="Grid Table 1 Light Accent 5" w:uiPriority="46"/>
-    <w:lsdException w:name="Grid Table 2 Accent 5" w:uiPriority="47"/>
-    <w:lsdException w:name="Grid Table 3 Accent 5" w:uiPriority="48"/>
-    <w:lsdException w:name="Grid Table 4 Accent 5" w:uiPriority="49"/>
-    <w:lsdException w:name="Grid Table 5 Dark Accent 5" w:uiPriority="50"/>
-    <w:lsdException w:name="Grid Table 6 Colorful Accent 5" w:uiPriority="51"/>
-    <w:lsdException w:name="Grid Table 7 Colorful Accent 5" w:uiPriority="52"/>
-    <w:lsdException w:name="Grid Table 1 Light Accent 6" w:uiPriority="46"/>
-    <w:lsdException w:name="Grid Table 2 Accent 6" w:uiPriority="47"/>
-    <w:lsdException w:name="Grid Table 3 Accent 6" w:uiPriority="48"/>
-    <w:lsdException w:name="Grid Table 4 Accent 6" w:uiPriority="49"/>
-    <w:lsdException w:name="Grid Table 5 Dark Accent 6" w:uiPriority="50"/>
-    <w:lsdException w:name="Grid Table 6 Colorful Accent 6" w:uiPriority="51"/>
-    <w:lsdException w:name="Grid Table 7 Colorful Accent 6" w:uiPriority="52"/>
-    <w:lsdException w:name="List Table 1 Light" w:uiPriority="46"/>
-    <w:lsdException w:name="List Table 2" w:uiPriority="47"/>
-    <w:lsdException w:name="List Table 3" w:uiPriority="48"/>
-    <w:lsdException w:name="List Table 4" w:uiPriority="49"/>
-    <w:lsdException w:name="List Table 5 Dark" w:uiPriority="50"/>
-    <w:lsdException w:name="List Table 6 Colorful" w:uiPriority="51"/>
-    <w:lsdException w:name="List Table 7 Colorful" w:uiPriority="52"/>
-    <w:lsdException w:name="List Table 1 Light Accent 1" w:uiPriority="46"/>
-    <w:lsdException w:name="List Table 2 Accent 1" w:uiPriority="47"/>
-    <w:lsdException w:name="List Table 3 Accent 1" w:uiPriority="48"/>
-    <w:lsdException w:name="List Table 4 Accent 1" w:uiPriority="49"/>
-    <w:lsdException w:name="List Table 5 Dark Accent 1" w:uiPriority="50"/>
-    <w:lsdException w:name="List Table 6 Colorful Accent 1" w:uiPriority="51"/>
-    <w:lsdException w:name="List Table 7 Colorful Accent 1" w:uiPriority="52"/>
-    <w:lsdException w:name="List Table 1 Light Accent 2" w:uiPriority="46"/>
-    <w:lsdException w:name="List Table 2 Accent 2" w:uiPriority="47"/>
-    <w:lsdException w:name="List Table 3 Accent 2" w:uiPriority="48"/>
-    <w:lsdException w:name="List Table 4 Accent 2" w:uiPriority="49"/>
-    <w:lsdException w:name="List Table 5 Dark Accent 2" w:uiPriority="50"/>
-    <w:lsdException w:name="List Table 6 Colorful Accent 2" w:uiPriority="51"/>
-    <w:lsdException w:name="List Table 7 Colorful Accent 2" w:uiPriority="52"/>
-    <w:lsdException w:name="List Table 1 Light Accent 3" w:uiPriority="46"/>
-    <w:lsdException w:name="List Table 2 Accent 3" w:uiPriority="47"/>
-    <w:lsdException w:name="List Table 3 Accent 3" w:uiPriority="48"/>
-    <w:lsdException w:name="List Table 4 Accent 3" w:uiPriority="49"/>
-    <w:lsdException w:name="List Table 5 Dark Accent 3" w:uiPriority="50"/>
-    <w:lsdException w:name="List Table 6 Colorful Accent 3" w:uiPriority="51"/>
-    <w:lsdException w:name="List Table 7 Colorful Accent 3" w:uiPriority="52"/>
-    <w:lsdException w:name="List Table 1 Light Accent 4" w:uiPriority="46"/>
-    <w:lsdException w:name="List Table 2 Accent 4" w:uiPriority="47"/>
-    <w:lsdException w:name="List Table 3 Accent 4" w:uiPriority="48"/>
-    <w:lsdException w:name="List Table 4 Accent 4" w:uiPriority="49"/>
-    <w:lsdException w:name="List Table 5 Dark Accent 4" w:uiPriority="50"/>
-    <w:lsdException w:name="List Table 6 Colorful Accent 4" w:uiPriority="51"/>
-    <w:lsdException w:name="List Table 7 Colorful Accent 4" w:uiPriority="52"/>
-    <w:lsdException w:name="List Table 1 Light Accent 5" w:uiPriority="46"/>
-    <w:lsdException w:name="List Table 2 Accent 5" w:uiPriority="47"/>
-    <w:lsdException w:name="List Table 3 Accent 5" w:uiPriority="48"/>
-    <w:lsdException w:name="List Table 4 Accent 5" w:uiPriority="49"/>
-    <w:lsdException w:name="List Table 5 Dark Accent 5" w:uiPriority="50"/>
-    <w:lsdException w:name="List Table 6 Colorful Accent 5" w:uiPriority="51"/>
-    <w:lsdException w:name="List Table 7 Colorful Accent 5" w:uiPriority="52"/>
-    <w:lsdException w:name="List Table 1 Light Accent 6" w:uiPriority="46"/>
-    <w:lsdException w:name="List Table 2 Accent 6" w:uiPriority="47"/>
-    <w:lsdException w:name="List Table 3 Accent 6" w:uiPriority="48"/>
-    <w:lsdException w:name="List Table 4 Accent 6" w:uiPriority="49"/>
-    <w:lsdException w:name="List Table 5 Dark Accent 6" w:uiPriority="50"/>
-    <w:lsdException w:name="List Table 6 Colorful Accent 6" w:uiPriority="51"/>
-    <w:lsdException w:name="List Table 7 Colorful Accent 6" w:uiPriority="52"/>
+  <w:latentStyles w:defLockedState="0" w:defUIPriority="99" w:defSemiHidden="1" w:defUnhideWhenUsed="1" w:defQFormat="0" w:count="267">
+    <w:lsdException w:name="Normal" w:semiHidden="0" w:uiPriority="0" w:unhideWhenUsed="0" w:qFormat="1"/>
+    <w:lsdException w:name="heading 1" w:semiHidden="0" w:uiPriority="9" w:unhideWhenUsed="0" w:qFormat="1"/>
+    <w:lsdException w:name="heading 2" w:uiPriority="9" w:qFormat="1"/>
+    <w:lsdException w:name="heading 3" w:uiPriority="9" w:qFormat="1"/>
+    <w:lsdException w:name="heading 4" w:uiPriority="9" w:qFormat="1"/>
+    <w:lsdException w:name="heading 5" w:uiPriority="9" w:qFormat="1"/>
+    <w:lsdException w:name="heading 6" w:uiPriority="9" w:qFormat="1"/>
+    <w:lsdException w:name="heading 7" w:uiPriority="9" w:qFormat="1"/>
+    <w:lsdException w:name="heading 8" w:uiPriority="9" w:qFormat="1"/>
+    <w:lsdException w:name="heading 9" w:uiPriority="9" w:qFormat="1"/>
+    <w:lsdException w:name="toc 1" w:uiPriority="39"/>
+    <w:lsdException w:name="toc 2" w:uiPriority="39"/>
+    <w:lsdException w:name="toc 3" w:uiPriority="39"/>
+    <w:lsdException w:name="toc 4" w:uiPriority="39"/>
+    <w:lsdException w:name="toc 5" w:uiPriority="39"/>
+    <w:lsdException w:name="toc 6" w:uiPriority="39"/>
+    <w:lsdException w:name="toc 7" w:uiPriority="39"/>
+    <w:lsdException w:name="toc 8" w:uiPriority="39"/>
+    <w:lsdException w:name="toc 9" w:uiPriority="39"/>
+    <w:lsdException w:name="caption" w:uiPriority="35" w:qFormat="1"/>
+    <w:lsdException w:name="Title" w:semiHidden="0" w:uiPriority="10" w:unhideWhenUsed="0" w:qFormat="1"/>
+    <w:lsdException w:name="Default Paragraph Font" w:uiPriority="1"/>
+    <w:lsdException w:name="Subtitle" w:semiHidden="0" w:uiPriority="11" w:unhideWhenUsed="0" w:qFormat="1"/>
+    <w:lsdException w:name="Strong" w:semiHidden="0" w:uiPriority="22" w:unhideWhenUsed="0" w:qFormat="1"/>
+    <w:lsdException w:name="Emphasis" w:semiHidden="0" w:uiPriority="20" w:unhideWhenUsed="0" w:qFormat="1"/>
+    <w:lsdException w:name="Table Grid" w:semiHidden="0" w:uiPriority="59" w:unhideWhenUsed="0"/>
+    <w:lsdException w:name="Placeholder Text" w:unhideWhenUsed="0"/>
+    <w:lsdException w:name="No Spacing" w:semiHidden="0" w:uiPriority="1" w:unhideWhenUsed="0" w:qFormat="1"/>
+    <w:lsdException w:name="Light Shading" w:semiHidden="0" w:uiPriority="60" w:unhideWhenUsed="0"/>
+    <w:lsdException w:name="Light List" w:semiHidden="0" w:uiPriority="61" w:unhideWhenUsed="0"/>
+    <w:lsdException w:name="Light Grid" w:semiHidden="0" w:uiPriority="62" w:unhideWhenUsed="0"/>
+    <w:lsdException w:name="Medium Shading 1" w:semiHidden="0" w:uiPriority="63" w:unhideWhenUsed="0"/>
+    <w:lsdException w:name="Medium Shading 2" w:semiHidden="0" w:uiPriority="64" w:unhideWhenUsed="0"/>
+    <w:lsdException w:name="Medium List 1" w:semiHidden="0" w:uiPriority="65" w:unhideWhenUsed="0"/>
+    <w:lsdException w:name="Medium List 2" w:semiHidden="0" w:uiPriority="66" w:unhideWhenUsed="0"/>
+    <w:lsdException w:name="Medium Grid 1" w:semiHidden="0" w:uiPriority="67" w:unhideWhenUsed="0"/>
+    <w:lsdException w:name="Medium Grid 2" w:semiHidden="0" w:uiPriority="68" w:unhideWhenUsed="0"/>
+    <w:lsdException w:name="Medium Grid 3" w:semiHidden="0" w:uiPriority="69" w:unhideWhenUsed="0"/>
+    <w:lsdException w:name="Dark List" w:semiHidden="0" w:uiPriority="70" w:unhideWhenUsed="0"/>
+    <w:lsdException w:name="Colorful Shading" w:semiHidden="0" w:uiPriority="71" w:unhideWhenUsed="0"/>
+    <w:lsdException w:name="Colorful List" w:semiHidden="0" w:uiPriority="72" w:unhideWhenUsed="0"/>
+    <w:lsdException w:name="Colorful Grid" w:semiHidden="0" w:uiPriority="73" w:unhideWhenUsed="0"/>
+    <w:lsdException w:name="Light Shading Accent 1" w:semiHidden="0" w:uiPriority="60" w:unhideWhenUsed="0"/>
+    <w:lsdException w:name="Light List Accent 1" w:semiHidden="0" w:uiPriority="61" w:unhideWhenUsed="0"/>
+    <w:lsdException w:name="Light Grid Accent 1" w:semiHidden="0" w:uiPriority="62" w:unhideWhenUsed="0"/>
+    <w:lsdException w:name="Medium Shading 1 Accent 1" w:semiHidden="0" w:uiPriority="63" w:unhideWhenUsed="0"/>
+    <w:lsdException w:name="Medium Shading 2 Accent 1" w:semiHidden="0" w:uiPriority="64" w:unhideWhenUsed="0"/>
+    <w:lsdException w:name="Medium List 1 Accent 1" w:semiHidden="0" w:uiPriority="65" w:unhideWhenUsed="0"/>
+    <w:lsdException w:name="Revision" w:unhideWhenUsed="0"/>
+    <w:lsdException w:name="List Paragraph" w:semiHidden="0" w:uiPriority="34" w:unhideWhenUsed="0" w:qFormat="1"/>
+    <w:lsdException w:name="Quote" w:semiHidden="0" w:uiPriority="29" w:unhideWhenUsed="0" w:qFormat="1"/>
+    <w:lsdException w:name="Intense Quote" w:semiHidden="0" w:uiPriority="30" w:unhideWhenUsed="0" w:qFormat="1"/>
+    <w:lsdException w:name="Medium List 2 Accent 1" w:semiHidden="0" w:uiPriority="66" w:unhideWhenUsed="0"/>
+    <w:lsdException w:name="Medium Grid 1 Accent 1" w:semiHidden="0" w:uiPriority="67" w:unhideWhenUsed="0"/>
+    <w:lsdException w:name="Medium Grid 2 Accent 1" w:semiHidden="0" w:uiPriority="68" w:unhideWhenUsed="0"/>
+    <w:lsdException w:name="Medium Grid 3 Accent 1" w:semiHidden="0" w:uiPriority="69" w:unhideWhenUsed="0"/>
+    <w:lsdException w:name="Dark List Accent 1" w:semiHidden="0" w:uiPriority="70" w:unhideWhenUsed="0"/>
+    <w:lsdException w:name="Colorful Shading Accent 1" w:semiHidden="0" w:uiPriority="71" w:unhideWhenUsed="0"/>
+    <w:lsdException w:name="Colorful List Accent 1" w:semiHidden="0" w:uiPriority="72" w:unhideWhenUsed="0"/>
+    <w:lsdException w:name="Colorful Grid Accent 1" w:semiHidden="0" w:uiPriority="73" w:unhideWhenUsed="0"/>
+    <w:lsdException w:name="Light Shading Accent 2" w:semiHidden="0" w:uiPriority="60" w:unhideWhenUsed="0"/>
+    <w:lsdException w:name="Light List Accent 2" w:semiHidden="0" w:uiPriority="61" w:unhideWhenUsed="0"/>
+    <w:lsdException w:name="Light Grid Accent 2" w:semiHidden="0" w:uiPriority="62" w:unhideWhenUsed="0"/>
+    <w:lsdException w:name="Medium Shading 1 Accent 2" w:semiHidden="0" w:uiPriority="63" w:unhideWhenUsed="0"/>
+    <w:lsdException w:name="Medium Shading 2 Accent 2" w:semiHidden="0" w:uiPriority="64" w:unhideWhenUsed="0"/>
+    <w:lsdException w:name="Medium List 1 Accent 2" w:semiHidden="0" w:uiPriority="65" w:unhideWhenUsed="0"/>
+    <w:lsdException w:name="Medium List 2 Accent 2" w:semiHidden="0" w:uiPriority="66" w:unhideWhenUsed="0"/>
+    <w:lsdException w:name="Medium Grid 1 Accent 2" w:semiHidden="0" w:uiPriority="67" w:unhideWhenUsed="0"/>
+    <w:lsdException w:name="Medium Grid 2 Accent 2" w:semiHidden="0" w:uiPriority="68" w:unhideWhenUsed="0"/>
+    <w:lsdException w:name="Medium Grid 3 Accent 2" w:semiHidden="0" w:uiPriority="69" w:unhideWhenUsed="0"/>
+    <w:lsdException w:name="Dark List Accent 2" w:semiHidden="0" w:uiPriority="70" w:unhideWhenUsed="0"/>
+    <w:lsdException w:name="Colorful Shading Accent 2" w:semiHidden="0" w:uiPriority="71" w:unhideWhenUsed="0"/>
+    <w:lsdException w:name="Colorful List Accent 2" w:semiHidden="0" w:uiPriority="72" w:unhideWhenUsed="0"/>
+    <w:lsdException w:name="Colorful Grid Accent 2" w:semiHidden="0" w:uiPriority="73" w:unhideWhenUsed="0"/>
+    <w:lsdException w:name="Light Shading Accent 3" w:semiHidden="0" w:uiPriority="60" w:unhideWhenUsed="0"/>
+    <w:lsdException w:name="Light List Accent 3" w:semiHidden="0" w:uiPriority="61" w:unhideWhenUsed="0"/>
+    <w:lsdException w:name="Light Grid Accent 3" w:semiHidden="0" w:uiPriority="62" w:unhideWhenUsed="0"/>
+    <w:lsdException w:name="Medium Shading 1 Accent 3" w:semiHidden="0" w:uiPriority="63" w:unhideWhenUsed="0"/>
+    <w:lsdException w:name="Medium Shading 2 Accent 3" w:semiHidden="0" w:uiPriority="64" w:unhideWhenUsed="0"/>
+    <w:lsdException w:name="Medium List 1 Accent 3" w:semiHidden="0" w:uiPriority="65" w:unhideWhenUsed="0"/>
+    <w:lsdException w:name="Medium List 2 Accent 3" w:semiHidden="0" w:uiPriority="66" w:unhideWhenUsed="0"/>
+    <w:lsdException w:name="Medium Grid 1 Accent 3" w:semiHidden="0" w:uiPriority="67" w:unhideWhenUsed="0"/>
+    <w:lsdException w:name="Medium Grid 2 Accent 3" w:semiHidden="0" w:uiPriority="68" w:unhideWhenUsed="0"/>
+    <w:lsdException w:name="Medium Grid 3 Accent 3" w:semiHidden="0" w:uiPriority="69" w:unhideWhenUsed="0"/>
+    <w:lsdException w:name="Dark List Accent 3" w:semiHidden="0" w:uiPriority="70" w:unhideWhenUsed="0"/>
+    <w:lsdException w:name="Colorful Shading Accent 3" w:semiHidden="0" w:uiPriority="71" w:unhideWhenUsed="0"/>
+    <w:lsdException w:name="Colorful List Accent 3" w:semiHidden="0" w:uiPriority="72" w:unhideWhenUsed="0"/>
+    <w:lsdException w:name="Colorful Grid Accent 3" w:semiHidden="0" w:uiPriority="73" w:unhideWhenUsed="0"/>
+    <w:lsdException w:name="Light Shading Accent 4" w:semiHidden="0" w:uiPriority="60" w:unhideWhenUsed="0"/>
+    <w:lsdException w:name="Light List Accent 4" w:semiHidden="0" w:uiPriority="61" w:unhideWhenUsed="0"/>
+    <w:lsdException w:name="Light Grid Accent 4" w:semiHidden="0" w:uiPriority="62" w:unhideWhenUsed="0"/>
+    <w:lsdException w:name="Medium Shading 1 Accent 4" w:semiHidden="0" w:uiPriority="63" w:unhideWhenUsed="0"/>
+    <w:lsdException w:name="Medium Shading 2 Accent 4" w:semiHidden="0" w:uiPriority="64" w:unhideWhenUsed="0"/>
+    <w:lsdException w:name="Medium List 1 Accent 4" w:semiHidden="0" w:uiPriority="65" w:unhideWhenUsed="0"/>
+    <w:lsdException w:name="Medium List 2 Accent 4" w:semiHidden="0" w:uiPriority="66" w:unhideWhenUsed="0"/>
+    <w:lsdException w:name="Medium Grid 1 Accent 4" w:semiHidden="0" w:uiPriority="67" w:unhideWhenUsed="0"/>
+    <w:lsdException w:name="Medium Grid 2 Accent 4" w:semiHidden="0" w:uiPriority="68" w:unhideWhenUsed="0"/>
+    <w:lsdException w:name="Medium Grid 3 Accent 4" w:semiHidden="0" w:uiPriority="69" w:unhideWhenUsed="0"/>
+    <w:lsdException w:name="Dark List Accent 4" w:semiHidden="0" w:uiPriority="70" w:unhideWhenUsed="0"/>
+    <w:lsdException w:name="Colorful Shading Accent 4" w:semiHidden="0" w:uiPriority="71" w:unhideWhenUsed="0"/>
+    <w:lsdException w:name="Colorful List Accent 4" w:semiHidden="0" w:uiPriority="72" w:unhideWhenUsed="0"/>
+    <w:lsdException w:name="Colorful Grid Accent 4" w:semiHidden="0" w:uiPriority="73" w:unhideWhenUsed="0"/>
+    <w:lsdException w:name="Light Shading Accent 5" w:semiHidden="0" w:uiPriority="60" w:unhideWhenUsed="0"/>
+    <w:lsdException w:name="Light List Accent 5" w:semiHidden="0" w:uiPriority="61" w:unhideWhenUsed="0"/>
+    <w:lsdException w:name="Light Grid Accent 5" w:semiHidden="0" w:uiPriority="62" w:unhideWhenUsed="0"/>
+    <w:lsdException w:name="Medium Shading 1 Accent 5" w:semiHidden="0" w:uiPriority="63" w:unhideWhenUsed="0"/>
+    <w:lsdException w:name="Medium Shading 2 Accent 5" w:semiHidden="0" w:uiPriority="64" w:unhideWhenUsed="0"/>
+    <w:lsdException w:name="Medium List 1 Accent 5" w:semiHidden="0" w:uiPriority="65" w:unhideWhenUsed="0"/>
+    <w:lsdException w:name="Medium List 2 Accent 5" w:semiHidden="0" w:uiPriority="66" w:unhideWhenUsed="0"/>
+    <w:lsdException w:name="Medium Grid 1 Accent 5" w:semiHidden="0" w:uiPriority="67" w:unhideWhenUsed="0"/>
+    <w:lsdException w:name="Medium Grid 2 Accent 5" w:semiHidden="0" w:uiPriority="68" w:unhideWhenUsed="0"/>
+    <w:lsdException w:name="Medium Grid 3 Accent 5" w:semiHidden="0" w:uiPriority="69" w:unhideWhenUsed="0"/>
+    <w:lsdException w:name="Dark List Accent 5" w:semiHidden="0" w:uiPriority="70" w:unhideWhenUsed="0"/>
+    <w:lsdException w:name="Colorful Shading Accent 5" w:semiHidden="0" w:uiPriority="71" w:unhideWhenUsed="0"/>
+    <w:lsdException w:name="Colorful List Accent 5" w:semiHidden="0" w:uiPriority="72" w:unhideWhenUsed="0"/>
+    <w:lsdException w:name="Colorful Grid Accent 5" w:semiHidden="0" w:uiPriority="73" w:unhideWhenUsed="0"/>
+    <w:lsdException w:name="Light Shading Accent 6" w:semiHidden="0" w:uiPriority="60" w:unhideWhenUsed="0"/>
+    <w:lsdException w:name="Light List Accent 6" w:semiHidden="0" w:uiPriority="61" w:unhideWhenUsed="0"/>
+    <w:lsdException w:name="Light Grid Accent 6" w:semiHidden="0" w:uiPriority="62" w:unhideWhenUsed="0"/>
+    <w:lsdException w:name="Medium Shading 1 Accent 6" w:semiHidden="0" w:uiPriority="63" w:unhideWhenUsed="0"/>
+    <w:lsdException w:name="Medium Shading 2 Accent 6" w:semiHidden="0" w:uiPriority="64" w:unhideWhenUsed="0"/>
+    <w:lsdException w:name="Medium List 1 Accent 6" w:semiHidden="0" w:uiPriority="65" w:unhideWhenUsed="0"/>
+    <w:lsdException w:name="Medium List 2 Accent 6" w:semiHidden="0" w:uiPriority="66" w:unhideWhenUsed="0"/>
+    <w:lsdException w:name="Medium Grid 1 Accent 6" w:semiHidden="0" w:uiPriority="67" w:unhideWhenUsed="0"/>
+    <w:lsdException w:name="Medium Grid 2 Accent 6" w:semiHidden="0" w:uiPriority="68" w:unhideWhenUsed="0"/>
+    <w:lsdException w:name="Medium Grid 3 Accent 6" w:semiHidden="0" w:uiPriority="69" w:unhideWhenUsed="0"/>
+    <w:lsdException w:name="Dark List Accent 6" w:semiHidden="0" w:uiPriority="70" w:unhideWhenUsed="0"/>
+    <w:lsdException w:name="Colorful Shading Accent 6" w:semiHidden="0" w:uiPriority="71" w:unhideWhenUsed="0"/>
+    <w:lsdException w:name="Colorful List Accent 6" w:semiHidden="0" w:uiPriority="72" w:unhideWhenUsed="0"/>
+    <w:lsdException w:name="Colorful Grid Accent 6" w:semiHidden="0" w:uiPriority="73" w:unhideWhenUsed="0"/>
+    <w:lsdException w:name="Subtle Emphasis" w:semiHidden="0" w:uiPriority="19" w:unhideWhenUsed="0" w:qFormat="1"/>
+    <w:lsdException w:name="Intense Emphasis" w:semiHidden="0" w:uiPriority="21" w:unhideWhenUsed="0" w:qFormat="1"/>
+    <w:lsdException w:name="Subtle Reference" w:semiHidden="0" w:uiPriority="31" w:unhideWhenUsed="0" w:qFormat="1"/>
+    <w:lsdException w:name="Intense Reference" w:semiHidden="0" w:uiPriority="32" w:unhideWhenUsed="0" w:qFormat="1"/>
+    <w:lsdException w:name="Book Title" w:semiHidden="0" w:uiPriority="33" w:unhideWhenUsed="0" w:qFormat="1"/>
+    <w:lsdException w:name="Bibliography" w:uiPriority="37"/>
+    <w:lsdException w:name="TOC Heading" w:uiPriority="39" w:qFormat="1"/>
   </w:latentStyles>
-  <w:style w:type="paragraph" w:default="1" w:styleId="a">
+  <w:style w:type="paragraph" w:default="1" w:styleId="Normal">
     <w:name w:val="Normal"/>
     <w:qFormat/>
     <w:rsid w:val="007F7F67"/>
@@ -7725,11 +7477,11 @@
       <w:jc w:val="both"/>
     </w:pPr>
   </w:style>
-  <w:style w:type="paragraph" w:styleId="2">
+  <w:style w:type="paragraph" w:styleId="Heading2">
     <w:name w:val="heading 2"/>
-    <w:basedOn w:val="a"/>
-    <w:next w:val="a"/>
-    <w:link w:val="20"/>
+    <w:basedOn w:val="Normal"/>
+    <w:next w:val="Normal"/>
+    <w:link w:val="Heading2Char"/>
     <w:uiPriority w:val="9"/>
     <w:unhideWhenUsed/>
     <w:qFormat/>
@@ -7751,11 +7503,11 @@
       <w:szCs w:val="32"/>
     </w:rPr>
   </w:style>
-  <w:style w:type="paragraph" w:styleId="3">
+  <w:style w:type="paragraph" w:styleId="Heading3">
     <w:name w:val="heading 3"/>
-    <w:basedOn w:val="a"/>
-    <w:next w:val="a"/>
-    <w:link w:val="30"/>
+    <w:basedOn w:val="Normal"/>
+    <w:next w:val="Normal"/>
+    <w:link w:val="Heading3Char"/>
     <w:uiPriority w:val="9"/>
     <w:unhideWhenUsed/>
     <w:qFormat/>
@@ -7777,11 +7529,11 @@
       <w:szCs w:val="32"/>
     </w:rPr>
   </w:style>
-  <w:style w:type="paragraph" w:styleId="4">
+  <w:style w:type="paragraph" w:styleId="Heading4">
     <w:name w:val="heading 4"/>
-    <w:basedOn w:val="a"/>
-    <w:next w:val="a"/>
-    <w:link w:val="40"/>
+    <w:basedOn w:val="Normal"/>
+    <w:next w:val="Normal"/>
+    <w:link w:val="Heading4Char"/>
     <w:uiPriority w:val="9"/>
     <w:unhideWhenUsed/>
     <w:qFormat/>
@@ -7800,17 +7552,18 @@
       <w:szCs w:val="28"/>
     </w:rPr>
   </w:style>
-  <w:style w:type="character" w:default="1" w:styleId="a0">
+  <w:style w:type="character" w:default="1" w:styleId="DefaultParagraphFont">
     <w:name w:val="Default Paragraph Font"/>
     <w:uiPriority w:val="1"/>
     <w:semiHidden/>
     <w:unhideWhenUsed/>
   </w:style>
-  <w:style w:type="table" w:default="1" w:styleId="a1">
+  <w:style w:type="table" w:default="1" w:styleId="TableNormal">
     <w:name w:val="Normal Table"/>
     <w:uiPriority w:val="99"/>
     <w:semiHidden/>
     <w:unhideWhenUsed/>
+    <w:qFormat/>
     <w:tblPr>
       <w:tblInd w:w="0" w:type="dxa"/>
       <w:tblCellMar>
@@ -7821,16 +7574,16 @@
       </w:tblCellMar>
     </w:tblPr>
   </w:style>
-  <w:style w:type="numbering" w:default="1" w:styleId="a2">
+  <w:style w:type="numbering" w:default="1" w:styleId="NoList">
     <w:name w:val="No List"/>
     <w:uiPriority w:val="99"/>
     <w:semiHidden/>
     <w:unhideWhenUsed/>
   </w:style>
-  <w:style w:type="paragraph" w:styleId="a3">
+  <w:style w:type="paragraph" w:styleId="PlainText">
     <w:name w:val="Plain Text"/>
-    <w:basedOn w:val="a"/>
-    <w:link w:val="a4"/>
+    <w:basedOn w:val="Normal"/>
+    <w:link w:val="PlainTextChar"/>
     <w:uiPriority w:val="99"/>
     <w:unhideWhenUsed/>
     <w:rsid w:val="00C11BCA"/>
@@ -7839,10 +7592,10 @@
       <w:szCs w:val="21"/>
     </w:rPr>
   </w:style>
-  <w:style w:type="character" w:customStyle="1" w:styleId="a4">
-    <w:name w:val="纯文本 字符"/>
-    <w:basedOn w:val="a0"/>
-    <w:link w:val="a3"/>
+  <w:style w:type="character" w:customStyle="1" w:styleId="PlainTextChar">
+    <w:name w:val="Plain Text Char"/>
+    <w:basedOn w:val="DefaultParagraphFont"/>
+    <w:link w:val="PlainText"/>
     <w:uiPriority w:val="99"/>
     <w:rsid w:val="00C11BCA"/>
     <w:rPr>
@@ -7850,10 +7603,10 @@
       <w:szCs w:val="21"/>
     </w:rPr>
   </w:style>
-  <w:style w:type="character" w:customStyle="1" w:styleId="20">
-    <w:name w:val="标题 2 字符"/>
-    <w:basedOn w:val="a0"/>
-    <w:link w:val="2"/>
+  <w:style w:type="character" w:customStyle="1" w:styleId="Heading2Char">
+    <w:name w:val="Heading 2 Char"/>
+    <w:basedOn w:val="DefaultParagraphFont"/>
+    <w:link w:val="Heading2"/>
     <w:uiPriority w:val="9"/>
     <w:rsid w:val="007F7F67"/>
     <w:rPr>
@@ -7864,10 +7617,10 @@
       <w:szCs w:val="32"/>
     </w:rPr>
   </w:style>
-  <w:style w:type="character" w:customStyle="1" w:styleId="30">
-    <w:name w:val="标题 3 字符"/>
-    <w:basedOn w:val="a0"/>
-    <w:link w:val="3"/>
+  <w:style w:type="character" w:customStyle="1" w:styleId="Heading3Char">
+    <w:name w:val="Heading 3 Char"/>
+    <w:basedOn w:val="DefaultParagraphFont"/>
+    <w:link w:val="Heading3"/>
     <w:uiPriority w:val="9"/>
     <w:rsid w:val="007F7F67"/>
     <w:rPr>
@@ -7878,11 +7631,11 @@
       <w:szCs w:val="32"/>
     </w:rPr>
   </w:style>
-  <w:style w:type="paragraph" w:styleId="a5">
+  <w:style w:type="paragraph" w:styleId="Title">
     <w:name w:val="Title"/>
-    <w:basedOn w:val="a"/>
-    <w:next w:val="a"/>
-    <w:link w:val="a6"/>
+    <w:basedOn w:val="Normal"/>
+    <w:next w:val="Normal"/>
+    <w:link w:val="TitleChar"/>
     <w:uiPriority w:val="10"/>
     <w:qFormat/>
     <w:rsid w:val="007F7F67"/>
@@ -7899,10 +7652,10 @@
       <w:szCs w:val="32"/>
     </w:rPr>
   </w:style>
-  <w:style w:type="character" w:customStyle="1" w:styleId="a6">
-    <w:name w:val="标题 字符"/>
-    <w:basedOn w:val="a0"/>
-    <w:link w:val="a5"/>
+  <w:style w:type="character" w:customStyle="1" w:styleId="TitleChar">
+    <w:name w:val="Title Char"/>
+    <w:basedOn w:val="DefaultParagraphFont"/>
+    <w:link w:val="Title"/>
     <w:uiPriority w:val="10"/>
     <w:rsid w:val="007F7F67"/>
     <w:rPr>
@@ -7913,9 +7666,9 @@
       <w:szCs w:val="32"/>
     </w:rPr>
   </w:style>
-  <w:style w:type="paragraph" w:styleId="a7">
+  <w:style w:type="paragraph" w:styleId="ListParagraph">
     <w:name w:val="List Paragraph"/>
-    <w:basedOn w:val="a"/>
+    <w:basedOn w:val="Normal"/>
     <w:uiPriority w:val="34"/>
     <w:qFormat/>
     <w:rsid w:val="007F7F67"/>
@@ -7923,9 +7676,9 @@
       <w:ind w:firstLineChars="200" w:firstLine="420"/>
     </w:pPr>
   </w:style>
-  <w:style w:type="table" w:styleId="a8">
+  <w:style w:type="table" w:styleId="TableGrid">
     <w:name w:val="Table Grid"/>
-    <w:basedOn w:val="a1"/>
+    <w:basedOn w:val="TableNormal"/>
     <w:uiPriority w:val="59"/>
     <w:rsid w:val="007F7F67"/>
     <w:pPr>
@@ -7936,6 +7689,7 @@
       <w:rFonts w:eastAsia="Times New Roman"/>
     </w:rPr>
     <w:tblPr>
+      <w:tblInd w:w="0" w:type="dxa"/>
       <w:tblBorders>
         <w:top w:val="single" w:sz="4" w:space="0" w:color="000000" w:themeColor="text1"/>
         <w:left w:val="single" w:sz="4" w:space="0" w:color="000000" w:themeColor="text1"/>
@@ -7944,12 +7698,18 @@
         <w:insideH w:val="single" w:sz="4" w:space="0" w:color="000000" w:themeColor="text1"/>
         <w:insideV w:val="single" w:sz="4" w:space="0" w:color="000000" w:themeColor="text1"/>
       </w:tblBorders>
+      <w:tblCellMar>
+        <w:top w:w="0" w:type="dxa"/>
+        <w:left w:w="108" w:type="dxa"/>
+        <w:bottom w:w="0" w:type="dxa"/>
+        <w:right w:w="108" w:type="dxa"/>
+      </w:tblCellMar>
     </w:tblPr>
   </w:style>
-  <w:style w:type="paragraph" w:styleId="a9">
+  <w:style w:type="paragraph" w:styleId="DocumentMap">
     <w:name w:val="Document Map"/>
-    <w:basedOn w:val="a"/>
-    <w:link w:val="aa"/>
+    <w:basedOn w:val="Normal"/>
+    <w:link w:val="DocumentMapChar"/>
     <w:uiPriority w:val="99"/>
     <w:semiHidden/>
     <w:unhideWhenUsed/>
@@ -7960,10 +7720,10 @@
       <w:szCs w:val="18"/>
     </w:rPr>
   </w:style>
-  <w:style w:type="character" w:customStyle="1" w:styleId="aa">
-    <w:name w:val="文档结构图 字符"/>
-    <w:basedOn w:val="a0"/>
-    <w:link w:val="a9"/>
+  <w:style w:type="character" w:customStyle="1" w:styleId="DocumentMapChar">
+    <w:name w:val="Document Map Char"/>
+    <w:basedOn w:val="DefaultParagraphFont"/>
+    <w:link w:val="DocumentMap"/>
     <w:uiPriority w:val="99"/>
     <w:semiHidden/>
     <w:rsid w:val="00796CDB"/>
@@ -7973,10 +7733,10 @@
       <w:szCs w:val="18"/>
     </w:rPr>
   </w:style>
-  <w:style w:type="paragraph" w:styleId="HTML">
+  <w:style w:type="paragraph" w:styleId="HTMLPreformatted">
     <w:name w:val="HTML Preformatted"/>
-    <w:basedOn w:val="a"/>
-    <w:link w:val="HTML0"/>
+    <w:basedOn w:val="Normal"/>
+    <w:link w:val="HTMLPreformattedChar"/>
     <w:uiPriority w:val="99"/>
     <w:unhideWhenUsed/>
     <w:rsid w:val="00867D74"/>
@@ -8010,10 +7770,10 @@
       <w:szCs w:val="24"/>
     </w:rPr>
   </w:style>
-  <w:style w:type="character" w:customStyle="1" w:styleId="HTML0">
-    <w:name w:val="HTML 预设格式 字符"/>
-    <w:basedOn w:val="a0"/>
-    <w:link w:val="HTML"/>
+  <w:style w:type="character" w:customStyle="1" w:styleId="HTMLPreformattedChar">
+    <w:name w:val="HTML Preformatted Char"/>
+    <w:basedOn w:val="DefaultParagraphFont"/>
+    <w:link w:val="HTMLPreformatted"/>
     <w:uiPriority w:val="99"/>
     <w:rsid w:val="00867D74"/>
     <w:rPr>
@@ -8023,9 +7783,9 @@
       <w:szCs w:val="24"/>
     </w:rPr>
   </w:style>
-  <w:style w:type="character" w:styleId="ab">
+  <w:style w:type="character" w:styleId="CommentReference">
     <w:name w:val="annotation reference"/>
-    <w:basedOn w:val="a0"/>
+    <w:basedOn w:val="DefaultParagraphFont"/>
     <w:uiPriority w:val="99"/>
     <w:semiHidden/>
     <w:unhideWhenUsed/>
@@ -8035,10 +7795,10 @@
       <w:szCs w:val="21"/>
     </w:rPr>
   </w:style>
-  <w:style w:type="paragraph" w:styleId="ac">
+  <w:style w:type="paragraph" w:styleId="CommentText">
     <w:name w:val="annotation text"/>
-    <w:basedOn w:val="a"/>
-    <w:link w:val="ad"/>
+    <w:basedOn w:val="Normal"/>
+    <w:link w:val="CommentTextChar"/>
     <w:uiPriority w:val="99"/>
     <w:unhideWhenUsed/>
     <w:rsid w:val="00457ECE"/>
@@ -8046,18 +7806,18 @@
       <w:jc w:val="left"/>
     </w:pPr>
   </w:style>
-  <w:style w:type="character" w:customStyle="1" w:styleId="ad">
-    <w:name w:val="批注文字 字符"/>
-    <w:basedOn w:val="a0"/>
-    <w:link w:val="ac"/>
+  <w:style w:type="character" w:customStyle="1" w:styleId="CommentTextChar">
+    <w:name w:val="Comment Text Char"/>
+    <w:basedOn w:val="DefaultParagraphFont"/>
+    <w:link w:val="CommentText"/>
     <w:uiPriority w:val="99"/>
     <w:rsid w:val="00457ECE"/>
   </w:style>
-  <w:style w:type="paragraph" w:styleId="ae">
+  <w:style w:type="paragraph" w:styleId="CommentSubject">
     <w:name w:val="annotation subject"/>
-    <w:basedOn w:val="ac"/>
-    <w:next w:val="ac"/>
-    <w:link w:val="af"/>
+    <w:basedOn w:val="CommentText"/>
+    <w:next w:val="CommentText"/>
+    <w:link w:val="CommentSubjectChar"/>
     <w:uiPriority w:val="99"/>
     <w:semiHidden/>
     <w:unhideWhenUsed/>
@@ -8067,10 +7827,10 @@
       <w:bCs/>
     </w:rPr>
   </w:style>
-  <w:style w:type="character" w:customStyle="1" w:styleId="af">
-    <w:name w:val="批注主题 字符"/>
-    <w:basedOn w:val="ad"/>
-    <w:link w:val="ae"/>
+  <w:style w:type="character" w:customStyle="1" w:styleId="CommentSubjectChar">
+    <w:name w:val="Comment Subject Char"/>
+    <w:basedOn w:val="CommentTextChar"/>
+    <w:link w:val="CommentSubject"/>
     <w:uiPriority w:val="99"/>
     <w:semiHidden/>
     <w:rsid w:val="00457ECE"/>
@@ -8079,10 +7839,10 @@
       <w:bCs/>
     </w:rPr>
   </w:style>
-  <w:style w:type="paragraph" w:styleId="af0">
+  <w:style w:type="paragraph" w:styleId="BalloonText">
     <w:name w:val="Balloon Text"/>
-    <w:basedOn w:val="a"/>
-    <w:link w:val="af1"/>
+    <w:basedOn w:val="Normal"/>
+    <w:link w:val="BalloonTextChar"/>
     <w:uiPriority w:val="99"/>
     <w:semiHidden/>
     <w:unhideWhenUsed/>
@@ -8092,10 +7852,10 @@
       <w:szCs w:val="18"/>
     </w:rPr>
   </w:style>
-  <w:style w:type="character" w:customStyle="1" w:styleId="af1">
-    <w:name w:val="批注框文本 字符"/>
-    <w:basedOn w:val="a0"/>
-    <w:link w:val="af0"/>
+  <w:style w:type="character" w:customStyle="1" w:styleId="BalloonTextChar">
+    <w:name w:val="Balloon Text Char"/>
+    <w:basedOn w:val="DefaultParagraphFont"/>
+    <w:link w:val="BalloonText"/>
     <w:uiPriority w:val="99"/>
     <w:semiHidden/>
     <w:rsid w:val="00457ECE"/>
@@ -8104,9 +7864,9 @@
       <w:szCs w:val="18"/>
     </w:rPr>
   </w:style>
-  <w:style w:type="character" w:styleId="af2">
+  <w:style w:type="character" w:styleId="Hyperlink">
     <w:name w:val="Hyperlink"/>
-    <w:basedOn w:val="a0"/>
+    <w:basedOn w:val="DefaultParagraphFont"/>
     <w:uiPriority w:val="99"/>
     <w:unhideWhenUsed/>
     <w:rsid w:val="00C55E2A"/>
@@ -8115,9 +7875,9 @@
       <w:u w:val="single"/>
     </w:rPr>
   </w:style>
-  <w:style w:type="character" w:styleId="af3">
+  <w:style w:type="character" w:styleId="Emphasis">
     <w:name w:val="Emphasis"/>
-    <w:basedOn w:val="a0"/>
+    <w:basedOn w:val="DefaultParagraphFont"/>
     <w:uiPriority w:val="20"/>
     <w:qFormat/>
     <w:rsid w:val="004B6905"/>
@@ -8126,10 +7886,10 @@
       <w:iCs/>
     </w:rPr>
   </w:style>
-  <w:style w:type="character" w:customStyle="1" w:styleId="40">
-    <w:name w:val="标题 4 字符"/>
-    <w:basedOn w:val="a0"/>
-    <w:link w:val="4"/>
+  <w:style w:type="character" w:customStyle="1" w:styleId="Heading4Char">
+    <w:name w:val="Heading 4 Char"/>
+    <w:basedOn w:val="DefaultParagraphFont"/>
+    <w:link w:val="Heading4"/>
     <w:uiPriority w:val="9"/>
     <w:rsid w:val="00B11327"/>
     <w:rPr>
@@ -8140,10 +7900,10 @@
       <w:szCs w:val="28"/>
     </w:rPr>
   </w:style>
-  <w:style w:type="paragraph" w:styleId="af4">
+  <w:style w:type="paragraph" w:styleId="Header">
     <w:name w:val="header"/>
-    <w:basedOn w:val="a"/>
-    <w:link w:val="af5"/>
+    <w:basedOn w:val="Normal"/>
+    <w:link w:val="HeaderChar"/>
     <w:uiPriority w:val="99"/>
     <w:unhideWhenUsed/>
     <w:rsid w:val="001F01D6"/>
@@ -8163,10 +7923,10 @@
       <w:szCs w:val="18"/>
     </w:rPr>
   </w:style>
-  <w:style w:type="character" w:customStyle="1" w:styleId="af5">
-    <w:name w:val="页眉 字符"/>
-    <w:basedOn w:val="a0"/>
-    <w:link w:val="af4"/>
+  <w:style w:type="character" w:customStyle="1" w:styleId="HeaderChar">
+    <w:name w:val="Header Char"/>
+    <w:basedOn w:val="DefaultParagraphFont"/>
+    <w:link w:val="Header"/>
     <w:uiPriority w:val="99"/>
     <w:rsid w:val="001F01D6"/>
     <w:rPr>
@@ -8174,10 +7934,10 @@
       <w:szCs w:val="18"/>
     </w:rPr>
   </w:style>
-  <w:style w:type="paragraph" w:styleId="af6">
+  <w:style w:type="paragraph" w:styleId="Footer">
     <w:name w:val="footer"/>
-    <w:basedOn w:val="a"/>
-    <w:link w:val="af7"/>
+    <w:basedOn w:val="Normal"/>
+    <w:link w:val="FooterChar"/>
     <w:uiPriority w:val="99"/>
     <w:unhideWhenUsed/>
     <w:rsid w:val="001F01D6"/>
@@ -8194,10 +7954,10 @@
       <w:szCs w:val="18"/>
     </w:rPr>
   </w:style>
-  <w:style w:type="character" w:customStyle="1" w:styleId="af7">
-    <w:name w:val="页脚 字符"/>
-    <w:basedOn w:val="a0"/>
-    <w:link w:val="af6"/>
+  <w:style w:type="character" w:customStyle="1" w:styleId="FooterChar">
+    <w:name w:val="Footer Char"/>
+    <w:basedOn w:val="DefaultParagraphFont"/>
+    <w:link w:val="Footer"/>
     <w:uiPriority w:val="99"/>
     <w:rsid w:val="001F01D6"/>
     <w:rPr>
@@ -8216,7 +7976,7 @@
         <a:sysClr val="windowText" lastClr="000000"/>
       </a:dk1>
       <a:lt1>
-        <a:sysClr val="window" lastClr="FFFFFF"/>
+        <a:sysClr val="window" lastClr="CCE8CF"/>
       </a:lt1>
       <a:dk2>
         <a:srgbClr val="1F497D"/>

--- a/internal_doc/03.开发设计/Sequence&AutoIncrement/Story-AutoIncrement.docx
+++ b/internal_doc/03.开发设计/Sequence&AutoIncrement/Story-AutoIncrement.docx
@@ -1,10 +1,10 @@
 
 <file path=word/document.xml><?xml version="1.0" encoding="utf-8"?>
-<w:document xmlns:ve="http://schemas.openxmlformats.org/markup-compatibility/2006" xmlns:o="urn:schemas-microsoft-com:office:office" xmlns:r="http://schemas.openxmlformats.org/officeDocument/2006/relationships" xmlns:m="http://schemas.openxmlformats.org/officeDocument/2006/math" xmlns:v="urn:schemas-microsoft-com:vml" xmlns:wp="http://schemas.openxmlformats.org/drawingml/2006/wordprocessingDrawing" xmlns:w10="urn:schemas-microsoft-com:office:word" xmlns:w="http://schemas.openxmlformats.org/wordprocessingml/2006/main" xmlns:wne="http://schemas.microsoft.com/office/word/2006/wordml">
+<w:document xmlns:wpc="http://schemas.microsoft.com/office/word/2010/wordprocessingCanvas" xmlns:cx="http://schemas.microsoft.com/office/drawing/2014/chartex" xmlns:mc="http://schemas.openxmlformats.org/markup-compatibility/2006" xmlns:o="urn:schemas-microsoft-com:office:office" xmlns:r="http://schemas.openxmlformats.org/officeDocument/2006/relationships" xmlns:m="http://schemas.openxmlformats.org/officeDocument/2006/math" xmlns:v="urn:schemas-microsoft-com:vml" xmlns:wp14="http://schemas.microsoft.com/office/word/2010/wordprocessingDrawing" xmlns:wp="http://schemas.openxmlformats.org/drawingml/2006/wordprocessingDrawing" xmlns:w10="urn:schemas-microsoft-com:office:word" xmlns:w="http://schemas.openxmlformats.org/wordprocessingml/2006/main" xmlns:w14="http://schemas.microsoft.com/office/word/2010/wordml" xmlns:w15="http://schemas.microsoft.com/office/word/2012/wordml" xmlns:w16se="http://schemas.microsoft.com/office/word/2015/wordml/symex" xmlns:wpg="http://schemas.microsoft.com/office/word/2010/wordprocessingGroup" xmlns:wpi="http://schemas.microsoft.com/office/word/2010/wordprocessingInk" xmlns:wne="http://schemas.microsoft.com/office/word/2006/wordml" xmlns:wps="http://schemas.microsoft.com/office/word/2010/wordprocessingShape" mc:Ignorable="w14 w15 w16se wp14">
   <w:body>
     <w:p>
       <w:pPr>
-        <w:pStyle w:val="Title"/>
+        <w:pStyle w:val="a5"/>
       </w:pPr>
       <w:r>
         <w:rPr>
@@ -33,10 +33,10 @@
     </w:p>
     <w:tbl>
       <w:tblPr>
-        <w:tblStyle w:val="TableGrid"/>
+        <w:tblStyle w:val="a8"/>
         <w:tblW w:w="0" w:type="auto"/>
         <w:tblInd w:w="357" w:type="dxa"/>
-        <w:tblLook w:val="04A0"/>
+        <w:tblLook w:val="04A0" w:firstRow="1" w:lastRow="0" w:firstColumn="1" w:lastColumn="0" w:noHBand="0" w:noVBand="1"/>
       </w:tblPr>
       <w:tblGrid>
         <w:gridCol w:w="2728"/>
@@ -151,7 +151,7 @@
     <w:p/>
     <w:p>
       <w:pPr>
-        <w:pStyle w:val="Heading2"/>
+        <w:pStyle w:val="2"/>
       </w:pPr>
       <w:r>
         <w:t>Story</w:t>
@@ -176,7 +176,7 @@
     </w:p>
     <w:p>
       <w:pPr>
-        <w:pStyle w:val="Heading2"/>
+        <w:pStyle w:val="2"/>
       </w:pPr>
       <w:r>
         <w:t>Story</w:t>
@@ -190,7 +190,7 @@
     </w:p>
     <w:p>
       <w:pPr>
-        <w:pStyle w:val="ListParagraph"/>
+        <w:pStyle w:val="a7"/>
         <w:ind w:left="777" w:firstLineChars="0" w:firstLine="0"/>
         <w:rPr>
           <w:color w:val="000000" w:themeColor="text1"/>
@@ -234,7 +234,7 @@
     </w:p>
     <w:p>
       <w:pPr>
-        <w:pStyle w:val="Heading2"/>
+        <w:pStyle w:val="2"/>
       </w:pPr>
       <w:r>
         <w:t xml:space="preserve">Story </w:t>
@@ -333,7 +333,7 @@
     </w:p>
     <w:p>
       <w:pPr>
-        <w:pStyle w:val="Heading3"/>
+        <w:pStyle w:val="3"/>
       </w:pPr>
       <w:r>
         <w:rPr>
@@ -716,10 +716,10 @@
     </w:p>
     <w:tbl>
       <w:tblPr>
-        <w:tblStyle w:val="TableGrid"/>
+        <w:tblStyle w:val="a8"/>
         <w:tblW w:w="0" w:type="auto"/>
         <w:tblInd w:w="357" w:type="dxa"/>
-        <w:tblLook w:val="04A0"/>
+        <w:tblLook w:val="04A0" w:firstRow="1" w:lastRow="0" w:firstColumn="1" w:lastColumn="0" w:noHBand="0" w:noVBand="1"/>
       </w:tblPr>
       <w:tblGrid>
         <w:gridCol w:w="1826"/>
@@ -924,7 +924,7 @@
             <w:commentRangeEnd w:id="0"/>
             <w:r>
               <w:rPr>
-                <w:rStyle w:val="CommentReference"/>
+                <w:rStyle w:val="ab"/>
                 <w:rFonts w:eastAsiaTheme="minorEastAsia"/>
               </w:rPr>
               <w:commentReference w:id="0"/>
@@ -2052,7 +2052,7 @@
     <w:p/>
     <w:p>
       <w:pPr>
-        <w:pStyle w:val="ListParagraph"/>
+        <w:pStyle w:val="a7"/>
         <w:numPr>
           <w:ilvl w:val="0"/>
           <w:numId w:val="9"/>
@@ -2080,7 +2080,7 @@
     </w:p>
     <w:p>
       <w:pPr>
-        <w:pStyle w:val="ListParagraph"/>
+        <w:pStyle w:val="a7"/>
         <w:numPr>
           <w:ilvl w:val="0"/>
           <w:numId w:val="9"/>
@@ -2276,7 +2276,7 @@
     </w:p>
     <w:p>
       <w:pPr>
-        <w:pStyle w:val="ListParagraph"/>
+        <w:pStyle w:val="a7"/>
         <w:numPr>
           <w:ilvl w:val="0"/>
           <w:numId w:val="9"/>
@@ -2358,7 +2358,7 @@
     </w:p>
     <w:p>
       <w:pPr>
-        <w:pStyle w:val="ListParagraph"/>
+        <w:pStyle w:val="a7"/>
         <w:numPr>
           <w:ilvl w:val="0"/>
           <w:numId w:val="9"/>
@@ -2488,7 +2488,7 @@
     </w:p>
     <w:p>
       <w:pPr>
-        <w:pStyle w:val="ListParagraph"/>
+        <w:pStyle w:val="a7"/>
         <w:numPr>
           <w:ilvl w:val="0"/>
           <w:numId w:val="9"/>
@@ -2558,7 +2558,7 @@
     </w:p>
     <w:p>
       <w:pPr>
-        <w:pStyle w:val="ListParagraph"/>
+        <w:pStyle w:val="a7"/>
         <w:numPr>
           <w:ilvl w:val="0"/>
           <w:numId w:val="9"/>
@@ -2586,7 +2586,7 @@
     </w:p>
     <w:p>
       <w:pPr>
-        <w:pStyle w:val="ListParagraph"/>
+        <w:pStyle w:val="a7"/>
         <w:numPr>
           <w:ilvl w:val="0"/>
           <w:numId w:val="9"/>
@@ -2626,7 +2626,7 @@
     </w:p>
     <w:p>
       <w:pPr>
-        <w:pStyle w:val="Heading3"/>
+        <w:pStyle w:val="3"/>
       </w:pPr>
       <w:r>
         <w:rPr>
@@ -2836,22 +2836,16 @@
     </w:p>
     <w:p>
       <w:r>
-        <w:rPr>
-          <w:rFonts w:hint="eastAsia"/>
-        </w:rPr>
-        <w:t>驱动增加</w:t>
-      </w:r>
-      <w:r>
-        <w:rPr>
-          <w:rFonts w:hint="eastAsia"/>
-        </w:rPr>
-        <w:t>createAutoIncrement</w:t>
-      </w:r>
-      <w:r>
-        <w:rPr>
-          <w:rFonts w:hint="eastAsia"/>
-        </w:rPr>
-        <w:t>接口</w:t>
+        <w:t>S</w:t>
+      </w:r>
+      <w:r>
+        <w:rPr>
+          <w:rFonts w:hint="eastAsia"/>
+        </w:rPr>
+        <w:t>hell</w:t>
+      </w:r>
+      <w:r>
+        <w:t>接口：</w:t>
       </w:r>
     </w:p>
     <w:p>
@@ -2924,509 +2918,38 @@
     </w:p>
     <w:p/>
     <w:p>
-      <w:pPr>
-        <w:pStyle w:val="Heading3"/>
-      </w:pPr>
-      <w:r>
-        <w:rPr>
-          <w:rFonts w:hint="eastAsia"/>
-        </w:rPr>
-        <w:t>修改自增字段</w:t>
-      </w:r>
-    </w:p>
-    <w:p>
-      <w:r>
-        <w:rPr>
-          <w:rFonts w:hint="eastAsia"/>
-        </w:rPr>
-        <w:t>可以</w:t>
-      </w:r>
-      <w:r>
-        <w:rPr>
-          <w:rFonts w:hint="eastAsia"/>
-        </w:rPr>
-        <w:t>通过集合的</w:t>
-      </w:r>
-      <w:r>
-        <w:rPr>
-          <w:rFonts w:hint="eastAsia"/>
-        </w:rPr>
-        <w:t>alter</w:t>
-      </w:r>
-      <w:r>
-        <w:rPr>
-          <w:rFonts w:hint="eastAsia"/>
-        </w:rPr>
-        <w:t>命令</w:t>
-      </w:r>
-      <w:r>
-        <w:rPr>
-          <w:rFonts w:hint="eastAsia"/>
-        </w:rPr>
-        <w:t>修改</w:t>
-      </w:r>
-      <w:r>
-        <w:rPr>
-          <w:rFonts w:hint="eastAsia"/>
-        </w:rPr>
-        <w:t>自增字段的属性</w:t>
-      </w:r>
-      <w:r>
-        <w:rPr>
-          <w:rFonts w:hint="eastAsia"/>
-        </w:rPr>
-        <w:t>，</w:t>
-      </w:r>
-      <w:r>
-        <w:rPr>
-          <w:rFonts w:hint="eastAsia"/>
-        </w:rPr>
-        <w:t>目前</w:t>
-      </w:r>
-      <w:r>
-        <w:rPr>
-          <w:rFonts w:hint="eastAsia"/>
-        </w:rPr>
-        <w:t>自增字段的属性</w:t>
-      </w:r>
-      <w:r>
-        <w:rPr>
-          <w:rFonts w:hint="eastAsia"/>
-        </w:rPr>
-        <w:t>除了</w:t>
-      </w:r>
-      <w:r>
-        <w:rPr>
-          <w:rFonts w:hint="eastAsia"/>
-        </w:rPr>
-        <w:t>字段名</w:t>
-      </w:r>
-      <w:r>
-        <w:rPr>
-          <w:rFonts w:hint="eastAsia"/>
-        </w:rPr>
-        <w:t>都可以修改</w:t>
-      </w:r>
-      <w:r>
-        <w:rPr>
-          <w:rFonts w:hint="eastAsia"/>
-        </w:rPr>
+      <w:r>
+        <w:t>CPP</w:t>
+      </w:r>
+      <w:r>
+        <w:t>驱动接口：</w:t>
+      </w:r>
+    </w:p>
+    <w:p>
+      <w:r>
+        <w:t>INT32 createAutoIncrement( const bson::BSONObj &amp;options ) ;</w:t>
+      </w:r>
+    </w:p>
+    <w:p>
+      <w:pPr>
+        <w:ind w:left="0" w:firstLine="357"/>
+        <w:rPr>
+          <w:rFonts w:hint="eastAsia"/>
+        </w:rPr>
+      </w:pPr>
+      <w:r>
+        <w:t>INT32 createAutoIncrement( const std::vector&lt;bson::BSONObj&gt; &amp;options ) ;</w:t>
+      </w:r>
+    </w:p>
+    <w:p>
+      <w:r>
+        <w:rPr>
+          <w:rFonts w:hint="eastAsia"/>
+        </w:rPr>
+        <w:t>示例</w:t>
+      </w:r>
+      <w:r>
         <w:t>：</w:t>
-      </w:r>
-    </w:p>
-    <w:p>
-      <w:r>
-        <w:rPr>
-          <w:rFonts w:hint="eastAsia"/>
-        </w:rPr>
-        <w:t>{</w:t>
-      </w:r>
-    </w:p>
-    <w:p>
-      <w:r>
-        <w:rPr>
-          <w:rFonts w:hint="eastAsia"/>
-        </w:rPr>
-        <w:t xml:space="preserve">    AlterType : "collection</w:t>
-      </w:r>
-      <w:r>
-        <w:rPr>
-          <w:rFonts w:hint="eastAsia"/>
-        </w:rPr>
-        <w:t>",</w:t>
-      </w:r>
-    </w:p>
-    <w:p>
-      <w:r>
-        <w:rPr>
-          <w:rFonts w:hint="eastAsia"/>
-        </w:rPr>
-        <w:t xml:space="preserve">  Version : 1,</w:t>
-      </w:r>
-    </w:p>
-    <w:p>
-      <w:r>
-        <w:rPr>
-          <w:rFonts w:hint="eastAsia"/>
-        </w:rPr>
-        <w:t>Name : "&lt;</w:t>
-      </w:r>
-      <w:r>
-        <w:rPr>
-          <w:rFonts w:hint="eastAsia"/>
-        </w:rPr>
-        <w:t>collection</w:t>
-      </w:r>
-      <w:r>
-        <w:rPr>
-          <w:rFonts w:hint="eastAsia"/>
-        </w:rPr>
-        <w:t>_name&gt;", // foo.bar</w:t>
-      </w:r>
-    </w:p>
-    <w:p>
-      <w:r>
-        <w:rPr>
-          <w:rFonts w:hint="eastAsia"/>
-        </w:rPr>
-        <w:t>Alter :</w:t>
-      </w:r>
-    </w:p>
-    <w:p>
-      <w:r>
-        <w:rPr>
-          <w:rFonts w:hint="eastAsia"/>
-        </w:rPr>
-        <w:t>{</w:t>
-      </w:r>
-    </w:p>
-    <w:p>
-      <w:r>
-        <w:rPr>
-          <w:rFonts w:hint="eastAsia"/>
-        </w:rPr>
-        <w:t>Name : "</w:t>
-      </w:r>
-      <w:r>
-        <w:rPr>
-          <w:rFonts w:hint="eastAsia"/>
-        </w:rPr>
-        <w:t>set</w:t>
-      </w:r>
-      <w:r>
-        <w:rPr>
-          <w:rFonts w:hint="eastAsia"/>
-        </w:rPr>
-        <w:t xml:space="preserve"> autoincrement</w:t>
-      </w:r>
-      <w:r>
-        <w:rPr>
-          <w:rFonts w:hint="eastAsia"/>
-        </w:rPr>
-        <w:t>",</w:t>
-      </w:r>
-    </w:p>
-    <w:p>
-      <w:r>
-        <w:rPr>
-          <w:rFonts w:hint="eastAsia"/>
-        </w:rPr>
-        <w:t xml:space="preserve">    Args : {</w:t>
-      </w:r>
-    </w:p>
-    <w:p>
-      <w:r>
-        <w:rPr>
-          <w:rFonts w:hint="eastAsia"/>
-        </w:rPr>
-        <w:t xml:space="preserve">            F</w:t>
-      </w:r>
-      <w:r>
-        <w:rPr>
-          <w:rFonts w:hint="eastAsia"/>
-        </w:rPr>
-        <w:t>ield: "&lt;field_name&gt;",</w:t>
-      </w:r>
-    </w:p>
-    <w:p>
-      <w:r>
-        <w:rPr>
-          <w:rFonts w:hint="eastAsia"/>
-        </w:rPr>
-        <w:t xml:space="preserve">            ...</w:t>
-      </w:r>
-    </w:p>
-    <w:p>
-      <w:r>
-        <w:rPr>
-          <w:rFonts w:hint="eastAsia"/>
-        </w:rPr>
-        <w:t>}</w:t>
-      </w:r>
-    </w:p>
-    <w:p>
-      <w:r>
-        <w:rPr>
-          <w:rFonts w:hint="eastAsia"/>
-        </w:rPr>
-        <w:t>}</w:t>
-      </w:r>
-    </w:p>
-    <w:p>
-      <w:r>
-        <w:rPr>
-          <w:rFonts w:hint="eastAsia"/>
-        </w:rPr>
-        <w:t>}</w:t>
-      </w:r>
-    </w:p>
-    <w:p>
-      <w:r>
-        <w:rPr>
-          <w:rFonts w:hint="eastAsia"/>
-        </w:rPr>
-        <w:t>驱动</w:t>
-      </w:r>
-      <w:r>
-        <w:rPr>
-          <w:rFonts w:hint="eastAsia"/>
-        </w:rPr>
-        <w:t>setAttributes</w:t>
-      </w:r>
-      <w:r>
-        <w:rPr>
-          <w:rFonts w:hint="eastAsia"/>
-        </w:rPr>
-        <w:t>增加</w:t>
-      </w:r>
-      <w:r>
-        <w:rPr>
-          <w:rFonts w:hint="eastAsia"/>
-        </w:rPr>
-        <w:t>AutoIncrement</w:t>
-      </w:r>
-      <w:r>
-        <w:rPr>
-          <w:rFonts w:hint="eastAsia"/>
-        </w:rPr>
-        <w:t>选项</w:t>
-      </w:r>
-    </w:p>
-    <w:p>
-      <w:r>
-        <w:t>db.foo.bar.setAttributes({</w:t>
-      </w:r>
-    </w:p>
-    <w:p>
-      <w:r>
-        <w:rPr>
-          <w:rFonts w:hint="eastAsia"/>
-        </w:rPr>
-        <w:t>Auto</w:t>
-      </w:r>
-      <w:r>
-        <w:t>Increment:[</w:t>
-      </w:r>
-    </w:p>
-    <w:p>
-      <w:r>
-        <w:t xml:space="preserve">   {Field:”id1”, Increment:2, StartValue:3},</w:t>
-      </w:r>
-    </w:p>
-    <w:p>
-      <w:pPr>
-        <w:ind w:firstLineChars="150" w:firstLine="315"/>
-      </w:pPr>
-      <w:r>
-        <w:t>{Field:”id2”, Increment:2, StartValue:3}</w:t>
-      </w:r>
-    </w:p>
-    <w:p>
-      <w:r>
-        <w:t>]</w:t>
-      </w:r>
-    </w:p>
-    <w:p>
-      <w:r>
-        <w:t>})</w:t>
-      </w:r>
-    </w:p>
-    <w:p/>
-    <w:p>
-      <w:pPr>
-        <w:pStyle w:val="Heading3"/>
-      </w:pPr>
-      <w:r>
-        <w:rPr>
-          <w:rFonts w:hint="eastAsia"/>
-        </w:rPr>
-        <w:t>删除自增字段</w:t>
-      </w:r>
-    </w:p>
-    <w:p>
-      <w:r>
-        <w:rPr>
-          <w:rFonts w:hint="eastAsia"/>
-        </w:rPr>
-        <w:t>{</w:t>
-      </w:r>
-    </w:p>
-    <w:p>
-      <w:r>
-        <w:rPr>
-          <w:rFonts w:hint="eastAsia"/>
-        </w:rPr>
-        <w:t xml:space="preserve">    AlterType : "collection</w:t>
-      </w:r>
-      <w:r>
-        <w:rPr>
-          <w:rFonts w:hint="eastAsia"/>
-        </w:rPr>
-        <w:t>",</w:t>
-      </w:r>
-    </w:p>
-    <w:p>
-      <w:r>
-        <w:rPr>
-          <w:rFonts w:hint="eastAsia"/>
-        </w:rPr>
-        <w:t xml:space="preserve">  Version : 1,</w:t>
-      </w:r>
-    </w:p>
-    <w:p>
-      <w:r>
-        <w:rPr>
-          <w:rFonts w:hint="eastAsia"/>
-        </w:rPr>
-        <w:lastRenderedPageBreak/>
-        <w:t>Name : "&lt;</w:t>
-      </w:r>
-      <w:r>
-        <w:rPr>
-          <w:rFonts w:hint="eastAsia"/>
-        </w:rPr>
-        <w:t>collection</w:t>
-      </w:r>
-      <w:r>
-        <w:rPr>
-          <w:rFonts w:hint="eastAsia"/>
-        </w:rPr>
-        <w:t>_name&gt;", // foo.bar</w:t>
-      </w:r>
-    </w:p>
-    <w:p>
-      <w:r>
-        <w:rPr>
-          <w:rFonts w:hint="eastAsia"/>
-        </w:rPr>
-        <w:t>Alter :</w:t>
-      </w:r>
-    </w:p>
-    <w:p>
-      <w:r>
-        <w:rPr>
-          <w:rFonts w:hint="eastAsia"/>
-        </w:rPr>
-        <w:t>{</w:t>
-      </w:r>
-    </w:p>
-    <w:p>
-      <w:r>
-        <w:rPr>
-          <w:rFonts w:hint="eastAsia"/>
-        </w:rPr>
-        <w:t>Name : "</w:t>
-      </w:r>
-      <w:r>
-        <w:rPr>
-          <w:rFonts w:hint="eastAsia"/>
-        </w:rPr>
-        <w:t xml:space="preserve">drop </w:t>
-      </w:r>
-      <w:r>
-        <w:rPr>
-          <w:rFonts w:hint="eastAsia"/>
-        </w:rPr>
-        <w:t>autoincrement</w:t>
-      </w:r>
-      <w:r>
-        <w:rPr>
-          <w:rFonts w:hint="eastAsia"/>
-        </w:rPr>
-        <w:t>",</w:t>
-      </w:r>
-    </w:p>
-    <w:p>
-      <w:r>
-        <w:rPr>
-          <w:rFonts w:hint="eastAsia"/>
-        </w:rPr>
-        <w:t xml:space="preserve">    Args : {</w:t>
-      </w:r>
-    </w:p>
-    <w:p>
-      <w:r>
-        <w:rPr>
-          <w:rFonts w:hint="eastAsia"/>
-        </w:rPr>
-        <w:t>F</w:t>
-      </w:r>
-      <w:r>
-        <w:rPr>
-          <w:rFonts w:hint="eastAsia"/>
-        </w:rPr>
-        <w:t>ield: "&lt;field_name&gt;"</w:t>
-      </w:r>
-    </w:p>
-    <w:p>
-      <w:r>
-        <w:rPr>
-          <w:rFonts w:hint="eastAsia"/>
-        </w:rPr>
-        <w:t>}</w:t>
-      </w:r>
-    </w:p>
-    <w:p>
-      <w:r>
-        <w:rPr>
-          <w:rFonts w:hint="eastAsia"/>
-        </w:rPr>
-        <w:t>}</w:t>
-      </w:r>
-    </w:p>
-    <w:p>
-      <w:pPr>
-        <w:tabs>
-          <w:tab w:val="left" w:pos="1094"/>
-        </w:tabs>
-      </w:pPr>
-      <w:r>
-        <w:rPr>
-          <w:rFonts w:hint="eastAsia"/>
-        </w:rPr>
-        <w:t>}</w:t>
-      </w:r>
-    </w:p>
-    <w:p>
-      <w:pPr>
-        <w:tabs>
-          <w:tab w:val="left" w:pos="1094"/>
-        </w:tabs>
-      </w:pPr>
-    </w:p>
-    <w:p>
-      <w:pPr>
-        <w:tabs>
-          <w:tab w:val="left" w:pos="1094"/>
-        </w:tabs>
-      </w:pPr>
-      <w:r>
-        <w:rPr>
-          <w:rFonts w:hint="eastAsia"/>
-        </w:rPr>
-        <w:t>驱动增加</w:t>
-      </w:r>
-      <w:r>
-        <w:rPr>
-          <w:rFonts w:hint="eastAsia"/>
-        </w:rPr>
-        <w:t>dropAutoIncrement</w:t>
-      </w:r>
-      <w:r>
-        <w:rPr>
-          <w:rFonts w:hint="eastAsia"/>
-        </w:rPr>
-        <w:t>接口</w:t>
-      </w:r>
-    </w:p>
-    <w:p>
-      <w:pPr>
-        <w:tabs>
-          <w:tab w:val="left" w:pos="1094"/>
-        </w:tabs>
-      </w:pPr>
-      <w:r>
-        <w:t>db.foo.bar.dropAutoIncrement({Field:”id1”})</w:t>
       </w:r>
     </w:p>
     <w:p>
@@ -3435,240 +2958,331 @@
           <w:tab w:val="left" w:pos="1094"/>
         </w:tabs>
         <w:ind w:left="0" w:firstLineChars="150" w:firstLine="315"/>
-      </w:pPr>
-      <w:r>
-        <w:t>db.foo.bar.dropAutoIncrement({Field:[”id1”,”id2”]})</w:t>
-      </w:r>
-    </w:p>
-    <w:p>
-      <w:pPr>
-        <w:pStyle w:val="Heading3"/>
-      </w:pPr>
-      <w:r>
-        <w:rPr>
-          <w:rFonts w:hint="eastAsia"/>
-        </w:rPr>
-        <w:t>查看</w:t>
-      </w:r>
-      <w:r>
-        <w:rPr>
-          <w:rFonts w:hint="eastAsia"/>
-        </w:rPr>
-        <w:t>自增字段</w:t>
-      </w:r>
-    </w:p>
-    <w:p>
-      <w:r>
-        <w:rPr>
-          <w:rFonts w:hint="eastAsia"/>
-        </w:rPr>
-        <w:t>通过集合的</w:t>
-      </w:r>
-      <w:r>
-        <w:rPr>
-          <w:rFonts w:hint="eastAsia"/>
-        </w:rPr>
-        <w:t>snapshot</w:t>
-      </w:r>
-      <w:r>
-        <w:rPr>
-          <w:rFonts w:hint="eastAsia"/>
-        </w:rPr>
-        <w:t>可以查看自增字段</w:t>
-      </w:r>
-      <w:r>
-        <w:rPr>
-          <w:rFonts w:hint="eastAsia"/>
-        </w:rPr>
-        <w:t>，在集合有自增字段时，</w:t>
-      </w:r>
-      <w:r>
-        <w:rPr>
-          <w:rFonts w:hint="eastAsia"/>
-        </w:rPr>
-        <w:t>在协调节点上</w:t>
-      </w:r>
-      <w:r>
-        <w:rPr>
-          <w:rFonts w:hint="eastAsia"/>
-        </w:rPr>
-        <w:t>查看集合的</w:t>
-      </w:r>
-      <w:r>
-        <w:rPr>
-          <w:rFonts w:hint="eastAsia"/>
-        </w:rPr>
-        <w:t>snapshot</w:t>
-      </w:r>
-      <w:r>
-        <w:rPr>
-          <w:rFonts w:hint="eastAsia"/>
-        </w:rPr>
-        <w:t>会</w:t>
-      </w:r>
-      <w:r>
-        <w:rPr>
-          <w:rFonts w:hint="eastAsia"/>
-        </w:rPr>
-        <w:t>显示</w:t>
-      </w:r>
-      <w:r>
-        <w:rPr>
-          <w:rFonts w:hint="eastAsia"/>
-        </w:rPr>
-        <w:t>AutoIncrement</w:t>
-      </w:r>
-      <w:r>
-        <w:rPr>
-          <w:rFonts w:hint="eastAsia"/>
-        </w:rPr>
-        <w:t>字段</w:t>
-      </w:r>
-      <w:r>
-        <w:rPr>
-          <w:rFonts w:hint="eastAsia"/>
-        </w:rPr>
-        <w:t>:</w:t>
-      </w:r>
-    </w:p>
-    <w:p/>
-    <w:p>
-      <w:pPr>
-        <w:ind w:left="0" w:firstLine="420"/>
-      </w:pPr>
-      <w:r>
-        <w:rPr>
-          <w:rFonts w:hint="eastAsia"/>
-        </w:rPr>
-        <w:t>分别</w:t>
-      </w:r>
-      <w:r>
-        <w:t>增加</w:t>
-      </w:r>
-      <w:r>
-        <w:t>SDB_SNAP_SEQUENCES</w:t>
-      </w:r>
-      <w:r>
-        <w:rPr>
-          <w:rFonts w:hint="eastAsia"/>
-        </w:rPr>
-        <w:t>（</w:t>
-      </w:r>
-      <w:r>
-        <w:rPr>
-          <w:rFonts w:hint="eastAsia"/>
-        </w:rPr>
-        <w:t>15</w:t>
-      </w:r>
-      <w:r>
-        <w:rPr>
-          <w:rFonts w:hint="eastAsia"/>
-        </w:rPr>
-        <w:t>）、</w:t>
-      </w:r>
-      <w:r>
-        <w:t>SDB_LIST_SEQUENCES</w:t>
-      </w:r>
-      <w:r>
-        <w:rPr>
-          <w:rFonts w:hint="eastAsia"/>
-        </w:rPr>
-        <w:t>（</w:t>
-      </w:r>
-      <w:r>
-        <w:rPr>
-          <w:rFonts w:hint="eastAsia"/>
-        </w:rPr>
-        <w:t>15</w:t>
-      </w:r>
-      <w:r>
-        <w:rPr>
-          <w:rFonts w:hint="eastAsia"/>
-        </w:rPr>
-        <w:t>）定义，</w:t>
-      </w:r>
-      <w:r>
-        <w:t>以查看</w:t>
-      </w:r>
-      <w:r>
-        <w:t>snapshot</w:t>
-      </w:r>
-      <w:r>
-        <w:t>和</w:t>
-      </w:r>
-      <w:r>
-        <w:t>list</w:t>
-      </w:r>
-      <w:r>
-        <w:rPr>
-          <w:rFonts w:hint="eastAsia"/>
-        </w:rPr>
-        <w:t>，由于</w:t>
-      </w:r>
-      <w:r>
-        <w:t>data</w:t>
-      </w:r>
-      <w:r>
-        <w:rPr>
-          <w:rFonts w:hint="eastAsia"/>
-        </w:rPr>
-        <w:t>数据</w:t>
-      </w:r>
-      <w:r>
-        <w:t>节点并</w:t>
-      </w:r>
-      <w:r>
-        <w:rPr>
-          <w:rFonts w:hint="eastAsia"/>
-        </w:rPr>
-        <w:t>不保存</w:t>
-      </w:r>
-      <w:r>
-        <w:t>sequence</w:t>
-      </w:r>
-      <w:r>
-        <w:t>的元数据信息，</w:t>
-      </w:r>
-      <w:r>
-        <w:rPr>
-          <w:rFonts w:hint="eastAsia"/>
-        </w:rPr>
-        <w:t>所以</w:t>
-      </w:r>
-      <w:r>
-        <w:t>sequences</w:t>
-      </w:r>
-      <w:r>
-        <w:t>的</w:t>
-      </w:r>
-      <w:r>
-        <w:t>snapshot</w:t>
-      </w:r>
-      <w:r>
-        <w:rPr>
-          <w:rFonts w:hint="eastAsia"/>
-        </w:rPr>
-        <w:t>只</w:t>
-      </w:r>
-      <w:r>
-        <w:t>在</w:t>
-      </w:r>
-      <w:r>
-        <w:t>coord</w:t>
-      </w:r>
-      <w:r>
-        <w:t>上查看</w:t>
-      </w:r>
-      <w:r>
-        <w:rPr>
-          <w:rFonts w:hint="eastAsia"/>
-        </w:rPr>
-        <w:t>。</w:t>
-      </w:r>
-    </w:p>
-    <w:p>
+        <w:rPr>
+          <w:rFonts w:hint="eastAsia"/>
+        </w:rPr>
+      </w:pPr>
+      <w:r>
+        <w:rPr>
+          <w:rFonts w:hint="eastAsia"/>
+        </w:rPr>
+        <w:t>单个：</w:t>
+      </w:r>
+    </w:p>
+    <w:p>
+      <w:pPr>
+        <w:tabs>
+          <w:tab w:val="left" w:pos="1094"/>
+        </w:tabs>
+        <w:ind w:left="0" w:firstLineChars="150" w:firstLine="315"/>
+      </w:pPr>
+      <w:r>
+        <w:t>char *fieldname = “a1”;</w:t>
+      </w:r>
+    </w:p>
+    <w:p>
+      <w:pPr>
+        <w:tabs>
+          <w:tab w:val="left" w:pos="1094"/>
+        </w:tabs>
+        <w:ind w:left="0" w:firstLineChars="150" w:firstLine="315"/>
+      </w:pPr>
+      <w:r>
+        <w:t>BSONObj obj;</w:t>
+      </w:r>
+    </w:p>
+    <w:p>
+      <w:pPr>
+        <w:tabs>
+          <w:tab w:val="left" w:pos="1094"/>
+        </w:tabs>
+        <w:ind w:left="0" w:firstLineChars="150" w:firstLine="315"/>
+      </w:pPr>
+      <w:r>
+        <w:t>obj=BSON(“Field”&lt;&lt;</w:t>
+      </w:r>
+      <w:r>
+        <w:t xml:space="preserve"> </w:t>
+      </w:r>
+      <w:r>
+        <w:t>fieldname)</w:t>
+      </w:r>
+    </w:p>
+    <w:p>
+      <w:pPr>
+        <w:tabs>
+          <w:tab w:val="left" w:pos="1094"/>
+        </w:tabs>
+        <w:ind w:left="0" w:firstLineChars="150" w:firstLine="315"/>
+      </w:pPr>
+      <w:r>
+        <w:t xml:space="preserve">rc = connection.connect ( </w:t>
+      </w:r>
+      <w:r>
+        <w:t>“localhost”</w:t>
+      </w:r>
+      <w:r>
+        <w:t xml:space="preserve">, </w:t>
+      </w:r>
+      <w:r>
+        <w:t>11810</w:t>
+      </w:r>
+      <w:r>
+        <w:t xml:space="preserve">, </w:t>
+      </w:r>
+      <w:r>
+        <w:t>“”</w:t>
+      </w:r>
+      <w:r>
+        <w:t xml:space="preserve">, </w:t>
+      </w:r>
+      <w:r>
+        <w:t>“”</w:t>
+      </w:r>
+      <w:r>
+        <w:t xml:space="preserve"> ) ;</w:t>
+      </w:r>
+    </w:p>
+    <w:p>
+      <w:pPr>
+        <w:tabs>
+          <w:tab w:val="left" w:pos="1094"/>
+        </w:tabs>
+        <w:ind w:left="0" w:firstLineChars="150" w:firstLine="315"/>
+      </w:pPr>
+      <w:r>
+        <w:t>rc = connection.getCollection("foo.bar", cl);</w:t>
+      </w:r>
+    </w:p>
+    <w:p>
+      <w:pPr>
+        <w:tabs>
+          <w:tab w:val="left" w:pos="1094"/>
+        </w:tabs>
+        <w:ind w:left="0" w:firstLineChars="150" w:firstLine="315"/>
+      </w:pPr>
+      <w:r>
+        <w:t>rc = cl.create</w:t>
+      </w:r>
+      <w:r>
+        <w:t>AutoIncrement(</w:t>
+      </w:r>
+      <w:r>
+        <w:t>obj</w:t>
+      </w:r>
+      <w:r>
+        <w:t>)</w:t>
+      </w:r>
+    </w:p>
+    <w:p>
+      <w:pPr>
+        <w:tabs>
+          <w:tab w:val="left" w:pos="1094"/>
+        </w:tabs>
+        <w:ind w:left="0" w:firstLineChars="150" w:firstLine="315"/>
+      </w:pPr>
+      <w:r>
+        <w:rPr>
+          <w:rFonts w:hint="eastAsia"/>
+        </w:rPr>
+        <w:t>多个</w:t>
+      </w:r>
+      <w:r>
+        <w:t>：</w:t>
+      </w:r>
+    </w:p>
+    <w:p>
+      <w:pPr>
+        <w:tabs>
+          <w:tab w:val="left" w:pos="1094"/>
+        </w:tabs>
+        <w:ind w:left="0" w:firstLineChars="150" w:firstLine="315"/>
+      </w:pPr>
+      <w:r>
+        <w:t>char *fieldname1 = “a1”;</w:t>
+      </w:r>
+    </w:p>
+    <w:p>
+      <w:pPr>
+        <w:tabs>
+          <w:tab w:val="left" w:pos="1094"/>
+        </w:tabs>
+        <w:ind w:left="0" w:firstLineChars="150" w:firstLine="315"/>
+      </w:pPr>
+      <w:r>
+        <w:t>char *fieldname2= “a2”;</w:t>
+      </w:r>
+    </w:p>
+    <w:p>
+      <w:pPr>
+        <w:tabs>
+          <w:tab w:val="left" w:pos="1094"/>
+        </w:tabs>
+        <w:ind w:left="0" w:firstLineChars="150" w:firstLine="315"/>
+      </w:pPr>
+      <w:r>
+        <w:t>vector&lt;</w:t>
+      </w:r>
+      <w:r>
+        <w:t>BSONObj</w:t>
+      </w:r>
+      <w:r>
+        <w:t xml:space="preserve">&gt; </w:t>
+      </w:r>
+      <w:r>
+        <w:t>objs</w:t>
+      </w:r>
+      <w:r>
+        <w:t>;</w:t>
+      </w:r>
+    </w:p>
+    <w:p>
+      <w:pPr>
+        <w:tabs>
+          <w:tab w:val="left" w:pos="1094"/>
+        </w:tabs>
+        <w:ind w:left="0" w:firstLineChars="150" w:firstLine="315"/>
+      </w:pPr>
+      <w:r>
+        <w:t>objs.push_back(BSON(“Field”&lt;&lt;fieldname1));</w:t>
+      </w:r>
+    </w:p>
+    <w:p>
+      <w:pPr>
+        <w:tabs>
+          <w:tab w:val="left" w:pos="1094"/>
+        </w:tabs>
+        <w:ind w:left="0" w:firstLineChars="150" w:firstLine="315"/>
+        <w:rPr>
+          <w:rFonts w:hint="eastAsia"/>
+        </w:rPr>
+      </w:pPr>
+      <w:r>
+        <w:t>objs.push_back(BSON(“Field”</w:t>
+      </w:r>
+      <w:r>
+        <w:t>&lt;&lt;fieldname2</w:t>
+      </w:r>
+      <w:r>
+        <w:t>));</w:t>
+      </w:r>
+    </w:p>
+    <w:p>
+      <w:pPr>
+        <w:tabs>
+          <w:tab w:val="left" w:pos="1094"/>
+        </w:tabs>
+        <w:ind w:left="0" w:firstLineChars="150" w:firstLine="315"/>
+      </w:pPr>
+      <w:r>
+        <w:t>rc = cl.dropAutoIncrement(</w:t>
+      </w:r>
+      <w:r>
+        <w:t>objs</w:t>
+      </w:r>
       <w:bookmarkStart w:id="1" w:name="_GoBack"/>
       <w:bookmarkEnd w:id="1"/>
+      <w:r>
+        <w:t>)</w:t>
+      </w:r>
+    </w:p>
+    <w:p>
+      <w:pPr>
+        <w:rPr>
+          <w:rFonts w:hint="eastAsia"/>
+        </w:rPr>
+      </w:pPr>
+    </w:p>
+    <w:p>
+      <w:pPr>
+        <w:pStyle w:val="3"/>
+      </w:pPr>
+      <w:r>
+        <w:rPr>
+          <w:rFonts w:hint="eastAsia"/>
+        </w:rPr>
+        <w:t>修改自增字段</w:t>
+      </w:r>
+    </w:p>
+    <w:p>
+      <w:r>
+        <w:rPr>
+          <w:rFonts w:hint="eastAsia"/>
+        </w:rPr>
+        <w:t>可以</w:t>
+      </w:r>
+      <w:r>
+        <w:rPr>
+          <w:rFonts w:hint="eastAsia"/>
+        </w:rPr>
+        <w:t>通过集合的</w:t>
+      </w:r>
+      <w:r>
+        <w:rPr>
+          <w:rFonts w:hint="eastAsia"/>
+        </w:rPr>
+        <w:t>alter</w:t>
+      </w:r>
+      <w:r>
+        <w:rPr>
+          <w:rFonts w:hint="eastAsia"/>
+        </w:rPr>
+        <w:t>命令</w:t>
+      </w:r>
+      <w:r>
+        <w:rPr>
+          <w:rFonts w:hint="eastAsia"/>
+        </w:rPr>
+        <w:t>修改</w:t>
+      </w:r>
+      <w:r>
+        <w:rPr>
+          <w:rFonts w:hint="eastAsia"/>
+        </w:rPr>
+        <w:t>自增字段的属性</w:t>
+      </w:r>
+      <w:r>
+        <w:rPr>
+          <w:rFonts w:hint="eastAsia"/>
+        </w:rPr>
+        <w:t>，</w:t>
+      </w:r>
+      <w:r>
+        <w:rPr>
+          <w:rFonts w:hint="eastAsia"/>
+        </w:rPr>
+        <w:t>目前</w:t>
+      </w:r>
+      <w:r>
+        <w:rPr>
+          <w:rFonts w:hint="eastAsia"/>
+        </w:rPr>
+        <w:t>自增字段的属性</w:t>
+      </w:r>
+      <w:r>
+        <w:rPr>
+          <w:rFonts w:hint="eastAsia"/>
+        </w:rPr>
+        <w:t>除了</w:t>
+      </w:r>
+      <w:r>
+        <w:rPr>
+          <w:rFonts w:hint="eastAsia"/>
+        </w:rPr>
+        <w:t>字段名</w:t>
+      </w:r>
+      <w:r>
+        <w:rPr>
+          <w:rFonts w:hint="eastAsia"/>
+        </w:rPr>
+        <w:t>都可以修改</w:t>
+      </w:r>
+      <w:r>
+        <w:rPr>
+          <w:rFonts w:hint="eastAsia"/>
+        </w:rPr>
+        <w:t>：</w:t>
+      </w:r>
     </w:p>
     <w:p>
       <w:r>
@@ -3683,14 +3297,982 @@
         <w:rPr>
           <w:rFonts w:hint="eastAsia"/>
         </w:rPr>
+        <w:t xml:space="preserve">    AlterType : "collection</w:t>
+      </w:r>
+      <w:r>
+        <w:rPr>
+          <w:rFonts w:hint="eastAsia"/>
+        </w:rPr>
+        <w:t>",</w:t>
+      </w:r>
+    </w:p>
+    <w:p>
+      <w:r>
+        <w:rPr>
+          <w:rFonts w:hint="eastAsia"/>
+        </w:rPr>
+        <w:t xml:space="preserve">  Version : 1,</w:t>
+      </w:r>
+    </w:p>
+    <w:p>
+      <w:r>
+        <w:rPr>
+          <w:rFonts w:hint="eastAsia"/>
+        </w:rPr>
+        <w:t>Name : "&lt;</w:t>
+      </w:r>
+      <w:r>
+        <w:rPr>
+          <w:rFonts w:hint="eastAsia"/>
+        </w:rPr>
+        <w:t>collection</w:t>
+      </w:r>
+      <w:r>
+        <w:rPr>
+          <w:rFonts w:hint="eastAsia"/>
+        </w:rPr>
+        <w:t>_name&gt;", // foo.bar</w:t>
+      </w:r>
+    </w:p>
+    <w:p>
+      <w:r>
+        <w:rPr>
+          <w:rFonts w:hint="eastAsia"/>
+        </w:rPr>
+        <w:t>Alter :</w:t>
+      </w:r>
+    </w:p>
+    <w:p>
+      <w:r>
+        <w:rPr>
+          <w:rFonts w:hint="eastAsia"/>
+        </w:rPr>
+        <w:t>{</w:t>
+      </w:r>
+    </w:p>
+    <w:p>
+      <w:r>
+        <w:rPr>
+          <w:rFonts w:hint="eastAsia"/>
+        </w:rPr>
+        <w:t>Name : "</w:t>
+      </w:r>
+      <w:r>
+        <w:rPr>
+          <w:rFonts w:hint="eastAsia"/>
+        </w:rPr>
+        <w:t>set</w:t>
+      </w:r>
+      <w:r>
+        <w:rPr>
+          <w:rFonts w:hint="eastAsia"/>
+        </w:rPr>
+        <w:t xml:space="preserve"> autoincrement</w:t>
+      </w:r>
+      <w:r>
+        <w:rPr>
+          <w:rFonts w:hint="eastAsia"/>
+        </w:rPr>
+        <w:t>",</w:t>
+      </w:r>
+    </w:p>
+    <w:p>
+      <w:r>
+        <w:rPr>
+          <w:rFonts w:hint="eastAsia"/>
+        </w:rPr>
+        <w:t xml:space="preserve">    Args : {</w:t>
+      </w:r>
+    </w:p>
+    <w:p>
+      <w:r>
+        <w:rPr>
+          <w:rFonts w:hint="eastAsia"/>
+        </w:rPr>
+        <w:t xml:space="preserve">            F</w:t>
+      </w:r>
+      <w:r>
+        <w:rPr>
+          <w:rFonts w:hint="eastAsia"/>
+        </w:rPr>
+        <w:t>ield: "&lt;field_name&gt;",</w:t>
+      </w:r>
+    </w:p>
+    <w:p>
+      <w:r>
+        <w:rPr>
+          <w:rFonts w:hint="eastAsia"/>
+        </w:rPr>
+        <w:lastRenderedPageBreak/>
+        <w:t xml:space="preserve">            ...</w:t>
+      </w:r>
+    </w:p>
+    <w:p>
+      <w:r>
+        <w:rPr>
+          <w:rFonts w:hint="eastAsia"/>
+        </w:rPr>
+        <w:t>}</w:t>
+      </w:r>
+    </w:p>
+    <w:p>
+      <w:r>
+        <w:rPr>
+          <w:rFonts w:hint="eastAsia"/>
+        </w:rPr>
+        <w:t>}</w:t>
+      </w:r>
+    </w:p>
+    <w:p>
+      <w:r>
+        <w:rPr>
+          <w:rFonts w:hint="eastAsia"/>
+        </w:rPr>
+        <w:t>}</w:t>
+      </w:r>
+    </w:p>
+    <w:p>
+      <w:r>
+        <w:rPr>
+          <w:rFonts w:hint="eastAsia"/>
+        </w:rPr>
+        <w:t>驱动</w:t>
+      </w:r>
+      <w:r>
+        <w:rPr>
+          <w:rFonts w:hint="eastAsia"/>
+        </w:rPr>
+        <w:t>setAttributes</w:t>
+      </w:r>
+      <w:r>
+        <w:rPr>
+          <w:rFonts w:hint="eastAsia"/>
+        </w:rPr>
+        <w:t>增加</w:t>
+      </w:r>
+      <w:r>
+        <w:rPr>
+          <w:rFonts w:hint="eastAsia"/>
+        </w:rPr>
         <w:t>AutoIncrement</w:t>
       </w:r>
       <w:r>
         <w:rPr>
           <w:rFonts w:hint="eastAsia"/>
         </w:rPr>
+        <w:t>选项</w:t>
+      </w:r>
+    </w:p>
+    <w:p>
+      <w:r>
+        <w:t>db.foo.bar.setAttributes({</w:t>
+      </w:r>
+    </w:p>
+    <w:p>
+      <w:r>
+        <w:rPr>
+          <w:rFonts w:hint="eastAsia"/>
+        </w:rPr>
+        <w:t>Auto</w:t>
+      </w:r>
+      <w:r>
+        <w:t>Increment:[</w:t>
+      </w:r>
+    </w:p>
+    <w:p>
+      <w:r>
+        <w:t xml:space="preserve">   {Field:”id1”, Increment:2, StartValue:3},</w:t>
+      </w:r>
+    </w:p>
+    <w:p>
+      <w:pPr>
+        <w:ind w:firstLineChars="150" w:firstLine="315"/>
+      </w:pPr>
+      <w:r>
+        <w:t>{Field:”id2”, Increment:2, StartValue:3}</w:t>
+      </w:r>
+    </w:p>
+    <w:p>
+      <w:r>
+        <w:t>]</w:t>
+      </w:r>
+    </w:p>
+    <w:p>
+      <w:r>
+        <w:t>})</w:t>
+      </w:r>
+    </w:p>
+    <w:p/>
+    <w:p>
+      <w:pPr>
+        <w:pStyle w:val="3"/>
+      </w:pPr>
+      <w:r>
+        <w:rPr>
+          <w:rFonts w:hint="eastAsia"/>
+        </w:rPr>
+        <w:t>删除自增字段</w:t>
+      </w:r>
+    </w:p>
+    <w:p>
+      <w:r>
+        <w:rPr>
+          <w:rFonts w:hint="eastAsia"/>
+        </w:rPr>
+        <w:t>{</w:t>
+      </w:r>
+    </w:p>
+    <w:p>
+      <w:r>
+        <w:rPr>
+          <w:rFonts w:hint="eastAsia"/>
+        </w:rPr>
+        <w:t xml:space="preserve">    AlterType : "collection</w:t>
+      </w:r>
+      <w:r>
+        <w:rPr>
+          <w:rFonts w:hint="eastAsia"/>
+        </w:rPr>
+        <w:t>",</w:t>
+      </w:r>
+    </w:p>
+    <w:p>
+      <w:r>
+        <w:rPr>
+          <w:rFonts w:hint="eastAsia"/>
+        </w:rPr>
+        <w:t xml:space="preserve">  Version : 1,</w:t>
+      </w:r>
+    </w:p>
+    <w:p>
+      <w:r>
+        <w:rPr>
+          <w:rFonts w:hint="eastAsia"/>
+        </w:rPr>
+        <w:t>Name : "&lt;</w:t>
+      </w:r>
+      <w:r>
+        <w:rPr>
+          <w:rFonts w:hint="eastAsia"/>
+        </w:rPr>
+        <w:t>collection</w:t>
+      </w:r>
+      <w:r>
+        <w:rPr>
+          <w:rFonts w:hint="eastAsia"/>
+        </w:rPr>
+        <w:t>_name&gt;", // foo.bar</w:t>
+      </w:r>
+    </w:p>
+    <w:p>
+      <w:r>
+        <w:rPr>
+          <w:rFonts w:hint="eastAsia"/>
+        </w:rPr>
+        <w:t>Alter :</w:t>
+      </w:r>
+    </w:p>
+    <w:p>
+      <w:r>
+        <w:rPr>
+          <w:rFonts w:hint="eastAsia"/>
+        </w:rPr>
+        <w:t>{</w:t>
+      </w:r>
+    </w:p>
+    <w:p>
+      <w:r>
+        <w:rPr>
+          <w:rFonts w:hint="eastAsia"/>
+        </w:rPr>
+        <w:t>Name : "</w:t>
+      </w:r>
+      <w:r>
+        <w:rPr>
+          <w:rFonts w:hint="eastAsia"/>
+        </w:rPr>
+        <w:t xml:space="preserve">drop </w:t>
+      </w:r>
+      <w:r>
+        <w:rPr>
+          <w:rFonts w:hint="eastAsia"/>
+        </w:rPr>
+        <w:t>autoincrement</w:t>
+      </w:r>
+      <w:r>
+        <w:rPr>
+          <w:rFonts w:hint="eastAsia"/>
+        </w:rPr>
+        <w:t>",</w:t>
+      </w:r>
+    </w:p>
+    <w:p>
+      <w:r>
+        <w:rPr>
+          <w:rFonts w:hint="eastAsia"/>
+        </w:rPr>
+        <w:t xml:space="preserve">    Args : {</w:t>
+      </w:r>
+    </w:p>
+    <w:p>
+      <w:r>
+        <w:rPr>
+          <w:rFonts w:hint="eastAsia"/>
+        </w:rPr>
+        <w:t>F</w:t>
+      </w:r>
+      <w:r>
+        <w:rPr>
+          <w:rFonts w:hint="eastAsia"/>
+        </w:rPr>
+        <w:t>ield: "&lt;field_name&gt;"</w:t>
+      </w:r>
+    </w:p>
+    <w:p>
+      <w:r>
+        <w:rPr>
+          <w:rFonts w:hint="eastAsia"/>
+        </w:rPr>
+        <w:t>}</w:t>
+      </w:r>
+    </w:p>
+    <w:p>
+      <w:r>
+        <w:rPr>
+          <w:rFonts w:hint="eastAsia"/>
+        </w:rPr>
+        <w:t>}</w:t>
+      </w:r>
+    </w:p>
+    <w:p>
+      <w:pPr>
+        <w:tabs>
+          <w:tab w:val="left" w:pos="1094"/>
+        </w:tabs>
+      </w:pPr>
+      <w:r>
+        <w:rPr>
+          <w:rFonts w:hint="eastAsia"/>
+        </w:rPr>
+        <w:t>}</w:t>
+      </w:r>
+    </w:p>
+    <w:p>
+      <w:pPr>
+        <w:tabs>
+          <w:tab w:val="left" w:pos="1094"/>
+        </w:tabs>
+      </w:pPr>
+    </w:p>
+    <w:p>
+      <w:pPr>
+        <w:tabs>
+          <w:tab w:val="left" w:pos="1094"/>
+        </w:tabs>
+      </w:pPr>
+      <w:r>
+        <w:rPr>
+          <w:rFonts w:hint="eastAsia"/>
+        </w:rPr>
+        <w:t>驱动增加</w:t>
+      </w:r>
+      <w:r>
+        <w:rPr>
+          <w:rFonts w:hint="eastAsia"/>
+        </w:rPr>
+        <w:t>dropAutoIncrement</w:t>
+      </w:r>
+      <w:r>
+        <w:rPr>
+          <w:rFonts w:hint="eastAsia"/>
+        </w:rPr>
+        <w:t>接口</w:t>
+      </w:r>
+    </w:p>
+    <w:p>
+      <w:pPr>
+        <w:tabs>
+          <w:tab w:val="left" w:pos="1094"/>
+        </w:tabs>
+        <w:rPr>
+          <w:rFonts w:hint="eastAsia"/>
+        </w:rPr>
+      </w:pPr>
+      <w:r>
+        <w:t>S</w:t>
+      </w:r>
+      <w:r>
+        <w:rPr>
+          <w:rFonts w:hint="eastAsia"/>
+        </w:rPr>
+        <w:t>hell</w:t>
+      </w:r>
+      <w:r>
+        <w:t>接口：</w:t>
+      </w:r>
+    </w:p>
+    <w:p>
+      <w:pPr>
+        <w:tabs>
+          <w:tab w:val="left" w:pos="1094"/>
+        </w:tabs>
+      </w:pPr>
+      <w:r>
+        <w:t>db.foo.bar.dropAutoIncrement({Field:”id1”})</w:t>
+      </w:r>
+    </w:p>
+    <w:p>
+      <w:pPr>
+        <w:tabs>
+          <w:tab w:val="left" w:pos="1094"/>
+        </w:tabs>
+        <w:ind w:left="0" w:firstLineChars="150" w:firstLine="315"/>
+      </w:pPr>
+      <w:r>
+        <w:t>db.foo.bar.dropAutoIncrement({Field:[”id1”,”id2”]})</w:t>
+      </w:r>
+    </w:p>
+    <w:p>
+      <w:pPr>
+        <w:tabs>
+          <w:tab w:val="left" w:pos="1094"/>
+        </w:tabs>
+        <w:ind w:left="0" w:firstLineChars="150" w:firstLine="315"/>
+      </w:pPr>
+    </w:p>
+    <w:p>
+      <w:pPr>
+        <w:tabs>
+          <w:tab w:val="left" w:pos="1094"/>
+        </w:tabs>
+      </w:pPr>
+      <w:r>
+        <w:rPr>
+          <w:rFonts w:hint="eastAsia"/>
+        </w:rPr>
+        <w:t>CPP</w:t>
+      </w:r>
+      <w:r>
+        <w:rPr>
+          <w:rFonts w:hint="eastAsia"/>
+        </w:rPr>
+        <w:t>驱动接口</w:t>
+      </w:r>
+      <w:r>
+        <w:t>：</w:t>
+      </w:r>
+    </w:p>
+    <w:p>
+      <w:pPr>
+        <w:tabs>
+          <w:tab w:val="left" w:pos="1094"/>
+        </w:tabs>
+        <w:ind w:left="0" w:firstLineChars="150" w:firstLine="315"/>
+      </w:pPr>
+      <w:r>
+        <w:t>INT32 dropAutoIncrement( const CHAR* fieldName );</w:t>
+      </w:r>
+    </w:p>
+    <w:p>
+      <w:pPr>
+        <w:tabs>
+          <w:tab w:val="left" w:pos="1094"/>
+        </w:tabs>
+        <w:ind w:left="0" w:firstLineChars="150" w:firstLine="315"/>
+      </w:pPr>
+      <w:r>
+        <w:t>INT32 dropAutoIncrement( const std::vector&lt;CHAR*&gt; &amp;fieldNames ) ;</w:t>
+      </w:r>
+    </w:p>
+    <w:p>
+      <w:pPr>
+        <w:tabs>
+          <w:tab w:val="left" w:pos="1094"/>
+        </w:tabs>
+        <w:ind w:left="0" w:firstLineChars="150" w:firstLine="315"/>
+      </w:pPr>
+    </w:p>
+    <w:p>
+      <w:pPr>
+        <w:tabs>
+          <w:tab w:val="left" w:pos="1094"/>
+        </w:tabs>
+        <w:ind w:left="0" w:firstLineChars="150" w:firstLine="315"/>
+      </w:pPr>
+      <w:r>
+        <w:rPr>
+          <w:rFonts w:hint="eastAsia"/>
+        </w:rPr>
+        <w:t>示例</w:t>
+      </w:r>
+      <w:r>
+        <w:rPr>
+          <w:rFonts w:hint="eastAsia"/>
+        </w:rPr>
         <w:t>:</w:t>
       </w:r>
+    </w:p>
+    <w:p>
+      <w:pPr>
+        <w:tabs>
+          <w:tab w:val="left" w:pos="1094"/>
+        </w:tabs>
+        <w:ind w:left="0" w:firstLineChars="150" w:firstLine="315"/>
+        <w:rPr>
+          <w:rFonts w:hint="eastAsia"/>
+        </w:rPr>
+      </w:pPr>
+      <w:r>
+        <w:rPr>
+          <w:rFonts w:hint="eastAsia"/>
+        </w:rPr>
+        <w:t>单个：</w:t>
+      </w:r>
+    </w:p>
+    <w:p>
+      <w:pPr>
+        <w:tabs>
+          <w:tab w:val="left" w:pos="1094"/>
+        </w:tabs>
+        <w:ind w:left="0" w:firstLineChars="150" w:firstLine="315"/>
+      </w:pPr>
+      <w:r>
+        <w:t>char *fieldname = “a1”;</w:t>
+      </w:r>
+    </w:p>
+    <w:p>
+      <w:pPr>
+        <w:tabs>
+          <w:tab w:val="left" w:pos="1094"/>
+        </w:tabs>
+        <w:ind w:left="0" w:firstLineChars="150" w:firstLine="315"/>
+      </w:pPr>
+      <w:r>
+        <w:t xml:space="preserve">rc = connection.connect ( </w:t>
+      </w:r>
+      <w:r>
+        <w:t>“localhost”</w:t>
+      </w:r>
+      <w:r>
+        <w:t xml:space="preserve">, </w:t>
+      </w:r>
+      <w:r>
+        <w:t>11810</w:t>
+      </w:r>
+      <w:r>
+        <w:t xml:space="preserve">, </w:t>
+      </w:r>
+      <w:r>
+        <w:t>“”</w:t>
+      </w:r>
+      <w:r>
+        <w:t xml:space="preserve">, </w:t>
+      </w:r>
+      <w:r>
+        <w:t>“”</w:t>
+      </w:r>
+      <w:r>
+        <w:t xml:space="preserve"> ) ;</w:t>
+      </w:r>
+    </w:p>
+    <w:p>
+      <w:pPr>
+        <w:tabs>
+          <w:tab w:val="left" w:pos="1094"/>
+        </w:tabs>
+        <w:ind w:left="0" w:firstLineChars="150" w:firstLine="315"/>
+      </w:pPr>
+      <w:r>
+        <w:t>rc = connection.getCollection("foo.bar", cl);</w:t>
+      </w:r>
+    </w:p>
+    <w:p>
+      <w:pPr>
+        <w:tabs>
+          <w:tab w:val="left" w:pos="1094"/>
+        </w:tabs>
+        <w:ind w:left="0" w:firstLineChars="150" w:firstLine="315"/>
+      </w:pPr>
+      <w:r>
+        <w:t>rc = cl.dropAutoIncrement(fieldName)</w:t>
+      </w:r>
+    </w:p>
+    <w:p>
+      <w:pPr>
+        <w:tabs>
+          <w:tab w:val="left" w:pos="1094"/>
+        </w:tabs>
+        <w:ind w:left="0" w:firstLineChars="150" w:firstLine="315"/>
+      </w:pPr>
+      <w:r>
+        <w:rPr>
+          <w:rFonts w:hint="eastAsia"/>
+        </w:rPr>
+        <w:t>多个</w:t>
+      </w:r>
+      <w:r>
+        <w:t>：</w:t>
+      </w:r>
+    </w:p>
+    <w:p>
+      <w:pPr>
+        <w:tabs>
+          <w:tab w:val="left" w:pos="1094"/>
+        </w:tabs>
+        <w:ind w:left="0" w:firstLineChars="150" w:firstLine="315"/>
+      </w:pPr>
+      <w:r>
+        <w:lastRenderedPageBreak/>
+        <w:t>char *fieldname</w:t>
+      </w:r>
+      <w:r>
+        <w:t>1</w:t>
+      </w:r>
+      <w:r>
+        <w:t xml:space="preserve"> = “a1”;</w:t>
+      </w:r>
+    </w:p>
+    <w:p>
+      <w:pPr>
+        <w:tabs>
+          <w:tab w:val="left" w:pos="1094"/>
+        </w:tabs>
+        <w:ind w:left="0" w:firstLineChars="150" w:firstLine="315"/>
+      </w:pPr>
+      <w:r>
+        <w:t>char *fieldname</w:t>
+      </w:r>
+      <w:r>
+        <w:t>2</w:t>
+      </w:r>
+      <w:r>
+        <w:t>= “</w:t>
+      </w:r>
+      <w:r>
+        <w:t>a2</w:t>
+      </w:r>
+      <w:r>
+        <w:t>”;</w:t>
+      </w:r>
+    </w:p>
+    <w:p>
+      <w:pPr>
+        <w:tabs>
+          <w:tab w:val="left" w:pos="1094"/>
+        </w:tabs>
+        <w:ind w:left="0" w:firstLineChars="150" w:firstLine="315"/>
+      </w:pPr>
+      <w:r>
+        <w:t>vector&lt;char*&gt; fieldNames;</w:t>
+      </w:r>
+    </w:p>
+    <w:p>
+      <w:pPr>
+        <w:tabs>
+          <w:tab w:val="left" w:pos="1094"/>
+        </w:tabs>
+        <w:ind w:left="0" w:firstLineChars="150" w:firstLine="315"/>
+      </w:pPr>
+      <w:r>
+        <w:t>fieldNames.push_back(</w:t>
+      </w:r>
+      <w:r>
+        <w:t>fieldname1)</w:t>
+      </w:r>
+      <w:r>
+        <w:t>;</w:t>
+      </w:r>
+    </w:p>
+    <w:p>
+      <w:pPr>
+        <w:tabs>
+          <w:tab w:val="left" w:pos="1094"/>
+        </w:tabs>
+        <w:ind w:left="0" w:firstLineChars="150" w:firstLine="315"/>
+        <w:rPr>
+          <w:rFonts w:hint="eastAsia"/>
+        </w:rPr>
+      </w:pPr>
+      <w:r>
+        <w:t>fieldNames.push_back(fieldname</w:t>
+      </w:r>
+      <w:r>
+        <w:t>2</w:t>
+      </w:r>
+      <w:r>
+        <w:t>);</w:t>
+      </w:r>
+    </w:p>
+    <w:p>
+      <w:pPr>
+        <w:tabs>
+          <w:tab w:val="left" w:pos="1094"/>
+        </w:tabs>
+        <w:ind w:left="0" w:firstLineChars="150" w:firstLine="315"/>
+      </w:pPr>
+      <w:r>
+        <w:t>rc = cl.dropAutoIncrement(fieldNames)</w:t>
+      </w:r>
+    </w:p>
+    <w:p>
+      <w:pPr>
+        <w:tabs>
+          <w:tab w:val="left" w:pos="1094"/>
+        </w:tabs>
+        <w:ind w:left="0" w:firstLineChars="150" w:firstLine="315"/>
+        <w:rPr>
+          <w:rFonts w:hint="eastAsia"/>
+        </w:rPr>
+      </w:pPr>
+    </w:p>
+    <w:p>
+      <w:pPr>
+        <w:pStyle w:val="3"/>
+      </w:pPr>
+      <w:r>
+        <w:rPr>
+          <w:rFonts w:hint="eastAsia"/>
+        </w:rPr>
+        <w:t>查看</w:t>
+      </w:r>
+      <w:r>
+        <w:rPr>
+          <w:rFonts w:hint="eastAsia"/>
+        </w:rPr>
+        <w:t>自增字段</w:t>
+      </w:r>
+    </w:p>
+    <w:p>
+      <w:r>
+        <w:rPr>
+          <w:rFonts w:hint="eastAsia"/>
+        </w:rPr>
+        <w:t>通过集合的</w:t>
+      </w:r>
+      <w:r>
+        <w:rPr>
+          <w:rFonts w:hint="eastAsia"/>
+        </w:rPr>
+        <w:t>snapshot</w:t>
+      </w:r>
+      <w:r>
+        <w:rPr>
+          <w:rFonts w:hint="eastAsia"/>
+        </w:rPr>
+        <w:t>可以查看自增字段</w:t>
+      </w:r>
+      <w:r>
+        <w:rPr>
+          <w:rFonts w:hint="eastAsia"/>
+        </w:rPr>
+        <w:t>，在集合有自增字段时，</w:t>
+      </w:r>
+      <w:r>
+        <w:rPr>
+          <w:rFonts w:hint="eastAsia"/>
+        </w:rPr>
+        <w:t>在协调节点上</w:t>
+      </w:r>
+      <w:r>
+        <w:rPr>
+          <w:rFonts w:hint="eastAsia"/>
+        </w:rPr>
+        <w:t>查看集合的</w:t>
+      </w:r>
+      <w:r>
+        <w:rPr>
+          <w:rFonts w:hint="eastAsia"/>
+        </w:rPr>
+        <w:t>snapshot</w:t>
+      </w:r>
+      <w:r>
+        <w:rPr>
+          <w:rFonts w:hint="eastAsia"/>
+        </w:rPr>
+        <w:t>会</w:t>
+      </w:r>
+      <w:r>
+        <w:rPr>
+          <w:rFonts w:hint="eastAsia"/>
+        </w:rPr>
+        <w:t>显示</w:t>
+      </w:r>
+      <w:r>
+        <w:rPr>
+          <w:rFonts w:hint="eastAsia"/>
+        </w:rPr>
+        <w:t>AutoIncrement</w:t>
+      </w:r>
+      <w:r>
+        <w:rPr>
+          <w:rFonts w:hint="eastAsia"/>
+        </w:rPr>
+        <w:t>字段</w:t>
+      </w:r>
+      <w:r>
+        <w:rPr>
+          <w:rFonts w:hint="eastAsia"/>
+        </w:rPr>
+        <w:t>:</w:t>
+      </w:r>
+    </w:p>
+    <w:p/>
+    <w:p>
+      <w:pPr>
+        <w:ind w:left="0" w:firstLine="420"/>
+      </w:pPr>
+      <w:r>
+        <w:rPr>
+          <w:rFonts w:hint="eastAsia"/>
+        </w:rPr>
+        <w:t>分别</w:t>
+      </w:r>
+      <w:r>
+        <w:t>增加</w:t>
+      </w:r>
+      <w:r>
+        <w:t>SDB_SNAP_SEQUENCES</w:t>
+      </w:r>
+      <w:r>
+        <w:rPr>
+          <w:rFonts w:hint="eastAsia"/>
+        </w:rPr>
+        <w:t>（</w:t>
+      </w:r>
+      <w:r>
+        <w:rPr>
+          <w:rFonts w:hint="eastAsia"/>
+        </w:rPr>
+        <w:t>15</w:t>
+      </w:r>
+      <w:r>
+        <w:rPr>
+          <w:rFonts w:hint="eastAsia"/>
+        </w:rPr>
+        <w:t>）、</w:t>
+      </w:r>
+      <w:r>
+        <w:t>SDB_LIST_SEQUENCES</w:t>
+      </w:r>
+      <w:r>
+        <w:rPr>
+          <w:rFonts w:hint="eastAsia"/>
+        </w:rPr>
+        <w:t>（</w:t>
+      </w:r>
+      <w:r>
+        <w:rPr>
+          <w:rFonts w:hint="eastAsia"/>
+        </w:rPr>
+        <w:t>15</w:t>
+      </w:r>
+      <w:r>
+        <w:rPr>
+          <w:rFonts w:hint="eastAsia"/>
+        </w:rPr>
+        <w:t>）定义，</w:t>
+      </w:r>
+      <w:r>
+        <w:t>以查看</w:t>
+      </w:r>
+      <w:r>
+        <w:t>snapshot</w:t>
+      </w:r>
+      <w:r>
+        <w:t>和</w:t>
+      </w:r>
+      <w:r>
+        <w:t>list</w:t>
+      </w:r>
+      <w:r>
+        <w:rPr>
+          <w:rFonts w:hint="eastAsia"/>
+        </w:rPr>
+        <w:t>，由于</w:t>
+      </w:r>
+      <w:r>
+        <w:t>data</w:t>
+      </w:r>
+      <w:r>
+        <w:rPr>
+          <w:rFonts w:hint="eastAsia"/>
+        </w:rPr>
+        <w:t>数据</w:t>
+      </w:r>
+      <w:r>
+        <w:t>节点并</w:t>
+      </w:r>
+      <w:r>
+        <w:rPr>
+          <w:rFonts w:hint="eastAsia"/>
+        </w:rPr>
+        <w:t>不保存</w:t>
+      </w:r>
+      <w:r>
+        <w:t>sequence</w:t>
+      </w:r>
+      <w:r>
+        <w:t>的元数据信息，</w:t>
+      </w:r>
+      <w:r>
+        <w:rPr>
+          <w:rFonts w:hint="eastAsia"/>
+        </w:rPr>
+        <w:t>所以</w:t>
+      </w:r>
+      <w:r>
+        <w:t>sequences</w:t>
+      </w:r>
+      <w:r>
+        <w:t>的</w:t>
+      </w:r>
+      <w:r>
+        <w:t>snapshot</w:t>
+      </w:r>
+      <w:r>
+        <w:rPr>
+          <w:rFonts w:hint="eastAsia"/>
+        </w:rPr>
+        <w:t>只</w:t>
+      </w:r>
+      <w:r>
+        <w:t>在</w:t>
+      </w:r>
+      <w:r>
+        <w:t>coord</w:t>
+      </w:r>
+      <w:r>
+        <w:t>上查看</w:t>
+      </w:r>
+      <w:r>
+        <w:rPr>
+          <w:rFonts w:hint="eastAsia"/>
+        </w:rPr>
+        <w:t>。</w:t>
+      </w:r>
+    </w:p>
+    <w:p/>
+    <w:p>
+      <w:r>
+        <w:rPr>
+          <w:rFonts w:hint="eastAsia"/>
+        </w:rPr>
+        <w:t>{</w:t>
+      </w:r>
+    </w:p>
+    <w:p>
+      <w:r>
+        <w:rPr>
+          <w:rFonts w:hint="eastAsia"/>
+        </w:rPr>
+        <w:t>AutoIncrement</w:t>
+      </w:r>
+      <w:r>
+        <w:rPr>
+          <w:rFonts w:hint="eastAsia"/>
+        </w:rPr>
+        <w:t>:</w:t>
+      </w:r>
       <w:r>
         <w:rPr>
           <w:rFonts w:hint="eastAsia"/>
@@ -3768,7 +4350,7 @@
     </w:p>
     <w:p>
       <w:pPr>
-        <w:pStyle w:val="Heading2"/>
+        <w:pStyle w:val="2"/>
       </w:pPr>
       <w:r>
         <w:t>Story</w:t>
@@ -3843,10 +4425,9 @@
     </w:p>
     <w:p>
       <w:pPr>
-        <w:pStyle w:val="Heading2"/>
-      </w:pPr>
-      <w:r>
-        <w:lastRenderedPageBreak/>
+        <w:pStyle w:val="2"/>
+      </w:pPr>
+      <w:r>
         <w:t xml:space="preserve">Story </w:t>
       </w:r>
       <w:r>
@@ -3858,7 +4439,7 @@
     </w:p>
     <w:p>
       <w:pPr>
-        <w:pStyle w:val="Heading3"/>
+        <w:pStyle w:val="3"/>
         <w:numPr>
           <w:ilvl w:val="0"/>
           <w:numId w:val="12"/>
@@ -4123,6 +4704,7 @@
         <w:rPr>
           <w:rFonts w:hint="eastAsia"/>
         </w:rPr>
+        <w:lastRenderedPageBreak/>
         <w:t>缓存</w:t>
       </w:r>
       <w:r>
@@ -4324,10 +4906,7 @@
     </w:p>
     <w:p>
       <w:pPr>
-        <w:pStyle w:val="Heading3"/>
-        <w:rPr>
-          <w:rFonts w:hint="eastAsia"/>
-        </w:rPr>
+        <w:pStyle w:val="3"/>
       </w:pPr>
       <w:r>
         <w:rPr>
@@ -4351,9 +4930,6 @@
     <w:p>
       <w:pPr>
         <w:ind w:leftChars="200" w:left="420"/>
-        <w:rPr>
-          <w:rFonts w:hint="eastAsia"/>
-        </w:rPr>
       </w:pPr>
       <w:r>
         <w:rPr>
@@ -4365,9 +4941,6 @@
     <w:p>
       <w:pPr>
         <w:ind w:leftChars="200" w:left="420"/>
-        <w:rPr>
-          <w:rFonts w:hint="eastAsia"/>
-        </w:rPr>
       </w:pPr>
       <w:r>
         <w:rPr>
@@ -4379,9 +4952,6 @@
     <w:p>
       <w:pPr>
         <w:ind w:leftChars="200" w:left="420"/>
-        <w:rPr>
-          <w:rFonts w:hint="eastAsia"/>
-        </w:rPr>
       </w:pPr>
       <w:r>
         <w:rPr>
@@ -4404,10 +4974,7 @@
     </w:p>
     <w:p>
       <w:pPr>
-        <w:pStyle w:val="Heading3"/>
-        <w:rPr>
-          <w:rFonts w:hint="eastAsia"/>
-        </w:rPr>
+        <w:pStyle w:val="3"/>
       </w:pPr>
       <w:r>
         <w:rPr>
@@ -4417,13 +4984,8 @@
       </w:r>
     </w:p>
     <w:p>
-      <w:pPr>
-        <w:rPr>
-          <w:rFonts w:hint="eastAsia"/>
-        </w:rPr>
-      </w:pPr>
-      <w:r>
-        <w:object w:dxaOrig="5596" w:dyaOrig="4984">
+      <w:r>
+        <w:object w:dxaOrig="5596" w:dyaOrig="4984" w14:anchorId="2833BF37">
           <v:shapetype id="_x0000_t75" coordsize="21600,21600" o:spt="75" o:preferrelative="t" path="m@4@5l@4@11@9@11@9@5xe" filled="f" stroked="f">
             <v:stroke joinstyle="miter"/>
             <v:formulas>
@@ -4443,19 +5005,14 @@
             <v:path o:extrusionok="f" gradientshapeok="t" o:connecttype="rect"/>
             <o:lock v:ext="edit" aspectratio="t"/>
           </v:shapetype>
-          <v:shape id="_x0000_i1025" type="#_x0000_t75" style="width:280pt;height:249pt" o:ole="">
-            <v:imagedata r:id="rId8" o:title=""/>
+          <v:shape id="_x0000_i1025" type="#_x0000_t75" style="width:280.05pt;height:249.15pt" o:ole="">
+            <v:imagedata r:id="rId9" o:title=""/>
           </v:shape>
-          <o:OLEObject Type="Embed" ProgID="Visio.Drawing.11" ShapeID="_x0000_i1025" DrawAspect="Content" ObjectID="_1600327270" r:id="rId9"/>
+          <o:OLEObject Type="Embed" ProgID="Visio.Drawing.11" ShapeID="_x0000_i1025" DrawAspect="Content" ObjectID="_1601733456" r:id="rId10"/>
         </w:object>
       </w:r>
     </w:p>
     <w:p>
-      <w:pPr>
-        <w:rPr>
-          <w:rFonts w:hint="eastAsia"/>
-        </w:rPr>
-      </w:pPr>
       <w:r>
         <w:rPr>
           <w:rFonts w:hint="eastAsia"/>
@@ -4464,17 +5021,12 @@
       </w:r>
     </w:p>
     <w:p>
-      <w:pPr>
-        <w:rPr>
-          <w:rFonts w:hint="eastAsia"/>
-        </w:rPr>
-      </w:pPr>
-      <w:r>
-        <w:object w:dxaOrig="5831" w:dyaOrig="14120">
-          <v:shape id="_x0000_i1026" type="#_x0000_t75" style="width:4in;height:697.5pt" o:ole="">
-            <v:imagedata r:id="rId10" o:title=""/>
+      <w:r>
+        <w:object w:dxaOrig="5831" w:dyaOrig="14120" w14:anchorId="643B574D">
+          <v:shape id="_x0000_i1026" type="#_x0000_t75" style="width:4in;height:697.45pt" o:ole="">
+            <v:imagedata r:id="rId11" o:title=""/>
           </v:shape>
-          <o:OLEObject Type="Embed" ProgID="Visio.Drawing.11" ShapeID="_x0000_i1026" DrawAspect="Content" ObjectID="_1600327271" r:id="rId11"/>
+          <o:OLEObject Type="Embed" ProgID="Visio.Drawing.11" ShapeID="_x0000_i1026" DrawAspect="Content" ObjectID="_1601733457" r:id="rId12"/>
         </w:object>
       </w:r>
     </w:p>
@@ -4513,10 +5065,7 @@
     </w:p>
     <w:p>
       <w:pPr>
-        <w:pStyle w:val="Heading3"/>
-        <w:rPr>
-          <w:rFonts w:hint="eastAsia"/>
-        </w:rPr>
+        <w:pStyle w:val="3"/>
       </w:pPr>
       <w:r>
         <w:rPr>
@@ -4526,27 +5075,16 @@
       </w:r>
     </w:p>
     <w:p>
-      <w:pPr>
-        <w:rPr>
-          <w:rFonts w:hint="eastAsia"/>
-        </w:rPr>
-      </w:pPr>
-      <w:r>
-        <w:object w:dxaOrig="2138" w:dyaOrig="8025">
-          <v:shape id="_x0000_i1027" type="#_x0000_t75" style="width:107pt;height:401.5pt" o:ole="">
-            <v:imagedata r:id="rId12" o:title=""/>
+      <w:r>
+        <w:object w:dxaOrig="2138" w:dyaOrig="8025" w14:anchorId="53911943">
+          <v:shape id="_x0000_i1027" type="#_x0000_t75" style="width:106.9pt;height:401.5pt" o:ole="">
+            <v:imagedata r:id="rId13" o:title=""/>
           </v:shape>
-          <o:OLEObject Type="Embed" ProgID="Visio.Drawing.11" ShapeID="_x0000_i1027" DrawAspect="Content" ObjectID="_1600327272" r:id="rId13"/>
+          <o:OLEObject Type="Embed" ProgID="Visio.Drawing.11" ShapeID="_x0000_i1027" DrawAspect="Content" ObjectID="_1601733458" r:id="rId14"/>
         </w:object>
       </w:r>
     </w:p>
-    <w:p>
-      <w:pPr>
-        <w:rPr>
-          <w:rFonts w:hint="eastAsia"/>
-        </w:rPr>
-      </w:pPr>
-    </w:p>
+    <w:p/>
     <w:p>
       <w:r>
         <w:rPr>
@@ -4581,10 +5119,7 @@
     </w:p>
     <w:p>
       <w:pPr>
-        <w:pStyle w:val="Heading3"/>
-        <w:rPr>
-          <w:rFonts w:hint="eastAsia"/>
-        </w:rPr>
+        <w:pStyle w:val="3"/>
       </w:pPr>
       <w:r>
         <w:rPr>
@@ -4681,7 +5216,7 @@
     </w:p>
     <w:p>
       <w:pPr>
-        <w:pStyle w:val="Heading2"/>
+        <w:pStyle w:val="2"/>
         <w:numPr>
           <w:ilvl w:val="0"/>
           <w:numId w:val="3"/>
@@ -4698,10 +5233,10 @@
     </w:p>
     <w:tbl>
       <w:tblPr>
-        <w:tblStyle w:val="TableGrid"/>
+        <w:tblStyle w:val="a8"/>
         <w:tblW w:w="0" w:type="auto"/>
         <w:tblInd w:w="357" w:type="dxa"/>
-        <w:tblLook w:val="04A0"/>
+        <w:tblLook w:val="04A0" w:firstRow="1" w:lastRow="0" w:firstColumn="1" w:lastColumn="0" w:noHBand="0" w:noVBand="1"/>
       </w:tblPr>
       <w:tblGrid>
         <w:gridCol w:w="1452"/>
@@ -4716,7 +5251,7 @@
           <w:tcPr>
             <w:tcW w:w="8165" w:type="dxa"/>
             <w:gridSpan w:val="6"/>
-            <w:shd w:val="clear" w:color="auto" w:fill="9FD3A4" w:themeFill="background1" w:themeFillShade="D9"/>
+            <w:shd w:val="clear" w:color="auto" w:fill="D9D9D9" w:themeFill="background1" w:themeFillShade="D9"/>
           </w:tcPr>
           <w:p>
             <w:pPr>
@@ -4759,6 +5294,7 @@
                 <w:sz w:val="18"/>
                 <w:szCs w:val="18"/>
               </w:rPr>
+              <w:lastRenderedPageBreak/>
               <w:t>总工作量（KLOC）</w:t>
             </w:r>
           </w:p>
@@ -4863,7 +5399,6 @@
                 <w:sz w:val="18"/>
                 <w:szCs w:val="18"/>
               </w:rPr>
-              <w:lastRenderedPageBreak/>
               <w:t>开始时间</w:t>
             </w:r>
           </w:p>
@@ -4928,7 +5463,7 @@
           <w:tcPr>
             <w:tcW w:w="8165" w:type="dxa"/>
             <w:gridSpan w:val="6"/>
-            <w:shd w:val="clear" w:color="auto" w:fill="9FD3A4" w:themeFill="background1" w:themeFillShade="D9"/>
+            <w:shd w:val="clear" w:color="auto" w:fill="D9D9D9" w:themeFill="background1" w:themeFillShade="D9"/>
           </w:tcPr>
           <w:p>
             <w:pPr>
@@ -4954,7 +5489,7 @@
         <w:tc>
           <w:tcPr>
             <w:tcW w:w="1452" w:type="dxa"/>
-            <w:shd w:val="clear" w:color="auto" w:fill="9FD3A4" w:themeFill="background1" w:themeFillShade="D9"/>
+            <w:shd w:val="clear" w:color="auto" w:fill="D9D9D9" w:themeFill="background1" w:themeFillShade="D9"/>
           </w:tcPr>
           <w:p>
             <w:pPr>
@@ -4979,7 +5514,7 @@
           <w:tcPr>
             <w:tcW w:w="3686" w:type="dxa"/>
             <w:gridSpan w:val="3"/>
-            <w:shd w:val="clear" w:color="auto" w:fill="9FD3A4" w:themeFill="background1" w:themeFillShade="D9"/>
+            <w:shd w:val="clear" w:color="auto" w:fill="D9D9D9" w:themeFill="background1" w:themeFillShade="D9"/>
           </w:tcPr>
           <w:p>
             <w:pPr>
@@ -5004,7 +5539,7 @@
           <w:tcPr>
             <w:tcW w:w="3027" w:type="dxa"/>
             <w:gridSpan w:val="2"/>
-            <w:shd w:val="clear" w:color="auto" w:fill="9FD3A4" w:themeFill="background1" w:themeFillShade="D9"/>
+            <w:shd w:val="clear" w:color="auto" w:fill="D9D9D9" w:themeFill="background1" w:themeFillShade="D9"/>
           </w:tcPr>
           <w:p>
             <w:pPr>
@@ -5094,7 +5629,7 @@
     </w:tbl>
     <w:p>
       <w:pPr>
-        <w:pStyle w:val="Heading2"/>
+        <w:pStyle w:val="2"/>
       </w:pPr>
       <w:r>
         <w:rPr>
@@ -5119,10 +5654,10 @@
     </w:p>
     <w:tbl>
       <w:tblPr>
-        <w:tblStyle w:val="TableGrid"/>
+        <w:tblStyle w:val="a8"/>
         <w:tblW w:w="0" w:type="auto"/>
         <w:tblInd w:w="357" w:type="dxa"/>
-        <w:tblLook w:val="04A0"/>
+        <w:tblLook w:val="04A0" w:firstRow="1" w:lastRow="0" w:firstColumn="1" w:lastColumn="0" w:noHBand="0" w:noVBand="1"/>
       </w:tblPr>
       <w:tblGrid>
         <w:gridCol w:w="885"/>
@@ -5278,7 +5813,7 @@
     <w:p/>
     <w:p>
       <w:pPr>
-        <w:pStyle w:val="Heading2"/>
+        <w:pStyle w:val="2"/>
       </w:pPr>
       <w:r>
         <w:rPr>
@@ -5374,11 +5909,11 @@
     </w:p>
     <w:tbl>
       <w:tblPr>
-        <w:tblStyle w:val="TableGrid"/>
+        <w:tblStyle w:val="a8"/>
         <w:tblpPr w:leftFromText="180" w:rightFromText="180" w:vertAnchor="text" w:horzAnchor="margin" w:tblpX="-318" w:tblpY="238"/>
         <w:tblW w:w="8934" w:type="dxa"/>
         <w:tblLayout w:type="fixed"/>
-        <w:tblLook w:val="04A0"/>
+        <w:tblLook w:val="04A0" w:firstRow="1" w:lastRow="0" w:firstColumn="1" w:lastColumn="0" w:noHBand="0" w:noVBand="1"/>
       </w:tblPr>
       <w:tblGrid>
         <w:gridCol w:w="959"/>
@@ -5396,7 +5931,7 @@
               <w:bottom w:val="single" w:sz="4" w:space="0" w:color="000000" w:themeColor="text1"/>
               <w:right w:val="single" w:sz="4" w:space="0" w:color="000000" w:themeColor="text1"/>
             </w:tcBorders>
-            <w:shd w:val="clear" w:color="auto" w:fill="80C687" w:themeFill="background1" w:themeFillShade="BF"/>
+            <w:shd w:val="clear" w:color="auto" w:fill="BFBFBF" w:themeFill="background1" w:themeFillShade="BF"/>
             <w:hideMark/>
           </w:tcPr>
           <w:p>
@@ -5425,7 +5960,7 @@
               <w:bottom w:val="single" w:sz="4" w:space="0" w:color="000000" w:themeColor="text1"/>
               <w:right w:val="single" w:sz="4" w:space="0" w:color="000000" w:themeColor="text1"/>
             </w:tcBorders>
-            <w:shd w:val="clear" w:color="auto" w:fill="80C687" w:themeFill="background1" w:themeFillShade="BF"/>
+            <w:shd w:val="clear" w:color="auto" w:fill="BFBFBF" w:themeFill="background1" w:themeFillShade="BF"/>
             <w:hideMark/>
           </w:tcPr>
           <w:p>
@@ -5454,7 +5989,7 @@
               <w:bottom w:val="single" w:sz="4" w:space="0" w:color="000000" w:themeColor="text1"/>
               <w:right w:val="single" w:sz="4" w:space="0" w:color="000000" w:themeColor="text1"/>
             </w:tcBorders>
-            <w:shd w:val="clear" w:color="auto" w:fill="80C687" w:themeFill="background1" w:themeFillShade="BF"/>
+            <w:shd w:val="clear" w:color="auto" w:fill="BFBFBF" w:themeFill="background1" w:themeFillShade="BF"/>
             <w:hideMark/>
           </w:tcPr>
           <w:p>
@@ -5483,7 +6018,7 @@
               <w:bottom w:val="single" w:sz="4" w:space="0" w:color="000000" w:themeColor="text1"/>
               <w:right w:val="single" w:sz="4" w:space="0" w:color="000000" w:themeColor="text1"/>
             </w:tcBorders>
-            <w:shd w:val="clear" w:color="auto" w:fill="80C687" w:themeFill="background1" w:themeFillShade="BF"/>
+            <w:shd w:val="clear" w:color="auto" w:fill="BFBFBF" w:themeFill="background1" w:themeFillShade="BF"/>
             <w:hideMark/>
           </w:tcPr>
           <w:p>
@@ -5544,7 +6079,7 @@
           </w:tcPr>
           <w:p>
             <w:pPr>
-              <w:pStyle w:val="HTMLPreformatted"/>
+              <w:pStyle w:val="HTML"/>
               <w:rPr>
                 <w:rFonts w:eastAsiaTheme="minorEastAsia"/>
                 <w:sz w:val="21"/>
@@ -5602,7 +6137,7 @@
     </w:p>
     <w:p>
       <w:pPr>
-        <w:pStyle w:val="Heading2"/>
+        <w:pStyle w:val="2"/>
       </w:pPr>
       <w:r>
         <w:t>Checklist</w:t>
@@ -5610,10 +6145,10 @@
     </w:p>
     <w:tbl>
       <w:tblPr>
-        <w:tblStyle w:val="TableGrid"/>
+        <w:tblStyle w:val="a8"/>
         <w:tblW w:w="0" w:type="auto"/>
         <w:tblInd w:w="357" w:type="dxa"/>
-        <w:tblLook w:val="04A0"/>
+        <w:tblLook w:val="04A0" w:firstRow="1" w:lastRow="0" w:firstColumn="1" w:lastColumn="0" w:noHBand="0" w:noVBand="1"/>
       </w:tblPr>
       <w:tblGrid>
         <w:gridCol w:w="4004"/>
@@ -6139,7 +6674,7 @@
     <w:p/>
     <w:p>
       <w:pPr>
-        <w:pStyle w:val="PlainText"/>
+        <w:pStyle w:val="a3"/>
         <w:rPr>
           <w:rFonts w:hAnsi="宋体" w:cs="宋体"/>
         </w:rPr>
@@ -6156,15 +6691,15 @@
 </file>
 
 <file path=word/comments.xml><?xml version="1.0" encoding="utf-8"?>
-<w:comments xmlns:ve="http://schemas.openxmlformats.org/markup-compatibility/2006" xmlns:o="urn:schemas-microsoft-com:office:office" xmlns:r="http://schemas.openxmlformats.org/officeDocument/2006/relationships" xmlns:m="http://schemas.openxmlformats.org/officeDocument/2006/math" xmlns:v="urn:schemas-microsoft-com:vml" xmlns:wp="http://schemas.openxmlformats.org/drawingml/2006/wordprocessingDrawing" xmlns:w10="urn:schemas-microsoft-com:office:word" xmlns:w="http://schemas.openxmlformats.org/wordprocessingml/2006/main" xmlns:wne="http://schemas.microsoft.com/office/word/2006/wordml">
+<w:comments xmlns:wpc="http://schemas.microsoft.com/office/word/2010/wordprocessingCanvas" xmlns:cx="http://schemas.microsoft.com/office/drawing/2014/chartex" xmlns:mc="http://schemas.openxmlformats.org/markup-compatibility/2006" xmlns:o="urn:schemas-microsoft-com:office:office" xmlns:r="http://schemas.openxmlformats.org/officeDocument/2006/relationships" xmlns:m="http://schemas.openxmlformats.org/officeDocument/2006/math" xmlns:v="urn:schemas-microsoft-com:vml" xmlns:wp14="http://schemas.microsoft.com/office/word/2010/wordprocessingDrawing" xmlns:wp="http://schemas.openxmlformats.org/drawingml/2006/wordprocessingDrawing" xmlns:w10="urn:schemas-microsoft-com:office:word" xmlns:w="http://schemas.openxmlformats.org/wordprocessingml/2006/main" xmlns:w14="http://schemas.microsoft.com/office/word/2010/wordml" xmlns:w15="http://schemas.microsoft.com/office/word/2012/wordml" xmlns:w16se="http://schemas.microsoft.com/office/word/2015/wordml/symex" xmlns:wpg="http://schemas.microsoft.com/office/word/2010/wordprocessingGroup" xmlns:wpi="http://schemas.microsoft.com/office/word/2010/wordprocessingInk" xmlns:wne="http://schemas.microsoft.com/office/word/2006/wordml" xmlns:wps="http://schemas.microsoft.com/office/word/2010/wordprocessingShape" mc:Ignorable="w14 w15 w16se wp14">
   <w:comment w:id="0" w:author="linsuqiang" w:date="2018-10-06T09:06:00Z" w:initials="l">
     <w:p>
       <w:pPr>
-        <w:pStyle w:val="CommentText"/>
-      </w:pPr>
-      <w:r>
-        <w:rPr>
-          <w:rStyle w:val="CommentReference"/>
+        <w:pStyle w:val="ac"/>
+      </w:pPr>
+      <w:r>
+        <w:rPr>
+          <w:rStyle w:val="ab"/>
         </w:rPr>
         <w:annotationRef/>
       </w:r>
@@ -6179,16 +6714,22 @@
 </w:comments>
 </file>
 
+<file path=word/commentsExtended.xml><?xml version="1.0" encoding="utf-8"?>
+<w15:commentsEx xmlns:wpc="http://schemas.microsoft.com/office/word/2010/wordprocessingCanvas" xmlns:cx="http://schemas.microsoft.com/office/drawing/2014/chartex" xmlns:mc="http://schemas.openxmlformats.org/markup-compatibility/2006" xmlns:o="urn:schemas-microsoft-com:office:office" xmlns:r="http://schemas.openxmlformats.org/officeDocument/2006/relationships" xmlns:m="http://schemas.openxmlformats.org/officeDocument/2006/math" xmlns:v="urn:schemas-microsoft-com:vml" xmlns:wp14="http://schemas.microsoft.com/office/word/2010/wordprocessingDrawing" xmlns:wp="http://schemas.openxmlformats.org/drawingml/2006/wordprocessingDrawing" xmlns:w10="urn:schemas-microsoft-com:office:word" xmlns:w="http://schemas.openxmlformats.org/wordprocessingml/2006/main" xmlns:w14="http://schemas.microsoft.com/office/word/2010/wordml" xmlns:w15="http://schemas.microsoft.com/office/word/2012/wordml" xmlns:w16se="http://schemas.microsoft.com/office/word/2015/wordml/symex" xmlns:wpg="http://schemas.microsoft.com/office/word/2010/wordprocessingGroup" xmlns:wpi="http://schemas.microsoft.com/office/word/2010/wordprocessingInk" xmlns:wne="http://schemas.microsoft.com/office/word/2006/wordml" xmlns:wps="http://schemas.microsoft.com/office/word/2010/wordprocessingShape" mc:Ignorable="w14 w15 w16se wp14">
+  <w15:commentEx w15:paraId="16030B3C" w15:done="0"/>
+</w15:commentsEx>
+</file>
+
 <file path=word/endnotes.xml><?xml version="1.0" encoding="utf-8"?>
-<w:endnotes xmlns:ve="http://schemas.openxmlformats.org/markup-compatibility/2006" xmlns:o="urn:schemas-microsoft-com:office:office" xmlns:r="http://schemas.openxmlformats.org/officeDocument/2006/relationships" xmlns:m="http://schemas.openxmlformats.org/officeDocument/2006/math" xmlns:v="urn:schemas-microsoft-com:vml" xmlns:wp="http://schemas.openxmlformats.org/drawingml/2006/wordprocessingDrawing" xmlns:w10="urn:schemas-microsoft-com:office:word" xmlns:w="http://schemas.openxmlformats.org/wordprocessingml/2006/main" xmlns:wne="http://schemas.microsoft.com/office/word/2006/wordml">
-  <w:endnote w:type="separator" w:id="0">
+<w:endnotes xmlns:wpc="http://schemas.microsoft.com/office/word/2010/wordprocessingCanvas" xmlns:cx="http://schemas.microsoft.com/office/drawing/2014/chartex" xmlns:mc="http://schemas.openxmlformats.org/markup-compatibility/2006" xmlns:o="urn:schemas-microsoft-com:office:office" xmlns:r="http://schemas.openxmlformats.org/officeDocument/2006/relationships" xmlns:m="http://schemas.openxmlformats.org/officeDocument/2006/math" xmlns:v="urn:schemas-microsoft-com:vml" xmlns:wp14="http://schemas.microsoft.com/office/word/2010/wordprocessingDrawing" xmlns:wp="http://schemas.openxmlformats.org/drawingml/2006/wordprocessingDrawing" xmlns:w10="urn:schemas-microsoft-com:office:word" xmlns:w="http://schemas.openxmlformats.org/wordprocessingml/2006/main" xmlns:w14="http://schemas.microsoft.com/office/word/2010/wordml" xmlns:w15="http://schemas.microsoft.com/office/word/2012/wordml" xmlns:w16se="http://schemas.microsoft.com/office/word/2015/wordml/symex" xmlns:wpg="http://schemas.microsoft.com/office/word/2010/wordprocessingGroup" xmlns:wpi="http://schemas.microsoft.com/office/word/2010/wordprocessingInk" xmlns:wne="http://schemas.microsoft.com/office/word/2006/wordml" xmlns:wps="http://schemas.microsoft.com/office/word/2010/wordprocessingShape" mc:Ignorable="w14 w15 w16se wp14">
+  <w:endnote w:type="separator" w:id="-1">
     <w:p>
       <w:r>
         <w:separator/>
       </w:r>
     </w:p>
   </w:endnote>
-  <w:endnote w:type="continuationSeparator" w:id="1">
+  <w:endnote w:type="continuationSeparator" w:id="0">
     <w:p>
       <w:r>
         <w:continuationSeparator/>
@@ -6199,15 +6740,15 @@
 </file>
 
 <file path=word/footnotes.xml><?xml version="1.0" encoding="utf-8"?>
-<w:footnotes xmlns:ve="http://schemas.openxmlformats.org/markup-compatibility/2006" xmlns:o="urn:schemas-microsoft-com:office:office" xmlns:r="http://schemas.openxmlformats.org/officeDocument/2006/relationships" xmlns:m="http://schemas.openxmlformats.org/officeDocument/2006/math" xmlns:v="urn:schemas-microsoft-com:vml" xmlns:wp="http://schemas.openxmlformats.org/drawingml/2006/wordprocessingDrawing" xmlns:w10="urn:schemas-microsoft-com:office:word" xmlns:w="http://schemas.openxmlformats.org/wordprocessingml/2006/main" xmlns:wne="http://schemas.microsoft.com/office/word/2006/wordml">
-  <w:footnote w:type="separator" w:id="0">
+<w:footnotes xmlns:wpc="http://schemas.microsoft.com/office/word/2010/wordprocessingCanvas" xmlns:cx="http://schemas.microsoft.com/office/drawing/2014/chartex" xmlns:mc="http://schemas.openxmlformats.org/markup-compatibility/2006" xmlns:o="urn:schemas-microsoft-com:office:office" xmlns:r="http://schemas.openxmlformats.org/officeDocument/2006/relationships" xmlns:m="http://schemas.openxmlformats.org/officeDocument/2006/math" xmlns:v="urn:schemas-microsoft-com:vml" xmlns:wp14="http://schemas.microsoft.com/office/word/2010/wordprocessingDrawing" xmlns:wp="http://schemas.openxmlformats.org/drawingml/2006/wordprocessingDrawing" xmlns:w10="urn:schemas-microsoft-com:office:word" xmlns:w="http://schemas.openxmlformats.org/wordprocessingml/2006/main" xmlns:w14="http://schemas.microsoft.com/office/word/2010/wordml" xmlns:w15="http://schemas.microsoft.com/office/word/2012/wordml" xmlns:w16se="http://schemas.microsoft.com/office/word/2015/wordml/symex" xmlns:wpg="http://schemas.microsoft.com/office/word/2010/wordprocessingGroup" xmlns:wpi="http://schemas.microsoft.com/office/word/2010/wordprocessingInk" xmlns:wne="http://schemas.microsoft.com/office/word/2006/wordml" xmlns:wps="http://schemas.microsoft.com/office/word/2010/wordprocessingShape" mc:Ignorable="w14 w15 w16se wp14">
+  <w:footnote w:type="separator" w:id="-1">
     <w:p>
       <w:r>
         <w:separator/>
       </w:r>
     </w:p>
   </w:footnote>
-  <w:footnote w:type="continuationSeparator" w:id="1">
+  <w:footnote w:type="continuationSeparator" w:id="0">
     <w:p>
       <w:r>
         <w:continuationSeparator/>
@@ -6218,15 +6759,15 @@
 </file>
 
 <file path=word/numbering.xml><?xml version="1.0" encoding="utf-8"?>
-<w:numbering xmlns:ve="http://schemas.openxmlformats.org/markup-compatibility/2006" xmlns:o="urn:schemas-microsoft-com:office:office" xmlns:r="http://schemas.openxmlformats.org/officeDocument/2006/relationships" xmlns:m="http://schemas.openxmlformats.org/officeDocument/2006/math" xmlns:v="urn:schemas-microsoft-com:vml" xmlns:wp="http://schemas.openxmlformats.org/drawingml/2006/wordprocessingDrawing" xmlns:w10="urn:schemas-microsoft-com:office:word" xmlns:w="http://schemas.openxmlformats.org/wordprocessingml/2006/main" xmlns:wne="http://schemas.microsoft.com/office/word/2006/wordml">
-  <w:abstractNum w:abstractNumId="0">
+<w:numbering xmlns:wpc="http://schemas.microsoft.com/office/word/2010/wordprocessingCanvas" xmlns:cx="http://schemas.microsoft.com/office/drawing/2014/chartex" xmlns:mc="http://schemas.openxmlformats.org/markup-compatibility/2006" xmlns:o="urn:schemas-microsoft-com:office:office" xmlns:r="http://schemas.openxmlformats.org/officeDocument/2006/relationships" xmlns:m="http://schemas.openxmlformats.org/officeDocument/2006/math" xmlns:v="urn:schemas-microsoft-com:vml" xmlns:wp14="http://schemas.microsoft.com/office/word/2010/wordprocessingDrawing" xmlns:wp="http://schemas.openxmlformats.org/drawingml/2006/wordprocessingDrawing" xmlns:w10="urn:schemas-microsoft-com:office:word" xmlns:w="http://schemas.openxmlformats.org/wordprocessingml/2006/main" xmlns:w14="http://schemas.microsoft.com/office/word/2010/wordml" xmlns:w15="http://schemas.microsoft.com/office/word/2012/wordml" xmlns:w16se="http://schemas.microsoft.com/office/word/2015/wordml/symex" xmlns:wpg="http://schemas.microsoft.com/office/word/2010/wordprocessingGroup" xmlns:wpi="http://schemas.microsoft.com/office/word/2010/wordprocessingInk" xmlns:wne="http://schemas.microsoft.com/office/word/2006/wordml" xmlns:wps="http://schemas.microsoft.com/office/word/2010/wordprocessingShape" mc:Ignorable="w14 w15 w16se wp14">
+  <w:abstractNum w:abstractNumId="0" w15:restartNumberingAfterBreak="0">
     <w:nsid w:val="22501AA3"/>
     <w:multiLevelType w:val="hybridMultilevel"/>
     <w:tmpl w:val="1B2A9E7A"/>
     <w:lvl w:ilvl="0" w:tplc="354870E4">
       <w:start w:val="1"/>
       <w:numFmt w:val="chineseCountingThousand"/>
-      <w:pStyle w:val="Heading2"/>
+      <w:pStyle w:val="2"/>
       <w:lvlText w:val="%1、"/>
       <w:lvlJc w:val="left"/>
       <w:pPr>
@@ -6330,7 +6871,7 @@
       </w:pPr>
     </w:lvl>
   </w:abstractNum>
-  <w:abstractNum w:abstractNumId="1">
+  <w:abstractNum w:abstractNumId="1" w15:restartNumberingAfterBreak="0">
     <w:nsid w:val="32BB69DB"/>
     <w:multiLevelType w:val="hybridMultilevel"/>
     <w:tmpl w:val="C11E277A"/>
@@ -6443,7 +6984,7 @@
       </w:rPr>
     </w:lvl>
   </w:abstractNum>
-  <w:abstractNum w:abstractNumId="2">
+  <w:abstractNum w:abstractNumId="2" w15:restartNumberingAfterBreak="0">
     <w:nsid w:val="38A312C2"/>
     <w:multiLevelType w:val="hybridMultilevel"/>
     <w:tmpl w:val="AF222CAE"/>
@@ -6556,7 +7097,7 @@
       </w:rPr>
     </w:lvl>
   </w:abstractNum>
-  <w:abstractNum w:abstractNumId="3">
+  <w:abstractNum w:abstractNumId="3" w15:restartNumberingAfterBreak="0">
     <w:nsid w:val="460D215F"/>
     <w:multiLevelType w:val="hybridMultilevel"/>
     <w:tmpl w:val="6FD26DC6"/>
@@ -6669,7 +7210,7 @@
       </w:rPr>
     </w:lvl>
   </w:abstractNum>
-  <w:abstractNum w:abstractNumId="4">
+  <w:abstractNum w:abstractNumId="4" w15:restartNumberingAfterBreak="0">
     <w:nsid w:val="480F366B"/>
     <w:multiLevelType w:val="hybridMultilevel"/>
     <w:tmpl w:val="F61A0FBE"/>
@@ -6782,14 +7323,14 @@
       </w:rPr>
     </w:lvl>
   </w:abstractNum>
-  <w:abstractNum w:abstractNumId="5">
+  <w:abstractNum w:abstractNumId="5" w15:restartNumberingAfterBreak="0">
     <w:nsid w:val="589E00D2"/>
     <w:multiLevelType w:val="hybridMultilevel"/>
     <w:tmpl w:val="764221B6"/>
     <w:lvl w:ilvl="0" w:tplc="FDF2C2A2">
       <w:start w:val="1"/>
       <w:numFmt w:val="decimal"/>
-      <w:pStyle w:val="Heading3"/>
+      <w:pStyle w:val="3"/>
       <w:lvlText w:val="%1."/>
       <w:lvlJc w:val="left"/>
       <w:pPr>
@@ -6896,7 +7437,7 @@
       </w:pPr>
     </w:lvl>
   </w:abstractNum>
-  <w:abstractNum w:abstractNumId="6">
+  <w:abstractNum w:abstractNumId="6" w15:restartNumberingAfterBreak="0">
     <w:nsid w:val="63557929"/>
     <w:multiLevelType w:val="hybridMultilevel"/>
     <w:tmpl w:val="365CB062"/>
@@ -7009,7 +7550,7 @@
       </w:rPr>
     </w:lvl>
   </w:abstractNum>
-  <w:abstractNum w:abstractNumId="7">
+  <w:abstractNum w:abstractNumId="7" w15:restartNumberingAfterBreak="0">
     <w:nsid w:val="67625903"/>
     <w:multiLevelType w:val="hybridMultilevel"/>
     <w:tmpl w:val="FED284B6"/>
@@ -7122,7 +7663,7 @@
       </w:rPr>
     </w:lvl>
   </w:abstractNum>
-  <w:abstractNum w:abstractNumId="8">
+  <w:abstractNum w:abstractNumId="8" w15:restartNumberingAfterBreak="0">
     <w:nsid w:val="7F2B70C7"/>
     <w:multiLevelType w:val="hybridMultilevel"/>
     <w:tmpl w:val="98AEB7BC"/>
@@ -7315,7 +7856,7 @@
 </file>
 
 <file path=word/styles.xml><?xml version="1.0" encoding="utf-8"?>
-<w:styles xmlns:r="http://schemas.openxmlformats.org/officeDocument/2006/relationships" xmlns:w="http://schemas.openxmlformats.org/wordprocessingml/2006/main">
+<w:styles xmlns:mc="http://schemas.openxmlformats.org/markup-compatibility/2006" xmlns:r="http://schemas.openxmlformats.org/officeDocument/2006/relationships" xmlns:w="http://schemas.openxmlformats.org/wordprocessingml/2006/main" xmlns:w14="http://schemas.microsoft.com/office/word/2010/wordml" xmlns:w15="http://schemas.microsoft.com/office/word/2012/wordml" xmlns:w16se="http://schemas.microsoft.com/office/word/2015/wordml/symex" mc:Ignorable="w14 w15 w16se">
   <w:docDefaults>
     <w:rPrDefault>
       <w:rPr>
@@ -7328,146 +7869,380 @@
     </w:rPrDefault>
     <w:pPrDefault/>
   </w:docDefaults>
-  <w:latentStyles w:defLockedState="0" w:defUIPriority="99" w:defSemiHidden="1" w:defUnhideWhenUsed="1" w:defQFormat="0" w:count="267">
-    <w:lsdException w:name="Normal" w:semiHidden="0" w:uiPriority="0" w:unhideWhenUsed="0" w:qFormat="1"/>
-    <w:lsdException w:name="heading 1" w:semiHidden="0" w:uiPriority="9" w:unhideWhenUsed="0" w:qFormat="1"/>
-    <w:lsdException w:name="heading 2" w:uiPriority="9" w:qFormat="1"/>
-    <w:lsdException w:name="heading 3" w:uiPriority="9" w:qFormat="1"/>
-    <w:lsdException w:name="heading 4" w:uiPriority="9" w:qFormat="1"/>
-    <w:lsdException w:name="heading 5" w:uiPriority="9" w:qFormat="1"/>
-    <w:lsdException w:name="heading 6" w:uiPriority="9" w:qFormat="1"/>
-    <w:lsdException w:name="heading 7" w:uiPriority="9" w:qFormat="1"/>
-    <w:lsdException w:name="heading 8" w:uiPriority="9" w:qFormat="1"/>
-    <w:lsdException w:name="heading 9" w:uiPriority="9" w:qFormat="1"/>
-    <w:lsdException w:name="toc 1" w:uiPriority="39"/>
-    <w:lsdException w:name="toc 2" w:uiPriority="39"/>
-    <w:lsdException w:name="toc 3" w:uiPriority="39"/>
-    <w:lsdException w:name="toc 4" w:uiPriority="39"/>
-    <w:lsdException w:name="toc 5" w:uiPriority="39"/>
-    <w:lsdException w:name="toc 6" w:uiPriority="39"/>
-    <w:lsdException w:name="toc 7" w:uiPriority="39"/>
-    <w:lsdException w:name="toc 8" w:uiPriority="39"/>
-    <w:lsdException w:name="toc 9" w:uiPriority="39"/>
-    <w:lsdException w:name="caption" w:uiPriority="35" w:qFormat="1"/>
-    <w:lsdException w:name="Title" w:semiHidden="0" w:uiPriority="10" w:unhideWhenUsed="0" w:qFormat="1"/>
-    <w:lsdException w:name="Default Paragraph Font" w:uiPriority="1"/>
-    <w:lsdException w:name="Subtitle" w:semiHidden="0" w:uiPriority="11" w:unhideWhenUsed="0" w:qFormat="1"/>
-    <w:lsdException w:name="Strong" w:semiHidden="0" w:uiPriority="22" w:unhideWhenUsed="0" w:qFormat="1"/>
-    <w:lsdException w:name="Emphasis" w:semiHidden="0" w:uiPriority="20" w:unhideWhenUsed="0" w:qFormat="1"/>
-    <w:lsdException w:name="Table Grid" w:semiHidden="0" w:uiPriority="59" w:unhideWhenUsed="0"/>
-    <w:lsdException w:name="Placeholder Text" w:unhideWhenUsed="0"/>
-    <w:lsdException w:name="No Spacing" w:semiHidden="0" w:uiPriority="1" w:unhideWhenUsed="0" w:qFormat="1"/>
-    <w:lsdException w:name="Light Shading" w:semiHidden="0" w:uiPriority="60" w:unhideWhenUsed="0"/>
-    <w:lsdException w:name="Light List" w:semiHidden="0" w:uiPriority="61" w:unhideWhenUsed="0"/>
-    <w:lsdException w:name="Light Grid" w:semiHidden="0" w:uiPriority="62" w:unhideWhenUsed="0"/>
-    <w:lsdException w:name="Medium Shading 1" w:semiHidden="0" w:uiPriority="63" w:unhideWhenUsed="0"/>
-    <w:lsdException w:name="Medium Shading 2" w:semiHidden="0" w:uiPriority="64" w:unhideWhenUsed="0"/>
-    <w:lsdException w:name="Medium List 1" w:semiHidden="0" w:uiPriority="65" w:unhideWhenUsed="0"/>
-    <w:lsdException w:name="Medium List 2" w:semiHidden="0" w:uiPriority="66" w:unhideWhenUsed="0"/>
-    <w:lsdException w:name="Medium Grid 1" w:semiHidden="0" w:uiPriority="67" w:unhideWhenUsed="0"/>
-    <w:lsdException w:name="Medium Grid 2" w:semiHidden="0" w:uiPriority="68" w:unhideWhenUsed="0"/>
-    <w:lsdException w:name="Medium Grid 3" w:semiHidden="0" w:uiPriority="69" w:unhideWhenUsed="0"/>
-    <w:lsdException w:name="Dark List" w:semiHidden="0" w:uiPriority="70" w:unhideWhenUsed="0"/>
-    <w:lsdException w:name="Colorful Shading" w:semiHidden="0" w:uiPriority="71" w:unhideWhenUsed="0"/>
-    <w:lsdException w:name="Colorful List" w:semiHidden="0" w:uiPriority="72" w:unhideWhenUsed="0"/>
-    <w:lsdException w:name="Colorful Grid" w:semiHidden="0" w:uiPriority="73" w:unhideWhenUsed="0"/>
-    <w:lsdException w:name="Light Shading Accent 1" w:semiHidden="0" w:uiPriority="60" w:unhideWhenUsed="0"/>
-    <w:lsdException w:name="Light List Accent 1" w:semiHidden="0" w:uiPriority="61" w:unhideWhenUsed="0"/>
-    <w:lsdException w:name="Light Grid Accent 1" w:semiHidden="0" w:uiPriority="62" w:unhideWhenUsed="0"/>
-    <w:lsdException w:name="Medium Shading 1 Accent 1" w:semiHidden="0" w:uiPriority="63" w:unhideWhenUsed="0"/>
-    <w:lsdException w:name="Medium Shading 2 Accent 1" w:semiHidden="0" w:uiPriority="64" w:unhideWhenUsed="0"/>
-    <w:lsdException w:name="Medium List 1 Accent 1" w:semiHidden="0" w:uiPriority="65" w:unhideWhenUsed="0"/>
-    <w:lsdException w:name="Revision" w:unhideWhenUsed="0"/>
-    <w:lsdException w:name="List Paragraph" w:semiHidden="0" w:uiPriority="34" w:unhideWhenUsed="0" w:qFormat="1"/>
-    <w:lsdException w:name="Quote" w:semiHidden="0" w:uiPriority="29" w:unhideWhenUsed="0" w:qFormat="1"/>
-    <w:lsdException w:name="Intense Quote" w:semiHidden="0" w:uiPriority="30" w:unhideWhenUsed="0" w:qFormat="1"/>
-    <w:lsdException w:name="Medium List 2 Accent 1" w:semiHidden="0" w:uiPriority="66" w:unhideWhenUsed="0"/>
-    <w:lsdException w:name="Medium Grid 1 Accent 1" w:semiHidden="0" w:uiPriority="67" w:unhideWhenUsed="0"/>
-    <w:lsdException w:name="Medium Grid 2 Accent 1" w:semiHidden="0" w:uiPriority="68" w:unhideWhenUsed="0"/>
-    <w:lsdException w:name="Medium Grid 3 Accent 1" w:semiHidden="0" w:uiPriority="69" w:unhideWhenUsed="0"/>
-    <w:lsdException w:name="Dark List Accent 1" w:semiHidden="0" w:uiPriority="70" w:unhideWhenUsed="0"/>
-    <w:lsdException w:name="Colorful Shading Accent 1" w:semiHidden="0" w:uiPriority="71" w:unhideWhenUsed="0"/>
-    <w:lsdException w:name="Colorful List Accent 1" w:semiHidden="0" w:uiPriority="72" w:unhideWhenUsed="0"/>
-    <w:lsdException w:name="Colorful Grid Accent 1" w:semiHidden="0" w:uiPriority="73" w:unhideWhenUsed="0"/>
-    <w:lsdException w:name="Light Shading Accent 2" w:semiHidden="0" w:uiPriority="60" w:unhideWhenUsed="0"/>
-    <w:lsdException w:name="Light List Accent 2" w:semiHidden="0" w:uiPriority="61" w:unhideWhenUsed="0"/>
-    <w:lsdException w:name="Light Grid Accent 2" w:semiHidden="0" w:uiPriority="62" w:unhideWhenUsed="0"/>
-    <w:lsdException w:name="Medium Shading 1 Accent 2" w:semiHidden="0" w:uiPriority="63" w:unhideWhenUsed="0"/>
-    <w:lsdException w:name="Medium Shading 2 Accent 2" w:semiHidden="0" w:uiPriority="64" w:unhideWhenUsed="0"/>
-    <w:lsdException w:name="Medium List 1 Accent 2" w:semiHidden="0" w:uiPriority="65" w:unhideWhenUsed="0"/>
-    <w:lsdException w:name="Medium List 2 Accent 2" w:semiHidden="0" w:uiPriority="66" w:unhideWhenUsed="0"/>
-    <w:lsdException w:name="Medium Grid 1 Accent 2" w:semiHidden="0" w:uiPriority="67" w:unhideWhenUsed="0"/>
-    <w:lsdException w:name="Medium Grid 2 Accent 2" w:semiHidden="0" w:uiPriority="68" w:unhideWhenUsed="0"/>
-    <w:lsdException w:name="Medium Grid 3 Accent 2" w:semiHidden="0" w:uiPriority="69" w:unhideWhenUsed="0"/>
-    <w:lsdException w:name="Dark List Accent 2" w:semiHidden="0" w:uiPriority="70" w:unhideWhenUsed="0"/>
-    <w:lsdException w:name="Colorful Shading Accent 2" w:semiHidden="0" w:uiPriority="71" w:unhideWhenUsed="0"/>
-    <w:lsdException w:name="Colorful List Accent 2" w:semiHidden="0" w:uiPriority="72" w:unhideWhenUsed="0"/>
-    <w:lsdException w:name="Colorful Grid Accent 2" w:semiHidden="0" w:uiPriority="73" w:unhideWhenUsed="0"/>
-    <w:lsdException w:name="Light Shading Accent 3" w:semiHidden="0" w:uiPriority="60" w:unhideWhenUsed="0"/>
-    <w:lsdException w:name="Light List Accent 3" w:semiHidden="0" w:uiPriority="61" w:unhideWhenUsed="0"/>
-    <w:lsdException w:name="Light Grid Accent 3" w:semiHidden="0" w:uiPriority="62" w:unhideWhenUsed="0"/>
-    <w:lsdException w:name="Medium Shading 1 Accent 3" w:semiHidden="0" w:uiPriority="63" w:unhideWhenUsed="0"/>
-    <w:lsdException w:name="Medium Shading 2 Accent 3" w:semiHidden="0" w:uiPriority="64" w:unhideWhenUsed="0"/>
-    <w:lsdException w:name="Medium List 1 Accent 3" w:semiHidden="0" w:uiPriority="65" w:unhideWhenUsed="0"/>
-    <w:lsdException w:name="Medium List 2 Accent 3" w:semiHidden="0" w:uiPriority="66" w:unhideWhenUsed="0"/>
-    <w:lsdException w:name="Medium Grid 1 Accent 3" w:semiHidden="0" w:uiPriority="67" w:unhideWhenUsed="0"/>
-    <w:lsdException w:name="Medium Grid 2 Accent 3" w:semiHidden="0" w:uiPriority="68" w:unhideWhenUsed="0"/>
-    <w:lsdException w:name="Medium Grid 3 Accent 3" w:semiHidden="0" w:uiPriority="69" w:unhideWhenUsed="0"/>
-    <w:lsdException w:name="Dark List Accent 3" w:semiHidden="0" w:uiPriority="70" w:unhideWhenUsed="0"/>
-    <w:lsdException w:name="Colorful Shading Accent 3" w:semiHidden="0" w:uiPriority="71" w:unhideWhenUsed="0"/>
-    <w:lsdException w:name="Colorful List Accent 3" w:semiHidden="0" w:uiPriority="72" w:unhideWhenUsed="0"/>
-    <w:lsdException w:name="Colorful Grid Accent 3" w:semiHidden="0" w:uiPriority="73" w:unhideWhenUsed="0"/>
-    <w:lsdException w:name="Light Shading Accent 4" w:semiHidden="0" w:uiPriority="60" w:unhideWhenUsed="0"/>
-    <w:lsdException w:name="Light List Accent 4" w:semiHidden="0" w:uiPriority="61" w:unhideWhenUsed="0"/>
-    <w:lsdException w:name="Light Grid Accent 4" w:semiHidden="0" w:uiPriority="62" w:unhideWhenUsed="0"/>
-    <w:lsdException w:name="Medium Shading 1 Accent 4" w:semiHidden="0" w:uiPriority="63" w:unhideWhenUsed="0"/>
-    <w:lsdException w:name="Medium Shading 2 Accent 4" w:semiHidden="0" w:uiPriority="64" w:unhideWhenUsed="0"/>
-    <w:lsdException w:name="Medium List 1 Accent 4" w:semiHidden="0" w:uiPriority="65" w:unhideWhenUsed="0"/>
-    <w:lsdException w:name="Medium List 2 Accent 4" w:semiHidden="0" w:uiPriority="66" w:unhideWhenUsed="0"/>
-    <w:lsdException w:name="Medium Grid 1 Accent 4" w:semiHidden="0" w:uiPriority="67" w:unhideWhenUsed="0"/>
-    <w:lsdException w:name="Medium Grid 2 Accent 4" w:semiHidden="0" w:uiPriority="68" w:unhideWhenUsed="0"/>
-    <w:lsdException w:name="Medium Grid 3 Accent 4" w:semiHidden="0" w:uiPriority="69" w:unhideWhenUsed="0"/>
-    <w:lsdException w:name="Dark List Accent 4" w:semiHidden="0" w:uiPriority="70" w:unhideWhenUsed="0"/>
-    <w:lsdException w:name="Colorful Shading Accent 4" w:semiHidden="0" w:uiPriority="71" w:unhideWhenUsed="0"/>
-    <w:lsdException w:name="Colorful List Accent 4" w:semiHidden="0" w:uiPriority="72" w:unhideWhenUsed="0"/>
-    <w:lsdException w:name="Colorful Grid Accent 4" w:semiHidden="0" w:uiPriority="73" w:unhideWhenUsed="0"/>
-    <w:lsdException w:name="Light Shading Accent 5" w:semiHidden="0" w:uiPriority="60" w:unhideWhenUsed="0"/>
-    <w:lsdException w:name="Light List Accent 5" w:semiHidden="0" w:uiPriority="61" w:unhideWhenUsed="0"/>
-    <w:lsdException w:name="Light Grid Accent 5" w:semiHidden="0" w:uiPriority="62" w:unhideWhenUsed="0"/>
-    <w:lsdException w:name="Medium Shading 1 Accent 5" w:semiHidden="0" w:uiPriority="63" w:unhideWhenUsed="0"/>
-    <w:lsdException w:name="Medium Shading 2 Accent 5" w:semiHidden="0" w:uiPriority="64" w:unhideWhenUsed="0"/>
-    <w:lsdException w:name="Medium List 1 Accent 5" w:semiHidden="0" w:uiPriority="65" w:unhideWhenUsed="0"/>
-    <w:lsdException w:name="Medium List 2 Accent 5" w:semiHidden="0" w:uiPriority="66" w:unhideWhenUsed="0"/>
-    <w:lsdException w:name="Medium Grid 1 Accent 5" w:semiHidden="0" w:uiPriority="67" w:unhideWhenUsed="0"/>
-    <w:lsdException w:name="Medium Grid 2 Accent 5" w:semiHidden="0" w:uiPriority="68" w:unhideWhenUsed="0"/>
-    <w:lsdException w:name="Medium Grid 3 Accent 5" w:semiHidden="0" w:uiPriority="69" w:unhideWhenUsed="0"/>
-    <w:lsdException w:name="Dark List Accent 5" w:semiHidden="0" w:uiPriority="70" w:unhideWhenUsed="0"/>
-    <w:lsdException w:name="Colorful Shading Accent 5" w:semiHidden="0" w:uiPriority="71" w:unhideWhenUsed="0"/>
-    <w:lsdException w:name="Colorful List Accent 5" w:semiHidden="0" w:uiPriority="72" w:unhideWhenUsed="0"/>
-    <w:lsdException w:name="Colorful Grid Accent 5" w:semiHidden="0" w:uiPriority="73" w:unhideWhenUsed="0"/>
-    <w:lsdException w:name="Light Shading Accent 6" w:semiHidden="0" w:uiPriority="60" w:unhideWhenUsed="0"/>
-    <w:lsdException w:name="Light List Accent 6" w:semiHidden="0" w:uiPriority="61" w:unhideWhenUsed="0"/>
-    <w:lsdException w:name="Light Grid Accent 6" w:semiHidden="0" w:uiPriority="62" w:unhideWhenUsed="0"/>
-    <w:lsdException w:name="Medium Shading 1 Accent 6" w:semiHidden="0" w:uiPriority="63" w:unhideWhenUsed="0"/>
-    <w:lsdException w:name="Medium Shading 2 Accent 6" w:semiHidden="0" w:uiPriority="64" w:unhideWhenUsed="0"/>
-    <w:lsdException w:name="Medium List 1 Accent 6" w:semiHidden="0" w:uiPriority="65" w:unhideWhenUsed="0"/>
-    <w:lsdException w:name="Medium List 2 Accent 6" w:semiHidden="0" w:uiPriority="66" w:unhideWhenUsed="0"/>
-    <w:lsdException w:name="Medium Grid 1 Accent 6" w:semiHidden="0" w:uiPriority="67" w:unhideWhenUsed="0"/>
-    <w:lsdException w:name="Medium Grid 2 Accent 6" w:semiHidden="0" w:uiPriority="68" w:unhideWhenUsed="0"/>
-    <w:lsdException w:name="Medium Grid 3 Accent 6" w:semiHidden="0" w:uiPriority="69" w:unhideWhenUsed="0"/>
-    <w:lsdException w:name="Dark List Accent 6" w:semiHidden="0" w:uiPriority="70" w:unhideWhenUsed="0"/>
-    <w:lsdException w:name="Colorful Shading Accent 6" w:semiHidden="0" w:uiPriority="71" w:unhideWhenUsed="0"/>
-    <w:lsdException w:name="Colorful List Accent 6" w:semiHidden="0" w:uiPriority="72" w:unhideWhenUsed="0"/>
-    <w:lsdException w:name="Colorful Grid Accent 6" w:semiHidden="0" w:uiPriority="73" w:unhideWhenUsed="0"/>
-    <w:lsdException w:name="Subtle Emphasis" w:semiHidden="0" w:uiPriority="19" w:unhideWhenUsed="0" w:qFormat="1"/>
-    <w:lsdException w:name="Intense Emphasis" w:semiHidden="0" w:uiPriority="21" w:unhideWhenUsed="0" w:qFormat="1"/>
-    <w:lsdException w:name="Subtle Reference" w:semiHidden="0" w:uiPriority="31" w:unhideWhenUsed="0" w:qFormat="1"/>
-    <w:lsdException w:name="Intense Reference" w:semiHidden="0" w:uiPriority="32" w:unhideWhenUsed="0" w:qFormat="1"/>
-    <w:lsdException w:name="Book Title" w:semiHidden="0" w:uiPriority="33" w:unhideWhenUsed="0" w:qFormat="1"/>
-    <w:lsdException w:name="Bibliography" w:uiPriority="37"/>
-    <w:lsdException w:name="TOC Heading" w:uiPriority="39" w:qFormat="1"/>
+  <w:latentStyles w:defLockedState="0" w:defUIPriority="99" w:defSemiHidden="0" w:defUnhideWhenUsed="0" w:defQFormat="0" w:count="371">
+    <w:lsdException w:name="Normal" w:uiPriority="0" w:qFormat="1"/>
+    <w:lsdException w:name="heading 1" w:uiPriority="9" w:qFormat="1"/>
+    <w:lsdException w:name="heading 2" w:semiHidden="1" w:uiPriority="9" w:unhideWhenUsed="1" w:qFormat="1"/>
+    <w:lsdException w:name="heading 3" w:semiHidden="1" w:uiPriority="9" w:unhideWhenUsed="1" w:qFormat="1"/>
+    <w:lsdException w:name="heading 4" w:semiHidden="1" w:uiPriority="9" w:unhideWhenUsed="1" w:qFormat="1"/>
+    <w:lsdException w:name="heading 5" w:semiHidden="1" w:uiPriority="9" w:unhideWhenUsed="1" w:qFormat="1"/>
+    <w:lsdException w:name="heading 6" w:semiHidden="1" w:uiPriority="9" w:unhideWhenUsed="1" w:qFormat="1"/>
+    <w:lsdException w:name="heading 7" w:semiHidden="1" w:uiPriority="9" w:unhideWhenUsed="1" w:qFormat="1"/>
+    <w:lsdException w:name="heading 8" w:semiHidden="1" w:uiPriority="9" w:unhideWhenUsed="1" w:qFormat="1"/>
+    <w:lsdException w:name="heading 9" w:semiHidden="1" w:uiPriority="9" w:unhideWhenUsed="1" w:qFormat="1"/>
+    <w:lsdException w:name="index 1" w:semiHidden="1" w:unhideWhenUsed="1"/>
+    <w:lsdException w:name="index 2" w:semiHidden="1" w:unhideWhenUsed="1"/>
+    <w:lsdException w:name="index 3" w:semiHidden="1" w:unhideWhenUsed="1"/>
+    <w:lsdException w:name="index 4" w:semiHidden="1" w:unhideWhenUsed="1"/>
+    <w:lsdException w:name="index 5" w:semiHidden="1" w:unhideWhenUsed="1"/>
+    <w:lsdException w:name="index 6" w:semiHidden="1" w:unhideWhenUsed="1"/>
+    <w:lsdException w:name="index 7" w:semiHidden="1" w:unhideWhenUsed="1"/>
+    <w:lsdException w:name="index 8" w:semiHidden="1" w:unhideWhenUsed="1"/>
+    <w:lsdException w:name="index 9" w:semiHidden="1" w:unhideWhenUsed="1"/>
+    <w:lsdException w:name="toc 1" w:semiHidden="1" w:uiPriority="39" w:unhideWhenUsed="1"/>
+    <w:lsdException w:name="toc 2" w:semiHidden="1" w:uiPriority="39" w:unhideWhenUsed="1"/>
+    <w:lsdException w:name="toc 3" w:semiHidden="1" w:uiPriority="39" w:unhideWhenUsed="1"/>
+    <w:lsdException w:name="toc 4" w:semiHidden="1" w:uiPriority="39" w:unhideWhenUsed="1"/>
+    <w:lsdException w:name="toc 5" w:semiHidden="1" w:uiPriority="39" w:unhideWhenUsed="1"/>
+    <w:lsdException w:name="toc 6" w:semiHidden="1" w:uiPriority="39" w:unhideWhenUsed="1"/>
+    <w:lsdException w:name="toc 7" w:semiHidden="1" w:uiPriority="39" w:unhideWhenUsed="1"/>
+    <w:lsdException w:name="toc 8" w:semiHidden="1" w:uiPriority="39" w:unhideWhenUsed="1"/>
+    <w:lsdException w:name="toc 9" w:semiHidden="1" w:uiPriority="39" w:unhideWhenUsed="1"/>
+    <w:lsdException w:name="Normal Indent" w:semiHidden="1" w:unhideWhenUsed="1"/>
+    <w:lsdException w:name="footnote text" w:semiHidden="1" w:unhideWhenUsed="1"/>
+    <w:lsdException w:name="annotation text" w:semiHidden="1" w:unhideWhenUsed="1"/>
+    <w:lsdException w:name="header" w:semiHidden="1" w:unhideWhenUsed="1"/>
+    <w:lsdException w:name="footer" w:semiHidden="1" w:unhideWhenUsed="1"/>
+    <w:lsdException w:name="index heading" w:semiHidden="1" w:unhideWhenUsed="1"/>
+    <w:lsdException w:name="caption" w:semiHidden="1" w:uiPriority="35" w:unhideWhenUsed="1" w:qFormat="1"/>
+    <w:lsdException w:name="table of figures" w:semiHidden="1" w:unhideWhenUsed="1"/>
+    <w:lsdException w:name="envelope address" w:semiHidden="1" w:unhideWhenUsed="1"/>
+    <w:lsdException w:name="envelope return" w:semiHidden="1" w:unhideWhenUsed="1"/>
+    <w:lsdException w:name="footnote reference" w:semiHidden="1" w:unhideWhenUsed="1"/>
+    <w:lsdException w:name="annotation reference" w:semiHidden="1" w:unhideWhenUsed="1"/>
+    <w:lsdException w:name="line number" w:semiHidden="1" w:unhideWhenUsed="1"/>
+    <w:lsdException w:name="page number" w:semiHidden="1" w:unhideWhenUsed="1"/>
+    <w:lsdException w:name="endnote reference" w:semiHidden="1" w:unhideWhenUsed="1"/>
+    <w:lsdException w:name="endnote text" w:semiHidden="1" w:unhideWhenUsed="1"/>
+    <w:lsdException w:name="table of authorities" w:semiHidden="1" w:unhideWhenUsed="1"/>
+    <w:lsdException w:name="macro" w:semiHidden="1" w:unhideWhenUsed="1"/>
+    <w:lsdException w:name="toa heading" w:semiHidden="1" w:unhideWhenUsed="1"/>
+    <w:lsdException w:name="List" w:semiHidden="1" w:unhideWhenUsed="1"/>
+    <w:lsdException w:name="List Bullet" w:semiHidden="1" w:unhideWhenUsed="1"/>
+    <w:lsdException w:name="List Number" w:semiHidden="1" w:unhideWhenUsed="1"/>
+    <w:lsdException w:name="List 2" w:semiHidden="1" w:unhideWhenUsed="1"/>
+    <w:lsdException w:name="List 3" w:semiHidden="1" w:unhideWhenUsed="1"/>
+    <w:lsdException w:name="List 4" w:semiHidden="1" w:unhideWhenUsed="1"/>
+    <w:lsdException w:name="List 5" w:semiHidden="1" w:unhideWhenUsed="1"/>
+    <w:lsdException w:name="List Bullet 2" w:semiHidden="1" w:unhideWhenUsed="1"/>
+    <w:lsdException w:name="List Bullet 3" w:semiHidden="1" w:unhideWhenUsed="1"/>
+    <w:lsdException w:name="List Bullet 4" w:semiHidden="1" w:unhideWhenUsed="1"/>
+    <w:lsdException w:name="List Bullet 5" w:semiHidden="1" w:unhideWhenUsed="1"/>
+    <w:lsdException w:name="List Number 2" w:semiHidden="1" w:unhideWhenUsed="1"/>
+    <w:lsdException w:name="List Number 3" w:semiHidden="1" w:unhideWhenUsed="1"/>
+    <w:lsdException w:name="List Number 4" w:semiHidden="1" w:unhideWhenUsed="1"/>
+    <w:lsdException w:name="List Number 5" w:semiHidden="1" w:unhideWhenUsed="1"/>
+    <w:lsdException w:name="Title" w:uiPriority="10" w:qFormat="1"/>
+    <w:lsdException w:name="Closing" w:semiHidden="1" w:unhideWhenUsed="1"/>
+    <w:lsdException w:name="Signature" w:semiHidden="1" w:unhideWhenUsed="1"/>
+    <w:lsdException w:name="Default Paragraph Font" w:semiHidden="1" w:uiPriority="1" w:unhideWhenUsed="1"/>
+    <w:lsdException w:name="Body Text" w:semiHidden="1" w:unhideWhenUsed="1"/>
+    <w:lsdException w:name="Body Text Indent" w:semiHidden="1" w:unhideWhenUsed="1"/>
+    <w:lsdException w:name="List Continue" w:semiHidden="1" w:unhideWhenUsed="1"/>
+    <w:lsdException w:name="List Continue 2" w:semiHidden="1" w:unhideWhenUsed="1"/>
+    <w:lsdException w:name="List Continue 3" w:semiHidden="1" w:unhideWhenUsed="1"/>
+    <w:lsdException w:name="List Continue 4" w:semiHidden="1" w:unhideWhenUsed="1"/>
+    <w:lsdException w:name="List Continue 5" w:semiHidden="1" w:unhideWhenUsed="1"/>
+    <w:lsdException w:name="Message Header" w:semiHidden="1" w:unhideWhenUsed="1"/>
+    <w:lsdException w:name="Subtitle" w:uiPriority="11" w:qFormat="1"/>
+    <w:lsdException w:name="Salutation" w:semiHidden="1" w:unhideWhenUsed="1"/>
+    <w:lsdException w:name="Date" w:semiHidden="1" w:unhideWhenUsed="1"/>
+    <w:lsdException w:name="Body Text First Indent" w:semiHidden="1" w:unhideWhenUsed="1"/>
+    <w:lsdException w:name="Body Text First Indent 2" w:semiHidden="1" w:unhideWhenUsed="1"/>
+    <w:lsdException w:name="Note Heading" w:semiHidden="1" w:unhideWhenUsed="1"/>
+    <w:lsdException w:name="Body Text 2" w:semiHidden="1" w:unhideWhenUsed="1"/>
+    <w:lsdException w:name="Body Text 3" w:semiHidden="1" w:unhideWhenUsed="1"/>
+    <w:lsdException w:name="Body Text Indent 2" w:semiHidden="1" w:unhideWhenUsed="1"/>
+    <w:lsdException w:name="Body Text Indent 3" w:semiHidden="1" w:unhideWhenUsed="1"/>
+    <w:lsdException w:name="Block Text" w:semiHidden="1" w:unhideWhenUsed="1"/>
+    <w:lsdException w:name="Hyperlink" w:semiHidden="1" w:unhideWhenUsed="1"/>
+    <w:lsdException w:name="FollowedHyperlink" w:semiHidden="1" w:unhideWhenUsed="1"/>
+    <w:lsdException w:name="Strong" w:uiPriority="22" w:qFormat="1"/>
+    <w:lsdException w:name="Emphasis" w:uiPriority="20" w:qFormat="1"/>
+    <w:lsdException w:name="Document Map" w:semiHidden="1" w:unhideWhenUsed="1"/>
+    <w:lsdException w:name="Plain Text" w:semiHidden="1" w:unhideWhenUsed="1"/>
+    <w:lsdException w:name="E-mail Signature" w:semiHidden="1" w:unhideWhenUsed="1"/>
+    <w:lsdException w:name="HTML Top of Form" w:semiHidden="1" w:unhideWhenUsed="1"/>
+    <w:lsdException w:name="HTML Bottom of Form" w:semiHidden="1" w:unhideWhenUsed="1"/>
+    <w:lsdException w:name="Normal (Web)" w:semiHidden="1" w:unhideWhenUsed="1"/>
+    <w:lsdException w:name="HTML Acronym" w:semiHidden="1" w:unhideWhenUsed="1"/>
+    <w:lsdException w:name="HTML Address" w:semiHidden="1" w:unhideWhenUsed="1"/>
+    <w:lsdException w:name="HTML Cite" w:semiHidden="1" w:unhideWhenUsed="1"/>
+    <w:lsdException w:name="HTML Code" w:semiHidden="1" w:unhideWhenUsed="1"/>
+    <w:lsdException w:name="HTML Definition" w:semiHidden="1" w:unhideWhenUsed="1"/>
+    <w:lsdException w:name="HTML Keyboard" w:semiHidden="1" w:unhideWhenUsed="1"/>
+    <w:lsdException w:name="HTML Preformatted" w:semiHidden="1" w:unhideWhenUsed="1"/>
+    <w:lsdException w:name="HTML Sample" w:semiHidden="1" w:unhideWhenUsed="1"/>
+    <w:lsdException w:name="HTML Typewriter" w:semiHidden="1" w:unhideWhenUsed="1"/>
+    <w:lsdException w:name="HTML Variable" w:semiHidden="1" w:unhideWhenUsed="1"/>
+    <w:lsdException w:name="Normal Table" w:semiHidden="1" w:unhideWhenUsed="1"/>
+    <w:lsdException w:name="annotation subject" w:semiHidden="1" w:unhideWhenUsed="1"/>
+    <w:lsdException w:name="No List" w:semiHidden="1" w:unhideWhenUsed="1"/>
+    <w:lsdException w:name="Outline List 1" w:semiHidden="1" w:unhideWhenUsed="1"/>
+    <w:lsdException w:name="Outline List 2" w:semiHidden="1" w:unhideWhenUsed="1"/>
+    <w:lsdException w:name="Outline List 3" w:semiHidden="1" w:unhideWhenUsed="1"/>
+    <w:lsdException w:name="Table Simple 1" w:semiHidden="1" w:unhideWhenUsed="1"/>
+    <w:lsdException w:name="Table Simple 2" w:semiHidden="1" w:unhideWhenUsed="1"/>
+    <w:lsdException w:name="Table Simple 3" w:semiHidden="1" w:unhideWhenUsed="1"/>
+    <w:lsdException w:name="Table Classic 1" w:semiHidden="1" w:unhideWhenUsed="1"/>
+    <w:lsdException w:name="Table Classic 2" w:semiHidden="1" w:unhideWhenUsed="1"/>
+    <w:lsdException w:name="Table Classic 3" w:semiHidden="1" w:unhideWhenUsed="1"/>
+    <w:lsdException w:name="Table Classic 4" w:semiHidden="1" w:unhideWhenUsed="1"/>
+    <w:lsdException w:name="Table Colorful 1" w:semiHidden="1" w:unhideWhenUsed="1"/>
+    <w:lsdException w:name="Table Colorful 2" w:semiHidden="1" w:unhideWhenUsed="1"/>
+    <w:lsdException w:name="Table Colorful 3" w:semiHidden="1" w:unhideWhenUsed="1"/>
+    <w:lsdException w:name="Table Columns 1" w:semiHidden="1" w:unhideWhenUsed="1"/>
+    <w:lsdException w:name="Table Columns 2" w:semiHidden="1" w:unhideWhenUsed="1"/>
+    <w:lsdException w:name="Table Columns 3" w:semiHidden="1" w:unhideWhenUsed="1"/>
+    <w:lsdException w:name="Table Columns 4" w:semiHidden="1" w:unhideWhenUsed="1"/>
+    <w:lsdException w:name="Table Columns 5" w:semiHidden="1" w:unhideWhenUsed="1"/>
+    <w:lsdException w:name="Table Grid 1" w:semiHidden="1" w:unhideWhenUsed="1"/>
+    <w:lsdException w:name="Table Grid 2" w:semiHidden="1" w:unhideWhenUsed="1"/>
+    <w:lsdException w:name="Table Grid 3" w:semiHidden="1" w:unhideWhenUsed="1"/>
+    <w:lsdException w:name="Table Grid 4" w:semiHidden="1" w:unhideWhenUsed="1"/>
+    <w:lsdException w:name="Table Grid 5" w:semiHidden="1" w:unhideWhenUsed="1"/>
+    <w:lsdException w:name="Table Grid 6" w:semiHidden="1" w:unhideWhenUsed="1"/>
+    <w:lsdException w:name="Table Grid 7" w:semiHidden="1" w:unhideWhenUsed="1"/>
+    <w:lsdException w:name="Table Grid 8" w:semiHidden="1" w:unhideWhenUsed="1"/>
+    <w:lsdException w:name="Table List 1" w:semiHidden="1" w:unhideWhenUsed="1"/>
+    <w:lsdException w:name="Table List 2" w:semiHidden="1" w:unhideWhenUsed="1"/>
+    <w:lsdException w:name="Table List 3" w:semiHidden="1" w:unhideWhenUsed="1"/>
+    <w:lsdException w:name="Table List 4" w:semiHidden="1" w:unhideWhenUsed="1"/>
+    <w:lsdException w:name="Table List 5" w:semiHidden="1" w:unhideWhenUsed="1"/>
+    <w:lsdException w:name="Table List 6" w:semiHidden="1" w:unhideWhenUsed="1"/>
+    <w:lsdException w:name="Table List 7" w:semiHidden="1" w:unhideWhenUsed="1"/>
+    <w:lsdException w:name="Table List 8" w:semiHidden="1" w:unhideWhenUsed="1"/>
+    <w:lsdException w:name="Table 3D effects 1" w:semiHidden="1" w:unhideWhenUsed="1"/>
+    <w:lsdException w:name="Table 3D effects 2" w:semiHidden="1" w:unhideWhenUsed="1"/>
+    <w:lsdException w:name="Table 3D effects 3" w:semiHidden="1" w:unhideWhenUsed="1"/>
+    <w:lsdException w:name="Table Contemporary" w:semiHidden="1" w:unhideWhenUsed="1"/>
+    <w:lsdException w:name="Table Elegant" w:semiHidden="1" w:unhideWhenUsed="1"/>
+    <w:lsdException w:name="Table Professional" w:semiHidden="1" w:unhideWhenUsed="1"/>
+    <w:lsdException w:name="Table Subtle 1" w:semiHidden="1" w:unhideWhenUsed="1"/>
+    <w:lsdException w:name="Table Subtle 2" w:semiHidden="1" w:unhideWhenUsed="1"/>
+    <w:lsdException w:name="Table Web 1" w:semiHidden="1" w:unhideWhenUsed="1"/>
+    <w:lsdException w:name="Table Web 2" w:semiHidden="1" w:unhideWhenUsed="1"/>
+    <w:lsdException w:name="Table Web 3" w:semiHidden="1" w:unhideWhenUsed="1"/>
+    <w:lsdException w:name="Balloon Text" w:semiHidden="1" w:unhideWhenUsed="1"/>
+    <w:lsdException w:name="Table Grid" w:uiPriority="59"/>
+    <w:lsdException w:name="Table Theme" w:semiHidden="1" w:unhideWhenUsed="1"/>
+    <w:lsdException w:name="Placeholder Text" w:semiHidden="1"/>
+    <w:lsdException w:name="No Spacing" w:uiPriority="1" w:qFormat="1"/>
+    <w:lsdException w:name="Light Shading" w:uiPriority="60"/>
+    <w:lsdException w:name="Light List" w:uiPriority="61"/>
+    <w:lsdException w:name="Light Grid" w:uiPriority="62"/>
+    <w:lsdException w:name="Medium Shading 1" w:uiPriority="63"/>
+    <w:lsdException w:name="Medium Shading 2" w:uiPriority="64"/>
+    <w:lsdException w:name="Medium List 1" w:uiPriority="65"/>
+    <w:lsdException w:name="Medium List 2" w:uiPriority="66"/>
+    <w:lsdException w:name="Medium Grid 1" w:uiPriority="67"/>
+    <w:lsdException w:name="Medium Grid 2" w:uiPriority="68"/>
+    <w:lsdException w:name="Medium Grid 3" w:uiPriority="69"/>
+    <w:lsdException w:name="Dark List" w:uiPriority="70"/>
+    <w:lsdException w:name="Colorful Shading" w:uiPriority="71"/>
+    <w:lsdException w:name="Colorful List" w:uiPriority="72"/>
+    <w:lsdException w:name="Colorful Grid" w:uiPriority="73"/>
+    <w:lsdException w:name="Light Shading Accent 1" w:uiPriority="60"/>
+    <w:lsdException w:name="Light List Accent 1" w:uiPriority="61"/>
+    <w:lsdException w:name="Light Grid Accent 1" w:uiPriority="62"/>
+    <w:lsdException w:name="Medium Shading 1 Accent 1" w:uiPriority="63"/>
+    <w:lsdException w:name="Medium Shading 2 Accent 1" w:uiPriority="64"/>
+    <w:lsdException w:name="Medium List 1 Accent 1" w:uiPriority="65"/>
+    <w:lsdException w:name="Revision" w:semiHidden="1"/>
+    <w:lsdException w:name="List Paragraph" w:uiPriority="34" w:qFormat="1"/>
+    <w:lsdException w:name="Quote" w:uiPriority="29" w:qFormat="1"/>
+    <w:lsdException w:name="Intense Quote" w:uiPriority="30" w:qFormat="1"/>
+    <w:lsdException w:name="Medium List 2 Accent 1" w:uiPriority="66"/>
+    <w:lsdException w:name="Medium Grid 1 Accent 1" w:uiPriority="67"/>
+    <w:lsdException w:name="Medium Grid 2 Accent 1" w:uiPriority="68"/>
+    <w:lsdException w:name="Medium Grid 3 Accent 1" w:uiPriority="69"/>
+    <w:lsdException w:name="Dark List Accent 1" w:uiPriority="70"/>
+    <w:lsdException w:name="Colorful Shading Accent 1" w:uiPriority="71"/>
+    <w:lsdException w:name="Colorful List Accent 1" w:uiPriority="72"/>
+    <w:lsdException w:name="Colorful Grid Accent 1" w:uiPriority="73"/>
+    <w:lsdException w:name="Light Shading Accent 2" w:uiPriority="60"/>
+    <w:lsdException w:name="Light List Accent 2" w:uiPriority="61"/>
+    <w:lsdException w:name="Light Grid Accent 2" w:uiPriority="62"/>
+    <w:lsdException w:name="Medium Shading 1 Accent 2" w:uiPriority="63"/>
+    <w:lsdException w:name="Medium Shading 2 Accent 2" w:uiPriority="64"/>
+    <w:lsdException w:name="Medium List 1 Accent 2" w:uiPriority="65"/>
+    <w:lsdException w:name="Medium List 2 Accent 2" w:uiPriority="66"/>
+    <w:lsdException w:name="Medium Grid 1 Accent 2" w:uiPriority="67"/>
+    <w:lsdException w:name="Medium Grid 2 Accent 2" w:uiPriority="68"/>
+    <w:lsdException w:name="Medium Grid 3 Accent 2" w:uiPriority="69"/>
+    <w:lsdException w:name="Dark List Accent 2" w:uiPriority="70"/>
+    <w:lsdException w:name="Colorful Shading Accent 2" w:uiPriority="71"/>
+    <w:lsdException w:name="Colorful List Accent 2" w:uiPriority="72"/>
+    <w:lsdException w:name="Colorful Grid Accent 2" w:uiPriority="73"/>
+    <w:lsdException w:name="Light Shading Accent 3" w:uiPriority="60"/>
+    <w:lsdException w:name="Light List Accent 3" w:uiPriority="61"/>
+    <w:lsdException w:name="Light Grid Accent 3" w:uiPriority="62"/>
+    <w:lsdException w:name="Medium Shading 1 Accent 3" w:uiPriority="63"/>
+    <w:lsdException w:name="Medium Shading 2 Accent 3" w:uiPriority="64"/>
+    <w:lsdException w:name="Medium List 1 Accent 3" w:uiPriority="65"/>
+    <w:lsdException w:name="Medium List 2 Accent 3" w:uiPriority="66"/>
+    <w:lsdException w:name="Medium Grid 1 Accent 3" w:uiPriority="67"/>
+    <w:lsdException w:name="Medium Grid 2 Accent 3" w:uiPriority="68"/>
+    <w:lsdException w:name="Medium Grid 3 Accent 3" w:uiPriority="69"/>
+    <w:lsdException w:name="Dark List Accent 3" w:uiPriority="70"/>
+    <w:lsdException w:name="Colorful Shading Accent 3" w:uiPriority="71"/>
+    <w:lsdException w:name="Colorful List Accent 3" w:uiPriority="72"/>
+    <w:lsdException w:name="Colorful Grid Accent 3" w:uiPriority="73"/>
+    <w:lsdException w:name="Light Shading Accent 4" w:uiPriority="60"/>
+    <w:lsdException w:name="Light List Accent 4" w:uiPriority="61"/>
+    <w:lsdException w:name="Light Grid Accent 4" w:uiPriority="62"/>
+    <w:lsdException w:name="Medium Shading 1 Accent 4" w:uiPriority="63"/>
+    <w:lsdException w:name="Medium Shading 2 Accent 4" w:uiPriority="64"/>
+    <w:lsdException w:name="Medium List 1 Accent 4" w:uiPriority="65"/>
+    <w:lsdException w:name="Medium List 2 Accent 4" w:uiPriority="66"/>
+    <w:lsdException w:name="Medium Grid 1 Accent 4" w:uiPriority="67"/>
+    <w:lsdException w:name="Medium Grid 2 Accent 4" w:uiPriority="68"/>
+    <w:lsdException w:name="Medium Grid 3 Accent 4" w:uiPriority="69"/>
+    <w:lsdException w:name="Dark List Accent 4" w:uiPriority="70"/>
+    <w:lsdException w:name="Colorful Shading Accent 4" w:uiPriority="71"/>
+    <w:lsdException w:name="Colorful List Accent 4" w:uiPriority="72"/>
+    <w:lsdException w:name="Colorful Grid Accent 4" w:uiPriority="73"/>
+    <w:lsdException w:name="Light Shading Accent 5" w:uiPriority="60"/>
+    <w:lsdException w:name="Light List Accent 5" w:uiPriority="61"/>
+    <w:lsdException w:name="Light Grid Accent 5" w:uiPriority="62"/>
+    <w:lsdException w:name="Medium Shading 1 Accent 5" w:uiPriority="63"/>
+    <w:lsdException w:name="Medium Shading 2 Accent 5" w:uiPriority="64"/>
+    <w:lsdException w:name="Medium List 1 Accent 5" w:uiPriority="65"/>
+    <w:lsdException w:name="Medium List 2 Accent 5" w:uiPriority="66"/>
+    <w:lsdException w:name="Medium Grid 1 Accent 5" w:uiPriority="67"/>
+    <w:lsdException w:name="Medium Grid 2 Accent 5" w:uiPriority="68"/>
+    <w:lsdException w:name="Medium Grid 3 Accent 5" w:uiPriority="69"/>
+    <w:lsdException w:name="Dark List Accent 5" w:uiPriority="70"/>
+    <w:lsdException w:name="Colorful Shading Accent 5" w:uiPriority="71"/>
+    <w:lsdException w:name="Colorful List Accent 5" w:uiPriority="72"/>
+    <w:lsdException w:name="Colorful Grid Accent 5" w:uiPriority="73"/>
+    <w:lsdException w:name="Light Shading Accent 6" w:uiPriority="60"/>
+    <w:lsdException w:name="Light List Accent 6" w:uiPriority="61"/>
+    <w:lsdException w:name="Light Grid Accent 6" w:uiPriority="62"/>
+    <w:lsdException w:name="Medium Shading 1 Accent 6" w:uiPriority="63"/>
+    <w:lsdException w:name="Medium Shading 2 Accent 6" w:uiPriority="64"/>
+    <w:lsdException w:name="Medium List 1 Accent 6" w:uiPriority="65"/>
+    <w:lsdException w:name="Medium List 2 Accent 6" w:uiPriority="66"/>
+    <w:lsdException w:name="Medium Grid 1 Accent 6" w:uiPriority="67"/>
+    <w:lsdException w:name="Medium Grid 2 Accent 6" w:uiPriority="68"/>
+    <w:lsdException w:name="Medium Grid 3 Accent 6" w:uiPriority="69"/>
+    <w:lsdException w:name="Dark List Accent 6" w:uiPriority="70"/>
+    <w:lsdException w:name="Colorful Shading Accent 6" w:uiPriority="71"/>
+    <w:lsdException w:name="Colorful List Accent 6" w:uiPriority="72"/>
+    <w:lsdException w:name="Colorful Grid Accent 6" w:uiPriority="73"/>
+    <w:lsdException w:name="Subtle Emphasis" w:uiPriority="19" w:qFormat="1"/>
+    <w:lsdException w:name="Intense Emphasis" w:uiPriority="21" w:qFormat="1"/>
+    <w:lsdException w:name="Subtle Reference" w:uiPriority="31" w:qFormat="1"/>
+    <w:lsdException w:name="Intense Reference" w:uiPriority="32" w:qFormat="1"/>
+    <w:lsdException w:name="Book Title" w:uiPriority="33" w:qFormat="1"/>
+    <w:lsdException w:name="Bibliography" w:semiHidden="1" w:uiPriority="37" w:unhideWhenUsed="1"/>
+    <w:lsdException w:name="TOC Heading" w:semiHidden="1" w:uiPriority="39" w:unhideWhenUsed="1" w:qFormat="1"/>
+    <w:lsdException w:name="Plain Table 1" w:uiPriority="41"/>
+    <w:lsdException w:name="Plain Table 2" w:uiPriority="42"/>
+    <w:lsdException w:name="Plain Table 3" w:uiPriority="43"/>
+    <w:lsdException w:name="Plain Table 4" w:uiPriority="44"/>
+    <w:lsdException w:name="Plain Table 5" w:uiPriority="45"/>
+    <w:lsdException w:name="Grid Table Light" w:uiPriority="40"/>
+    <w:lsdException w:name="Grid Table 1 Light" w:uiPriority="46"/>
+    <w:lsdException w:name="Grid Table 2" w:uiPriority="47"/>
+    <w:lsdException w:name="Grid Table 3" w:uiPriority="48"/>
+    <w:lsdException w:name="Grid Table 4" w:uiPriority="49"/>
+    <w:lsdException w:name="Grid Table 5 Dark" w:uiPriority="50"/>
+    <w:lsdException w:name="Grid Table 6 Colorful" w:uiPriority="51"/>
+    <w:lsdException w:name="Grid Table 7 Colorful" w:uiPriority="52"/>
+    <w:lsdException w:name="Grid Table 1 Light Accent 1" w:uiPriority="46"/>
+    <w:lsdException w:name="Grid Table 2 Accent 1" w:uiPriority="47"/>
+    <w:lsdException w:name="Grid Table 3 Accent 1" w:uiPriority="48"/>
+    <w:lsdException w:name="Grid Table 4 Accent 1" w:uiPriority="49"/>
+    <w:lsdException w:name="Grid Table 5 Dark Accent 1" w:uiPriority="50"/>
+    <w:lsdException w:name="Grid Table 6 Colorful Accent 1" w:uiPriority="51"/>
+    <w:lsdException w:name="Grid Table 7 Colorful Accent 1" w:uiPriority="52"/>
+    <w:lsdException w:name="Grid Table 1 Light Accent 2" w:uiPriority="46"/>
+    <w:lsdException w:name="Grid Table 2 Accent 2" w:uiPriority="47"/>
+    <w:lsdException w:name="Grid Table 3 Accent 2" w:uiPriority="48"/>
+    <w:lsdException w:name="Grid Table 4 Accent 2" w:uiPriority="49"/>
+    <w:lsdException w:name="Grid Table 5 Dark Accent 2" w:uiPriority="50"/>
+    <w:lsdException w:name="Grid Table 6 Colorful Accent 2" w:uiPriority="51"/>
+    <w:lsdException w:name="Grid Table 7 Colorful Accent 2" w:uiPriority="52"/>
+    <w:lsdException w:name="Grid Table 1 Light Accent 3" w:uiPriority="46"/>
+    <w:lsdException w:name="Grid Table 2 Accent 3" w:uiPriority="47"/>
+    <w:lsdException w:name="Grid Table 3 Accent 3" w:uiPriority="48"/>
+    <w:lsdException w:name="Grid Table 4 Accent 3" w:uiPriority="49"/>
+    <w:lsdException w:name="Grid Table 5 Dark Accent 3" w:uiPriority="50"/>
+    <w:lsdException w:name="Grid Table 6 Colorful Accent 3" w:uiPriority="51"/>
+    <w:lsdException w:name="Grid Table 7 Colorful Accent 3" w:uiPriority="52"/>
+    <w:lsdException w:name="Grid Table 1 Light Accent 4" w:uiPriority="46"/>
+    <w:lsdException w:name="Grid Table 2 Accent 4" w:uiPriority="47"/>
+    <w:lsdException w:name="Grid Table 3 Accent 4" w:uiPriority="48"/>
+    <w:lsdException w:name="Grid Table 4 Accent 4" w:uiPriority="49"/>
+    <w:lsdException w:name="Grid Table 5 Dark Accent 4" w:uiPriority="50"/>
+    <w:lsdException w:name="Grid Table 6 Colorful Accent 4" w:uiPriority="51"/>
+    <w:lsdException w:name="Grid Table 7 Colorful Accent 4" w:uiPriority="52"/>
+    <w:lsdException w:name="Grid Table 1 Light Accent 5" w:uiPriority="46"/>
+    <w:lsdException w:name="Grid Table 2 Accent 5" w:uiPriority="47"/>
+    <w:lsdException w:name="Grid Table 3 Accent 5" w:uiPriority="48"/>
+    <w:lsdException w:name="Grid Table 4 Accent 5" w:uiPriority="49"/>
+    <w:lsdException w:name="Grid Table 5 Dark Accent 5" w:uiPriority="50"/>
+    <w:lsdException w:name="Grid Table 6 Colorful Accent 5" w:uiPriority="51"/>
+    <w:lsdException w:name="Grid Table 7 Colorful Accent 5" w:uiPriority="52"/>
+    <w:lsdException w:name="Grid Table 1 Light Accent 6" w:uiPriority="46"/>
+    <w:lsdException w:name="Grid Table 2 Accent 6" w:uiPriority="47"/>
+    <w:lsdException w:name="Grid Table 3 Accent 6" w:uiPriority="48"/>
+    <w:lsdException w:name="Grid Table 4 Accent 6" w:uiPriority="49"/>
+    <w:lsdException w:name="Grid Table 5 Dark Accent 6" w:uiPriority="50"/>
+    <w:lsdException w:name="Grid Table 6 Colorful Accent 6" w:uiPriority="51"/>
+    <w:lsdException w:name="Grid Table 7 Colorful Accent 6" w:uiPriority="52"/>
+    <w:lsdException w:name="List Table 1 Light" w:uiPriority="46"/>
+    <w:lsdException w:name="List Table 2" w:uiPriority="47"/>
+    <w:lsdException w:name="List Table 3" w:uiPriority="48"/>
+    <w:lsdException w:name="List Table 4" w:uiPriority="49"/>
+    <w:lsdException w:name="List Table 5 Dark" w:uiPriority="50"/>
+    <w:lsdException w:name="List Table 6 Colorful" w:uiPriority="51"/>
+    <w:lsdException w:name="List Table 7 Colorful" w:uiPriority="52"/>
+    <w:lsdException w:name="List Table 1 Light Accent 1" w:uiPriority="46"/>
+    <w:lsdException w:name="List Table 2 Accent 1" w:uiPriority="47"/>
+    <w:lsdException w:name="List Table 3 Accent 1" w:uiPriority="48"/>
+    <w:lsdException w:name="List Table 4 Accent 1" w:uiPriority="49"/>
+    <w:lsdException w:name="List Table 5 Dark Accent 1" w:uiPriority="50"/>
+    <w:lsdException w:name="List Table 6 Colorful Accent 1" w:uiPriority="51"/>
+    <w:lsdException w:name="List Table 7 Colorful Accent 1" w:uiPriority="52"/>
+    <w:lsdException w:name="List Table 1 Light Accent 2" w:uiPriority="46"/>
+    <w:lsdException w:name="List Table 2 Accent 2" w:uiPriority="47"/>
+    <w:lsdException w:name="List Table 3 Accent 2" w:uiPriority="48"/>
+    <w:lsdException w:name="List Table 4 Accent 2" w:uiPriority="49"/>
+    <w:lsdException w:name="List Table 5 Dark Accent 2" w:uiPriority="50"/>
+    <w:lsdException w:name="List Table 6 Colorful Accent 2" w:uiPriority="51"/>
+    <w:lsdException w:name="List Table 7 Colorful Accent 2" w:uiPriority="52"/>
+    <w:lsdException w:name="List Table 1 Light Accent 3" w:uiPriority="46"/>
+    <w:lsdException w:name="List Table 2 Accent 3" w:uiPriority="47"/>
+    <w:lsdException w:name="List Table 3 Accent 3" w:uiPriority="48"/>
+    <w:lsdException w:name="List Table 4 Accent 3" w:uiPriority="49"/>
+    <w:lsdException w:name="List Table 5 Dark Accent 3" w:uiPriority="50"/>
+    <w:lsdException w:name="List Table 6 Colorful Accent 3" w:uiPriority="51"/>
+    <w:lsdException w:name="List Table 7 Colorful Accent 3" w:uiPriority="52"/>
+    <w:lsdException w:name="List Table 1 Light Accent 4" w:uiPriority="46"/>
+    <w:lsdException w:name="List Table 2 Accent 4" w:uiPriority="47"/>
+    <w:lsdException w:name="List Table 3 Accent 4" w:uiPriority="48"/>
+    <w:lsdException w:name="List Table 4 Accent 4" w:uiPriority="49"/>
+    <w:lsdException w:name="List Table 5 Dark Accent 4" w:uiPriority="50"/>
+    <w:lsdException w:name="List Table 6 Colorful Accent 4" w:uiPriority="51"/>
+    <w:lsdException w:name="List Table 7 Colorful Accent 4" w:uiPriority="52"/>
+    <w:lsdException w:name="List Table 1 Light Accent 5" w:uiPriority="46"/>
+    <w:lsdException w:name="List Table 2 Accent 5" w:uiPriority="47"/>
+    <w:lsdException w:name="List Table 3 Accent 5" w:uiPriority="48"/>
+    <w:lsdException w:name="List Table 4 Accent 5" w:uiPriority="49"/>
+    <w:lsdException w:name="List Table 5 Dark Accent 5" w:uiPriority="50"/>
+    <w:lsdException w:name="List Table 6 Colorful Accent 5" w:uiPriority="51"/>
+    <w:lsdException w:name="List Table 7 Colorful Accent 5" w:uiPriority="52"/>
+    <w:lsdException w:name="List Table 1 Light Accent 6" w:uiPriority="46"/>
+    <w:lsdException w:name="List Table 2 Accent 6" w:uiPriority="47"/>
+    <w:lsdException w:name="List Table 3 Accent 6" w:uiPriority="48"/>
+    <w:lsdException w:name="List Table 4 Accent 6" w:uiPriority="49"/>
+    <w:lsdException w:name="List Table 5 Dark Accent 6" w:uiPriority="50"/>
+    <w:lsdException w:name="List Table 6 Colorful Accent 6" w:uiPriority="51"/>
+    <w:lsdException w:name="List Table 7 Colorful Accent 6" w:uiPriority="52"/>
   </w:latentStyles>
-  <w:style w:type="paragraph" w:default="1" w:styleId="Normal">
+  <w:style w:type="paragraph" w:default="1" w:styleId="a">
     <w:name w:val="Normal"/>
     <w:qFormat/>
     <w:rsid w:val="007F7F67"/>
@@ -7477,11 +8252,11 @@
       <w:jc w:val="both"/>
     </w:pPr>
   </w:style>
-  <w:style w:type="paragraph" w:styleId="Heading2">
+  <w:style w:type="paragraph" w:styleId="2">
     <w:name w:val="heading 2"/>
-    <w:basedOn w:val="Normal"/>
-    <w:next w:val="Normal"/>
-    <w:link w:val="Heading2Char"/>
+    <w:basedOn w:val="a"/>
+    <w:next w:val="a"/>
+    <w:link w:val="20"/>
     <w:uiPriority w:val="9"/>
     <w:unhideWhenUsed/>
     <w:qFormat/>
@@ -7503,11 +8278,11 @@
       <w:szCs w:val="32"/>
     </w:rPr>
   </w:style>
-  <w:style w:type="paragraph" w:styleId="Heading3">
+  <w:style w:type="paragraph" w:styleId="3">
     <w:name w:val="heading 3"/>
-    <w:basedOn w:val="Normal"/>
-    <w:next w:val="Normal"/>
-    <w:link w:val="Heading3Char"/>
+    <w:basedOn w:val="a"/>
+    <w:next w:val="a"/>
+    <w:link w:val="30"/>
     <w:uiPriority w:val="9"/>
     <w:unhideWhenUsed/>
     <w:qFormat/>
@@ -7529,11 +8304,11 @@
       <w:szCs w:val="32"/>
     </w:rPr>
   </w:style>
-  <w:style w:type="paragraph" w:styleId="Heading4">
+  <w:style w:type="paragraph" w:styleId="4">
     <w:name w:val="heading 4"/>
-    <w:basedOn w:val="Normal"/>
-    <w:next w:val="Normal"/>
-    <w:link w:val="Heading4Char"/>
+    <w:basedOn w:val="a"/>
+    <w:next w:val="a"/>
+    <w:link w:val="40"/>
     <w:uiPriority w:val="9"/>
     <w:unhideWhenUsed/>
     <w:qFormat/>
@@ -7552,18 +8327,17 @@
       <w:szCs w:val="28"/>
     </w:rPr>
   </w:style>
-  <w:style w:type="character" w:default="1" w:styleId="DefaultParagraphFont">
+  <w:style w:type="character" w:default="1" w:styleId="a0">
     <w:name w:val="Default Paragraph Font"/>
     <w:uiPriority w:val="1"/>
     <w:semiHidden/>
     <w:unhideWhenUsed/>
   </w:style>
-  <w:style w:type="table" w:default="1" w:styleId="TableNormal">
+  <w:style w:type="table" w:default="1" w:styleId="a1">
     <w:name w:val="Normal Table"/>
     <w:uiPriority w:val="99"/>
     <w:semiHidden/>
     <w:unhideWhenUsed/>
-    <w:qFormat/>
     <w:tblPr>
       <w:tblInd w:w="0" w:type="dxa"/>
       <w:tblCellMar>
@@ -7574,16 +8348,16 @@
       </w:tblCellMar>
     </w:tblPr>
   </w:style>
-  <w:style w:type="numbering" w:default="1" w:styleId="NoList">
+  <w:style w:type="numbering" w:default="1" w:styleId="a2">
     <w:name w:val="No List"/>
     <w:uiPriority w:val="99"/>
     <w:semiHidden/>
     <w:unhideWhenUsed/>
   </w:style>
-  <w:style w:type="paragraph" w:styleId="PlainText">
+  <w:style w:type="paragraph" w:styleId="a3">
     <w:name w:val="Plain Text"/>
-    <w:basedOn w:val="Normal"/>
-    <w:link w:val="PlainTextChar"/>
+    <w:basedOn w:val="a"/>
+    <w:link w:val="a4"/>
     <w:uiPriority w:val="99"/>
     <w:unhideWhenUsed/>
     <w:rsid w:val="00C11BCA"/>
@@ -7592,10 +8366,10 @@
       <w:szCs w:val="21"/>
     </w:rPr>
   </w:style>
-  <w:style w:type="character" w:customStyle="1" w:styleId="PlainTextChar">
-    <w:name w:val="Plain Text Char"/>
-    <w:basedOn w:val="DefaultParagraphFont"/>
-    <w:link w:val="PlainText"/>
+  <w:style w:type="character" w:customStyle="1" w:styleId="a4">
+    <w:name w:val="纯文本 字符"/>
+    <w:basedOn w:val="a0"/>
+    <w:link w:val="a3"/>
     <w:uiPriority w:val="99"/>
     <w:rsid w:val="00C11BCA"/>
     <w:rPr>
@@ -7603,10 +8377,10 @@
       <w:szCs w:val="21"/>
     </w:rPr>
   </w:style>
-  <w:style w:type="character" w:customStyle="1" w:styleId="Heading2Char">
-    <w:name w:val="Heading 2 Char"/>
-    <w:basedOn w:val="DefaultParagraphFont"/>
-    <w:link w:val="Heading2"/>
+  <w:style w:type="character" w:customStyle="1" w:styleId="20">
+    <w:name w:val="标题 2 字符"/>
+    <w:basedOn w:val="a0"/>
+    <w:link w:val="2"/>
     <w:uiPriority w:val="9"/>
     <w:rsid w:val="007F7F67"/>
     <w:rPr>
@@ -7617,10 +8391,10 @@
       <w:szCs w:val="32"/>
     </w:rPr>
   </w:style>
-  <w:style w:type="character" w:customStyle="1" w:styleId="Heading3Char">
-    <w:name w:val="Heading 3 Char"/>
-    <w:basedOn w:val="DefaultParagraphFont"/>
-    <w:link w:val="Heading3"/>
+  <w:style w:type="character" w:customStyle="1" w:styleId="30">
+    <w:name w:val="标题 3 字符"/>
+    <w:basedOn w:val="a0"/>
+    <w:link w:val="3"/>
     <w:uiPriority w:val="9"/>
     <w:rsid w:val="007F7F67"/>
     <w:rPr>
@@ -7631,11 +8405,11 @@
       <w:szCs w:val="32"/>
     </w:rPr>
   </w:style>
-  <w:style w:type="paragraph" w:styleId="Title">
+  <w:style w:type="paragraph" w:styleId="a5">
     <w:name w:val="Title"/>
-    <w:basedOn w:val="Normal"/>
-    <w:next w:val="Normal"/>
-    <w:link w:val="TitleChar"/>
+    <w:basedOn w:val="a"/>
+    <w:next w:val="a"/>
+    <w:link w:val="a6"/>
     <w:uiPriority w:val="10"/>
     <w:qFormat/>
     <w:rsid w:val="007F7F67"/>
@@ -7652,10 +8426,10 @@
       <w:szCs w:val="32"/>
     </w:rPr>
   </w:style>
-  <w:style w:type="character" w:customStyle="1" w:styleId="TitleChar">
-    <w:name w:val="Title Char"/>
-    <w:basedOn w:val="DefaultParagraphFont"/>
-    <w:link w:val="Title"/>
+  <w:style w:type="character" w:customStyle="1" w:styleId="a6">
+    <w:name w:val="标题 字符"/>
+    <w:basedOn w:val="a0"/>
+    <w:link w:val="a5"/>
     <w:uiPriority w:val="10"/>
     <w:rsid w:val="007F7F67"/>
     <w:rPr>
@@ -7666,9 +8440,9 @@
       <w:szCs w:val="32"/>
     </w:rPr>
   </w:style>
-  <w:style w:type="paragraph" w:styleId="ListParagraph">
+  <w:style w:type="paragraph" w:styleId="a7">
     <w:name w:val="List Paragraph"/>
-    <w:basedOn w:val="Normal"/>
+    <w:basedOn w:val="a"/>
     <w:uiPriority w:val="34"/>
     <w:qFormat/>
     <w:rsid w:val="007F7F67"/>
@@ -7676,9 +8450,9 @@
       <w:ind w:firstLineChars="200" w:firstLine="420"/>
     </w:pPr>
   </w:style>
-  <w:style w:type="table" w:styleId="TableGrid">
+  <w:style w:type="table" w:styleId="a8">
     <w:name w:val="Table Grid"/>
-    <w:basedOn w:val="TableNormal"/>
+    <w:basedOn w:val="a1"/>
     <w:uiPriority w:val="59"/>
     <w:rsid w:val="007F7F67"/>
     <w:pPr>
@@ -7689,7 +8463,6 @@
       <w:rFonts w:eastAsia="Times New Roman"/>
     </w:rPr>
     <w:tblPr>
-      <w:tblInd w:w="0" w:type="dxa"/>
       <w:tblBorders>
         <w:top w:val="single" w:sz="4" w:space="0" w:color="000000" w:themeColor="text1"/>
         <w:left w:val="single" w:sz="4" w:space="0" w:color="000000" w:themeColor="text1"/>
@@ -7698,18 +8471,12 @@
         <w:insideH w:val="single" w:sz="4" w:space="0" w:color="000000" w:themeColor="text1"/>
         <w:insideV w:val="single" w:sz="4" w:space="0" w:color="000000" w:themeColor="text1"/>
       </w:tblBorders>
-      <w:tblCellMar>
-        <w:top w:w="0" w:type="dxa"/>
-        <w:left w:w="108" w:type="dxa"/>
-        <w:bottom w:w="0" w:type="dxa"/>
-        <w:right w:w="108" w:type="dxa"/>
-      </w:tblCellMar>
     </w:tblPr>
   </w:style>
-  <w:style w:type="paragraph" w:styleId="DocumentMap">
+  <w:style w:type="paragraph" w:styleId="a9">
     <w:name w:val="Document Map"/>
-    <w:basedOn w:val="Normal"/>
-    <w:link w:val="DocumentMapChar"/>
+    <w:basedOn w:val="a"/>
+    <w:link w:val="aa"/>
     <w:uiPriority w:val="99"/>
     <w:semiHidden/>
     <w:unhideWhenUsed/>
@@ -7720,10 +8487,10 @@
       <w:szCs w:val="18"/>
     </w:rPr>
   </w:style>
-  <w:style w:type="character" w:customStyle="1" w:styleId="DocumentMapChar">
-    <w:name w:val="Document Map Char"/>
-    <w:basedOn w:val="DefaultParagraphFont"/>
-    <w:link w:val="DocumentMap"/>
+  <w:style w:type="character" w:customStyle="1" w:styleId="aa">
+    <w:name w:val="文档结构图 字符"/>
+    <w:basedOn w:val="a0"/>
+    <w:link w:val="a9"/>
     <w:uiPriority w:val="99"/>
     <w:semiHidden/>
     <w:rsid w:val="00796CDB"/>
@@ -7733,10 +8500,10 @@
       <w:szCs w:val="18"/>
     </w:rPr>
   </w:style>
-  <w:style w:type="paragraph" w:styleId="HTMLPreformatted">
+  <w:style w:type="paragraph" w:styleId="HTML">
     <w:name w:val="HTML Preformatted"/>
-    <w:basedOn w:val="Normal"/>
-    <w:link w:val="HTMLPreformattedChar"/>
+    <w:basedOn w:val="a"/>
+    <w:link w:val="HTML0"/>
     <w:uiPriority w:val="99"/>
     <w:unhideWhenUsed/>
     <w:rsid w:val="00867D74"/>
@@ -7770,10 +8537,10 @@
       <w:szCs w:val="24"/>
     </w:rPr>
   </w:style>
-  <w:style w:type="character" w:customStyle="1" w:styleId="HTMLPreformattedChar">
-    <w:name w:val="HTML Preformatted Char"/>
-    <w:basedOn w:val="DefaultParagraphFont"/>
-    <w:link w:val="HTMLPreformatted"/>
+  <w:style w:type="character" w:customStyle="1" w:styleId="HTML0">
+    <w:name w:val="HTML 预设格式 字符"/>
+    <w:basedOn w:val="a0"/>
+    <w:link w:val="HTML"/>
     <w:uiPriority w:val="99"/>
     <w:rsid w:val="00867D74"/>
     <w:rPr>
@@ -7783,9 +8550,9 @@
       <w:szCs w:val="24"/>
     </w:rPr>
   </w:style>
-  <w:style w:type="character" w:styleId="CommentReference">
+  <w:style w:type="character" w:styleId="ab">
     <w:name w:val="annotation reference"/>
-    <w:basedOn w:val="DefaultParagraphFont"/>
+    <w:basedOn w:val="a0"/>
     <w:uiPriority w:val="99"/>
     <w:semiHidden/>
     <w:unhideWhenUsed/>
@@ -7795,10 +8562,10 @@
       <w:szCs w:val="21"/>
     </w:rPr>
   </w:style>
-  <w:style w:type="paragraph" w:styleId="CommentText">
+  <w:style w:type="paragraph" w:styleId="ac">
     <w:name w:val="annotation text"/>
-    <w:basedOn w:val="Normal"/>
-    <w:link w:val="CommentTextChar"/>
+    <w:basedOn w:val="a"/>
+    <w:link w:val="ad"/>
     <w:uiPriority w:val="99"/>
     <w:unhideWhenUsed/>
     <w:rsid w:val="00457ECE"/>
@@ -7806,18 +8573,18 @@
       <w:jc w:val="left"/>
     </w:pPr>
   </w:style>
-  <w:style w:type="character" w:customStyle="1" w:styleId="CommentTextChar">
-    <w:name w:val="Comment Text Char"/>
-    <w:basedOn w:val="DefaultParagraphFont"/>
-    <w:link w:val="CommentText"/>
+  <w:style w:type="character" w:customStyle="1" w:styleId="ad">
+    <w:name w:val="批注文字 字符"/>
+    <w:basedOn w:val="a0"/>
+    <w:link w:val="ac"/>
     <w:uiPriority w:val="99"/>
     <w:rsid w:val="00457ECE"/>
   </w:style>
-  <w:style w:type="paragraph" w:styleId="CommentSubject">
+  <w:style w:type="paragraph" w:styleId="ae">
     <w:name w:val="annotation subject"/>
-    <w:basedOn w:val="CommentText"/>
-    <w:next w:val="CommentText"/>
-    <w:link w:val="CommentSubjectChar"/>
+    <w:basedOn w:val="ac"/>
+    <w:next w:val="ac"/>
+    <w:link w:val="af"/>
     <w:uiPriority w:val="99"/>
     <w:semiHidden/>
     <w:unhideWhenUsed/>
@@ -7827,10 +8594,10 @@
       <w:bCs/>
     </w:rPr>
   </w:style>
-  <w:style w:type="character" w:customStyle="1" w:styleId="CommentSubjectChar">
-    <w:name w:val="Comment Subject Char"/>
-    <w:basedOn w:val="CommentTextChar"/>
-    <w:link w:val="CommentSubject"/>
+  <w:style w:type="character" w:customStyle="1" w:styleId="af">
+    <w:name w:val="批注主题 字符"/>
+    <w:basedOn w:val="ad"/>
+    <w:link w:val="ae"/>
     <w:uiPriority w:val="99"/>
     <w:semiHidden/>
     <w:rsid w:val="00457ECE"/>
@@ -7839,10 +8606,10 @@
       <w:bCs/>
     </w:rPr>
   </w:style>
-  <w:style w:type="paragraph" w:styleId="BalloonText">
+  <w:style w:type="paragraph" w:styleId="af0">
     <w:name w:val="Balloon Text"/>
-    <w:basedOn w:val="Normal"/>
-    <w:link w:val="BalloonTextChar"/>
+    <w:basedOn w:val="a"/>
+    <w:link w:val="af1"/>
     <w:uiPriority w:val="99"/>
     <w:semiHidden/>
     <w:unhideWhenUsed/>
@@ -7852,10 +8619,10 @@
       <w:szCs w:val="18"/>
     </w:rPr>
   </w:style>
-  <w:style w:type="character" w:customStyle="1" w:styleId="BalloonTextChar">
-    <w:name w:val="Balloon Text Char"/>
-    <w:basedOn w:val="DefaultParagraphFont"/>
-    <w:link w:val="BalloonText"/>
+  <w:style w:type="character" w:customStyle="1" w:styleId="af1">
+    <w:name w:val="批注框文本 字符"/>
+    <w:basedOn w:val="a0"/>
+    <w:link w:val="af0"/>
     <w:uiPriority w:val="99"/>
     <w:semiHidden/>
     <w:rsid w:val="00457ECE"/>
@@ -7864,9 +8631,9 @@
       <w:szCs w:val="18"/>
     </w:rPr>
   </w:style>
-  <w:style w:type="character" w:styleId="Hyperlink">
+  <w:style w:type="character" w:styleId="af2">
     <w:name w:val="Hyperlink"/>
-    <w:basedOn w:val="DefaultParagraphFont"/>
+    <w:basedOn w:val="a0"/>
     <w:uiPriority w:val="99"/>
     <w:unhideWhenUsed/>
     <w:rsid w:val="00C55E2A"/>
@@ -7875,9 +8642,9 @@
       <w:u w:val="single"/>
     </w:rPr>
   </w:style>
-  <w:style w:type="character" w:styleId="Emphasis">
+  <w:style w:type="character" w:styleId="af3">
     <w:name w:val="Emphasis"/>
-    <w:basedOn w:val="DefaultParagraphFont"/>
+    <w:basedOn w:val="a0"/>
     <w:uiPriority w:val="20"/>
     <w:qFormat/>
     <w:rsid w:val="004B6905"/>
@@ -7886,10 +8653,10 @@
       <w:iCs/>
     </w:rPr>
   </w:style>
-  <w:style w:type="character" w:customStyle="1" w:styleId="Heading4Char">
-    <w:name w:val="Heading 4 Char"/>
-    <w:basedOn w:val="DefaultParagraphFont"/>
-    <w:link w:val="Heading4"/>
+  <w:style w:type="character" w:customStyle="1" w:styleId="40">
+    <w:name w:val="标题 4 字符"/>
+    <w:basedOn w:val="a0"/>
+    <w:link w:val="4"/>
     <w:uiPriority w:val="9"/>
     <w:rsid w:val="00B11327"/>
     <w:rPr>
@@ -7900,10 +8667,10 @@
       <w:szCs w:val="28"/>
     </w:rPr>
   </w:style>
-  <w:style w:type="paragraph" w:styleId="Header">
+  <w:style w:type="paragraph" w:styleId="af4">
     <w:name w:val="header"/>
-    <w:basedOn w:val="Normal"/>
-    <w:link w:val="HeaderChar"/>
+    <w:basedOn w:val="a"/>
+    <w:link w:val="af5"/>
     <w:uiPriority w:val="99"/>
     <w:unhideWhenUsed/>
     <w:rsid w:val="001F01D6"/>
@@ -7923,10 +8690,10 @@
       <w:szCs w:val="18"/>
     </w:rPr>
   </w:style>
-  <w:style w:type="character" w:customStyle="1" w:styleId="HeaderChar">
-    <w:name w:val="Header Char"/>
-    <w:basedOn w:val="DefaultParagraphFont"/>
-    <w:link w:val="Header"/>
+  <w:style w:type="character" w:customStyle="1" w:styleId="af5">
+    <w:name w:val="页眉 字符"/>
+    <w:basedOn w:val="a0"/>
+    <w:link w:val="af4"/>
     <w:uiPriority w:val="99"/>
     <w:rsid w:val="001F01D6"/>
     <w:rPr>
@@ -7934,10 +8701,10 @@
       <w:szCs w:val="18"/>
     </w:rPr>
   </w:style>
-  <w:style w:type="paragraph" w:styleId="Footer">
+  <w:style w:type="paragraph" w:styleId="af6">
     <w:name w:val="footer"/>
-    <w:basedOn w:val="Normal"/>
-    <w:link w:val="FooterChar"/>
+    <w:basedOn w:val="a"/>
+    <w:link w:val="af7"/>
     <w:uiPriority w:val="99"/>
     <w:unhideWhenUsed/>
     <w:rsid w:val="001F01D6"/>
@@ -7954,10 +8721,10 @@
       <w:szCs w:val="18"/>
     </w:rPr>
   </w:style>
-  <w:style w:type="character" w:customStyle="1" w:styleId="FooterChar">
-    <w:name w:val="Footer Char"/>
-    <w:basedOn w:val="DefaultParagraphFont"/>
-    <w:link w:val="Footer"/>
+  <w:style w:type="character" w:customStyle="1" w:styleId="af7">
+    <w:name w:val="页脚 字符"/>
+    <w:basedOn w:val="a0"/>
+    <w:link w:val="af6"/>
     <w:uiPriority w:val="99"/>
     <w:rsid w:val="001F01D6"/>
     <w:rPr>
@@ -7976,7 +8743,7 @@
         <a:sysClr val="windowText" lastClr="000000"/>
       </a:dk1>
       <a:lt1>
-        <a:sysClr val="window" lastClr="CCE8CF"/>
+        <a:sysClr val="window" lastClr="FFFFFF"/>
       </a:lt1>
       <a:dk2>
         <a:srgbClr val="1F497D"/>

--- a/internal_doc/03.开发设计/Sequence&AutoIncrement/Story-AutoIncrement.docx
+++ b/internal_doc/03.开发设计/Sequence&AutoIncrement/Story-AutoIncrement.docx
@@ -1,10 +1,10 @@
 
 <file path=word/document.xml><?xml version="1.0" encoding="utf-8"?>
-<w:document xmlns:wpc="http://schemas.microsoft.com/office/word/2010/wordprocessingCanvas" xmlns:cx="http://schemas.microsoft.com/office/drawing/2014/chartex" xmlns:mc="http://schemas.openxmlformats.org/markup-compatibility/2006" xmlns:o="urn:schemas-microsoft-com:office:office" xmlns:r="http://schemas.openxmlformats.org/officeDocument/2006/relationships" xmlns:m="http://schemas.openxmlformats.org/officeDocument/2006/math" xmlns:v="urn:schemas-microsoft-com:vml" xmlns:wp14="http://schemas.microsoft.com/office/word/2010/wordprocessingDrawing" xmlns:wp="http://schemas.openxmlformats.org/drawingml/2006/wordprocessingDrawing" xmlns:w10="urn:schemas-microsoft-com:office:word" xmlns:w="http://schemas.openxmlformats.org/wordprocessingml/2006/main" xmlns:w14="http://schemas.microsoft.com/office/word/2010/wordml" xmlns:w15="http://schemas.microsoft.com/office/word/2012/wordml" xmlns:w16se="http://schemas.microsoft.com/office/word/2015/wordml/symex" xmlns:wpg="http://schemas.microsoft.com/office/word/2010/wordprocessingGroup" xmlns:wpi="http://schemas.microsoft.com/office/word/2010/wordprocessingInk" xmlns:wne="http://schemas.microsoft.com/office/word/2006/wordml" xmlns:wps="http://schemas.microsoft.com/office/word/2010/wordprocessingShape" mc:Ignorable="w14 w15 w16se wp14">
+<w:document xmlns:ve="http://schemas.openxmlformats.org/markup-compatibility/2006" xmlns:o="urn:schemas-microsoft-com:office:office" xmlns:r="http://schemas.openxmlformats.org/officeDocument/2006/relationships" xmlns:m="http://schemas.openxmlformats.org/officeDocument/2006/math" xmlns:v="urn:schemas-microsoft-com:vml" xmlns:wp="http://schemas.openxmlformats.org/drawingml/2006/wordprocessingDrawing" xmlns:w10="urn:schemas-microsoft-com:office:word" xmlns:w="http://schemas.openxmlformats.org/wordprocessingml/2006/main" xmlns:wne="http://schemas.microsoft.com/office/word/2006/wordml">
   <w:body>
     <w:p>
       <w:pPr>
-        <w:pStyle w:val="a5"/>
+        <w:pStyle w:val="Title"/>
       </w:pPr>
       <w:r>
         <w:rPr>
@@ -33,10 +33,10 @@
     </w:p>
     <w:tbl>
       <w:tblPr>
-        <w:tblStyle w:val="a8"/>
+        <w:tblStyle w:val="TableGrid"/>
         <w:tblW w:w="0" w:type="auto"/>
         <w:tblInd w:w="357" w:type="dxa"/>
-        <w:tblLook w:val="04A0" w:firstRow="1" w:lastRow="0" w:firstColumn="1" w:lastColumn="0" w:noHBand="0" w:noVBand="1"/>
+        <w:tblLook w:val="04A0"/>
       </w:tblPr>
       <w:tblGrid>
         <w:gridCol w:w="2728"/>
@@ -151,7 +151,7 @@
     <w:p/>
     <w:p>
       <w:pPr>
-        <w:pStyle w:val="2"/>
+        <w:pStyle w:val="Heading2"/>
       </w:pPr>
       <w:r>
         <w:t>Story</w:t>
@@ -176,7 +176,7 @@
     </w:p>
     <w:p>
       <w:pPr>
-        <w:pStyle w:val="2"/>
+        <w:pStyle w:val="Heading2"/>
       </w:pPr>
       <w:r>
         <w:t>Story</w:t>
@@ -190,7 +190,7 @@
     </w:p>
     <w:p>
       <w:pPr>
-        <w:pStyle w:val="a7"/>
+        <w:pStyle w:val="ListParagraph"/>
         <w:ind w:left="777" w:firstLineChars="0" w:firstLine="0"/>
         <w:rPr>
           <w:color w:val="000000" w:themeColor="text1"/>
@@ -234,7 +234,7 @@
     </w:p>
     <w:p>
       <w:pPr>
-        <w:pStyle w:val="2"/>
+        <w:pStyle w:val="Heading2"/>
       </w:pPr>
       <w:r>
         <w:t xml:space="preserve">Story </w:t>
@@ -333,7 +333,7 @@
     </w:p>
     <w:p>
       <w:pPr>
-        <w:pStyle w:val="3"/>
+        <w:pStyle w:val="Heading3"/>
       </w:pPr>
       <w:r>
         <w:rPr>
@@ -716,10 +716,10 @@
     </w:p>
     <w:tbl>
       <w:tblPr>
-        <w:tblStyle w:val="a8"/>
+        <w:tblStyle w:val="TableGrid"/>
         <w:tblW w:w="0" w:type="auto"/>
         <w:tblInd w:w="357" w:type="dxa"/>
-        <w:tblLook w:val="04A0" w:firstRow="1" w:lastRow="0" w:firstColumn="1" w:lastColumn="0" w:noHBand="0" w:noVBand="1"/>
+        <w:tblLook w:val="04A0"/>
       </w:tblPr>
       <w:tblGrid>
         <w:gridCol w:w="1826"/>
@@ -924,7 +924,7 @@
             <w:commentRangeEnd w:id="0"/>
             <w:r>
               <w:rPr>
-                <w:rStyle w:val="ab"/>
+                <w:rStyle w:val="CommentReference"/>
                 <w:rFonts w:eastAsiaTheme="minorEastAsia"/>
               </w:rPr>
               <w:commentReference w:id="0"/>
@@ -2052,7 +2052,7 @@
     <w:p/>
     <w:p>
       <w:pPr>
-        <w:pStyle w:val="a7"/>
+        <w:pStyle w:val="ListParagraph"/>
         <w:numPr>
           <w:ilvl w:val="0"/>
           <w:numId w:val="9"/>
@@ -2080,7 +2080,7 @@
     </w:p>
     <w:p>
       <w:pPr>
-        <w:pStyle w:val="a7"/>
+        <w:pStyle w:val="ListParagraph"/>
         <w:numPr>
           <w:ilvl w:val="0"/>
           <w:numId w:val="9"/>
@@ -2276,7 +2276,7 @@
     </w:p>
     <w:p>
       <w:pPr>
-        <w:pStyle w:val="a7"/>
+        <w:pStyle w:val="ListParagraph"/>
         <w:numPr>
           <w:ilvl w:val="0"/>
           <w:numId w:val="9"/>
@@ -2358,7 +2358,7 @@
     </w:p>
     <w:p>
       <w:pPr>
-        <w:pStyle w:val="a7"/>
+        <w:pStyle w:val="ListParagraph"/>
         <w:numPr>
           <w:ilvl w:val="0"/>
           <w:numId w:val="9"/>
@@ -2488,7 +2488,7 @@
     </w:p>
     <w:p>
       <w:pPr>
-        <w:pStyle w:val="a7"/>
+        <w:pStyle w:val="ListParagraph"/>
         <w:numPr>
           <w:ilvl w:val="0"/>
           <w:numId w:val="9"/>
@@ -2558,7 +2558,7 @@
     </w:p>
     <w:p>
       <w:pPr>
-        <w:pStyle w:val="a7"/>
+        <w:pStyle w:val="ListParagraph"/>
         <w:numPr>
           <w:ilvl w:val="0"/>
           <w:numId w:val="9"/>
@@ -2586,7 +2586,7 @@
     </w:p>
     <w:p>
       <w:pPr>
-        <w:pStyle w:val="a7"/>
+        <w:pStyle w:val="ListParagraph"/>
         <w:numPr>
           <w:ilvl w:val="0"/>
           <w:numId w:val="9"/>
@@ -2626,7 +2626,7 @@
     </w:p>
     <w:p>
       <w:pPr>
-        <w:pStyle w:val="3"/>
+        <w:pStyle w:val="Heading3"/>
       </w:pPr>
       <w:r>
         <w:rPr>
@@ -2933,12 +2933,9 @@
     <w:p>
       <w:pPr>
         <w:ind w:left="0" w:firstLine="357"/>
-        <w:rPr>
-          <w:rFonts w:hint="eastAsia"/>
-        </w:rPr>
-      </w:pPr>
-      <w:r>
-        <w:t>INT32 createAutoIncrement( const std::vector&lt;bson::BSONObj&gt; &amp;options ) ;</w:t>
+      </w:pPr>
+      <w:r>
+        <w:t>INT32 createAutoIncrement( const std::vector&lt;bson::BSONObj&gt;&amp;options ) ;</w:t>
       </w:r>
     </w:p>
     <w:p>
@@ -2958,9 +2955,6 @@
           <w:tab w:val="left" w:pos="1094"/>
         </w:tabs>
         <w:ind w:left="0" w:firstLineChars="150" w:firstLine="315"/>
-        <w:rPr>
-          <w:rFonts w:hint="eastAsia"/>
-        </w:rPr>
       </w:pPr>
       <w:r>
         <w:rPr>
@@ -2999,13 +2993,7 @@
         <w:ind w:left="0" w:firstLineChars="150" w:firstLine="315"/>
       </w:pPr>
       <w:r>
-        <w:t>obj=BSON(“Field”&lt;&lt;</w:t>
-      </w:r>
-      <w:r>
-        <w:t xml:space="preserve"> </w:t>
-      </w:r>
-      <w:r>
-        <w:t>fieldname)</w:t>
+        <w:t>obj=BSON(“Field”&lt;&lt;fieldname)</w:t>
       </w:r>
     </w:p>
     <w:p>
@@ -3062,16 +3050,7 @@
         <w:ind w:left="0" w:firstLineChars="150" w:firstLine="315"/>
       </w:pPr>
       <w:r>
-        <w:t>rc = cl.create</w:t>
-      </w:r>
-      <w:r>
-        <w:t>AutoIncrement(</w:t>
-      </w:r>
-      <w:r>
-        <w:t>obj</w:t>
-      </w:r>
-      <w:r>
-        <w:t>)</w:t>
+        <w:t>rc = cl.createAutoIncrement(obj)</w:t>
       </w:r>
     </w:p>
     <w:p>
@@ -3127,7 +3106,7 @@
         <w:t>BSONObj</w:t>
       </w:r>
       <w:r>
-        <w:t xml:space="preserve">&gt; </w:t>
+        <w:t>&gt;</w:t>
       </w:r>
       <w:r>
         <w:t>objs</w:t>
@@ -3153,18 +3132,9 @@
           <w:tab w:val="left" w:pos="1094"/>
         </w:tabs>
         <w:ind w:left="0" w:firstLineChars="150" w:firstLine="315"/>
-        <w:rPr>
-          <w:rFonts w:hint="eastAsia"/>
-        </w:rPr>
-      </w:pPr>
-      <w:r>
-        <w:t>objs.push_back(BSON(“Field”</w:t>
-      </w:r>
-      <w:r>
-        <w:t>&lt;&lt;fieldname2</w:t>
-      </w:r>
-      <w:r>
-        <w:t>));</w:t>
+      </w:pPr>
+      <w:r>
+        <w:t>objs.push_back(BSON(“Field”&lt;&lt;fieldname2));</w:t>
       </w:r>
     </w:p>
     <w:p>
@@ -3186,16 +3156,10 @@
         <w:t>)</w:t>
       </w:r>
     </w:p>
-    <w:p>
-      <w:pPr>
-        <w:rPr>
-          <w:rFonts w:hint="eastAsia"/>
-        </w:rPr>
-      </w:pPr>
-    </w:p>
-    <w:p>
-      <w:pPr>
-        <w:pStyle w:val="3"/>
+    <w:p/>
+    <w:p>
+      <w:pPr>
+        <w:pStyle w:val="Heading3"/>
       </w:pPr>
       <w:r>
         <w:rPr>
@@ -3505,7 +3469,7 @@
     <w:p/>
     <w:p>
       <w:pPr>
-        <w:pStyle w:val="3"/>
+        <w:pStyle w:val="Heading3"/>
       </w:pPr>
       <w:r>
         <w:rPr>
@@ -3694,9 +3658,6 @@
         <w:tabs>
           <w:tab w:val="left" w:pos="1094"/>
         </w:tabs>
-        <w:rPr>
-          <w:rFonts w:hint="eastAsia"/>
-        </w:rPr>
       </w:pPr>
       <w:r>
         <w:t>S</w:t>
@@ -3781,7 +3742,7 @@
         <w:ind w:left="0" w:firstLineChars="150" w:firstLine="315"/>
       </w:pPr>
       <w:r>
-        <w:t>INT32 dropAutoIncrement( const std::vector&lt;CHAR*&gt; &amp;fieldNames ) ;</w:t>
+        <w:t>INT32 dropAutoIncrement( const std::vector&lt;CHAR*&gt;&amp;fieldNames ) ;</w:t>
       </w:r>
     </w:p>
     <w:p>
@@ -3818,9 +3779,6 @@
           <w:tab w:val="left" w:pos="1094"/>
         </w:tabs>
         <w:ind w:left="0" w:firstLineChars="150" w:firstLine="315"/>
-        <w:rPr>
-          <w:rFonts w:hint="eastAsia"/>
-        </w:rPr>
       </w:pPr>
       <w:r>
         <w:rPr>
@@ -3923,13 +3881,7 @@
       </w:pPr>
       <w:r>
         <w:lastRenderedPageBreak/>
-        <w:t>char *fieldname</w:t>
-      </w:r>
-      <w:r>
-        <w:t>1</w:t>
-      </w:r>
-      <w:r>
-        <w:t xml:space="preserve"> = “a1”;</w:t>
+        <w:t>char *fieldname1 = “a1”;</w:t>
       </w:r>
     </w:p>
     <w:p>
@@ -3940,19 +3892,7 @@
         <w:ind w:left="0" w:firstLineChars="150" w:firstLine="315"/>
       </w:pPr>
       <w:r>
-        <w:t>char *fieldname</w:t>
-      </w:r>
-      <w:r>
-        <w:t>2</w:t>
-      </w:r>
-      <w:r>
-        <w:t>= “</w:t>
-      </w:r>
-      <w:r>
-        <w:t>a2</w:t>
-      </w:r>
-      <w:r>
-        <w:t>”;</w:t>
+        <w:t>char *fieldname2= “a2”;</w:t>
       </w:r>
     </w:p>
     <w:p>
@@ -3974,13 +3914,7 @@
         <w:ind w:left="0" w:firstLineChars="150" w:firstLine="315"/>
       </w:pPr>
       <w:r>
-        <w:t>fieldNames.push_back(</w:t>
-      </w:r>
-      <w:r>
-        <w:t>fieldname1)</w:t>
-      </w:r>
-      <w:r>
-        <w:t>;</w:t>
+        <w:t>fieldNames.push_back(fieldname1);</w:t>
       </w:r>
     </w:p>
     <w:p>
@@ -3989,18 +3923,9 @@
           <w:tab w:val="left" w:pos="1094"/>
         </w:tabs>
         <w:ind w:left="0" w:firstLineChars="150" w:firstLine="315"/>
-        <w:rPr>
-          <w:rFonts w:hint="eastAsia"/>
-        </w:rPr>
-      </w:pPr>
-      <w:r>
-        <w:t>fieldNames.push_back(fieldname</w:t>
-      </w:r>
-      <w:r>
-        <w:t>2</w:t>
-      </w:r>
-      <w:r>
-        <w:t>);</w:t>
+      </w:pPr>
+      <w:r>
+        <w:t>fieldNames.push_back(fieldname2);</w:t>
       </w:r>
     </w:p>
     <w:p>
@@ -4020,14 +3945,11 @@
           <w:tab w:val="left" w:pos="1094"/>
         </w:tabs>
         <w:ind w:left="0" w:firstLineChars="150" w:firstLine="315"/>
-        <w:rPr>
-          <w:rFonts w:hint="eastAsia"/>
-        </w:rPr>
-      </w:pPr>
-    </w:p>
-    <w:p>
-      <w:pPr>
-        <w:pStyle w:val="3"/>
+      </w:pPr>
+    </w:p>
+    <w:p>
+      <w:pPr>
+        <w:pStyle w:val="Heading3"/>
       </w:pPr>
       <w:r>
         <w:rPr>
@@ -4350,7 +4272,7 @@
     </w:p>
     <w:p>
       <w:pPr>
-        <w:pStyle w:val="2"/>
+        <w:pStyle w:val="Heading2"/>
       </w:pPr>
       <w:r>
         <w:t>Story</w:t>
@@ -4425,7 +4347,7 @@
     </w:p>
     <w:p>
       <w:pPr>
-        <w:pStyle w:val="2"/>
+        <w:pStyle w:val="Heading2"/>
       </w:pPr>
       <w:r>
         <w:t xml:space="preserve">Story </w:t>
@@ -4439,7 +4361,7 @@
     </w:p>
     <w:p>
       <w:pPr>
-        <w:pStyle w:val="3"/>
+        <w:pStyle w:val="Heading3"/>
         <w:numPr>
           <w:ilvl w:val="0"/>
           <w:numId w:val="12"/>
@@ -4668,7 +4590,13 @@
         <w:rPr>
           <w:rFonts w:hint="eastAsia"/>
         </w:rPr>
-        <w:t>名称和对应的</w:t>
+        <w:t>名称，</w:t>
+      </w:r>
+      <w:r>
+        <w:rPr>
+          <w:rFonts w:hint="eastAsia"/>
+        </w:rPr>
+        <w:t>对应的</w:t>
       </w:r>
       <w:r>
         <w:rPr>
@@ -4686,6 +4614,37 @@
         <w:rPr>
           <w:rFonts w:hint="eastAsia"/>
         </w:rPr>
+        <w:t>和</w:t>
+      </w:r>
+      <w:r>
+        <w:rPr>
+          <w:rFonts w:hint="eastAsia"/>
+        </w:rPr>
+        <w:t>ID</w:t>
+      </w:r>
+      <w:r>
+        <w:rPr>
+          <w:rFonts w:hint="eastAsia"/>
+        </w:rPr>
+        <w:t>，以及</w:t>
+      </w:r>
+      <w:r>
+        <w:rPr>
+          <w:rFonts w:hint="eastAsia"/>
+        </w:rPr>
+        <w:t>Generated</w:t>
+      </w:r>
+      <w:r>
+        <w:rPr>
+          <w:rFonts w:hint="eastAsia"/>
+        </w:rPr>
+        <w:lastRenderedPageBreak/>
+        <w:t>类型</w:t>
+      </w:r>
+      <w:r>
+        <w:rPr>
+          <w:rFonts w:hint="eastAsia"/>
+        </w:rPr>
         <w:t>，协调节点</w:t>
       </w:r>
       <w:r>
@@ -4704,14 +4663,13 @@
         <w:rPr>
           <w:rFonts w:hint="eastAsia"/>
         </w:rPr>
-        <w:lastRenderedPageBreak/>
         <w:t>缓存</w:t>
       </w:r>
       <w:r>
         <w:rPr>
           <w:rFonts w:hint="eastAsia"/>
         </w:rPr>
-        <w:t>中包含这两个名称</w:t>
+        <w:t>中包含这些属性</w:t>
       </w:r>
       <w:r>
         <w:rPr>
@@ -4906,7 +4864,7 @@
     </w:p>
     <w:p>
       <w:pPr>
-        <w:pStyle w:val="3"/>
+        <w:pStyle w:val="Heading3"/>
       </w:pPr>
       <w:r>
         <w:rPr>
@@ -4974,7 +4932,7 @@
     </w:p>
     <w:p>
       <w:pPr>
-        <w:pStyle w:val="3"/>
+        <w:pStyle w:val="Heading3"/>
       </w:pPr>
       <w:r>
         <w:rPr>
@@ -4985,7 +4943,7 @@
     </w:p>
     <w:p>
       <w:r>
-        <w:object w:dxaOrig="5596" w:dyaOrig="4984" w14:anchorId="2833BF37">
+        <w:object w:dxaOrig="5596" w:dyaOrig="4984">
           <v:shapetype id="_x0000_t75" coordsize="21600,21600" o:spt="75" o:preferrelative="t" path="m@4@5l@4@11@9@11@9@5xe" filled="f" stroked="f">
             <v:stroke joinstyle="miter"/>
             <v:formulas>
@@ -5006,9 +4964,9 @@
             <o:lock v:ext="edit" aspectratio="t"/>
           </v:shapetype>
           <v:shape id="_x0000_i1025" type="#_x0000_t75" style="width:280.05pt;height:249.15pt" o:ole="">
-            <v:imagedata r:id="rId9" o:title=""/>
+            <v:imagedata r:id="rId8" o:title=""/>
           </v:shape>
-          <o:OLEObject Type="Embed" ProgID="Visio.Drawing.11" ShapeID="_x0000_i1025" DrawAspect="Content" ObjectID="_1601733456" r:id="rId10"/>
+          <o:OLEObject Type="Embed" ProgID="Visio.Drawing.11" ShapeID="_x0000_i1025" DrawAspect="Content" ObjectID="_1601807118" r:id="rId9"/>
         </w:object>
       </w:r>
     </w:p>
@@ -5022,11 +4980,11 @@
     </w:p>
     <w:p>
       <w:r>
-        <w:object w:dxaOrig="5831" w:dyaOrig="14120" w14:anchorId="643B574D">
+        <w:object w:dxaOrig="5831" w:dyaOrig="14120">
           <v:shape id="_x0000_i1026" type="#_x0000_t75" style="width:4in;height:697.45pt" o:ole="">
-            <v:imagedata r:id="rId11" o:title=""/>
+            <v:imagedata r:id="rId10" o:title=""/>
           </v:shape>
-          <o:OLEObject Type="Embed" ProgID="Visio.Drawing.11" ShapeID="_x0000_i1026" DrawAspect="Content" ObjectID="_1601733457" r:id="rId12"/>
+          <o:OLEObject Type="Embed" ProgID="Visio.Drawing.11" ShapeID="_x0000_i1026" DrawAspect="Content" ObjectID="_1601807119" r:id="rId11"/>
         </w:object>
       </w:r>
     </w:p>
@@ -5065,7 +5023,7 @@
     </w:p>
     <w:p>
       <w:pPr>
-        <w:pStyle w:val="3"/>
+        <w:pStyle w:val="Heading3"/>
       </w:pPr>
       <w:r>
         <w:rPr>
@@ -5076,11 +5034,11 @@
     </w:p>
     <w:p>
       <w:r>
-        <w:object w:dxaOrig="2138" w:dyaOrig="8025" w14:anchorId="53911943">
+        <w:object w:dxaOrig="2138" w:dyaOrig="8025">
           <v:shape id="_x0000_i1027" type="#_x0000_t75" style="width:106.9pt;height:401.5pt" o:ole="">
-            <v:imagedata r:id="rId13" o:title=""/>
+            <v:imagedata r:id="rId12" o:title=""/>
           </v:shape>
-          <o:OLEObject Type="Embed" ProgID="Visio.Drawing.11" ShapeID="_x0000_i1027" DrawAspect="Content" ObjectID="_1601733458" r:id="rId14"/>
+          <o:OLEObject Type="Embed" ProgID="Visio.Drawing.11" ShapeID="_x0000_i1027" DrawAspect="Content" ObjectID="_1601807120" r:id="rId13"/>
         </w:object>
       </w:r>
     </w:p>
@@ -5119,7 +5077,7 @@
     </w:p>
     <w:p>
       <w:pPr>
-        <w:pStyle w:val="3"/>
+        <w:pStyle w:val="Heading3"/>
       </w:pPr>
       <w:r>
         <w:rPr>
@@ -5216,7 +5174,7 @@
     </w:p>
     <w:p>
       <w:pPr>
-        <w:pStyle w:val="2"/>
+        <w:pStyle w:val="Heading2"/>
         <w:numPr>
           <w:ilvl w:val="0"/>
           <w:numId w:val="3"/>
@@ -5233,10 +5191,10 @@
     </w:p>
     <w:tbl>
       <w:tblPr>
-        <w:tblStyle w:val="a8"/>
+        <w:tblStyle w:val="TableGrid"/>
         <w:tblW w:w="0" w:type="auto"/>
         <w:tblInd w:w="357" w:type="dxa"/>
-        <w:tblLook w:val="04A0" w:firstRow="1" w:lastRow="0" w:firstColumn="1" w:lastColumn="0" w:noHBand="0" w:noVBand="1"/>
+        <w:tblLook w:val="04A0"/>
       </w:tblPr>
       <w:tblGrid>
         <w:gridCol w:w="1452"/>
@@ -5251,7 +5209,7 @@
           <w:tcPr>
             <w:tcW w:w="8165" w:type="dxa"/>
             <w:gridSpan w:val="6"/>
-            <w:shd w:val="clear" w:color="auto" w:fill="D9D9D9" w:themeFill="background1" w:themeFillShade="D9"/>
+            <w:shd w:val="clear" w:color="auto" w:fill="9FD3A4" w:themeFill="background1" w:themeFillShade="D9"/>
           </w:tcPr>
           <w:p>
             <w:pPr>
@@ -5463,7 +5421,7 @@
           <w:tcPr>
             <w:tcW w:w="8165" w:type="dxa"/>
             <w:gridSpan w:val="6"/>
-            <w:shd w:val="clear" w:color="auto" w:fill="D9D9D9" w:themeFill="background1" w:themeFillShade="D9"/>
+            <w:shd w:val="clear" w:color="auto" w:fill="9FD3A4" w:themeFill="background1" w:themeFillShade="D9"/>
           </w:tcPr>
           <w:p>
             <w:pPr>
@@ -5489,7 +5447,7 @@
         <w:tc>
           <w:tcPr>
             <w:tcW w:w="1452" w:type="dxa"/>
-            <w:shd w:val="clear" w:color="auto" w:fill="D9D9D9" w:themeFill="background1" w:themeFillShade="D9"/>
+            <w:shd w:val="clear" w:color="auto" w:fill="9FD3A4" w:themeFill="background1" w:themeFillShade="D9"/>
           </w:tcPr>
           <w:p>
             <w:pPr>
@@ -5514,7 +5472,7 @@
           <w:tcPr>
             <w:tcW w:w="3686" w:type="dxa"/>
             <w:gridSpan w:val="3"/>
-            <w:shd w:val="clear" w:color="auto" w:fill="D9D9D9" w:themeFill="background1" w:themeFillShade="D9"/>
+            <w:shd w:val="clear" w:color="auto" w:fill="9FD3A4" w:themeFill="background1" w:themeFillShade="D9"/>
           </w:tcPr>
           <w:p>
             <w:pPr>
@@ -5539,7 +5497,7 @@
           <w:tcPr>
             <w:tcW w:w="3027" w:type="dxa"/>
             <w:gridSpan w:val="2"/>
-            <w:shd w:val="clear" w:color="auto" w:fill="D9D9D9" w:themeFill="background1" w:themeFillShade="D9"/>
+            <w:shd w:val="clear" w:color="auto" w:fill="9FD3A4" w:themeFill="background1" w:themeFillShade="D9"/>
           </w:tcPr>
           <w:p>
             <w:pPr>
@@ -5629,7 +5587,7 @@
     </w:tbl>
     <w:p>
       <w:pPr>
-        <w:pStyle w:val="2"/>
+        <w:pStyle w:val="Heading2"/>
       </w:pPr>
       <w:r>
         <w:rPr>
@@ -5654,10 +5612,10 @@
     </w:p>
     <w:tbl>
       <w:tblPr>
-        <w:tblStyle w:val="a8"/>
+        <w:tblStyle w:val="TableGrid"/>
         <w:tblW w:w="0" w:type="auto"/>
         <w:tblInd w:w="357" w:type="dxa"/>
-        <w:tblLook w:val="04A0" w:firstRow="1" w:lastRow="0" w:firstColumn="1" w:lastColumn="0" w:noHBand="0" w:noVBand="1"/>
+        <w:tblLook w:val="04A0"/>
       </w:tblPr>
       <w:tblGrid>
         <w:gridCol w:w="885"/>
@@ -5813,7 +5771,7 @@
     <w:p/>
     <w:p>
       <w:pPr>
-        <w:pStyle w:val="2"/>
+        <w:pStyle w:val="Heading2"/>
       </w:pPr>
       <w:r>
         <w:rPr>
@@ -5909,11 +5867,11 @@
     </w:p>
     <w:tbl>
       <w:tblPr>
-        <w:tblStyle w:val="a8"/>
+        <w:tblStyle w:val="TableGrid"/>
         <w:tblpPr w:leftFromText="180" w:rightFromText="180" w:vertAnchor="text" w:horzAnchor="margin" w:tblpX="-318" w:tblpY="238"/>
         <w:tblW w:w="8934" w:type="dxa"/>
         <w:tblLayout w:type="fixed"/>
-        <w:tblLook w:val="04A0" w:firstRow="1" w:lastRow="0" w:firstColumn="1" w:lastColumn="0" w:noHBand="0" w:noVBand="1"/>
+        <w:tblLook w:val="04A0"/>
       </w:tblPr>
       <w:tblGrid>
         <w:gridCol w:w="959"/>
@@ -5931,7 +5889,7 @@
               <w:bottom w:val="single" w:sz="4" w:space="0" w:color="000000" w:themeColor="text1"/>
               <w:right w:val="single" w:sz="4" w:space="0" w:color="000000" w:themeColor="text1"/>
             </w:tcBorders>
-            <w:shd w:val="clear" w:color="auto" w:fill="BFBFBF" w:themeFill="background1" w:themeFillShade="BF"/>
+            <w:shd w:val="clear" w:color="auto" w:fill="80C687" w:themeFill="background1" w:themeFillShade="BF"/>
             <w:hideMark/>
           </w:tcPr>
           <w:p>
@@ -5960,7 +5918,7 @@
               <w:bottom w:val="single" w:sz="4" w:space="0" w:color="000000" w:themeColor="text1"/>
               <w:right w:val="single" w:sz="4" w:space="0" w:color="000000" w:themeColor="text1"/>
             </w:tcBorders>
-            <w:shd w:val="clear" w:color="auto" w:fill="BFBFBF" w:themeFill="background1" w:themeFillShade="BF"/>
+            <w:shd w:val="clear" w:color="auto" w:fill="80C687" w:themeFill="background1" w:themeFillShade="BF"/>
             <w:hideMark/>
           </w:tcPr>
           <w:p>
@@ -5989,7 +5947,7 @@
               <w:bottom w:val="single" w:sz="4" w:space="0" w:color="000000" w:themeColor="text1"/>
               <w:right w:val="single" w:sz="4" w:space="0" w:color="000000" w:themeColor="text1"/>
             </w:tcBorders>
-            <w:shd w:val="clear" w:color="auto" w:fill="BFBFBF" w:themeFill="background1" w:themeFillShade="BF"/>
+            <w:shd w:val="clear" w:color="auto" w:fill="80C687" w:themeFill="background1" w:themeFillShade="BF"/>
             <w:hideMark/>
           </w:tcPr>
           <w:p>
@@ -6018,7 +5976,7 @@
               <w:bottom w:val="single" w:sz="4" w:space="0" w:color="000000" w:themeColor="text1"/>
               <w:right w:val="single" w:sz="4" w:space="0" w:color="000000" w:themeColor="text1"/>
             </w:tcBorders>
-            <w:shd w:val="clear" w:color="auto" w:fill="BFBFBF" w:themeFill="background1" w:themeFillShade="BF"/>
+            <w:shd w:val="clear" w:color="auto" w:fill="80C687" w:themeFill="background1" w:themeFillShade="BF"/>
             <w:hideMark/>
           </w:tcPr>
           <w:p>
@@ -6079,7 +6037,7 @@
           </w:tcPr>
           <w:p>
             <w:pPr>
-              <w:pStyle w:val="HTML"/>
+              <w:pStyle w:val="HTMLPreformatted"/>
               <w:rPr>
                 <w:rFonts w:eastAsiaTheme="minorEastAsia"/>
                 <w:sz w:val="21"/>
@@ -6137,7 +6095,7 @@
     </w:p>
     <w:p>
       <w:pPr>
-        <w:pStyle w:val="2"/>
+        <w:pStyle w:val="Heading2"/>
       </w:pPr>
       <w:r>
         <w:t>Checklist</w:t>
@@ -6145,10 +6103,10 @@
     </w:p>
     <w:tbl>
       <w:tblPr>
-        <w:tblStyle w:val="a8"/>
+        <w:tblStyle w:val="TableGrid"/>
         <w:tblW w:w="0" w:type="auto"/>
         <w:tblInd w:w="357" w:type="dxa"/>
-        <w:tblLook w:val="04A0" w:firstRow="1" w:lastRow="0" w:firstColumn="1" w:lastColumn="0" w:noHBand="0" w:noVBand="1"/>
+        <w:tblLook w:val="04A0"/>
       </w:tblPr>
       <w:tblGrid>
         <w:gridCol w:w="4004"/>
@@ -6674,7 +6632,7 @@
     <w:p/>
     <w:p>
       <w:pPr>
-        <w:pStyle w:val="a3"/>
+        <w:pStyle w:val="PlainText"/>
         <w:rPr>
           <w:rFonts w:hAnsi="宋体" w:cs="宋体"/>
         </w:rPr>
@@ -6691,15 +6649,15 @@
 </file>
 
 <file path=word/comments.xml><?xml version="1.0" encoding="utf-8"?>
-<w:comments xmlns:wpc="http://schemas.microsoft.com/office/word/2010/wordprocessingCanvas" xmlns:cx="http://schemas.microsoft.com/office/drawing/2014/chartex" xmlns:mc="http://schemas.openxmlformats.org/markup-compatibility/2006" xmlns:o="urn:schemas-microsoft-com:office:office" xmlns:r="http://schemas.openxmlformats.org/officeDocument/2006/relationships" xmlns:m="http://schemas.openxmlformats.org/officeDocument/2006/math" xmlns:v="urn:schemas-microsoft-com:vml" xmlns:wp14="http://schemas.microsoft.com/office/word/2010/wordprocessingDrawing" xmlns:wp="http://schemas.openxmlformats.org/drawingml/2006/wordprocessingDrawing" xmlns:w10="urn:schemas-microsoft-com:office:word" xmlns:w="http://schemas.openxmlformats.org/wordprocessingml/2006/main" xmlns:w14="http://schemas.microsoft.com/office/word/2010/wordml" xmlns:w15="http://schemas.microsoft.com/office/word/2012/wordml" xmlns:w16se="http://schemas.microsoft.com/office/word/2015/wordml/symex" xmlns:wpg="http://schemas.microsoft.com/office/word/2010/wordprocessingGroup" xmlns:wpi="http://schemas.microsoft.com/office/word/2010/wordprocessingInk" xmlns:wne="http://schemas.microsoft.com/office/word/2006/wordml" xmlns:wps="http://schemas.microsoft.com/office/word/2010/wordprocessingShape" mc:Ignorable="w14 w15 w16se wp14">
+<w:comments xmlns:ve="http://schemas.openxmlformats.org/markup-compatibility/2006" xmlns:o="urn:schemas-microsoft-com:office:office" xmlns:r="http://schemas.openxmlformats.org/officeDocument/2006/relationships" xmlns:m="http://schemas.openxmlformats.org/officeDocument/2006/math" xmlns:v="urn:schemas-microsoft-com:vml" xmlns:wp="http://schemas.openxmlformats.org/drawingml/2006/wordprocessingDrawing" xmlns:w10="urn:schemas-microsoft-com:office:word" xmlns:w="http://schemas.openxmlformats.org/wordprocessingml/2006/main" xmlns:wne="http://schemas.microsoft.com/office/word/2006/wordml">
   <w:comment w:id="0" w:author="linsuqiang" w:date="2018-10-06T09:06:00Z" w:initials="l">
     <w:p>
       <w:pPr>
-        <w:pStyle w:val="ac"/>
-      </w:pPr>
-      <w:r>
-        <w:rPr>
-          <w:rStyle w:val="ab"/>
+        <w:pStyle w:val="CommentText"/>
+      </w:pPr>
+      <w:r>
+        <w:rPr>
+          <w:rStyle w:val="CommentReference"/>
         </w:rPr>
         <w:annotationRef/>
       </w:r>
@@ -6721,15 +6679,15 @@
 </file>
 
 <file path=word/endnotes.xml><?xml version="1.0" encoding="utf-8"?>
-<w:endnotes xmlns:wpc="http://schemas.microsoft.com/office/word/2010/wordprocessingCanvas" xmlns:cx="http://schemas.microsoft.com/office/drawing/2014/chartex" xmlns:mc="http://schemas.openxmlformats.org/markup-compatibility/2006" xmlns:o="urn:schemas-microsoft-com:office:office" xmlns:r="http://schemas.openxmlformats.org/officeDocument/2006/relationships" xmlns:m="http://schemas.openxmlformats.org/officeDocument/2006/math" xmlns:v="urn:schemas-microsoft-com:vml" xmlns:wp14="http://schemas.microsoft.com/office/word/2010/wordprocessingDrawing" xmlns:wp="http://schemas.openxmlformats.org/drawingml/2006/wordprocessingDrawing" xmlns:w10="urn:schemas-microsoft-com:office:word" xmlns:w="http://schemas.openxmlformats.org/wordprocessingml/2006/main" xmlns:w14="http://schemas.microsoft.com/office/word/2010/wordml" xmlns:w15="http://schemas.microsoft.com/office/word/2012/wordml" xmlns:w16se="http://schemas.microsoft.com/office/word/2015/wordml/symex" xmlns:wpg="http://schemas.microsoft.com/office/word/2010/wordprocessingGroup" xmlns:wpi="http://schemas.microsoft.com/office/word/2010/wordprocessingInk" xmlns:wne="http://schemas.microsoft.com/office/word/2006/wordml" xmlns:wps="http://schemas.microsoft.com/office/word/2010/wordprocessingShape" mc:Ignorable="w14 w15 w16se wp14">
-  <w:endnote w:type="separator" w:id="-1">
+<w:endnotes xmlns:ve="http://schemas.openxmlformats.org/markup-compatibility/2006" xmlns:o="urn:schemas-microsoft-com:office:office" xmlns:r="http://schemas.openxmlformats.org/officeDocument/2006/relationships" xmlns:m="http://schemas.openxmlformats.org/officeDocument/2006/math" xmlns:v="urn:schemas-microsoft-com:vml" xmlns:wp="http://schemas.openxmlformats.org/drawingml/2006/wordprocessingDrawing" xmlns:w10="urn:schemas-microsoft-com:office:word" xmlns:w="http://schemas.openxmlformats.org/wordprocessingml/2006/main" xmlns:wne="http://schemas.microsoft.com/office/word/2006/wordml">
+  <w:endnote w:type="separator" w:id="0">
     <w:p>
       <w:r>
         <w:separator/>
       </w:r>
     </w:p>
   </w:endnote>
-  <w:endnote w:type="continuationSeparator" w:id="0">
+  <w:endnote w:type="continuationSeparator" w:id="1">
     <w:p>
       <w:r>
         <w:continuationSeparator/>
@@ -6740,15 +6698,15 @@
 </file>
 
 <file path=word/footnotes.xml><?xml version="1.0" encoding="utf-8"?>
-<w:footnotes xmlns:wpc="http://schemas.microsoft.com/office/word/2010/wordprocessingCanvas" xmlns:cx="http://schemas.microsoft.com/office/drawing/2014/chartex" xmlns:mc="http://schemas.openxmlformats.org/markup-compatibility/2006" xmlns:o="urn:schemas-microsoft-com:office:office" xmlns:r="http://schemas.openxmlformats.org/officeDocument/2006/relationships" xmlns:m="http://schemas.openxmlformats.org/officeDocument/2006/math" xmlns:v="urn:schemas-microsoft-com:vml" xmlns:wp14="http://schemas.microsoft.com/office/word/2010/wordprocessingDrawing" xmlns:wp="http://schemas.openxmlformats.org/drawingml/2006/wordprocessingDrawing" xmlns:w10="urn:schemas-microsoft-com:office:word" xmlns:w="http://schemas.openxmlformats.org/wordprocessingml/2006/main" xmlns:w14="http://schemas.microsoft.com/office/word/2010/wordml" xmlns:w15="http://schemas.microsoft.com/office/word/2012/wordml" xmlns:w16se="http://schemas.microsoft.com/office/word/2015/wordml/symex" xmlns:wpg="http://schemas.microsoft.com/office/word/2010/wordprocessingGroup" xmlns:wpi="http://schemas.microsoft.com/office/word/2010/wordprocessingInk" xmlns:wne="http://schemas.microsoft.com/office/word/2006/wordml" xmlns:wps="http://schemas.microsoft.com/office/word/2010/wordprocessingShape" mc:Ignorable="w14 w15 w16se wp14">
-  <w:footnote w:type="separator" w:id="-1">
+<w:footnotes xmlns:ve="http://schemas.openxmlformats.org/markup-compatibility/2006" xmlns:o="urn:schemas-microsoft-com:office:office" xmlns:r="http://schemas.openxmlformats.org/officeDocument/2006/relationships" xmlns:m="http://schemas.openxmlformats.org/officeDocument/2006/math" xmlns:v="urn:schemas-microsoft-com:vml" xmlns:wp="http://schemas.openxmlformats.org/drawingml/2006/wordprocessingDrawing" xmlns:w10="urn:schemas-microsoft-com:office:word" xmlns:w="http://schemas.openxmlformats.org/wordprocessingml/2006/main" xmlns:wne="http://schemas.microsoft.com/office/word/2006/wordml">
+  <w:footnote w:type="separator" w:id="0">
     <w:p>
       <w:r>
         <w:separator/>
       </w:r>
     </w:p>
   </w:footnote>
-  <w:footnote w:type="continuationSeparator" w:id="0">
+  <w:footnote w:type="continuationSeparator" w:id="1">
     <w:p>
       <w:r>
         <w:continuationSeparator/>
@@ -6759,15 +6717,15 @@
 </file>
 
 <file path=word/numbering.xml><?xml version="1.0" encoding="utf-8"?>
-<w:numbering xmlns:wpc="http://schemas.microsoft.com/office/word/2010/wordprocessingCanvas" xmlns:cx="http://schemas.microsoft.com/office/drawing/2014/chartex" xmlns:mc="http://schemas.openxmlformats.org/markup-compatibility/2006" xmlns:o="urn:schemas-microsoft-com:office:office" xmlns:r="http://schemas.openxmlformats.org/officeDocument/2006/relationships" xmlns:m="http://schemas.openxmlformats.org/officeDocument/2006/math" xmlns:v="urn:schemas-microsoft-com:vml" xmlns:wp14="http://schemas.microsoft.com/office/word/2010/wordprocessingDrawing" xmlns:wp="http://schemas.openxmlformats.org/drawingml/2006/wordprocessingDrawing" xmlns:w10="urn:schemas-microsoft-com:office:word" xmlns:w="http://schemas.openxmlformats.org/wordprocessingml/2006/main" xmlns:w14="http://schemas.microsoft.com/office/word/2010/wordml" xmlns:w15="http://schemas.microsoft.com/office/word/2012/wordml" xmlns:w16se="http://schemas.microsoft.com/office/word/2015/wordml/symex" xmlns:wpg="http://schemas.microsoft.com/office/word/2010/wordprocessingGroup" xmlns:wpi="http://schemas.microsoft.com/office/word/2010/wordprocessingInk" xmlns:wne="http://schemas.microsoft.com/office/word/2006/wordml" xmlns:wps="http://schemas.microsoft.com/office/word/2010/wordprocessingShape" mc:Ignorable="w14 w15 w16se wp14">
-  <w:abstractNum w:abstractNumId="0" w15:restartNumberingAfterBreak="0">
+<w:numbering xmlns:ve="http://schemas.openxmlformats.org/markup-compatibility/2006" xmlns:o="urn:schemas-microsoft-com:office:office" xmlns:r="http://schemas.openxmlformats.org/officeDocument/2006/relationships" xmlns:m="http://schemas.openxmlformats.org/officeDocument/2006/math" xmlns:v="urn:schemas-microsoft-com:vml" xmlns:wp="http://schemas.openxmlformats.org/drawingml/2006/wordprocessingDrawing" xmlns:w10="urn:schemas-microsoft-com:office:word" xmlns:w="http://schemas.openxmlformats.org/wordprocessingml/2006/main" xmlns:wne="http://schemas.microsoft.com/office/word/2006/wordml">
+  <w:abstractNum w:abstractNumId="0">
     <w:nsid w:val="22501AA3"/>
     <w:multiLevelType w:val="hybridMultilevel"/>
     <w:tmpl w:val="1B2A9E7A"/>
     <w:lvl w:ilvl="0" w:tplc="354870E4">
       <w:start w:val="1"/>
       <w:numFmt w:val="chineseCountingThousand"/>
-      <w:pStyle w:val="2"/>
+      <w:pStyle w:val="Heading2"/>
       <w:lvlText w:val="%1、"/>
       <w:lvlJc w:val="left"/>
       <w:pPr>
@@ -6871,7 +6829,7 @@
       </w:pPr>
     </w:lvl>
   </w:abstractNum>
-  <w:abstractNum w:abstractNumId="1" w15:restartNumberingAfterBreak="0">
+  <w:abstractNum w:abstractNumId="1">
     <w:nsid w:val="32BB69DB"/>
     <w:multiLevelType w:val="hybridMultilevel"/>
     <w:tmpl w:val="C11E277A"/>
@@ -6984,7 +6942,7 @@
       </w:rPr>
     </w:lvl>
   </w:abstractNum>
-  <w:abstractNum w:abstractNumId="2" w15:restartNumberingAfterBreak="0">
+  <w:abstractNum w:abstractNumId="2">
     <w:nsid w:val="38A312C2"/>
     <w:multiLevelType w:val="hybridMultilevel"/>
     <w:tmpl w:val="AF222CAE"/>
@@ -7097,7 +7055,7 @@
       </w:rPr>
     </w:lvl>
   </w:abstractNum>
-  <w:abstractNum w:abstractNumId="3" w15:restartNumberingAfterBreak="0">
+  <w:abstractNum w:abstractNumId="3">
     <w:nsid w:val="460D215F"/>
     <w:multiLevelType w:val="hybridMultilevel"/>
     <w:tmpl w:val="6FD26DC6"/>
@@ -7210,7 +7168,7 @@
       </w:rPr>
     </w:lvl>
   </w:abstractNum>
-  <w:abstractNum w:abstractNumId="4" w15:restartNumberingAfterBreak="0">
+  <w:abstractNum w:abstractNumId="4">
     <w:nsid w:val="480F366B"/>
     <w:multiLevelType w:val="hybridMultilevel"/>
     <w:tmpl w:val="F61A0FBE"/>
@@ -7323,14 +7281,14 @@
       </w:rPr>
     </w:lvl>
   </w:abstractNum>
-  <w:abstractNum w:abstractNumId="5" w15:restartNumberingAfterBreak="0">
+  <w:abstractNum w:abstractNumId="5">
     <w:nsid w:val="589E00D2"/>
     <w:multiLevelType w:val="hybridMultilevel"/>
     <w:tmpl w:val="764221B6"/>
     <w:lvl w:ilvl="0" w:tplc="FDF2C2A2">
       <w:start w:val="1"/>
       <w:numFmt w:val="decimal"/>
-      <w:pStyle w:val="3"/>
+      <w:pStyle w:val="Heading3"/>
       <w:lvlText w:val="%1."/>
       <w:lvlJc w:val="left"/>
       <w:pPr>
@@ -7437,7 +7395,7 @@
       </w:pPr>
     </w:lvl>
   </w:abstractNum>
-  <w:abstractNum w:abstractNumId="6" w15:restartNumberingAfterBreak="0">
+  <w:abstractNum w:abstractNumId="6">
     <w:nsid w:val="63557929"/>
     <w:multiLevelType w:val="hybridMultilevel"/>
     <w:tmpl w:val="365CB062"/>
@@ -7550,7 +7508,7 @@
       </w:rPr>
     </w:lvl>
   </w:abstractNum>
-  <w:abstractNum w:abstractNumId="7" w15:restartNumberingAfterBreak="0">
+  <w:abstractNum w:abstractNumId="7">
     <w:nsid w:val="67625903"/>
     <w:multiLevelType w:val="hybridMultilevel"/>
     <w:tmpl w:val="FED284B6"/>
@@ -7663,7 +7621,7 @@
       </w:rPr>
     </w:lvl>
   </w:abstractNum>
-  <w:abstractNum w:abstractNumId="8" w15:restartNumberingAfterBreak="0">
+  <w:abstractNum w:abstractNumId="8">
     <w:nsid w:val="7F2B70C7"/>
     <w:multiLevelType w:val="hybridMultilevel"/>
     <w:tmpl w:val="98AEB7BC"/>
@@ -7856,7 +7814,7 @@
 </file>
 
 <file path=word/styles.xml><?xml version="1.0" encoding="utf-8"?>
-<w:styles xmlns:mc="http://schemas.openxmlformats.org/markup-compatibility/2006" xmlns:r="http://schemas.openxmlformats.org/officeDocument/2006/relationships" xmlns:w="http://schemas.openxmlformats.org/wordprocessingml/2006/main" xmlns:w14="http://schemas.microsoft.com/office/word/2010/wordml" xmlns:w15="http://schemas.microsoft.com/office/word/2012/wordml" xmlns:w16se="http://schemas.microsoft.com/office/word/2015/wordml/symex" mc:Ignorable="w14 w15 w16se">
+<w:styles xmlns:r="http://schemas.openxmlformats.org/officeDocument/2006/relationships" xmlns:w="http://schemas.openxmlformats.org/wordprocessingml/2006/main">
   <w:docDefaults>
     <w:rPrDefault>
       <w:rPr>
@@ -7869,380 +7827,146 @@
     </w:rPrDefault>
     <w:pPrDefault/>
   </w:docDefaults>
-  <w:latentStyles w:defLockedState="0" w:defUIPriority="99" w:defSemiHidden="0" w:defUnhideWhenUsed="0" w:defQFormat="0" w:count="371">
-    <w:lsdException w:name="Normal" w:uiPriority="0" w:qFormat="1"/>
-    <w:lsdException w:name="heading 1" w:uiPriority="9" w:qFormat="1"/>
-    <w:lsdException w:name="heading 2" w:semiHidden="1" w:uiPriority="9" w:unhideWhenUsed="1" w:qFormat="1"/>
-    <w:lsdException w:name="heading 3" w:semiHidden="1" w:uiPriority="9" w:unhideWhenUsed="1" w:qFormat="1"/>
-    <w:lsdException w:name="heading 4" w:semiHidden="1" w:uiPriority="9" w:unhideWhenUsed="1" w:qFormat="1"/>
-    <w:lsdException w:name="heading 5" w:semiHidden="1" w:uiPriority="9" w:unhideWhenUsed="1" w:qFormat="1"/>
-    <w:lsdException w:name="heading 6" w:semiHidden="1" w:uiPriority="9" w:unhideWhenUsed="1" w:qFormat="1"/>
-    <w:lsdException w:name="heading 7" w:semiHidden="1" w:uiPriority="9" w:unhideWhenUsed="1" w:qFormat="1"/>
-    <w:lsdException w:name="heading 8" w:semiHidden="1" w:uiPriority="9" w:unhideWhenUsed="1" w:qFormat="1"/>
-    <w:lsdException w:name="heading 9" w:semiHidden="1" w:uiPriority="9" w:unhideWhenUsed="1" w:qFormat="1"/>
-    <w:lsdException w:name="index 1" w:semiHidden="1" w:unhideWhenUsed="1"/>
-    <w:lsdException w:name="index 2" w:semiHidden="1" w:unhideWhenUsed="1"/>
-    <w:lsdException w:name="index 3" w:semiHidden="1" w:unhideWhenUsed="1"/>
-    <w:lsdException w:name="index 4" w:semiHidden="1" w:unhideWhenUsed="1"/>
-    <w:lsdException w:name="index 5" w:semiHidden="1" w:unhideWhenUsed="1"/>
-    <w:lsdException w:name="index 6" w:semiHidden="1" w:unhideWhenUsed="1"/>
-    <w:lsdException w:name="index 7" w:semiHidden="1" w:unhideWhenUsed="1"/>
-    <w:lsdException w:name="index 8" w:semiHidden="1" w:unhideWhenUsed="1"/>
-    <w:lsdException w:name="index 9" w:semiHidden="1" w:unhideWhenUsed="1"/>
-    <w:lsdException w:name="toc 1" w:semiHidden="1" w:uiPriority="39" w:unhideWhenUsed="1"/>
-    <w:lsdException w:name="toc 2" w:semiHidden="1" w:uiPriority="39" w:unhideWhenUsed="1"/>
-    <w:lsdException w:name="toc 3" w:semiHidden="1" w:uiPriority="39" w:unhideWhenUsed="1"/>
-    <w:lsdException w:name="toc 4" w:semiHidden="1" w:uiPriority="39" w:unhideWhenUsed="1"/>
-    <w:lsdException w:name="toc 5" w:semiHidden="1" w:uiPriority="39" w:unhideWhenUsed="1"/>
-    <w:lsdException w:name="toc 6" w:semiHidden="1" w:uiPriority="39" w:unhideWhenUsed="1"/>
-    <w:lsdException w:name="toc 7" w:semiHidden="1" w:uiPriority="39" w:unhideWhenUsed="1"/>
-    <w:lsdException w:name="toc 8" w:semiHidden="1" w:uiPriority="39" w:unhideWhenUsed="1"/>
-    <w:lsdException w:name="toc 9" w:semiHidden="1" w:uiPriority="39" w:unhideWhenUsed="1"/>
-    <w:lsdException w:name="Normal Indent" w:semiHidden="1" w:unhideWhenUsed="1"/>
-    <w:lsdException w:name="footnote text" w:semiHidden="1" w:unhideWhenUsed="1"/>
-    <w:lsdException w:name="annotation text" w:semiHidden="1" w:unhideWhenUsed="1"/>
-    <w:lsdException w:name="header" w:semiHidden="1" w:unhideWhenUsed="1"/>
-    <w:lsdException w:name="footer" w:semiHidden="1" w:unhideWhenUsed="1"/>
-    <w:lsdException w:name="index heading" w:semiHidden="1" w:unhideWhenUsed="1"/>
-    <w:lsdException w:name="caption" w:semiHidden="1" w:uiPriority="35" w:unhideWhenUsed="1" w:qFormat="1"/>
-    <w:lsdException w:name="table of figures" w:semiHidden="1" w:unhideWhenUsed="1"/>
-    <w:lsdException w:name="envelope address" w:semiHidden="1" w:unhideWhenUsed="1"/>
-    <w:lsdException w:name="envelope return" w:semiHidden="1" w:unhideWhenUsed="1"/>
-    <w:lsdException w:name="footnote reference" w:semiHidden="1" w:unhideWhenUsed="1"/>
-    <w:lsdException w:name="annotation reference" w:semiHidden="1" w:unhideWhenUsed="1"/>
-    <w:lsdException w:name="line number" w:semiHidden="1" w:unhideWhenUsed="1"/>
-    <w:lsdException w:name="page number" w:semiHidden="1" w:unhideWhenUsed="1"/>
-    <w:lsdException w:name="endnote reference" w:semiHidden="1" w:unhideWhenUsed="1"/>
-    <w:lsdException w:name="endnote text" w:semiHidden="1" w:unhideWhenUsed="1"/>
-    <w:lsdException w:name="table of authorities" w:semiHidden="1" w:unhideWhenUsed="1"/>
-    <w:lsdException w:name="macro" w:semiHidden="1" w:unhideWhenUsed="1"/>
-    <w:lsdException w:name="toa heading" w:semiHidden="1" w:unhideWhenUsed="1"/>
-    <w:lsdException w:name="List" w:semiHidden="1" w:unhideWhenUsed="1"/>
-    <w:lsdException w:name="List Bullet" w:semiHidden="1" w:unhideWhenUsed="1"/>
-    <w:lsdException w:name="List Number" w:semiHidden="1" w:unhideWhenUsed="1"/>
-    <w:lsdException w:name="List 2" w:semiHidden="1" w:unhideWhenUsed="1"/>
-    <w:lsdException w:name="List 3" w:semiHidden="1" w:unhideWhenUsed="1"/>
-    <w:lsdException w:name="List 4" w:semiHidden="1" w:unhideWhenUsed="1"/>
-    <w:lsdException w:name="List 5" w:semiHidden="1" w:unhideWhenUsed="1"/>
-    <w:lsdException w:name="List Bullet 2" w:semiHidden="1" w:unhideWhenUsed="1"/>
-    <w:lsdException w:name="List Bullet 3" w:semiHidden="1" w:unhideWhenUsed="1"/>
-    <w:lsdException w:name="List Bullet 4" w:semiHidden="1" w:unhideWhenUsed="1"/>
-    <w:lsdException w:name="List Bullet 5" w:semiHidden="1" w:unhideWhenUsed="1"/>
-    <w:lsdException w:name="List Number 2" w:semiHidden="1" w:unhideWhenUsed="1"/>
-    <w:lsdException w:name="List Number 3" w:semiHidden="1" w:unhideWhenUsed="1"/>
-    <w:lsdException w:name="List Number 4" w:semiHidden="1" w:unhideWhenUsed="1"/>
-    <w:lsdException w:name="List Number 5" w:semiHidden="1" w:unhideWhenUsed="1"/>
-    <w:lsdException w:name="Title" w:uiPriority="10" w:qFormat="1"/>
-    <w:lsdException w:name="Closing" w:semiHidden="1" w:unhideWhenUsed="1"/>
-    <w:lsdException w:name="Signature" w:semiHidden="1" w:unhideWhenUsed="1"/>
-    <w:lsdException w:name="Default Paragraph Font" w:semiHidden="1" w:uiPriority="1" w:unhideWhenUsed="1"/>
-    <w:lsdException w:name="Body Text" w:semiHidden="1" w:unhideWhenUsed="1"/>
-    <w:lsdException w:name="Body Text Indent" w:semiHidden="1" w:unhideWhenUsed="1"/>
-    <w:lsdException w:name="List Continue" w:semiHidden="1" w:unhideWhenUsed="1"/>
-    <w:lsdException w:name="List Continue 2" w:semiHidden="1" w:unhideWhenUsed="1"/>
-    <w:lsdException w:name="List Continue 3" w:semiHidden="1" w:unhideWhenUsed="1"/>
-    <w:lsdException w:name="List Continue 4" w:semiHidden="1" w:unhideWhenUsed="1"/>
-    <w:lsdException w:name="List Continue 5" w:semiHidden="1" w:unhideWhenUsed="1"/>
-    <w:lsdException w:name="Message Header" w:semiHidden="1" w:unhideWhenUsed="1"/>
-    <w:lsdException w:name="Subtitle" w:uiPriority="11" w:qFormat="1"/>
-    <w:lsdException w:name="Salutation" w:semiHidden="1" w:unhideWhenUsed="1"/>
-    <w:lsdException w:name="Date" w:semiHidden="1" w:unhideWhenUsed="1"/>
-    <w:lsdException w:name="Body Text First Indent" w:semiHidden="1" w:unhideWhenUsed="1"/>
-    <w:lsdException w:name="Body Text First Indent 2" w:semiHidden="1" w:unhideWhenUsed="1"/>
-    <w:lsdException w:name="Note Heading" w:semiHidden="1" w:unhideWhenUsed="1"/>
-    <w:lsdException w:name="Body Text 2" w:semiHidden="1" w:unhideWhenUsed="1"/>
-    <w:lsdException w:name="Body Text 3" w:semiHidden="1" w:unhideWhenUsed="1"/>
-    <w:lsdException w:name="Body Text Indent 2" w:semiHidden="1" w:unhideWhenUsed="1"/>
-    <w:lsdException w:name="Body Text Indent 3" w:semiHidden="1" w:unhideWhenUsed="1"/>
-    <w:lsdException w:name="Block Text" w:semiHidden="1" w:unhideWhenUsed="1"/>
-    <w:lsdException w:name="Hyperlink" w:semiHidden="1" w:unhideWhenUsed="1"/>
-    <w:lsdException w:name="FollowedHyperlink" w:semiHidden="1" w:unhideWhenUsed="1"/>
-    <w:lsdException w:name="Strong" w:uiPriority="22" w:qFormat="1"/>
-    <w:lsdException w:name="Emphasis" w:uiPriority="20" w:qFormat="1"/>
-    <w:lsdException w:name="Document Map" w:semiHidden="1" w:unhideWhenUsed="1"/>
-    <w:lsdException w:name="Plain Text" w:semiHidden="1" w:unhideWhenUsed="1"/>
-    <w:lsdException w:name="E-mail Signature" w:semiHidden="1" w:unhideWhenUsed="1"/>
-    <w:lsdException w:name="HTML Top of Form" w:semiHidden="1" w:unhideWhenUsed="1"/>
-    <w:lsdException w:name="HTML Bottom of Form" w:semiHidden="1" w:unhideWhenUsed="1"/>
-    <w:lsdException w:name="Normal (Web)" w:semiHidden="1" w:unhideWhenUsed="1"/>
-    <w:lsdException w:name="HTML Acronym" w:semiHidden="1" w:unhideWhenUsed="1"/>
-    <w:lsdException w:name="HTML Address" w:semiHidden="1" w:unhideWhenUsed="1"/>
-    <w:lsdException w:name="HTML Cite" w:semiHidden="1" w:unhideWhenUsed="1"/>
-    <w:lsdException w:name="HTML Code" w:semiHidden="1" w:unhideWhenUsed="1"/>
-    <w:lsdException w:name="HTML Definition" w:semiHidden="1" w:unhideWhenUsed="1"/>
-    <w:lsdException w:name="HTML Keyboard" w:semiHidden="1" w:unhideWhenUsed="1"/>
-    <w:lsdException w:name="HTML Preformatted" w:semiHidden="1" w:unhideWhenUsed="1"/>
-    <w:lsdException w:name="HTML Sample" w:semiHidden="1" w:unhideWhenUsed="1"/>
-    <w:lsdException w:name="HTML Typewriter" w:semiHidden="1" w:unhideWhenUsed="1"/>
-    <w:lsdException w:name="HTML Variable" w:semiHidden="1" w:unhideWhenUsed="1"/>
-    <w:lsdException w:name="Normal Table" w:semiHidden="1" w:unhideWhenUsed="1"/>
-    <w:lsdException w:name="annotation subject" w:semiHidden="1" w:unhideWhenUsed="1"/>
-    <w:lsdException w:name="No List" w:semiHidden="1" w:unhideWhenUsed="1"/>
-    <w:lsdException w:name="Outline List 1" w:semiHidden="1" w:unhideWhenUsed="1"/>
-    <w:lsdException w:name="Outline List 2" w:semiHidden="1" w:unhideWhenUsed="1"/>
-    <w:lsdException w:name="Outline List 3" w:semiHidden="1" w:unhideWhenUsed="1"/>
-    <w:lsdException w:name="Table Simple 1" w:semiHidden="1" w:unhideWhenUsed="1"/>
-    <w:lsdException w:name="Table Simple 2" w:semiHidden="1" w:unhideWhenUsed="1"/>
-    <w:lsdException w:name="Table Simple 3" w:semiHidden="1" w:unhideWhenUsed="1"/>
-    <w:lsdException w:name="Table Classic 1" w:semiHidden="1" w:unhideWhenUsed="1"/>
-    <w:lsdException w:name="Table Classic 2" w:semiHidden="1" w:unhideWhenUsed="1"/>
-    <w:lsdException w:name="Table Classic 3" w:semiHidden="1" w:unhideWhenUsed="1"/>
-    <w:lsdException w:name="Table Classic 4" w:semiHidden="1" w:unhideWhenUsed="1"/>
-    <w:lsdException w:name="Table Colorful 1" w:semiHidden="1" w:unhideWhenUsed="1"/>
-    <w:lsdException w:name="Table Colorful 2" w:semiHidden="1" w:unhideWhenUsed="1"/>
-    <w:lsdException w:name="Table Colorful 3" w:semiHidden="1" w:unhideWhenUsed="1"/>
-    <w:lsdException w:name="Table Columns 1" w:semiHidden="1" w:unhideWhenUsed="1"/>
-    <w:lsdException w:name="Table Columns 2" w:semiHidden="1" w:unhideWhenUsed="1"/>
-    <w:lsdException w:name="Table Columns 3" w:semiHidden="1" w:unhideWhenUsed="1"/>
-    <w:lsdException w:name="Table Columns 4" w:semiHidden="1" w:unhideWhenUsed="1"/>
-    <w:lsdException w:name="Table Columns 5" w:semiHidden="1" w:unhideWhenUsed="1"/>
-    <w:lsdException w:name="Table Grid 1" w:semiHidden="1" w:unhideWhenUsed="1"/>
-    <w:lsdException w:name="Table Grid 2" w:semiHidden="1" w:unhideWhenUsed="1"/>
-    <w:lsdException w:name="Table Grid 3" w:semiHidden="1" w:unhideWhenUsed="1"/>
-    <w:lsdException w:name="Table Grid 4" w:semiHidden="1" w:unhideWhenUsed="1"/>
-    <w:lsdException w:name="Table Grid 5" w:semiHidden="1" w:unhideWhenUsed="1"/>
-    <w:lsdException w:name="Table Grid 6" w:semiHidden="1" w:unhideWhenUsed="1"/>
-    <w:lsdException w:name="Table Grid 7" w:semiHidden="1" w:unhideWhenUsed="1"/>
-    <w:lsdException w:name="Table Grid 8" w:semiHidden="1" w:unhideWhenUsed="1"/>
-    <w:lsdException w:name="Table List 1" w:semiHidden="1" w:unhideWhenUsed="1"/>
-    <w:lsdException w:name="Table List 2" w:semiHidden="1" w:unhideWhenUsed="1"/>
-    <w:lsdException w:name="Table List 3" w:semiHidden="1" w:unhideWhenUsed="1"/>
-    <w:lsdException w:name="Table List 4" w:semiHidden="1" w:unhideWhenUsed="1"/>
-    <w:lsdException w:name="Table List 5" w:semiHidden="1" w:unhideWhenUsed="1"/>
-    <w:lsdException w:name="Table List 6" w:semiHidden="1" w:unhideWhenUsed="1"/>
-    <w:lsdException w:name="Table List 7" w:semiHidden="1" w:unhideWhenUsed="1"/>
-    <w:lsdException w:name="Table List 8" w:semiHidden="1" w:unhideWhenUsed="1"/>
-    <w:lsdException w:name="Table 3D effects 1" w:semiHidden="1" w:unhideWhenUsed="1"/>
-    <w:lsdException w:name="Table 3D effects 2" w:semiHidden="1" w:unhideWhenUsed="1"/>
-    <w:lsdException w:name="Table 3D effects 3" w:semiHidden="1" w:unhideWhenUsed="1"/>
-    <w:lsdException w:name="Table Contemporary" w:semiHidden="1" w:unhideWhenUsed="1"/>
-    <w:lsdException w:name="Table Elegant" w:semiHidden="1" w:unhideWhenUsed="1"/>
-    <w:lsdException w:name="Table Professional" w:semiHidden="1" w:unhideWhenUsed="1"/>
-    <w:lsdException w:name="Table Subtle 1" w:semiHidden="1" w:unhideWhenUsed="1"/>
-    <w:lsdException w:name="Table Subtle 2" w:semiHidden="1" w:unhideWhenUsed="1"/>
-    <w:lsdException w:name="Table Web 1" w:semiHidden="1" w:unhideWhenUsed="1"/>
-    <w:lsdException w:name="Table Web 2" w:semiHidden="1" w:unhideWhenUsed="1"/>
-    <w:lsdException w:name="Table Web 3" w:semiHidden="1" w:unhideWhenUsed="1"/>
-    <w:lsdException w:name="Balloon Text" w:semiHidden="1" w:unhideWhenUsed="1"/>
-    <w:lsdException w:name="Table Grid" w:uiPriority="59"/>
-    <w:lsdException w:name="Table Theme" w:semiHidden="1" w:unhideWhenUsed="1"/>
-    <w:lsdException w:name="Placeholder Text" w:semiHidden="1"/>
-    <w:lsdException w:name="No Spacing" w:uiPriority="1" w:qFormat="1"/>
-    <w:lsdException w:name="Light Shading" w:uiPriority="60"/>
-    <w:lsdException w:name="Light List" w:uiPriority="61"/>
-    <w:lsdException w:name="Light Grid" w:uiPriority="62"/>
-    <w:lsdException w:name="Medium Shading 1" w:uiPriority="63"/>
-    <w:lsdException w:name="Medium Shading 2" w:uiPriority="64"/>
-    <w:lsdException w:name="Medium List 1" w:uiPriority="65"/>
-    <w:lsdException w:name="Medium List 2" w:uiPriority="66"/>
-    <w:lsdException w:name="Medium Grid 1" w:uiPriority="67"/>
-    <w:lsdException w:name="Medium Grid 2" w:uiPriority="68"/>
-    <w:lsdException w:name="Medium Grid 3" w:uiPriority="69"/>
-    <w:lsdException w:name="Dark List" w:uiPriority="70"/>
-    <w:lsdException w:name="Colorful Shading" w:uiPriority="71"/>
-    <w:lsdException w:name="Colorful List" w:uiPriority="72"/>
-    <w:lsdException w:name="Colorful Grid" w:uiPriority="73"/>
-    <w:lsdException w:name="Light Shading Accent 1" w:uiPriority="60"/>
-    <w:lsdException w:name="Light List Accent 1" w:uiPriority="61"/>
-    <w:lsdException w:name="Light Grid Accent 1" w:uiPriority="62"/>
-    <w:lsdException w:name="Medium Shading 1 Accent 1" w:uiPriority="63"/>
-    <w:lsdException w:name="Medium Shading 2 Accent 1" w:uiPriority="64"/>
-    <w:lsdException w:name="Medium List 1 Accent 1" w:uiPriority="65"/>
-    <w:lsdException w:name="Revision" w:semiHidden="1"/>
-    <w:lsdException w:name="List Paragraph" w:uiPriority="34" w:qFormat="1"/>
-    <w:lsdException w:name="Quote" w:uiPriority="29" w:qFormat="1"/>
-    <w:lsdException w:name="Intense Quote" w:uiPriority="30" w:qFormat="1"/>
-    <w:lsdException w:name="Medium List 2 Accent 1" w:uiPriority="66"/>
-    <w:lsdException w:name="Medium Grid 1 Accent 1" w:uiPriority="67"/>
-    <w:lsdException w:name="Medium Grid 2 Accent 1" w:uiPriority="68"/>
-    <w:lsdException w:name="Medium Grid 3 Accent 1" w:uiPriority="69"/>
-    <w:lsdException w:name="Dark List Accent 1" w:uiPriority="70"/>
-    <w:lsdException w:name="Colorful Shading Accent 1" w:uiPriority="71"/>
-    <w:lsdException w:name="Colorful List Accent 1" w:uiPriority="72"/>
-    <w:lsdException w:name="Colorful Grid Accent 1" w:uiPriority="73"/>
-    <w:lsdException w:name="Light Shading Accent 2" w:uiPriority="60"/>
-    <w:lsdException w:name="Light List Accent 2" w:uiPriority="61"/>
-    <w:lsdException w:name="Light Grid Accent 2" w:uiPriority="62"/>
-    <w:lsdException w:name="Medium Shading 1 Accent 2" w:uiPriority="63"/>
-    <w:lsdException w:name="Medium Shading 2 Accent 2" w:uiPriority="64"/>
-    <w:lsdException w:name="Medium List 1 Accent 2" w:uiPriority="65"/>
-    <w:lsdException w:name="Medium List 2 Accent 2" w:uiPriority="66"/>
-    <w:lsdException w:name="Medium Grid 1 Accent 2" w:uiPriority="67"/>
-    <w:lsdException w:name="Medium Grid 2 Accent 2" w:uiPriority="68"/>
-    <w:lsdException w:name="Medium Grid 3 Accent 2" w:uiPriority="69"/>
-    <w:lsdException w:name="Dark List Accent 2" w:uiPriority="70"/>
-    <w:lsdException w:name="Colorful Shading Accent 2" w:uiPriority="71"/>
-    <w:lsdException w:name="Colorful List Accent 2" w:uiPriority="72"/>
-    <w:lsdException w:name="Colorful Grid Accent 2" w:uiPriority="73"/>
-    <w:lsdException w:name="Light Shading Accent 3" w:uiPriority="60"/>
-    <w:lsdException w:name="Light List Accent 3" w:uiPriority="61"/>
-    <w:lsdException w:name="Light Grid Accent 3" w:uiPriority="62"/>
-    <w:lsdException w:name="Medium Shading 1 Accent 3" w:uiPriority="63"/>
-    <w:lsdException w:name="Medium Shading 2 Accent 3" w:uiPriority="64"/>
-    <w:lsdException w:name="Medium List 1 Accent 3" w:uiPriority="65"/>
-    <w:lsdException w:name="Medium List 2 Accent 3" w:uiPriority="66"/>
-    <w:lsdException w:name="Medium Grid 1 Accent 3" w:uiPriority="67"/>
-    <w:lsdException w:name="Medium Grid 2 Accent 3" w:uiPriority="68"/>
-    <w:lsdException w:name="Medium Grid 3 Accent 3" w:uiPriority="69"/>
-    <w:lsdException w:name="Dark List Accent 3" w:uiPriority="70"/>
-    <w:lsdException w:name="Colorful Shading Accent 3" w:uiPriority="71"/>
-    <w:lsdException w:name="Colorful List Accent 3" w:uiPriority="72"/>
-    <w:lsdException w:name="Colorful Grid Accent 3" w:uiPriority="73"/>
-    <w:lsdException w:name="Light Shading Accent 4" w:uiPriority="60"/>
-    <w:lsdException w:name="Light List Accent 4" w:uiPriority="61"/>
-    <w:lsdException w:name="Light Grid Accent 4" w:uiPriority="62"/>
-    <w:lsdException w:name="Medium Shading 1 Accent 4" w:uiPriority="63"/>
-    <w:lsdException w:name="Medium Shading 2 Accent 4" w:uiPriority="64"/>
-    <w:lsdException w:name="Medium List 1 Accent 4" w:uiPriority="65"/>
-    <w:lsdException w:name="Medium List 2 Accent 4" w:uiPriority="66"/>
-    <w:lsdException w:name="Medium Grid 1 Accent 4" w:uiPriority="67"/>
-    <w:lsdException w:name="Medium Grid 2 Accent 4" w:uiPriority="68"/>
-    <w:lsdException w:name="Medium Grid 3 Accent 4" w:uiPriority="69"/>
-    <w:lsdException w:name="Dark List Accent 4" w:uiPriority="70"/>
-    <w:lsdException w:name="Colorful Shading Accent 4" w:uiPriority="71"/>
-    <w:lsdException w:name="Colorful List Accent 4" w:uiPriority="72"/>
-    <w:lsdException w:name="Colorful Grid Accent 4" w:uiPriority="73"/>
-    <w:lsdException w:name="Light Shading Accent 5" w:uiPriority="60"/>
-    <w:lsdException w:name="Light List Accent 5" w:uiPriority="61"/>
-    <w:lsdException w:name="Light Grid Accent 5" w:uiPriority="62"/>
-    <w:lsdException w:name="Medium Shading 1 Accent 5" w:uiPriority="63"/>
-    <w:lsdException w:name="Medium Shading 2 Accent 5" w:uiPriority="64"/>
-    <w:lsdException w:name="Medium List 1 Accent 5" w:uiPriority="65"/>
-    <w:lsdException w:name="Medium List 2 Accent 5" w:uiPriority="66"/>
-    <w:lsdException w:name="Medium Grid 1 Accent 5" w:uiPriority="67"/>
-    <w:lsdException w:name="Medium Grid 2 Accent 5" w:uiPriority="68"/>
-    <w:lsdException w:name="Medium Grid 3 Accent 5" w:uiPriority="69"/>
-    <w:lsdException w:name="Dark List Accent 5" w:uiPriority="70"/>
-    <w:lsdException w:name="Colorful Shading Accent 5" w:uiPriority="71"/>
-    <w:lsdException w:name="Colorful List Accent 5" w:uiPriority="72"/>
-    <w:lsdException w:name="Colorful Grid Accent 5" w:uiPriority="73"/>
-    <w:lsdException w:name="Light Shading Accent 6" w:uiPriority="60"/>
-    <w:lsdException w:name="Light List Accent 6" w:uiPriority="61"/>
-    <w:lsdException w:name="Light Grid Accent 6" w:uiPriority="62"/>
-    <w:lsdException w:name="Medium Shading 1 Accent 6" w:uiPriority="63"/>
-    <w:lsdException w:name="Medium Shading 2 Accent 6" w:uiPriority="64"/>
-    <w:lsdException w:name="Medium List 1 Accent 6" w:uiPriority="65"/>
-    <w:lsdException w:name="Medium List 2 Accent 6" w:uiPriority="66"/>
-    <w:lsdException w:name="Medium Grid 1 Accent 6" w:uiPriority="67"/>
-    <w:lsdException w:name="Medium Grid 2 Accent 6" w:uiPriority="68"/>
-    <w:lsdException w:name="Medium Grid 3 Accent 6" w:uiPriority="69"/>
-    <w:lsdException w:name="Dark List Accent 6" w:uiPriority="70"/>
-    <w:lsdException w:name="Colorful Shading Accent 6" w:uiPriority="71"/>
-    <w:lsdException w:name="Colorful List Accent 6" w:uiPriority="72"/>
-    <w:lsdException w:name="Colorful Grid Accent 6" w:uiPriority="73"/>
-    <w:lsdException w:name="Subtle Emphasis" w:uiPriority="19" w:qFormat="1"/>
-    <w:lsdException w:name="Intense Emphasis" w:uiPriority="21" w:qFormat="1"/>
-    <w:lsdException w:name="Subtle Reference" w:uiPriority="31" w:qFormat="1"/>
-    <w:lsdException w:name="Intense Reference" w:uiPriority="32" w:qFormat="1"/>
-    <w:lsdException w:name="Book Title" w:uiPriority="33" w:qFormat="1"/>
-    <w:lsdException w:name="Bibliography" w:semiHidden="1" w:uiPriority="37" w:unhideWhenUsed="1"/>
-    <w:lsdException w:name="TOC Heading" w:semiHidden="1" w:uiPriority="39" w:unhideWhenUsed="1" w:qFormat="1"/>
-    <w:lsdException w:name="Plain Table 1" w:uiPriority="41"/>
-    <w:lsdException w:name="Plain Table 2" w:uiPriority="42"/>
-    <w:lsdException w:name="Plain Table 3" w:uiPriority="43"/>
-    <w:lsdException w:name="Plain Table 4" w:uiPriority="44"/>
-    <w:lsdException w:name="Plain Table 5" w:uiPriority="45"/>
-    <w:lsdException w:name="Grid Table Light" w:uiPriority="40"/>
-    <w:lsdException w:name="Grid Table 1 Light" w:uiPriority="46"/>
-    <w:lsdException w:name="Grid Table 2" w:uiPriority="47"/>
-    <w:lsdException w:name="Grid Table 3" w:uiPriority="48"/>
-    <w:lsdException w:name="Grid Table 4" w:uiPriority="49"/>
-    <w:lsdException w:name="Grid Table 5 Dark" w:uiPriority="50"/>
-    <w:lsdException w:name="Grid Table 6 Colorful" w:uiPriority="51"/>
-    <w:lsdException w:name="Grid Table 7 Colorful" w:uiPriority="52"/>
-    <w:lsdException w:name="Grid Table 1 Light Accent 1" w:uiPriority="46"/>
-    <w:lsdException w:name="Grid Table 2 Accent 1" w:uiPriority="47"/>
-    <w:lsdException w:name="Grid Table 3 Accent 1" w:uiPriority="48"/>
-    <w:lsdException w:name="Grid Table 4 Accent 1" w:uiPriority="49"/>
-    <w:lsdException w:name="Grid Table 5 Dark Accent 1" w:uiPriority="50"/>
-    <w:lsdException w:name="Grid Table 6 Colorful Accent 1" w:uiPriority="51"/>
-    <w:lsdException w:name="Grid Table 7 Colorful Accent 1" w:uiPriority="52"/>
-    <w:lsdException w:name="Grid Table 1 Light Accent 2" w:uiPriority="46"/>
-    <w:lsdException w:name="Grid Table 2 Accent 2" w:uiPriority="47"/>
-    <w:lsdException w:name="Grid Table 3 Accent 2" w:uiPriority="48"/>
-    <w:lsdException w:name="Grid Table 4 Accent 2" w:uiPriority="49"/>
-    <w:lsdException w:name="Grid Table 5 Dark Accent 2" w:uiPriority="50"/>
-    <w:lsdException w:name="Grid Table 6 Colorful Accent 2" w:uiPriority="51"/>
-    <w:lsdException w:name="Grid Table 7 Colorful Accent 2" w:uiPriority="52"/>
-    <w:lsdException w:name="Grid Table 1 Light Accent 3" w:uiPriority="46"/>
-    <w:lsdException w:name="Grid Table 2 Accent 3" w:uiPriority="47"/>
-    <w:lsdException w:name="Grid Table 3 Accent 3" w:uiPriority="48"/>
-    <w:lsdException w:name="Grid Table 4 Accent 3" w:uiPriority="49"/>
-    <w:lsdException w:name="Grid Table 5 Dark Accent 3" w:uiPriority="50"/>
-    <w:lsdException w:name="Grid Table 6 Colorful Accent 3" w:uiPriority="51"/>
-    <w:lsdException w:name="Grid Table 7 Colorful Accent 3" w:uiPriority="52"/>
-    <w:lsdException w:name="Grid Table 1 Light Accent 4" w:uiPriority="46"/>
-    <w:lsdException w:name="Grid Table 2 Accent 4" w:uiPriority="47"/>
-    <w:lsdException w:name="Grid Table 3 Accent 4" w:uiPriority="48"/>
-    <w:lsdException w:name="Grid Table 4 Accent 4" w:uiPriority="49"/>
-    <w:lsdException w:name="Grid Table 5 Dark Accent 4" w:uiPriority="50"/>
-    <w:lsdException w:name="Grid Table 6 Colorful Accent 4" w:uiPriority="51"/>
-    <w:lsdException w:name="Grid Table 7 Colorful Accent 4" w:uiPriority="52"/>
-    <w:lsdException w:name="Grid Table 1 Light Accent 5" w:uiPriority="46"/>
-    <w:lsdException w:name="Grid Table 2 Accent 5" w:uiPriority="47"/>
-    <w:lsdException w:name="Grid Table 3 Accent 5" w:uiPriority="48"/>
-    <w:lsdException w:name="Grid Table 4 Accent 5" w:uiPriority="49"/>
-    <w:lsdException w:name="Grid Table 5 Dark Accent 5" w:uiPriority="50"/>
-    <w:lsdException w:name="Grid Table 6 Colorful Accent 5" w:uiPriority="51"/>
-    <w:lsdException w:name="Grid Table 7 Colorful Accent 5" w:uiPriority="52"/>
-    <w:lsdException w:name="Grid Table 1 Light Accent 6" w:uiPriority="46"/>
-    <w:lsdException w:name="Grid Table 2 Accent 6" w:uiPriority="47"/>
-    <w:lsdException w:name="Grid Table 3 Accent 6" w:uiPriority="48"/>
-    <w:lsdException w:name="Grid Table 4 Accent 6" w:uiPriority="49"/>
-    <w:lsdException w:name="Grid Table 5 Dark Accent 6" w:uiPriority="50"/>
-    <w:lsdException w:name="Grid Table 6 Colorful Accent 6" w:uiPriority="51"/>
-    <w:lsdException w:name="Grid Table 7 Colorful Accent 6" w:uiPriority="52"/>
-    <w:lsdException w:name="List Table 1 Light" w:uiPriority="46"/>
-    <w:lsdException w:name="List Table 2" w:uiPriority="47"/>
-    <w:lsdException w:name="List Table 3" w:uiPriority="48"/>
-    <w:lsdException w:name="List Table 4" w:uiPriority="49"/>
-    <w:lsdException w:name="List Table 5 Dark" w:uiPriority="50"/>
-    <w:lsdException w:name="List Table 6 Colorful" w:uiPriority="51"/>
-    <w:lsdException w:name="List Table 7 Colorful" w:uiPriority="52"/>
-    <w:lsdException w:name="List Table 1 Light Accent 1" w:uiPriority="46"/>
-    <w:lsdException w:name="List Table 2 Accent 1" w:uiPriority="47"/>
-    <w:lsdException w:name="List Table 3 Accent 1" w:uiPriority="48"/>
-    <w:lsdException w:name="List Table 4 Accent 1" w:uiPriority="49"/>
-    <w:lsdException w:name="List Table 5 Dark Accent 1" w:uiPriority="50"/>
-    <w:lsdException w:name="List Table 6 Colorful Accent 1" w:uiPriority="51"/>
-    <w:lsdException w:name="List Table 7 Colorful Accent 1" w:uiPriority="52"/>
-    <w:lsdException w:name="List Table 1 Light Accent 2" w:uiPriority="46"/>
-    <w:lsdException w:name="List Table 2 Accent 2" w:uiPriority="47"/>
-    <w:lsdException w:name="List Table 3 Accent 2" w:uiPriority="48"/>
-    <w:lsdException w:name="List Table 4 Accent 2" w:uiPriority="49"/>
-    <w:lsdException w:name="List Table 5 Dark Accent 2" w:uiPriority="50"/>
-    <w:lsdException w:name="List Table 6 Colorful Accent 2" w:uiPriority="51"/>
-    <w:lsdException w:name="List Table 7 Colorful Accent 2" w:uiPriority="52"/>
-    <w:lsdException w:name="List Table 1 Light Accent 3" w:uiPriority="46"/>
-    <w:lsdException w:name="List Table 2 Accent 3" w:uiPriority="47"/>
-    <w:lsdException w:name="List Table 3 Accent 3" w:uiPriority="48"/>
-    <w:lsdException w:name="List Table 4 Accent 3" w:uiPriority="49"/>
-    <w:lsdException w:name="List Table 5 Dark Accent 3" w:uiPriority="50"/>
-    <w:lsdException w:name="List Table 6 Colorful Accent 3" w:uiPriority="51"/>
-    <w:lsdException w:name="List Table 7 Colorful Accent 3" w:uiPriority="52"/>
-    <w:lsdException w:name="List Table 1 Light Accent 4" w:uiPriority="46"/>
-    <w:lsdException w:name="List Table 2 Accent 4" w:uiPriority="47"/>
-    <w:lsdException w:name="List Table 3 Accent 4" w:uiPriority="48"/>
-    <w:lsdException w:name="List Table 4 Accent 4" w:uiPriority="49"/>
-    <w:lsdException w:name="List Table 5 Dark Accent 4" w:uiPriority="50"/>
-    <w:lsdException w:name="List Table 6 Colorful Accent 4" w:uiPriority="51"/>
-    <w:lsdException w:name="List Table 7 Colorful Accent 4" w:uiPriority="52"/>
-    <w:lsdException w:name="List Table 1 Light Accent 5" w:uiPriority="46"/>
-    <w:lsdException w:name="List Table 2 Accent 5" w:uiPriority="47"/>
-    <w:lsdException w:name="List Table 3 Accent 5" w:uiPriority="48"/>
-    <w:lsdException w:name="List Table 4 Accent 5" w:uiPriority="49"/>
-    <w:lsdException w:name="List Table 5 Dark Accent 5" w:uiPriority="50"/>
-    <w:lsdException w:name="List Table 6 Colorful Accent 5" w:uiPriority="51"/>
-    <w:lsdException w:name="List Table 7 Colorful Accent 5" w:uiPriority="52"/>
-    <w:lsdException w:name="List Table 1 Light Accent 6" w:uiPriority="46"/>
-    <w:lsdException w:name="List Table 2 Accent 6" w:uiPriority="47"/>
-    <w:lsdException w:name="List Table 3 Accent 6" w:uiPriority="48"/>
-    <w:lsdException w:name="List Table 4 Accent 6" w:uiPriority="49"/>
-    <w:lsdException w:name="List Table 5 Dark Accent 6" w:uiPriority="50"/>
-    <w:lsdException w:name="List Table 6 Colorful Accent 6" w:uiPriority="51"/>
-    <w:lsdException w:name="List Table 7 Colorful Accent 6" w:uiPriority="52"/>
+  <w:latentStyles w:defLockedState="0" w:defUIPriority="99" w:defSemiHidden="1" w:defUnhideWhenUsed="1" w:defQFormat="0" w:count="267">
+    <w:lsdException w:name="Normal" w:semiHidden="0" w:uiPriority="0" w:unhideWhenUsed="0" w:qFormat="1"/>
+    <w:lsdException w:name="heading 1" w:semiHidden="0" w:uiPriority="9" w:unhideWhenUsed="0" w:qFormat="1"/>
+    <w:lsdException w:name="heading 2" w:uiPriority="9" w:qFormat="1"/>
+    <w:lsdException w:name="heading 3" w:uiPriority="9" w:qFormat="1"/>
+    <w:lsdException w:name="heading 4" w:uiPriority="9" w:qFormat="1"/>
+    <w:lsdException w:name="heading 5" w:uiPriority="9" w:qFormat="1"/>
+    <w:lsdException w:name="heading 6" w:uiPriority="9" w:qFormat="1"/>
+    <w:lsdException w:name="heading 7" w:uiPriority="9" w:qFormat="1"/>
+    <w:lsdException w:name="heading 8" w:uiPriority="9" w:qFormat="1"/>
+    <w:lsdException w:name="heading 9" w:uiPriority="9" w:qFormat="1"/>
+    <w:lsdException w:name="toc 1" w:uiPriority="39"/>
+    <w:lsdException w:name="toc 2" w:uiPriority="39"/>
+    <w:lsdException w:name="toc 3" w:uiPriority="39"/>
+    <w:lsdException w:name="toc 4" w:uiPriority="39"/>
+    <w:lsdException w:name="toc 5" w:uiPriority="39"/>
+    <w:lsdException w:name="toc 6" w:uiPriority="39"/>
+    <w:lsdException w:name="toc 7" w:uiPriority="39"/>
+    <w:lsdException w:name="toc 8" w:uiPriority="39"/>
+    <w:lsdException w:name="toc 9" w:uiPriority="39"/>
+    <w:lsdException w:name="caption" w:uiPriority="35" w:qFormat="1"/>
+    <w:lsdException w:name="Title" w:semiHidden="0" w:uiPriority="10" w:unhideWhenUsed="0" w:qFormat="1"/>
+    <w:lsdException w:name="Default Paragraph Font" w:uiPriority="1"/>
+    <w:lsdException w:name="Subtitle" w:semiHidden="0" w:uiPriority="11" w:unhideWhenUsed="0" w:qFormat="1"/>
+    <w:lsdException w:name="Strong" w:semiHidden="0" w:uiPriority="22" w:unhideWhenUsed="0" w:qFormat="1"/>
+    <w:lsdException w:name="Emphasis" w:semiHidden="0" w:uiPriority="20" w:unhideWhenUsed="0" w:qFormat="1"/>
+    <w:lsdException w:name="Table Grid" w:semiHidden="0" w:uiPriority="59" w:unhideWhenUsed="0"/>
+    <w:lsdException w:name="Placeholder Text" w:unhideWhenUsed="0"/>
+    <w:lsdException w:name="No Spacing" w:semiHidden="0" w:uiPriority="1" w:unhideWhenUsed="0" w:qFormat="1"/>
+    <w:lsdException w:name="Light Shading" w:semiHidden="0" w:uiPriority="60" w:unhideWhenUsed="0"/>
+    <w:lsdException w:name="Light List" w:semiHidden="0" w:uiPriority="61" w:unhideWhenUsed="0"/>
+    <w:lsdException w:name="Light Grid" w:semiHidden="0" w:uiPriority="62" w:unhideWhenUsed="0"/>
+    <w:lsdException w:name="Medium Shading 1" w:semiHidden="0" w:uiPriority="63" w:unhideWhenUsed="0"/>
+    <w:lsdException w:name="Medium Shading 2" w:semiHidden="0" w:uiPriority="64" w:unhideWhenUsed="0"/>
+    <w:lsdException w:name="Medium List 1" w:semiHidden="0" w:uiPriority="65" w:unhideWhenUsed="0"/>
+    <w:lsdException w:name="Medium List 2" w:semiHidden="0" w:uiPriority="66" w:unhideWhenUsed="0"/>
+    <w:lsdException w:name="Medium Grid 1" w:semiHidden="0" w:uiPriority="67" w:unhideWhenUsed="0"/>
+    <w:lsdException w:name="Medium Grid 2" w:semiHidden="0" w:uiPriority="68" w:unhideWhenUsed="0"/>
+    <w:lsdException w:name="Medium Grid 3" w:semiHidden="0" w:uiPriority="69" w:unhideWhenUsed="0"/>
+    <w:lsdException w:name="Dark List" w:semiHidden="0" w:uiPriority="70" w:unhideWhenUsed="0"/>
+    <w:lsdException w:name="Colorful Shading" w:semiHidden="0" w:uiPriority="71" w:unhideWhenUsed="0"/>
+    <w:lsdException w:name="Colorful List" w:semiHidden="0" w:uiPriority="72" w:unhideWhenUsed="0"/>
+    <w:lsdException w:name="Colorful Grid" w:semiHidden="0" w:uiPriority="73" w:unhideWhenUsed="0"/>
+    <w:lsdException w:name="Light Shading Accent 1" w:semiHidden="0" w:uiPriority="60" w:unhideWhenUsed="0"/>
+    <w:lsdException w:name="Light List Accent 1" w:semiHidden="0" w:uiPriority="61" w:unhideWhenUsed="0"/>
+    <w:lsdException w:name="Light Grid Accent 1" w:semiHidden="0" w:uiPriority="62" w:unhideWhenUsed="0"/>
+    <w:lsdException w:name="Medium Shading 1 Accent 1" w:semiHidden="0" w:uiPriority="63" w:unhideWhenUsed="0"/>
+    <w:lsdException w:name="Medium Shading 2 Accent 1" w:semiHidden="0" w:uiPriority="64" w:unhideWhenUsed="0"/>
+    <w:lsdException w:name="Medium List 1 Accent 1" w:semiHidden="0" w:uiPriority="65" w:unhideWhenUsed="0"/>
+    <w:lsdException w:name="Revision" w:unhideWhenUsed="0"/>
+    <w:lsdException w:name="List Paragraph" w:semiHidden="0" w:uiPriority="34" w:unhideWhenUsed="0" w:qFormat="1"/>
+    <w:lsdException w:name="Quote" w:semiHidden="0" w:uiPriority="29" w:unhideWhenUsed="0" w:qFormat="1"/>
+    <w:lsdException w:name="Intense Quote" w:semiHidden="0" w:uiPriority="30" w:unhideWhenUsed="0" w:qFormat="1"/>
+    <w:lsdException w:name="Medium List 2 Accent 1" w:semiHidden="0" w:uiPriority="66" w:unhideWhenUsed="0"/>
+    <w:lsdException w:name="Medium Grid 1 Accent 1" w:semiHidden="0" w:uiPriority="67" w:unhideWhenUsed="0"/>
+    <w:lsdException w:name="Medium Grid 2 Accent 1" w:semiHidden="0" w:uiPriority="68" w:unhideWhenUsed="0"/>
+    <w:lsdException w:name="Medium Grid 3 Accent 1" w:semiHidden="0" w:uiPriority="69" w:unhideWhenUsed="0"/>
+    <w:lsdException w:name="Dark List Accent 1" w:semiHidden="0" w:uiPriority="70" w:unhideWhenUsed="0"/>
+    <w:lsdException w:name="Colorful Shading Accent 1" w:semiHidden="0" w:uiPriority="71" w:unhideWhenUsed="0"/>
+    <w:lsdException w:name="Colorful List Accent 1" w:semiHidden="0" w:uiPriority="72" w:unhideWhenUsed="0"/>
+    <w:lsdException w:name="Colorful Grid Accent 1" w:semiHidden="0" w:uiPriority="73" w:unhideWhenUsed="0"/>
+    <w:lsdException w:name="Light Shading Accent 2" w:semiHidden="0" w:uiPriority="60" w:unhideWhenUsed="0"/>
+    <w:lsdException w:name="Light List Accent 2" w:semiHidden="0" w:uiPriority="61" w:unhideWhenUsed="0"/>
+    <w:lsdException w:name="Light Grid Accent 2" w:semiHidden="0" w:uiPriority="62" w:unhideWhenUsed="0"/>
+    <w:lsdException w:name="Medium Shading 1 Accent 2" w:semiHidden="0" w:uiPriority="63" w:unhideWhenUsed="0"/>
+    <w:lsdException w:name="Medium Shading 2 Accent 2" w:semiHidden="0" w:uiPriority="64" w:unhideWhenUsed="0"/>
+    <w:lsdException w:name="Medium List 1 Accent 2" w:semiHidden="0" w:uiPriority="65" w:unhideWhenUsed="0"/>
+    <w:lsdException w:name="Medium List 2 Accent 2" w:semiHidden="0" w:uiPriority="66" w:unhideWhenUsed="0"/>
+    <w:lsdException w:name="Medium Grid 1 Accent 2" w:semiHidden="0" w:uiPriority="67" w:unhideWhenUsed="0"/>
+    <w:lsdException w:name="Medium Grid 2 Accent 2" w:semiHidden="0" w:uiPriority="68" w:unhideWhenUsed="0"/>
+    <w:lsdException w:name="Medium Grid 3 Accent 2" w:semiHidden="0" w:uiPriority="69" w:unhideWhenUsed="0"/>
+    <w:lsdException w:name="Dark List Accent 2" w:semiHidden="0" w:uiPriority="70" w:unhideWhenUsed="0"/>
+    <w:lsdException w:name="Colorful Shading Accent 2" w:semiHidden="0" w:uiPriority="71" w:unhideWhenUsed="0"/>
+    <w:lsdException w:name="Colorful List Accent 2" w:semiHidden="0" w:uiPriority="72" w:unhideWhenUsed="0"/>
+    <w:lsdException w:name="Colorful Grid Accent 2" w:semiHidden="0" w:uiPriority="73" w:unhideWhenUsed="0"/>
+    <w:lsdException w:name="Light Shading Accent 3" w:semiHidden="0" w:uiPriority="60" w:unhideWhenUsed="0"/>
+    <w:lsdException w:name="Light List Accent 3" w:semiHidden="0" w:uiPriority="61" w:unhideWhenUsed="0"/>
+    <w:lsdException w:name="Light Grid Accent 3" w:semiHidden="0" w:uiPriority="62" w:unhideWhenUsed="0"/>
+    <w:lsdException w:name="Medium Shading 1 Accent 3" w:semiHidden="0" w:uiPriority="63" w:unhideWhenUsed="0"/>
+    <w:lsdException w:name="Medium Shading 2 Accent 3" w:semiHidden="0" w:uiPriority="64" w:unhideWhenUsed="0"/>
+    <w:lsdException w:name="Medium List 1 Accent 3" w:semiHidden="0" w:uiPriority="65" w:unhideWhenUsed="0"/>
+    <w:lsdException w:name="Medium List 2 Accent 3" w:semiHidden="0" w:uiPriority="66" w:unhideWhenUsed="0"/>
+    <w:lsdException w:name="Medium Grid 1 Accent 3" w:semiHidden="0" w:uiPriority="67" w:unhideWhenUsed="0"/>
+    <w:lsdException w:name="Medium Grid 2 Accent 3" w:semiHidden="0" w:uiPriority="68" w:unhideWhenUsed="0"/>
+    <w:lsdException w:name="Medium Grid 3 Accent 3" w:semiHidden="0" w:uiPriority="69" w:unhideWhenUsed="0"/>
+    <w:lsdException w:name="Dark List Accent 3" w:semiHidden="0" w:uiPriority="70" w:unhideWhenUsed="0"/>
+    <w:lsdException w:name="Colorful Shading Accent 3" w:semiHidden="0" w:uiPriority="71" w:unhideWhenUsed="0"/>
+    <w:lsdException w:name="Colorful List Accent 3" w:semiHidden="0" w:uiPriority="72" w:unhideWhenUsed="0"/>
+    <w:lsdException w:name="Colorful Grid Accent 3" w:semiHidden="0" w:uiPriority="73" w:unhideWhenUsed="0"/>
+    <w:lsdException w:name="Light Shading Accent 4" w:semiHidden="0" w:uiPriority="60" w:unhideWhenUsed="0"/>
+    <w:lsdException w:name="Light List Accent 4" w:semiHidden="0" w:uiPriority="61" w:unhideWhenUsed="0"/>
+    <w:lsdException w:name="Light Grid Accent 4" w:semiHidden="0" w:uiPriority="62" w:unhideWhenUsed="0"/>
+    <w:lsdException w:name="Medium Shading 1 Accent 4" w:semiHidden="0" w:uiPriority="63" w:unhideWhenUsed="0"/>
+    <w:lsdException w:name="Medium Shading 2 Accent 4" w:semiHidden="0" w:uiPriority="64" w:unhideWhenUsed="0"/>
+    <w:lsdException w:name="Medium List 1 Accent 4" w:semiHidden="0" w:uiPriority="65" w:unhideWhenUsed="0"/>
+    <w:lsdException w:name="Medium List 2 Accent 4" w:semiHidden="0" w:uiPriority="66" w:unhideWhenUsed="0"/>
+    <w:lsdException w:name="Medium Grid 1 Accent 4" w:semiHidden="0" w:uiPriority="67" w:unhideWhenUsed="0"/>
+    <w:lsdException w:name="Medium Grid 2 Accent 4" w:semiHidden="0" w:uiPriority="68" w:unhideWhenUsed="0"/>
+    <w:lsdException w:name="Medium Grid 3 Accent 4" w:semiHidden="0" w:uiPriority="69" w:unhideWhenUsed="0"/>
+    <w:lsdException w:name="Dark List Accent 4" w:semiHidden="0" w:uiPriority="70" w:unhideWhenUsed="0"/>
+    <w:lsdException w:name="Colorful Shading Accent 4" w:semiHidden="0" w:uiPriority="71" w:unhideWhenUsed="0"/>
+    <w:lsdException w:name="Colorful List Accent 4" w:semiHidden="0" w:uiPriority="72" w:unhideWhenUsed="0"/>
+    <w:lsdException w:name="Colorful Grid Accent 4" w:semiHidden="0" w:uiPriority="73" w:unhideWhenUsed="0"/>
+    <w:lsdException w:name="Light Shading Accent 5" w:semiHidden="0" w:uiPriority="60" w:unhideWhenUsed="0"/>
+    <w:lsdException w:name="Light List Accent 5" w:semiHidden="0" w:uiPriority="61" w:unhideWhenUsed="0"/>
+    <w:lsdException w:name="Light Grid Accent 5" w:semiHidden="0" w:uiPriority="62" w:unhideWhenUsed="0"/>
+    <w:lsdException w:name="Medium Shading 1 Accent 5" w:semiHidden="0" w:uiPriority="63" w:unhideWhenUsed="0"/>
+    <w:lsdException w:name="Medium Shading 2 Accent 5" w:semiHidden="0" w:uiPriority="64" w:unhideWhenUsed="0"/>
+    <w:lsdException w:name="Medium List 1 Accent 5" w:semiHidden="0" w:uiPriority="65" w:unhideWhenUsed="0"/>
+    <w:lsdException w:name="Medium List 2 Accent 5" w:semiHidden="0" w:uiPriority="66" w:unhideWhenUsed="0"/>
+    <w:lsdException w:name="Medium Grid 1 Accent 5" w:semiHidden="0" w:uiPriority="67" w:unhideWhenUsed="0"/>
+    <w:lsdException w:name="Medium Grid 2 Accent 5" w:semiHidden="0" w:uiPriority="68" w:unhideWhenUsed="0"/>
+    <w:lsdException w:name="Medium Grid 3 Accent 5" w:semiHidden="0" w:uiPriority="69" w:unhideWhenUsed="0"/>
+    <w:lsdException w:name="Dark List Accent 5" w:semiHidden="0" w:uiPriority="70" w:unhideWhenUsed="0"/>
+    <w:lsdException w:name="Colorful Shading Accent 5" w:semiHidden="0" w:uiPriority="71" w:unhideWhenUsed="0"/>
+    <w:lsdException w:name="Colorful List Accent 5" w:semiHidden="0" w:uiPriority="72" w:unhideWhenUsed="0"/>
+    <w:lsdException w:name="Colorful Grid Accent 5" w:semiHidden="0" w:uiPriority="73" w:unhideWhenUsed="0"/>
+    <w:lsdException w:name="Light Shading Accent 6" w:semiHidden="0" w:uiPriority="60" w:unhideWhenUsed="0"/>
+    <w:lsdException w:name="Light List Accent 6" w:semiHidden="0" w:uiPriority="61" w:unhideWhenUsed="0"/>
+    <w:lsdException w:name="Light Grid Accent 6" w:semiHidden="0" w:uiPriority="62" w:unhideWhenUsed="0"/>
+    <w:lsdException w:name="Medium Shading 1 Accent 6" w:semiHidden="0" w:uiPriority="63" w:unhideWhenUsed="0"/>
+    <w:lsdException w:name="Medium Shading 2 Accent 6" w:semiHidden="0" w:uiPriority="64" w:unhideWhenUsed="0"/>
+    <w:lsdException w:name="Medium List 1 Accent 6" w:semiHidden="0" w:uiPriority="65" w:unhideWhenUsed="0"/>
+    <w:lsdException w:name="Medium List 2 Accent 6" w:semiHidden="0" w:uiPriority="66" w:unhideWhenUsed="0"/>
+    <w:lsdException w:name="Medium Grid 1 Accent 6" w:semiHidden="0" w:uiPriority="67" w:unhideWhenUsed="0"/>
+    <w:lsdException w:name="Medium Grid 2 Accent 6" w:semiHidden="0" w:uiPriority="68" w:unhideWhenUsed="0"/>
+    <w:lsdException w:name="Medium Grid 3 Accent 6" w:semiHidden="0" w:uiPriority="69" w:unhideWhenUsed="0"/>
+    <w:lsdException w:name="Dark List Accent 6" w:semiHidden="0" w:uiPriority="70" w:unhideWhenUsed="0"/>
+    <w:lsdException w:name="Colorful Shading Accent 6" w:semiHidden="0" w:uiPriority="71" w:unhideWhenUsed="0"/>
+    <w:lsdException w:name="Colorful List Accent 6" w:semiHidden="0" w:uiPriority="72" w:unhideWhenUsed="0"/>
+    <w:lsdException w:name="Colorful Grid Accent 6" w:semiHidden="0" w:uiPriority="73" w:unhideWhenUsed="0"/>
+    <w:lsdException w:name="Subtle Emphasis" w:semiHidden="0" w:uiPriority="19" w:unhideWhenUsed="0" w:qFormat="1"/>
+    <w:lsdException w:name="Intense Emphasis" w:semiHidden="0" w:uiPriority="21" w:unhideWhenUsed="0" w:qFormat="1"/>
+    <w:lsdException w:name="Subtle Reference" w:semiHidden="0" w:uiPriority="31" w:unhideWhenUsed="0" w:qFormat="1"/>
+    <w:lsdException w:name="Intense Reference" w:semiHidden="0" w:uiPriority="32" w:unhideWhenUsed="0" w:qFormat="1"/>
+    <w:lsdException w:name="Book Title" w:semiHidden="0" w:uiPriority="33" w:unhideWhenUsed="0" w:qFormat="1"/>
+    <w:lsdException w:name="Bibliography" w:uiPriority="37"/>
+    <w:lsdException w:name="TOC Heading" w:uiPriority="39" w:qFormat="1"/>
   </w:latentStyles>
-  <w:style w:type="paragraph" w:default="1" w:styleId="a">
+  <w:style w:type="paragraph" w:default="1" w:styleId="Normal">
     <w:name w:val="Normal"/>
     <w:qFormat/>
     <w:rsid w:val="007F7F67"/>
@@ -8252,11 +7976,11 @@
       <w:jc w:val="both"/>
     </w:pPr>
   </w:style>
-  <w:style w:type="paragraph" w:styleId="2">
+  <w:style w:type="paragraph" w:styleId="Heading2">
     <w:name w:val="heading 2"/>
-    <w:basedOn w:val="a"/>
-    <w:next w:val="a"/>
-    <w:link w:val="20"/>
+    <w:basedOn w:val="Normal"/>
+    <w:next w:val="Normal"/>
+    <w:link w:val="Heading2Char"/>
     <w:uiPriority w:val="9"/>
     <w:unhideWhenUsed/>
     <w:qFormat/>
@@ -8278,11 +8002,11 @@
       <w:szCs w:val="32"/>
     </w:rPr>
   </w:style>
-  <w:style w:type="paragraph" w:styleId="3">
+  <w:style w:type="paragraph" w:styleId="Heading3">
     <w:name w:val="heading 3"/>
-    <w:basedOn w:val="a"/>
-    <w:next w:val="a"/>
-    <w:link w:val="30"/>
+    <w:basedOn w:val="Normal"/>
+    <w:next w:val="Normal"/>
+    <w:link w:val="Heading3Char"/>
     <w:uiPriority w:val="9"/>
     <w:unhideWhenUsed/>
     <w:qFormat/>
@@ -8304,11 +8028,11 @@
       <w:szCs w:val="32"/>
     </w:rPr>
   </w:style>
-  <w:style w:type="paragraph" w:styleId="4">
+  <w:style w:type="paragraph" w:styleId="Heading4">
     <w:name w:val="heading 4"/>
-    <w:basedOn w:val="a"/>
-    <w:next w:val="a"/>
-    <w:link w:val="40"/>
+    <w:basedOn w:val="Normal"/>
+    <w:next w:val="Normal"/>
+    <w:link w:val="Heading4Char"/>
     <w:uiPriority w:val="9"/>
     <w:unhideWhenUsed/>
     <w:qFormat/>
@@ -8327,17 +8051,18 @@
       <w:szCs w:val="28"/>
     </w:rPr>
   </w:style>
-  <w:style w:type="character" w:default="1" w:styleId="a0">
+  <w:style w:type="character" w:default="1" w:styleId="DefaultParagraphFont">
     <w:name w:val="Default Paragraph Font"/>
     <w:uiPriority w:val="1"/>
     <w:semiHidden/>
     <w:unhideWhenUsed/>
   </w:style>
-  <w:style w:type="table" w:default="1" w:styleId="a1">
+  <w:style w:type="table" w:default="1" w:styleId="TableNormal">
     <w:name w:val="Normal Table"/>
     <w:uiPriority w:val="99"/>
     <w:semiHidden/>
     <w:unhideWhenUsed/>
+    <w:qFormat/>
     <w:tblPr>
       <w:tblInd w:w="0" w:type="dxa"/>
       <w:tblCellMar>
@@ -8348,16 +8073,16 @@
       </w:tblCellMar>
     </w:tblPr>
   </w:style>
-  <w:style w:type="numbering" w:default="1" w:styleId="a2">
+  <w:style w:type="numbering" w:default="1" w:styleId="NoList">
     <w:name w:val="No List"/>
     <w:uiPriority w:val="99"/>
     <w:semiHidden/>
     <w:unhideWhenUsed/>
   </w:style>
-  <w:style w:type="paragraph" w:styleId="a3">
+  <w:style w:type="paragraph" w:styleId="PlainText">
     <w:name w:val="Plain Text"/>
-    <w:basedOn w:val="a"/>
-    <w:link w:val="a4"/>
+    <w:basedOn w:val="Normal"/>
+    <w:link w:val="PlainTextChar"/>
     <w:uiPriority w:val="99"/>
     <w:unhideWhenUsed/>
     <w:rsid w:val="00C11BCA"/>
@@ -8366,10 +8091,10 @@
       <w:szCs w:val="21"/>
     </w:rPr>
   </w:style>
-  <w:style w:type="character" w:customStyle="1" w:styleId="a4">
-    <w:name w:val="纯文本 字符"/>
-    <w:basedOn w:val="a0"/>
-    <w:link w:val="a3"/>
+  <w:style w:type="character" w:customStyle="1" w:styleId="PlainTextChar">
+    <w:name w:val="Plain Text Char"/>
+    <w:basedOn w:val="DefaultParagraphFont"/>
+    <w:link w:val="PlainText"/>
     <w:uiPriority w:val="99"/>
     <w:rsid w:val="00C11BCA"/>
     <w:rPr>
@@ -8377,10 +8102,10 @@
       <w:szCs w:val="21"/>
     </w:rPr>
   </w:style>
-  <w:style w:type="character" w:customStyle="1" w:styleId="20">
-    <w:name w:val="标题 2 字符"/>
-    <w:basedOn w:val="a0"/>
-    <w:link w:val="2"/>
+  <w:style w:type="character" w:customStyle="1" w:styleId="Heading2Char">
+    <w:name w:val="Heading 2 Char"/>
+    <w:basedOn w:val="DefaultParagraphFont"/>
+    <w:link w:val="Heading2"/>
     <w:uiPriority w:val="9"/>
     <w:rsid w:val="007F7F67"/>
     <w:rPr>
@@ -8391,10 +8116,10 @@
       <w:szCs w:val="32"/>
     </w:rPr>
   </w:style>
-  <w:style w:type="character" w:customStyle="1" w:styleId="30">
-    <w:name w:val="标题 3 字符"/>
-    <w:basedOn w:val="a0"/>
-    <w:link w:val="3"/>
+  <w:style w:type="character" w:customStyle="1" w:styleId="Heading3Char">
+    <w:name w:val="Heading 3 Char"/>
+    <w:basedOn w:val="DefaultParagraphFont"/>
+    <w:link w:val="Heading3"/>
     <w:uiPriority w:val="9"/>
     <w:rsid w:val="007F7F67"/>
     <w:rPr>
@@ -8405,11 +8130,11 @@
       <w:szCs w:val="32"/>
     </w:rPr>
   </w:style>
-  <w:style w:type="paragraph" w:styleId="a5">
+  <w:style w:type="paragraph" w:styleId="Title">
     <w:name w:val="Title"/>
-    <w:basedOn w:val="a"/>
-    <w:next w:val="a"/>
-    <w:link w:val="a6"/>
+    <w:basedOn w:val="Normal"/>
+    <w:next w:val="Normal"/>
+    <w:link w:val="TitleChar"/>
     <w:uiPriority w:val="10"/>
     <w:qFormat/>
     <w:rsid w:val="007F7F67"/>
@@ -8426,10 +8151,10 @@
       <w:szCs w:val="32"/>
     </w:rPr>
   </w:style>
-  <w:style w:type="character" w:customStyle="1" w:styleId="a6">
-    <w:name w:val="标题 字符"/>
-    <w:basedOn w:val="a0"/>
-    <w:link w:val="a5"/>
+  <w:style w:type="character" w:customStyle="1" w:styleId="TitleChar">
+    <w:name w:val="Title Char"/>
+    <w:basedOn w:val="DefaultParagraphFont"/>
+    <w:link w:val="Title"/>
     <w:uiPriority w:val="10"/>
     <w:rsid w:val="007F7F67"/>
     <w:rPr>
@@ -8440,9 +8165,9 @@
       <w:szCs w:val="32"/>
     </w:rPr>
   </w:style>
-  <w:style w:type="paragraph" w:styleId="a7">
+  <w:style w:type="paragraph" w:styleId="ListParagraph">
     <w:name w:val="List Paragraph"/>
-    <w:basedOn w:val="a"/>
+    <w:basedOn w:val="Normal"/>
     <w:uiPriority w:val="34"/>
     <w:qFormat/>
     <w:rsid w:val="007F7F67"/>
@@ -8450,9 +8175,9 @@
       <w:ind w:firstLineChars="200" w:firstLine="420"/>
     </w:pPr>
   </w:style>
-  <w:style w:type="table" w:styleId="a8">
+  <w:style w:type="table" w:styleId="TableGrid">
     <w:name w:val="Table Grid"/>
-    <w:basedOn w:val="a1"/>
+    <w:basedOn w:val="TableNormal"/>
     <w:uiPriority w:val="59"/>
     <w:rsid w:val="007F7F67"/>
     <w:pPr>
@@ -8463,6 +8188,7 @@
       <w:rFonts w:eastAsia="Times New Roman"/>
     </w:rPr>
     <w:tblPr>
+      <w:tblInd w:w="0" w:type="dxa"/>
       <w:tblBorders>
         <w:top w:val="single" w:sz="4" w:space="0" w:color="000000" w:themeColor="text1"/>
         <w:left w:val="single" w:sz="4" w:space="0" w:color="000000" w:themeColor="text1"/>
@@ -8471,12 +8197,18 @@
         <w:insideH w:val="single" w:sz="4" w:space="0" w:color="000000" w:themeColor="text1"/>
         <w:insideV w:val="single" w:sz="4" w:space="0" w:color="000000" w:themeColor="text1"/>
       </w:tblBorders>
+      <w:tblCellMar>
+        <w:top w:w="0" w:type="dxa"/>
+        <w:left w:w="108" w:type="dxa"/>
+        <w:bottom w:w="0" w:type="dxa"/>
+        <w:right w:w="108" w:type="dxa"/>
+      </w:tblCellMar>
     </w:tblPr>
   </w:style>
-  <w:style w:type="paragraph" w:styleId="a9">
+  <w:style w:type="paragraph" w:styleId="DocumentMap">
     <w:name w:val="Document Map"/>
-    <w:basedOn w:val="a"/>
-    <w:link w:val="aa"/>
+    <w:basedOn w:val="Normal"/>
+    <w:link w:val="DocumentMapChar"/>
     <w:uiPriority w:val="99"/>
     <w:semiHidden/>
     <w:unhideWhenUsed/>
@@ -8487,10 +8219,10 @@
       <w:szCs w:val="18"/>
     </w:rPr>
   </w:style>
-  <w:style w:type="character" w:customStyle="1" w:styleId="aa">
-    <w:name w:val="文档结构图 字符"/>
-    <w:basedOn w:val="a0"/>
-    <w:link w:val="a9"/>
+  <w:style w:type="character" w:customStyle="1" w:styleId="DocumentMapChar">
+    <w:name w:val="Document Map Char"/>
+    <w:basedOn w:val="DefaultParagraphFont"/>
+    <w:link w:val="DocumentMap"/>
     <w:uiPriority w:val="99"/>
     <w:semiHidden/>
     <w:rsid w:val="00796CDB"/>
@@ -8500,10 +8232,10 @@
       <w:szCs w:val="18"/>
     </w:rPr>
   </w:style>
-  <w:style w:type="paragraph" w:styleId="HTML">
+  <w:style w:type="paragraph" w:styleId="HTMLPreformatted">
     <w:name w:val="HTML Preformatted"/>
-    <w:basedOn w:val="a"/>
-    <w:link w:val="HTML0"/>
+    <w:basedOn w:val="Normal"/>
+    <w:link w:val="HTMLPreformattedChar"/>
     <w:uiPriority w:val="99"/>
     <w:unhideWhenUsed/>
     <w:rsid w:val="00867D74"/>
@@ -8537,10 +8269,10 @@
       <w:szCs w:val="24"/>
     </w:rPr>
   </w:style>
-  <w:style w:type="character" w:customStyle="1" w:styleId="HTML0">
-    <w:name w:val="HTML 预设格式 字符"/>
-    <w:basedOn w:val="a0"/>
-    <w:link w:val="HTML"/>
+  <w:style w:type="character" w:customStyle="1" w:styleId="HTMLPreformattedChar">
+    <w:name w:val="HTML Preformatted Char"/>
+    <w:basedOn w:val="DefaultParagraphFont"/>
+    <w:link w:val="HTMLPreformatted"/>
     <w:uiPriority w:val="99"/>
     <w:rsid w:val="00867D74"/>
     <w:rPr>
@@ -8550,9 +8282,9 @@
       <w:szCs w:val="24"/>
     </w:rPr>
   </w:style>
-  <w:style w:type="character" w:styleId="ab">
+  <w:style w:type="character" w:styleId="CommentReference">
     <w:name w:val="annotation reference"/>
-    <w:basedOn w:val="a0"/>
+    <w:basedOn w:val="DefaultParagraphFont"/>
     <w:uiPriority w:val="99"/>
     <w:semiHidden/>
     <w:unhideWhenUsed/>
@@ -8562,10 +8294,10 @@
       <w:szCs w:val="21"/>
     </w:rPr>
   </w:style>
-  <w:style w:type="paragraph" w:styleId="ac">
+  <w:style w:type="paragraph" w:styleId="CommentText">
     <w:name w:val="annotation text"/>
-    <w:basedOn w:val="a"/>
-    <w:link w:val="ad"/>
+    <w:basedOn w:val="Normal"/>
+    <w:link w:val="CommentTextChar"/>
     <w:uiPriority w:val="99"/>
     <w:unhideWhenUsed/>
     <w:rsid w:val="00457ECE"/>
@@ -8573,18 +8305,18 @@
       <w:jc w:val="left"/>
     </w:pPr>
   </w:style>
-  <w:style w:type="character" w:customStyle="1" w:styleId="ad">
-    <w:name w:val="批注文字 字符"/>
-    <w:basedOn w:val="a0"/>
-    <w:link w:val="ac"/>
+  <w:style w:type="character" w:customStyle="1" w:styleId="CommentTextChar">
+    <w:name w:val="Comment Text Char"/>
+    <w:basedOn w:val="DefaultParagraphFont"/>
+    <w:link w:val="CommentText"/>
     <w:uiPriority w:val="99"/>
     <w:rsid w:val="00457ECE"/>
   </w:style>
-  <w:style w:type="paragraph" w:styleId="ae">
+  <w:style w:type="paragraph" w:styleId="CommentSubject">
     <w:name w:val="annotation subject"/>
-    <w:basedOn w:val="ac"/>
-    <w:next w:val="ac"/>
-    <w:link w:val="af"/>
+    <w:basedOn w:val="CommentText"/>
+    <w:next w:val="CommentText"/>
+    <w:link w:val="CommentSubjectChar"/>
     <w:uiPriority w:val="99"/>
     <w:semiHidden/>
     <w:unhideWhenUsed/>
@@ -8594,10 +8326,10 @@
       <w:bCs/>
     </w:rPr>
   </w:style>
-  <w:style w:type="character" w:customStyle="1" w:styleId="af">
-    <w:name w:val="批注主题 字符"/>
-    <w:basedOn w:val="ad"/>
-    <w:link w:val="ae"/>
+  <w:style w:type="character" w:customStyle="1" w:styleId="CommentSubjectChar">
+    <w:name w:val="Comment Subject Char"/>
+    <w:basedOn w:val="CommentTextChar"/>
+    <w:link w:val="CommentSubject"/>
     <w:uiPriority w:val="99"/>
     <w:semiHidden/>
     <w:rsid w:val="00457ECE"/>
@@ -8606,10 +8338,10 @@
       <w:bCs/>
     </w:rPr>
   </w:style>
-  <w:style w:type="paragraph" w:styleId="af0">
+  <w:style w:type="paragraph" w:styleId="BalloonText">
     <w:name w:val="Balloon Text"/>
-    <w:basedOn w:val="a"/>
-    <w:link w:val="af1"/>
+    <w:basedOn w:val="Normal"/>
+    <w:link w:val="BalloonTextChar"/>
     <w:uiPriority w:val="99"/>
     <w:semiHidden/>
     <w:unhideWhenUsed/>
@@ -8619,10 +8351,10 @@
       <w:szCs w:val="18"/>
     </w:rPr>
   </w:style>
-  <w:style w:type="character" w:customStyle="1" w:styleId="af1">
-    <w:name w:val="批注框文本 字符"/>
-    <w:basedOn w:val="a0"/>
-    <w:link w:val="af0"/>
+  <w:style w:type="character" w:customStyle="1" w:styleId="BalloonTextChar">
+    <w:name w:val="Balloon Text Char"/>
+    <w:basedOn w:val="DefaultParagraphFont"/>
+    <w:link w:val="BalloonText"/>
     <w:uiPriority w:val="99"/>
     <w:semiHidden/>
     <w:rsid w:val="00457ECE"/>
@@ -8631,9 +8363,9 @@
       <w:szCs w:val="18"/>
     </w:rPr>
   </w:style>
-  <w:style w:type="character" w:styleId="af2">
+  <w:style w:type="character" w:styleId="Hyperlink">
     <w:name w:val="Hyperlink"/>
-    <w:basedOn w:val="a0"/>
+    <w:basedOn w:val="DefaultParagraphFont"/>
     <w:uiPriority w:val="99"/>
     <w:unhideWhenUsed/>
     <w:rsid w:val="00C55E2A"/>
@@ -8642,9 +8374,9 @@
       <w:u w:val="single"/>
     </w:rPr>
   </w:style>
-  <w:style w:type="character" w:styleId="af3">
+  <w:style w:type="character" w:styleId="Emphasis">
     <w:name w:val="Emphasis"/>
-    <w:basedOn w:val="a0"/>
+    <w:basedOn w:val="DefaultParagraphFont"/>
     <w:uiPriority w:val="20"/>
     <w:qFormat/>
     <w:rsid w:val="004B6905"/>
@@ -8653,10 +8385,10 @@
       <w:iCs/>
     </w:rPr>
   </w:style>
-  <w:style w:type="character" w:customStyle="1" w:styleId="40">
-    <w:name w:val="标题 4 字符"/>
-    <w:basedOn w:val="a0"/>
-    <w:link w:val="4"/>
+  <w:style w:type="character" w:customStyle="1" w:styleId="Heading4Char">
+    <w:name w:val="Heading 4 Char"/>
+    <w:basedOn w:val="DefaultParagraphFont"/>
+    <w:link w:val="Heading4"/>
     <w:uiPriority w:val="9"/>
     <w:rsid w:val="00B11327"/>
     <w:rPr>
@@ -8667,10 +8399,10 @@
       <w:szCs w:val="28"/>
     </w:rPr>
   </w:style>
-  <w:style w:type="paragraph" w:styleId="af4">
+  <w:style w:type="paragraph" w:styleId="Header">
     <w:name w:val="header"/>
-    <w:basedOn w:val="a"/>
-    <w:link w:val="af5"/>
+    <w:basedOn w:val="Normal"/>
+    <w:link w:val="HeaderChar"/>
     <w:uiPriority w:val="99"/>
     <w:unhideWhenUsed/>
     <w:rsid w:val="001F01D6"/>
@@ -8690,10 +8422,10 @@
       <w:szCs w:val="18"/>
     </w:rPr>
   </w:style>
-  <w:style w:type="character" w:customStyle="1" w:styleId="af5">
-    <w:name w:val="页眉 字符"/>
-    <w:basedOn w:val="a0"/>
-    <w:link w:val="af4"/>
+  <w:style w:type="character" w:customStyle="1" w:styleId="HeaderChar">
+    <w:name w:val="Header Char"/>
+    <w:basedOn w:val="DefaultParagraphFont"/>
+    <w:link w:val="Header"/>
     <w:uiPriority w:val="99"/>
     <w:rsid w:val="001F01D6"/>
     <w:rPr>
@@ -8701,10 +8433,10 @@
       <w:szCs w:val="18"/>
     </w:rPr>
   </w:style>
-  <w:style w:type="paragraph" w:styleId="af6">
+  <w:style w:type="paragraph" w:styleId="Footer">
     <w:name w:val="footer"/>
-    <w:basedOn w:val="a"/>
-    <w:link w:val="af7"/>
+    <w:basedOn w:val="Normal"/>
+    <w:link w:val="FooterChar"/>
     <w:uiPriority w:val="99"/>
     <w:unhideWhenUsed/>
     <w:rsid w:val="001F01D6"/>
@@ -8721,10 +8453,10 @@
       <w:szCs w:val="18"/>
     </w:rPr>
   </w:style>
-  <w:style w:type="character" w:customStyle="1" w:styleId="af7">
-    <w:name w:val="页脚 字符"/>
-    <w:basedOn w:val="a0"/>
-    <w:link w:val="af6"/>
+  <w:style w:type="character" w:customStyle="1" w:styleId="FooterChar">
+    <w:name w:val="Footer Char"/>
+    <w:basedOn w:val="DefaultParagraphFont"/>
+    <w:link w:val="Footer"/>
     <w:uiPriority w:val="99"/>
     <w:rsid w:val="001F01D6"/>
     <w:rPr>
@@ -8743,7 +8475,7 @@
         <a:sysClr val="windowText" lastClr="000000"/>
       </a:dk1>
       <a:lt1>
-        <a:sysClr val="window" lastClr="FFFFFF"/>
+        <a:sysClr val="window" lastClr="CCE8CF"/>
       </a:lt1>
       <a:dk2>
         <a:srgbClr val="1F497D"/>

--- a/internal_doc/03.开发设计/Sequence&AutoIncrement/Story-AutoIncrement.docx
+++ b/internal_doc/03.开发设计/Sequence&AutoIncrement/Story-AutoIncrement.docx
@@ -1,10 +1,10 @@
 
 <file path=word/document.xml><?xml version="1.0" encoding="utf-8"?>
-<w:document xmlns:ve="http://schemas.openxmlformats.org/markup-compatibility/2006" xmlns:o="urn:schemas-microsoft-com:office:office" xmlns:r="http://schemas.openxmlformats.org/officeDocument/2006/relationships" xmlns:m="http://schemas.openxmlformats.org/officeDocument/2006/math" xmlns:v="urn:schemas-microsoft-com:vml" xmlns:wp="http://schemas.openxmlformats.org/drawingml/2006/wordprocessingDrawing" xmlns:w10="urn:schemas-microsoft-com:office:word" xmlns:w="http://schemas.openxmlformats.org/wordprocessingml/2006/main" xmlns:wne="http://schemas.microsoft.com/office/word/2006/wordml">
+<w:document xmlns:wpc="http://schemas.microsoft.com/office/word/2010/wordprocessingCanvas" xmlns:cx="http://schemas.microsoft.com/office/drawing/2014/chartex" xmlns:mc="http://schemas.openxmlformats.org/markup-compatibility/2006" xmlns:o="urn:schemas-microsoft-com:office:office" xmlns:r="http://schemas.openxmlformats.org/officeDocument/2006/relationships" xmlns:m="http://schemas.openxmlformats.org/officeDocument/2006/math" xmlns:v="urn:schemas-microsoft-com:vml" xmlns:wp14="http://schemas.microsoft.com/office/word/2010/wordprocessingDrawing" xmlns:wp="http://schemas.openxmlformats.org/drawingml/2006/wordprocessingDrawing" xmlns:w10="urn:schemas-microsoft-com:office:word" xmlns:w="http://schemas.openxmlformats.org/wordprocessingml/2006/main" xmlns:w14="http://schemas.microsoft.com/office/word/2010/wordml" xmlns:w15="http://schemas.microsoft.com/office/word/2012/wordml" xmlns:w16se="http://schemas.microsoft.com/office/word/2015/wordml/symex" xmlns:wpg="http://schemas.microsoft.com/office/word/2010/wordprocessingGroup" xmlns:wpi="http://schemas.microsoft.com/office/word/2010/wordprocessingInk" xmlns:wne="http://schemas.microsoft.com/office/word/2006/wordml" xmlns:wps="http://schemas.microsoft.com/office/word/2010/wordprocessingShape" mc:Ignorable="w14 w15 w16se wp14">
   <w:body>
     <w:p>
       <w:pPr>
-        <w:pStyle w:val="Title"/>
+        <w:pStyle w:val="a5"/>
       </w:pPr>
       <w:r>
         <w:rPr>
@@ -33,10 +33,10 @@
     </w:p>
     <w:tbl>
       <w:tblPr>
-        <w:tblStyle w:val="TableGrid"/>
+        <w:tblStyle w:val="a8"/>
         <w:tblW w:w="0" w:type="auto"/>
         <w:tblInd w:w="357" w:type="dxa"/>
-        <w:tblLook w:val="04A0"/>
+        <w:tblLook w:val="04A0" w:firstRow="1" w:lastRow="0" w:firstColumn="1" w:lastColumn="0" w:noHBand="0" w:noVBand="1"/>
       </w:tblPr>
       <w:tblGrid>
         <w:gridCol w:w="2728"/>
@@ -151,7 +151,7 @@
     <w:p/>
     <w:p>
       <w:pPr>
-        <w:pStyle w:val="Heading2"/>
+        <w:pStyle w:val="2"/>
       </w:pPr>
       <w:r>
         <w:t>Story</w:t>
@@ -176,7 +176,7 @@
     </w:p>
     <w:p>
       <w:pPr>
-        <w:pStyle w:val="Heading2"/>
+        <w:pStyle w:val="2"/>
       </w:pPr>
       <w:r>
         <w:t>Story</w:t>
@@ -190,7 +190,7 @@
     </w:p>
     <w:p>
       <w:pPr>
-        <w:pStyle w:val="ListParagraph"/>
+        <w:pStyle w:val="a7"/>
         <w:ind w:left="777" w:firstLineChars="0" w:firstLine="0"/>
         <w:rPr>
           <w:color w:val="000000" w:themeColor="text1"/>
@@ -234,7 +234,7 @@
     </w:p>
     <w:p>
       <w:pPr>
-        <w:pStyle w:val="Heading2"/>
+        <w:pStyle w:val="2"/>
       </w:pPr>
       <w:r>
         <w:t xml:space="preserve">Story </w:t>
@@ -333,7 +333,7 @@
     </w:p>
     <w:p>
       <w:pPr>
-        <w:pStyle w:val="Heading3"/>
+        <w:pStyle w:val="3"/>
       </w:pPr>
       <w:r>
         <w:rPr>
@@ -716,10 +716,10 @@
     </w:p>
     <w:tbl>
       <w:tblPr>
-        <w:tblStyle w:val="TableGrid"/>
+        <w:tblStyle w:val="a8"/>
         <w:tblW w:w="0" w:type="auto"/>
         <w:tblInd w:w="357" w:type="dxa"/>
-        <w:tblLook w:val="04A0"/>
+        <w:tblLook w:val="04A0" w:firstRow="1" w:lastRow="0" w:firstColumn="1" w:lastColumn="0" w:noHBand="0" w:noVBand="1"/>
       </w:tblPr>
       <w:tblGrid>
         <w:gridCol w:w="1826"/>
@@ -924,7 +924,7 @@
             <w:commentRangeEnd w:id="0"/>
             <w:r>
               <w:rPr>
-                <w:rStyle w:val="CommentReference"/>
+                <w:rStyle w:val="ab"/>
                 <w:rFonts w:eastAsiaTheme="minorEastAsia"/>
               </w:rPr>
               <w:commentReference w:id="0"/>
@@ -2052,7 +2052,7 @@
     <w:p/>
     <w:p>
       <w:pPr>
-        <w:pStyle w:val="ListParagraph"/>
+        <w:pStyle w:val="a7"/>
         <w:numPr>
           <w:ilvl w:val="0"/>
           <w:numId w:val="9"/>
@@ -2080,7 +2080,7 @@
     </w:p>
     <w:p>
       <w:pPr>
-        <w:pStyle w:val="ListParagraph"/>
+        <w:pStyle w:val="a7"/>
         <w:numPr>
           <w:ilvl w:val="0"/>
           <w:numId w:val="9"/>
@@ -2276,7 +2276,7 @@
     </w:p>
     <w:p>
       <w:pPr>
-        <w:pStyle w:val="ListParagraph"/>
+        <w:pStyle w:val="a7"/>
         <w:numPr>
           <w:ilvl w:val="0"/>
           <w:numId w:val="9"/>
@@ -2358,7 +2358,7 @@
     </w:p>
     <w:p>
       <w:pPr>
-        <w:pStyle w:val="ListParagraph"/>
+        <w:pStyle w:val="a7"/>
         <w:numPr>
           <w:ilvl w:val="0"/>
           <w:numId w:val="9"/>
@@ -2488,7 +2488,7 @@
     </w:p>
     <w:p>
       <w:pPr>
-        <w:pStyle w:val="ListParagraph"/>
+        <w:pStyle w:val="a7"/>
         <w:numPr>
           <w:ilvl w:val="0"/>
           <w:numId w:val="9"/>
@@ -2558,7 +2558,7 @@
     </w:p>
     <w:p>
       <w:pPr>
-        <w:pStyle w:val="ListParagraph"/>
+        <w:pStyle w:val="a7"/>
         <w:numPr>
           <w:ilvl w:val="0"/>
           <w:numId w:val="9"/>
@@ -2586,7 +2586,7 @@
     </w:p>
     <w:p>
       <w:pPr>
-        <w:pStyle w:val="ListParagraph"/>
+        <w:pStyle w:val="a7"/>
         <w:numPr>
           <w:ilvl w:val="0"/>
           <w:numId w:val="9"/>
@@ -2626,7 +2626,7 @@
     </w:p>
     <w:p>
       <w:pPr>
-        <w:pStyle w:val="Heading3"/>
+        <w:pStyle w:val="3"/>
       </w:pPr>
       <w:r>
         <w:rPr>
@@ -2935,18 +2935,532 @@
         <w:ind w:left="0" w:firstLine="357"/>
       </w:pPr>
       <w:r>
-        <w:t>INT32 createAutoIncrement( const std::vector&lt;bson::BSONObj&gt;&amp;options ) ;</w:t>
-      </w:r>
-    </w:p>
-    <w:p>
-      <w:r>
-        <w:rPr>
-          <w:rFonts w:hint="eastAsia"/>
-        </w:rPr>
-        <w:t>示例</w:t>
-      </w:r>
-      <w:r>
+        <w:t>INT32 createAutoIncrement( const std::vector&lt;bson::BSONObj&gt; &amp;options ) ;</w:t>
+      </w:r>
+    </w:p>
+    <w:p>
+      <w:pPr>
+        <w:pStyle w:val="3"/>
+      </w:pPr>
+      <w:r>
+        <w:rPr>
+          <w:rFonts w:hint="eastAsia"/>
+        </w:rPr>
+        <w:t>修改自增字段</w:t>
+      </w:r>
+    </w:p>
+    <w:p>
+      <w:r>
+        <w:rPr>
+          <w:rFonts w:hint="eastAsia"/>
+        </w:rPr>
+        <w:t>可以</w:t>
+      </w:r>
+      <w:r>
+        <w:rPr>
+          <w:rFonts w:hint="eastAsia"/>
+        </w:rPr>
+        <w:t>通过集合的</w:t>
+      </w:r>
+      <w:r>
+        <w:rPr>
+          <w:rFonts w:hint="eastAsia"/>
+        </w:rPr>
+        <w:t>alter</w:t>
+      </w:r>
+      <w:r>
+        <w:rPr>
+          <w:rFonts w:hint="eastAsia"/>
+        </w:rPr>
+        <w:t>命令</w:t>
+      </w:r>
+      <w:r>
+        <w:rPr>
+          <w:rFonts w:hint="eastAsia"/>
+        </w:rPr>
+        <w:t>修改</w:t>
+      </w:r>
+      <w:r>
+        <w:rPr>
+          <w:rFonts w:hint="eastAsia"/>
+        </w:rPr>
+        <w:t>自增字段的属性</w:t>
+      </w:r>
+      <w:r>
+        <w:rPr>
+          <w:rFonts w:hint="eastAsia"/>
+        </w:rPr>
+        <w:t>，</w:t>
+      </w:r>
+      <w:r>
+        <w:rPr>
+          <w:rFonts w:hint="eastAsia"/>
+        </w:rPr>
+        <w:t>目前</w:t>
+      </w:r>
+      <w:r>
+        <w:rPr>
+          <w:rFonts w:hint="eastAsia"/>
+        </w:rPr>
+        <w:t>自增字段的属性</w:t>
+      </w:r>
+      <w:r>
+        <w:rPr>
+          <w:rFonts w:hint="eastAsia"/>
+        </w:rPr>
+        <w:t>除了</w:t>
+      </w:r>
+      <w:r>
+        <w:rPr>
+          <w:rFonts w:hint="eastAsia"/>
+        </w:rPr>
+        <w:t>字段名</w:t>
+      </w:r>
+      <w:r>
+        <w:rPr>
+          <w:rFonts w:hint="eastAsia"/>
+        </w:rPr>
+        <w:t>都可以修改</w:t>
+      </w:r>
+      <w:r>
+        <w:rPr>
+          <w:rFonts w:hint="eastAsia"/>
+        </w:rPr>
         <w:t>：</w:t>
+      </w:r>
+    </w:p>
+    <w:p>
+      <w:r>
+        <w:rPr>
+          <w:rFonts w:hint="eastAsia"/>
+        </w:rPr>
+        <w:t>{</w:t>
+      </w:r>
+    </w:p>
+    <w:p>
+      <w:r>
+        <w:rPr>
+          <w:rFonts w:hint="eastAsia"/>
+        </w:rPr>
+        <w:t xml:space="preserve">    AlterType : "collection</w:t>
+      </w:r>
+      <w:r>
+        <w:rPr>
+          <w:rFonts w:hint="eastAsia"/>
+        </w:rPr>
+        <w:t>",</w:t>
+      </w:r>
+    </w:p>
+    <w:p>
+      <w:r>
+        <w:rPr>
+          <w:rFonts w:hint="eastAsia"/>
+        </w:rPr>
+        <w:t xml:space="preserve">  Version : 1,</w:t>
+      </w:r>
+    </w:p>
+    <w:p>
+      <w:r>
+        <w:rPr>
+          <w:rFonts w:hint="eastAsia"/>
+        </w:rPr>
+        <w:t>Name : "&lt;</w:t>
+      </w:r>
+      <w:r>
+        <w:rPr>
+          <w:rFonts w:hint="eastAsia"/>
+        </w:rPr>
+        <w:t>collection</w:t>
+      </w:r>
+      <w:r>
+        <w:rPr>
+          <w:rFonts w:hint="eastAsia"/>
+        </w:rPr>
+        <w:t>_name&gt;", // foo.bar</w:t>
+      </w:r>
+    </w:p>
+    <w:p>
+      <w:r>
+        <w:rPr>
+          <w:rFonts w:hint="eastAsia"/>
+        </w:rPr>
+        <w:t>Alter :</w:t>
+      </w:r>
+    </w:p>
+    <w:p>
+      <w:r>
+        <w:rPr>
+          <w:rFonts w:hint="eastAsia"/>
+        </w:rPr>
+        <w:t>{</w:t>
+      </w:r>
+    </w:p>
+    <w:p>
+      <w:r>
+        <w:rPr>
+          <w:rFonts w:hint="eastAsia"/>
+        </w:rPr>
+        <w:t>Name : "</w:t>
+      </w:r>
+      <w:r>
+        <w:rPr>
+          <w:rFonts w:hint="eastAsia"/>
+        </w:rPr>
+        <w:t>set</w:t>
+      </w:r>
+      <w:r>
+        <w:rPr>
+          <w:rFonts w:hint="eastAsia"/>
+        </w:rPr>
+        <w:t xml:space="preserve"> autoincrement</w:t>
+      </w:r>
+      <w:r>
+        <w:rPr>
+          <w:rFonts w:hint="eastAsia"/>
+        </w:rPr>
+        <w:t>",</w:t>
+      </w:r>
+    </w:p>
+    <w:p>
+      <w:r>
+        <w:rPr>
+          <w:rFonts w:hint="eastAsia"/>
+        </w:rPr>
+        <w:t xml:space="preserve">    Args : {</w:t>
+      </w:r>
+    </w:p>
+    <w:p>
+      <w:r>
+        <w:rPr>
+          <w:rFonts w:hint="eastAsia"/>
+        </w:rPr>
+        <w:t xml:space="preserve">            F</w:t>
+      </w:r>
+      <w:r>
+        <w:rPr>
+          <w:rFonts w:hint="eastAsia"/>
+        </w:rPr>
+        <w:t>ield: "&lt;field_name&gt;",</w:t>
+      </w:r>
+    </w:p>
+    <w:p>
+      <w:r>
+        <w:rPr>
+          <w:rFonts w:hint="eastAsia"/>
+        </w:rPr>
+        <w:t xml:space="preserve">            ...</w:t>
+      </w:r>
+    </w:p>
+    <w:p>
+      <w:r>
+        <w:rPr>
+          <w:rFonts w:hint="eastAsia"/>
+        </w:rPr>
+        <w:t>}</w:t>
+      </w:r>
+    </w:p>
+    <w:p>
+      <w:r>
+        <w:rPr>
+          <w:rFonts w:hint="eastAsia"/>
+        </w:rPr>
+        <w:t>}</w:t>
+      </w:r>
+    </w:p>
+    <w:p>
+      <w:r>
+        <w:rPr>
+          <w:rFonts w:hint="eastAsia"/>
+        </w:rPr>
+        <w:t>}</w:t>
+      </w:r>
+    </w:p>
+    <w:p>
+      <w:r>
+        <w:rPr>
+          <w:rFonts w:hint="eastAsia"/>
+        </w:rPr>
+        <w:t>驱动</w:t>
+      </w:r>
+      <w:r>
+        <w:rPr>
+          <w:rFonts w:hint="eastAsia"/>
+        </w:rPr>
+        <w:t>setAttributes</w:t>
+      </w:r>
+      <w:r>
+        <w:rPr>
+          <w:rFonts w:hint="eastAsia"/>
+        </w:rPr>
+        <w:t>增加</w:t>
+      </w:r>
+      <w:r>
+        <w:rPr>
+          <w:rFonts w:hint="eastAsia"/>
+        </w:rPr>
+        <w:t>AutoIncrement</w:t>
+      </w:r>
+      <w:r>
+        <w:rPr>
+          <w:rFonts w:hint="eastAsia"/>
+        </w:rPr>
+        <w:t>选项</w:t>
+      </w:r>
+    </w:p>
+    <w:p>
+      <w:r>
+        <w:t>db.foo.bar.setAttributes({</w:t>
+      </w:r>
+    </w:p>
+    <w:p>
+      <w:r>
+        <w:rPr>
+          <w:rFonts w:hint="eastAsia"/>
+        </w:rPr>
+        <w:t>Auto</w:t>
+      </w:r>
+      <w:r>
+        <w:t>Increment:[</w:t>
+      </w:r>
+    </w:p>
+    <w:p>
+      <w:r>
+        <w:t xml:space="preserve">   {Field:”id1”, Increment:2, StartValue:3},</w:t>
+      </w:r>
+    </w:p>
+    <w:p>
+      <w:pPr>
+        <w:ind w:firstLineChars="150" w:firstLine="315"/>
+      </w:pPr>
+      <w:r>
+        <w:t>{Field:”id2”, Increment:2, StartValue:3}</w:t>
+      </w:r>
+    </w:p>
+    <w:p>
+      <w:r>
+        <w:t>]</w:t>
+      </w:r>
+    </w:p>
+    <w:p>
+      <w:r>
+        <w:t>})</w:t>
+      </w:r>
+    </w:p>
+    <w:p/>
+    <w:p>
+      <w:pPr>
+        <w:pStyle w:val="3"/>
+      </w:pPr>
+      <w:r>
+        <w:rPr>
+          <w:rFonts w:hint="eastAsia"/>
+        </w:rPr>
+        <w:lastRenderedPageBreak/>
+        <w:t>删除自增字段</w:t>
+      </w:r>
+    </w:p>
+    <w:p>
+      <w:r>
+        <w:rPr>
+          <w:rFonts w:hint="eastAsia"/>
+        </w:rPr>
+        <w:t>{</w:t>
+      </w:r>
+    </w:p>
+    <w:p>
+      <w:r>
+        <w:rPr>
+          <w:rFonts w:hint="eastAsia"/>
+        </w:rPr>
+        <w:t xml:space="preserve">    AlterType : "collection</w:t>
+      </w:r>
+      <w:r>
+        <w:rPr>
+          <w:rFonts w:hint="eastAsia"/>
+        </w:rPr>
+        <w:t>",</w:t>
+      </w:r>
+    </w:p>
+    <w:p>
+      <w:r>
+        <w:rPr>
+          <w:rFonts w:hint="eastAsia"/>
+        </w:rPr>
+        <w:t xml:space="preserve">  Version : 1,</w:t>
+      </w:r>
+    </w:p>
+    <w:p>
+      <w:r>
+        <w:rPr>
+          <w:rFonts w:hint="eastAsia"/>
+        </w:rPr>
+        <w:t>Name : "&lt;</w:t>
+      </w:r>
+      <w:r>
+        <w:rPr>
+          <w:rFonts w:hint="eastAsia"/>
+        </w:rPr>
+        <w:t>collection</w:t>
+      </w:r>
+      <w:r>
+        <w:rPr>
+          <w:rFonts w:hint="eastAsia"/>
+        </w:rPr>
+        <w:t>_name&gt;", // foo.bar</w:t>
+      </w:r>
+    </w:p>
+    <w:p>
+      <w:r>
+        <w:rPr>
+          <w:rFonts w:hint="eastAsia"/>
+        </w:rPr>
+        <w:t>Alter :</w:t>
+      </w:r>
+    </w:p>
+    <w:p>
+      <w:r>
+        <w:rPr>
+          <w:rFonts w:hint="eastAsia"/>
+        </w:rPr>
+        <w:t>{</w:t>
+      </w:r>
+    </w:p>
+    <w:p>
+      <w:r>
+        <w:rPr>
+          <w:rFonts w:hint="eastAsia"/>
+        </w:rPr>
+        <w:t>Name : "</w:t>
+      </w:r>
+      <w:r>
+        <w:rPr>
+          <w:rFonts w:hint="eastAsia"/>
+        </w:rPr>
+        <w:t xml:space="preserve">drop </w:t>
+      </w:r>
+      <w:r>
+        <w:rPr>
+          <w:rFonts w:hint="eastAsia"/>
+        </w:rPr>
+        <w:t>autoincrement</w:t>
+      </w:r>
+      <w:r>
+        <w:rPr>
+          <w:rFonts w:hint="eastAsia"/>
+        </w:rPr>
+        <w:t>",</w:t>
+      </w:r>
+    </w:p>
+    <w:p>
+      <w:r>
+        <w:rPr>
+          <w:rFonts w:hint="eastAsia"/>
+        </w:rPr>
+        <w:t xml:space="preserve">    Args : {</w:t>
+      </w:r>
+    </w:p>
+    <w:p>
+      <w:r>
+        <w:rPr>
+          <w:rFonts w:hint="eastAsia"/>
+        </w:rPr>
+        <w:t>F</w:t>
+      </w:r>
+      <w:r>
+        <w:rPr>
+          <w:rFonts w:hint="eastAsia"/>
+        </w:rPr>
+        <w:t>ield: "&lt;field_name&gt;"</w:t>
+      </w:r>
+    </w:p>
+    <w:p>
+      <w:r>
+        <w:rPr>
+          <w:rFonts w:hint="eastAsia"/>
+        </w:rPr>
+        <w:t>}</w:t>
+      </w:r>
+    </w:p>
+    <w:p>
+      <w:r>
+        <w:rPr>
+          <w:rFonts w:hint="eastAsia"/>
+        </w:rPr>
+        <w:t>}</w:t>
+      </w:r>
+    </w:p>
+    <w:p>
+      <w:pPr>
+        <w:tabs>
+          <w:tab w:val="left" w:pos="1094"/>
+        </w:tabs>
+      </w:pPr>
+      <w:r>
+        <w:rPr>
+          <w:rFonts w:hint="eastAsia"/>
+        </w:rPr>
+        <w:t>}</w:t>
+      </w:r>
+    </w:p>
+    <w:p>
+      <w:pPr>
+        <w:tabs>
+          <w:tab w:val="left" w:pos="1094"/>
+        </w:tabs>
+      </w:pPr>
+    </w:p>
+    <w:p>
+      <w:pPr>
+        <w:tabs>
+          <w:tab w:val="left" w:pos="1094"/>
+        </w:tabs>
+      </w:pPr>
+      <w:r>
+        <w:rPr>
+          <w:rFonts w:hint="eastAsia"/>
+        </w:rPr>
+        <w:t>驱动增加</w:t>
+      </w:r>
+      <w:r>
+        <w:rPr>
+          <w:rFonts w:hint="eastAsia"/>
+        </w:rPr>
+        <w:t>dropAutoIncrement</w:t>
+      </w:r>
+      <w:r>
+        <w:rPr>
+          <w:rFonts w:hint="eastAsia"/>
+        </w:rPr>
+        <w:t>接口</w:t>
+      </w:r>
+    </w:p>
+    <w:p>
+      <w:pPr>
+        <w:tabs>
+          <w:tab w:val="left" w:pos="1094"/>
+        </w:tabs>
+      </w:pPr>
+      <w:r>
+        <w:t>S</w:t>
+      </w:r>
+      <w:r>
+        <w:rPr>
+          <w:rFonts w:hint="eastAsia"/>
+        </w:rPr>
+        <w:t>hell</w:t>
+      </w:r>
+      <w:r>
+        <w:t>接口：</w:t>
+      </w:r>
+    </w:p>
+    <w:p>
+      <w:pPr>
+        <w:tabs>
+          <w:tab w:val="left" w:pos="1094"/>
+        </w:tabs>
+      </w:pPr>
+      <w:r>
+        <w:t>db.foo.bar.dropAutoIncrement({Field:”id1”})</w:t>
       </w:r>
     </w:p>
     <w:p>
@@ -2957,10 +3471,7 @@
         <w:ind w:left="0" w:firstLineChars="150" w:firstLine="315"/>
       </w:pPr>
       <w:r>
-        <w:rPr>
-          <w:rFonts w:hint="eastAsia"/>
-        </w:rPr>
-        <w:t>单个：</w:t>
+        <w:t>db.foo.bar.dropAutoIncrement({Field:[”id1”,”id2”]})</w:t>
       </w:r>
     </w:p>
     <w:p>
@@ -2970,8 +3481,27 @@
         </w:tabs>
         <w:ind w:left="0" w:firstLineChars="150" w:firstLine="315"/>
       </w:pPr>
-      <w:r>
-        <w:t>char *fieldname = “a1”;</w:t>
+    </w:p>
+    <w:p>
+      <w:pPr>
+        <w:tabs>
+          <w:tab w:val="left" w:pos="1094"/>
+        </w:tabs>
+      </w:pPr>
+      <w:r>
+        <w:rPr>
+          <w:rFonts w:hint="eastAsia"/>
+        </w:rPr>
+        <w:t>CPP</w:t>
+      </w:r>
+      <w:r>
+        <w:rPr>
+          <w:rFonts w:hint="eastAsia"/>
+        </w:rPr>
+        <w:t>驱动接口</w:t>
+      </w:r>
+      <w:r>
+        <w:t>：</w:t>
       </w:r>
     </w:p>
     <w:p>
@@ -2982,7 +3512,7 @@
         <w:ind w:left="0" w:firstLineChars="150" w:firstLine="315"/>
       </w:pPr>
       <w:r>
-        <w:t>BSONObj obj;</w:t>
+        <w:t>INT32 dropAutoIncrement( const CHAR* fieldName );</w:t>
       </w:r>
     </w:p>
     <w:p>
@@ -2993,7 +3523,7 @@
         <w:ind w:left="0" w:firstLineChars="150" w:firstLine="315"/>
       </w:pPr>
       <w:r>
-        <w:t>obj=BSON(“Field”&lt;&lt;fieldname)</w:t>
+        <w:t>INT32 dropAutoIncrement( const std::vector&lt;CHAR*&gt; &amp;fieldNames ) ;</w:t>
       </w:r>
     </w:p>
     <w:p>
@@ -3003,33 +3533,6 @@
         </w:tabs>
         <w:ind w:left="0" w:firstLineChars="150" w:firstLine="315"/>
       </w:pPr>
-      <w:r>
-        <w:t xml:space="preserve">rc = connection.connect ( </w:t>
-      </w:r>
-      <w:r>
-        <w:t>“localhost”</w:t>
-      </w:r>
-      <w:r>
-        <w:t xml:space="preserve">, </w:t>
-      </w:r>
-      <w:r>
-        <w:t>11810</w:t>
-      </w:r>
-      <w:r>
-        <w:t xml:space="preserve">, </w:t>
-      </w:r>
-      <w:r>
-        <w:t>“”</w:t>
-      </w:r>
-      <w:r>
-        <w:t xml:space="preserve">, </w:t>
-      </w:r>
-      <w:r>
-        <w:t>“”</w:t>
-      </w:r>
-      <w:r>
-        <w:t xml:space="preserve"> ) ;</w:t>
-      </w:r>
     </w:p>
     <w:p>
       <w:pPr>
@@ -3038,19 +3541,827 @@
         </w:tabs>
         <w:ind w:left="0" w:firstLineChars="150" w:firstLine="315"/>
       </w:pPr>
-      <w:r>
-        <w:t>rc = connection.getCollection("foo.bar", cl);</w:t>
-      </w:r>
-    </w:p>
+    </w:p>
+    <w:p>
+      <w:pPr>
+        <w:pStyle w:val="3"/>
+      </w:pPr>
+      <w:r>
+        <w:rPr>
+          <w:rFonts w:hint="eastAsia"/>
+        </w:rPr>
+        <w:t>查看</w:t>
+      </w:r>
+      <w:r>
+        <w:rPr>
+          <w:rFonts w:hint="eastAsia"/>
+        </w:rPr>
+        <w:t>自增字段</w:t>
+      </w:r>
+    </w:p>
+    <w:p>
+      <w:r>
+        <w:rPr>
+          <w:rFonts w:hint="eastAsia"/>
+        </w:rPr>
+        <w:t>通过集合的</w:t>
+      </w:r>
+      <w:r>
+        <w:rPr>
+          <w:rFonts w:hint="eastAsia"/>
+        </w:rPr>
+        <w:t>snapshot</w:t>
+      </w:r>
+      <w:r>
+        <w:rPr>
+          <w:rFonts w:hint="eastAsia"/>
+        </w:rPr>
+        <w:t>可以查看自增字段</w:t>
+      </w:r>
+      <w:r>
+        <w:rPr>
+          <w:rFonts w:hint="eastAsia"/>
+        </w:rPr>
+        <w:t>，在集合有自增字段时，</w:t>
+      </w:r>
+      <w:r>
+        <w:rPr>
+          <w:rFonts w:hint="eastAsia"/>
+        </w:rPr>
+        <w:t>在协调节点上</w:t>
+      </w:r>
+      <w:r>
+        <w:rPr>
+          <w:rFonts w:hint="eastAsia"/>
+        </w:rPr>
+        <w:t>查看集合的</w:t>
+      </w:r>
+      <w:r>
+        <w:rPr>
+          <w:rFonts w:hint="eastAsia"/>
+        </w:rPr>
+        <w:t>snapshot</w:t>
+      </w:r>
+      <w:r>
+        <w:rPr>
+          <w:rFonts w:hint="eastAsia"/>
+        </w:rPr>
+        <w:t>会</w:t>
+      </w:r>
+      <w:r>
+        <w:rPr>
+          <w:rFonts w:hint="eastAsia"/>
+        </w:rPr>
+        <w:t>显示</w:t>
+      </w:r>
+      <w:r>
+        <w:rPr>
+          <w:rFonts w:hint="eastAsia"/>
+        </w:rPr>
+        <w:t>AutoIncrement</w:t>
+      </w:r>
+      <w:r>
+        <w:rPr>
+          <w:rFonts w:hint="eastAsia"/>
+        </w:rPr>
+        <w:t>字段</w:t>
+      </w:r>
+      <w:r>
+        <w:rPr>
+          <w:rFonts w:hint="eastAsia"/>
+        </w:rPr>
+        <w:t>:</w:t>
+      </w:r>
+    </w:p>
+    <w:p/>
+    <w:p>
+      <w:pPr>
+        <w:ind w:left="0" w:firstLine="420"/>
+      </w:pPr>
+      <w:r>
+        <w:rPr>
+          <w:rFonts w:hint="eastAsia"/>
+        </w:rPr>
+        <w:t>分别</w:t>
+      </w:r>
+      <w:r>
+        <w:t>增加</w:t>
+      </w:r>
+      <w:r>
+        <w:t>SDB_SNAP_SEQUENCES</w:t>
+      </w:r>
+      <w:r>
+        <w:rPr>
+          <w:rFonts w:hint="eastAsia"/>
+        </w:rPr>
+        <w:t>（</w:t>
+      </w:r>
+      <w:r>
+        <w:rPr>
+          <w:rFonts w:hint="eastAsia"/>
+        </w:rPr>
+        <w:t>15</w:t>
+      </w:r>
+      <w:r>
+        <w:rPr>
+          <w:rFonts w:hint="eastAsia"/>
+        </w:rPr>
+        <w:t>）、</w:t>
+      </w:r>
+      <w:r>
+        <w:t>SDB_LIST_SEQUENCES</w:t>
+      </w:r>
+      <w:r>
+        <w:rPr>
+          <w:rFonts w:hint="eastAsia"/>
+        </w:rPr>
+        <w:t>（</w:t>
+      </w:r>
+      <w:r>
+        <w:rPr>
+          <w:rFonts w:hint="eastAsia"/>
+        </w:rPr>
+        <w:t>15</w:t>
+      </w:r>
+      <w:r>
+        <w:rPr>
+          <w:rFonts w:hint="eastAsia"/>
+        </w:rPr>
+        <w:t>）定义，</w:t>
+      </w:r>
+      <w:r>
+        <w:t>以查看</w:t>
+      </w:r>
+      <w:r>
+        <w:t>snapshot</w:t>
+      </w:r>
+      <w:r>
+        <w:t>和</w:t>
+      </w:r>
+      <w:r>
+        <w:t>list</w:t>
+      </w:r>
+      <w:r>
+        <w:rPr>
+          <w:rFonts w:hint="eastAsia"/>
+        </w:rPr>
+        <w:t>，由于</w:t>
+      </w:r>
+      <w:r>
+        <w:t>data</w:t>
+      </w:r>
+      <w:r>
+        <w:rPr>
+          <w:rFonts w:hint="eastAsia"/>
+        </w:rPr>
+        <w:t>数据</w:t>
+      </w:r>
+      <w:r>
+        <w:t>节点并</w:t>
+      </w:r>
+      <w:r>
+        <w:rPr>
+          <w:rFonts w:hint="eastAsia"/>
+        </w:rPr>
+        <w:t>不保存</w:t>
+      </w:r>
+      <w:r>
+        <w:t>sequence</w:t>
+      </w:r>
+      <w:r>
+        <w:t>的元数据信息，</w:t>
+      </w:r>
+      <w:r>
+        <w:rPr>
+          <w:rFonts w:hint="eastAsia"/>
+        </w:rPr>
+        <w:t>所以</w:t>
+      </w:r>
+      <w:r>
+        <w:t>sequences</w:t>
+      </w:r>
+      <w:r>
+        <w:t>的</w:t>
+      </w:r>
+      <w:r>
+        <w:t>snapshot</w:t>
+      </w:r>
+      <w:r>
+        <w:rPr>
+          <w:rFonts w:hint="eastAsia"/>
+        </w:rPr>
+        <w:t>只</w:t>
+      </w:r>
+      <w:r>
+        <w:t>在</w:t>
+      </w:r>
+      <w:r>
+        <w:t>coord</w:t>
+      </w:r>
+      <w:r>
+        <w:t>上查看</w:t>
+      </w:r>
+      <w:r>
+        <w:rPr>
+          <w:rFonts w:hint="eastAsia"/>
+        </w:rPr>
+        <w:t>。</w:t>
+      </w:r>
+    </w:p>
+    <w:p/>
+    <w:p>
+      <w:r>
+        <w:rPr>
+          <w:rFonts w:hint="eastAsia"/>
+        </w:rPr>
+        <w:t>{</w:t>
+      </w:r>
+    </w:p>
+    <w:p>
+      <w:r>
+        <w:rPr>
+          <w:rFonts w:hint="eastAsia"/>
+        </w:rPr>
+        <w:t>AutoIncrement</w:t>
+      </w:r>
+      <w:r>
+        <w:rPr>
+          <w:rFonts w:hint="eastAsia"/>
+        </w:rPr>
+        <w:t>:</w:t>
+      </w:r>
+      <w:r>
+        <w:rPr>
+          <w:rFonts w:hint="eastAsia"/>
+        </w:rPr>
+        <w:t xml:space="preserve"> [</w:t>
+      </w:r>
+    </w:p>
+    <w:p>
+      <w:r>
+        <w:rPr>
+          <w:rFonts w:hint="eastAsia"/>
+        </w:rPr>
+        <w:t>{</w:t>
+      </w:r>
+    </w:p>
+    <w:p>
+      <w:r>
+        <w:rPr>
+          <w:rFonts w:hint="eastAsia"/>
+        </w:rPr>
+        <w:t>F</w:t>
+      </w:r>
+      <w:r>
+        <w:rPr>
+          <w:rFonts w:hint="eastAsia"/>
+        </w:rPr>
+        <w:t>ield: "id",</w:t>
+      </w:r>
+    </w:p>
+    <w:p>
+      <w:r>
+        <w:rPr>
+          <w:rFonts w:hint="eastAsia"/>
+        </w:rPr>
+        <w:t>...</w:t>
+      </w:r>
+    </w:p>
+    <w:p>
+      <w:r>
+        <w:rPr>
+          <w:rFonts w:hint="eastAsia"/>
+        </w:rPr>
+        <w:t>}</w:t>
+      </w:r>
+      <w:r>
+        <w:rPr>
+          <w:rFonts w:hint="eastAsia"/>
+        </w:rPr>
+        <w:t>,</w:t>
+      </w:r>
+    </w:p>
+    <w:p>
+      <w:r>
+        <w:rPr>
+          <w:rFonts w:hint="eastAsia"/>
+        </w:rPr>
+        <w:t xml:space="preserve">        ...</w:t>
+      </w:r>
+    </w:p>
+    <w:p>
+      <w:r>
+        <w:rPr>
+          <w:rFonts w:hint="eastAsia"/>
+        </w:rPr>
+        <w:t xml:space="preserve">    ]</w:t>
+      </w:r>
+    </w:p>
+    <w:p>
+      <w:r>
+        <w:rPr>
+          <w:rFonts w:hint="eastAsia"/>
+        </w:rPr>
+        <w:lastRenderedPageBreak/>
+        <w:t>}</w:t>
+      </w:r>
+    </w:p>
+    <w:p>
+      <w:pPr>
+        <w:pStyle w:val="3"/>
+      </w:pPr>
+      <w:r>
+        <w:t>驱动接口</w:t>
+      </w:r>
+    </w:p>
+    <w:tbl>
+      <w:tblPr>
+        <w:tblStyle w:val="a8"/>
+        <w:tblW w:w="0" w:type="auto"/>
+        <w:tblInd w:w="357" w:type="dxa"/>
+        <w:tblLook w:val="04A0" w:firstRow="1" w:lastRow="0" w:firstColumn="1" w:lastColumn="0" w:noHBand="0" w:noVBand="1"/>
+      </w:tblPr>
+      <w:tblGrid>
+        <w:gridCol w:w="2030"/>
+        <w:gridCol w:w="4237"/>
+        <w:gridCol w:w="1992"/>
+      </w:tblGrid>
+      <w:tr>
+        <w:tc>
+          <w:tcPr>
+            <w:tcW w:w="2702" w:type="dxa"/>
+          </w:tcPr>
+          <w:p>
+            <w:pPr>
+              <w:ind w:left="0"/>
+              <w:rPr>
+                <w:rFonts w:eastAsiaTheme="minorEastAsia"/>
+              </w:rPr>
+            </w:pPr>
+            <w:r>
+              <w:rPr>
+                <w:rFonts w:eastAsiaTheme="minorEastAsia" w:hint="eastAsia"/>
+              </w:rPr>
+              <w:t>驱动</w:t>
+            </w:r>
+            <w:r>
+              <w:rPr>
+                <w:rFonts w:eastAsiaTheme="minorEastAsia"/>
+              </w:rPr>
+              <w:t>类型</w:t>
+            </w:r>
+          </w:p>
+        </w:tc>
+        <w:tc>
+          <w:tcPr>
+            <w:tcW w:w="2856" w:type="dxa"/>
+          </w:tcPr>
+          <w:p>
+            <w:pPr>
+              <w:ind w:left="0"/>
+              <w:rPr>
+                <w:rFonts w:eastAsiaTheme="minorEastAsia"/>
+              </w:rPr>
+            </w:pPr>
+            <w:r>
+              <w:rPr>
+                <w:rFonts w:eastAsiaTheme="minorEastAsia" w:hint="eastAsia"/>
+              </w:rPr>
+              <w:t>接口</w:t>
+            </w:r>
+          </w:p>
+        </w:tc>
+        <w:tc>
+          <w:tcPr>
+            <w:tcW w:w="2701" w:type="dxa"/>
+          </w:tcPr>
+          <w:p>
+            <w:pPr>
+              <w:ind w:left="0"/>
+              <w:rPr>
+                <w:rFonts w:eastAsiaTheme="minorEastAsia"/>
+              </w:rPr>
+            </w:pPr>
+            <w:r>
+              <w:rPr>
+                <w:rFonts w:eastAsiaTheme="minorEastAsia" w:hint="eastAsia"/>
+              </w:rPr>
+              <w:t>备注</w:t>
+            </w:r>
+          </w:p>
+        </w:tc>
+      </w:tr>
+      <w:tr>
+        <w:tc>
+          <w:tcPr>
+            <w:tcW w:w="2702" w:type="dxa"/>
+            <w:vMerge w:val="restart"/>
+          </w:tcPr>
+          <w:p>
+            <w:pPr>
+              <w:ind w:left="0"/>
+              <w:jc w:val="left"/>
+              <w:rPr>
+                <w:rFonts w:eastAsiaTheme="minorEastAsia" w:hint="eastAsia"/>
+              </w:rPr>
+            </w:pPr>
+            <w:r>
+              <w:rPr>
+                <w:rFonts w:eastAsiaTheme="minorEastAsia" w:hint="eastAsia"/>
+              </w:rPr>
+              <w:t>C</w:t>
+            </w:r>
+            <w:r>
+              <w:rPr>
+                <w:rFonts w:eastAsiaTheme="minorEastAsia" w:hint="eastAsia"/>
+              </w:rPr>
+              <w:t>驱动</w:t>
+            </w:r>
+          </w:p>
+        </w:tc>
+        <w:tc>
+          <w:tcPr>
+            <w:tcW w:w="2856" w:type="dxa"/>
+          </w:tcPr>
+          <w:p>
+            <w:pPr>
+              <w:spacing w:line="0" w:lineRule="atLeast"/>
+              <w:ind w:left="0"/>
+              <w:jc w:val="left"/>
+            </w:pPr>
+            <w:r>
+              <w:rPr>
+                <w:rFonts w:eastAsiaTheme="minorEastAsia" w:hint="eastAsia"/>
+              </w:rPr>
+              <w:t>创建</w:t>
+            </w:r>
+            <w:r>
+              <w:rPr>
+                <w:rFonts w:eastAsiaTheme="minorEastAsia"/>
+              </w:rPr>
+              <w:t>自增字段</w:t>
+            </w:r>
+          </w:p>
+          <w:p>
+            <w:pPr>
+              <w:spacing w:line="0" w:lineRule="atLeast"/>
+              <w:ind w:left="0"/>
+              <w:jc w:val="left"/>
+              <w:rPr>
+                <w:rFonts w:hint="eastAsia"/>
+              </w:rPr>
+            </w:pPr>
+            <w:r>
+              <w:t>INT32 sdbCreateAutoIncrement( sdbCollectionHandle cHandle,</w:t>
+            </w:r>
+            <w:r>
+              <w:t xml:space="preserve"> </w:t>
+            </w:r>
+            <w:r>
+              <w:t>const bson * fields ) ;</w:t>
+            </w:r>
+          </w:p>
+        </w:tc>
+        <w:tc>
+          <w:tcPr>
+            <w:tcW w:w="2701" w:type="dxa"/>
+          </w:tcPr>
+          <w:p>
+            <w:pPr>
+              <w:ind w:left="0"/>
+              <w:rPr>
+                <w:rFonts w:eastAsiaTheme="minorEastAsia" w:hint="eastAsia"/>
+              </w:rPr>
+            </w:pPr>
+            <w:r>
+              <w:rPr>
+                <w:rFonts w:eastAsiaTheme="minorEastAsia" w:hint="eastAsia"/>
+              </w:rPr>
+              <w:t>新增</w:t>
+            </w:r>
+            <w:r>
+              <w:rPr>
+                <w:rFonts w:eastAsiaTheme="minorEastAsia"/>
+              </w:rPr>
+              <w:t>接口</w:t>
+            </w:r>
+          </w:p>
+        </w:tc>
+      </w:tr>
+      <w:tr>
+        <w:tc>
+          <w:tcPr>
+            <w:tcW w:w="2702" w:type="dxa"/>
+            <w:vMerge/>
+          </w:tcPr>
+          <w:p>
+            <w:pPr>
+              <w:ind w:left="0"/>
+              <w:jc w:val="left"/>
+            </w:pPr>
+          </w:p>
+        </w:tc>
+        <w:tc>
+          <w:tcPr>
+            <w:tcW w:w="2856" w:type="dxa"/>
+          </w:tcPr>
+          <w:p>
+            <w:pPr>
+              <w:tabs>
+                <w:tab w:val="left" w:pos="1094"/>
+              </w:tabs>
+              <w:spacing w:line="0" w:lineRule="atLeast"/>
+              <w:ind w:left="0"/>
+              <w:jc w:val="left"/>
+            </w:pPr>
+            <w:r>
+              <w:rPr>
+                <w:rFonts w:eastAsiaTheme="minorEastAsia" w:hint="eastAsia"/>
+              </w:rPr>
+              <w:t>删除</w:t>
+            </w:r>
+            <w:r>
+              <w:rPr>
+                <w:rFonts w:eastAsiaTheme="minorEastAsia"/>
+              </w:rPr>
+              <w:t>自增字段</w:t>
+            </w:r>
+          </w:p>
+          <w:p>
+            <w:pPr>
+              <w:spacing w:line="0" w:lineRule="atLeast"/>
+              <w:ind w:left="0"/>
+              <w:jc w:val="left"/>
+              <w:rPr>
+                <w:rFonts w:hint="eastAsia"/>
+              </w:rPr>
+            </w:pPr>
+            <w:r>
+              <w:t>INT32 sdbDropAutoIncrement( sdbCollectionHandle cHandle, const bson * fields ) ;</w:t>
+            </w:r>
+          </w:p>
+        </w:tc>
+        <w:tc>
+          <w:tcPr>
+            <w:tcW w:w="2701" w:type="dxa"/>
+          </w:tcPr>
+          <w:p>
+            <w:pPr>
+              <w:ind w:left="0"/>
+            </w:pPr>
+            <w:r>
+              <w:rPr>
+                <w:rFonts w:eastAsiaTheme="minorEastAsia" w:hint="eastAsia"/>
+              </w:rPr>
+              <w:t>新增</w:t>
+            </w:r>
+            <w:r>
+              <w:rPr>
+                <w:rFonts w:eastAsiaTheme="minorEastAsia"/>
+              </w:rPr>
+              <w:t>接口</w:t>
+            </w:r>
+          </w:p>
+        </w:tc>
+      </w:tr>
+      <w:tr>
+        <w:tc>
+          <w:tcPr>
+            <w:tcW w:w="2702" w:type="dxa"/>
+            <w:vMerge w:val="restart"/>
+          </w:tcPr>
+          <w:p>
+            <w:pPr>
+              <w:ind w:left="0"/>
+              <w:jc w:val="left"/>
+              <w:rPr>
+                <w:rFonts w:eastAsiaTheme="minorEastAsia"/>
+              </w:rPr>
+            </w:pPr>
+            <w:r>
+              <w:rPr>
+                <w:rFonts w:eastAsiaTheme="minorEastAsia"/>
+              </w:rPr>
+              <w:t>CPP</w:t>
+            </w:r>
+            <w:r>
+              <w:rPr>
+                <w:rFonts w:eastAsiaTheme="minorEastAsia" w:hint="eastAsia"/>
+              </w:rPr>
+              <w:t>驱动</w:t>
+            </w:r>
+          </w:p>
+        </w:tc>
+        <w:tc>
+          <w:tcPr>
+            <w:tcW w:w="2856" w:type="dxa"/>
+          </w:tcPr>
+          <w:p>
+            <w:pPr>
+              <w:spacing w:line="0" w:lineRule="atLeast"/>
+              <w:ind w:left="0"/>
+              <w:jc w:val="left"/>
+            </w:pPr>
+            <w:r>
+              <w:rPr>
+                <w:rFonts w:eastAsiaTheme="minorEastAsia" w:hint="eastAsia"/>
+              </w:rPr>
+              <w:t>创建</w:t>
+            </w:r>
+            <w:r>
+              <w:rPr>
+                <w:rFonts w:eastAsiaTheme="minorEastAsia"/>
+              </w:rPr>
+              <w:t>自增字段</w:t>
+            </w:r>
+          </w:p>
+          <w:p>
+            <w:pPr>
+              <w:spacing w:line="0" w:lineRule="atLeast"/>
+              <w:ind w:left="0"/>
+              <w:jc w:val="left"/>
+            </w:pPr>
+            <w:r>
+              <w:t>INT32</w:t>
+            </w:r>
+            <w:r>
+              <w:t xml:space="preserve"> </w:t>
+            </w:r>
+            <w:r>
+              <w:t>createAutoIncrement(const bson::BSONObj &amp;options ) ;</w:t>
+            </w:r>
+          </w:p>
+          <w:p>
+            <w:pPr>
+              <w:spacing w:line="0" w:lineRule="atLeast"/>
+              <w:ind w:left="0"/>
+              <w:jc w:val="left"/>
+            </w:pPr>
+            <w:r>
+              <w:t>INT32 createAutoIncrement(const std::vector&lt;bson::BSONObj&gt; &amp;options ) ;</w:t>
+            </w:r>
+          </w:p>
+          <w:p>
+            <w:pPr>
+              <w:tabs>
+                <w:tab w:val="left" w:pos="1094"/>
+              </w:tabs>
+              <w:spacing w:line="0" w:lineRule="atLeast"/>
+              <w:ind w:left="0"/>
+              <w:jc w:val="left"/>
+            </w:pPr>
+          </w:p>
+        </w:tc>
+        <w:tc>
+          <w:tcPr>
+            <w:tcW w:w="2701" w:type="dxa"/>
+          </w:tcPr>
+          <w:p>
+            <w:pPr>
+              <w:ind w:left="0"/>
+              <w:rPr>
+                <w:rFonts w:eastAsiaTheme="minorEastAsia"/>
+              </w:rPr>
+            </w:pPr>
+            <w:r>
+              <w:rPr>
+                <w:rFonts w:eastAsiaTheme="minorEastAsia" w:hint="eastAsia"/>
+              </w:rPr>
+              <w:t>新增</w:t>
+            </w:r>
+            <w:r>
+              <w:rPr>
+                <w:rFonts w:eastAsiaTheme="minorEastAsia"/>
+              </w:rPr>
+              <w:t>接口</w:t>
+            </w:r>
+          </w:p>
+        </w:tc>
+      </w:tr>
+      <w:tr>
+        <w:tc>
+          <w:tcPr>
+            <w:tcW w:w="2702" w:type="dxa"/>
+            <w:vMerge/>
+          </w:tcPr>
+          <w:p>
+            <w:pPr>
+              <w:ind w:left="0"/>
+              <w:jc w:val="left"/>
+              <w:rPr>
+                <w:rFonts w:eastAsiaTheme="minorEastAsia"/>
+              </w:rPr>
+            </w:pPr>
+          </w:p>
+        </w:tc>
+        <w:tc>
+          <w:tcPr>
+            <w:tcW w:w="2856" w:type="dxa"/>
+          </w:tcPr>
+          <w:p>
+            <w:pPr>
+              <w:tabs>
+                <w:tab w:val="left" w:pos="1094"/>
+              </w:tabs>
+              <w:spacing w:line="0" w:lineRule="atLeast"/>
+              <w:ind w:left="0"/>
+              <w:jc w:val="left"/>
+            </w:pPr>
+            <w:r>
+              <w:rPr>
+                <w:rFonts w:eastAsiaTheme="minorEastAsia" w:hint="eastAsia"/>
+              </w:rPr>
+              <w:t>删除</w:t>
+            </w:r>
+            <w:r>
+              <w:rPr>
+                <w:rFonts w:eastAsiaTheme="minorEastAsia"/>
+              </w:rPr>
+              <w:t>自增字段</w:t>
+            </w:r>
+          </w:p>
+          <w:p>
+            <w:pPr>
+              <w:tabs>
+                <w:tab w:val="left" w:pos="1094"/>
+              </w:tabs>
+              <w:spacing w:line="0" w:lineRule="atLeast"/>
+              <w:ind w:left="0"/>
+              <w:jc w:val="left"/>
+            </w:pPr>
+            <w:r>
+              <w:t>INT32 dropAutoIncrement( const CHAR* fieldName );</w:t>
+            </w:r>
+          </w:p>
+          <w:p>
+            <w:pPr>
+              <w:tabs>
+                <w:tab w:val="left" w:pos="1094"/>
+              </w:tabs>
+              <w:spacing w:line="0" w:lineRule="atLeast"/>
+              <w:ind w:left="0"/>
+              <w:jc w:val="left"/>
+            </w:pPr>
+            <w:r>
+              <w:t>INT32 dropAutoIncrement( const std::vector&lt;CHAR*&gt; &amp;fieldNames ) ;</w:t>
+            </w:r>
+          </w:p>
+          <w:p>
+            <w:pPr>
+              <w:spacing w:line="0" w:lineRule="atLeast"/>
+              <w:ind w:left="0"/>
+              <w:jc w:val="left"/>
+            </w:pPr>
+          </w:p>
+        </w:tc>
+        <w:tc>
+          <w:tcPr>
+            <w:tcW w:w="2701" w:type="dxa"/>
+          </w:tcPr>
+          <w:p>
+            <w:pPr>
+              <w:ind w:left="0"/>
+            </w:pPr>
+            <w:r>
+              <w:rPr>
+                <w:rFonts w:eastAsiaTheme="minorEastAsia" w:hint="eastAsia"/>
+              </w:rPr>
+              <w:t>新增</w:t>
+            </w:r>
+            <w:r>
+              <w:rPr>
+                <w:rFonts w:eastAsiaTheme="minorEastAsia"/>
+              </w:rPr>
+              <w:t>接口</w:t>
+            </w:r>
+            <w:bookmarkStart w:id="1" w:name="_GoBack"/>
+            <w:bookmarkEnd w:id="1"/>
+          </w:p>
+        </w:tc>
+      </w:tr>
+    </w:tbl>
     <w:p>
       <w:pPr>
         <w:tabs>
           <w:tab w:val="left" w:pos="1094"/>
         </w:tabs>
-        <w:ind w:left="0" w:firstLineChars="150" w:firstLine="315"/>
-      </w:pPr>
-      <w:r>
-        <w:t>rc = cl.createAutoIncrement(obj)</w:t>
+        <w:spacing w:line="0" w:lineRule="atLeast"/>
+        <w:ind w:left="0"/>
+        <w:rPr>
+          <w:sz w:val="16"/>
+        </w:rPr>
+      </w:pPr>
+      <w:r>
+        <w:rPr>
+          <w:sz w:val="16"/>
+        </w:rPr>
+        <w:t xml:space="preserve">  C</w:t>
+      </w:r>
+      <w:r>
+        <w:rPr>
+          <w:sz w:val="16"/>
+        </w:rPr>
+        <w:t>驱动接口</w:t>
       </w:r>
     </w:p>
     <w:p>
@@ -3058,16 +4369,32 @@
         <w:tabs>
           <w:tab w:val="left" w:pos="1094"/>
         </w:tabs>
-        <w:ind w:left="0" w:firstLineChars="150" w:firstLine="315"/>
-      </w:pPr>
-      <w:r>
-        <w:rPr>
-          <w:rFonts w:hint="eastAsia"/>
-        </w:rPr>
-        <w:t>多个</w:t>
-      </w:r>
-      <w:r>
-        <w:t>：</w:t>
+        <w:spacing w:line="0" w:lineRule="atLeast"/>
+        <w:ind w:left="0"/>
+        <w:rPr>
+          <w:rFonts w:hint="eastAsia"/>
+          <w:sz w:val="16"/>
+        </w:rPr>
+      </w:pPr>
+      <w:r>
+        <w:rPr>
+          <w:rFonts w:hint="eastAsia"/>
+          <w:sz w:val="16"/>
+        </w:rPr>
+        <w:t xml:space="preserve"> </w:t>
+      </w:r>
+      <w:r>
+        <w:rPr>
+          <w:sz w:val="16"/>
+        </w:rPr>
+        <w:t xml:space="preserve"> </w:t>
+      </w:r>
+      <w:r>
+        <w:rPr>
+          <w:rFonts w:hint="eastAsia"/>
+          <w:sz w:val="16"/>
+        </w:rPr>
+        <w:t xml:space="preserve">   </w:t>
       </w:r>
     </w:p>
     <w:p>
@@ -3075,21 +4402,49 @@
         <w:tabs>
           <w:tab w:val="left" w:pos="1094"/>
         </w:tabs>
-        <w:ind w:left="0" w:firstLineChars="150" w:firstLine="315"/>
-      </w:pPr>
-      <w:r>
-        <w:t>char *fieldname1 = “a1”;</w:t>
-      </w:r>
+        <w:spacing w:line="0" w:lineRule="atLeast"/>
+        <w:ind w:left="0"/>
+        <w:rPr>
+          <w:rFonts w:hint="eastAsia"/>
+          <w:sz w:val="16"/>
+        </w:rPr>
+      </w:pPr>
     </w:p>
     <w:p>
       <w:pPr>
         <w:tabs>
           <w:tab w:val="left" w:pos="1094"/>
         </w:tabs>
-        <w:ind w:left="0" w:firstLineChars="150" w:firstLine="315"/>
-      </w:pPr>
-      <w:r>
-        <w:t>char *fieldname2= “a2”;</w:t>
+        <w:spacing w:line="0" w:lineRule="atLeast"/>
+        <w:rPr>
+          <w:sz w:val="16"/>
+        </w:rPr>
+      </w:pPr>
+      <w:r>
+        <w:rPr>
+          <w:rFonts w:hint="eastAsia"/>
+          <w:sz w:val="16"/>
+        </w:rPr>
+        <w:t>CPP</w:t>
+      </w:r>
+      <w:r>
+        <w:rPr>
+          <w:rFonts w:hint="eastAsia"/>
+          <w:sz w:val="16"/>
+        </w:rPr>
+        <w:t>驱动接口</w:t>
+      </w:r>
+      <w:r>
+        <w:rPr>
+          <w:sz w:val="16"/>
+        </w:rPr>
+        <w:t>：</w:t>
+      </w:r>
+      <w:r>
+        <w:rPr>
+          <w:sz w:val="16"/>
+        </w:rPr>
+        <w:t xml:space="preserve"> </w:t>
       </w:r>
     </w:p>
     <w:p>
@@ -3097,22 +4452,81 @@
         <w:tabs>
           <w:tab w:val="left" w:pos="1094"/>
         </w:tabs>
-        <w:ind w:left="0" w:firstLineChars="150" w:firstLine="315"/>
-      </w:pPr>
-      <w:r>
-        <w:t>vector&lt;</w:t>
-      </w:r>
-      <w:r>
-        <w:t>BSONObj</w:t>
-      </w:r>
-      <w:r>
-        <w:t>&gt;</w:t>
-      </w:r>
-      <w:r>
-        <w:t>objs</w:t>
-      </w:r>
-      <w:r>
-        <w:t>;</w:t>
+        <w:spacing w:line="0" w:lineRule="atLeast"/>
+        <w:ind w:left="0" w:firstLineChars="150" w:firstLine="240"/>
+        <w:rPr>
+          <w:sz w:val="16"/>
+        </w:rPr>
+      </w:pPr>
+      <w:r>
+        <w:rPr>
+          <w:sz w:val="16"/>
+        </w:rPr>
+        <w:t xml:space="preserve">1 </w:t>
+      </w:r>
+      <w:r>
+        <w:rPr>
+          <w:rFonts w:hint="eastAsia"/>
+          <w:sz w:val="16"/>
+        </w:rPr>
+        <w:t>创建</w:t>
+      </w:r>
+      <w:r>
+        <w:rPr>
+          <w:sz w:val="16"/>
+        </w:rPr>
+        <w:t>自增字段</w:t>
+      </w:r>
+    </w:p>
+    <w:p>
+      <w:pPr>
+        <w:spacing w:line="0" w:lineRule="atLeast"/>
+        <w:ind w:left="0" w:firstLineChars="150" w:firstLine="240"/>
+        <w:rPr>
+          <w:sz w:val="16"/>
+        </w:rPr>
+      </w:pPr>
+      <w:r>
+        <w:rPr>
+          <w:sz w:val="16"/>
+        </w:rPr>
+        <w:t>INT32 createAutoIncrement( const bson::BSONObj &amp;options ) ;</w:t>
+      </w:r>
+    </w:p>
+    <w:p>
+      <w:pPr>
+        <w:spacing w:line="0" w:lineRule="atLeast"/>
+        <w:ind w:left="0" w:firstLineChars="150" w:firstLine="240"/>
+        <w:rPr>
+          <w:sz w:val="16"/>
+        </w:rPr>
+      </w:pPr>
+      <w:r>
+        <w:rPr>
+          <w:sz w:val="16"/>
+        </w:rPr>
+        <w:t>INT32 createAutoIncrement( const std::vector&lt;bson::BSONObj&gt; &amp;options ) ;</w:t>
+      </w:r>
+    </w:p>
+    <w:p>
+      <w:pPr>
+        <w:spacing w:line="0" w:lineRule="atLeast"/>
+        <w:rPr>
+          <w:sz w:val="16"/>
+        </w:rPr>
+      </w:pPr>
+      <w:r>
+        <w:rPr>
+          <w:rFonts w:hint="eastAsia"/>
+          <w:sz w:val="16"/>
+        </w:rPr>
+        <w:t>示例</w:t>
+      </w:r>
+      <w:r>
+        <w:rPr>
+          <w:sz w:val="16"/>
+        </w:rPr>
+        <w:t>：</w:t>
       </w:r>
     </w:p>
     <w:p>
@@ -3120,10 +4534,18 @@
         <w:tabs>
           <w:tab w:val="left" w:pos="1094"/>
         </w:tabs>
-        <w:ind w:left="0" w:firstLineChars="150" w:firstLine="315"/>
-      </w:pPr>
-      <w:r>
-        <w:t>objs.push_back(BSON(“Field”&lt;&lt;fieldname1));</w:t>
+        <w:spacing w:line="0" w:lineRule="atLeast"/>
+        <w:ind w:left="0" w:firstLineChars="150" w:firstLine="240"/>
+        <w:rPr>
+          <w:sz w:val="16"/>
+        </w:rPr>
+      </w:pPr>
+      <w:r>
+        <w:rPr>
+          <w:rFonts w:hint="eastAsia"/>
+          <w:sz w:val="16"/>
+        </w:rPr>
+        <w:t>单个：</w:t>
       </w:r>
     </w:p>
     <w:p>
@@ -3131,10 +4553,17 @@
         <w:tabs>
           <w:tab w:val="left" w:pos="1094"/>
         </w:tabs>
-        <w:ind w:left="0" w:firstLineChars="150" w:firstLine="315"/>
-      </w:pPr>
-      <w:r>
-        <w:t>objs.push_back(BSON(“Field”&lt;&lt;fieldname2));</w:t>
+        <w:spacing w:line="0" w:lineRule="atLeast"/>
+        <w:ind w:left="0" w:firstLineChars="150" w:firstLine="240"/>
+        <w:rPr>
+          <w:sz w:val="16"/>
+        </w:rPr>
+      </w:pPr>
+      <w:r>
+        <w:rPr>
+          <w:sz w:val="16"/>
+        </w:rPr>
+        <w:t>char *fieldname = “a1”;</w:t>
       </w:r>
     </w:p>
     <w:p>
@@ -3142,470 +4571,17 @@
         <w:tabs>
           <w:tab w:val="left" w:pos="1094"/>
         </w:tabs>
-        <w:ind w:left="0" w:firstLineChars="150" w:firstLine="315"/>
-      </w:pPr>
-      <w:r>
-        <w:t>rc = cl.dropAutoIncrement(</w:t>
-      </w:r>
-      <w:r>
-        <w:t>objs</w:t>
-      </w:r>
-      <w:bookmarkStart w:id="1" w:name="_GoBack"/>
-      <w:bookmarkEnd w:id="1"/>
-      <w:r>
-        <w:t>)</w:t>
-      </w:r>
-    </w:p>
-    <w:p/>
-    <w:p>
-      <w:pPr>
-        <w:pStyle w:val="Heading3"/>
-      </w:pPr>
-      <w:r>
-        <w:rPr>
-          <w:rFonts w:hint="eastAsia"/>
-        </w:rPr>
-        <w:t>修改自增字段</w:t>
-      </w:r>
-    </w:p>
-    <w:p>
-      <w:r>
-        <w:rPr>
-          <w:rFonts w:hint="eastAsia"/>
-        </w:rPr>
-        <w:t>可以</w:t>
-      </w:r>
-      <w:r>
-        <w:rPr>
-          <w:rFonts w:hint="eastAsia"/>
-        </w:rPr>
-        <w:t>通过集合的</w:t>
-      </w:r>
-      <w:r>
-        <w:rPr>
-          <w:rFonts w:hint="eastAsia"/>
-        </w:rPr>
-        <w:t>alter</w:t>
-      </w:r>
-      <w:r>
-        <w:rPr>
-          <w:rFonts w:hint="eastAsia"/>
-        </w:rPr>
-        <w:t>命令</w:t>
-      </w:r>
-      <w:r>
-        <w:rPr>
-          <w:rFonts w:hint="eastAsia"/>
-        </w:rPr>
-        <w:t>修改</w:t>
-      </w:r>
-      <w:r>
-        <w:rPr>
-          <w:rFonts w:hint="eastAsia"/>
-        </w:rPr>
-        <w:t>自增字段的属性</w:t>
-      </w:r>
-      <w:r>
-        <w:rPr>
-          <w:rFonts w:hint="eastAsia"/>
-        </w:rPr>
-        <w:t>，</w:t>
-      </w:r>
-      <w:r>
-        <w:rPr>
-          <w:rFonts w:hint="eastAsia"/>
-        </w:rPr>
-        <w:t>目前</w:t>
-      </w:r>
-      <w:r>
-        <w:rPr>
-          <w:rFonts w:hint="eastAsia"/>
-        </w:rPr>
-        <w:t>自增字段的属性</w:t>
-      </w:r>
-      <w:r>
-        <w:rPr>
-          <w:rFonts w:hint="eastAsia"/>
-        </w:rPr>
-        <w:t>除了</w:t>
-      </w:r>
-      <w:r>
-        <w:rPr>
-          <w:rFonts w:hint="eastAsia"/>
-        </w:rPr>
-        <w:t>字段名</w:t>
-      </w:r>
-      <w:r>
-        <w:rPr>
-          <w:rFonts w:hint="eastAsia"/>
-        </w:rPr>
-        <w:t>都可以修改</w:t>
-      </w:r>
-      <w:r>
-        <w:rPr>
-          <w:rFonts w:hint="eastAsia"/>
-        </w:rPr>
-        <w:t>：</w:t>
-      </w:r>
-    </w:p>
-    <w:p>
-      <w:r>
-        <w:rPr>
-          <w:rFonts w:hint="eastAsia"/>
-        </w:rPr>
-        <w:t>{</w:t>
-      </w:r>
-    </w:p>
-    <w:p>
-      <w:r>
-        <w:rPr>
-          <w:rFonts w:hint="eastAsia"/>
-        </w:rPr>
-        <w:t xml:space="preserve">    AlterType : "collection</w:t>
-      </w:r>
-      <w:r>
-        <w:rPr>
-          <w:rFonts w:hint="eastAsia"/>
-        </w:rPr>
-        <w:t>",</w:t>
-      </w:r>
-    </w:p>
-    <w:p>
-      <w:r>
-        <w:rPr>
-          <w:rFonts w:hint="eastAsia"/>
-        </w:rPr>
-        <w:t xml:space="preserve">  Version : 1,</w:t>
-      </w:r>
-    </w:p>
-    <w:p>
-      <w:r>
-        <w:rPr>
-          <w:rFonts w:hint="eastAsia"/>
-        </w:rPr>
-        <w:t>Name : "&lt;</w:t>
-      </w:r>
-      <w:r>
-        <w:rPr>
-          <w:rFonts w:hint="eastAsia"/>
-        </w:rPr>
-        <w:t>collection</w:t>
-      </w:r>
-      <w:r>
-        <w:rPr>
-          <w:rFonts w:hint="eastAsia"/>
-        </w:rPr>
-        <w:t>_name&gt;", // foo.bar</w:t>
-      </w:r>
-    </w:p>
-    <w:p>
-      <w:r>
-        <w:rPr>
-          <w:rFonts w:hint="eastAsia"/>
-        </w:rPr>
-        <w:t>Alter :</w:t>
-      </w:r>
-    </w:p>
-    <w:p>
-      <w:r>
-        <w:rPr>
-          <w:rFonts w:hint="eastAsia"/>
-        </w:rPr>
-        <w:t>{</w:t>
-      </w:r>
-    </w:p>
-    <w:p>
-      <w:r>
-        <w:rPr>
-          <w:rFonts w:hint="eastAsia"/>
-        </w:rPr>
-        <w:t>Name : "</w:t>
-      </w:r>
-      <w:r>
-        <w:rPr>
-          <w:rFonts w:hint="eastAsia"/>
-        </w:rPr>
-        <w:t>set</w:t>
-      </w:r>
-      <w:r>
-        <w:rPr>
-          <w:rFonts w:hint="eastAsia"/>
-        </w:rPr>
-        <w:t xml:space="preserve"> autoincrement</w:t>
-      </w:r>
-      <w:r>
-        <w:rPr>
-          <w:rFonts w:hint="eastAsia"/>
-        </w:rPr>
-        <w:t>",</w:t>
-      </w:r>
-    </w:p>
-    <w:p>
-      <w:r>
-        <w:rPr>
-          <w:rFonts w:hint="eastAsia"/>
-        </w:rPr>
-        <w:t xml:space="preserve">    Args : {</w:t>
-      </w:r>
-    </w:p>
-    <w:p>
-      <w:r>
-        <w:rPr>
-          <w:rFonts w:hint="eastAsia"/>
-        </w:rPr>
-        <w:t xml:space="preserve">            F</w:t>
-      </w:r>
-      <w:r>
-        <w:rPr>
-          <w:rFonts w:hint="eastAsia"/>
-        </w:rPr>
-        <w:t>ield: "&lt;field_name&gt;",</w:t>
-      </w:r>
-    </w:p>
-    <w:p>
-      <w:r>
-        <w:rPr>
-          <w:rFonts w:hint="eastAsia"/>
-        </w:rPr>
-        <w:lastRenderedPageBreak/>
-        <w:t xml:space="preserve">            ...</w:t>
-      </w:r>
-    </w:p>
-    <w:p>
-      <w:r>
-        <w:rPr>
-          <w:rFonts w:hint="eastAsia"/>
-        </w:rPr>
-        <w:t>}</w:t>
-      </w:r>
-    </w:p>
-    <w:p>
-      <w:r>
-        <w:rPr>
-          <w:rFonts w:hint="eastAsia"/>
-        </w:rPr>
-        <w:t>}</w:t>
-      </w:r>
-    </w:p>
-    <w:p>
-      <w:r>
-        <w:rPr>
-          <w:rFonts w:hint="eastAsia"/>
-        </w:rPr>
-        <w:t>}</w:t>
-      </w:r>
-    </w:p>
-    <w:p>
-      <w:r>
-        <w:rPr>
-          <w:rFonts w:hint="eastAsia"/>
-        </w:rPr>
-        <w:t>驱动</w:t>
-      </w:r>
-      <w:r>
-        <w:rPr>
-          <w:rFonts w:hint="eastAsia"/>
-        </w:rPr>
-        <w:t>setAttributes</w:t>
-      </w:r>
-      <w:r>
-        <w:rPr>
-          <w:rFonts w:hint="eastAsia"/>
-        </w:rPr>
-        <w:t>增加</w:t>
-      </w:r>
-      <w:r>
-        <w:rPr>
-          <w:rFonts w:hint="eastAsia"/>
-        </w:rPr>
-        <w:t>AutoIncrement</w:t>
-      </w:r>
-      <w:r>
-        <w:rPr>
-          <w:rFonts w:hint="eastAsia"/>
-        </w:rPr>
-        <w:t>选项</w:t>
-      </w:r>
-    </w:p>
-    <w:p>
-      <w:r>
-        <w:t>db.foo.bar.setAttributes({</w:t>
-      </w:r>
-    </w:p>
-    <w:p>
-      <w:r>
-        <w:rPr>
-          <w:rFonts w:hint="eastAsia"/>
-        </w:rPr>
-        <w:t>Auto</w:t>
-      </w:r>
-      <w:r>
-        <w:t>Increment:[</w:t>
-      </w:r>
-    </w:p>
-    <w:p>
-      <w:r>
-        <w:t xml:space="preserve">   {Field:”id1”, Increment:2, StartValue:3},</w:t>
-      </w:r>
-    </w:p>
-    <w:p>
-      <w:pPr>
-        <w:ind w:firstLineChars="150" w:firstLine="315"/>
-      </w:pPr>
-      <w:r>
-        <w:t>{Field:”id2”, Increment:2, StartValue:3}</w:t>
-      </w:r>
-    </w:p>
-    <w:p>
-      <w:r>
-        <w:t>]</w:t>
-      </w:r>
-    </w:p>
-    <w:p>
-      <w:r>
-        <w:t>})</w:t>
-      </w:r>
-    </w:p>
-    <w:p/>
-    <w:p>
-      <w:pPr>
-        <w:pStyle w:val="Heading3"/>
-      </w:pPr>
-      <w:r>
-        <w:rPr>
-          <w:rFonts w:hint="eastAsia"/>
-        </w:rPr>
-        <w:t>删除自增字段</w:t>
-      </w:r>
-    </w:p>
-    <w:p>
-      <w:r>
-        <w:rPr>
-          <w:rFonts w:hint="eastAsia"/>
-        </w:rPr>
-        <w:t>{</w:t>
-      </w:r>
-    </w:p>
-    <w:p>
-      <w:r>
-        <w:rPr>
-          <w:rFonts w:hint="eastAsia"/>
-        </w:rPr>
-        <w:t xml:space="preserve">    AlterType : "collection</w:t>
-      </w:r>
-      <w:r>
-        <w:rPr>
-          <w:rFonts w:hint="eastAsia"/>
-        </w:rPr>
-        <w:t>",</w:t>
-      </w:r>
-    </w:p>
-    <w:p>
-      <w:r>
-        <w:rPr>
-          <w:rFonts w:hint="eastAsia"/>
-        </w:rPr>
-        <w:t xml:space="preserve">  Version : 1,</w:t>
-      </w:r>
-    </w:p>
-    <w:p>
-      <w:r>
-        <w:rPr>
-          <w:rFonts w:hint="eastAsia"/>
-        </w:rPr>
-        <w:t>Name : "&lt;</w:t>
-      </w:r>
-      <w:r>
-        <w:rPr>
-          <w:rFonts w:hint="eastAsia"/>
-        </w:rPr>
-        <w:t>collection</w:t>
-      </w:r>
-      <w:r>
-        <w:rPr>
-          <w:rFonts w:hint="eastAsia"/>
-        </w:rPr>
-        <w:t>_name&gt;", // foo.bar</w:t>
-      </w:r>
-    </w:p>
-    <w:p>
-      <w:r>
-        <w:rPr>
-          <w:rFonts w:hint="eastAsia"/>
-        </w:rPr>
-        <w:t>Alter :</w:t>
-      </w:r>
-    </w:p>
-    <w:p>
-      <w:r>
-        <w:rPr>
-          <w:rFonts w:hint="eastAsia"/>
-        </w:rPr>
-        <w:t>{</w:t>
-      </w:r>
-    </w:p>
-    <w:p>
-      <w:r>
-        <w:rPr>
-          <w:rFonts w:hint="eastAsia"/>
-        </w:rPr>
-        <w:t>Name : "</w:t>
-      </w:r>
-      <w:r>
-        <w:rPr>
-          <w:rFonts w:hint="eastAsia"/>
-        </w:rPr>
-        <w:t xml:space="preserve">drop </w:t>
-      </w:r>
-      <w:r>
-        <w:rPr>
-          <w:rFonts w:hint="eastAsia"/>
-        </w:rPr>
-        <w:t>autoincrement</w:t>
-      </w:r>
-      <w:r>
-        <w:rPr>
-          <w:rFonts w:hint="eastAsia"/>
-        </w:rPr>
-        <w:t>",</w:t>
-      </w:r>
-    </w:p>
-    <w:p>
-      <w:r>
-        <w:rPr>
-          <w:rFonts w:hint="eastAsia"/>
-        </w:rPr>
-        <w:t xml:space="preserve">    Args : {</w:t>
-      </w:r>
-    </w:p>
-    <w:p>
-      <w:r>
-        <w:rPr>
-          <w:rFonts w:hint="eastAsia"/>
-        </w:rPr>
-        <w:t>F</w:t>
-      </w:r>
-      <w:r>
-        <w:rPr>
-          <w:rFonts w:hint="eastAsia"/>
-        </w:rPr>
-        <w:t>ield: "&lt;field_name&gt;"</w:t>
-      </w:r>
-    </w:p>
-    <w:p>
-      <w:r>
-        <w:rPr>
-          <w:rFonts w:hint="eastAsia"/>
-        </w:rPr>
-        <w:t>}</w:t>
-      </w:r>
-    </w:p>
-    <w:p>
-      <w:r>
-        <w:rPr>
-          <w:rFonts w:hint="eastAsia"/>
-        </w:rPr>
-        <w:t>}</w:t>
+        <w:spacing w:line="0" w:lineRule="atLeast"/>
+        <w:ind w:left="0" w:firstLineChars="150" w:firstLine="240"/>
+        <w:rPr>
+          <w:sz w:val="16"/>
+        </w:rPr>
+      </w:pPr>
+      <w:r>
+        <w:rPr>
+          <w:sz w:val="16"/>
+        </w:rPr>
+        <w:t>BSONObj obj;</w:t>
       </w:r>
     </w:p>
     <w:p>
@@ -3613,12 +4589,17 @@
         <w:tabs>
           <w:tab w:val="left" w:pos="1094"/>
         </w:tabs>
-      </w:pPr>
-      <w:r>
-        <w:rPr>
-          <w:rFonts w:hint="eastAsia"/>
-        </w:rPr>
-        <w:t>}</w:t>
+        <w:spacing w:line="0" w:lineRule="atLeast"/>
+        <w:ind w:left="0" w:firstLineChars="150" w:firstLine="240"/>
+        <w:rPr>
+          <w:sz w:val="16"/>
+        </w:rPr>
+      </w:pPr>
+      <w:r>
+        <w:rPr>
+          <w:sz w:val="16"/>
+        </w:rPr>
+        <w:t>obj=BSON(“Field”&lt;&lt; fieldname)</w:t>
       </w:r>
     </w:p>
     <w:p>
@@ -3626,31 +4607,35 @@
         <w:tabs>
           <w:tab w:val="left" w:pos="1094"/>
         </w:tabs>
-      </w:pPr>
+        <w:spacing w:line="0" w:lineRule="atLeast"/>
+        <w:ind w:left="0" w:firstLineChars="150" w:firstLine="240"/>
+        <w:rPr>
+          <w:sz w:val="16"/>
+        </w:rPr>
+      </w:pPr>
+      <w:r>
+        <w:rPr>
+          <w:sz w:val="16"/>
+        </w:rPr>
+        <w:t>rc = connection.connect ( “localhost”, 11810, “”, “” ) ;</w:t>
+      </w:r>
     </w:p>
     <w:p>
       <w:pPr>
         <w:tabs>
           <w:tab w:val="left" w:pos="1094"/>
         </w:tabs>
-      </w:pPr>
-      <w:r>
-        <w:rPr>
-          <w:rFonts w:hint="eastAsia"/>
-        </w:rPr>
-        <w:t>驱动增加</w:t>
-      </w:r>
-      <w:r>
-        <w:rPr>
-          <w:rFonts w:hint="eastAsia"/>
-        </w:rPr>
-        <w:t>dropAutoIncrement</w:t>
-      </w:r>
-      <w:r>
-        <w:rPr>
-          <w:rFonts w:hint="eastAsia"/>
-        </w:rPr>
-        <w:t>接口</w:t>
+        <w:spacing w:line="0" w:lineRule="atLeast"/>
+        <w:ind w:left="0" w:firstLineChars="150" w:firstLine="240"/>
+        <w:rPr>
+          <w:sz w:val="16"/>
+        </w:rPr>
+      </w:pPr>
+      <w:r>
+        <w:rPr>
+          <w:sz w:val="16"/>
+        </w:rPr>
+        <w:t>rc = connection.getCollection("foo.bar", cl);</w:t>
       </w:r>
     </w:p>
     <w:p>
@@ -3658,18 +4643,17 @@
         <w:tabs>
           <w:tab w:val="left" w:pos="1094"/>
         </w:tabs>
-      </w:pPr>
-      <w:r>
-        <w:t>S</w:t>
-      </w:r>
-      <w:r>
-        <w:rPr>
-          <w:rFonts w:hint="eastAsia"/>
-        </w:rPr>
-        <w:t>hell</w:t>
-      </w:r>
-      <w:r>
-        <w:t>接口：</w:t>
+        <w:spacing w:line="0" w:lineRule="atLeast"/>
+        <w:ind w:left="0" w:firstLineChars="150" w:firstLine="240"/>
+        <w:rPr>
+          <w:sz w:val="16"/>
+        </w:rPr>
+      </w:pPr>
+      <w:r>
+        <w:rPr>
+          <w:sz w:val="16"/>
+        </w:rPr>
+        <w:t>rc = cl.createAutoIncrement(obj)</w:t>
       </w:r>
     </w:p>
     <w:p>
@@ -3677,9 +4661,24 @@
         <w:tabs>
           <w:tab w:val="left" w:pos="1094"/>
         </w:tabs>
-      </w:pPr>
-      <w:r>
-        <w:t>db.foo.bar.dropAutoIncrement({Field:”id1”})</w:t>
+        <w:spacing w:line="0" w:lineRule="atLeast"/>
+        <w:ind w:left="0" w:firstLineChars="150" w:firstLine="240"/>
+        <w:rPr>
+          <w:sz w:val="16"/>
+        </w:rPr>
+      </w:pPr>
+      <w:r>
+        <w:rPr>
+          <w:rFonts w:hint="eastAsia"/>
+          <w:sz w:val="16"/>
+        </w:rPr>
+        <w:t>多个</w:t>
+      </w:r>
+      <w:r>
+        <w:rPr>
+          <w:sz w:val="16"/>
+        </w:rPr>
+        <w:t>：</w:t>
       </w:r>
     </w:p>
     <w:p>
@@ -3687,10 +4686,17 @@
         <w:tabs>
           <w:tab w:val="left" w:pos="1094"/>
         </w:tabs>
-        <w:ind w:left="0" w:firstLineChars="150" w:firstLine="315"/>
-      </w:pPr>
-      <w:r>
-        <w:t>db.foo.bar.dropAutoIncrement({Field:[”id1”,”id2”]})</w:t>
+        <w:spacing w:line="0" w:lineRule="atLeast"/>
+        <w:ind w:left="0" w:firstLineChars="150" w:firstLine="240"/>
+        <w:rPr>
+          <w:sz w:val="16"/>
+        </w:rPr>
+      </w:pPr>
+      <w:r>
+        <w:rPr>
+          <w:sz w:val="16"/>
+        </w:rPr>
+        <w:t>char *fieldname1 = “a1”;</w:t>
       </w:r>
     </w:p>
     <w:p>
@@ -3698,29 +4704,35 @@
         <w:tabs>
           <w:tab w:val="left" w:pos="1094"/>
         </w:tabs>
-        <w:ind w:left="0" w:firstLineChars="150" w:firstLine="315"/>
-      </w:pPr>
+        <w:spacing w:line="0" w:lineRule="atLeast"/>
+        <w:ind w:left="0" w:firstLineChars="150" w:firstLine="240"/>
+        <w:rPr>
+          <w:sz w:val="16"/>
+        </w:rPr>
+      </w:pPr>
+      <w:r>
+        <w:rPr>
+          <w:sz w:val="16"/>
+        </w:rPr>
+        <w:t>char *fieldname2= “a2”;</w:t>
+      </w:r>
     </w:p>
     <w:p>
       <w:pPr>
         <w:tabs>
           <w:tab w:val="left" w:pos="1094"/>
         </w:tabs>
-      </w:pPr>
-      <w:r>
-        <w:rPr>
-          <w:rFonts w:hint="eastAsia"/>
-        </w:rPr>
-        <w:t>CPP</w:t>
-      </w:r>
-      <w:r>
-        <w:rPr>
-          <w:rFonts w:hint="eastAsia"/>
-        </w:rPr>
-        <w:t>驱动接口</w:t>
-      </w:r>
-      <w:r>
-        <w:t>：</w:t>
+        <w:spacing w:line="0" w:lineRule="atLeast"/>
+        <w:ind w:left="0" w:firstLineChars="150" w:firstLine="240"/>
+        <w:rPr>
+          <w:sz w:val="16"/>
+        </w:rPr>
+      </w:pPr>
+      <w:r>
+        <w:rPr>
+          <w:sz w:val="16"/>
+        </w:rPr>
+        <w:t>vector&lt;BSONObj&gt; objs;</w:t>
       </w:r>
     </w:p>
     <w:p>
@@ -3728,10 +4740,17 @@
         <w:tabs>
           <w:tab w:val="left" w:pos="1094"/>
         </w:tabs>
-        <w:ind w:left="0" w:firstLineChars="150" w:firstLine="315"/>
-      </w:pPr>
-      <w:r>
-        <w:t>INT32 dropAutoIncrement( const CHAR* fieldName );</w:t>
+        <w:spacing w:line="0" w:lineRule="atLeast"/>
+        <w:ind w:left="0" w:firstLineChars="150" w:firstLine="240"/>
+        <w:rPr>
+          <w:sz w:val="16"/>
+        </w:rPr>
+      </w:pPr>
+      <w:r>
+        <w:rPr>
+          <w:sz w:val="16"/>
+        </w:rPr>
+        <w:t>objs.push_back(BSON(“Field”&lt;&lt;fieldname1));</w:t>
       </w:r>
     </w:p>
     <w:p>
@@ -3739,10 +4758,17 @@
         <w:tabs>
           <w:tab w:val="left" w:pos="1094"/>
         </w:tabs>
-        <w:ind w:left="0" w:firstLineChars="150" w:firstLine="315"/>
-      </w:pPr>
-      <w:r>
-        <w:t>INT32 dropAutoIncrement( const std::vector&lt;CHAR*&gt;&amp;fieldNames ) ;</w:t>
+        <w:spacing w:line="0" w:lineRule="atLeast"/>
+        <w:ind w:left="0" w:firstLineChars="150" w:firstLine="240"/>
+        <w:rPr>
+          <w:sz w:val="16"/>
+        </w:rPr>
+      </w:pPr>
+      <w:r>
+        <w:rPr>
+          <w:sz w:val="16"/>
+        </w:rPr>
+        <w:t>objs.push_back(BSON(“Field”&lt;&lt;fieldname2));</w:t>
       </w:r>
     </w:p>
     <w:p>
@@ -3750,41 +4776,60 @@
         <w:tabs>
           <w:tab w:val="left" w:pos="1094"/>
         </w:tabs>
-        <w:ind w:left="0" w:firstLineChars="150" w:firstLine="315"/>
-      </w:pPr>
+        <w:spacing w:line="0" w:lineRule="atLeast"/>
+        <w:ind w:left="0" w:firstLineChars="150" w:firstLine="240"/>
+        <w:rPr>
+          <w:sz w:val="16"/>
+        </w:rPr>
+      </w:pPr>
+      <w:r>
+        <w:rPr>
+          <w:sz w:val="16"/>
+        </w:rPr>
+        <w:t>rc = cl.dropAutoIncrement(objs)</w:t>
+      </w:r>
     </w:p>
     <w:p>
       <w:pPr>
         <w:tabs>
           <w:tab w:val="left" w:pos="1094"/>
         </w:tabs>
-        <w:ind w:left="0" w:firstLineChars="150" w:firstLine="315"/>
-      </w:pPr>
-      <w:r>
-        <w:rPr>
-          <w:rFonts w:hint="eastAsia"/>
-        </w:rPr>
-        <w:t>示例</w:t>
-      </w:r>
-      <w:r>
-        <w:rPr>
-          <w:rFonts w:hint="eastAsia"/>
-        </w:rPr>
-        <w:t>:</w:t>
-      </w:r>
+        <w:spacing w:line="0" w:lineRule="atLeast"/>
+        <w:rPr>
+          <w:sz w:val="16"/>
+        </w:rPr>
+      </w:pPr>
     </w:p>
     <w:p>
       <w:pPr>
         <w:tabs>
           <w:tab w:val="left" w:pos="1094"/>
         </w:tabs>
-        <w:ind w:left="0" w:firstLineChars="150" w:firstLine="315"/>
-      </w:pPr>
-      <w:r>
-        <w:rPr>
-          <w:rFonts w:hint="eastAsia"/>
-        </w:rPr>
-        <w:t>单个：</w:t>
+        <w:spacing w:line="0" w:lineRule="atLeast"/>
+        <w:ind w:left="0" w:firstLineChars="150" w:firstLine="240"/>
+        <w:rPr>
+          <w:sz w:val="16"/>
+        </w:rPr>
+      </w:pPr>
+      <w:r>
+        <w:rPr>
+          <w:rFonts w:hint="eastAsia"/>
+          <w:sz w:val="16"/>
+        </w:rPr>
+        <w:t xml:space="preserve">2 </w:t>
+      </w:r>
+      <w:r>
+        <w:rPr>
+          <w:rFonts w:hint="eastAsia"/>
+          <w:sz w:val="16"/>
+        </w:rPr>
+        <w:t>删除</w:t>
+      </w:r>
+      <w:r>
+        <w:rPr>
+          <w:sz w:val="16"/>
+        </w:rPr>
+        <w:t>自增字段：</w:t>
       </w:r>
     </w:p>
     <w:p>
@@ -3792,10 +4837,17 @@
         <w:tabs>
           <w:tab w:val="left" w:pos="1094"/>
         </w:tabs>
-        <w:ind w:left="0" w:firstLineChars="150" w:firstLine="315"/>
-      </w:pPr>
-      <w:r>
-        <w:t>char *fieldname = “a1”;</w:t>
+        <w:spacing w:line="0" w:lineRule="atLeast"/>
+        <w:ind w:left="0" w:firstLineChars="150" w:firstLine="240"/>
+        <w:rPr>
+          <w:sz w:val="16"/>
+        </w:rPr>
+      </w:pPr>
+      <w:r>
+        <w:rPr>
+          <w:sz w:val="16"/>
+        </w:rPr>
+        <w:t>INT32 dropAutoIncrement( const CHAR* fieldName );</w:t>
       </w:r>
     </w:p>
     <w:p>
@@ -3803,45 +4855,52 @@
         <w:tabs>
           <w:tab w:val="left" w:pos="1094"/>
         </w:tabs>
-        <w:ind w:left="0" w:firstLineChars="150" w:firstLine="315"/>
-      </w:pPr>
-      <w:r>
-        <w:t xml:space="preserve">rc = connection.connect ( </w:t>
-      </w:r>
-      <w:r>
-        <w:t>“localhost”</w:t>
-      </w:r>
-      <w:r>
-        <w:t xml:space="preserve">, </w:t>
-      </w:r>
-      <w:r>
-        <w:t>11810</w:t>
-      </w:r>
-      <w:r>
-        <w:t xml:space="preserve">, </w:t>
-      </w:r>
-      <w:r>
-        <w:t>“”</w:t>
-      </w:r>
-      <w:r>
-        <w:t xml:space="preserve">, </w:t>
-      </w:r>
-      <w:r>
-        <w:t>“”</w:t>
-      </w:r>
-      <w:r>
-        <w:t xml:space="preserve"> ) ;</w:t>
-      </w:r>
+        <w:spacing w:line="0" w:lineRule="atLeast"/>
+        <w:ind w:left="0" w:firstLineChars="150" w:firstLine="240"/>
+        <w:rPr>
+          <w:sz w:val="16"/>
+        </w:rPr>
+      </w:pPr>
+      <w:r>
+        <w:rPr>
+          <w:sz w:val="16"/>
+        </w:rPr>
+        <w:t>INT32 dropAutoIncrement( const std::vector&lt;CHAR*&gt; &amp;fieldNames ) ;</w:t>
+      </w:r>
+    </w:p>
+    <w:p>
+      <w:pPr>
+        <w:spacing w:line="0" w:lineRule="atLeast"/>
+        <w:ind w:left="0"/>
+        <w:rPr>
+          <w:sz w:val="16"/>
+        </w:rPr>
+      </w:pPr>
     </w:p>
     <w:p>
       <w:pPr>
         <w:tabs>
           <w:tab w:val="left" w:pos="1094"/>
         </w:tabs>
-        <w:ind w:left="0" w:firstLineChars="150" w:firstLine="315"/>
-      </w:pPr>
-      <w:r>
-        <w:t>rc = connection.getCollection("foo.bar", cl);</w:t>
+        <w:spacing w:line="0" w:lineRule="atLeast"/>
+        <w:ind w:left="0" w:firstLineChars="150" w:firstLine="240"/>
+        <w:rPr>
+          <w:sz w:val="16"/>
+        </w:rPr>
+      </w:pPr>
+      <w:r>
+        <w:rPr>
+          <w:rFonts w:hint="eastAsia"/>
+          <w:sz w:val="16"/>
+        </w:rPr>
+        <w:t>示例</w:t>
+      </w:r>
+      <w:r>
+        <w:rPr>
+          <w:rFonts w:hint="eastAsia"/>
+          <w:sz w:val="16"/>
+        </w:rPr>
+        <w:t>:</w:t>
       </w:r>
     </w:p>
     <w:p>
@@ -3849,10 +4908,18 @@
         <w:tabs>
           <w:tab w:val="left" w:pos="1094"/>
         </w:tabs>
-        <w:ind w:left="0" w:firstLineChars="150" w:firstLine="315"/>
-      </w:pPr>
-      <w:r>
-        <w:t>rc = cl.dropAutoIncrement(fieldName)</w:t>
+        <w:spacing w:line="0" w:lineRule="atLeast"/>
+        <w:ind w:left="0" w:firstLineChars="150" w:firstLine="240"/>
+        <w:rPr>
+          <w:sz w:val="16"/>
+        </w:rPr>
+      </w:pPr>
+      <w:r>
+        <w:rPr>
+          <w:rFonts w:hint="eastAsia"/>
+          <w:sz w:val="16"/>
+        </w:rPr>
+        <w:t>单个：</w:t>
       </w:r>
     </w:p>
     <w:p>
@@ -3860,16 +4927,17 @@
         <w:tabs>
           <w:tab w:val="left" w:pos="1094"/>
         </w:tabs>
-        <w:ind w:left="0" w:firstLineChars="150" w:firstLine="315"/>
-      </w:pPr>
-      <w:r>
-        <w:rPr>
-          <w:rFonts w:hint="eastAsia"/>
-        </w:rPr>
-        <w:t>多个</w:t>
-      </w:r>
-      <w:r>
-        <w:t>：</w:t>
+        <w:spacing w:line="0" w:lineRule="atLeast"/>
+        <w:ind w:left="0" w:firstLineChars="150" w:firstLine="240"/>
+        <w:rPr>
+          <w:sz w:val="16"/>
+        </w:rPr>
+      </w:pPr>
+      <w:r>
+        <w:rPr>
+          <w:sz w:val="16"/>
+        </w:rPr>
+        <w:t>char *fieldname = “a1”;</w:t>
       </w:r>
     </w:p>
     <w:p>
@@ -3877,11 +4945,17 @@
         <w:tabs>
           <w:tab w:val="left" w:pos="1094"/>
         </w:tabs>
-        <w:ind w:left="0" w:firstLineChars="150" w:firstLine="315"/>
-      </w:pPr>
-      <w:r>
-        <w:lastRenderedPageBreak/>
-        <w:t>char *fieldname1 = “a1”;</w:t>
+        <w:spacing w:line="0" w:lineRule="atLeast"/>
+        <w:ind w:left="0" w:firstLineChars="150" w:firstLine="240"/>
+        <w:rPr>
+          <w:sz w:val="16"/>
+        </w:rPr>
+      </w:pPr>
+      <w:r>
+        <w:rPr>
+          <w:sz w:val="16"/>
+        </w:rPr>
+        <w:t>rc = connection.connect ( “localhost”, 11810, “”, “” ) ;</w:t>
       </w:r>
     </w:p>
     <w:p>
@@ -3889,10 +4963,17 @@
         <w:tabs>
           <w:tab w:val="left" w:pos="1094"/>
         </w:tabs>
-        <w:ind w:left="0" w:firstLineChars="150" w:firstLine="315"/>
-      </w:pPr>
-      <w:r>
-        <w:t>char *fieldname2= “a2”;</w:t>
+        <w:spacing w:line="0" w:lineRule="atLeast"/>
+        <w:ind w:left="0" w:firstLineChars="150" w:firstLine="240"/>
+        <w:rPr>
+          <w:sz w:val="16"/>
+        </w:rPr>
+      </w:pPr>
+      <w:r>
+        <w:rPr>
+          <w:sz w:val="16"/>
+        </w:rPr>
+        <w:t>rc = connection.getCollection("foo.bar", cl);</w:t>
       </w:r>
     </w:p>
     <w:p>
@@ -3900,10 +4981,17 @@
         <w:tabs>
           <w:tab w:val="left" w:pos="1094"/>
         </w:tabs>
-        <w:ind w:left="0" w:firstLineChars="150" w:firstLine="315"/>
-      </w:pPr>
-      <w:r>
-        <w:t>vector&lt;char*&gt; fieldNames;</w:t>
+        <w:spacing w:line="0" w:lineRule="atLeast"/>
+        <w:ind w:left="0" w:firstLineChars="150" w:firstLine="240"/>
+        <w:rPr>
+          <w:sz w:val="16"/>
+        </w:rPr>
+      </w:pPr>
+      <w:r>
+        <w:rPr>
+          <w:sz w:val="16"/>
+        </w:rPr>
+        <w:t>rc = cl.dropAutoIncrement(fieldName)</w:t>
       </w:r>
     </w:p>
     <w:p>
@@ -3911,10 +4999,24 @@
         <w:tabs>
           <w:tab w:val="left" w:pos="1094"/>
         </w:tabs>
-        <w:ind w:left="0" w:firstLineChars="150" w:firstLine="315"/>
-      </w:pPr>
-      <w:r>
-        <w:t>fieldNames.push_back(fieldname1);</w:t>
+        <w:spacing w:line="0" w:lineRule="atLeast"/>
+        <w:ind w:left="0" w:firstLineChars="150" w:firstLine="240"/>
+        <w:rPr>
+          <w:sz w:val="16"/>
+        </w:rPr>
+      </w:pPr>
+      <w:r>
+        <w:rPr>
+          <w:rFonts w:hint="eastAsia"/>
+          <w:sz w:val="16"/>
+        </w:rPr>
+        <w:t>多个</w:t>
+      </w:r>
+      <w:r>
+        <w:rPr>
+          <w:sz w:val="16"/>
+        </w:rPr>
+        <w:t>：</w:t>
       </w:r>
     </w:p>
     <w:p>
@@ -3922,10 +5024,18 @@
         <w:tabs>
           <w:tab w:val="left" w:pos="1094"/>
         </w:tabs>
-        <w:ind w:left="0" w:firstLineChars="150" w:firstLine="315"/>
-      </w:pPr>
-      <w:r>
-        <w:t>fieldNames.push_back(fieldname2);</w:t>
+        <w:spacing w:line="0" w:lineRule="atLeast"/>
+        <w:ind w:left="0" w:firstLineChars="150" w:firstLine="240"/>
+        <w:rPr>
+          <w:sz w:val="16"/>
+        </w:rPr>
+      </w:pPr>
+      <w:r>
+        <w:rPr>
+          <w:sz w:val="16"/>
+        </w:rPr>
+        <w:lastRenderedPageBreak/>
+        <w:t>char *fieldname1 = “a1”;</w:t>
       </w:r>
     </w:p>
     <w:p>
@@ -3933,10 +5043,17 @@
         <w:tabs>
           <w:tab w:val="left" w:pos="1094"/>
         </w:tabs>
-        <w:ind w:left="0" w:firstLineChars="150" w:firstLine="315"/>
-      </w:pPr>
-      <w:r>
-        <w:t>rc = cl.dropAutoIncrement(fieldNames)</w:t>
+        <w:spacing w:line="0" w:lineRule="atLeast"/>
+        <w:ind w:left="0" w:firstLineChars="150" w:firstLine="240"/>
+        <w:rPr>
+          <w:sz w:val="16"/>
+        </w:rPr>
+      </w:pPr>
+      <w:r>
+        <w:rPr>
+          <w:sz w:val="16"/>
+        </w:rPr>
+        <w:t>char *fieldname2= “a2”;</w:t>
       </w:r>
     </w:p>
     <w:p>
@@ -3944,335 +5061,81 @@
         <w:tabs>
           <w:tab w:val="left" w:pos="1094"/>
         </w:tabs>
-        <w:ind w:left="0" w:firstLineChars="150" w:firstLine="315"/>
-      </w:pPr>
-    </w:p>
-    <w:p>
-      <w:pPr>
-        <w:pStyle w:val="Heading3"/>
-      </w:pPr>
-      <w:r>
-        <w:rPr>
-          <w:rFonts w:hint="eastAsia"/>
-        </w:rPr>
-        <w:t>查看</w:t>
-      </w:r>
-      <w:r>
-        <w:rPr>
-          <w:rFonts w:hint="eastAsia"/>
-        </w:rPr>
-        <w:t>自增字段</w:t>
-      </w:r>
-    </w:p>
-    <w:p>
-      <w:r>
-        <w:rPr>
-          <w:rFonts w:hint="eastAsia"/>
-        </w:rPr>
-        <w:t>通过集合的</w:t>
-      </w:r>
-      <w:r>
-        <w:rPr>
-          <w:rFonts w:hint="eastAsia"/>
-        </w:rPr>
-        <w:t>snapshot</w:t>
-      </w:r>
-      <w:r>
-        <w:rPr>
-          <w:rFonts w:hint="eastAsia"/>
-        </w:rPr>
-        <w:t>可以查看自增字段</w:t>
-      </w:r>
-      <w:r>
-        <w:rPr>
-          <w:rFonts w:hint="eastAsia"/>
-        </w:rPr>
-        <w:t>，在集合有自增字段时，</w:t>
-      </w:r>
-      <w:r>
-        <w:rPr>
-          <w:rFonts w:hint="eastAsia"/>
-        </w:rPr>
-        <w:t>在协调节点上</w:t>
-      </w:r>
-      <w:r>
-        <w:rPr>
-          <w:rFonts w:hint="eastAsia"/>
-        </w:rPr>
-        <w:t>查看集合的</w:t>
-      </w:r>
-      <w:r>
-        <w:rPr>
-          <w:rFonts w:hint="eastAsia"/>
-        </w:rPr>
-        <w:t>snapshot</w:t>
-      </w:r>
-      <w:r>
-        <w:rPr>
-          <w:rFonts w:hint="eastAsia"/>
-        </w:rPr>
-        <w:t>会</w:t>
-      </w:r>
-      <w:r>
-        <w:rPr>
-          <w:rFonts w:hint="eastAsia"/>
-        </w:rPr>
-        <w:t>显示</w:t>
-      </w:r>
-      <w:r>
-        <w:rPr>
-          <w:rFonts w:hint="eastAsia"/>
-        </w:rPr>
-        <w:t>AutoIncrement</w:t>
-      </w:r>
-      <w:r>
-        <w:rPr>
-          <w:rFonts w:hint="eastAsia"/>
-        </w:rPr>
-        <w:t>字段</w:t>
-      </w:r>
-      <w:r>
-        <w:rPr>
-          <w:rFonts w:hint="eastAsia"/>
-        </w:rPr>
-        <w:t>:</w:t>
-      </w:r>
-    </w:p>
-    <w:p/>
-    <w:p>
-      <w:pPr>
-        <w:ind w:left="0" w:firstLine="420"/>
-      </w:pPr>
-      <w:r>
-        <w:rPr>
-          <w:rFonts w:hint="eastAsia"/>
-        </w:rPr>
-        <w:t>分别</w:t>
-      </w:r>
-      <w:r>
-        <w:t>增加</w:t>
-      </w:r>
-      <w:r>
-        <w:t>SDB_SNAP_SEQUENCES</w:t>
-      </w:r>
-      <w:r>
-        <w:rPr>
-          <w:rFonts w:hint="eastAsia"/>
-        </w:rPr>
-        <w:t>（</w:t>
-      </w:r>
-      <w:r>
-        <w:rPr>
-          <w:rFonts w:hint="eastAsia"/>
-        </w:rPr>
-        <w:t>15</w:t>
-      </w:r>
-      <w:r>
-        <w:rPr>
-          <w:rFonts w:hint="eastAsia"/>
-        </w:rPr>
-        <w:t>）、</w:t>
-      </w:r>
-      <w:r>
-        <w:t>SDB_LIST_SEQUENCES</w:t>
-      </w:r>
-      <w:r>
-        <w:rPr>
-          <w:rFonts w:hint="eastAsia"/>
-        </w:rPr>
-        <w:t>（</w:t>
-      </w:r>
-      <w:r>
-        <w:rPr>
-          <w:rFonts w:hint="eastAsia"/>
-        </w:rPr>
-        <w:t>15</w:t>
-      </w:r>
-      <w:r>
-        <w:rPr>
-          <w:rFonts w:hint="eastAsia"/>
-        </w:rPr>
-        <w:t>）定义，</w:t>
-      </w:r>
-      <w:r>
-        <w:t>以查看</w:t>
-      </w:r>
-      <w:r>
-        <w:t>snapshot</w:t>
-      </w:r>
-      <w:r>
-        <w:t>和</w:t>
-      </w:r>
-      <w:r>
-        <w:t>list</w:t>
-      </w:r>
-      <w:r>
-        <w:rPr>
-          <w:rFonts w:hint="eastAsia"/>
-        </w:rPr>
-        <w:t>，由于</w:t>
-      </w:r>
-      <w:r>
-        <w:t>data</w:t>
-      </w:r>
-      <w:r>
-        <w:rPr>
-          <w:rFonts w:hint="eastAsia"/>
-        </w:rPr>
-        <w:t>数据</w:t>
-      </w:r>
-      <w:r>
-        <w:t>节点并</w:t>
-      </w:r>
-      <w:r>
-        <w:rPr>
-          <w:rFonts w:hint="eastAsia"/>
-        </w:rPr>
-        <w:t>不保存</w:t>
-      </w:r>
-      <w:r>
-        <w:t>sequence</w:t>
-      </w:r>
-      <w:r>
-        <w:t>的元数据信息，</w:t>
-      </w:r>
-      <w:r>
-        <w:rPr>
-          <w:rFonts w:hint="eastAsia"/>
-        </w:rPr>
-        <w:t>所以</w:t>
-      </w:r>
-      <w:r>
-        <w:t>sequences</w:t>
-      </w:r>
-      <w:r>
-        <w:t>的</w:t>
-      </w:r>
-      <w:r>
-        <w:t>snapshot</w:t>
-      </w:r>
-      <w:r>
-        <w:rPr>
-          <w:rFonts w:hint="eastAsia"/>
-        </w:rPr>
-        <w:t>只</w:t>
-      </w:r>
-      <w:r>
-        <w:t>在</w:t>
-      </w:r>
-      <w:r>
-        <w:t>coord</w:t>
-      </w:r>
-      <w:r>
-        <w:t>上查看</w:t>
-      </w:r>
-      <w:r>
-        <w:rPr>
-          <w:rFonts w:hint="eastAsia"/>
-        </w:rPr>
-        <w:t>。</w:t>
-      </w:r>
-    </w:p>
-    <w:p/>
-    <w:p>
-      <w:r>
-        <w:rPr>
-          <w:rFonts w:hint="eastAsia"/>
-        </w:rPr>
-        <w:t>{</w:t>
-      </w:r>
-    </w:p>
-    <w:p>
-      <w:r>
-        <w:rPr>
-          <w:rFonts w:hint="eastAsia"/>
-        </w:rPr>
-        <w:t>AutoIncrement</w:t>
-      </w:r>
-      <w:r>
-        <w:rPr>
-          <w:rFonts w:hint="eastAsia"/>
-        </w:rPr>
-        <w:t>:</w:t>
-      </w:r>
-      <w:r>
-        <w:rPr>
-          <w:rFonts w:hint="eastAsia"/>
-        </w:rPr>
-        <w:t xml:space="preserve"> [</w:t>
-      </w:r>
-    </w:p>
-    <w:p>
-      <w:r>
-        <w:rPr>
-          <w:rFonts w:hint="eastAsia"/>
-        </w:rPr>
-        <w:t>{</w:t>
-      </w:r>
-    </w:p>
-    <w:p>
-      <w:r>
-        <w:rPr>
-          <w:rFonts w:hint="eastAsia"/>
-        </w:rPr>
-        <w:t>F</w:t>
-      </w:r>
-      <w:r>
-        <w:rPr>
-          <w:rFonts w:hint="eastAsia"/>
-        </w:rPr>
-        <w:t>ield: "id",</w:t>
-      </w:r>
-    </w:p>
-    <w:p>
-      <w:r>
-        <w:rPr>
-          <w:rFonts w:hint="eastAsia"/>
-        </w:rPr>
-        <w:t>...</w:t>
-      </w:r>
-    </w:p>
-    <w:p>
-      <w:r>
-        <w:rPr>
-          <w:rFonts w:hint="eastAsia"/>
-        </w:rPr>
-        <w:t>}</w:t>
-      </w:r>
-      <w:r>
-        <w:rPr>
-          <w:rFonts w:hint="eastAsia"/>
-        </w:rPr>
-        <w:t>,</w:t>
-      </w:r>
-    </w:p>
-    <w:p>
-      <w:r>
-        <w:rPr>
-          <w:rFonts w:hint="eastAsia"/>
-        </w:rPr>
-        <w:t xml:space="preserve">        ...</w:t>
-      </w:r>
-    </w:p>
-    <w:p>
-      <w:r>
-        <w:rPr>
-          <w:rFonts w:hint="eastAsia"/>
-        </w:rPr>
-        <w:t xml:space="preserve">    ]</w:t>
-      </w:r>
-    </w:p>
-    <w:p>
-      <w:r>
-        <w:rPr>
-          <w:rFonts w:hint="eastAsia"/>
-        </w:rPr>
-        <w:t>}</w:t>
-      </w:r>
-    </w:p>
-    <w:p>
-      <w:pPr>
-        <w:pStyle w:val="Heading2"/>
+        <w:spacing w:line="0" w:lineRule="atLeast"/>
+        <w:ind w:left="0" w:firstLineChars="150" w:firstLine="240"/>
+        <w:rPr>
+          <w:sz w:val="16"/>
+        </w:rPr>
+      </w:pPr>
+      <w:r>
+        <w:rPr>
+          <w:sz w:val="16"/>
+        </w:rPr>
+        <w:t>vector&lt;char*&gt; fieldNames;</w:t>
+      </w:r>
+    </w:p>
+    <w:p>
+      <w:pPr>
+        <w:tabs>
+          <w:tab w:val="left" w:pos="1094"/>
+        </w:tabs>
+        <w:spacing w:line="0" w:lineRule="atLeast"/>
+        <w:ind w:left="0" w:firstLineChars="150" w:firstLine="240"/>
+        <w:rPr>
+          <w:sz w:val="16"/>
+        </w:rPr>
+      </w:pPr>
+      <w:r>
+        <w:rPr>
+          <w:sz w:val="16"/>
+        </w:rPr>
+        <w:t>fieldNames.push_back(fieldname1);</w:t>
+      </w:r>
+    </w:p>
+    <w:p>
+      <w:pPr>
+        <w:tabs>
+          <w:tab w:val="left" w:pos="1094"/>
+        </w:tabs>
+        <w:spacing w:line="0" w:lineRule="atLeast"/>
+        <w:ind w:left="0" w:firstLineChars="150" w:firstLine="240"/>
+        <w:rPr>
+          <w:sz w:val="16"/>
+        </w:rPr>
+      </w:pPr>
+      <w:r>
+        <w:rPr>
+          <w:sz w:val="16"/>
+        </w:rPr>
+        <w:t>fieldNames.push_back(fieldname2);</w:t>
+      </w:r>
+    </w:p>
+    <w:p>
+      <w:pPr>
+        <w:tabs>
+          <w:tab w:val="left" w:pos="1094"/>
+        </w:tabs>
+        <w:spacing w:line="0" w:lineRule="atLeast"/>
+        <w:ind w:left="0" w:firstLineChars="150" w:firstLine="240"/>
+        <w:rPr>
+          <w:sz w:val="16"/>
+        </w:rPr>
+      </w:pPr>
+      <w:r>
+        <w:rPr>
+          <w:sz w:val="16"/>
+        </w:rPr>
+        <w:t>rc = cl.dropAutoIncrement(fieldNames)</w:t>
+      </w:r>
+    </w:p>
+    <w:p>
+      <w:pPr>
+        <w:ind w:left="0"/>
+      </w:pPr>
+    </w:p>
+    <w:p>
+      <w:pPr>
+        <w:pStyle w:val="2"/>
       </w:pPr>
       <w:r>
         <w:t>Story</w:t>
@@ -4347,7 +5210,7 @@
     </w:p>
     <w:p>
       <w:pPr>
-        <w:pStyle w:val="Heading2"/>
+        <w:pStyle w:val="2"/>
       </w:pPr>
       <w:r>
         <w:t xml:space="preserve">Story </w:t>
@@ -4361,7 +5224,7 @@
     </w:p>
     <w:p>
       <w:pPr>
-        <w:pStyle w:val="Heading3"/>
+        <w:pStyle w:val="3"/>
         <w:numPr>
           <w:ilvl w:val="0"/>
           <w:numId w:val="12"/>
@@ -4590,13 +5453,7 @@
         <w:rPr>
           <w:rFonts w:hint="eastAsia"/>
         </w:rPr>
-        <w:t>名称，</w:t>
-      </w:r>
-      <w:r>
-        <w:rPr>
-          <w:rFonts w:hint="eastAsia"/>
-        </w:rPr>
-        <w:t>对应的</w:t>
+        <w:t>名称和对应的</w:t>
       </w:r>
       <w:r>
         <w:rPr>
@@ -4614,336 +5471,306 @@
         <w:rPr>
           <w:rFonts w:hint="eastAsia"/>
         </w:rPr>
-        <w:t>和</w:t>
-      </w:r>
-      <w:r>
-        <w:rPr>
-          <w:rFonts w:hint="eastAsia"/>
-        </w:rPr>
-        <w:t>ID</w:t>
-      </w:r>
-      <w:r>
-        <w:rPr>
-          <w:rFonts w:hint="eastAsia"/>
-        </w:rPr>
-        <w:t>，以及</w:t>
-      </w:r>
-      <w:r>
-        <w:rPr>
-          <w:rFonts w:hint="eastAsia"/>
-        </w:rPr>
-        <w:t>Generated</w:t>
-      </w:r>
+        <w:t>，协调节点</w:t>
+      </w:r>
+      <w:r>
+        <w:rPr>
+          <w:rFonts w:hint="eastAsia"/>
+        </w:rPr>
+        <w:t>的</w:t>
+      </w:r>
+      <w:r>
+        <w:rPr>
+          <w:rFonts w:hint="eastAsia"/>
+        </w:rPr>
+        <w:t>catalog</w:t>
+      </w:r>
+      <w:r>
+        <w:rPr>
+          <w:rFonts w:hint="eastAsia"/>
+        </w:rPr>
+        <w:t>缓存</w:t>
+      </w:r>
+      <w:r>
+        <w:rPr>
+          <w:rFonts w:hint="eastAsia"/>
+        </w:rPr>
+        <w:t>中包含这两个名称</w:t>
+      </w:r>
+      <w:r>
+        <w:rPr>
+          <w:rFonts w:hint="eastAsia"/>
+        </w:rPr>
+        <w:t>；</w:t>
+      </w:r>
+    </w:p>
+    <w:p>
+      <w:pPr>
+        <w:ind w:left="0"/>
+      </w:pPr>
+      <w:r>
+        <w:rPr>
+          <w:rFonts w:hint="eastAsia"/>
+        </w:rPr>
+        <w:t>（</w:t>
+      </w:r>
+      <w:r>
+        <w:rPr>
+          <w:rFonts w:hint="eastAsia"/>
+        </w:rPr>
+        <w:t>4</w:t>
+      </w:r>
+      <w:r>
+        <w:rPr>
+          <w:rFonts w:hint="eastAsia"/>
+        </w:rPr>
+        <w:t>）</w:t>
+      </w:r>
+      <w:r>
+        <w:rPr>
+          <w:rFonts w:hint="eastAsia"/>
+        </w:rPr>
+        <w:t>插入数据</w:t>
+      </w:r>
+      <w:r>
+        <w:rPr>
+          <w:rFonts w:hint="eastAsia"/>
+        </w:rPr>
+        <w:t>时协调节点</w:t>
+      </w:r>
+      <w:r>
+        <w:rPr>
+          <w:rFonts w:hint="eastAsia"/>
+        </w:rPr>
+        <w:t>根据</w:t>
+      </w:r>
+      <w:r>
+        <w:rPr>
+          <w:rFonts w:hint="eastAsia"/>
+        </w:rPr>
+        <w:t>catalog</w:t>
+      </w:r>
+      <w:r>
+        <w:rPr>
+          <w:rFonts w:hint="eastAsia"/>
+        </w:rPr>
+        <w:t>信息</w:t>
+      </w:r>
+      <w:r>
+        <w:rPr>
+          <w:rFonts w:hint="eastAsia"/>
+        </w:rPr>
+        <w:t>判断是否有自增字段</w:t>
+      </w:r>
+      <w:r>
+        <w:rPr>
+          <w:rFonts w:hint="eastAsia"/>
+        </w:rPr>
+        <w:t>，如果有自增字段则请求</w:t>
+      </w:r>
+      <w:r>
+        <w:rPr>
+          <w:rFonts w:hint="eastAsia"/>
+        </w:rPr>
+        <w:t>SEQUENCE</w:t>
+      </w:r>
+      <w:r>
+        <w:rPr>
+          <w:rFonts w:hint="eastAsia"/>
+        </w:rPr>
+        <w:t>的下一个值</w:t>
+      </w:r>
+      <w:r>
+        <w:rPr>
+          <w:rFonts w:hint="eastAsia"/>
+        </w:rPr>
+        <w:t>；</w:t>
+      </w:r>
+    </w:p>
+    <w:p>
+      <w:pPr>
+        <w:ind w:left="0"/>
+      </w:pPr>
+      <w:r>
+        <w:rPr>
+          <w:rFonts w:hint="eastAsia"/>
+        </w:rPr>
+        <w:t>（</w:t>
+      </w:r>
+      <w:r>
+        <w:rPr>
+          <w:rFonts w:hint="eastAsia"/>
+        </w:rPr>
+        <w:t>5</w:t>
+      </w:r>
+      <w:r>
+        <w:rPr>
+          <w:rFonts w:hint="eastAsia"/>
+        </w:rPr>
+        <w:t>）修改自增字段时</w:t>
+      </w:r>
+      <w:r>
+        <w:rPr>
+          <w:rFonts w:hint="eastAsia"/>
+        </w:rPr>
+        <w:t>转换为修改</w:t>
+      </w:r>
+      <w:r>
+        <w:rPr>
+          <w:rFonts w:hint="eastAsia"/>
+        </w:rPr>
+        <w:t>SEQUENCE</w:t>
+      </w:r>
+      <w:r>
+        <w:rPr>
+          <w:rFonts w:hint="eastAsia"/>
+        </w:rPr>
+        <w:t>，</w:t>
+      </w:r>
+      <w:r>
+        <w:rPr>
+          <w:rFonts w:hint="eastAsia"/>
+        </w:rPr>
+        <w:t>同时</w:t>
+      </w:r>
+      <w:r>
+        <w:rPr>
+          <w:rFonts w:hint="eastAsia"/>
+        </w:rPr>
+        <w:t>增加集合的版本号</w:t>
+      </w:r>
+      <w:r>
+        <w:rPr>
+          <w:rFonts w:hint="eastAsia"/>
+        </w:rPr>
+        <w:t>，</w:t>
+      </w:r>
+      <w:r>
+        <w:rPr>
+          <w:rFonts w:hint="eastAsia"/>
+          <w:color w:val="FF0000"/>
+        </w:rPr>
+        <w:t>并</w:t>
+      </w:r>
+      <w:r>
+        <w:rPr>
+          <w:rFonts w:hint="eastAsia"/>
+          <w:color w:val="FF0000"/>
+        </w:rPr>
+        <w:t>清除所有协调节点的</w:t>
+      </w:r>
+      <w:r>
+        <w:rPr>
+          <w:rFonts w:hint="eastAsia"/>
+          <w:color w:val="FF0000"/>
+        </w:rPr>
+        <w:t>相关的</w:t>
+      </w:r>
+      <w:r>
+        <w:rPr>
+          <w:rFonts w:hint="eastAsia"/>
+          <w:color w:val="FF0000"/>
+        </w:rPr>
+        <w:t xml:space="preserve">sequence </w:t>
+      </w:r>
+      <w:r>
+        <w:rPr>
+          <w:rFonts w:hint="eastAsia"/>
+          <w:color w:val="FF0000"/>
+        </w:rPr>
+        <w:t>cache</w:t>
+      </w:r>
+      <w:r>
+        <w:rPr>
+          <w:rFonts w:hint="eastAsia"/>
+          <w:color w:val="FF0000"/>
+        </w:rPr>
+        <w:t>。</w:t>
+      </w:r>
+    </w:p>
+    <w:p>
+      <w:pPr>
+        <w:pStyle w:val="3"/>
+      </w:pPr>
+      <w:r>
+        <w:rPr>
+          <w:rFonts w:hint="eastAsia"/>
+        </w:rPr>
+        <w:t>建表</w:t>
+      </w:r>
+      <w:r>
+        <w:rPr>
+          <w:rFonts w:hint="eastAsia"/>
+        </w:rPr>
+        <w:t>删表</w:t>
+      </w:r>
+      <w:r>
+        <w:rPr>
+          <w:rFonts w:hint="eastAsia"/>
+        </w:rPr>
+        <w:t>流程</w:t>
+      </w:r>
+    </w:p>
+    <w:p>
+      <w:pPr>
+        <w:ind w:leftChars="200" w:left="420"/>
+      </w:pPr>
+      <w:r>
+        <w:rPr>
+          <w:rFonts w:hint="eastAsia"/>
+        </w:rPr>
+        <w:t>在创表前，先创建表相关序列。</w:t>
+      </w:r>
+    </w:p>
+    <w:p>
+      <w:pPr>
+        <w:ind w:leftChars="200" w:left="420"/>
+      </w:pPr>
+      <w:r>
+        <w:rPr>
+          <w:rFonts w:hint="eastAsia"/>
+        </w:rPr>
+        <w:t>在删表前，先删除表相关序列。</w:t>
+      </w:r>
+    </w:p>
+    <w:p>
+      <w:pPr>
+        <w:ind w:leftChars="200" w:left="420"/>
+      </w:pPr>
+      <w:r>
+        <w:rPr>
+          <w:rFonts w:hint="eastAsia"/>
+        </w:rPr>
+        <w:t>表元数据只记载自增字段对应序列名，</w:t>
+      </w:r>
+      <w:r>
+        <w:rPr>
+          <w:rFonts w:hint="eastAsia"/>
+        </w:rPr>
+        <w:t>StartValue</w:t>
+      </w:r>
+      <w:r>
+        <w:rPr>
+          <w:rFonts w:hint="eastAsia"/>
+        </w:rPr>
+        <w:t>等属性在序列元数据表上。</w:t>
+      </w:r>
+    </w:p>
+    <w:p>
+      <w:pPr>
+        <w:pStyle w:val="3"/>
+      </w:pPr>
       <w:r>
         <w:rPr>
           <w:rFonts w:hint="eastAsia"/>
         </w:rPr>
         <w:lastRenderedPageBreak/>
-        <w:t>类型</w:t>
-      </w:r>
-      <w:r>
-        <w:rPr>
-          <w:rFonts w:hint="eastAsia"/>
-        </w:rPr>
-        <w:t>，协调节点</w:t>
-      </w:r>
-      <w:r>
-        <w:rPr>
-          <w:rFonts w:hint="eastAsia"/>
-        </w:rPr>
-        <w:t>的</w:t>
-      </w:r>
-      <w:r>
-        <w:rPr>
-          <w:rFonts w:hint="eastAsia"/>
-        </w:rPr>
-        <w:t>catalog</w:t>
-      </w:r>
-      <w:r>
-        <w:rPr>
-          <w:rFonts w:hint="eastAsia"/>
-        </w:rPr>
-        <w:t>缓存</w:t>
-      </w:r>
-      <w:r>
-        <w:rPr>
-          <w:rFonts w:hint="eastAsia"/>
-        </w:rPr>
-        <w:t>中包含这些属性</w:t>
-      </w:r>
-      <w:r>
-        <w:rPr>
-          <w:rFonts w:hint="eastAsia"/>
-        </w:rPr>
-        <w:t>；</w:t>
-      </w:r>
-    </w:p>
-    <w:p>
-      <w:pPr>
-        <w:ind w:left="0"/>
-      </w:pPr>
-      <w:r>
-        <w:rPr>
-          <w:rFonts w:hint="eastAsia"/>
-        </w:rPr>
-        <w:t>（</w:t>
-      </w:r>
-      <w:r>
-        <w:rPr>
-          <w:rFonts w:hint="eastAsia"/>
-        </w:rPr>
-        <w:t>4</w:t>
-      </w:r>
-      <w:r>
-        <w:rPr>
-          <w:rFonts w:hint="eastAsia"/>
-        </w:rPr>
-        <w:t>）</w:t>
-      </w:r>
-      <w:r>
-        <w:rPr>
-          <w:rFonts w:hint="eastAsia"/>
-        </w:rPr>
-        <w:t>插入数据</w:t>
-      </w:r>
-      <w:r>
-        <w:rPr>
-          <w:rFonts w:hint="eastAsia"/>
-        </w:rPr>
-        <w:t>时协调节点</w:t>
-      </w:r>
-      <w:r>
-        <w:rPr>
-          <w:rFonts w:hint="eastAsia"/>
-        </w:rPr>
-        <w:t>根据</w:t>
-      </w:r>
-      <w:r>
-        <w:rPr>
-          <w:rFonts w:hint="eastAsia"/>
-        </w:rPr>
-        <w:t>catalog</w:t>
-      </w:r>
-      <w:r>
-        <w:rPr>
-          <w:rFonts w:hint="eastAsia"/>
-        </w:rPr>
-        <w:t>信息</w:t>
-      </w:r>
-      <w:r>
-        <w:rPr>
-          <w:rFonts w:hint="eastAsia"/>
-        </w:rPr>
-        <w:t>判断是否有自增字段</w:t>
-      </w:r>
-      <w:r>
-        <w:rPr>
-          <w:rFonts w:hint="eastAsia"/>
-        </w:rPr>
-        <w:t>，如果有自增字段则请求</w:t>
-      </w:r>
-      <w:r>
-        <w:rPr>
-          <w:rFonts w:hint="eastAsia"/>
-        </w:rPr>
-        <w:t>SEQUENCE</w:t>
-      </w:r>
-      <w:r>
-        <w:rPr>
-          <w:rFonts w:hint="eastAsia"/>
-        </w:rPr>
-        <w:t>的下一个值</w:t>
-      </w:r>
-      <w:r>
-        <w:rPr>
-          <w:rFonts w:hint="eastAsia"/>
-        </w:rPr>
-        <w:t>；</w:t>
-      </w:r>
-    </w:p>
-    <w:p>
-      <w:pPr>
-        <w:ind w:left="0"/>
-      </w:pPr>
-      <w:r>
-        <w:rPr>
-          <w:rFonts w:hint="eastAsia"/>
-        </w:rPr>
-        <w:t>（</w:t>
-      </w:r>
-      <w:r>
-        <w:rPr>
-          <w:rFonts w:hint="eastAsia"/>
-        </w:rPr>
-        <w:t>5</w:t>
-      </w:r>
-      <w:r>
-        <w:rPr>
-          <w:rFonts w:hint="eastAsia"/>
-        </w:rPr>
-        <w:t>）修改自增字段时</w:t>
-      </w:r>
-      <w:r>
-        <w:rPr>
-          <w:rFonts w:hint="eastAsia"/>
-        </w:rPr>
-        <w:t>转换为修改</w:t>
-      </w:r>
-      <w:r>
-        <w:rPr>
-          <w:rFonts w:hint="eastAsia"/>
-        </w:rPr>
-        <w:t>SEQUENCE</w:t>
-      </w:r>
-      <w:r>
-        <w:rPr>
-          <w:rFonts w:hint="eastAsia"/>
-        </w:rPr>
-        <w:t>，</w:t>
-      </w:r>
-      <w:r>
-        <w:rPr>
-          <w:rFonts w:hint="eastAsia"/>
-        </w:rPr>
-        <w:t>同时</w:t>
-      </w:r>
-      <w:r>
-        <w:rPr>
-          <w:rFonts w:hint="eastAsia"/>
-        </w:rPr>
-        <w:t>增加集合的版本号</w:t>
-      </w:r>
-      <w:r>
-        <w:rPr>
-          <w:rFonts w:hint="eastAsia"/>
-        </w:rPr>
-        <w:t>，</w:t>
-      </w:r>
-      <w:r>
-        <w:rPr>
-          <w:rFonts w:hint="eastAsia"/>
-          <w:color w:val="FF0000"/>
-        </w:rPr>
-        <w:t>并</w:t>
-      </w:r>
-      <w:r>
-        <w:rPr>
-          <w:rFonts w:hint="eastAsia"/>
-          <w:color w:val="FF0000"/>
-        </w:rPr>
-        <w:t>清除所有协调节点的</w:t>
-      </w:r>
-      <w:r>
-        <w:rPr>
-          <w:rFonts w:hint="eastAsia"/>
-          <w:color w:val="FF0000"/>
-        </w:rPr>
-        <w:t>相关的</w:t>
-      </w:r>
-      <w:r>
-        <w:rPr>
-          <w:rFonts w:hint="eastAsia"/>
-          <w:color w:val="FF0000"/>
-        </w:rPr>
-        <w:t xml:space="preserve">sequence </w:t>
-      </w:r>
-      <w:r>
-        <w:rPr>
-          <w:rFonts w:hint="eastAsia"/>
-          <w:color w:val="FF0000"/>
-        </w:rPr>
-        <w:t>cache</w:t>
-      </w:r>
-      <w:r>
-        <w:rPr>
-          <w:rFonts w:hint="eastAsia"/>
-          <w:color w:val="FF0000"/>
-        </w:rPr>
-        <w:t>。</w:t>
-      </w:r>
-    </w:p>
-    <w:p>
-      <w:pPr>
-        <w:pStyle w:val="Heading3"/>
-      </w:pPr>
-      <w:r>
-        <w:rPr>
-          <w:rFonts w:hint="eastAsia"/>
-        </w:rPr>
-        <w:t>建表</w:t>
-      </w:r>
-      <w:r>
-        <w:rPr>
-          <w:rFonts w:hint="eastAsia"/>
-        </w:rPr>
-        <w:t>删表</w:t>
-      </w:r>
-      <w:r>
-        <w:rPr>
-          <w:rFonts w:hint="eastAsia"/>
-        </w:rPr>
-        <w:t>流程</w:t>
-      </w:r>
-    </w:p>
-    <w:p>
-      <w:pPr>
-        <w:ind w:leftChars="200" w:left="420"/>
-      </w:pPr>
-      <w:r>
-        <w:rPr>
-          <w:rFonts w:hint="eastAsia"/>
-        </w:rPr>
-        <w:t>在创表前，先创建表相关序列。</w:t>
-      </w:r>
-    </w:p>
-    <w:p>
-      <w:pPr>
-        <w:ind w:leftChars="200" w:left="420"/>
-      </w:pPr>
-      <w:r>
-        <w:rPr>
-          <w:rFonts w:hint="eastAsia"/>
-        </w:rPr>
-        <w:t>在删表前，先删除表相关序列。</w:t>
-      </w:r>
-    </w:p>
-    <w:p>
-      <w:pPr>
-        <w:ind w:leftChars="200" w:left="420"/>
-      </w:pPr>
-      <w:r>
-        <w:rPr>
-          <w:rFonts w:hint="eastAsia"/>
-        </w:rPr>
-        <w:t>表元数据只记载自增字段对应序列名，</w:t>
-      </w:r>
-      <w:r>
-        <w:rPr>
-          <w:rFonts w:hint="eastAsia"/>
-        </w:rPr>
-        <w:t>StartValue</w:t>
-      </w:r>
-      <w:r>
-        <w:rPr>
-          <w:rFonts w:hint="eastAsia"/>
-        </w:rPr>
-        <w:t>等属性在序列元数据表上。</w:t>
-      </w:r>
-    </w:p>
-    <w:p>
-      <w:pPr>
-        <w:pStyle w:val="Heading3"/>
-      </w:pPr>
-      <w:r>
-        <w:rPr>
-          <w:rFonts w:hint="eastAsia"/>
-        </w:rPr>
         <w:t>插入流程</w:t>
       </w:r>
     </w:p>
     <w:p>
       <w:r>
-        <w:object w:dxaOrig="5596" w:dyaOrig="4984">
+        <w:object w:dxaOrig="5596" w:dyaOrig="4984" w14:anchorId="2833BF37">
           <v:shapetype id="_x0000_t75" coordsize="21600,21600" o:spt="75" o:preferrelative="t" path="m@4@5l@4@11@9@11@9@5xe" filled="f" stroked="f">
             <v:stroke joinstyle="miter"/>
             <v:formulas>
@@ -4964,9 +5791,9 @@
             <o:lock v:ext="edit" aspectratio="t"/>
           </v:shapetype>
           <v:shape id="_x0000_i1025" type="#_x0000_t75" style="width:280.05pt;height:249.15pt" o:ole="">
-            <v:imagedata r:id="rId8" o:title=""/>
+            <v:imagedata r:id="rId9" o:title=""/>
           </v:shape>
-          <o:OLEObject Type="Embed" ProgID="Visio.Drawing.11" ShapeID="_x0000_i1025" DrawAspect="Content" ObjectID="_1601807118" r:id="rId9"/>
+          <o:OLEObject Type="Embed" ProgID="Visio.Drawing.11" ShapeID="_x0000_i1025" DrawAspect="Content" ObjectID="_1601829952" r:id="rId10"/>
         </w:object>
       </w:r>
     </w:p>
@@ -4980,11 +5807,11 @@
     </w:p>
     <w:p>
       <w:r>
-        <w:object w:dxaOrig="5831" w:dyaOrig="14120">
+        <w:object w:dxaOrig="5831" w:dyaOrig="14120" w14:anchorId="643B574D">
           <v:shape id="_x0000_i1026" type="#_x0000_t75" style="width:4in;height:697.45pt" o:ole="">
-            <v:imagedata r:id="rId10" o:title=""/>
+            <v:imagedata r:id="rId11" o:title=""/>
           </v:shape>
-          <o:OLEObject Type="Embed" ProgID="Visio.Drawing.11" ShapeID="_x0000_i1026" DrawAspect="Content" ObjectID="_1601807119" r:id="rId11"/>
+          <o:OLEObject Type="Embed" ProgID="Visio.Drawing.11" ShapeID="_x0000_i1026" DrawAspect="Content" ObjectID="_1601829953" r:id="rId12"/>
         </w:object>
       </w:r>
     </w:p>
@@ -5023,7 +5850,7 @@
     </w:p>
     <w:p>
       <w:pPr>
-        <w:pStyle w:val="Heading3"/>
+        <w:pStyle w:val="3"/>
       </w:pPr>
       <w:r>
         <w:rPr>
@@ -5034,11 +5861,11 @@
     </w:p>
     <w:p>
       <w:r>
-        <w:object w:dxaOrig="2138" w:dyaOrig="8025">
+        <w:object w:dxaOrig="2138" w:dyaOrig="8025" w14:anchorId="53911943">
           <v:shape id="_x0000_i1027" type="#_x0000_t75" style="width:106.9pt;height:401.5pt" o:ole="">
-            <v:imagedata r:id="rId12" o:title=""/>
+            <v:imagedata r:id="rId13" o:title=""/>
           </v:shape>
-          <o:OLEObject Type="Embed" ProgID="Visio.Drawing.11" ShapeID="_x0000_i1027" DrawAspect="Content" ObjectID="_1601807120" r:id="rId13"/>
+          <o:OLEObject Type="Embed" ProgID="Visio.Drawing.11" ShapeID="_x0000_i1027" DrawAspect="Content" ObjectID="_1601829954" r:id="rId14"/>
         </w:object>
       </w:r>
     </w:p>
@@ -5077,7 +5904,7 @@
     </w:p>
     <w:p>
       <w:pPr>
-        <w:pStyle w:val="Heading3"/>
+        <w:pStyle w:val="3"/>
       </w:pPr>
       <w:r>
         <w:rPr>
@@ -5174,7 +6001,7 @@
     </w:p>
     <w:p>
       <w:pPr>
-        <w:pStyle w:val="Heading2"/>
+        <w:pStyle w:val="2"/>
         <w:numPr>
           <w:ilvl w:val="0"/>
           <w:numId w:val="3"/>
@@ -5191,10 +6018,10 @@
     </w:p>
     <w:tbl>
       <w:tblPr>
-        <w:tblStyle w:val="TableGrid"/>
+        <w:tblStyle w:val="a8"/>
         <w:tblW w:w="0" w:type="auto"/>
         <w:tblInd w:w="357" w:type="dxa"/>
-        <w:tblLook w:val="04A0"/>
+        <w:tblLook w:val="04A0" w:firstRow="1" w:lastRow="0" w:firstColumn="1" w:lastColumn="0" w:noHBand="0" w:noVBand="1"/>
       </w:tblPr>
       <w:tblGrid>
         <w:gridCol w:w="1452"/>
@@ -5209,7 +6036,7 @@
           <w:tcPr>
             <w:tcW w:w="8165" w:type="dxa"/>
             <w:gridSpan w:val="6"/>
-            <w:shd w:val="clear" w:color="auto" w:fill="9FD3A4" w:themeFill="background1" w:themeFillShade="D9"/>
+            <w:shd w:val="clear" w:color="auto" w:fill="D9D9D9" w:themeFill="background1" w:themeFillShade="D9"/>
           </w:tcPr>
           <w:p>
             <w:pPr>
@@ -5421,7 +6248,7 @@
           <w:tcPr>
             <w:tcW w:w="8165" w:type="dxa"/>
             <w:gridSpan w:val="6"/>
-            <w:shd w:val="clear" w:color="auto" w:fill="9FD3A4" w:themeFill="background1" w:themeFillShade="D9"/>
+            <w:shd w:val="clear" w:color="auto" w:fill="D9D9D9" w:themeFill="background1" w:themeFillShade="D9"/>
           </w:tcPr>
           <w:p>
             <w:pPr>
@@ -5447,7 +6274,7 @@
         <w:tc>
           <w:tcPr>
             <w:tcW w:w="1452" w:type="dxa"/>
-            <w:shd w:val="clear" w:color="auto" w:fill="9FD3A4" w:themeFill="background1" w:themeFillShade="D9"/>
+            <w:shd w:val="clear" w:color="auto" w:fill="D9D9D9" w:themeFill="background1" w:themeFillShade="D9"/>
           </w:tcPr>
           <w:p>
             <w:pPr>
@@ -5472,7 +6299,7 @@
           <w:tcPr>
             <w:tcW w:w="3686" w:type="dxa"/>
             <w:gridSpan w:val="3"/>
-            <w:shd w:val="clear" w:color="auto" w:fill="9FD3A4" w:themeFill="background1" w:themeFillShade="D9"/>
+            <w:shd w:val="clear" w:color="auto" w:fill="D9D9D9" w:themeFill="background1" w:themeFillShade="D9"/>
           </w:tcPr>
           <w:p>
             <w:pPr>
@@ -5497,7 +6324,7 @@
           <w:tcPr>
             <w:tcW w:w="3027" w:type="dxa"/>
             <w:gridSpan w:val="2"/>
-            <w:shd w:val="clear" w:color="auto" w:fill="9FD3A4" w:themeFill="background1" w:themeFillShade="D9"/>
+            <w:shd w:val="clear" w:color="auto" w:fill="D9D9D9" w:themeFill="background1" w:themeFillShade="D9"/>
           </w:tcPr>
           <w:p>
             <w:pPr>
@@ -5587,7 +6414,7 @@
     </w:tbl>
     <w:p>
       <w:pPr>
-        <w:pStyle w:val="Heading2"/>
+        <w:pStyle w:val="2"/>
       </w:pPr>
       <w:r>
         <w:rPr>
@@ -5612,10 +6439,10 @@
     </w:p>
     <w:tbl>
       <w:tblPr>
-        <w:tblStyle w:val="TableGrid"/>
+        <w:tblStyle w:val="a8"/>
         <w:tblW w:w="0" w:type="auto"/>
         <w:tblInd w:w="357" w:type="dxa"/>
-        <w:tblLook w:val="04A0"/>
+        <w:tblLook w:val="04A0" w:firstRow="1" w:lastRow="0" w:firstColumn="1" w:lastColumn="0" w:noHBand="0" w:noVBand="1"/>
       </w:tblPr>
       <w:tblGrid>
         <w:gridCol w:w="885"/>
@@ -5771,7 +6598,7 @@
     <w:p/>
     <w:p>
       <w:pPr>
-        <w:pStyle w:val="Heading2"/>
+        <w:pStyle w:val="2"/>
       </w:pPr>
       <w:r>
         <w:rPr>
@@ -5867,11 +6694,11 @@
     </w:p>
     <w:tbl>
       <w:tblPr>
-        <w:tblStyle w:val="TableGrid"/>
+        <w:tblStyle w:val="a8"/>
         <w:tblpPr w:leftFromText="180" w:rightFromText="180" w:vertAnchor="text" w:horzAnchor="margin" w:tblpX="-318" w:tblpY="238"/>
         <w:tblW w:w="8934" w:type="dxa"/>
         <w:tblLayout w:type="fixed"/>
-        <w:tblLook w:val="04A0"/>
+        <w:tblLook w:val="04A0" w:firstRow="1" w:lastRow="0" w:firstColumn="1" w:lastColumn="0" w:noHBand="0" w:noVBand="1"/>
       </w:tblPr>
       <w:tblGrid>
         <w:gridCol w:w="959"/>
@@ -5889,7 +6716,7 @@
               <w:bottom w:val="single" w:sz="4" w:space="0" w:color="000000" w:themeColor="text1"/>
               <w:right w:val="single" w:sz="4" w:space="0" w:color="000000" w:themeColor="text1"/>
             </w:tcBorders>
-            <w:shd w:val="clear" w:color="auto" w:fill="80C687" w:themeFill="background1" w:themeFillShade="BF"/>
+            <w:shd w:val="clear" w:color="auto" w:fill="BFBFBF" w:themeFill="background1" w:themeFillShade="BF"/>
             <w:hideMark/>
           </w:tcPr>
           <w:p>
@@ -5918,7 +6745,7 @@
               <w:bottom w:val="single" w:sz="4" w:space="0" w:color="000000" w:themeColor="text1"/>
               <w:right w:val="single" w:sz="4" w:space="0" w:color="000000" w:themeColor="text1"/>
             </w:tcBorders>
-            <w:shd w:val="clear" w:color="auto" w:fill="80C687" w:themeFill="background1" w:themeFillShade="BF"/>
+            <w:shd w:val="clear" w:color="auto" w:fill="BFBFBF" w:themeFill="background1" w:themeFillShade="BF"/>
             <w:hideMark/>
           </w:tcPr>
           <w:p>
@@ -5947,7 +6774,7 @@
               <w:bottom w:val="single" w:sz="4" w:space="0" w:color="000000" w:themeColor="text1"/>
               <w:right w:val="single" w:sz="4" w:space="0" w:color="000000" w:themeColor="text1"/>
             </w:tcBorders>
-            <w:shd w:val="clear" w:color="auto" w:fill="80C687" w:themeFill="background1" w:themeFillShade="BF"/>
+            <w:shd w:val="clear" w:color="auto" w:fill="BFBFBF" w:themeFill="background1" w:themeFillShade="BF"/>
             <w:hideMark/>
           </w:tcPr>
           <w:p>
@@ -5976,7 +6803,7 @@
               <w:bottom w:val="single" w:sz="4" w:space="0" w:color="000000" w:themeColor="text1"/>
               <w:right w:val="single" w:sz="4" w:space="0" w:color="000000" w:themeColor="text1"/>
             </w:tcBorders>
-            <w:shd w:val="clear" w:color="auto" w:fill="80C687" w:themeFill="background1" w:themeFillShade="BF"/>
+            <w:shd w:val="clear" w:color="auto" w:fill="BFBFBF" w:themeFill="background1" w:themeFillShade="BF"/>
             <w:hideMark/>
           </w:tcPr>
           <w:p>
@@ -6037,7 +6864,7 @@
           </w:tcPr>
           <w:p>
             <w:pPr>
-              <w:pStyle w:val="HTMLPreformatted"/>
+              <w:pStyle w:val="HTML"/>
               <w:rPr>
                 <w:rFonts w:eastAsiaTheme="minorEastAsia"/>
                 <w:sz w:val="21"/>
@@ -6095,7 +6922,7 @@
     </w:p>
     <w:p>
       <w:pPr>
-        <w:pStyle w:val="Heading2"/>
+        <w:pStyle w:val="2"/>
       </w:pPr>
       <w:r>
         <w:t>Checklist</w:t>
@@ -6103,10 +6930,10 @@
     </w:p>
     <w:tbl>
       <w:tblPr>
-        <w:tblStyle w:val="TableGrid"/>
+        <w:tblStyle w:val="a8"/>
         <w:tblW w:w="0" w:type="auto"/>
         <w:tblInd w:w="357" w:type="dxa"/>
-        <w:tblLook w:val="04A0"/>
+        <w:tblLook w:val="04A0" w:firstRow="1" w:lastRow="0" w:firstColumn="1" w:lastColumn="0" w:noHBand="0" w:noVBand="1"/>
       </w:tblPr>
       <w:tblGrid>
         <w:gridCol w:w="4004"/>
@@ -6632,7 +7459,7 @@
     <w:p/>
     <w:p>
       <w:pPr>
-        <w:pStyle w:val="PlainText"/>
+        <w:pStyle w:val="a3"/>
         <w:rPr>
           <w:rFonts w:hAnsi="宋体" w:cs="宋体"/>
         </w:rPr>
@@ -6649,15 +7476,15 @@
 </file>
 
 <file path=word/comments.xml><?xml version="1.0" encoding="utf-8"?>
-<w:comments xmlns:ve="http://schemas.openxmlformats.org/markup-compatibility/2006" xmlns:o="urn:schemas-microsoft-com:office:office" xmlns:r="http://schemas.openxmlformats.org/officeDocument/2006/relationships" xmlns:m="http://schemas.openxmlformats.org/officeDocument/2006/math" xmlns:v="urn:schemas-microsoft-com:vml" xmlns:wp="http://schemas.openxmlformats.org/drawingml/2006/wordprocessingDrawing" xmlns:w10="urn:schemas-microsoft-com:office:word" xmlns:w="http://schemas.openxmlformats.org/wordprocessingml/2006/main" xmlns:wne="http://schemas.microsoft.com/office/word/2006/wordml">
+<w:comments xmlns:wpc="http://schemas.microsoft.com/office/word/2010/wordprocessingCanvas" xmlns:cx="http://schemas.microsoft.com/office/drawing/2014/chartex" xmlns:mc="http://schemas.openxmlformats.org/markup-compatibility/2006" xmlns:o="urn:schemas-microsoft-com:office:office" xmlns:r="http://schemas.openxmlformats.org/officeDocument/2006/relationships" xmlns:m="http://schemas.openxmlformats.org/officeDocument/2006/math" xmlns:v="urn:schemas-microsoft-com:vml" xmlns:wp14="http://schemas.microsoft.com/office/word/2010/wordprocessingDrawing" xmlns:wp="http://schemas.openxmlformats.org/drawingml/2006/wordprocessingDrawing" xmlns:w10="urn:schemas-microsoft-com:office:word" xmlns:w="http://schemas.openxmlformats.org/wordprocessingml/2006/main" xmlns:w14="http://schemas.microsoft.com/office/word/2010/wordml" xmlns:w15="http://schemas.microsoft.com/office/word/2012/wordml" xmlns:w16se="http://schemas.microsoft.com/office/word/2015/wordml/symex" xmlns:wpg="http://schemas.microsoft.com/office/word/2010/wordprocessingGroup" xmlns:wpi="http://schemas.microsoft.com/office/word/2010/wordprocessingInk" xmlns:wne="http://schemas.microsoft.com/office/word/2006/wordml" xmlns:wps="http://schemas.microsoft.com/office/word/2010/wordprocessingShape" mc:Ignorable="w14 w15 w16se wp14">
   <w:comment w:id="0" w:author="linsuqiang" w:date="2018-10-06T09:06:00Z" w:initials="l">
     <w:p>
       <w:pPr>
-        <w:pStyle w:val="CommentText"/>
-      </w:pPr>
-      <w:r>
-        <w:rPr>
-          <w:rStyle w:val="CommentReference"/>
+        <w:pStyle w:val="ac"/>
+      </w:pPr>
+      <w:r>
+        <w:rPr>
+          <w:rStyle w:val="ab"/>
         </w:rPr>
         <w:annotationRef/>
       </w:r>
@@ -6679,15 +7506,15 @@
 </file>
 
 <file path=word/endnotes.xml><?xml version="1.0" encoding="utf-8"?>
-<w:endnotes xmlns:ve="http://schemas.openxmlformats.org/markup-compatibility/2006" xmlns:o="urn:schemas-microsoft-com:office:office" xmlns:r="http://schemas.openxmlformats.org/officeDocument/2006/relationships" xmlns:m="http://schemas.openxmlformats.org/officeDocument/2006/math" xmlns:v="urn:schemas-microsoft-com:vml" xmlns:wp="http://schemas.openxmlformats.org/drawingml/2006/wordprocessingDrawing" xmlns:w10="urn:schemas-microsoft-com:office:word" xmlns:w="http://schemas.openxmlformats.org/wordprocessingml/2006/main" xmlns:wne="http://schemas.microsoft.com/office/word/2006/wordml">
-  <w:endnote w:type="separator" w:id="0">
+<w:endnotes xmlns:wpc="http://schemas.microsoft.com/office/word/2010/wordprocessingCanvas" xmlns:cx="http://schemas.microsoft.com/office/drawing/2014/chartex" xmlns:mc="http://schemas.openxmlformats.org/markup-compatibility/2006" xmlns:o="urn:schemas-microsoft-com:office:office" xmlns:r="http://schemas.openxmlformats.org/officeDocument/2006/relationships" xmlns:m="http://schemas.openxmlformats.org/officeDocument/2006/math" xmlns:v="urn:schemas-microsoft-com:vml" xmlns:wp14="http://schemas.microsoft.com/office/word/2010/wordprocessingDrawing" xmlns:wp="http://schemas.openxmlformats.org/drawingml/2006/wordprocessingDrawing" xmlns:w10="urn:schemas-microsoft-com:office:word" xmlns:w="http://schemas.openxmlformats.org/wordprocessingml/2006/main" xmlns:w14="http://schemas.microsoft.com/office/word/2010/wordml" xmlns:w15="http://schemas.microsoft.com/office/word/2012/wordml" xmlns:w16se="http://schemas.microsoft.com/office/word/2015/wordml/symex" xmlns:wpg="http://schemas.microsoft.com/office/word/2010/wordprocessingGroup" xmlns:wpi="http://schemas.microsoft.com/office/word/2010/wordprocessingInk" xmlns:wne="http://schemas.microsoft.com/office/word/2006/wordml" xmlns:wps="http://schemas.microsoft.com/office/word/2010/wordprocessingShape" mc:Ignorable="w14 w15 w16se wp14">
+  <w:endnote w:type="separator" w:id="-1">
     <w:p>
       <w:r>
         <w:separator/>
       </w:r>
     </w:p>
   </w:endnote>
-  <w:endnote w:type="continuationSeparator" w:id="1">
+  <w:endnote w:type="continuationSeparator" w:id="0">
     <w:p>
       <w:r>
         <w:continuationSeparator/>
@@ -6698,15 +7525,15 @@
 </file>
 
 <file path=word/footnotes.xml><?xml version="1.0" encoding="utf-8"?>
-<w:footnotes xmlns:ve="http://schemas.openxmlformats.org/markup-compatibility/2006" xmlns:o="urn:schemas-microsoft-com:office:office" xmlns:r="http://schemas.openxmlformats.org/officeDocument/2006/relationships" xmlns:m="http://schemas.openxmlformats.org/officeDocument/2006/math" xmlns:v="urn:schemas-microsoft-com:vml" xmlns:wp="http://schemas.openxmlformats.org/drawingml/2006/wordprocessingDrawing" xmlns:w10="urn:schemas-microsoft-com:office:word" xmlns:w="http://schemas.openxmlformats.org/wordprocessingml/2006/main" xmlns:wne="http://schemas.microsoft.com/office/word/2006/wordml">
-  <w:footnote w:type="separator" w:id="0">
+<w:footnotes xmlns:wpc="http://schemas.microsoft.com/office/word/2010/wordprocessingCanvas" xmlns:cx="http://schemas.microsoft.com/office/drawing/2014/chartex" xmlns:mc="http://schemas.openxmlformats.org/markup-compatibility/2006" xmlns:o="urn:schemas-microsoft-com:office:office" xmlns:r="http://schemas.openxmlformats.org/officeDocument/2006/relationships" xmlns:m="http://schemas.openxmlformats.org/officeDocument/2006/math" xmlns:v="urn:schemas-microsoft-com:vml" xmlns:wp14="http://schemas.microsoft.com/office/word/2010/wordprocessingDrawing" xmlns:wp="http://schemas.openxmlformats.org/drawingml/2006/wordprocessingDrawing" xmlns:w10="urn:schemas-microsoft-com:office:word" xmlns:w="http://schemas.openxmlformats.org/wordprocessingml/2006/main" xmlns:w14="http://schemas.microsoft.com/office/word/2010/wordml" xmlns:w15="http://schemas.microsoft.com/office/word/2012/wordml" xmlns:w16se="http://schemas.microsoft.com/office/word/2015/wordml/symex" xmlns:wpg="http://schemas.microsoft.com/office/word/2010/wordprocessingGroup" xmlns:wpi="http://schemas.microsoft.com/office/word/2010/wordprocessingInk" xmlns:wne="http://schemas.microsoft.com/office/word/2006/wordml" xmlns:wps="http://schemas.microsoft.com/office/word/2010/wordprocessingShape" mc:Ignorable="w14 w15 w16se wp14">
+  <w:footnote w:type="separator" w:id="-1">
     <w:p>
       <w:r>
         <w:separator/>
       </w:r>
     </w:p>
   </w:footnote>
-  <w:footnote w:type="continuationSeparator" w:id="1">
+  <w:footnote w:type="continuationSeparator" w:id="0">
     <w:p>
       <w:r>
         <w:continuationSeparator/>
@@ -6717,15 +7544,15 @@
 </file>
 
 <file path=word/numbering.xml><?xml version="1.0" encoding="utf-8"?>
-<w:numbering xmlns:ve="http://schemas.openxmlformats.org/markup-compatibility/2006" xmlns:o="urn:schemas-microsoft-com:office:office" xmlns:r="http://schemas.openxmlformats.org/officeDocument/2006/relationships" xmlns:m="http://schemas.openxmlformats.org/officeDocument/2006/math" xmlns:v="urn:schemas-microsoft-com:vml" xmlns:wp="http://schemas.openxmlformats.org/drawingml/2006/wordprocessingDrawing" xmlns:w10="urn:schemas-microsoft-com:office:word" xmlns:w="http://schemas.openxmlformats.org/wordprocessingml/2006/main" xmlns:wne="http://schemas.microsoft.com/office/word/2006/wordml">
-  <w:abstractNum w:abstractNumId="0">
+<w:numbering xmlns:wpc="http://schemas.microsoft.com/office/word/2010/wordprocessingCanvas" xmlns:cx="http://schemas.microsoft.com/office/drawing/2014/chartex" xmlns:mc="http://schemas.openxmlformats.org/markup-compatibility/2006" xmlns:o="urn:schemas-microsoft-com:office:office" xmlns:r="http://schemas.openxmlformats.org/officeDocument/2006/relationships" xmlns:m="http://schemas.openxmlformats.org/officeDocument/2006/math" xmlns:v="urn:schemas-microsoft-com:vml" xmlns:wp14="http://schemas.microsoft.com/office/word/2010/wordprocessingDrawing" xmlns:wp="http://schemas.openxmlformats.org/drawingml/2006/wordprocessingDrawing" xmlns:w10="urn:schemas-microsoft-com:office:word" xmlns:w="http://schemas.openxmlformats.org/wordprocessingml/2006/main" xmlns:w14="http://schemas.microsoft.com/office/word/2010/wordml" xmlns:w15="http://schemas.microsoft.com/office/word/2012/wordml" xmlns:w16se="http://schemas.microsoft.com/office/word/2015/wordml/symex" xmlns:wpg="http://schemas.microsoft.com/office/word/2010/wordprocessingGroup" xmlns:wpi="http://schemas.microsoft.com/office/word/2010/wordprocessingInk" xmlns:wne="http://schemas.microsoft.com/office/word/2006/wordml" xmlns:wps="http://schemas.microsoft.com/office/word/2010/wordprocessingShape" mc:Ignorable="w14 w15 w16se wp14">
+  <w:abstractNum w:abstractNumId="0" w15:restartNumberingAfterBreak="0">
     <w:nsid w:val="22501AA3"/>
     <w:multiLevelType w:val="hybridMultilevel"/>
     <w:tmpl w:val="1B2A9E7A"/>
     <w:lvl w:ilvl="0" w:tplc="354870E4">
       <w:start w:val="1"/>
       <w:numFmt w:val="chineseCountingThousand"/>
-      <w:pStyle w:val="Heading2"/>
+      <w:pStyle w:val="2"/>
       <w:lvlText w:val="%1、"/>
       <w:lvlJc w:val="left"/>
       <w:pPr>
@@ -6829,7 +7656,7 @@
       </w:pPr>
     </w:lvl>
   </w:abstractNum>
-  <w:abstractNum w:abstractNumId="1">
+  <w:abstractNum w:abstractNumId="1" w15:restartNumberingAfterBreak="0">
     <w:nsid w:val="32BB69DB"/>
     <w:multiLevelType w:val="hybridMultilevel"/>
     <w:tmpl w:val="C11E277A"/>
@@ -6942,7 +7769,7 @@
       </w:rPr>
     </w:lvl>
   </w:abstractNum>
-  <w:abstractNum w:abstractNumId="2">
+  <w:abstractNum w:abstractNumId="2" w15:restartNumberingAfterBreak="0">
     <w:nsid w:val="38A312C2"/>
     <w:multiLevelType w:val="hybridMultilevel"/>
     <w:tmpl w:val="AF222CAE"/>
@@ -7055,7 +7882,7 @@
       </w:rPr>
     </w:lvl>
   </w:abstractNum>
-  <w:abstractNum w:abstractNumId="3">
+  <w:abstractNum w:abstractNumId="3" w15:restartNumberingAfterBreak="0">
     <w:nsid w:val="460D215F"/>
     <w:multiLevelType w:val="hybridMultilevel"/>
     <w:tmpl w:val="6FD26DC6"/>
@@ -7168,7 +7995,7 @@
       </w:rPr>
     </w:lvl>
   </w:abstractNum>
-  <w:abstractNum w:abstractNumId="4">
+  <w:abstractNum w:abstractNumId="4" w15:restartNumberingAfterBreak="0">
     <w:nsid w:val="480F366B"/>
     <w:multiLevelType w:val="hybridMultilevel"/>
     <w:tmpl w:val="F61A0FBE"/>
@@ -7281,14 +8108,14 @@
       </w:rPr>
     </w:lvl>
   </w:abstractNum>
-  <w:abstractNum w:abstractNumId="5">
+  <w:abstractNum w:abstractNumId="5" w15:restartNumberingAfterBreak="0">
     <w:nsid w:val="589E00D2"/>
     <w:multiLevelType w:val="hybridMultilevel"/>
     <w:tmpl w:val="764221B6"/>
     <w:lvl w:ilvl="0" w:tplc="FDF2C2A2">
       <w:start w:val="1"/>
       <w:numFmt w:val="decimal"/>
-      <w:pStyle w:val="Heading3"/>
+      <w:pStyle w:val="3"/>
       <w:lvlText w:val="%1."/>
       <w:lvlJc w:val="left"/>
       <w:pPr>
@@ -7395,7 +8222,7 @@
       </w:pPr>
     </w:lvl>
   </w:abstractNum>
-  <w:abstractNum w:abstractNumId="6">
+  <w:abstractNum w:abstractNumId="6" w15:restartNumberingAfterBreak="0">
     <w:nsid w:val="63557929"/>
     <w:multiLevelType w:val="hybridMultilevel"/>
     <w:tmpl w:val="365CB062"/>
@@ -7508,7 +8335,7 @@
       </w:rPr>
     </w:lvl>
   </w:abstractNum>
-  <w:abstractNum w:abstractNumId="7">
+  <w:abstractNum w:abstractNumId="7" w15:restartNumberingAfterBreak="0">
     <w:nsid w:val="67625903"/>
     <w:multiLevelType w:val="hybridMultilevel"/>
     <w:tmpl w:val="FED284B6"/>
@@ -7621,7 +8448,7 @@
       </w:rPr>
     </w:lvl>
   </w:abstractNum>
-  <w:abstractNum w:abstractNumId="8">
+  <w:abstractNum w:abstractNumId="8" w15:restartNumberingAfterBreak="0">
     <w:nsid w:val="7F2B70C7"/>
     <w:multiLevelType w:val="hybridMultilevel"/>
     <w:tmpl w:val="98AEB7BC"/>
@@ -7809,12 +8636,15 @@
   <w:num w:numId="14">
     <w:abstractNumId w:val="5"/>
   </w:num>
+  <w:num w:numId="15">
+    <w:abstractNumId w:val="5"/>
+  </w:num>
   <w:numIdMacAtCleanup w:val="11"/>
 </w:numbering>
 </file>
 
 <file path=word/styles.xml><?xml version="1.0" encoding="utf-8"?>
-<w:styles xmlns:r="http://schemas.openxmlformats.org/officeDocument/2006/relationships" xmlns:w="http://schemas.openxmlformats.org/wordprocessingml/2006/main">
+<w:styles xmlns:mc="http://schemas.openxmlformats.org/markup-compatibility/2006" xmlns:r="http://schemas.openxmlformats.org/officeDocument/2006/relationships" xmlns:w="http://schemas.openxmlformats.org/wordprocessingml/2006/main" xmlns:w14="http://schemas.microsoft.com/office/word/2010/wordml" xmlns:w15="http://schemas.microsoft.com/office/word/2012/wordml" xmlns:w16se="http://schemas.microsoft.com/office/word/2015/wordml/symex" mc:Ignorable="w14 w15 w16se">
   <w:docDefaults>
     <w:rPrDefault>
       <w:rPr>
@@ -7827,146 +8657,380 @@
     </w:rPrDefault>
     <w:pPrDefault/>
   </w:docDefaults>
-  <w:latentStyles w:defLockedState="0" w:defUIPriority="99" w:defSemiHidden="1" w:defUnhideWhenUsed="1" w:defQFormat="0" w:count="267">
-    <w:lsdException w:name="Normal" w:semiHidden="0" w:uiPriority="0" w:unhideWhenUsed="0" w:qFormat="1"/>
-    <w:lsdException w:name="heading 1" w:semiHidden="0" w:uiPriority="9" w:unhideWhenUsed="0" w:qFormat="1"/>
-    <w:lsdException w:name="heading 2" w:uiPriority="9" w:qFormat="1"/>
-    <w:lsdException w:name="heading 3" w:uiPriority="9" w:qFormat="1"/>
-    <w:lsdException w:name="heading 4" w:uiPriority="9" w:qFormat="1"/>
-    <w:lsdException w:name="heading 5" w:uiPriority="9" w:qFormat="1"/>
-    <w:lsdException w:name="heading 6" w:uiPriority="9" w:qFormat="1"/>
-    <w:lsdException w:name="heading 7" w:uiPriority="9" w:qFormat="1"/>
-    <w:lsdException w:name="heading 8" w:uiPriority="9" w:qFormat="1"/>
-    <w:lsdException w:name="heading 9" w:uiPriority="9" w:qFormat="1"/>
-    <w:lsdException w:name="toc 1" w:uiPriority="39"/>
-    <w:lsdException w:name="toc 2" w:uiPriority="39"/>
-    <w:lsdException w:name="toc 3" w:uiPriority="39"/>
-    <w:lsdException w:name="toc 4" w:uiPriority="39"/>
-    <w:lsdException w:name="toc 5" w:uiPriority="39"/>
-    <w:lsdException w:name="toc 6" w:uiPriority="39"/>
-    <w:lsdException w:name="toc 7" w:uiPriority="39"/>
-    <w:lsdException w:name="toc 8" w:uiPriority="39"/>
-    <w:lsdException w:name="toc 9" w:uiPriority="39"/>
-    <w:lsdException w:name="caption" w:uiPriority="35" w:qFormat="1"/>
-    <w:lsdException w:name="Title" w:semiHidden="0" w:uiPriority="10" w:unhideWhenUsed="0" w:qFormat="1"/>
-    <w:lsdException w:name="Default Paragraph Font" w:uiPriority="1"/>
-    <w:lsdException w:name="Subtitle" w:semiHidden="0" w:uiPriority="11" w:unhideWhenUsed="0" w:qFormat="1"/>
-    <w:lsdException w:name="Strong" w:semiHidden="0" w:uiPriority="22" w:unhideWhenUsed="0" w:qFormat="1"/>
-    <w:lsdException w:name="Emphasis" w:semiHidden="0" w:uiPriority="20" w:unhideWhenUsed="0" w:qFormat="1"/>
-    <w:lsdException w:name="Table Grid" w:semiHidden="0" w:uiPriority="59" w:unhideWhenUsed="0"/>
-    <w:lsdException w:name="Placeholder Text" w:unhideWhenUsed="0"/>
-    <w:lsdException w:name="No Spacing" w:semiHidden="0" w:uiPriority="1" w:unhideWhenUsed="0" w:qFormat="1"/>
-    <w:lsdException w:name="Light Shading" w:semiHidden="0" w:uiPriority="60" w:unhideWhenUsed="0"/>
-    <w:lsdException w:name="Light List" w:semiHidden="0" w:uiPriority="61" w:unhideWhenUsed="0"/>
-    <w:lsdException w:name="Light Grid" w:semiHidden="0" w:uiPriority="62" w:unhideWhenUsed="0"/>
-    <w:lsdException w:name="Medium Shading 1" w:semiHidden="0" w:uiPriority="63" w:unhideWhenUsed="0"/>
-    <w:lsdException w:name="Medium Shading 2" w:semiHidden="0" w:uiPriority="64" w:unhideWhenUsed="0"/>
-    <w:lsdException w:name="Medium List 1" w:semiHidden="0" w:uiPriority="65" w:unhideWhenUsed="0"/>
-    <w:lsdException w:name="Medium List 2" w:semiHidden="0" w:uiPriority="66" w:unhideWhenUsed="0"/>
-    <w:lsdException w:name="Medium Grid 1" w:semiHidden="0" w:uiPriority="67" w:unhideWhenUsed="0"/>
-    <w:lsdException w:name="Medium Grid 2" w:semiHidden="0" w:uiPriority="68" w:unhideWhenUsed="0"/>
-    <w:lsdException w:name="Medium Grid 3" w:semiHidden="0" w:uiPriority="69" w:unhideWhenUsed="0"/>
-    <w:lsdException w:name="Dark List" w:semiHidden="0" w:uiPriority="70" w:unhideWhenUsed="0"/>
-    <w:lsdException w:name="Colorful Shading" w:semiHidden="0" w:uiPriority="71" w:unhideWhenUsed="0"/>
-    <w:lsdException w:name="Colorful List" w:semiHidden="0" w:uiPriority="72" w:unhideWhenUsed="0"/>
-    <w:lsdException w:name="Colorful Grid" w:semiHidden="0" w:uiPriority="73" w:unhideWhenUsed="0"/>
-    <w:lsdException w:name="Light Shading Accent 1" w:semiHidden="0" w:uiPriority="60" w:unhideWhenUsed="0"/>
-    <w:lsdException w:name="Light List Accent 1" w:semiHidden="0" w:uiPriority="61" w:unhideWhenUsed="0"/>
-    <w:lsdException w:name="Light Grid Accent 1" w:semiHidden="0" w:uiPriority="62" w:unhideWhenUsed="0"/>
-    <w:lsdException w:name="Medium Shading 1 Accent 1" w:semiHidden="0" w:uiPriority="63" w:unhideWhenUsed="0"/>
-    <w:lsdException w:name="Medium Shading 2 Accent 1" w:semiHidden="0" w:uiPriority="64" w:unhideWhenUsed="0"/>
-    <w:lsdException w:name="Medium List 1 Accent 1" w:semiHidden="0" w:uiPriority="65" w:unhideWhenUsed="0"/>
-    <w:lsdException w:name="Revision" w:unhideWhenUsed="0"/>
-    <w:lsdException w:name="List Paragraph" w:semiHidden="0" w:uiPriority="34" w:unhideWhenUsed="0" w:qFormat="1"/>
-    <w:lsdException w:name="Quote" w:semiHidden="0" w:uiPriority="29" w:unhideWhenUsed="0" w:qFormat="1"/>
-    <w:lsdException w:name="Intense Quote" w:semiHidden="0" w:uiPriority="30" w:unhideWhenUsed="0" w:qFormat="1"/>
-    <w:lsdException w:name="Medium List 2 Accent 1" w:semiHidden="0" w:uiPriority="66" w:unhideWhenUsed="0"/>
-    <w:lsdException w:name="Medium Grid 1 Accent 1" w:semiHidden="0" w:uiPriority="67" w:unhideWhenUsed="0"/>
-    <w:lsdException w:name="Medium Grid 2 Accent 1" w:semiHidden="0" w:uiPriority="68" w:unhideWhenUsed="0"/>
-    <w:lsdException w:name="Medium Grid 3 Accent 1" w:semiHidden="0" w:uiPriority="69" w:unhideWhenUsed="0"/>
-    <w:lsdException w:name="Dark List Accent 1" w:semiHidden="0" w:uiPriority="70" w:unhideWhenUsed="0"/>
-    <w:lsdException w:name="Colorful Shading Accent 1" w:semiHidden="0" w:uiPriority="71" w:unhideWhenUsed="0"/>
-    <w:lsdException w:name="Colorful List Accent 1" w:semiHidden="0" w:uiPriority="72" w:unhideWhenUsed="0"/>
-    <w:lsdException w:name="Colorful Grid Accent 1" w:semiHidden="0" w:uiPriority="73" w:unhideWhenUsed="0"/>
-    <w:lsdException w:name="Light Shading Accent 2" w:semiHidden="0" w:uiPriority="60" w:unhideWhenUsed="0"/>
-    <w:lsdException w:name="Light List Accent 2" w:semiHidden="0" w:uiPriority="61" w:unhideWhenUsed="0"/>
-    <w:lsdException w:name="Light Grid Accent 2" w:semiHidden="0" w:uiPriority="62" w:unhideWhenUsed="0"/>
-    <w:lsdException w:name="Medium Shading 1 Accent 2" w:semiHidden="0" w:uiPriority="63" w:unhideWhenUsed="0"/>
-    <w:lsdException w:name="Medium Shading 2 Accent 2" w:semiHidden="0" w:uiPriority="64" w:unhideWhenUsed="0"/>
-    <w:lsdException w:name="Medium List 1 Accent 2" w:semiHidden="0" w:uiPriority="65" w:unhideWhenUsed="0"/>
-    <w:lsdException w:name="Medium List 2 Accent 2" w:semiHidden="0" w:uiPriority="66" w:unhideWhenUsed="0"/>
-    <w:lsdException w:name="Medium Grid 1 Accent 2" w:semiHidden="0" w:uiPriority="67" w:unhideWhenUsed="0"/>
-    <w:lsdException w:name="Medium Grid 2 Accent 2" w:semiHidden="0" w:uiPriority="68" w:unhideWhenUsed="0"/>
-    <w:lsdException w:name="Medium Grid 3 Accent 2" w:semiHidden="0" w:uiPriority="69" w:unhideWhenUsed="0"/>
-    <w:lsdException w:name="Dark List Accent 2" w:semiHidden="0" w:uiPriority="70" w:unhideWhenUsed="0"/>
-    <w:lsdException w:name="Colorful Shading Accent 2" w:semiHidden="0" w:uiPriority="71" w:unhideWhenUsed="0"/>
-    <w:lsdException w:name="Colorful List Accent 2" w:semiHidden="0" w:uiPriority="72" w:unhideWhenUsed="0"/>
-    <w:lsdException w:name="Colorful Grid Accent 2" w:semiHidden="0" w:uiPriority="73" w:unhideWhenUsed="0"/>
-    <w:lsdException w:name="Light Shading Accent 3" w:semiHidden="0" w:uiPriority="60" w:unhideWhenUsed="0"/>
-    <w:lsdException w:name="Light List Accent 3" w:semiHidden="0" w:uiPriority="61" w:unhideWhenUsed="0"/>
-    <w:lsdException w:name="Light Grid Accent 3" w:semiHidden="0" w:uiPriority="62" w:unhideWhenUsed="0"/>
-    <w:lsdException w:name="Medium Shading 1 Accent 3" w:semiHidden="0" w:uiPriority="63" w:unhideWhenUsed="0"/>
-    <w:lsdException w:name="Medium Shading 2 Accent 3" w:semiHidden="0" w:uiPriority="64" w:unhideWhenUsed="0"/>
-    <w:lsdException w:name="Medium List 1 Accent 3" w:semiHidden="0" w:uiPriority="65" w:unhideWhenUsed="0"/>
-    <w:lsdException w:name="Medium List 2 Accent 3" w:semiHidden="0" w:uiPriority="66" w:unhideWhenUsed="0"/>
-    <w:lsdException w:name="Medium Grid 1 Accent 3" w:semiHidden="0" w:uiPriority="67" w:unhideWhenUsed="0"/>
-    <w:lsdException w:name="Medium Grid 2 Accent 3" w:semiHidden="0" w:uiPriority="68" w:unhideWhenUsed="0"/>
-    <w:lsdException w:name="Medium Grid 3 Accent 3" w:semiHidden="0" w:uiPriority="69" w:unhideWhenUsed="0"/>
-    <w:lsdException w:name="Dark List Accent 3" w:semiHidden="0" w:uiPriority="70" w:unhideWhenUsed="0"/>
-    <w:lsdException w:name="Colorful Shading Accent 3" w:semiHidden="0" w:uiPriority="71" w:unhideWhenUsed="0"/>
-    <w:lsdException w:name="Colorful List Accent 3" w:semiHidden="0" w:uiPriority="72" w:unhideWhenUsed="0"/>
-    <w:lsdException w:name="Colorful Grid Accent 3" w:semiHidden="0" w:uiPriority="73" w:unhideWhenUsed="0"/>
-    <w:lsdException w:name="Light Shading Accent 4" w:semiHidden="0" w:uiPriority="60" w:unhideWhenUsed="0"/>
-    <w:lsdException w:name="Light List Accent 4" w:semiHidden="0" w:uiPriority="61" w:unhideWhenUsed="0"/>
-    <w:lsdException w:name="Light Grid Accent 4" w:semiHidden="0" w:uiPriority="62" w:unhideWhenUsed="0"/>
-    <w:lsdException w:name="Medium Shading 1 Accent 4" w:semiHidden="0" w:uiPriority="63" w:unhideWhenUsed="0"/>
-    <w:lsdException w:name="Medium Shading 2 Accent 4" w:semiHidden="0" w:uiPriority="64" w:unhideWhenUsed="0"/>
-    <w:lsdException w:name="Medium List 1 Accent 4" w:semiHidden="0" w:uiPriority="65" w:unhideWhenUsed="0"/>
-    <w:lsdException w:name="Medium List 2 Accent 4" w:semiHidden="0" w:uiPriority="66" w:unhideWhenUsed="0"/>
-    <w:lsdException w:name="Medium Grid 1 Accent 4" w:semiHidden="0" w:uiPriority="67" w:unhideWhenUsed="0"/>
-    <w:lsdException w:name="Medium Grid 2 Accent 4" w:semiHidden="0" w:uiPriority="68" w:unhideWhenUsed="0"/>
-    <w:lsdException w:name="Medium Grid 3 Accent 4" w:semiHidden="0" w:uiPriority="69" w:unhideWhenUsed="0"/>
-    <w:lsdException w:name="Dark List Accent 4" w:semiHidden="0" w:uiPriority="70" w:unhideWhenUsed="0"/>
-    <w:lsdException w:name="Colorful Shading Accent 4" w:semiHidden="0" w:uiPriority="71" w:unhideWhenUsed="0"/>
-    <w:lsdException w:name="Colorful List Accent 4" w:semiHidden="0" w:uiPriority="72" w:unhideWhenUsed="0"/>
-    <w:lsdException w:name="Colorful Grid Accent 4" w:semiHidden="0" w:uiPriority="73" w:unhideWhenUsed="0"/>
-    <w:lsdException w:name="Light Shading Accent 5" w:semiHidden="0" w:uiPriority="60" w:unhideWhenUsed="0"/>
-    <w:lsdException w:name="Light List Accent 5" w:semiHidden="0" w:uiPriority="61" w:unhideWhenUsed="0"/>
-    <w:lsdException w:name="Light Grid Accent 5" w:semiHidden="0" w:uiPriority="62" w:unhideWhenUsed="0"/>
-    <w:lsdException w:name="Medium Shading 1 Accent 5" w:semiHidden="0" w:uiPriority="63" w:unhideWhenUsed="0"/>
-    <w:lsdException w:name="Medium Shading 2 Accent 5" w:semiHidden="0" w:uiPriority="64" w:unhideWhenUsed="0"/>
-    <w:lsdException w:name="Medium List 1 Accent 5" w:semiHidden="0" w:uiPriority="65" w:unhideWhenUsed="0"/>
-    <w:lsdException w:name="Medium List 2 Accent 5" w:semiHidden="0" w:uiPriority="66" w:unhideWhenUsed="0"/>
-    <w:lsdException w:name="Medium Grid 1 Accent 5" w:semiHidden="0" w:uiPriority="67" w:unhideWhenUsed="0"/>
-    <w:lsdException w:name="Medium Grid 2 Accent 5" w:semiHidden="0" w:uiPriority="68" w:unhideWhenUsed="0"/>
-    <w:lsdException w:name="Medium Grid 3 Accent 5" w:semiHidden="0" w:uiPriority="69" w:unhideWhenUsed="0"/>
-    <w:lsdException w:name="Dark List Accent 5" w:semiHidden="0" w:uiPriority="70" w:unhideWhenUsed="0"/>
-    <w:lsdException w:name="Colorful Shading Accent 5" w:semiHidden="0" w:uiPriority="71" w:unhideWhenUsed="0"/>
-    <w:lsdException w:name="Colorful List Accent 5" w:semiHidden="0" w:uiPriority="72" w:unhideWhenUsed="0"/>
-    <w:lsdException w:name="Colorful Grid Accent 5" w:semiHidden="0" w:uiPriority="73" w:unhideWhenUsed="0"/>
-    <w:lsdException w:name="Light Shading Accent 6" w:semiHidden="0" w:uiPriority="60" w:unhideWhenUsed="0"/>
-    <w:lsdException w:name="Light List Accent 6" w:semiHidden="0" w:uiPriority="61" w:unhideWhenUsed="0"/>
-    <w:lsdException w:name="Light Grid Accent 6" w:semiHidden="0" w:uiPriority="62" w:unhideWhenUsed="0"/>
-    <w:lsdException w:name="Medium Shading 1 Accent 6" w:semiHidden="0" w:uiPriority="63" w:unhideWhenUsed="0"/>
-    <w:lsdException w:name="Medium Shading 2 Accent 6" w:semiHidden="0" w:uiPriority="64" w:unhideWhenUsed="0"/>
-    <w:lsdException w:name="Medium List 1 Accent 6" w:semiHidden="0" w:uiPriority="65" w:unhideWhenUsed="0"/>
-    <w:lsdException w:name="Medium List 2 Accent 6" w:semiHidden="0" w:uiPriority="66" w:unhideWhenUsed="0"/>
-    <w:lsdException w:name="Medium Grid 1 Accent 6" w:semiHidden="0" w:uiPriority="67" w:unhideWhenUsed="0"/>
-    <w:lsdException w:name="Medium Grid 2 Accent 6" w:semiHidden="0" w:uiPriority="68" w:unhideWhenUsed="0"/>
-    <w:lsdException w:name="Medium Grid 3 Accent 6" w:semiHidden="0" w:uiPriority="69" w:unhideWhenUsed="0"/>
-    <w:lsdException w:name="Dark List Accent 6" w:semiHidden="0" w:uiPriority="70" w:unhideWhenUsed="0"/>
-    <w:lsdException w:name="Colorful Shading Accent 6" w:semiHidden="0" w:uiPriority="71" w:unhideWhenUsed="0"/>
-    <w:lsdException w:name="Colorful List Accent 6" w:semiHidden="0" w:uiPriority="72" w:unhideWhenUsed="0"/>
-    <w:lsdException w:name="Colorful Grid Accent 6" w:semiHidden="0" w:uiPriority="73" w:unhideWhenUsed="0"/>
-    <w:lsdException w:name="Subtle Emphasis" w:semiHidden="0" w:uiPriority="19" w:unhideWhenUsed="0" w:qFormat="1"/>
-    <w:lsdException w:name="Intense Emphasis" w:semiHidden="0" w:uiPriority="21" w:unhideWhenUsed="0" w:qFormat="1"/>
-    <w:lsdException w:name="Subtle Reference" w:semiHidden="0" w:uiPriority="31" w:unhideWhenUsed="0" w:qFormat="1"/>
-    <w:lsdException w:name="Intense Reference" w:semiHidden="0" w:uiPriority="32" w:unhideWhenUsed="0" w:qFormat="1"/>
-    <w:lsdException w:name="Book Title" w:semiHidden="0" w:uiPriority="33" w:unhideWhenUsed="0" w:qFormat="1"/>
-    <w:lsdException w:name="Bibliography" w:uiPriority="37"/>
-    <w:lsdException w:name="TOC Heading" w:uiPriority="39" w:qFormat="1"/>
+  <w:latentStyles w:defLockedState="0" w:defUIPriority="99" w:defSemiHidden="0" w:defUnhideWhenUsed="0" w:defQFormat="0" w:count="371">
+    <w:lsdException w:name="Normal" w:uiPriority="0" w:qFormat="1"/>
+    <w:lsdException w:name="heading 1" w:uiPriority="9" w:qFormat="1"/>
+    <w:lsdException w:name="heading 2" w:semiHidden="1" w:uiPriority="9" w:unhideWhenUsed="1" w:qFormat="1"/>
+    <w:lsdException w:name="heading 3" w:semiHidden="1" w:uiPriority="9" w:unhideWhenUsed="1" w:qFormat="1"/>
+    <w:lsdException w:name="heading 4" w:semiHidden="1" w:uiPriority="9" w:unhideWhenUsed="1" w:qFormat="1"/>
+    <w:lsdException w:name="heading 5" w:semiHidden="1" w:uiPriority="9" w:unhideWhenUsed="1" w:qFormat="1"/>
+    <w:lsdException w:name="heading 6" w:semiHidden="1" w:uiPriority="9" w:unhideWhenUsed="1" w:qFormat="1"/>
+    <w:lsdException w:name="heading 7" w:semiHidden="1" w:uiPriority="9" w:unhideWhenUsed="1" w:qFormat="1"/>
+    <w:lsdException w:name="heading 8" w:semiHidden="1" w:uiPriority="9" w:unhideWhenUsed="1" w:qFormat="1"/>
+    <w:lsdException w:name="heading 9" w:semiHidden="1" w:uiPriority="9" w:unhideWhenUsed="1" w:qFormat="1"/>
+    <w:lsdException w:name="index 1" w:semiHidden="1" w:unhideWhenUsed="1"/>
+    <w:lsdException w:name="index 2" w:semiHidden="1" w:unhideWhenUsed="1"/>
+    <w:lsdException w:name="index 3" w:semiHidden="1" w:unhideWhenUsed="1"/>
+    <w:lsdException w:name="index 4" w:semiHidden="1" w:unhideWhenUsed="1"/>
+    <w:lsdException w:name="index 5" w:semiHidden="1" w:unhideWhenUsed="1"/>
+    <w:lsdException w:name="index 6" w:semiHidden="1" w:unhideWhenUsed="1"/>
+    <w:lsdException w:name="index 7" w:semiHidden="1" w:unhideWhenUsed="1"/>
+    <w:lsdException w:name="index 8" w:semiHidden="1" w:unhideWhenUsed="1"/>
+    <w:lsdException w:name="index 9" w:semiHidden="1" w:unhideWhenUsed="1"/>
+    <w:lsdException w:name="toc 1" w:semiHidden="1" w:uiPriority="39" w:unhideWhenUsed="1"/>
+    <w:lsdException w:name="toc 2" w:semiHidden="1" w:uiPriority="39" w:unhideWhenUsed="1"/>
+    <w:lsdException w:name="toc 3" w:semiHidden="1" w:uiPriority="39" w:unhideWhenUsed="1"/>
+    <w:lsdException w:name="toc 4" w:semiHidden="1" w:uiPriority="39" w:unhideWhenUsed="1"/>
+    <w:lsdException w:name="toc 5" w:semiHidden="1" w:uiPriority="39" w:unhideWhenUsed="1"/>
+    <w:lsdException w:name="toc 6" w:semiHidden="1" w:uiPriority="39" w:unhideWhenUsed="1"/>
+    <w:lsdException w:name="toc 7" w:semiHidden="1" w:uiPriority="39" w:unhideWhenUsed="1"/>
+    <w:lsdException w:name="toc 8" w:semiHidden="1" w:uiPriority="39" w:unhideWhenUsed="1"/>
+    <w:lsdException w:name="toc 9" w:semiHidden="1" w:uiPriority="39" w:unhideWhenUsed="1"/>
+    <w:lsdException w:name="Normal Indent" w:semiHidden="1" w:unhideWhenUsed="1"/>
+    <w:lsdException w:name="footnote text" w:semiHidden="1" w:unhideWhenUsed="1"/>
+    <w:lsdException w:name="annotation text" w:semiHidden="1" w:unhideWhenUsed="1"/>
+    <w:lsdException w:name="header" w:semiHidden="1" w:unhideWhenUsed="1"/>
+    <w:lsdException w:name="footer" w:semiHidden="1" w:unhideWhenUsed="1"/>
+    <w:lsdException w:name="index heading" w:semiHidden="1" w:unhideWhenUsed="1"/>
+    <w:lsdException w:name="caption" w:semiHidden="1" w:uiPriority="35" w:unhideWhenUsed="1" w:qFormat="1"/>
+    <w:lsdException w:name="table of figures" w:semiHidden="1" w:unhideWhenUsed="1"/>
+    <w:lsdException w:name="envelope address" w:semiHidden="1" w:unhideWhenUsed="1"/>
+    <w:lsdException w:name="envelope return" w:semiHidden="1" w:unhideWhenUsed="1"/>
+    <w:lsdException w:name="footnote reference" w:semiHidden="1" w:unhideWhenUsed="1"/>
+    <w:lsdException w:name="annotation reference" w:semiHidden="1" w:unhideWhenUsed="1"/>
+    <w:lsdException w:name="line number" w:semiHidden="1" w:unhideWhenUsed="1"/>
+    <w:lsdException w:name="page number" w:semiHidden="1" w:unhideWhenUsed="1"/>
+    <w:lsdException w:name="endnote reference" w:semiHidden="1" w:unhideWhenUsed="1"/>
+    <w:lsdException w:name="endnote text" w:semiHidden="1" w:unhideWhenUsed="1"/>
+    <w:lsdException w:name="table of authorities" w:semiHidden="1" w:unhideWhenUsed="1"/>
+    <w:lsdException w:name="macro" w:semiHidden="1" w:unhideWhenUsed="1"/>
+    <w:lsdException w:name="toa heading" w:semiHidden="1" w:unhideWhenUsed="1"/>
+    <w:lsdException w:name="List" w:semiHidden="1" w:unhideWhenUsed="1"/>
+    <w:lsdException w:name="List Bullet" w:semiHidden="1" w:unhideWhenUsed="1"/>
+    <w:lsdException w:name="List Number" w:semiHidden="1" w:unhideWhenUsed="1"/>
+    <w:lsdException w:name="List 2" w:semiHidden="1" w:unhideWhenUsed="1"/>
+    <w:lsdException w:name="List 3" w:semiHidden="1" w:unhideWhenUsed="1"/>
+    <w:lsdException w:name="List 4" w:semiHidden="1" w:unhideWhenUsed="1"/>
+    <w:lsdException w:name="List 5" w:semiHidden="1" w:unhideWhenUsed="1"/>
+    <w:lsdException w:name="List Bullet 2" w:semiHidden="1" w:unhideWhenUsed="1"/>
+    <w:lsdException w:name="List Bullet 3" w:semiHidden="1" w:unhideWhenUsed="1"/>
+    <w:lsdException w:name="List Bullet 4" w:semiHidden="1" w:unhideWhenUsed="1"/>
+    <w:lsdException w:name="List Bullet 5" w:semiHidden="1" w:unhideWhenUsed="1"/>
+    <w:lsdException w:name="List Number 2" w:semiHidden="1" w:unhideWhenUsed="1"/>
+    <w:lsdException w:name="List Number 3" w:semiHidden="1" w:unhideWhenUsed="1"/>
+    <w:lsdException w:name="List Number 4" w:semiHidden="1" w:unhideWhenUsed="1"/>
+    <w:lsdException w:name="List Number 5" w:semiHidden="1" w:unhideWhenUsed="1"/>
+    <w:lsdException w:name="Title" w:uiPriority="10" w:qFormat="1"/>
+    <w:lsdException w:name="Closing" w:semiHidden="1" w:unhideWhenUsed="1"/>
+    <w:lsdException w:name="Signature" w:semiHidden="1" w:unhideWhenUsed="1"/>
+    <w:lsdException w:name="Default Paragraph Font" w:semiHidden="1" w:uiPriority="1" w:unhideWhenUsed="1"/>
+    <w:lsdException w:name="Body Text" w:semiHidden="1" w:unhideWhenUsed="1"/>
+    <w:lsdException w:name="Body Text Indent" w:semiHidden="1" w:unhideWhenUsed="1"/>
+    <w:lsdException w:name="List Continue" w:semiHidden="1" w:unhideWhenUsed="1"/>
+    <w:lsdException w:name="List Continue 2" w:semiHidden="1" w:unhideWhenUsed="1"/>
+    <w:lsdException w:name="List Continue 3" w:semiHidden="1" w:unhideWhenUsed="1"/>
+    <w:lsdException w:name="List Continue 4" w:semiHidden="1" w:unhideWhenUsed="1"/>
+    <w:lsdException w:name="List Continue 5" w:semiHidden="1" w:unhideWhenUsed="1"/>
+    <w:lsdException w:name="Message Header" w:semiHidden="1" w:unhideWhenUsed="1"/>
+    <w:lsdException w:name="Subtitle" w:uiPriority="11" w:qFormat="1"/>
+    <w:lsdException w:name="Salutation" w:semiHidden="1" w:unhideWhenUsed="1"/>
+    <w:lsdException w:name="Date" w:semiHidden="1" w:unhideWhenUsed="1"/>
+    <w:lsdException w:name="Body Text First Indent" w:semiHidden="1" w:unhideWhenUsed="1"/>
+    <w:lsdException w:name="Body Text First Indent 2" w:semiHidden="1" w:unhideWhenUsed="1"/>
+    <w:lsdException w:name="Note Heading" w:semiHidden="1" w:unhideWhenUsed="1"/>
+    <w:lsdException w:name="Body Text 2" w:semiHidden="1" w:unhideWhenUsed="1"/>
+    <w:lsdException w:name="Body Text 3" w:semiHidden="1" w:unhideWhenUsed="1"/>
+    <w:lsdException w:name="Body Text Indent 2" w:semiHidden="1" w:unhideWhenUsed="1"/>
+    <w:lsdException w:name="Body Text Indent 3" w:semiHidden="1" w:unhideWhenUsed="1"/>
+    <w:lsdException w:name="Block Text" w:semiHidden="1" w:unhideWhenUsed="1"/>
+    <w:lsdException w:name="Hyperlink" w:semiHidden="1" w:unhideWhenUsed="1"/>
+    <w:lsdException w:name="FollowedHyperlink" w:semiHidden="1" w:unhideWhenUsed="1"/>
+    <w:lsdException w:name="Strong" w:uiPriority="22" w:qFormat="1"/>
+    <w:lsdException w:name="Emphasis" w:uiPriority="20" w:qFormat="1"/>
+    <w:lsdException w:name="Document Map" w:semiHidden="1" w:unhideWhenUsed="1"/>
+    <w:lsdException w:name="Plain Text" w:semiHidden="1" w:unhideWhenUsed="1"/>
+    <w:lsdException w:name="E-mail Signature" w:semiHidden="1" w:unhideWhenUsed="1"/>
+    <w:lsdException w:name="HTML Top of Form" w:semiHidden="1" w:unhideWhenUsed="1"/>
+    <w:lsdException w:name="HTML Bottom of Form" w:semiHidden="1" w:unhideWhenUsed="1"/>
+    <w:lsdException w:name="Normal (Web)" w:semiHidden="1" w:unhideWhenUsed="1"/>
+    <w:lsdException w:name="HTML Acronym" w:semiHidden="1" w:unhideWhenUsed="1"/>
+    <w:lsdException w:name="HTML Address" w:semiHidden="1" w:unhideWhenUsed="1"/>
+    <w:lsdException w:name="HTML Cite" w:semiHidden="1" w:unhideWhenUsed="1"/>
+    <w:lsdException w:name="HTML Code" w:semiHidden="1" w:unhideWhenUsed="1"/>
+    <w:lsdException w:name="HTML Definition" w:semiHidden="1" w:unhideWhenUsed="1"/>
+    <w:lsdException w:name="HTML Keyboard" w:semiHidden="1" w:unhideWhenUsed="1"/>
+    <w:lsdException w:name="HTML Preformatted" w:semiHidden="1" w:unhideWhenUsed="1"/>
+    <w:lsdException w:name="HTML Sample" w:semiHidden="1" w:unhideWhenUsed="1"/>
+    <w:lsdException w:name="HTML Typewriter" w:semiHidden="1" w:unhideWhenUsed="1"/>
+    <w:lsdException w:name="HTML Variable" w:semiHidden="1" w:unhideWhenUsed="1"/>
+    <w:lsdException w:name="Normal Table" w:semiHidden="1" w:unhideWhenUsed="1"/>
+    <w:lsdException w:name="annotation subject" w:semiHidden="1" w:unhideWhenUsed="1"/>
+    <w:lsdException w:name="No List" w:semiHidden="1" w:unhideWhenUsed="1"/>
+    <w:lsdException w:name="Outline List 1" w:semiHidden="1" w:unhideWhenUsed="1"/>
+    <w:lsdException w:name="Outline List 2" w:semiHidden="1" w:unhideWhenUsed="1"/>
+    <w:lsdException w:name="Outline List 3" w:semiHidden="1" w:unhideWhenUsed="1"/>
+    <w:lsdException w:name="Table Simple 1" w:semiHidden="1" w:unhideWhenUsed="1"/>
+    <w:lsdException w:name="Table Simple 2" w:semiHidden="1" w:unhideWhenUsed="1"/>
+    <w:lsdException w:name="Table Simple 3" w:semiHidden="1" w:unhideWhenUsed="1"/>
+    <w:lsdException w:name="Table Classic 1" w:semiHidden="1" w:unhideWhenUsed="1"/>
+    <w:lsdException w:name="Table Classic 2" w:semiHidden="1" w:unhideWhenUsed="1"/>
+    <w:lsdException w:name="Table Classic 3" w:semiHidden="1" w:unhideWhenUsed="1"/>
+    <w:lsdException w:name="Table Classic 4" w:semiHidden="1" w:unhideWhenUsed="1"/>
+    <w:lsdException w:name="Table Colorful 1" w:semiHidden="1" w:unhideWhenUsed="1"/>
+    <w:lsdException w:name="Table Colorful 2" w:semiHidden="1" w:unhideWhenUsed="1"/>
+    <w:lsdException w:name="Table Colorful 3" w:semiHidden="1" w:unhideWhenUsed="1"/>
+    <w:lsdException w:name="Table Columns 1" w:semiHidden="1" w:unhideWhenUsed="1"/>
+    <w:lsdException w:name="Table Columns 2" w:semiHidden="1" w:unhideWhenUsed="1"/>
+    <w:lsdException w:name="Table Columns 3" w:semiHidden="1" w:unhideWhenUsed="1"/>
+    <w:lsdException w:name="Table Columns 4" w:semiHidden="1" w:unhideWhenUsed="1"/>
+    <w:lsdException w:name="Table Columns 5" w:semiHidden="1" w:unhideWhenUsed="1"/>
+    <w:lsdException w:name="Table Grid 1" w:semiHidden="1" w:unhideWhenUsed="1"/>
+    <w:lsdException w:name="Table Grid 2" w:semiHidden="1" w:unhideWhenUsed="1"/>
+    <w:lsdException w:name="Table Grid 3" w:semiHidden="1" w:unhideWhenUsed="1"/>
+    <w:lsdException w:name="Table Grid 4" w:semiHidden="1" w:unhideWhenUsed="1"/>
+    <w:lsdException w:name="Table Grid 5" w:semiHidden="1" w:unhideWhenUsed="1"/>
+    <w:lsdException w:name="Table Grid 6" w:semiHidden="1" w:unhideWhenUsed="1"/>
+    <w:lsdException w:name="Table Grid 7" w:semiHidden="1" w:unhideWhenUsed="1"/>
+    <w:lsdException w:name="Table Grid 8" w:semiHidden="1" w:unhideWhenUsed="1"/>
+    <w:lsdException w:name="Table List 1" w:semiHidden="1" w:unhideWhenUsed="1"/>
+    <w:lsdException w:name="Table List 2" w:semiHidden="1" w:unhideWhenUsed="1"/>
+    <w:lsdException w:name="Table List 3" w:semiHidden="1" w:unhideWhenUsed="1"/>
+    <w:lsdException w:name="Table List 4" w:semiHidden="1" w:unhideWhenUsed="1"/>
+    <w:lsdException w:name="Table List 5" w:semiHidden="1" w:unhideWhenUsed="1"/>
+    <w:lsdException w:name="Table List 6" w:semiHidden="1" w:unhideWhenUsed="1"/>
+    <w:lsdException w:name="Table List 7" w:semiHidden="1" w:unhideWhenUsed="1"/>
+    <w:lsdException w:name="Table List 8" w:semiHidden="1" w:unhideWhenUsed="1"/>
+    <w:lsdException w:name="Table 3D effects 1" w:semiHidden="1" w:unhideWhenUsed="1"/>
+    <w:lsdException w:name="Table 3D effects 2" w:semiHidden="1" w:unhideWhenUsed="1"/>
+    <w:lsdException w:name="Table 3D effects 3" w:semiHidden="1" w:unhideWhenUsed="1"/>
+    <w:lsdException w:name="Table Contemporary" w:semiHidden="1" w:unhideWhenUsed="1"/>
+    <w:lsdException w:name="Table Elegant" w:semiHidden="1" w:unhideWhenUsed="1"/>
+    <w:lsdException w:name="Table Professional" w:semiHidden="1" w:unhideWhenUsed="1"/>
+    <w:lsdException w:name="Table Subtle 1" w:semiHidden="1" w:unhideWhenUsed="1"/>
+    <w:lsdException w:name="Table Subtle 2" w:semiHidden="1" w:unhideWhenUsed="1"/>
+    <w:lsdException w:name="Table Web 1" w:semiHidden="1" w:unhideWhenUsed="1"/>
+    <w:lsdException w:name="Table Web 2" w:semiHidden="1" w:unhideWhenUsed="1"/>
+    <w:lsdException w:name="Table Web 3" w:semiHidden="1" w:unhideWhenUsed="1"/>
+    <w:lsdException w:name="Balloon Text" w:semiHidden="1" w:unhideWhenUsed="1"/>
+    <w:lsdException w:name="Table Grid" w:uiPriority="59"/>
+    <w:lsdException w:name="Table Theme" w:semiHidden="1" w:unhideWhenUsed="1"/>
+    <w:lsdException w:name="Placeholder Text" w:semiHidden="1"/>
+    <w:lsdException w:name="No Spacing" w:uiPriority="1" w:qFormat="1"/>
+    <w:lsdException w:name="Light Shading" w:uiPriority="60"/>
+    <w:lsdException w:name="Light List" w:uiPriority="61"/>
+    <w:lsdException w:name="Light Grid" w:uiPriority="62"/>
+    <w:lsdException w:name="Medium Shading 1" w:uiPriority="63"/>
+    <w:lsdException w:name="Medium Shading 2" w:uiPriority="64"/>
+    <w:lsdException w:name="Medium List 1" w:uiPriority="65"/>
+    <w:lsdException w:name="Medium List 2" w:uiPriority="66"/>
+    <w:lsdException w:name="Medium Grid 1" w:uiPriority="67"/>
+    <w:lsdException w:name="Medium Grid 2" w:uiPriority="68"/>
+    <w:lsdException w:name="Medium Grid 3" w:uiPriority="69"/>
+    <w:lsdException w:name="Dark List" w:uiPriority="70"/>
+    <w:lsdException w:name="Colorful Shading" w:uiPriority="71"/>
+    <w:lsdException w:name="Colorful List" w:uiPriority="72"/>
+    <w:lsdException w:name="Colorful Grid" w:uiPriority="73"/>
+    <w:lsdException w:name="Light Shading Accent 1" w:uiPriority="60"/>
+    <w:lsdException w:name="Light List Accent 1" w:uiPriority="61"/>
+    <w:lsdException w:name="Light Grid Accent 1" w:uiPriority="62"/>
+    <w:lsdException w:name="Medium Shading 1 Accent 1" w:uiPriority="63"/>
+    <w:lsdException w:name="Medium Shading 2 Accent 1" w:uiPriority="64"/>
+    <w:lsdException w:name="Medium List 1 Accent 1" w:uiPriority="65"/>
+    <w:lsdException w:name="Revision" w:semiHidden="1"/>
+    <w:lsdException w:name="List Paragraph" w:uiPriority="34" w:qFormat="1"/>
+    <w:lsdException w:name="Quote" w:uiPriority="29" w:qFormat="1"/>
+    <w:lsdException w:name="Intense Quote" w:uiPriority="30" w:qFormat="1"/>
+    <w:lsdException w:name="Medium List 2 Accent 1" w:uiPriority="66"/>
+    <w:lsdException w:name="Medium Grid 1 Accent 1" w:uiPriority="67"/>
+    <w:lsdException w:name="Medium Grid 2 Accent 1" w:uiPriority="68"/>
+    <w:lsdException w:name="Medium Grid 3 Accent 1" w:uiPriority="69"/>
+    <w:lsdException w:name="Dark List Accent 1" w:uiPriority="70"/>
+    <w:lsdException w:name="Colorful Shading Accent 1" w:uiPriority="71"/>
+    <w:lsdException w:name="Colorful List Accent 1" w:uiPriority="72"/>
+    <w:lsdException w:name="Colorful Grid Accent 1" w:uiPriority="73"/>
+    <w:lsdException w:name="Light Shading Accent 2" w:uiPriority="60"/>
+    <w:lsdException w:name="Light List Accent 2" w:uiPriority="61"/>
+    <w:lsdException w:name="Light Grid Accent 2" w:uiPriority="62"/>
+    <w:lsdException w:name="Medium Shading 1 Accent 2" w:uiPriority="63"/>
+    <w:lsdException w:name="Medium Shading 2 Accent 2" w:uiPriority="64"/>
+    <w:lsdException w:name="Medium List 1 Accent 2" w:uiPriority="65"/>
+    <w:lsdException w:name="Medium List 2 Accent 2" w:uiPriority="66"/>
+    <w:lsdException w:name="Medium Grid 1 Accent 2" w:uiPriority="67"/>
+    <w:lsdException w:name="Medium Grid 2 Accent 2" w:uiPriority="68"/>
+    <w:lsdException w:name="Medium Grid 3 Accent 2" w:uiPriority="69"/>
+    <w:lsdException w:name="Dark List Accent 2" w:uiPriority="70"/>
+    <w:lsdException w:name="Colorful Shading Accent 2" w:uiPriority="71"/>
+    <w:lsdException w:name="Colorful List Accent 2" w:uiPriority="72"/>
+    <w:lsdException w:name="Colorful Grid Accent 2" w:uiPriority="73"/>
+    <w:lsdException w:name="Light Shading Accent 3" w:uiPriority="60"/>
+    <w:lsdException w:name="Light List Accent 3" w:uiPriority="61"/>
+    <w:lsdException w:name="Light Grid Accent 3" w:uiPriority="62"/>
+    <w:lsdException w:name="Medium Shading 1 Accent 3" w:uiPriority="63"/>
+    <w:lsdException w:name="Medium Shading 2 Accent 3" w:uiPriority="64"/>
+    <w:lsdException w:name="Medium List 1 Accent 3" w:uiPriority="65"/>
+    <w:lsdException w:name="Medium List 2 Accent 3" w:uiPriority="66"/>
+    <w:lsdException w:name="Medium Grid 1 Accent 3" w:uiPriority="67"/>
+    <w:lsdException w:name="Medium Grid 2 Accent 3" w:uiPriority="68"/>
+    <w:lsdException w:name="Medium Grid 3 Accent 3" w:uiPriority="69"/>
+    <w:lsdException w:name="Dark List Accent 3" w:uiPriority="70"/>
+    <w:lsdException w:name="Colorful Shading Accent 3" w:uiPriority="71"/>
+    <w:lsdException w:name="Colorful List Accent 3" w:uiPriority="72"/>
+    <w:lsdException w:name="Colorful Grid Accent 3" w:uiPriority="73"/>
+    <w:lsdException w:name="Light Shading Accent 4" w:uiPriority="60"/>
+    <w:lsdException w:name="Light List Accent 4" w:uiPriority="61"/>
+    <w:lsdException w:name="Light Grid Accent 4" w:uiPriority="62"/>
+    <w:lsdException w:name="Medium Shading 1 Accent 4" w:uiPriority="63"/>
+    <w:lsdException w:name="Medium Shading 2 Accent 4" w:uiPriority="64"/>
+    <w:lsdException w:name="Medium List 1 Accent 4" w:uiPriority="65"/>
+    <w:lsdException w:name="Medium List 2 Accent 4" w:uiPriority="66"/>
+    <w:lsdException w:name="Medium Grid 1 Accent 4" w:uiPriority="67"/>
+    <w:lsdException w:name="Medium Grid 2 Accent 4" w:uiPriority="68"/>
+    <w:lsdException w:name="Medium Grid 3 Accent 4" w:uiPriority="69"/>
+    <w:lsdException w:name="Dark List Accent 4" w:uiPriority="70"/>
+    <w:lsdException w:name="Colorful Shading Accent 4" w:uiPriority="71"/>
+    <w:lsdException w:name="Colorful List Accent 4" w:uiPriority="72"/>
+    <w:lsdException w:name="Colorful Grid Accent 4" w:uiPriority="73"/>
+    <w:lsdException w:name="Light Shading Accent 5" w:uiPriority="60"/>
+    <w:lsdException w:name="Light List Accent 5" w:uiPriority="61"/>
+    <w:lsdException w:name="Light Grid Accent 5" w:uiPriority="62"/>
+    <w:lsdException w:name="Medium Shading 1 Accent 5" w:uiPriority="63"/>
+    <w:lsdException w:name="Medium Shading 2 Accent 5" w:uiPriority="64"/>
+    <w:lsdException w:name="Medium List 1 Accent 5" w:uiPriority="65"/>
+    <w:lsdException w:name="Medium List 2 Accent 5" w:uiPriority="66"/>
+    <w:lsdException w:name="Medium Grid 1 Accent 5" w:uiPriority="67"/>
+    <w:lsdException w:name="Medium Grid 2 Accent 5" w:uiPriority="68"/>
+    <w:lsdException w:name="Medium Grid 3 Accent 5" w:uiPriority="69"/>
+    <w:lsdException w:name="Dark List Accent 5" w:uiPriority="70"/>
+    <w:lsdException w:name="Colorful Shading Accent 5" w:uiPriority="71"/>
+    <w:lsdException w:name="Colorful List Accent 5" w:uiPriority="72"/>
+    <w:lsdException w:name="Colorful Grid Accent 5" w:uiPriority="73"/>
+    <w:lsdException w:name="Light Shading Accent 6" w:uiPriority="60"/>
+    <w:lsdException w:name="Light List Accent 6" w:uiPriority="61"/>
+    <w:lsdException w:name="Light Grid Accent 6" w:uiPriority="62"/>
+    <w:lsdException w:name="Medium Shading 1 Accent 6" w:uiPriority="63"/>
+    <w:lsdException w:name="Medium Shading 2 Accent 6" w:uiPriority="64"/>
+    <w:lsdException w:name="Medium List 1 Accent 6" w:uiPriority="65"/>
+    <w:lsdException w:name="Medium List 2 Accent 6" w:uiPriority="66"/>
+    <w:lsdException w:name="Medium Grid 1 Accent 6" w:uiPriority="67"/>
+    <w:lsdException w:name="Medium Grid 2 Accent 6" w:uiPriority="68"/>
+    <w:lsdException w:name="Medium Grid 3 Accent 6" w:uiPriority="69"/>
+    <w:lsdException w:name="Dark List Accent 6" w:uiPriority="70"/>
+    <w:lsdException w:name="Colorful Shading Accent 6" w:uiPriority="71"/>
+    <w:lsdException w:name="Colorful List Accent 6" w:uiPriority="72"/>
+    <w:lsdException w:name="Colorful Grid Accent 6" w:uiPriority="73"/>
+    <w:lsdException w:name="Subtle Emphasis" w:uiPriority="19" w:qFormat="1"/>
+    <w:lsdException w:name="Intense Emphasis" w:uiPriority="21" w:qFormat="1"/>
+    <w:lsdException w:name="Subtle Reference" w:uiPriority="31" w:qFormat="1"/>
+    <w:lsdException w:name="Intense Reference" w:uiPriority="32" w:qFormat="1"/>
+    <w:lsdException w:name="Book Title" w:uiPriority="33" w:qFormat="1"/>
+    <w:lsdException w:name="Bibliography" w:semiHidden="1" w:uiPriority="37" w:unhideWhenUsed="1"/>
+    <w:lsdException w:name="TOC Heading" w:semiHidden="1" w:uiPriority="39" w:unhideWhenUsed="1" w:qFormat="1"/>
+    <w:lsdException w:name="Plain Table 1" w:uiPriority="41"/>
+    <w:lsdException w:name="Plain Table 2" w:uiPriority="42"/>
+    <w:lsdException w:name="Plain Table 3" w:uiPriority="43"/>
+    <w:lsdException w:name="Plain Table 4" w:uiPriority="44"/>
+    <w:lsdException w:name="Plain Table 5" w:uiPriority="45"/>
+    <w:lsdException w:name="Grid Table Light" w:uiPriority="40"/>
+    <w:lsdException w:name="Grid Table 1 Light" w:uiPriority="46"/>
+    <w:lsdException w:name="Grid Table 2" w:uiPriority="47"/>
+    <w:lsdException w:name="Grid Table 3" w:uiPriority="48"/>
+    <w:lsdException w:name="Grid Table 4" w:uiPriority="49"/>
+    <w:lsdException w:name="Grid Table 5 Dark" w:uiPriority="50"/>
+    <w:lsdException w:name="Grid Table 6 Colorful" w:uiPriority="51"/>
+    <w:lsdException w:name="Grid Table 7 Colorful" w:uiPriority="52"/>
+    <w:lsdException w:name="Grid Table 1 Light Accent 1" w:uiPriority="46"/>
+    <w:lsdException w:name="Grid Table 2 Accent 1" w:uiPriority="47"/>
+    <w:lsdException w:name="Grid Table 3 Accent 1" w:uiPriority="48"/>
+    <w:lsdException w:name="Grid Table 4 Accent 1" w:uiPriority="49"/>
+    <w:lsdException w:name="Grid Table 5 Dark Accent 1" w:uiPriority="50"/>
+    <w:lsdException w:name="Grid Table 6 Colorful Accent 1" w:uiPriority="51"/>
+    <w:lsdException w:name="Grid Table 7 Colorful Accent 1" w:uiPriority="52"/>
+    <w:lsdException w:name="Grid Table 1 Light Accent 2" w:uiPriority="46"/>
+    <w:lsdException w:name="Grid Table 2 Accent 2" w:uiPriority="47"/>
+    <w:lsdException w:name="Grid Table 3 Accent 2" w:uiPriority="48"/>
+    <w:lsdException w:name="Grid Table 4 Accent 2" w:uiPriority="49"/>
+    <w:lsdException w:name="Grid Table 5 Dark Accent 2" w:uiPriority="50"/>
+    <w:lsdException w:name="Grid Table 6 Colorful Accent 2" w:uiPriority="51"/>
+    <w:lsdException w:name="Grid Table 7 Colorful Accent 2" w:uiPriority="52"/>
+    <w:lsdException w:name="Grid Table 1 Light Accent 3" w:uiPriority="46"/>
+    <w:lsdException w:name="Grid Table 2 Accent 3" w:uiPriority="47"/>
+    <w:lsdException w:name="Grid Table 3 Accent 3" w:uiPriority="48"/>
+    <w:lsdException w:name="Grid Table 4 Accent 3" w:uiPriority="49"/>
+    <w:lsdException w:name="Grid Table 5 Dark Accent 3" w:uiPriority="50"/>
+    <w:lsdException w:name="Grid Table 6 Colorful Accent 3" w:uiPriority="51"/>
+    <w:lsdException w:name="Grid Table 7 Colorful Accent 3" w:uiPriority="52"/>
+    <w:lsdException w:name="Grid Table 1 Light Accent 4" w:uiPriority="46"/>
+    <w:lsdException w:name="Grid Table 2 Accent 4" w:uiPriority="47"/>
+    <w:lsdException w:name="Grid Table 3 Accent 4" w:uiPriority="48"/>
+    <w:lsdException w:name="Grid Table 4 Accent 4" w:uiPriority="49"/>
+    <w:lsdException w:name="Grid Table 5 Dark Accent 4" w:uiPriority="50"/>
+    <w:lsdException w:name="Grid Table 6 Colorful Accent 4" w:uiPriority="51"/>
+    <w:lsdException w:name="Grid Table 7 Colorful Accent 4" w:uiPriority="52"/>
+    <w:lsdException w:name="Grid Table 1 Light Accent 5" w:uiPriority="46"/>
+    <w:lsdException w:name="Grid Table 2 Accent 5" w:uiPriority="47"/>
+    <w:lsdException w:name="Grid Table 3 Accent 5" w:uiPriority="48"/>
+    <w:lsdException w:name="Grid Table 4 Accent 5" w:uiPriority="49"/>
+    <w:lsdException w:name="Grid Table 5 Dark Accent 5" w:uiPriority="50"/>
+    <w:lsdException w:name="Grid Table 6 Colorful Accent 5" w:uiPriority="51"/>
+    <w:lsdException w:name="Grid Table 7 Colorful Accent 5" w:uiPriority="52"/>
+    <w:lsdException w:name="Grid Table 1 Light Accent 6" w:uiPriority="46"/>
+    <w:lsdException w:name="Grid Table 2 Accent 6" w:uiPriority="47"/>
+    <w:lsdException w:name="Grid Table 3 Accent 6" w:uiPriority="48"/>
+    <w:lsdException w:name="Grid Table 4 Accent 6" w:uiPriority="49"/>
+    <w:lsdException w:name="Grid Table 5 Dark Accent 6" w:uiPriority="50"/>
+    <w:lsdException w:name="Grid Table 6 Colorful Accent 6" w:uiPriority="51"/>
+    <w:lsdException w:name="Grid Table 7 Colorful Accent 6" w:uiPriority="52"/>
+    <w:lsdException w:name="List Table 1 Light" w:uiPriority="46"/>
+    <w:lsdException w:name="List Table 2" w:uiPriority="47"/>
+    <w:lsdException w:name="List Table 3" w:uiPriority="48"/>
+    <w:lsdException w:name="List Table 4" w:uiPriority="49"/>
+    <w:lsdException w:name="List Table 5 Dark" w:uiPriority="50"/>
+    <w:lsdException w:name="List Table 6 Colorful" w:uiPriority="51"/>
+    <w:lsdException w:name="List Table 7 Colorful" w:uiPriority="52"/>
+    <w:lsdException w:name="List Table 1 Light Accent 1" w:uiPriority="46"/>
+    <w:lsdException w:name="List Table 2 Accent 1" w:uiPriority="47"/>
+    <w:lsdException w:name="List Table 3 Accent 1" w:uiPriority="48"/>
+    <w:lsdException w:name="List Table 4 Accent 1" w:uiPriority="49"/>
+    <w:lsdException w:name="List Table 5 Dark Accent 1" w:uiPriority="50"/>
+    <w:lsdException w:name="List Table 6 Colorful Accent 1" w:uiPriority="51"/>
+    <w:lsdException w:name="List Table 7 Colorful Accent 1" w:uiPriority="52"/>
+    <w:lsdException w:name="List Table 1 Light Accent 2" w:uiPriority="46"/>
+    <w:lsdException w:name="List Table 2 Accent 2" w:uiPriority="47"/>
+    <w:lsdException w:name="List Table 3 Accent 2" w:uiPriority="48"/>
+    <w:lsdException w:name="List Table 4 Accent 2" w:uiPriority="49"/>
+    <w:lsdException w:name="List Table 5 Dark Accent 2" w:uiPriority="50"/>
+    <w:lsdException w:name="List Table 6 Colorful Accent 2" w:uiPriority="51"/>
+    <w:lsdException w:name="List Table 7 Colorful Accent 2" w:uiPriority="52"/>
+    <w:lsdException w:name="List Table 1 Light Accent 3" w:uiPriority="46"/>
+    <w:lsdException w:name="List Table 2 Accent 3" w:uiPriority="47"/>
+    <w:lsdException w:name="List Table 3 Accent 3" w:uiPriority="48"/>
+    <w:lsdException w:name="List Table 4 Accent 3" w:uiPriority="49"/>
+    <w:lsdException w:name="List Table 5 Dark Accent 3" w:uiPriority="50"/>
+    <w:lsdException w:name="List Table 6 Colorful Accent 3" w:uiPriority="51"/>
+    <w:lsdException w:name="List Table 7 Colorful Accent 3" w:uiPriority="52"/>
+    <w:lsdException w:name="List Table 1 Light Accent 4" w:uiPriority="46"/>
+    <w:lsdException w:name="List Table 2 Accent 4" w:uiPriority="47"/>
+    <w:lsdException w:name="List Table 3 Accent 4" w:uiPriority="48"/>
+    <w:lsdException w:name="List Table 4 Accent 4" w:uiPriority="49"/>
+    <w:lsdException w:name="List Table 5 Dark Accent 4" w:uiPriority="50"/>
+    <w:lsdException w:name="List Table 6 Colorful Accent 4" w:uiPriority="51"/>
+    <w:lsdException w:name="List Table 7 Colorful Accent 4" w:uiPriority="52"/>
+    <w:lsdException w:name="List Table 1 Light Accent 5" w:uiPriority="46"/>
+    <w:lsdException w:name="List Table 2 Accent 5" w:uiPriority="47"/>
+    <w:lsdException w:name="List Table 3 Accent 5" w:uiPriority="48"/>
+    <w:lsdException w:name="List Table 4 Accent 5" w:uiPriority="49"/>
+    <w:lsdException w:name="List Table 5 Dark Accent 5" w:uiPriority="50"/>
+    <w:lsdException w:name="List Table 6 Colorful Accent 5" w:uiPriority="51"/>
+    <w:lsdException w:name="List Table 7 Colorful Accent 5" w:uiPriority="52"/>
+    <w:lsdException w:name="List Table 1 Light Accent 6" w:uiPriority="46"/>
+    <w:lsdException w:name="List Table 2 Accent 6" w:uiPriority="47"/>
+    <w:lsdException w:name="List Table 3 Accent 6" w:uiPriority="48"/>
+    <w:lsdException w:name="List Table 4 Accent 6" w:uiPriority="49"/>
+    <w:lsdException w:name="List Table 5 Dark Accent 6" w:uiPriority="50"/>
+    <w:lsdException w:name="List Table 6 Colorful Accent 6" w:uiPriority="51"/>
+    <w:lsdException w:name="List Table 7 Colorful Accent 6" w:uiPriority="52"/>
   </w:latentStyles>
-  <w:style w:type="paragraph" w:default="1" w:styleId="Normal">
+  <w:style w:type="paragraph" w:default="1" w:styleId="a">
     <w:name w:val="Normal"/>
     <w:qFormat/>
     <w:rsid w:val="007F7F67"/>
@@ -7976,11 +9040,11 @@
       <w:jc w:val="both"/>
     </w:pPr>
   </w:style>
-  <w:style w:type="paragraph" w:styleId="Heading2">
+  <w:style w:type="paragraph" w:styleId="2">
     <w:name w:val="heading 2"/>
-    <w:basedOn w:val="Normal"/>
-    <w:next w:val="Normal"/>
-    <w:link w:val="Heading2Char"/>
+    <w:basedOn w:val="a"/>
+    <w:next w:val="a"/>
+    <w:link w:val="20"/>
     <w:uiPriority w:val="9"/>
     <w:unhideWhenUsed/>
     <w:qFormat/>
@@ -8002,11 +9066,11 @@
       <w:szCs w:val="32"/>
     </w:rPr>
   </w:style>
-  <w:style w:type="paragraph" w:styleId="Heading3">
+  <w:style w:type="paragraph" w:styleId="3">
     <w:name w:val="heading 3"/>
-    <w:basedOn w:val="Normal"/>
-    <w:next w:val="Normal"/>
-    <w:link w:val="Heading3Char"/>
+    <w:basedOn w:val="a"/>
+    <w:next w:val="a"/>
+    <w:link w:val="30"/>
     <w:uiPriority w:val="9"/>
     <w:unhideWhenUsed/>
     <w:qFormat/>
@@ -8028,11 +9092,11 @@
       <w:szCs w:val="32"/>
     </w:rPr>
   </w:style>
-  <w:style w:type="paragraph" w:styleId="Heading4">
+  <w:style w:type="paragraph" w:styleId="4">
     <w:name w:val="heading 4"/>
-    <w:basedOn w:val="Normal"/>
-    <w:next w:val="Normal"/>
-    <w:link w:val="Heading4Char"/>
+    <w:basedOn w:val="a"/>
+    <w:next w:val="a"/>
+    <w:link w:val="40"/>
     <w:uiPriority w:val="9"/>
     <w:unhideWhenUsed/>
     <w:qFormat/>
@@ -8051,18 +9115,17 @@
       <w:szCs w:val="28"/>
     </w:rPr>
   </w:style>
-  <w:style w:type="character" w:default="1" w:styleId="DefaultParagraphFont">
+  <w:style w:type="character" w:default="1" w:styleId="a0">
     <w:name w:val="Default Paragraph Font"/>
     <w:uiPriority w:val="1"/>
     <w:semiHidden/>
     <w:unhideWhenUsed/>
   </w:style>
-  <w:style w:type="table" w:default="1" w:styleId="TableNormal">
+  <w:style w:type="table" w:default="1" w:styleId="a1">
     <w:name w:val="Normal Table"/>
     <w:uiPriority w:val="99"/>
     <w:semiHidden/>
     <w:unhideWhenUsed/>
-    <w:qFormat/>
     <w:tblPr>
       <w:tblInd w:w="0" w:type="dxa"/>
       <w:tblCellMar>
@@ -8073,16 +9136,16 @@
       </w:tblCellMar>
     </w:tblPr>
   </w:style>
-  <w:style w:type="numbering" w:default="1" w:styleId="NoList">
+  <w:style w:type="numbering" w:default="1" w:styleId="a2">
     <w:name w:val="No List"/>
     <w:uiPriority w:val="99"/>
     <w:semiHidden/>
     <w:unhideWhenUsed/>
   </w:style>
-  <w:style w:type="paragraph" w:styleId="PlainText">
+  <w:style w:type="paragraph" w:styleId="a3">
     <w:name w:val="Plain Text"/>
-    <w:basedOn w:val="Normal"/>
-    <w:link w:val="PlainTextChar"/>
+    <w:basedOn w:val="a"/>
+    <w:link w:val="a4"/>
     <w:uiPriority w:val="99"/>
     <w:unhideWhenUsed/>
     <w:rsid w:val="00C11BCA"/>
@@ -8091,10 +9154,10 @@
       <w:szCs w:val="21"/>
     </w:rPr>
   </w:style>
-  <w:style w:type="character" w:customStyle="1" w:styleId="PlainTextChar">
-    <w:name w:val="Plain Text Char"/>
-    <w:basedOn w:val="DefaultParagraphFont"/>
-    <w:link w:val="PlainText"/>
+  <w:style w:type="character" w:customStyle="1" w:styleId="a4">
+    <w:name w:val="纯文本 字符"/>
+    <w:basedOn w:val="a0"/>
+    <w:link w:val="a3"/>
     <w:uiPriority w:val="99"/>
     <w:rsid w:val="00C11BCA"/>
     <w:rPr>
@@ -8102,10 +9165,10 @@
       <w:szCs w:val="21"/>
     </w:rPr>
   </w:style>
-  <w:style w:type="character" w:customStyle="1" w:styleId="Heading2Char">
-    <w:name w:val="Heading 2 Char"/>
-    <w:basedOn w:val="DefaultParagraphFont"/>
-    <w:link w:val="Heading2"/>
+  <w:style w:type="character" w:customStyle="1" w:styleId="20">
+    <w:name w:val="标题 2 字符"/>
+    <w:basedOn w:val="a0"/>
+    <w:link w:val="2"/>
     <w:uiPriority w:val="9"/>
     <w:rsid w:val="007F7F67"/>
     <w:rPr>
@@ -8116,10 +9179,10 @@
       <w:szCs w:val="32"/>
     </w:rPr>
   </w:style>
-  <w:style w:type="character" w:customStyle="1" w:styleId="Heading3Char">
-    <w:name w:val="Heading 3 Char"/>
-    <w:basedOn w:val="DefaultParagraphFont"/>
-    <w:link w:val="Heading3"/>
+  <w:style w:type="character" w:customStyle="1" w:styleId="30">
+    <w:name w:val="标题 3 字符"/>
+    <w:basedOn w:val="a0"/>
+    <w:link w:val="3"/>
     <w:uiPriority w:val="9"/>
     <w:rsid w:val="007F7F67"/>
     <w:rPr>
@@ -8130,11 +9193,11 @@
       <w:szCs w:val="32"/>
     </w:rPr>
   </w:style>
-  <w:style w:type="paragraph" w:styleId="Title">
+  <w:style w:type="paragraph" w:styleId="a5">
     <w:name w:val="Title"/>
-    <w:basedOn w:val="Normal"/>
-    <w:next w:val="Normal"/>
-    <w:link w:val="TitleChar"/>
+    <w:basedOn w:val="a"/>
+    <w:next w:val="a"/>
+    <w:link w:val="a6"/>
     <w:uiPriority w:val="10"/>
     <w:qFormat/>
     <w:rsid w:val="007F7F67"/>
@@ -8151,10 +9214,10 @@
       <w:szCs w:val="32"/>
     </w:rPr>
   </w:style>
-  <w:style w:type="character" w:customStyle="1" w:styleId="TitleChar">
-    <w:name w:val="Title Char"/>
-    <w:basedOn w:val="DefaultParagraphFont"/>
-    <w:link w:val="Title"/>
+  <w:style w:type="character" w:customStyle="1" w:styleId="a6">
+    <w:name w:val="标题 字符"/>
+    <w:basedOn w:val="a0"/>
+    <w:link w:val="a5"/>
     <w:uiPriority w:val="10"/>
     <w:rsid w:val="007F7F67"/>
     <w:rPr>
@@ -8165,9 +9228,9 @@
       <w:szCs w:val="32"/>
     </w:rPr>
   </w:style>
-  <w:style w:type="paragraph" w:styleId="ListParagraph">
+  <w:style w:type="paragraph" w:styleId="a7">
     <w:name w:val="List Paragraph"/>
-    <w:basedOn w:val="Normal"/>
+    <w:basedOn w:val="a"/>
     <w:uiPriority w:val="34"/>
     <w:qFormat/>
     <w:rsid w:val="007F7F67"/>
@@ -8175,9 +9238,9 @@
       <w:ind w:firstLineChars="200" w:firstLine="420"/>
     </w:pPr>
   </w:style>
-  <w:style w:type="table" w:styleId="TableGrid">
+  <w:style w:type="table" w:styleId="a8">
     <w:name w:val="Table Grid"/>
-    <w:basedOn w:val="TableNormal"/>
+    <w:basedOn w:val="a1"/>
     <w:uiPriority w:val="59"/>
     <w:rsid w:val="007F7F67"/>
     <w:pPr>
@@ -8188,7 +9251,6 @@
       <w:rFonts w:eastAsia="Times New Roman"/>
     </w:rPr>
     <w:tblPr>
-      <w:tblInd w:w="0" w:type="dxa"/>
       <w:tblBorders>
         <w:top w:val="single" w:sz="4" w:space="0" w:color="000000" w:themeColor="text1"/>
         <w:left w:val="single" w:sz="4" w:space="0" w:color="000000" w:themeColor="text1"/>
@@ -8197,18 +9259,12 @@
         <w:insideH w:val="single" w:sz="4" w:space="0" w:color="000000" w:themeColor="text1"/>
         <w:insideV w:val="single" w:sz="4" w:space="0" w:color="000000" w:themeColor="text1"/>
       </w:tblBorders>
-      <w:tblCellMar>
-        <w:top w:w="0" w:type="dxa"/>
-        <w:left w:w="108" w:type="dxa"/>
-        <w:bottom w:w="0" w:type="dxa"/>
-        <w:right w:w="108" w:type="dxa"/>
-      </w:tblCellMar>
     </w:tblPr>
   </w:style>
-  <w:style w:type="paragraph" w:styleId="DocumentMap">
+  <w:style w:type="paragraph" w:styleId="a9">
     <w:name w:val="Document Map"/>
-    <w:basedOn w:val="Normal"/>
-    <w:link w:val="DocumentMapChar"/>
+    <w:basedOn w:val="a"/>
+    <w:link w:val="aa"/>
     <w:uiPriority w:val="99"/>
     <w:semiHidden/>
     <w:unhideWhenUsed/>
@@ -8219,10 +9275,10 @@
       <w:szCs w:val="18"/>
     </w:rPr>
   </w:style>
-  <w:style w:type="character" w:customStyle="1" w:styleId="DocumentMapChar">
-    <w:name w:val="Document Map Char"/>
-    <w:basedOn w:val="DefaultParagraphFont"/>
-    <w:link w:val="DocumentMap"/>
+  <w:style w:type="character" w:customStyle="1" w:styleId="aa">
+    <w:name w:val="文档结构图 字符"/>
+    <w:basedOn w:val="a0"/>
+    <w:link w:val="a9"/>
     <w:uiPriority w:val="99"/>
     <w:semiHidden/>
     <w:rsid w:val="00796CDB"/>
@@ -8232,10 +9288,10 @@
       <w:szCs w:val="18"/>
     </w:rPr>
   </w:style>
-  <w:style w:type="paragraph" w:styleId="HTMLPreformatted">
+  <w:style w:type="paragraph" w:styleId="HTML">
     <w:name w:val="HTML Preformatted"/>
-    <w:basedOn w:val="Normal"/>
-    <w:link w:val="HTMLPreformattedChar"/>
+    <w:basedOn w:val="a"/>
+    <w:link w:val="HTML0"/>
     <w:uiPriority w:val="99"/>
     <w:unhideWhenUsed/>
     <w:rsid w:val="00867D74"/>
@@ -8269,10 +9325,10 @@
       <w:szCs w:val="24"/>
     </w:rPr>
   </w:style>
-  <w:style w:type="character" w:customStyle="1" w:styleId="HTMLPreformattedChar">
-    <w:name w:val="HTML Preformatted Char"/>
-    <w:basedOn w:val="DefaultParagraphFont"/>
-    <w:link w:val="HTMLPreformatted"/>
+  <w:style w:type="character" w:customStyle="1" w:styleId="HTML0">
+    <w:name w:val="HTML 预设格式 字符"/>
+    <w:basedOn w:val="a0"/>
+    <w:link w:val="HTML"/>
     <w:uiPriority w:val="99"/>
     <w:rsid w:val="00867D74"/>
     <w:rPr>
@@ -8282,9 +9338,9 @@
       <w:szCs w:val="24"/>
     </w:rPr>
   </w:style>
-  <w:style w:type="character" w:styleId="CommentReference">
+  <w:style w:type="character" w:styleId="ab">
     <w:name w:val="annotation reference"/>
-    <w:basedOn w:val="DefaultParagraphFont"/>
+    <w:basedOn w:val="a0"/>
     <w:uiPriority w:val="99"/>
     <w:semiHidden/>
     <w:unhideWhenUsed/>
@@ -8294,10 +9350,10 @@
       <w:szCs w:val="21"/>
     </w:rPr>
   </w:style>
-  <w:style w:type="paragraph" w:styleId="CommentText">
+  <w:style w:type="paragraph" w:styleId="ac">
     <w:name w:val="annotation text"/>
-    <w:basedOn w:val="Normal"/>
-    <w:link w:val="CommentTextChar"/>
+    <w:basedOn w:val="a"/>
+    <w:link w:val="ad"/>
     <w:uiPriority w:val="99"/>
     <w:unhideWhenUsed/>
     <w:rsid w:val="00457ECE"/>
@@ -8305,18 +9361,18 @@
       <w:jc w:val="left"/>
     </w:pPr>
   </w:style>
-  <w:style w:type="character" w:customStyle="1" w:styleId="CommentTextChar">
-    <w:name w:val="Comment Text Char"/>
-    <w:basedOn w:val="DefaultParagraphFont"/>
-    <w:link w:val="CommentText"/>
+  <w:style w:type="character" w:customStyle="1" w:styleId="ad">
+    <w:name w:val="批注文字 字符"/>
+    <w:basedOn w:val="a0"/>
+    <w:link w:val="ac"/>
     <w:uiPriority w:val="99"/>
     <w:rsid w:val="00457ECE"/>
   </w:style>
-  <w:style w:type="paragraph" w:styleId="CommentSubject">
+  <w:style w:type="paragraph" w:styleId="ae">
     <w:name w:val="annotation subject"/>
-    <w:basedOn w:val="CommentText"/>
-    <w:next w:val="CommentText"/>
-    <w:link w:val="CommentSubjectChar"/>
+    <w:basedOn w:val="ac"/>
+    <w:next w:val="ac"/>
+    <w:link w:val="af"/>
     <w:uiPriority w:val="99"/>
     <w:semiHidden/>
     <w:unhideWhenUsed/>
@@ -8326,10 +9382,10 @@
       <w:bCs/>
     </w:rPr>
   </w:style>
-  <w:style w:type="character" w:customStyle="1" w:styleId="CommentSubjectChar">
-    <w:name w:val="Comment Subject Char"/>
-    <w:basedOn w:val="CommentTextChar"/>
-    <w:link w:val="CommentSubject"/>
+  <w:style w:type="character" w:customStyle="1" w:styleId="af">
+    <w:name w:val="批注主题 字符"/>
+    <w:basedOn w:val="ad"/>
+    <w:link w:val="ae"/>
     <w:uiPriority w:val="99"/>
     <w:semiHidden/>
     <w:rsid w:val="00457ECE"/>
@@ -8338,10 +9394,10 @@
       <w:bCs/>
     </w:rPr>
   </w:style>
-  <w:style w:type="paragraph" w:styleId="BalloonText">
+  <w:style w:type="paragraph" w:styleId="af0">
     <w:name w:val="Balloon Text"/>
-    <w:basedOn w:val="Normal"/>
-    <w:link w:val="BalloonTextChar"/>
+    <w:basedOn w:val="a"/>
+    <w:link w:val="af1"/>
     <w:uiPriority w:val="99"/>
     <w:semiHidden/>
     <w:unhideWhenUsed/>
@@ -8351,10 +9407,10 @@
       <w:szCs w:val="18"/>
     </w:rPr>
   </w:style>
-  <w:style w:type="character" w:customStyle="1" w:styleId="BalloonTextChar">
-    <w:name w:val="Balloon Text Char"/>
-    <w:basedOn w:val="DefaultParagraphFont"/>
-    <w:link w:val="BalloonText"/>
+  <w:style w:type="character" w:customStyle="1" w:styleId="af1">
+    <w:name w:val="批注框文本 字符"/>
+    <w:basedOn w:val="a0"/>
+    <w:link w:val="af0"/>
     <w:uiPriority w:val="99"/>
     <w:semiHidden/>
     <w:rsid w:val="00457ECE"/>
@@ -8363,9 +9419,9 @@
       <w:szCs w:val="18"/>
     </w:rPr>
   </w:style>
-  <w:style w:type="character" w:styleId="Hyperlink">
+  <w:style w:type="character" w:styleId="af2">
     <w:name w:val="Hyperlink"/>
-    <w:basedOn w:val="DefaultParagraphFont"/>
+    <w:basedOn w:val="a0"/>
     <w:uiPriority w:val="99"/>
     <w:unhideWhenUsed/>
     <w:rsid w:val="00C55E2A"/>
@@ -8374,9 +9430,9 @@
       <w:u w:val="single"/>
     </w:rPr>
   </w:style>
-  <w:style w:type="character" w:styleId="Emphasis">
+  <w:style w:type="character" w:styleId="af3">
     <w:name w:val="Emphasis"/>
-    <w:basedOn w:val="DefaultParagraphFont"/>
+    <w:basedOn w:val="a0"/>
     <w:uiPriority w:val="20"/>
     <w:qFormat/>
     <w:rsid w:val="004B6905"/>
@@ -8385,10 +9441,10 @@
       <w:iCs/>
     </w:rPr>
   </w:style>
-  <w:style w:type="character" w:customStyle="1" w:styleId="Heading4Char">
-    <w:name w:val="Heading 4 Char"/>
-    <w:basedOn w:val="DefaultParagraphFont"/>
-    <w:link w:val="Heading4"/>
+  <w:style w:type="character" w:customStyle="1" w:styleId="40">
+    <w:name w:val="标题 4 字符"/>
+    <w:basedOn w:val="a0"/>
+    <w:link w:val="4"/>
     <w:uiPriority w:val="9"/>
     <w:rsid w:val="00B11327"/>
     <w:rPr>
@@ -8399,10 +9455,10 @@
       <w:szCs w:val="28"/>
     </w:rPr>
   </w:style>
-  <w:style w:type="paragraph" w:styleId="Header">
+  <w:style w:type="paragraph" w:styleId="af4">
     <w:name w:val="header"/>
-    <w:basedOn w:val="Normal"/>
-    <w:link w:val="HeaderChar"/>
+    <w:basedOn w:val="a"/>
+    <w:link w:val="af5"/>
     <w:uiPriority w:val="99"/>
     <w:unhideWhenUsed/>
     <w:rsid w:val="001F01D6"/>
@@ -8422,10 +9478,10 @@
       <w:szCs w:val="18"/>
     </w:rPr>
   </w:style>
-  <w:style w:type="character" w:customStyle="1" w:styleId="HeaderChar">
-    <w:name w:val="Header Char"/>
-    <w:basedOn w:val="DefaultParagraphFont"/>
-    <w:link w:val="Header"/>
+  <w:style w:type="character" w:customStyle="1" w:styleId="af5">
+    <w:name w:val="页眉 字符"/>
+    <w:basedOn w:val="a0"/>
+    <w:link w:val="af4"/>
     <w:uiPriority w:val="99"/>
     <w:rsid w:val="001F01D6"/>
     <w:rPr>
@@ -8433,10 +9489,10 @@
       <w:szCs w:val="18"/>
     </w:rPr>
   </w:style>
-  <w:style w:type="paragraph" w:styleId="Footer">
+  <w:style w:type="paragraph" w:styleId="af6">
     <w:name w:val="footer"/>
-    <w:basedOn w:val="Normal"/>
-    <w:link w:val="FooterChar"/>
+    <w:basedOn w:val="a"/>
+    <w:link w:val="af7"/>
     <w:uiPriority w:val="99"/>
     <w:unhideWhenUsed/>
     <w:rsid w:val="001F01D6"/>
@@ -8453,10 +9509,10 @@
       <w:szCs w:val="18"/>
     </w:rPr>
   </w:style>
-  <w:style w:type="character" w:customStyle="1" w:styleId="FooterChar">
-    <w:name w:val="Footer Char"/>
-    <w:basedOn w:val="DefaultParagraphFont"/>
-    <w:link w:val="Footer"/>
+  <w:style w:type="character" w:customStyle="1" w:styleId="af7">
+    <w:name w:val="页脚 字符"/>
+    <w:basedOn w:val="a0"/>
+    <w:link w:val="af6"/>
     <w:uiPriority w:val="99"/>
     <w:rsid w:val="001F01D6"/>
     <w:rPr>
@@ -8475,7 +9531,7 @@
         <a:sysClr val="windowText" lastClr="000000"/>
       </a:dk1>
       <a:lt1>
-        <a:sysClr val="window" lastClr="CCE8CF"/>
+        <a:sysClr val="window" lastClr="FFFFFF"/>
       </a:lt1>
       <a:dk2>
         <a:srgbClr val="1F497D"/>

--- a/internal_doc/03.开发设计/Sequence&AutoIncrement/Story-AutoIncrement.docx
+++ b/internal_doc/03.开发设计/Sequence&AutoIncrement/Story-AutoIncrement.docx
@@ -3460,7 +3460,13 @@
         </w:tabs>
       </w:pPr>
       <w:r>
-        <w:t>db.foo.bar.dropAutoIncrement({Field:”id1”})</w:t>
+        <w:t>db.foo.bar</w:t>
+      </w:r>
+      <w:r>
+        <w:t>.dropAutoIncrement(”id1”</w:t>
+      </w:r>
+      <w:r>
+        <w:t>)</w:t>
       </w:r>
     </w:p>
     <w:p>
@@ -3471,7 +3477,27 @@
         <w:ind w:left="0" w:firstLineChars="150" w:firstLine="315"/>
       </w:pPr>
       <w:r>
-        <w:t>db.foo.bar.dropAutoIncrement({Field:[”id1”,”id2”]})</w:t>
+        <w:t>db.f</w:t>
+      </w:r>
+      <w:r>
+        <w:t>oo.bar.dropAutoIncrement([”id1”,”id2”</w:t>
+      </w:r>
+      <w:r>
+        <w:rPr>
+          <w:rFonts w:hint="eastAsia"/>
+        </w:rPr>
+        <w:t>,</w:t>
+      </w:r>
+      <w:r>
+        <w:t>…</w:t>
+      </w:r>
+      <w:bookmarkStart w:id="1" w:name="_GoBack"/>
+      <w:bookmarkEnd w:id="1"/>
+      <w:r>
+        <w:t>]</w:t>
+      </w:r>
+      <w:r>
+        <w:t>)</w:t>
       </w:r>
     </w:p>
     <w:p>
@@ -3962,7 +3988,7 @@
               <w:ind w:left="0"/>
               <w:jc w:val="left"/>
               <w:rPr>
-                <w:rFonts w:eastAsiaTheme="minorEastAsia" w:hint="eastAsia"/>
+                <w:rFonts w:eastAsiaTheme="minorEastAsia"/>
               </w:rPr>
             </w:pPr>
             <w:r>
@@ -4007,18 +4033,9 @@
               <w:spacing w:line="0" w:lineRule="atLeast"/>
               <w:ind w:left="0"/>
               <w:jc w:val="left"/>
-              <w:rPr>
-                <w:rFonts w:hint="eastAsia"/>
-              </w:rPr>
-            </w:pPr>
-            <w:r>
-              <w:t>INT32 sdbCreateAutoIncrement( sdbCollectionHandle cHandle,</w:t>
-            </w:r>
-            <w:r>
-              <w:t xml:space="preserve"> </w:t>
-            </w:r>
-            <w:r>
-              <w:t>const bson * fields ) ;</w:t>
+            </w:pPr>
+            <w:r>
+              <w:t>INT32 sdbCreateAutoIncrement( sdbCollectionHandle cHandle, const bson * fields ) ;</w:t>
             </w:r>
           </w:p>
         </w:tc>
@@ -4030,7 +4047,7 @@
             <w:pPr>
               <w:ind w:left="0"/>
               <w:rPr>
-                <w:rFonts w:eastAsiaTheme="minorEastAsia" w:hint="eastAsia"/>
+                <w:rFonts w:eastAsiaTheme="minorEastAsia"/>
               </w:rPr>
             </w:pPr>
             <w:r>
@@ -4092,9 +4109,6 @@
               <w:spacing w:line="0" w:lineRule="atLeast"/>
               <w:ind w:left="0"/>
               <w:jc w:val="left"/>
-              <w:rPr>
-                <w:rFonts w:hint="eastAsia"/>
-              </w:rPr>
             </w:pPr>
             <w:r>
               <w:t>INT32 sdbDropAutoIncrement( sdbCollectionHandle cHandle, const bson * fields ) ;</w:t>
@@ -4334,8 +4348,6 @@
               </w:rPr>
               <w:t>接口</w:t>
             </w:r>
-            <w:bookmarkStart w:id="1" w:name="_GoBack"/>
-            <w:bookmarkEnd w:id="1"/>
           </w:p>
         </w:tc>
       </w:tr>
@@ -4372,7 +4384,6 @@
         <w:spacing w:line="0" w:lineRule="atLeast"/>
         <w:ind w:left="0"/>
         <w:rPr>
-          <w:rFonts w:hint="eastAsia"/>
           <w:sz w:val="16"/>
         </w:rPr>
       </w:pPr>
@@ -4405,7 +4416,6 @@
         <w:spacing w:line="0" w:lineRule="atLeast"/>
         <w:ind w:left="0"/>
         <w:rPr>
-          <w:rFonts w:hint="eastAsia"/>
           <w:sz w:val="16"/>
         </w:rPr>
       </w:pPr>
@@ -5793,7 +5803,7 @@
           <v:shape id="_x0000_i1025" type="#_x0000_t75" style="width:280.05pt;height:249.15pt" o:ole="">
             <v:imagedata r:id="rId9" o:title=""/>
           </v:shape>
-          <o:OLEObject Type="Embed" ProgID="Visio.Drawing.11" ShapeID="_x0000_i1025" DrawAspect="Content" ObjectID="_1601829952" r:id="rId10"/>
+          <o:OLEObject Type="Embed" ProgID="Visio.Drawing.11" ShapeID="_x0000_i1025" DrawAspect="Content" ObjectID="_1602056179" r:id="rId10"/>
         </w:object>
       </w:r>
     </w:p>
@@ -5811,7 +5821,7 @@
           <v:shape id="_x0000_i1026" type="#_x0000_t75" style="width:4in;height:697.45pt" o:ole="">
             <v:imagedata r:id="rId11" o:title=""/>
           </v:shape>
-          <o:OLEObject Type="Embed" ProgID="Visio.Drawing.11" ShapeID="_x0000_i1026" DrawAspect="Content" ObjectID="_1601829953" r:id="rId12"/>
+          <o:OLEObject Type="Embed" ProgID="Visio.Drawing.11" ShapeID="_x0000_i1026" DrawAspect="Content" ObjectID="_1602056180" r:id="rId12"/>
         </w:object>
       </w:r>
     </w:p>
@@ -5865,7 +5875,7 @@
           <v:shape id="_x0000_i1027" type="#_x0000_t75" style="width:106.9pt;height:401.5pt" o:ole="">
             <v:imagedata r:id="rId13" o:title=""/>
           </v:shape>
-          <o:OLEObject Type="Embed" ProgID="Visio.Drawing.11" ShapeID="_x0000_i1027" DrawAspect="Content" ObjectID="_1601829954" r:id="rId14"/>
+          <o:OLEObject Type="Embed" ProgID="Visio.Drawing.11" ShapeID="_x0000_i1027" DrawAspect="Content" ObjectID="_1602056181" r:id="rId14"/>
         </w:object>
       </w:r>
     </w:p>

--- a/internal_doc/03.开发设计/Sequence&AutoIncrement/Story-AutoIncrement.docx
+++ b/internal_doc/03.开发设计/Sequence&AutoIncrement/Story-AutoIncrement.docx
@@ -1266,6 +1266,8 @@
                 <w:rFonts w:eastAsiaTheme="minorEastAsia"/>
               </w:rPr>
             </w:pPr>
+            <w:bookmarkStart w:id="1" w:name="_GoBack"/>
+            <w:bookmarkEnd w:id="1"/>
             <w:r>
               <w:rPr>
                 <w:rFonts w:eastAsiaTheme="minorEastAsia" w:hint="eastAsia"/>
@@ -3489,12 +3491,7 @@
         <w:t>,</w:t>
       </w:r>
       <w:r>
-        <w:t>…</w:t>
-      </w:r>
-      <w:bookmarkStart w:id="1" w:name="_GoBack"/>
-      <w:bookmarkEnd w:id="1"/>
-      <w:r>
-        <w:t>]</w:t>
+        <w:t>…]</w:t>
       </w:r>
       <w:r>
         <w:t>)</w:t>
@@ -5800,10 +5797,10 @@
             <v:path o:extrusionok="f" gradientshapeok="t" o:connecttype="rect"/>
             <o:lock v:ext="edit" aspectratio="t"/>
           </v:shapetype>
-          <v:shape id="_x0000_i1025" type="#_x0000_t75" style="width:280.05pt;height:249.15pt" o:ole="">
+          <v:shape id="_x0000_i1025" type="#_x0000_t75" style="width:279.75pt;height:249pt" o:ole="">
             <v:imagedata r:id="rId9" o:title=""/>
           </v:shape>
-          <o:OLEObject Type="Embed" ProgID="Visio.Drawing.11" ShapeID="_x0000_i1025" DrawAspect="Content" ObjectID="_1602056179" r:id="rId10"/>
+          <o:OLEObject Type="Embed" ProgID="Visio.Drawing.11" ShapeID="_x0000_i1025" DrawAspect="Content" ObjectID="_1602587229" r:id="rId10"/>
         </w:object>
       </w:r>
     </w:p>
@@ -5818,10 +5815,10 @@
     <w:p>
       <w:r>
         <w:object w:dxaOrig="5831" w:dyaOrig="14120" w14:anchorId="643B574D">
-          <v:shape id="_x0000_i1026" type="#_x0000_t75" style="width:4in;height:697.45pt" o:ole="">
+          <v:shape id="_x0000_i1026" type="#_x0000_t75" style="width:4in;height:697.5pt" o:ole="">
             <v:imagedata r:id="rId11" o:title=""/>
           </v:shape>
-          <o:OLEObject Type="Embed" ProgID="Visio.Drawing.11" ShapeID="_x0000_i1026" DrawAspect="Content" ObjectID="_1602056180" r:id="rId12"/>
+          <o:OLEObject Type="Embed" ProgID="Visio.Drawing.11" ShapeID="_x0000_i1026" DrawAspect="Content" ObjectID="_1602587230" r:id="rId12"/>
         </w:object>
       </w:r>
     </w:p>
@@ -5872,10 +5869,10 @@
     <w:p>
       <w:r>
         <w:object w:dxaOrig="2138" w:dyaOrig="8025" w14:anchorId="53911943">
-          <v:shape id="_x0000_i1027" type="#_x0000_t75" style="width:106.9pt;height:401.5pt" o:ole="">
+          <v:shape id="_x0000_i1027" type="#_x0000_t75" style="width:107.25pt;height:402pt" o:ole="">
             <v:imagedata r:id="rId13" o:title=""/>
           </v:shape>
-          <o:OLEObject Type="Embed" ProgID="Visio.Drawing.11" ShapeID="_x0000_i1027" DrawAspect="Content" ObjectID="_1602056181" r:id="rId14"/>
+          <o:OLEObject Type="Embed" ProgID="Visio.Drawing.11" ShapeID="_x0000_i1027" DrawAspect="Content" ObjectID="_1602587231" r:id="rId14"/>
         </w:object>
       </w:r>
     </w:p>
